--- a/docs/especificacion-proyecto.docx
+++ b/docs/especificacion-proyecto.docx
@@ -2,15 +2,2338 @@
 <file path=word/document.xml><?xml version="1.0" encoding="utf-8"?>
 <w:document xmlns:wpc="http://schemas.microsoft.com/office/word/2010/wordprocessingCanvas" xmlns:mo="http://schemas.microsoft.com/office/mac/office/2008/main" xmlns:mc="http://schemas.openxmlformats.org/markup-compatibility/2006" xmlns:mv="urn:schemas-microsoft-com:mac:vml" xmlns:o="urn:schemas-microsoft-com:office:office" xmlns:r="http://schemas.openxmlformats.org/officeDocument/2006/relationships" xmlns:m="http://schemas.openxmlformats.org/officeDocument/2006/math" xmlns:v="urn:schemas-microsoft-com:vml" xmlns:wp14="http://schemas.microsoft.com/office/word/2010/wordprocessingDrawing" xmlns:wp="http://schemas.openxmlformats.org/drawingml/2006/wordprocessingDrawing" xmlns:w10="urn:schemas-microsoft-com:office:word" xmlns:w="http://schemas.openxmlformats.org/wordprocessingml/2006/main" xmlns:w14="http://schemas.microsoft.com/office/word/2010/wordml" xmlns:wpg="http://schemas.microsoft.com/office/word/2010/wordprocessingGroup" xmlns:wpi="http://schemas.microsoft.com/office/word/2010/wordprocessingInk" xmlns:wne="http://schemas.microsoft.com/office/word/2006/wordml" xmlns:wps="http://schemas.microsoft.com/office/word/2010/wordprocessingShape" mc:Ignorable="w14 wp14">
   <w:body>
+    <w:p/>
+    <w:p/>
+    <w:p/>
+    <w:p/>
+    <w:p/>
+    <w:p/>
     <w:p>
       <w:pPr>
-        <w:spacing w:before="600" w:after="80" w:line="276" w:lineRule="auto"/>
+        <w:jc w:val="center"/>
+      </w:pPr>
+      <w:r>
+        <w:rPr>
+          <w:b/>
+          <w:color w:val="003366"/>
+          <w:sz w:val="36"/>
+        </w:rPr>
+        <w:t>Sistema de Gestión de Biblioteca Universitaria</w:t>
+      </w:r>
+    </w:p>
+    <w:p>
+      <w:pPr>
+        <w:jc w:val="center"/>
+      </w:pPr>
+      <w:r>
+        <w:rPr>
+          <w:color w:val="003366"/>
+          <w:sz w:val="28"/>
+        </w:rPr>
+        <w:t>Documento de Especificación del Proyecto</w:t>
+      </w:r>
+    </w:p>
+    <w:p/>
+    <w:p>
+      <w:pPr>
+        <w:jc w:val="center"/>
+      </w:pPr>
+      <w:r>
+        <w:rPr>
+          <w:b/>
+        </w:rPr>
+        <w:t xml:space="preserve">Asignatura: </w:t>
+      </w:r>
+      <w:r>
+        <w:t>Lenguaje de Programación 2</w:t>
+      </w:r>
+    </w:p>
+    <w:p>
+      <w:pPr>
+        <w:jc w:val="center"/>
+      </w:pPr>
+      <w:r>
+        <w:rPr>
+          <w:b/>
+        </w:rPr>
+        <w:t xml:space="preserve">Docente: </w:t>
+      </w:r>
+      <w:r>
+        <w:t>Ing. Bryan Vélez M.Sc.</w:t>
+      </w:r>
+    </w:p>
+    <w:p>
+      <w:pPr>
+        <w:jc w:val="center"/>
+      </w:pPr>
+      <w:r>
+        <w:rPr>
+          <w:b/>
+        </w:rPr>
+        <w:t xml:space="preserve">Grupo: </w:t>
+      </w:r>
+      <w:r>
+        <w:t>#1</w:t>
+      </w:r>
+    </w:p>
+    <w:p>
+      <w:pPr>
+        <w:jc w:val="center"/>
+      </w:pPr>
+      <w:r>
+        <w:rPr>
+          <w:b/>
+        </w:rPr>
+        <w:t xml:space="preserve">Semestre: </w:t>
+      </w:r>
+      <w:r>
+        <w:t>Tercero — Modalidad en Línea</w:t>
+      </w:r>
+    </w:p>
+    <w:p>
+      <w:pPr>
+        <w:jc w:val="center"/>
+      </w:pPr>
+      <w:r>
+        <w:rPr>
+          <w:b/>
+        </w:rPr>
+        <w:t xml:space="preserve">Universidad: </w:t>
+      </w:r>
+      <w:r>
+        <w:t>Universidad Agraria del Ecuador (UAE)</w:t>
+      </w:r>
+    </w:p>
+    <w:p>
+      <w:pPr>
+        <w:jc w:val="center"/>
+      </w:pPr>
+      <w:r>
+        <w:rPr>
+          <w:b/>
+        </w:rPr>
+        <w:t xml:space="preserve">Fecha: </w:t>
+      </w:r>
+      <w:r>
+        <w:t>Julio 2026</w:t>
+      </w:r>
+    </w:p>
+    <w:p>
+      <w:r>
+        <w:br w:type="page"/>
+      </w:r>
+    </w:p>
+    <w:p>
+      <w:pPr>
+        <w:pStyle w:val="Heading1"/>
+      </w:pPr>
+      <w:r>
+        <w:t>Índice</w:t>
+      </w:r>
+    </w:p>
+    <w:p>
+      <w:pPr>
+        <w:pStyle w:val="ListNumber"/>
+      </w:pPr>
+      <w:r>
+        <w:t>1. Introducción</w:t>
+      </w:r>
+    </w:p>
+    <w:p>
+      <w:pPr>
+        <w:pStyle w:val="ListNumber"/>
+      </w:pPr>
+      <w:r>
+        <w:t>2. Justificación</w:t>
+      </w:r>
+    </w:p>
+    <w:p>
+      <w:pPr>
+        <w:pStyle w:val="ListNumber"/>
+      </w:pPr>
+      <w:r>
+        <w:t>3. Objetivos</w:t>
+      </w:r>
+    </w:p>
+    <w:p>
+      <w:pPr>
+        <w:pStyle w:val="ListNumber"/>
+      </w:pPr>
+      <w:r>
+        <w:t>4. Alcance</w:t>
+      </w:r>
+    </w:p>
+    <w:p>
+      <w:pPr>
+        <w:pStyle w:val="ListNumber"/>
+      </w:pPr>
+      <w:r>
+        <w:t>5. Marco Teórico</w:t>
+      </w:r>
+    </w:p>
+    <w:p>
+      <w:pPr>
+        <w:pStyle w:val="ListNumber"/>
+      </w:pPr>
+      <w:r>
+        <w:t>6. Metodología de Desarrollo</w:t>
+      </w:r>
+    </w:p>
+    <w:p>
+      <w:pPr>
+        <w:pStyle w:val="ListNumber"/>
+      </w:pPr>
+      <w:r>
+        <w:t>7. Diseño Preliminar</w:t>
+      </w:r>
+    </w:p>
+    <w:p>
+      <w:pPr>
+        <w:pStyle w:val="ListNumber"/>
+      </w:pPr>
+      <w:r>
+        <w:t>8. Distribución del Trabajo</w:t>
+      </w:r>
+    </w:p>
+    <w:p>
+      <w:pPr>
+        <w:pStyle w:val="ListNumber"/>
+      </w:pPr>
+      <w:r>
+        <w:t>9. Repositorio y Control de Versiones</w:t>
+      </w:r>
+    </w:p>
+    <w:p>
+      <w:pPr>
+        <w:pStyle w:val="ListNumber"/>
+      </w:pPr>
+      <w:r>
+        <w:t>10. Plan de Trabajo y Cronograma</w:t>
+      </w:r>
+    </w:p>
+    <w:p>
+      <w:r>
+        <w:br w:type="page"/>
+      </w:r>
+    </w:p>
+    <w:p>
+      <w:pPr>
+        <w:pStyle w:val="Heading1"/>
+      </w:pPr>
+      <w:r>
+        <w:t>1. Introducción</w:t>
+      </w:r>
+    </w:p>
+    <w:p>
+      <w:r>
+        <w:t>Las bibliotecas universitarias enfrentan el desafío de gestionar eficientemente sus recursos bibliográficos: registro de socios, control de préstamos, devoluciones y reservas. Actualmente, muchas bibliotecas pequeñas y medianas aún utilizan métodos manuales o sistemas genéricos que no se adaptan a sus necesidades específicas.</w:t>
+      </w:r>
+    </w:p>
+    <w:p>
+      <w:r>
+        <w:t>El presente proyecto tiene como objetivo desarrollar un Sistema de Gestión de Biblioteca Universitaria que automatice los procesos diarios de una biblioteca física. El sistema permitirá registrar socios (estudiantes y docentes), administrar el catálogo de libros, controlar préstamos y devoluciones, y gestionar reservas de ejemplares no disponibles.</w:t>
+      </w:r>
+    </w:p>
+    <w:p>
+      <w:r>
+        <w:t>El sistema se desarrolla como proyecto final de la asignatura Lenguaje de Programación 2, aplicando los conceptos de Programación Orientada a Objetos, estructuras de datos, algoritmos de ordenamiento y búsqueda, bases de datos SQLite e interfaz gráfica con Tkinter, todos enseñados durante el semestre por el Ing. Bryan Vélez.</w:t>
+      </w:r>
+    </w:p>
+    <w:p>
+      <w:pPr>
+        <w:pStyle w:val="Heading1"/>
+      </w:pPr>
+      <w:r>
+        <w:t>2. Justificación</w:t>
+      </w:r>
+    </w:p>
+    <w:p>
+      <w:r>
+        <w:t>La Universidad Agraria del Ecuador, en su modalidad en línea, requiere que los estudiantes demuestren competencias en el desarrollo de software aplicando los principios de la programación estructurada y orientada a objetos. Este proyecto integra los conocimientos adquiridos durante el semestre en un producto funcional.</w:t>
+      </w:r>
+    </w:p>
+    <w:p>
+      <w:r>
+        <w:t>La automatización de una biblioteca universitaria permite:</w:t>
+      </w:r>
+    </w:p>
+    <w:p>
+      <w:pPr>
+        <w:pStyle w:val="ListBullet"/>
+      </w:pPr>
+      <w:r>
+        <w:t>Reducir errores humanos en el registro manual de préstamos y devoluciones</w:t>
+      </w:r>
+    </w:p>
+    <w:p>
+      <w:pPr>
+        <w:pStyle w:val="ListBullet"/>
+      </w:pPr>
+      <w:r>
+        <w:t>Agilizar la búsqueda de libros en el catálogo</w:t>
+      </w:r>
+    </w:p>
+    <w:p>
+      <w:pPr>
+        <w:pStyle w:val="ListBullet"/>
+      </w:pPr>
+      <w:r>
+        <w:t>Mantener un control preciso de los ejemplares disponibles</w:t>
+      </w:r>
+    </w:p>
+    <w:p>
+      <w:pPr>
+        <w:pStyle w:val="ListBullet"/>
+      </w:pPr>
+      <w:r>
+        <w:t>Mejorar la experiencia del usuario (socios y bibliotecarios)</w:t>
+      </w:r>
+    </w:p>
+    <w:p>
+      <w:pPr>
+        <w:pStyle w:val="Heading1"/>
+      </w:pPr>
+      <w:r>
+        <w:t>3. Objetivos</w:t>
+      </w:r>
+    </w:p>
+    <w:p>
+      <w:pPr>
+        <w:pStyle w:val="Heading2"/>
+      </w:pPr>
+      <w:r>
+        <w:t>3.1 Objetivo General</w:t>
+      </w:r>
+    </w:p>
+    <w:p>
+      <w:r>
+        <w:t>Desarrollar un sistema de escritorio para la gestión de una biblioteca universitaria que permita administrar socios, libros, préstamos y reservas, aplicando los principios de la Programación Orientada a Objetos, estructuras de datos, algoritmos de búsqueda y ordenamiento, y persistencia en base de datos SQLite.</w:t>
+      </w:r>
+    </w:p>
+    <w:p>
+      <w:pPr>
+        <w:pStyle w:val="Heading2"/>
+      </w:pPr>
+      <w:r>
+        <w:t>3.2 Objetivos Específicos</w:t>
+      </w:r>
+    </w:p>
+    <w:p>
+      <w:pPr>
+        <w:pStyle w:val="ListNumber"/>
+      </w:pPr>
+      <w:r>
+        <w:t>Implementar un modelo de clases utilizando herencia, encapsulamiento, polimorfismo y abstracción para representar los actores del sistema (Persona → Estudiante/Docente, Libro, Préstamo, Reserva).</w:t>
+      </w:r>
+    </w:p>
+    <w:p>
+      <w:pPr>
+        <w:pStyle w:val="ListNumber"/>
+      </w:pPr>
+      <w:r>
+        <w:t>Utilizar estructuras de datos lineales (lista enlazada, cola FIFO, pila LIFO) para la gestión dinámica de la información en memoria.</w:t>
+      </w:r>
+    </w:p>
+    <w:p>
+      <w:pPr>
+        <w:pStyle w:val="ListNumber"/>
+      </w:pPr>
+      <w:r>
+        <w:t>Implementar algoritmos de ordenamiento (burbuja, inserción, merge sort, quick sort) y búsqueda (lineal, binaria) para la manipulación del catálogo.</w:t>
+      </w:r>
+    </w:p>
+    <w:p>
+      <w:pPr>
+        <w:pStyle w:val="ListNumber"/>
+      </w:pPr>
+      <w:r>
+        <w:t>Persistir los datos en una base de datos SQLite con operaciones CRUD completas y claves foráneas.</w:t>
+      </w:r>
+    </w:p>
+    <w:p>
+      <w:pPr>
+        <w:pStyle w:val="ListNumber"/>
+      </w:pPr>
+      <w:r>
+        <w:t>Desarrollar una interfaz gráfica de usuario (GUI) utilizando Tkinter para la interacción con el sistema.</w:t>
+      </w:r>
+    </w:p>
+    <w:p>
+      <w:pPr>
+        <w:pStyle w:val="Heading1"/>
+      </w:pPr>
+      <w:r>
+        <w:t>4. Alcance</w:t>
+      </w:r>
+    </w:p>
+    <w:p>
+      <w:pPr>
+        <w:pStyle w:val="Heading2"/>
+      </w:pPr>
+      <w:r>
+        <w:t>4.1 Funcionalidades incluidas</w:t>
+      </w:r>
+    </w:p>
+    <w:p>
+      <w:pPr>
+        <w:pStyle w:val="ListBullet"/>
+      </w:pPr>
+      <w:r>
+        <w:t>Gestión de Socios: registro, consulta y actualización de datos de estudiantes y docentes</w:t>
+      </w:r>
+    </w:p>
+    <w:p>
+      <w:pPr>
+        <w:pStyle w:val="ListBullet"/>
+      </w:pPr>
+      <w:r>
+        <w:t>Gestión de Libros: alta, consulta y eliminación de libros en el catálogo</w:t>
+      </w:r>
+    </w:p>
+    <w:p>
+      <w:pPr>
+        <w:pStyle w:val="ListBullet"/>
+      </w:pPr>
+      <w:r>
+        <w:t>Préstamos: realización de préstamos y registro de devoluciones</w:t>
+      </w:r>
+    </w:p>
+    <w:p>
+      <w:pPr>
+        <w:pStyle w:val="ListBullet"/>
+      </w:pPr>
+      <w:r>
+        <w:t>Reservas: creación de reservas para libros no disponibles (cola de espera FIFO)</w:t>
+      </w:r>
+    </w:p>
+    <w:p>
+      <w:pPr>
+        <w:pStyle w:val="ListBullet"/>
+      </w:pPr>
+      <w:r>
+        <w:t>Búsqueda: búsqueda de libros por título, autor, y aplicación de búsqueda binaria</w:t>
+      </w:r>
+    </w:p>
+    <w:p>
+      <w:pPr>
+        <w:pStyle w:val="ListBullet"/>
+      </w:pPr>
+      <w:r>
+        <w:t>Ordenamiento: ordenamiento del catálogo por diferentes criterios usando múltiples algoritmos</w:t>
+      </w:r>
+    </w:p>
+    <w:p>
+      <w:pPr>
+        <w:pStyle w:val="Heading2"/>
+      </w:pPr>
+      <w:r>
+        <w:t>4.2 Funcionalidades excluidas</w:t>
+      </w:r>
+    </w:p>
+    <w:p>
+      <w:pPr>
+        <w:pStyle w:val="ListBullet"/>
+      </w:pPr>
+      <w:r>
+        <w:t>No incluye módulo de multas o sanciones</w:t>
+      </w:r>
+    </w:p>
+    <w:p>
+      <w:pPr>
+        <w:pStyle w:val="ListBullet"/>
+      </w:pPr>
+      <w:r>
+        <w:t>No incluye generación de reportes estadísticos avanzados</w:t>
+      </w:r>
+    </w:p>
+    <w:p>
+      <w:pPr>
+        <w:pStyle w:val="ListBullet"/>
+      </w:pPr>
+      <w:r>
+        <w:t>No incluye integración con sistemas externos (API web, RFID, etc.)</w:t>
+      </w:r>
+    </w:p>
+    <w:p>
+      <w:pPr>
+        <w:pStyle w:val="Heading1"/>
+      </w:pPr>
+      <w:r>
+        <w:t>5. Marco Teórico</w:t>
+      </w:r>
+    </w:p>
+    <w:p>
+      <w:pPr>
+        <w:pStyle w:val="Heading2"/>
+      </w:pPr>
+      <w:r>
+        <w:t>5.1 Programación Orientada a Objetos (POO)</w:t>
+      </w:r>
+    </w:p>
+    <w:p>
+      <w:r>
+        <w:t>La POO es un paradigma de programación que organiza el código en clases y objetos. Los cuatro pilares fundamentales son:</w:t>
+      </w:r>
+    </w:p>
+    <w:p>
+      <w:pPr>
+        <w:pStyle w:val="ListBullet"/>
+      </w:pPr>
+      <w:r>
+        <w:t>Encapsulamiento: ocultación de datos mediante atributos privados (self.__atributo) y acceso controlado por getters/setters.</w:t>
+      </w:r>
+    </w:p>
+    <w:p>
+      <w:pPr>
+        <w:pStyle w:val="ListBullet"/>
+      </w:pPr>
+      <w:r>
+        <w:t>Herencia: una clase puede heredar atributos y métodos de otra clase padre. Estudiante y Docente heredan de Persona.</w:t>
+      </w:r>
+    </w:p>
+    <w:p>
+      <w:pPr>
+        <w:pStyle w:val="ListBullet"/>
+      </w:pPr>
+      <w:r>
+        <w:t>Polimorfismo: el mismo método puede comportarse de manera diferente según la clase. tipo_socio() retorna "Estudiante" o "Docente".</w:t>
+      </w:r>
+    </w:p>
+    <w:p>
+      <w:pPr>
+        <w:pStyle w:val="ListBullet"/>
+      </w:pPr>
+      <w:r>
+        <w:t>Abstracción: se definen interfaces o métodos abstractos que las subclases deben implementar.</w:t>
+      </w:r>
+    </w:p>
+    <w:p>
+      <w:r>
+        <w:rPr>
+          <w:b/>
+        </w:rPr>
+        <w:t xml:space="preserve">Referencia: </w:t>
+      </w:r>
+      <w:r>
+        <w:t>Joyanes Aguilar, L. (2020). Programación orientada a objetos con Python. McGraw-Hill Interamericana.</w:t>
+      </w:r>
+    </w:p>
+    <w:p>
+      <w:pPr>
+        <w:pStyle w:val="Heading2"/>
+      </w:pPr>
+      <w:r>
+        <w:t>5.2 Estructuras de Datos</w:t>
+      </w:r>
+    </w:p>
+    <w:p>
+      <w:pPr>
+        <w:pStyle w:val="Heading3"/>
+      </w:pPr>
+      <w:r>
+        <w:t>5.2.1 Lista Enlazada Simple</w:t>
+      </w:r>
+    </w:p>
+    <w:p>
+      <w:r>
+        <w:t>Estructura lineal donde cada elemento (nodo) contiene un valor y un puntero al siguiente nodo. Se implementó LinkedList como base para la cola y la pila.</w:t>
+      </w:r>
+    </w:p>
+    <w:p>
+      <w:r>
+        <w:rPr>
+          <w:b/>
+        </w:rPr>
+        <w:t xml:space="preserve">Referencia: </w:t>
+      </w:r>
+      <w:r>
+        <w:t>Weiss, M. A. (2013). Estructuras de datos y algoritmos (4ª ed.). Pearson Educación.</w:t>
+      </w:r>
+    </w:p>
+    <w:p>
+      <w:pPr>
+        <w:pStyle w:val="Heading3"/>
+      </w:pPr>
+      <w:r>
+        <w:t>5.2.2 Cola (Queue — FIFO)</w:t>
+      </w:r>
+    </w:p>
+    <w:p>
+      <w:r>
+        <w:t>El primer elemento en entrar es el primero en salir. Se utiliza para gestionar las reservas.</w:t>
+      </w:r>
+    </w:p>
+    <w:p>
+      <w:pPr>
+        <w:pStyle w:val="Heading3"/>
+      </w:pPr>
+      <w:r>
+        <w:t>5.2.3 Pila (Stack — LIFO)</w:t>
+      </w:r>
+    </w:p>
+    <w:p>
+      <w:r>
+        <w:t>El último en entrar es el primero en salir. Se utiliza para deshacer operaciones.</w:t>
+      </w:r>
+    </w:p>
+    <w:p>
+      <w:pPr>
+        <w:pStyle w:val="Heading2"/>
+      </w:pPr>
+      <w:r>
+        <w:t>5.3 Algoritmos de Ordenamiento y Búsqueda</w:t>
+      </w:r>
+    </w:p>
+    <w:p>
+      <w:pPr>
+        <w:pStyle w:val="Heading3"/>
+      </w:pPr>
+      <w:r>
+        <w:t>5.3.1 Ordenamiento</w:t>
+      </w:r>
+    </w:p>
+    <w:tbl>
+      <w:tblPr>
+        <w:tblStyle w:val="LightGrid-Accent1"/>
+        <w:tblW w:type="auto" w:w="0"/>
+        <w:tblLook w:firstColumn="1" w:firstRow="1" w:lastColumn="0" w:lastRow="0" w:noHBand="0" w:noVBand="1" w:val="04A0"/>
+      </w:tblPr>
+      <w:tblGrid>
+        <w:gridCol w:w="2880"/>
+        <w:gridCol w:w="2880"/>
+        <w:gridCol w:w="2880"/>
+      </w:tblGrid>
+      <w:tr>
+        <w:tc>
+          <w:tcPr>
+            <w:tcW w:type="dxa" w:w="2880"/>
+          </w:tcPr>
+          <w:p>
+            <w:r>
+              <w:t>Algoritmo</w:t>
+            </w:r>
+          </w:p>
+        </w:tc>
+        <w:tc>
+          <w:tcPr>
+            <w:tcW w:type="dxa" w:w="2880"/>
+          </w:tcPr>
+          <w:p>
+            <w:r>
+              <w:t>Complejidad</w:t>
+            </w:r>
+          </w:p>
+        </w:tc>
+        <w:tc>
+          <w:tcPr>
+            <w:tcW w:type="dxa" w:w="2880"/>
+          </w:tcPr>
+          <w:p>
+            <w:r>
+              <w:t>Descripción</w:t>
+            </w:r>
+          </w:p>
+        </w:tc>
+      </w:tr>
+      <w:tr>
+        <w:tc>
+          <w:tcPr>
+            <w:tcW w:type="dxa" w:w="2880"/>
+          </w:tcPr>
+          <w:p>
+            <w:r>
+              <w:t>Bubble Sort</w:t>
+            </w:r>
+          </w:p>
+        </w:tc>
+        <w:tc>
+          <w:tcPr>
+            <w:tcW w:type="dxa" w:w="2880"/>
+          </w:tcPr>
+          <w:p>
+            <w:r>
+              <w:t>O(n²)</w:t>
+            </w:r>
+          </w:p>
+        </w:tc>
+        <w:tc>
+          <w:tcPr>
+            <w:tcW w:type="dxa" w:w="2880"/>
+          </w:tcPr>
+          <w:p>
+            <w:r>
+              <w:t>Compara pares adyacentes y los intercambia</w:t>
+            </w:r>
+          </w:p>
+        </w:tc>
+      </w:tr>
+      <w:tr>
+        <w:tc>
+          <w:tcPr>
+            <w:tcW w:type="dxa" w:w="2880"/>
+          </w:tcPr>
+          <w:p>
+            <w:r>
+              <w:t>Insertion Sort</w:t>
+            </w:r>
+          </w:p>
+        </w:tc>
+        <w:tc>
+          <w:tcPr>
+            <w:tcW w:type="dxa" w:w="2880"/>
+          </w:tcPr>
+          <w:p>
+            <w:r>
+              <w:t>O(n²)</w:t>
+            </w:r>
+          </w:p>
+        </w:tc>
+        <w:tc>
+          <w:tcPr>
+            <w:tcW w:type="dxa" w:w="2880"/>
+          </w:tcPr>
+          <w:p>
+            <w:r>
+              <w:t>Inserta cada elemento en su posición correcta</w:t>
+            </w:r>
+          </w:p>
+        </w:tc>
+      </w:tr>
+      <w:tr>
+        <w:tc>
+          <w:tcPr>
+            <w:tcW w:type="dxa" w:w="2880"/>
+          </w:tcPr>
+          <w:p>
+            <w:r>
+              <w:t>Merge Sort</w:t>
+            </w:r>
+          </w:p>
+        </w:tc>
+        <w:tc>
+          <w:tcPr>
+            <w:tcW w:type="dxa" w:w="2880"/>
+          </w:tcPr>
+          <w:p>
+            <w:r>
+              <w:t>O(n log n)</w:t>
+            </w:r>
+          </w:p>
+        </w:tc>
+        <w:tc>
+          <w:tcPr>
+            <w:tcW w:type="dxa" w:w="2880"/>
+          </w:tcPr>
+          <w:p>
+            <w:r>
+              <w:t>Divide, ordena recursivamente y fusiona</w:t>
+            </w:r>
+          </w:p>
+        </w:tc>
+      </w:tr>
+      <w:tr>
+        <w:tc>
+          <w:tcPr>
+            <w:tcW w:type="dxa" w:w="2880"/>
+          </w:tcPr>
+          <w:p>
+            <w:r>
+              <w:t>Quick Sort</w:t>
+            </w:r>
+          </w:p>
+        </w:tc>
+        <w:tc>
+          <w:tcPr>
+            <w:tcW w:type="dxa" w:w="2880"/>
+          </w:tcPr>
+          <w:p>
+            <w:r>
+              <w:t>O(n log n)</w:t>
+            </w:r>
+          </w:p>
+        </w:tc>
+        <w:tc>
+          <w:tcPr>
+            <w:tcW w:type="dxa" w:w="2880"/>
+          </w:tcPr>
+          <w:p>
+            <w:r>
+              <w:t>Selecciona pivote y particiona</w:t>
+            </w:r>
+          </w:p>
+        </w:tc>
+      </w:tr>
+    </w:tbl>
+    <w:p>
+      <w:pPr>
+        <w:pStyle w:val="Heading3"/>
+      </w:pPr>
+      <w:r>
+        <w:t>5.3.2 Búsqueda</w:t>
+      </w:r>
+    </w:p>
+    <w:tbl>
+      <w:tblPr>
+        <w:tblStyle w:val="LightGrid-Accent1"/>
+        <w:tblW w:type="auto" w:w="0"/>
+        <w:tblLook w:firstColumn="1" w:firstRow="1" w:lastColumn="0" w:lastRow="0" w:noHBand="0" w:noVBand="1" w:val="04A0"/>
+      </w:tblPr>
+      <w:tblGrid>
+        <w:gridCol w:w="2880"/>
+        <w:gridCol w:w="2880"/>
+        <w:gridCol w:w="2880"/>
+      </w:tblGrid>
+      <w:tr>
+        <w:tc>
+          <w:tcPr>
+            <w:tcW w:type="dxa" w:w="2880"/>
+          </w:tcPr>
+          <w:p>
+            <w:r>
+              <w:t>Algoritmo</w:t>
+            </w:r>
+          </w:p>
+        </w:tc>
+        <w:tc>
+          <w:tcPr>
+            <w:tcW w:type="dxa" w:w="2880"/>
+          </w:tcPr>
+          <w:p>
+            <w:r>
+              <w:t>Complejidad</w:t>
+            </w:r>
+          </w:p>
+        </w:tc>
+        <w:tc>
+          <w:tcPr>
+            <w:tcW w:type="dxa" w:w="2880"/>
+          </w:tcPr>
+          <w:p>
+            <w:r>
+              <w:t>Requisito</w:t>
+            </w:r>
+          </w:p>
+        </w:tc>
+      </w:tr>
+      <w:tr>
+        <w:tc>
+          <w:tcPr>
+            <w:tcW w:type="dxa" w:w="2880"/>
+          </w:tcPr>
+          <w:p>
+            <w:r>
+              <w:t>Búsqueda Lineal</w:t>
+            </w:r>
+          </w:p>
+        </w:tc>
+        <w:tc>
+          <w:tcPr>
+            <w:tcW w:type="dxa" w:w="2880"/>
+          </w:tcPr>
+          <w:p>
+            <w:r>
+              <w:t>O(n)</w:t>
+            </w:r>
+          </w:p>
+        </w:tc>
+        <w:tc>
+          <w:tcPr>
+            <w:tcW w:type="dxa" w:w="2880"/>
+          </w:tcPr>
+          <w:p>
+            <w:r>
+              <w:t>Ninguno</w:t>
+            </w:r>
+          </w:p>
+        </w:tc>
+      </w:tr>
+      <w:tr>
+        <w:tc>
+          <w:tcPr>
+            <w:tcW w:type="dxa" w:w="2880"/>
+          </w:tcPr>
+          <w:p>
+            <w:r>
+              <w:t>Búsqueda Binaria</w:t>
+            </w:r>
+          </w:p>
+        </w:tc>
+        <w:tc>
+          <w:tcPr>
+            <w:tcW w:type="dxa" w:w="2880"/>
+          </w:tcPr>
+          <w:p>
+            <w:r>
+              <w:t>O(log n)</w:t>
+            </w:r>
+          </w:p>
+        </w:tc>
+        <w:tc>
+          <w:tcPr>
+            <w:tcW w:type="dxa" w:w="2880"/>
+          </w:tcPr>
+          <w:p>
+            <w:r>
+              <w:t>Lista ordenada</w:t>
+            </w:r>
+          </w:p>
+        </w:tc>
+      </w:tr>
+    </w:tbl>
+    <w:p>
+      <w:pPr>
+        <w:pStyle w:val="Heading2"/>
+      </w:pPr>
+      <w:r>
+        <w:t>5.4 Base de Datos SQLite</w:t>
+      </w:r>
+    </w:p>
+    <w:p>
+      <w:r>
+        <w:t>SQLite es un motor de base de datos embebido que no requiere servidor. El sistema utiliza sqlite3.connect(), cursor.execute() con parámetros posicionales (?, ?), y PRAGMA foreign_keys = ON para claves foráneas.</w:t>
+      </w:r>
+    </w:p>
+    <w:p>
+      <w:pPr>
+        <w:pStyle w:val="Heading2"/>
+      </w:pPr>
+      <w:r>
+        <w:t>5.5 Interfaz Gráfica con Tkinter</w:t>
+      </w:r>
+    </w:p>
+    <w:p>
+      <w:r>
+        <w:t>Tkinter es la biblioteca gráfica estándar de Python. Se utiliza para construir la ventana principal, menús desplegables, formularios y cuadros de diálogo. Demostrado en clase por el Ing. Bryan Vélez (10-jul, timestamp 54:30).</w:t>
+      </w:r>
+    </w:p>
+    <w:p>
+      <w:pPr>
+        <w:pStyle w:val="Heading1"/>
+      </w:pPr>
+      <w:r>
+        <w:t>6. Metodología de Desarrollo</w:t>
+      </w:r>
+    </w:p>
+    <w:p>
+      <w:r>
+        <w:t>Se utiliza el Modelo Incremental, que consiste en desarrollar el sistema por etapas o incrementos, donde cada incremento agrega funcionalidad completa al producto. Este modelo permite:</w:t>
+      </w:r>
+    </w:p>
+    <w:p>
+      <w:pPr>
+        <w:pStyle w:val="ListBullet"/>
+      </w:pPr>
+      <w:r>
+        <w:t>Entregar versiones funcionales tempranas</w:t>
+      </w:r>
+    </w:p>
+    <w:p>
+      <w:pPr>
+        <w:pStyle w:val="ListBullet"/>
+      </w:pPr>
+      <w:r>
+        <w:t>Obtener retroalimentación continua</w:t>
+      </w:r>
+    </w:p>
+    <w:p>
+      <w:pPr>
+        <w:pStyle w:val="ListBullet"/>
+      </w:pPr>
+      <w:r>
+        <w:t>Reducir riesgos de integración</w:t>
+      </w:r>
+    </w:p>
+    <w:p>
+      <w:pPr>
+        <w:pStyle w:val="ListBullet"/>
+      </w:pPr>
+      <w:r>
+        <w:t>Adaptarse a cambios durante el desarrollo</w:t>
+      </w:r>
+    </w:p>
+    <w:p>
+      <w:pPr>
+        <w:pStyle w:val="Heading2"/>
+      </w:pPr>
+      <w:r>
+        <w:t>6.1 Incrementos del Proyecto</w:t>
+      </w:r>
+    </w:p>
+    <w:tbl>
+      <w:tblPr>
+        <w:tblStyle w:val="LightGrid-Accent1"/>
+        <w:tblW w:type="auto" w:w="0"/>
+        <w:tblLook w:firstColumn="1" w:firstRow="1" w:lastColumn="0" w:lastRow="0" w:noHBand="0" w:noVBand="1" w:val="04A0"/>
+      </w:tblPr>
+      <w:tblGrid>
+        <w:gridCol w:w="2160"/>
+        <w:gridCol w:w="2160"/>
+        <w:gridCol w:w="2160"/>
+        <w:gridCol w:w="2160"/>
+      </w:tblGrid>
+      <w:tr>
+        <w:tc>
+          <w:tcPr>
+            <w:tcW w:type="dxa" w:w="2160"/>
+          </w:tcPr>
+          <w:p>
+            <w:r>
+              <w:t>Incremento</w:t>
+            </w:r>
+          </w:p>
+        </w:tc>
+        <w:tc>
+          <w:tcPr>
+            <w:tcW w:type="dxa" w:w="2160"/>
+          </w:tcPr>
+          <w:p>
+            <w:r>
+              <w:t>Semana</w:t>
+            </w:r>
+          </w:p>
+        </w:tc>
+        <w:tc>
+          <w:tcPr>
+            <w:tcW w:type="dxa" w:w="2160"/>
+          </w:tcPr>
+          <w:p>
+            <w:r>
+              <w:t>Entregable</w:t>
+            </w:r>
+          </w:p>
+        </w:tc>
+        <w:tc>
+          <w:tcPr>
+            <w:tcW w:type="dxa" w:w="2160"/>
+          </w:tcPr>
+          <w:p>
+            <w:r>
+              <w:t>Estado</w:t>
+            </w:r>
+          </w:p>
+        </w:tc>
+      </w:tr>
+      <w:tr>
+        <w:tc>
+          <w:tcPr>
+            <w:tcW w:type="dxa" w:w="2160"/>
+          </w:tcPr>
+          <w:p>
+            <w:r>
+              <w:t>Incremento 1</w:t>
+            </w:r>
+          </w:p>
+        </w:tc>
+        <w:tc>
+          <w:tcPr>
+            <w:tcW w:type="dxa" w:w="2160"/>
+          </w:tcPr>
+          <w:p>
+            <w:r>
+              <w:t>Semana 12 (7-10 jul)</w:t>
+            </w:r>
+          </w:p>
+        </w:tc>
+        <w:tc>
+          <w:tcPr>
+            <w:tcW w:type="dxa" w:w="2160"/>
+          </w:tcPr>
+          <w:p>
+            <w:r>
+              <w:t>Modelo POO + Estructuras + Algoritmos + BD + GUI (stubs) + Documento 50%</w:t>
+            </w:r>
+          </w:p>
+        </w:tc>
+        <w:tc>
+          <w:tcPr>
+            <w:tcW w:type="dxa" w:w="2160"/>
+          </w:tcPr>
+          <w:p>
+            <w:r>
+              <w:t>✅ Completado</w:t>
+            </w:r>
+          </w:p>
+        </w:tc>
+      </w:tr>
+      <w:tr>
+        <w:tc>
+          <w:tcPr>
+            <w:tcW w:type="dxa" w:w="2160"/>
+          </w:tcPr>
+          <w:p>
+            <w:r>
+              <w:t>Incremento 2</w:t>
+            </w:r>
+          </w:p>
+        </w:tc>
+        <w:tc>
+          <w:tcPr>
+            <w:tcW w:type="dxa" w:w="2160"/>
+          </w:tcPr>
+          <w:p>
+            <w:r>
+              <w:t>Semana 13 (13-17 jul)</w:t>
+            </w:r>
+          </w:p>
+        </w:tc>
+        <w:tc>
+          <w:tcPr>
+            <w:tcW w:type="dxa" w:w="2160"/>
+          </w:tcPr>
+          <w:p>
+            <w:r>
+              <w:t>GUI funcional + BD poblada + CRUD + Pruebas + Manual de Usuario</w:t>
+            </w:r>
+          </w:p>
+        </w:tc>
+        <w:tc>
+          <w:tcPr>
+            <w:tcW w:type="dxa" w:w="2160"/>
+          </w:tcPr>
+          <w:p>
+            <w:r>
+              <w:t>⏳ Pendiente</w:t>
+            </w:r>
+          </w:p>
+        </w:tc>
+      </w:tr>
+      <w:tr>
+        <w:tc>
+          <w:tcPr>
+            <w:tcW w:type="dxa" w:w="2160"/>
+          </w:tcPr>
+          <w:p>
+            <w:r>
+              <w:t>Incremento 3</w:t>
+            </w:r>
+          </w:p>
+        </w:tc>
+        <w:tc>
+          <w:tcPr>
+            <w:tcW w:type="dxa" w:w="2160"/>
+          </w:tcPr>
+          <w:p>
+            <w:r>
+              <w:t>Semana 14 (20 jul)</w:t>
+            </w:r>
+          </w:p>
+        </w:tc>
+        <w:tc>
+          <w:tcPr>
+            <w:tcW w:type="dxa" w:w="2160"/>
+          </w:tcPr>
+          <w:p>
+            <w:r>
+              <w:t>Integración final + Documento 100% + Defensa</w:t>
+            </w:r>
+          </w:p>
+        </w:tc>
+        <w:tc>
+          <w:tcPr>
+            <w:tcW w:type="dxa" w:w="2160"/>
+          </w:tcPr>
+          <w:p>
+            <w:r>
+              <w:t>⏳ Pendiente</w:t>
+            </w:r>
+          </w:p>
+        </w:tc>
+      </w:tr>
+    </w:tbl>
+    <w:p>
+      <w:pPr>
+        <w:pStyle w:val="Heading2"/>
+      </w:pPr>
+      <w:r>
+        <w:t>6.2 Flujo de trabajo</w:t>
+      </w:r>
+    </w:p>
+    <w:p>
+      <w:pPr>
+        <w:pStyle w:val="ListNumber"/>
+      </w:pPr>
+      <w:r>
+        <w:t>Planificación del incremento: se definen las funcionalidades a implementar</w:t>
+      </w:r>
+    </w:p>
+    <w:p>
+      <w:pPr>
+        <w:pStyle w:val="ListNumber"/>
+      </w:pPr>
+      <w:r>
+        <w:t>Diseño: se actualizan los diagramas si es necesario</w:t>
+      </w:r>
+    </w:p>
+    <w:p>
+      <w:pPr>
+        <w:pStyle w:val="ListNumber"/>
+      </w:pPr>
+      <w:r>
+        <w:t>Implementación: cada miembro desarrolla su módulo asignado</w:t>
+      </w:r>
+    </w:p>
+    <w:p>
+      <w:pPr>
+        <w:pStyle w:val="ListNumber"/>
+      </w:pPr>
+      <w:r>
+        <w:t>Pruebas: se ejecutan pruebas unitarias y de integración</w:t>
+      </w:r>
+    </w:p>
+    <w:p>
+      <w:pPr>
+        <w:pStyle w:val="ListNumber"/>
+      </w:pPr>
+      <w:r>
+        <w:t>Revisión: el líder (Henry) revisa e integra los cambios</w:t>
+      </w:r>
+    </w:p>
+    <w:p>
+      <w:pPr>
+        <w:pStyle w:val="ListNumber"/>
+      </w:pPr>
+      <w:r>
+        <w:t>Entrega: se sube a GitHub y se documenta el avance</w:t>
+      </w:r>
+    </w:p>
+    <w:p>
+      <w:pPr>
+        <w:pStyle w:val="Heading2"/>
+      </w:pPr>
+      <w:r>
+        <w:t>6.3 Herramientas de desarrollo</w:t>
+      </w:r>
+    </w:p>
+    <w:tbl>
+      <w:tblPr>
+        <w:tblStyle w:val="LightGrid-Accent1"/>
+        <w:tblW w:type="auto" w:w="0"/>
+        <w:tblLook w:firstColumn="1" w:firstRow="1" w:lastColumn="0" w:lastRow="0" w:noHBand="0" w:noVBand="1" w:val="04A0"/>
+      </w:tblPr>
+      <w:tblGrid>
+        <w:gridCol w:w="2880"/>
+        <w:gridCol w:w="2880"/>
+        <w:gridCol w:w="2880"/>
+      </w:tblGrid>
+      <w:tr>
+        <w:tc>
+          <w:tcPr>
+            <w:tcW w:type="dxa" w:w="2880"/>
+          </w:tcPr>
+          <w:p>
+            <w:r>
+              <w:t>Herramienta</w:t>
+            </w:r>
+          </w:p>
+        </w:tc>
+        <w:tc>
+          <w:tcPr>
+            <w:tcW w:type="dxa" w:w="2880"/>
+          </w:tcPr>
+          <w:p>
+            <w:r>
+              <w:t>Versión</w:t>
+            </w:r>
+          </w:p>
+        </w:tc>
+        <w:tc>
+          <w:tcPr>
+            <w:tcW w:type="dxa" w:w="2880"/>
+          </w:tcPr>
+          <w:p>
+            <w:r>
+              <w:t>Propósito</w:t>
+            </w:r>
+          </w:p>
+        </w:tc>
+      </w:tr>
+      <w:tr>
+        <w:tc>
+          <w:tcPr>
+            <w:tcW w:type="dxa" w:w="2880"/>
+          </w:tcPr>
+          <w:p>
+            <w:r>
+              <w:t>Python</w:t>
+            </w:r>
+          </w:p>
+        </w:tc>
+        <w:tc>
+          <w:tcPr>
+            <w:tcW w:type="dxa" w:w="2880"/>
+          </w:tcPr>
+          <w:p>
+            <w:r>
+              <w:t>3.11+</w:t>
+            </w:r>
+          </w:p>
+        </w:tc>
+        <w:tc>
+          <w:tcPr>
+            <w:tcW w:type="dxa" w:w="2880"/>
+          </w:tcPr>
+          <w:p>
+            <w:r>
+              <w:t>Lenguaje de programación</w:t>
+            </w:r>
+          </w:p>
+        </w:tc>
+      </w:tr>
+      <w:tr>
+        <w:tc>
+          <w:tcPr>
+            <w:tcW w:type="dxa" w:w="2880"/>
+          </w:tcPr>
+          <w:p>
+            <w:r>
+              <w:t>VS Code</w:t>
+            </w:r>
+          </w:p>
+        </w:tc>
+        <w:tc>
+          <w:tcPr>
+            <w:tcW w:type="dxa" w:w="2880"/>
+          </w:tcPr>
+          <w:p>
+            <w:r>
+              <w:t>Última</w:t>
+            </w:r>
+          </w:p>
+        </w:tc>
+        <w:tc>
+          <w:tcPr>
+            <w:tcW w:type="dxa" w:w="2880"/>
+          </w:tcPr>
+          <w:p>
+            <w:r>
+              <w:t>Editor con Python + GitLens</w:t>
+            </w:r>
+          </w:p>
+        </w:tc>
+      </w:tr>
+      <w:tr>
+        <w:tc>
+          <w:tcPr>
+            <w:tcW w:type="dxa" w:w="2880"/>
+          </w:tcPr>
+          <w:p>
+            <w:r>
+              <w:t>Tkinter</w:t>
+            </w:r>
+          </w:p>
+        </w:tc>
+        <w:tc>
+          <w:tcPr>
+            <w:tcW w:type="dxa" w:w="2880"/>
+          </w:tcPr>
+          <w:p>
+            <w:r>
+              <w:t>8.6</w:t>
+            </w:r>
+          </w:p>
+        </w:tc>
+        <w:tc>
+          <w:tcPr>
+            <w:tcW w:type="dxa" w:w="2880"/>
+          </w:tcPr>
+          <w:p>
+            <w:r>
+              <w:t>Interfaz gráfica</w:t>
+            </w:r>
+          </w:p>
+        </w:tc>
+      </w:tr>
+      <w:tr>
+        <w:tc>
+          <w:tcPr>
+            <w:tcW w:type="dxa" w:w="2880"/>
+          </w:tcPr>
+          <w:p>
+            <w:r>
+              <w:t>SQLite3</w:t>
+            </w:r>
+          </w:p>
+        </w:tc>
+        <w:tc>
+          <w:tcPr>
+            <w:tcW w:type="dxa" w:w="2880"/>
+          </w:tcPr>
+          <w:p>
+            <w:r>
+              <w:t>3.x</w:t>
+            </w:r>
+          </w:p>
+        </w:tc>
+        <w:tc>
+          <w:tcPr>
+            <w:tcW w:type="dxa" w:w="2880"/>
+          </w:tcPr>
+          <w:p>
+            <w:r>
+              <w:t>Base de datos embebida</w:t>
+            </w:r>
+          </w:p>
+        </w:tc>
+      </w:tr>
+      <w:tr>
+        <w:tc>
+          <w:tcPr>
+            <w:tcW w:type="dxa" w:w="2880"/>
+          </w:tcPr>
+          <w:p>
+            <w:r>
+              <w:t>DB Browser</w:t>
+            </w:r>
+          </w:p>
+        </w:tc>
+        <w:tc>
+          <w:tcPr>
+            <w:tcW w:type="dxa" w:w="2880"/>
+          </w:tcPr>
+          <w:p>
+            <w:r>
+              <w:t>3.x</w:t>
+            </w:r>
+          </w:p>
+        </w:tc>
+        <w:tc>
+          <w:tcPr>
+            <w:tcW w:type="dxa" w:w="2880"/>
+          </w:tcPr>
+          <w:p>
+            <w:r>
+              <w:t>Admin. visual BD</w:t>
+            </w:r>
+          </w:p>
+        </w:tc>
+      </w:tr>
+      <w:tr>
+        <w:tc>
+          <w:tcPr>
+            <w:tcW w:type="dxa" w:w="2880"/>
+          </w:tcPr>
+          <w:p>
+            <w:r>
+              <w:t>Git</w:t>
+            </w:r>
+          </w:p>
+        </w:tc>
+        <w:tc>
+          <w:tcPr>
+            <w:tcW w:type="dxa" w:w="2880"/>
+          </w:tcPr>
+          <w:p>
+            <w:r>
+              <w:t>2.47+</w:t>
+            </w:r>
+          </w:p>
+        </w:tc>
+        <w:tc>
+          <w:tcPr>
+            <w:tcW w:type="dxa" w:w="2880"/>
+          </w:tcPr>
+          <w:p>
+            <w:r>
+              <w:t>Control de versiones</w:t>
+            </w:r>
+          </w:p>
+        </w:tc>
+      </w:tr>
+      <w:tr>
+        <w:tc>
+          <w:tcPr>
+            <w:tcW w:type="dxa" w:w="2880"/>
+          </w:tcPr>
+          <w:p>
+            <w:r>
+              <w:t>GitHub</w:t>
+            </w:r>
+          </w:p>
+        </w:tc>
+        <w:tc>
+          <w:tcPr>
+            <w:tcW w:type="dxa" w:w="2880"/>
+          </w:tcPr>
+          <w:p>
+            <w:r>
+              <w:t>—</w:t>
+            </w:r>
+          </w:p>
+        </w:tc>
+        <w:tc>
+          <w:tcPr>
+            <w:tcW w:type="dxa" w:w="2880"/>
+          </w:tcPr>
+          <w:p>
+            <w:r>
+              <w:t>Repositorio remoto</w:t>
+            </w:r>
+          </w:p>
+        </w:tc>
+      </w:tr>
+    </w:tbl>
+    <w:p>
+      <w:pPr>
+        <w:pStyle w:val="Heading1"/>
+      </w:pPr>
+      <w:r>
+        <w:t>7. Diseño Preliminar</w:t>
+      </w:r>
+    </w:p>
+    <w:p>
+      <w:pPr>
+        <w:pStyle w:val="Heading2"/>
+      </w:pPr>
+      <w:r>
+        <w:t>7.1 Diagrama de Clases (UML)</w:t>
+      </w:r>
+    </w:p>
+    <w:p>
+      <w:r>
+        <w:t>El sistema utiliza una jerarquía de clases donde Persona es la clase base abstracta. Estudiante y Docente heredan de Persona. Socio es un wrapper polimórfico. Libro, Prestamo y Reserva completan el modelo del dominio.</w:t>
+      </w:r>
+    </w:p>
+    <w:p>
+      <w:pPr>
+        <w:pStyle w:val="Heading2"/>
+      </w:pPr>
+      <w:r>
+        <w:t>7.2 Modelo Entidad-Relación</w:t>
+      </w:r>
+    </w:p>
+    <w:p>
+      <w:r>
+        <w:t>La base de datos consta de 4 tablas relacionadas: socios, libros, prestamos (FK a socio y libro) y reservas (FK a socio y libro).</w:t>
+      </w:r>
+    </w:p>
+    <w:p>
+      <w:pPr>
+        <w:pStyle w:val="Heading1"/>
+      </w:pPr>
+      <w:r>
+        <w:t>8. Distribución del Trabajo</w:t>
+      </w:r>
+    </w:p>
+    <w:p>
+      <w:pPr>
+        <w:pStyle w:val="Heading2"/>
+      </w:pPr>
+      <w:r>
+        <w:t>8.1 Roles del equipo</w:t>
+      </w:r>
+    </w:p>
+    <w:tbl>
+      <w:tblPr>
+        <w:tblStyle w:val="LightGrid-Accent1"/>
+        <w:tblW w:type="auto" w:w="0"/>
+        <w:tblLook w:firstColumn="1" w:firstRow="1" w:lastColumn="0" w:lastRow="0" w:noHBand="0" w:noVBand="1" w:val="04A0"/>
+      </w:tblPr>
+      <w:tblGrid>
+        <w:gridCol w:w="2160"/>
+        <w:gridCol w:w="2160"/>
+        <w:gridCol w:w="2160"/>
+        <w:gridCol w:w="2160"/>
+      </w:tblGrid>
+      <w:tr>
+        <w:tc>
+          <w:tcPr>
+            <w:tcW w:type="dxa" w:w="2160"/>
+          </w:tcPr>
+          <w:p>
+            <w:r>
+              <w:t>Integrante</w:t>
+            </w:r>
+          </w:p>
+        </w:tc>
+        <w:tc>
+          <w:tcPr>
+            <w:tcW w:type="dxa" w:w="2160"/>
+          </w:tcPr>
+          <w:p>
+            <w:r>
+              <w:t>Rol</w:t>
+            </w:r>
+          </w:p>
+        </w:tc>
+        <w:tc>
+          <w:tcPr>
+            <w:tcW w:type="dxa" w:w="2160"/>
+          </w:tcPr>
+          <w:p>
+            <w:r>
+              <w:t>Módulo</w:t>
+            </w:r>
+          </w:p>
+        </w:tc>
+        <w:tc>
+          <w:tcPr>
+            <w:tcW w:type="dxa" w:w="2160"/>
+          </w:tcPr>
+          <w:p>
+            <w:r>
+              <w:t>Archivos</w:t>
+            </w:r>
+          </w:p>
+        </w:tc>
+      </w:tr>
+      <w:tr>
+        <w:tc>
+          <w:tcPr>
+            <w:tcW w:type="dxa" w:w="2160"/>
+          </w:tcPr>
+          <w:p>
+            <w:r>
+              <w:t>Henry Pazmiño</w:t>
+            </w:r>
+          </w:p>
+        </w:tc>
+        <w:tc>
+          <w:tcPr>
+            <w:tcW w:type="dxa" w:w="2160"/>
+          </w:tcPr>
+          <w:p>
+            <w:r>
+              <w:t>Líder / Integrador</w:t>
+            </w:r>
+          </w:p>
+        </w:tc>
+        <w:tc>
+          <w:tcPr>
+            <w:tcW w:type="dxa" w:w="2160"/>
+          </w:tcPr>
+          <w:p>
+            <w:r>
+              <w:t>Modelos POO + Integración</w:t>
+            </w:r>
+          </w:p>
+        </w:tc>
+        <w:tc>
+          <w:tcPr>
+            <w:tcW w:type="dxa" w:w="2160"/>
+          </w:tcPr>
+          <w:p>
+            <w:r>
+              <w:t>main.py, src/models/*</w:t>
+            </w:r>
+          </w:p>
+        </w:tc>
+      </w:tr>
+      <w:tr>
+        <w:tc>
+          <w:tcPr>
+            <w:tcW w:type="dxa" w:w="2160"/>
+          </w:tcPr>
+          <w:p>
+            <w:r>
+              <w:t>Jodie Parrales</w:t>
+            </w:r>
+          </w:p>
+        </w:tc>
+        <w:tc>
+          <w:tcPr>
+            <w:tcW w:type="dxa" w:w="2160"/>
+          </w:tcPr>
+          <w:p>
+            <w:r>
+              <w:t>Desarrolladora GUI</w:t>
+            </w:r>
+          </w:p>
+        </w:tc>
+        <w:tc>
+          <w:tcPr>
+            <w:tcW w:type="dxa" w:w="2160"/>
+          </w:tcPr>
+          <w:p>
+            <w:r>
+              <w:t>Interfaz Tkinter</w:t>
+            </w:r>
+          </w:p>
+        </w:tc>
+        <w:tc>
+          <w:tcPr>
+            <w:tcW w:type="dxa" w:w="2160"/>
+          </w:tcPr>
+          <w:p>
+            <w:r>
+              <w:t>src/gui/app.py</w:t>
+            </w:r>
+          </w:p>
+        </w:tc>
+      </w:tr>
+      <w:tr>
+        <w:tc>
+          <w:tcPr>
+            <w:tcW w:type="dxa" w:w="2160"/>
+          </w:tcPr>
+          <w:p>
+            <w:r>
+              <w:t>Cindy Ayoví</w:t>
+            </w:r>
+          </w:p>
+        </w:tc>
+        <w:tc>
+          <w:tcPr>
+            <w:tcW w:type="dxa" w:w="2160"/>
+          </w:tcPr>
+          <w:p>
+            <w:r>
+              <w:t>Desarrolladora BD</w:t>
+            </w:r>
+          </w:p>
+        </w:tc>
+        <w:tc>
+          <w:tcPr>
+            <w:tcW w:type="dxa" w:w="2160"/>
+          </w:tcPr>
+          <w:p>
+            <w:r>
+              <w:t>Base de datos SQLite</w:t>
+            </w:r>
+          </w:p>
+        </w:tc>
+        <w:tc>
+          <w:tcPr>
+            <w:tcW w:type="dxa" w:w="2160"/>
+          </w:tcPr>
+          <w:p>
+            <w:r>
+              <w:t>src/database/*</w:t>
+            </w:r>
+          </w:p>
+        </w:tc>
+      </w:tr>
+      <w:tr>
+        <w:tc>
+          <w:tcPr>
+            <w:tcW w:type="dxa" w:w="2160"/>
+          </w:tcPr>
+          <w:p>
+            <w:r>
+              <w:t>Cesar Gonzales</w:t>
+            </w:r>
+          </w:p>
+        </w:tc>
+        <w:tc>
+          <w:tcPr>
+            <w:tcW w:type="dxa" w:w="2160"/>
+          </w:tcPr>
+          <w:p>
+            <w:r>
+              <w:t>Desarrollador Lógica</w:t>
+            </w:r>
+          </w:p>
+        </w:tc>
+        <w:tc>
+          <w:tcPr>
+            <w:tcW w:type="dxa" w:w="2160"/>
+          </w:tcPr>
+          <w:p>
+            <w:r>
+              <w:t>Algoritmos + Estructuras</w:t>
+            </w:r>
+          </w:p>
+        </w:tc>
+        <w:tc>
+          <w:tcPr>
+            <w:tcW w:type="dxa" w:w="2160"/>
+          </w:tcPr>
+          <w:p>
+            <w:r>
+              <w:t>src/algorithms/*, src/data_structures/*</w:t>
+            </w:r>
+          </w:p>
+        </w:tc>
+      </w:tr>
+      <w:tr>
+        <w:tc>
+          <w:tcPr>
+            <w:tcW w:type="dxa" w:w="2160"/>
+          </w:tcPr>
+          <w:p>
+            <w:r>
+              <w:t>Mayra Vera</w:t>
+            </w:r>
+          </w:p>
+        </w:tc>
+        <w:tc>
+          <w:tcPr>
+            <w:tcW w:type="dxa" w:w="2160"/>
+          </w:tcPr>
+          <w:p>
+            <w:r>
+              <w:t>Documentación y Pruebas</w:t>
+            </w:r>
+          </w:p>
+        </w:tc>
+        <w:tc>
+          <w:tcPr>
+            <w:tcW w:type="dxa" w:w="2160"/>
+          </w:tcPr>
+          <w:p>
+            <w:r>
+              <w:t>Pruebas + Documentación</w:t>
+            </w:r>
+          </w:p>
+        </w:tc>
+        <w:tc>
+          <w:tcPr>
+            <w:tcW w:type="dxa" w:w="2160"/>
+          </w:tcPr>
+          <w:p>
+            <w:r>
+              <w:t>tests/*, docs/*</w:t>
+            </w:r>
+          </w:p>
+        </w:tc>
+      </w:tr>
+    </w:tbl>
+    <w:p>
+      <w:pPr>
+        <w:pStyle w:val="Heading1"/>
+      </w:pPr>
+      <w:r>
+        <w:t>9. Repositorio y Control de Versiones</w:t>
+      </w:r>
+    </w:p>
+    <w:p>
+      <w:pPr>
+        <w:pStyle w:val="Heading2"/>
+      </w:pPr>
+      <w:r>
+        <w:t>9.1 Repositorio</w:t>
+      </w:r>
+    </w:p>
+    <w:p>
+      <w:r>
+        <w:t>URL: https://github.com/josuepaz80-usitee/sistema-biblioteca-prog2</w:t>
+      </w:r>
+    </w:p>
+    <w:p>
+      <w:r>
+        <w:t>Rama principal: main</w:t>
+      </w:r>
+    </w:p>
+    <w:p>
+      <w:pPr>
+        <w:pStyle w:val="Heading2"/>
+      </w:pPr>
+      <w:r>
+        <w:t>9.2 Historial de Commits</w:t>
+      </w:r>
+    </w:p>
+    <w:tbl>
+      <w:tblPr>
+        <w:tblStyle w:val="LightGrid-Accent1"/>
+        <w:tblW w:type="auto" w:w="0"/>
+        <w:tblLook w:firstColumn="1" w:firstRow="1" w:lastColumn="0" w:lastRow="0" w:noHBand="0" w:noVBand="1" w:val="04A0"/>
+      </w:tblPr>
+      <w:tblGrid>
+        <w:gridCol w:w="2160"/>
+        <w:gridCol w:w="2160"/>
+        <w:gridCol w:w="2160"/>
+        <w:gridCol w:w="2160"/>
+      </w:tblGrid>
+      <w:tr>
+        <w:tc>
+          <w:tcPr>
+            <w:tcW w:type="dxa" w:w="2160"/>
+          </w:tcPr>
+          <w:p>
+            <w:r>
+              <w:t>#</w:t>
+            </w:r>
+          </w:p>
+        </w:tc>
+        <w:tc>
+          <w:tcPr>
+            <w:tcW w:type="dxa" w:w="2160"/>
+          </w:tcPr>
+          <w:p>
+            <w:r>
+              <w:t>Fecha</w:t>
+            </w:r>
+          </w:p>
+        </w:tc>
+        <w:tc>
+          <w:tcPr>
+            <w:tcW w:type="dxa" w:w="2160"/>
+          </w:tcPr>
+          <w:p>
+            <w:r>
+              <w:t>Hash</w:t>
+            </w:r>
+          </w:p>
+        </w:tc>
+        <w:tc>
+          <w:tcPr>
+            <w:tcW w:type="dxa" w:w="2160"/>
+          </w:tcPr>
+          <w:p>
+            <w:r>
+              <w:t>Mensaje</w:t>
+            </w:r>
+          </w:p>
+        </w:tc>
+      </w:tr>
+      <w:tr>
+        <w:tc>
+          <w:tcPr>
+            <w:tcW w:type="dxa" w:w="2160"/>
+          </w:tcPr>
+          <w:p>
+            <w:r>
+              <w:t>1</w:t>
+            </w:r>
+          </w:p>
+        </w:tc>
+        <w:tc>
+          <w:tcPr>
+            <w:tcW w:type="dxa" w:w="2160"/>
+          </w:tcPr>
+          <w:p>
+            <w:r>
+              <w:t>7 jul</w:t>
+            </w:r>
+          </w:p>
+        </w:tc>
+        <w:tc>
+          <w:tcPr>
+            <w:tcW w:type="dxa" w:w="2160"/>
+          </w:tcPr>
+          <w:p>
+            <w:r>
+              <w:t>0e78b3a</w:t>
+            </w:r>
+          </w:p>
+        </w:tc>
+        <w:tc>
+          <w:tcPr>
+            <w:tcW w:type="dxa" w:w="2160"/>
+          </w:tcPr>
+          <w:p>
+            <w:r>
+              <w:t>Initial commit</w:t>
+            </w:r>
+          </w:p>
+        </w:tc>
+      </w:tr>
+      <w:tr>
+        <w:tc>
+          <w:tcPr>
+            <w:tcW w:type="dxa" w:w="2160"/>
+          </w:tcPr>
+          <w:p>
+            <w:r>
+              <w:t>2</w:t>
+            </w:r>
+          </w:p>
+        </w:tc>
+        <w:tc>
+          <w:tcPr>
+            <w:tcW w:type="dxa" w:w="2160"/>
+          </w:tcPr>
+          <w:p>
+            <w:r>
+              <w:t>7 jul</w:t>
+            </w:r>
+          </w:p>
+        </w:tc>
+        <w:tc>
+          <w:tcPr>
+            <w:tcW w:type="dxa" w:w="2160"/>
+          </w:tcPr>
+          <w:p>
+            <w:r>
+              <w:t>b31c6bd</w:t>
+            </w:r>
+          </w:p>
+        </w:tc>
+        <w:tc>
+          <w:tcPr>
+            <w:tcW w:type="dxa" w:w="2160"/>
+          </w:tcPr>
+          <w:p>
+            <w:r>
+              <w:t>feat: estructura inicial del Sistema de Gestion de Biblioteca Universitaria</w:t>
+            </w:r>
+          </w:p>
+        </w:tc>
+      </w:tr>
+      <w:tr>
+        <w:tc>
+          <w:tcPr>
+            <w:tcW w:type="dxa" w:w="2160"/>
+          </w:tcPr>
+          <w:p>
+            <w:r>
+              <w:t>3</w:t>
+            </w:r>
+          </w:p>
+        </w:tc>
+        <w:tc>
+          <w:tcPr>
+            <w:tcW w:type="dxa" w:w="2160"/>
+          </w:tcPr>
+          <w:p>
+            <w:r>
+              <w:t>8 jul</w:t>
+            </w:r>
+          </w:p>
+        </w:tc>
+        <w:tc>
+          <w:tcPr>
+            <w:tcW w:type="dxa" w:w="2160"/>
+          </w:tcPr>
+          <w:p>
+            <w:r>
+              <w:t>eaf6cae</w:t>
+            </w:r>
+          </w:p>
+        </w:tc>
+        <w:tc>
+          <w:tcPr>
+            <w:tcW w:type="dxa" w:w="2160"/>
+          </w:tcPr>
+          <w:p>
+            <w:r>
+              <w:t>refactor: estilo nivel 3er semestre segun lo ensenado por Ing. Bryan Velez + DECLARATORIA</w:t>
+            </w:r>
+          </w:p>
+        </w:tc>
+      </w:tr>
+      <w:tr>
+        <w:tc>
+          <w:tcPr>
+            <w:tcW w:type="dxa" w:w="2160"/>
+          </w:tcPr>
+          <w:p>
+            <w:r>
+              <w:t>4</w:t>
+            </w:r>
+          </w:p>
+        </w:tc>
+        <w:tc>
+          <w:tcPr>
+            <w:tcW w:type="dxa" w:w="2160"/>
+          </w:tcPr>
+          <w:p>
+            <w:r>
+              <w:t>9 jul</w:t>
+            </w:r>
+          </w:p>
+        </w:tc>
+        <w:tc>
+          <w:tcPr>
+            <w:tcW w:type="dxa" w:w="2160"/>
+          </w:tcPr>
+          <w:p>
+            <w:r>
+              <w:t>7f9e535</w:t>
+            </w:r>
+          </w:p>
+        </w:tc>
+        <w:tc>
+          <w:tcPr>
+            <w:tcW w:type="dxa" w:w="2160"/>
+          </w:tcPr>
+          <w:p>
+            <w:r>
+              <w:t>fix: DECLARATORIA actualizada tras revision completa del material</w:t>
+            </w:r>
+          </w:p>
+        </w:tc>
+      </w:tr>
+      <w:tr>
+        <w:tc>
+          <w:tcPr>
+            <w:tcW w:type="dxa" w:w="2160"/>
+          </w:tcPr>
+          <w:p>
+            <w:r>
+              <w:t>5</w:t>
+            </w:r>
+          </w:p>
+        </w:tc>
+        <w:tc>
+          <w:tcPr>
+            <w:tcW w:type="dxa" w:w="2160"/>
+          </w:tcPr>
+          <w:p>
+            <w:r>
+              <w:t>9 jul</w:t>
+            </w:r>
+          </w:p>
+        </w:tc>
+        <w:tc>
+          <w:tcPr>
+            <w:tcW w:type="dxa" w:w="2160"/>
+          </w:tcPr>
+          <w:p>
+            <w:r>
+              <w:t>d388507</w:t>
+            </w:r>
+          </w:p>
+        </w:tc>
+        <w:tc>
+          <w:tcPr>
+            <w:tcW w:type="dxa" w:w="2160"/>
+          </w:tcPr>
+          <w:p>
+            <w:r>
+              <w:t>fix: referencias genericas sin nombres individuales en DECLARATORIA</w:t>
+            </w:r>
+          </w:p>
+        </w:tc>
+      </w:tr>
+      <w:tr>
+        <w:tc>
+          <w:tcPr>
+            <w:tcW w:type="dxa" w:w="2160"/>
+          </w:tcPr>
+          <w:p>
+            <w:r>
+              <w:t>6</w:t>
+            </w:r>
+          </w:p>
+        </w:tc>
+        <w:tc>
+          <w:tcPr>
+            <w:tcW w:type="dxa" w:w="2160"/>
+          </w:tcPr>
+          <w:p>
+            <w:r>
+              <w:t>11 jul</w:t>
+            </w:r>
+          </w:p>
+        </w:tc>
+        <w:tc>
+          <w:tcPr>
+            <w:tcW w:type="dxa" w:w="2160"/>
+          </w:tcPr>
+          <w:p>
+            <w:r>
+              <w:t>ac193dd</w:t>
+            </w:r>
+          </w:p>
+        </w:tc>
+        <w:tc>
+          <w:tcPr>
+            <w:tcW w:type="dxa" w:w="2160"/>
+          </w:tcPr>
+          <w:p>
+            <w:r>
+              <w:t>docs: agregar documentacion del proyecto (especificacion, manual, Gantt, README)</w:t>
+            </w:r>
+          </w:p>
+        </w:tc>
+      </w:tr>
+      <w:tr>
+        <w:tc>
+          <w:tcPr>
+            <w:tcW w:type="dxa" w:w="2160"/>
+          </w:tcPr>
+          <w:p>
+            <w:r>
+              <w:t>7</w:t>
+            </w:r>
+          </w:p>
+        </w:tc>
+        <w:tc>
+          <w:tcPr>
+            <w:tcW w:type="dxa" w:w="2160"/>
+          </w:tcPr>
+          <w:p>
+            <w:r>
+              <w:t>11 jul</w:t>
+            </w:r>
+          </w:p>
+        </w:tc>
+        <w:tc>
+          <w:tcPr>
+            <w:tcW w:type="dxa" w:w="2160"/>
+          </w:tcPr>
+          <w:p>
+            <w:r>
+              <w:t>6cf6167</w:t>
+            </w:r>
+          </w:p>
+        </w:tc>
+        <w:tc>
+          <w:tcPr>
+            <w:tcW w:type="dxa" w:w="2160"/>
+          </w:tcPr>
+          <w:p>
+            <w:r>
+              <w:t>docs: especificacion visible en markdown + creditos de autoría por integrante en cada archivo</w:t>
+            </w:r>
+          </w:p>
+        </w:tc>
+      </w:tr>
+      <w:tr>
+        <w:tc>
+          <w:tcPr>
+            <w:tcW w:type="dxa" w:w="2160"/>
+          </w:tcPr>
+          <w:p>
+            <w:r>
+              <w:t>8</w:t>
+            </w:r>
+          </w:p>
+        </w:tc>
+        <w:tc>
+          <w:tcPr>
+            <w:tcW w:type="dxa" w:w="2160"/>
+          </w:tcPr>
+          <w:p>
+            <w:r>
+              <w:t>11 jul</w:t>
+            </w:r>
+          </w:p>
+        </w:tc>
+        <w:tc>
+          <w:tcPr>
+            <w:tcW w:type="dxa" w:w="2160"/>
+          </w:tcPr>
+          <w:p>
+            <w:r>
+              <w:t>2d1e028</w:t>
+            </w:r>
+          </w:p>
+        </w:tc>
+        <w:tc>
+          <w:tcPr>
+            <w:tcW w:type="dxa" w:w="2160"/>
+          </w:tcPr>
+          <w:p>
+            <w:r>
+              <w:t>fix: formato limpio del credito de Mayra en manual-usuario.md</w:t>
+            </w:r>
+          </w:p>
+        </w:tc>
+      </w:tr>
+      <w:tr>
+        <w:tc>
+          <w:tcPr>
+            <w:tcW w:type="dxa" w:w="2160"/>
+          </w:tcPr>
+          <w:p>
+            <w:r>
+              <w:t>9</w:t>
+            </w:r>
+          </w:p>
+        </w:tc>
+        <w:tc>
+          <w:tcPr>
+            <w:tcW w:type="dxa" w:w="2160"/>
+          </w:tcPr>
+          <w:p>
+            <w:r>
+              <w:t>11 jul</w:t>
+            </w:r>
+          </w:p>
+        </w:tc>
+        <w:tc>
+          <w:tcPr>
+            <w:tcW w:type="dxa" w:w="2160"/>
+          </w:tcPr>
+          <w:p>
+            <w:r>
+              <w:t>e8ce1b1</w:t>
+            </w:r>
+          </w:p>
+        </w:tc>
+        <w:tc>
+          <w:tcPr>
+            <w:tcW w:type="dxa" w:w="2160"/>
+          </w:tcPr>
+          <w:p>
+            <w:r>
+              <w:t>fix: actualizar historial de commits y DECLARATORIA (Tkinter + incremental)</w:t>
+            </w:r>
+          </w:p>
+        </w:tc>
+      </w:tr>
+    </w:tbl>
+    <w:p>
+      <w:pPr>
+        <w:pStyle w:val="Heading2"/>
+      </w:pPr>
+      <w:r>
+        <w:t>9.3 Stack Tecnológico</w:t>
+      </w:r>
+    </w:p>
+    <w:p>
+      <w:pPr>
+        <w:pStyle w:val="ListBullet"/>
+      </w:pPr>
+      <w:r>
+        <w:t>Editor: VS Code con extensión Python (Microsoft) + GitLens</w:t>
+      </w:r>
+    </w:p>
+    <w:p>
+      <w:pPr>
+        <w:pStyle w:val="ListBullet"/>
+      </w:pPr>
+      <w:r>
+        <w:t>Control de versiones: Git + GitHub</w:t>
+      </w:r>
+    </w:p>
+    <w:p>
+      <w:pPr>
+        <w:pStyle w:val="ListBullet"/>
+      </w:pPr>
+      <w:r>
+        <w:t>Lenguaje: Python 3.11+</w:t>
+      </w:r>
+    </w:p>
+    <w:p>
+      <w:pPr>
+        <w:pStyle w:val="ListBullet"/>
+      </w:pPr>
+      <w:r>
+        <w:t>GUI: Tkinter (libería estándar de Python)</w:t>
+      </w:r>
+    </w:p>
+    <w:p>
+      <w:pPr>
+        <w:pStyle w:val="ListBullet"/>
+      </w:pPr>
+      <w:r>
+        <w:t>BD: SQLite3</w:t>
+      </w:r>
+    </w:p>
+    <w:p>
+      <w:pPr>
+        <w:pStyle w:val="ListBullet"/>
+      </w:pPr>
+      <w:r>
+        <w:t>Documentación: Markdown + DOCX + PDF</w:t>
+      </w:r>
+    </w:p>
+    <w:p>
+      <w:pPr>
+        <w:pStyle w:val="Heading1"/>
+      </w:pPr>
+      <w:r>
+        <w:t>10. Plan de Trabajo y Cronograma</w:t>
+      </w:r>
+    </w:p>
+    <w:p>
+      <w:pPr>
+        <w:pStyle w:val="Heading2"/>
+      </w:pPr>
+      <w:r>
+        <w:t>10.1 Diagrama de Gantt</w:t>
+      </w:r>
+    </w:p>
+    <w:p>
+      <w:pPr>
         <w:jc w:val="center"/>
       </w:pPr>
       <w:r>
         <w:drawing>
           <wp:inline xmlns:a="http://schemas.openxmlformats.org/drawingml/2006/main" xmlns:pic="http://schemas.openxmlformats.org/drawingml/2006/picture">
-            <wp:extent cx="1260000" cy="1265727"/>
+            <wp:extent cx="5486400" cy="2913087"/>
             <wp:docPr id="1" name="Picture 1"/>
             <wp:cNvGraphicFramePr>
               <a:graphicFrameLocks noChangeAspect="1"/>
@@ -19,7 +2342,7 @@
               <a:graphicData uri="http://schemas.openxmlformats.org/drawingml/2006/picture">
                 <pic:pic>
                   <pic:nvPicPr>
-                    <pic:cNvPr id="0" name="uae_logo_oficial.jpg"/>
+                    <pic:cNvPr id="0" name="gantt.png"/>
                     <pic:cNvPicPr/>
                   </pic:nvPicPr>
                   <pic:blipFill>
@@ -31,7 +2354,7 @@
                   <pic:spPr>
                     <a:xfrm>
                       <a:off x="0" y="0"/>
-                      <a:ext cx="1260000" cy="1265727"/>
+                      <a:ext cx="5486400" cy="2913087"/>
                     </a:xfrm>
                     <a:prstGeom prst="rect"/>
                   </pic:spPr>
@@ -44,1442 +2367,51 @@
     </w:p>
     <w:p>
       <w:pPr>
-        <w:spacing w:before="40" w:after="0" w:line="276" w:lineRule="auto"/>
-        <w:jc w:val="center"/>
+        <w:pStyle w:val="Heading2"/>
       </w:pPr>
       <w:r>
-        <w:rPr>
-          <w:rFonts w:ascii="Carlito" w:hAnsi="Carlito" w:eastAsia="Carlito" w:cs="Carlito"/>
-          <w:rFonts w:ascii="Carlito" w:hAnsi="Carlito"/>
-          <w:b/>
-          <w:i w:val="0"/>
-          <w:color w:val="1B4F72"/>
-          <w:sz w:val="28"/>
-        </w:rPr>
-        <w:t>UNIVERSIDAD AGRARIA DEL ECUADOR</w:t>
-      </w:r>
-    </w:p>
-    <w:p>
-      <w:pPr>
-        <w:spacing w:before="0" w:after="0" w:line="276" w:lineRule="auto"/>
-        <w:jc w:val="center"/>
-      </w:pPr>
-      <w:r>
-        <w:rPr>
-          <w:rFonts w:ascii="Carlito" w:hAnsi="Carlito" w:eastAsia="Carlito" w:cs="Carlito"/>
-          <w:rFonts w:ascii="Carlito" w:hAnsi="Carlito"/>
-          <w:b/>
-          <w:i w:val="0"/>
-          <w:sz w:val="22"/>
-        </w:rPr>
-        <w:t>Facultad de Ciencias Agrarias</w:t>
-      </w:r>
-    </w:p>
-    <w:p>
-      <w:pPr>
-        <w:spacing w:before="0" w:after="40" w:line="276" w:lineRule="auto"/>
-        <w:jc w:val="center"/>
-      </w:pPr>
-      <w:r>
-        <w:rPr>
-          <w:rFonts w:ascii="Carlito" w:hAnsi="Carlito" w:eastAsia="Carlito" w:cs="Carlito"/>
-          <w:rFonts w:ascii="Carlito" w:hAnsi="Carlito"/>
-          <w:b w:val="0"/>
-          <w:i w:val="0"/>
-          <w:sz w:val="20"/>
-        </w:rPr>
-        <w:t>Carrera Ingeniería en Ciencias de la Computación — Modalidad en Línea</w:t>
-      </w:r>
-    </w:p>
-    <w:p>
-      <w:pPr>
-        <w:pBdr>
-          <w:bottom w:val="single" w:sz="12" w:space="1" w:color="1B4F72"/>
-        </w:pBdr>
-        <w:spacing w:before="40" w:after="160" w:line="276" w:lineRule="auto"/>
-      </w:pPr>
-    </w:p>
-    <w:p>
-      <w:pPr>
-        <w:spacing w:before="80" w:after="40" w:line="276" w:lineRule="auto"/>
-        <w:jc w:val="center"/>
-      </w:pPr>
-      <w:r>
-        <w:rPr>
-          <w:rFonts w:ascii="Carlito" w:hAnsi="Carlito" w:eastAsia="Carlito" w:cs="Carlito"/>
-          <w:rFonts w:ascii="Carlito" w:hAnsi="Carlito"/>
-          <w:b/>
-          <w:i w:val="0"/>
-          <w:color w:val="1B4F72"/>
-          <w:sz w:val="30"/>
-        </w:rPr>
-        <w:t>Proyecto Final — Avance Documental (50%)</w:t>
-      </w:r>
-    </w:p>
-    <w:p>
-      <w:pPr>
-        <w:spacing w:before="0" w:after="120" w:line="276" w:lineRule="auto"/>
-        <w:jc w:val="center"/>
-      </w:pPr>
-      <w:r>
-        <w:rPr>
-          <w:rFonts w:ascii="Carlito" w:hAnsi="Carlito" w:eastAsia="Carlito" w:cs="Carlito"/>
-          <w:rFonts w:ascii="Carlito" w:hAnsi="Carlito"/>
-          <w:b/>
-          <w:i w:val="0"/>
-          <w:sz w:val="22"/>
-        </w:rPr>
-        <w:t>Sistema de Gestión de Biblioteca Universitaria</w:t>
-      </w:r>
-    </w:p>
-    <w:p>
-      <w:pPr>
-        <w:spacing w:before="0" w:after="20" w:line="240" w:lineRule="auto"/>
-        <w:jc w:val="center"/>
-      </w:pPr>
-      <w:r>
-        <w:rPr>
-          <w:rFonts w:ascii="Carlito" w:hAnsi="Carlito" w:eastAsia="Carlito" w:cs="Carlito"/>
-          <w:rFonts w:ascii="Carlito" w:hAnsi="Carlito"/>
-          <w:b w:val="0"/>
-          <w:i w:val="0"/>
-          <w:sz w:val="20"/>
-        </w:rPr>
-        <w:t>Asignatura: Lenguaje de Programación 2 (Programación 2)</w:t>
-      </w:r>
-    </w:p>
-    <w:p>
-      <w:pPr>
-        <w:spacing w:before="0" w:after="20" w:line="240" w:lineRule="auto"/>
-        <w:jc w:val="center"/>
-      </w:pPr>
-      <w:r>
-        <w:rPr>
-          <w:rFonts w:ascii="Carlito" w:hAnsi="Carlito" w:eastAsia="Carlito" w:cs="Carlito"/>
-          <w:rFonts w:ascii="Carlito" w:hAnsi="Carlito"/>
-          <w:b w:val="0"/>
-          <w:i w:val="0"/>
-          <w:sz w:val="20"/>
-        </w:rPr>
-        <w:t>Docente: Ing. Bryan Orlando Vélez San Martín, M.Sc.</w:t>
-      </w:r>
-    </w:p>
-    <w:p>
-      <w:pPr>
-        <w:spacing w:before="0" w:after="20" w:line="240" w:lineRule="auto"/>
-        <w:jc w:val="center"/>
-      </w:pPr>
-      <w:r>
-        <w:rPr>
-          <w:rFonts w:ascii="Carlito" w:hAnsi="Carlito" w:eastAsia="Carlito" w:cs="Carlito"/>
-          <w:rFonts w:ascii="Carlito" w:hAnsi="Carlito"/>
-          <w:b w:val="0"/>
-          <w:i w:val="0"/>
-          <w:sz w:val="20"/>
-        </w:rPr>
-        <w:t>Paralelo: 3SA — Tercer Semestre</w:t>
-      </w:r>
-    </w:p>
-    <w:p>
-      <w:pPr>
-        <w:spacing w:before="0" w:after="20" w:line="240" w:lineRule="auto"/>
-        <w:jc w:val="center"/>
-      </w:pPr>
-      <w:r>
-        <w:rPr>
-          <w:rFonts w:ascii="Carlito" w:hAnsi="Carlito" w:eastAsia="Carlito" w:cs="Carlito"/>
-          <w:rFonts w:ascii="Carlito" w:hAnsi="Carlito"/>
-          <w:b w:val="0"/>
-          <w:i w:val="0"/>
-          <w:sz w:val="20"/>
-        </w:rPr>
-        <w:t>Grupo: Grupo #1</w:t>
-      </w:r>
-    </w:p>
-    <w:p>
-      <w:pPr>
-        <w:spacing w:before="0" w:after="20" w:line="240" w:lineRule="auto"/>
-        <w:jc w:val="center"/>
-      </w:pPr>
-      <w:r>
-        <w:rPr>
-          <w:rFonts w:ascii="Carlito" w:hAnsi="Carlito" w:eastAsia="Carlito" w:cs="Carlito"/>
-          <w:rFonts w:ascii="Carlito" w:hAnsi="Carlito"/>
-          <w:b w:val="0"/>
-          <w:i w:val="0"/>
-          <w:sz w:val="20"/>
-        </w:rPr>
-      </w:r>
-    </w:p>
-    <w:p>
-      <w:pPr>
-        <w:spacing w:before="0" w:after="40" w:line="240" w:lineRule="auto"/>
-        <w:jc w:val="center"/>
-      </w:pPr>
-      <w:r>
-        <w:rPr>
-          <w:rFonts w:ascii="Carlito" w:hAnsi="Carlito" w:eastAsia="Carlito" w:cs="Carlito"/>
-          <w:rFonts w:ascii="Carlito" w:hAnsi="Carlito"/>
-          <w:b/>
-          <w:i w:val="0"/>
-          <w:color w:val="1B4F72"/>
-          <w:sz w:val="18"/>
-        </w:rPr>
-        <w:t>Integrantes:</w:t>
-      </w:r>
-    </w:p>
-    <w:p>
-      <w:pPr>
-        <w:spacing w:before="0" w:after="0" w:line="240" w:lineRule="auto"/>
-        <w:jc w:val="center"/>
-      </w:pPr>
-      <w:r>
-        <w:rPr>
-          <w:rFonts w:ascii="Carlito" w:hAnsi="Carlito" w:eastAsia="Carlito" w:cs="Carlito"/>
-          <w:rFonts w:ascii="Carlito" w:hAnsi="Carlito"/>
-          <w:b w:val="0"/>
-          <w:i w:val="0"/>
-          <w:sz w:val="18"/>
-        </w:rPr>
-        <w:t>• Henry Josué Pazmiño Raimundy</w:t>
-      </w:r>
-    </w:p>
-    <w:p>
-      <w:pPr>
-        <w:spacing w:before="0" w:after="0" w:line="240" w:lineRule="auto"/>
-        <w:jc w:val="center"/>
-      </w:pPr>
-      <w:r>
-        <w:rPr>
-          <w:rFonts w:ascii="Carlito" w:hAnsi="Carlito" w:eastAsia="Carlito" w:cs="Carlito"/>
-          <w:rFonts w:ascii="Carlito" w:hAnsi="Carlito"/>
-          <w:b w:val="0"/>
-          <w:i w:val="0"/>
-          <w:sz w:val="18"/>
-        </w:rPr>
-        <w:t>• Jodie Michelle Parrales Quimí</w:t>
-      </w:r>
-    </w:p>
-    <w:p>
-      <w:pPr>
-        <w:spacing w:before="0" w:after="0" w:line="240" w:lineRule="auto"/>
-        <w:jc w:val="center"/>
-      </w:pPr>
-      <w:r>
-        <w:rPr>
-          <w:rFonts w:ascii="Carlito" w:hAnsi="Carlito" w:eastAsia="Carlito" w:cs="Carlito"/>
-          <w:rFonts w:ascii="Carlito" w:hAnsi="Carlito"/>
-          <w:b w:val="0"/>
-          <w:i w:val="0"/>
-          <w:sz w:val="18"/>
-        </w:rPr>
-        <w:t>• Cindy Ninoska Ayoví Gonzabay</w:t>
-      </w:r>
-    </w:p>
-    <w:p>
-      <w:pPr>
-        <w:spacing w:before="0" w:after="0" w:line="240" w:lineRule="auto"/>
-        <w:jc w:val="center"/>
-      </w:pPr>
-      <w:r>
-        <w:rPr>
-          <w:rFonts w:ascii="Carlito" w:hAnsi="Carlito" w:eastAsia="Carlito" w:cs="Carlito"/>
-          <w:rFonts w:ascii="Carlito" w:hAnsi="Carlito"/>
-          <w:b w:val="0"/>
-          <w:i w:val="0"/>
-          <w:sz w:val="18"/>
-        </w:rPr>
-        <w:t>• Cesar Vicente Hernández Uyaguari</w:t>
-      </w:r>
-    </w:p>
-    <w:p>
-      <w:pPr>
-        <w:spacing w:before="0" w:after="0" w:line="240" w:lineRule="auto"/>
-        <w:jc w:val="center"/>
-      </w:pPr>
-      <w:r>
-        <w:rPr>
-          <w:rFonts w:ascii="Carlito" w:hAnsi="Carlito" w:eastAsia="Carlito" w:cs="Carlito"/>
-          <w:rFonts w:ascii="Carlito" w:hAnsi="Carlito"/>
-          <w:b w:val="0"/>
-          <w:i w:val="0"/>
-          <w:sz w:val="18"/>
-        </w:rPr>
-        <w:t>• Mayra Alejandra Vera Yagual</w:t>
-      </w:r>
-    </w:p>
-    <w:p>
-      <w:pPr>
-        <w:spacing w:before="120" w:after="0" w:line="276" w:lineRule="auto"/>
-        <w:jc w:val="center"/>
-      </w:pPr>
-      <w:r>
-        <w:rPr>
-          <w:rFonts w:ascii="Carlito" w:hAnsi="Carlito" w:eastAsia="Carlito" w:cs="Carlito"/>
-          <w:rFonts w:ascii="Carlito" w:hAnsi="Carlito"/>
-          <w:b w:val="0"/>
-          <w:i w:val="0"/>
-          <w:sz w:val="20"/>
-        </w:rPr>
-        <w:t>Julio 2026</w:t>
-      </w:r>
-    </w:p>
-    <w:p>
-      <w:r>
-        <w:br w:type="page"/>
-      </w:r>
-    </w:p>
-    <w:p>
-      <w:pPr>
-        <w:spacing w:before="200" w:after="80" w:line="276" w:lineRule="auto"/>
-        <w:jc w:val="left"/>
-      </w:pPr>
-      <w:r>
-        <w:rPr>
-          <w:rFonts w:ascii="Carlito" w:hAnsi="Carlito" w:eastAsia="Carlito" w:cs="Carlito"/>
-          <w:rFonts w:ascii="Carlito" w:hAnsi="Carlito"/>
-          <w:b/>
-          <w:i w:val="0"/>
-          <w:color w:val="1B4F72"/>
-          <w:sz w:val="24"/>
-        </w:rPr>
-        <w:t>Índice de Contenidos (Preliminar)</w:t>
-      </w:r>
-    </w:p>
-    <w:p>
-      <w:pPr>
-        <w:spacing w:before="0" w:after="20" w:line="276" w:lineRule="auto"/>
-        <w:jc w:val="left"/>
-      </w:pPr>
-      <w:r>
-        <w:rPr>
-          <w:rFonts w:ascii="Carlito" w:hAnsi="Carlito" w:eastAsia="Carlito" w:cs="Carlito"/>
-          <w:rFonts w:ascii="Carlito" w:hAnsi="Carlito"/>
-          <w:b w:val="0"/>
-          <w:i w:val="0"/>
-          <w:sz w:val="18"/>
-        </w:rPr>
-        <w:t>1.  Portada</w:t>
-      </w:r>
-    </w:p>
-    <w:p>
-      <w:pPr>
-        <w:spacing w:before="0" w:after="20" w:line="276" w:lineRule="auto"/>
-        <w:jc w:val="left"/>
-      </w:pPr>
-      <w:r>
-        <w:rPr>
-          <w:rFonts w:ascii="Carlito" w:hAnsi="Carlito" w:eastAsia="Carlito" w:cs="Carlito"/>
-          <w:rFonts w:ascii="Carlito" w:hAnsi="Carlito"/>
-          <w:b w:val="0"/>
-          <w:i w:val="0"/>
-          <w:sz w:val="18"/>
-        </w:rPr>
-        <w:t>2.  Índice de Contenidos</w:t>
-      </w:r>
-    </w:p>
-    <w:p>
-      <w:pPr>
-        <w:spacing w:before="0" w:after="20" w:line="276" w:lineRule="auto"/>
-        <w:jc w:val="left"/>
-      </w:pPr>
-      <w:r>
-        <w:rPr>
-          <w:rFonts w:ascii="Carlito" w:hAnsi="Carlito" w:eastAsia="Carlito" w:cs="Carlito"/>
-          <w:rFonts w:ascii="Carlito" w:hAnsi="Carlito"/>
-          <w:b w:val="0"/>
-          <w:i w:val="0"/>
-          <w:sz w:val="18"/>
-        </w:rPr>
-        <w:t>3.  Introducción</w:t>
-      </w:r>
-    </w:p>
-    <w:p>
-      <w:pPr>
-        <w:spacing w:before="0" w:after="20" w:line="276" w:lineRule="auto"/>
-        <w:jc w:val="left"/>
-      </w:pPr>
-      <w:r>
-        <w:rPr>
-          <w:rFonts w:ascii="Carlito" w:hAnsi="Carlito" w:eastAsia="Carlito" w:cs="Carlito"/>
-          <w:rFonts w:ascii="Carlito" w:hAnsi="Carlito"/>
-          <w:b w:val="0"/>
-          <w:i w:val="0"/>
-          <w:sz w:val="18"/>
-        </w:rPr>
-        <w:t>4.  Justificación</w:t>
-      </w:r>
-    </w:p>
-    <w:p>
-      <w:pPr>
-        <w:spacing w:before="0" w:after="20" w:line="276" w:lineRule="auto"/>
-        <w:jc w:val="left"/>
-      </w:pPr>
-      <w:r>
-        <w:rPr>
-          <w:rFonts w:ascii="Carlito" w:hAnsi="Carlito" w:eastAsia="Carlito" w:cs="Carlito"/>
-          <w:rFonts w:ascii="Carlito" w:hAnsi="Carlito"/>
-          <w:b w:val="0"/>
-          <w:i w:val="0"/>
-          <w:sz w:val="18"/>
-        </w:rPr>
-        <w:t>5.  Objetivos</w:t>
-      </w:r>
-    </w:p>
-    <w:p>
-      <w:pPr>
-        <w:spacing w:before="0" w:after="20" w:line="276" w:lineRule="auto"/>
-        <w:jc w:val="left"/>
-      </w:pPr>
-      <w:r>
-        <w:rPr>
-          <w:rFonts w:ascii="Carlito" w:hAnsi="Carlito" w:eastAsia="Carlito" w:cs="Carlito"/>
-          <w:rFonts w:ascii="Carlito" w:hAnsi="Carlito"/>
-          <w:b w:val="0"/>
-          <w:i w:val="0"/>
-          <w:sz w:val="18"/>
-        </w:rPr>
-        <w:t xml:space="preserve">  5.1  Objetivo General</w:t>
-      </w:r>
-    </w:p>
-    <w:p>
-      <w:pPr>
-        <w:spacing w:before="0" w:after="20" w:line="276" w:lineRule="auto"/>
-        <w:jc w:val="left"/>
-      </w:pPr>
-      <w:r>
-        <w:rPr>
-          <w:rFonts w:ascii="Carlito" w:hAnsi="Carlito" w:eastAsia="Carlito" w:cs="Carlito"/>
-          <w:rFonts w:ascii="Carlito" w:hAnsi="Carlito"/>
-          <w:b w:val="0"/>
-          <w:i w:val="0"/>
-          <w:sz w:val="18"/>
-        </w:rPr>
-        <w:t xml:space="preserve">  5.2  Objetivos Específicos</w:t>
-      </w:r>
-    </w:p>
-    <w:p>
-      <w:pPr>
-        <w:spacing w:before="0" w:after="20" w:line="276" w:lineRule="auto"/>
-        <w:jc w:val="left"/>
-      </w:pPr>
-      <w:r>
-        <w:rPr>
-          <w:rFonts w:ascii="Carlito" w:hAnsi="Carlito" w:eastAsia="Carlito" w:cs="Carlito"/>
-          <w:rFonts w:ascii="Carlito" w:hAnsi="Carlito"/>
-          <w:b w:val="0"/>
-          <w:i w:val="0"/>
-          <w:sz w:val="18"/>
-        </w:rPr>
-        <w:t>6.  Alcance del Sistema</w:t>
-      </w:r>
-    </w:p>
-    <w:p>
-      <w:pPr>
-        <w:spacing w:before="0" w:after="20" w:line="276" w:lineRule="auto"/>
-        <w:jc w:val="left"/>
-      </w:pPr>
-      <w:r>
-        <w:rPr>
-          <w:rFonts w:ascii="Carlito" w:hAnsi="Carlito" w:eastAsia="Carlito" w:cs="Carlito"/>
-          <w:rFonts w:ascii="Carlito" w:hAnsi="Carlito"/>
-          <w:b w:val="0"/>
-          <w:i w:val="0"/>
-          <w:sz w:val="18"/>
-        </w:rPr>
-        <w:t>7.  Marco Teórico</w:t>
-      </w:r>
-    </w:p>
-    <w:p>
-      <w:pPr>
-        <w:spacing w:before="0" w:after="20" w:line="276" w:lineRule="auto"/>
-        <w:jc w:val="left"/>
-      </w:pPr>
-      <w:r>
-        <w:rPr>
-          <w:rFonts w:ascii="Carlito" w:hAnsi="Carlito" w:eastAsia="Carlito" w:cs="Carlito"/>
-          <w:rFonts w:ascii="Carlito" w:hAnsi="Carlito"/>
-          <w:b w:val="0"/>
-          <w:i w:val="0"/>
-          <w:sz w:val="18"/>
-        </w:rPr>
-        <w:t xml:space="preserve">  7.1  Programación Orientada a Objetos</w:t>
-      </w:r>
-    </w:p>
-    <w:p>
-      <w:pPr>
-        <w:spacing w:before="0" w:after="20" w:line="276" w:lineRule="auto"/>
-        <w:jc w:val="left"/>
-      </w:pPr>
-      <w:r>
-        <w:rPr>
-          <w:rFonts w:ascii="Carlito" w:hAnsi="Carlito" w:eastAsia="Carlito" w:cs="Carlito"/>
-          <w:rFonts w:ascii="Carlito" w:hAnsi="Carlito"/>
-          <w:b w:val="0"/>
-          <w:i w:val="0"/>
-          <w:sz w:val="18"/>
-        </w:rPr>
-        <w:t xml:space="preserve">  7.2  Estructuras de Datos</w:t>
-      </w:r>
-    </w:p>
-    <w:p>
-      <w:pPr>
-        <w:spacing w:before="0" w:after="20" w:line="276" w:lineRule="auto"/>
-        <w:jc w:val="left"/>
-      </w:pPr>
-      <w:r>
-        <w:rPr>
-          <w:rFonts w:ascii="Carlito" w:hAnsi="Carlito" w:eastAsia="Carlito" w:cs="Carlito"/>
-          <w:rFonts w:ascii="Carlito" w:hAnsi="Carlito"/>
-          <w:b w:val="0"/>
-          <w:i w:val="0"/>
-          <w:sz w:val="18"/>
-        </w:rPr>
-        <w:t xml:space="preserve">  7.3  Algoritmos de Ordenamiento y Búsqueda</w:t>
-      </w:r>
-    </w:p>
-    <w:p>
-      <w:pPr>
-        <w:spacing w:before="0" w:after="20" w:line="276" w:lineRule="auto"/>
-        <w:jc w:val="left"/>
-      </w:pPr>
-      <w:r>
-        <w:rPr>
-          <w:rFonts w:ascii="Carlito" w:hAnsi="Carlito" w:eastAsia="Carlito" w:cs="Carlito"/>
-          <w:rFonts w:ascii="Carlito" w:hAnsi="Carlito"/>
-          <w:b w:val="0"/>
-          <w:i w:val="0"/>
-          <w:sz w:val="18"/>
-        </w:rPr>
-        <w:t xml:space="preserve">  7.4  Base de Datos con SQLite</w:t>
-      </w:r>
-    </w:p>
-    <w:p>
-      <w:pPr>
-        <w:spacing w:before="0" w:after="20" w:line="276" w:lineRule="auto"/>
-        <w:jc w:val="left"/>
-      </w:pPr>
-      <w:r>
-        <w:rPr>
-          <w:rFonts w:ascii="Carlito" w:hAnsi="Carlito" w:eastAsia="Carlito" w:cs="Carlito"/>
-          <w:rFonts w:ascii="Carlito" w:hAnsi="Carlito"/>
-          <w:b w:val="0"/>
-          <w:i w:val="0"/>
-          <w:sz w:val="18"/>
-        </w:rPr>
-        <w:t>8.  Diseño Preliminar del Sistema</w:t>
-      </w:r>
-    </w:p>
-    <w:p>
-      <w:pPr>
-        <w:spacing w:before="0" w:after="20" w:line="276" w:lineRule="auto"/>
-        <w:jc w:val="left"/>
-      </w:pPr>
-      <w:r>
-        <w:rPr>
-          <w:rFonts w:ascii="Carlito" w:hAnsi="Carlito" w:eastAsia="Carlito" w:cs="Carlito"/>
-          <w:rFonts w:ascii="Carlito" w:hAnsi="Carlito"/>
-          <w:b w:val="0"/>
-          <w:i w:val="0"/>
-          <w:sz w:val="18"/>
-        </w:rPr>
-        <w:t xml:space="preserve">  8.1  Diagrama de Clases UML</w:t>
-      </w:r>
-    </w:p>
-    <w:p>
-      <w:pPr>
-        <w:spacing w:before="0" w:after="20" w:line="276" w:lineRule="auto"/>
-        <w:jc w:val="left"/>
-      </w:pPr>
-      <w:r>
-        <w:rPr>
-          <w:rFonts w:ascii="Carlito" w:hAnsi="Carlito" w:eastAsia="Carlito" w:cs="Carlito"/>
-          <w:rFonts w:ascii="Carlito" w:hAnsi="Carlito"/>
-          <w:b w:val="0"/>
-          <w:i w:val="0"/>
-          <w:sz w:val="18"/>
-        </w:rPr>
-        <w:t xml:space="preserve">  8.2  Modelo Entidad-Relación de la Base de Datos</w:t>
-      </w:r>
-    </w:p>
-    <w:p>
-      <w:r>
-        <w:br w:type="page"/>
-      </w:r>
-    </w:p>
-    <w:p>
-      <w:pPr>
-        <w:spacing w:before="200" w:after="80" w:line="276" w:lineRule="auto"/>
-        <w:jc w:val="left"/>
-      </w:pPr>
-      <w:r>
-        <w:rPr>
-          <w:rFonts w:ascii="Carlito" w:hAnsi="Carlito" w:eastAsia="Carlito" w:cs="Carlito"/>
-          <w:rFonts w:ascii="Carlito" w:hAnsi="Carlito"/>
-          <w:b/>
-          <w:i w:val="0"/>
-          <w:color w:val="1B4F72"/>
-          <w:sz w:val="24"/>
-        </w:rPr>
-        <w:t>Introducción</w:t>
-      </w:r>
-    </w:p>
-    <w:p>
-      <w:pPr>
-        <w:spacing w:before="0" w:after="80" w:line="276" w:lineRule="auto"/>
-        <w:jc w:val="both"/>
-      </w:pPr>
-      <w:r>
-        <w:rPr>
-          <w:rFonts w:ascii="Carlito" w:hAnsi="Carlito" w:eastAsia="Carlito" w:cs="Carlito"/>
-          <w:rFonts w:ascii="Carlito" w:hAnsi="Carlito"/>
-          <w:b w:val="0"/>
-          <w:i w:val="0"/>
-          <w:sz w:val="18"/>
-        </w:rPr>
-        <w:t>El presente documento constituye el avance del 50% del proyecto final de la asignatura Lenguaje de Programación 2, correspondiente al Tercer Semestre de la Carrera de Ciencias de la Computación de la Universidad Agraria del Ecuador. El proyecto consiste en el desarrollo de un Sistema de Gestión de Biblioteca Universitaria, una aplicación de escritorio desarrollada en Python que integra los conceptos fundamentales de programación orientada a objetos, estructuras de datos, algoritmos de ordenamiento y búsqueda, bases de datos relacionales con SQLite, e interfaz gráfica con Tkinter.</w:t>
-      </w:r>
-    </w:p>
-    <w:p>
-      <w:pPr>
-        <w:spacing w:before="0" w:after="80" w:line="276" w:lineRule="auto"/>
-        <w:jc w:val="both"/>
-      </w:pPr>
-      <w:r>
-        <w:rPr>
-          <w:rFonts w:ascii="Carlito" w:hAnsi="Carlito" w:eastAsia="Carlito" w:cs="Carlito"/>
-          <w:rFonts w:ascii="Carlito" w:hAnsi="Carlito"/>
-          <w:b w:val="0"/>
-          <w:i w:val="0"/>
-          <w:sz w:val="18"/>
-        </w:rPr>
-        <w:t>La biblioteca universitaria enfrenta desafíos comunes en la gestión de sus recursos bibliográficos: control de inventario de libros, registro de socios (estudiantes y docentes), administración de préstamos y devoluciones, y manejo de reservas de ejemplares. El sistema propuesto automatiza estos procesos mediante una solución informática integral que reemplaza los procedimientos manuales y reduce el riesgo de pérdida de información.</w:t>
-      </w:r>
-    </w:p>
-    <w:p>
-      <w:pPr>
-        <w:spacing w:before="0" w:after="80" w:line="276" w:lineRule="auto"/>
-        <w:jc w:val="both"/>
-      </w:pPr>
-      <w:r>
-        <w:rPr>
-          <w:rFonts w:ascii="Carlito" w:hAnsi="Carlito" w:eastAsia="Carlito" w:cs="Carlito"/>
-          <w:rFonts w:ascii="Carlito" w:hAnsi="Carlito"/>
-          <w:b w:val="0"/>
-          <w:i w:val="0"/>
-          <w:sz w:val="18"/>
-        </w:rPr>
-        <w:t>Este informe cubre las secciones de introducción, justificación, objetivos, alcance, marco teórico y diseño preliminar del sistema. La segunda mitad del documento (metodología detallada, implementación, pruebas, análisis de complejidad, conclusiones y bibliografía) se completará en la entrega final de la semana 14.</w:t>
-      </w:r>
-    </w:p>
-    <w:p>
-      <w:pPr>
-        <w:spacing w:before="200" w:after="80" w:line="276" w:lineRule="auto"/>
-        <w:jc w:val="left"/>
-      </w:pPr>
-      <w:r>
-        <w:rPr>
-          <w:rFonts w:ascii="Carlito" w:hAnsi="Carlito" w:eastAsia="Carlito" w:cs="Carlito"/>
-          <w:rFonts w:ascii="Carlito" w:hAnsi="Carlito"/>
-          <w:b/>
-          <w:i w:val="0"/>
-          <w:color w:val="1B4F72"/>
-          <w:sz w:val="24"/>
-        </w:rPr>
-        <w:t>Justificación</w:t>
-      </w:r>
-    </w:p>
-    <w:p>
-      <w:pPr>
-        <w:spacing w:before="0" w:after="80" w:line="276" w:lineRule="auto"/>
-        <w:jc w:val="both"/>
-      </w:pPr>
-      <w:r>
-        <w:rPr>
-          <w:rFonts w:ascii="Carlito" w:hAnsi="Carlito" w:eastAsia="Carlito" w:cs="Carlito"/>
-          <w:rFonts w:ascii="Carlito" w:hAnsi="Carlito"/>
-          <w:b w:val="0"/>
-          <w:i w:val="0"/>
-          <w:sz w:val="18"/>
-        </w:rPr>
-        <w:t>El desarrollo del Sistema de Gestión de Biblioteca Universitaria se justifica desde una perspectiva académica y práctica. Desde el punto de vista académico, este proyecto integra la totalidad de los contenidos vistos durante el semestre: los principios de la programación orientada a objetos (herencia, encapsulamiento, polimorfismo y abstracción), las estructuras de datos lineales (listas enlazadas, pilas y colas), los algoritmos fundamentales de ordenamiento y búsqueda, y el manejo de bases de datos relacionales mediante SQLite.</w:t>
-      </w:r>
-    </w:p>
-    <w:p>
-      <w:pPr>
-        <w:spacing w:before="0" w:after="80" w:line="276" w:lineRule="auto"/>
-        <w:jc w:val="both"/>
-      </w:pPr>
-      <w:r>
-        <w:rPr>
-          <w:rFonts w:ascii="Carlito" w:hAnsi="Carlito" w:eastAsia="Carlito" w:cs="Carlito"/>
-          <w:rFonts w:ascii="Carlito" w:hAnsi="Carlito"/>
-          <w:b w:val="0"/>
-          <w:i w:val="0"/>
-          <w:sz w:val="18"/>
-        </w:rPr>
-        <w:t>En el ámbito práctico, una biblioteca universitaria típica maneja cientos o miles de ejemplares, atiende a una comunidad de estudiantes y docentes, y requiere llevar un control preciso de los préstamos, devoluciones y reservas. Un sistema informático permite agilizar estos procesos, reducir errores humanos, mantener un historial confiable de movimientos y facilitar la consulta del catálogo. El proyecto, aunque desarrollado como caso simulado, responde a una necesidad real identificada en instituciones educativas.</w:t>
-      </w:r>
-    </w:p>
-    <w:p>
-      <w:pPr>
-        <w:spacing w:before="0" w:after="80" w:line="276" w:lineRule="auto"/>
-        <w:jc w:val="both"/>
-      </w:pPr>
-      <w:r>
-        <w:rPr>
-          <w:rFonts w:ascii="Carlito" w:hAnsi="Carlito" w:eastAsia="Carlito" w:cs="Carlito"/>
-          <w:rFonts w:ascii="Carlito" w:hAnsi="Carlito"/>
-          <w:b w:val="0"/>
-          <w:i w:val="0"/>
-          <w:sz w:val="18"/>
-        </w:rPr>
-        <w:t>Además, el proyecto fomenta el trabajo en equipo, la división de responsabilidades y el uso de herramientas de control de versiones como GitHub, preparando al grupo para enfrentar proyectos de software en entornos profesionales.</w:t>
-      </w:r>
-    </w:p>
-    <w:p>
-      <w:pPr>
-        <w:spacing w:before="200" w:after="80" w:line="276" w:lineRule="auto"/>
-        <w:jc w:val="left"/>
-      </w:pPr>
-      <w:r>
-        <w:rPr>
-          <w:rFonts w:ascii="Carlito" w:hAnsi="Carlito" w:eastAsia="Carlito" w:cs="Carlito"/>
-          <w:rFonts w:ascii="Carlito" w:hAnsi="Carlito"/>
-          <w:b/>
-          <w:i w:val="0"/>
-          <w:color w:val="1B4F72"/>
-          <w:sz w:val="24"/>
-        </w:rPr>
-        <w:t>Objetivos</w:t>
-      </w:r>
-    </w:p>
-    <w:p>
-      <w:pPr>
-        <w:spacing w:before="120" w:after="80" w:line="276" w:lineRule="auto"/>
-        <w:jc w:val="left"/>
-      </w:pPr>
-      <w:r>
-        <w:rPr>
-          <w:rFonts w:ascii="Carlito" w:hAnsi="Carlito" w:eastAsia="Carlito" w:cs="Carlito"/>
-          <w:rFonts w:ascii="Carlito" w:hAnsi="Carlito"/>
-          <w:b/>
-          <w:i w:val="0"/>
-          <w:color w:val="2E86C1"/>
-          <w:sz w:val="20"/>
-        </w:rPr>
-        <w:t>5.1 Objetivo General</w:t>
-      </w:r>
-    </w:p>
-    <w:p>
-      <w:pPr>
-        <w:spacing w:before="0" w:after="80" w:line="276" w:lineRule="auto"/>
-        <w:jc w:val="both"/>
-      </w:pPr>
-      <w:r>
-        <w:rPr>
-          <w:rFonts w:ascii="Carlito" w:hAnsi="Carlito" w:eastAsia="Carlito" w:cs="Carlito"/>
-          <w:rFonts w:ascii="Carlito" w:hAnsi="Carlito"/>
-          <w:b w:val="0"/>
-          <w:i w:val="0"/>
-          <w:sz w:val="18"/>
-        </w:rPr>
-        <w:t>Desarrollar un Sistema de Gestión de Biblioteca Universitaria funcional, implementado en Python, que integre los conceptos de programación orientada a objetos, estructuras de datos, algoritmos de ordenamiento y búsqueda, base de datos SQLite e interfaz gráfica con Tkinter, como proyecto integrador de la asignatura Lenguaje de Programación 2.</w:t>
-      </w:r>
-    </w:p>
-    <w:p>
-      <w:pPr>
-        <w:spacing w:before="120" w:after="80" w:line="276" w:lineRule="auto"/>
-        <w:jc w:val="left"/>
-      </w:pPr>
-      <w:r>
-        <w:rPr>
-          <w:rFonts w:ascii="Carlito" w:hAnsi="Carlito" w:eastAsia="Carlito" w:cs="Carlito"/>
-          <w:rFonts w:ascii="Carlito" w:hAnsi="Carlito"/>
-          <w:b/>
-          <w:i w:val="0"/>
-          <w:color w:val="2E86C1"/>
-          <w:sz w:val="20"/>
-        </w:rPr>
-        <w:t>5.2 Objetivos Específicos</w:t>
-      </w:r>
-    </w:p>
-    <w:p>
-      <w:pPr>
-        <w:spacing w:before="0" w:after="40" w:line="276" w:lineRule="auto"/>
-        <w:jc w:val="both"/>
-      </w:pPr>
-      <w:r>
-        <w:rPr>
-          <w:rFonts w:ascii="Carlito" w:hAnsi="Carlito" w:eastAsia="Carlito" w:cs="Carlito"/>
-          <w:rFonts w:ascii="Carlito" w:hAnsi="Carlito"/>
-          <w:b w:val="0"/>
-          <w:i w:val="0"/>
-          <w:sz w:val="18"/>
-        </w:rPr>
-        <w:t>• Aplicar los principios de POO (herencia, encapsulamiento, polimorfismo y abstracción) en el modelado de las entidades del sistema: Persona, Estudiante, Docente, Socio, Libro, Préstamo y Reserva.</w:t>
-      </w:r>
-    </w:p>
-    <w:p>
-      <w:pPr>
-        <w:spacing w:before="0" w:after="40" w:line="276" w:lineRule="auto"/>
-        <w:jc w:val="both"/>
-      </w:pPr>
-      <w:r>
-        <w:rPr>
-          <w:rFonts w:ascii="Carlito" w:hAnsi="Carlito" w:eastAsia="Carlito" w:cs="Carlito"/>
-          <w:rFonts w:ascii="Carlito" w:hAnsi="Carlito"/>
-          <w:b w:val="0"/>
-          <w:i w:val="0"/>
-          <w:sz w:val="18"/>
-        </w:rPr>
-        <w:t>• Implementar estructuras de datos lineales como lista enlazada simple para el catálogo de libros, cola FIFO para la gestión de reservas y pila LIFO para la funcionalidad de deshacer préstamos.</w:t>
-      </w:r>
-    </w:p>
-    <w:p>
-      <w:pPr>
-        <w:spacing w:before="0" w:after="40" w:line="276" w:lineRule="auto"/>
-        <w:jc w:val="both"/>
-      </w:pPr>
-      <w:r>
-        <w:rPr>
-          <w:rFonts w:ascii="Carlito" w:hAnsi="Carlito" w:eastAsia="Carlito" w:cs="Carlito"/>
-          <w:rFonts w:ascii="Carlito" w:hAnsi="Carlito"/>
-          <w:b w:val="0"/>
-          <w:i w:val="0"/>
-          <w:sz w:val="18"/>
-        </w:rPr>
-        <w:t>• Incorporar algoritmos de ordenamiento (burbuja, inserción, merge sort y quick sort) y búsqueda (lineal y binaria) para la organización y consulta del catálogo.</w:t>
-      </w:r>
-    </w:p>
-    <w:p>
-      <w:pPr>
-        <w:spacing w:before="0" w:after="40" w:line="276" w:lineRule="auto"/>
-        <w:jc w:val="both"/>
-      </w:pPr>
-      <w:r>
-        <w:rPr>
-          <w:rFonts w:ascii="Carlito" w:hAnsi="Carlito" w:eastAsia="Carlito" w:cs="Carlito"/>
-          <w:rFonts w:ascii="Carlito" w:hAnsi="Carlito"/>
-          <w:b w:val="0"/>
-          <w:i w:val="0"/>
-          <w:sz w:val="18"/>
-        </w:rPr>
-        <w:t>• Diseñar e implementar una base de datos relacional en SQLite con al menos tres tablas relacionadas, incluyendo operaciones CRUD completas.</w:t>
-      </w:r>
-    </w:p>
-    <w:p>
-      <w:pPr>
-        <w:spacing w:before="0" w:after="40" w:line="276" w:lineRule="auto"/>
-        <w:jc w:val="both"/>
-      </w:pPr>
-      <w:r>
-        <w:rPr>
-          <w:rFonts w:ascii="Carlito" w:hAnsi="Carlito" w:eastAsia="Carlito" w:cs="Carlito"/>
-          <w:rFonts w:ascii="Carlito" w:hAnsi="Carlito"/>
-          <w:b w:val="0"/>
-          <w:i w:val="0"/>
-          <w:sz w:val="18"/>
-        </w:rPr>
-        <w:t>• Desarrollar una interfaz gráfica con Tkinter que permita a los usuarios realizar las operaciones principales del sistema de forma intuitiva.</w:t>
-      </w:r>
-    </w:p>
-    <w:p>
-      <w:pPr>
-        <w:spacing w:before="200" w:after="80" w:line="276" w:lineRule="auto"/>
-        <w:jc w:val="left"/>
-      </w:pPr>
-      <w:r>
-        <w:rPr>
-          <w:rFonts w:ascii="Carlito" w:hAnsi="Carlito" w:eastAsia="Carlito" w:cs="Carlito"/>
-          <w:rFonts w:ascii="Carlito" w:hAnsi="Carlito"/>
-          <w:b/>
-          <w:i w:val="0"/>
-          <w:color w:val="1B4F72"/>
-          <w:sz w:val="24"/>
-        </w:rPr>
-        <w:t>Alcance del Sistema</w:t>
-      </w:r>
-    </w:p>
-    <w:p>
-      <w:pPr>
-        <w:spacing w:before="0" w:after="80" w:line="276" w:lineRule="auto"/>
-        <w:jc w:val="both"/>
-      </w:pPr>
-      <w:r>
-        <w:rPr>
-          <w:rFonts w:ascii="Carlito" w:hAnsi="Carlito" w:eastAsia="Carlito" w:cs="Carlito"/>
-          <w:rFonts w:ascii="Carlito" w:hAnsi="Carlito"/>
-          <w:b/>
-          <w:i w:val="0"/>
-          <w:sz w:val="18"/>
-        </w:rPr>
-        <w:t xml:space="preserve">El sistema incluye: </w:t>
-      </w:r>
-      <w:r>
-        <w:rPr>
-          <w:rFonts w:ascii="Carlito" w:hAnsi="Carlito" w:eastAsia="Carlito" w:cs="Carlito"/>
-          <w:rFonts w:ascii="Carlito" w:hAnsi="Carlito"/>
-          <w:b w:val="0"/>
-          <w:i w:val="0"/>
-          <w:sz w:val="18"/>
-        </w:rPr>
-        <w:t>registro y gestión de socios (estudiantes y docentes), administración del catálogo de libros con altas, bajas y modificaciones, registro de préstamos y devoluciones con control de fechas, gestión de reservas de ejemplares mediante cola de espera, consulta del catálogo con filtros por título, autor o categoría, ordenamiento del catálogo por distintos criterios (título, autor, año), y generación de reportes básicos de préstamos activos.</w:t>
-      </w:r>
-    </w:p>
-    <w:p>
-      <w:pPr>
-        <w:spacing w:before="0" w:after="80" w:line="276" w:lineRule="auto"/>
-        <w:jc w:val="both"/>
-      </w:pPr>
-      <w:r>
-        <w:rPr>
-          <w:rFonts w:ascii="Carlito" w:hAnsi="Carlito" w:eastAsia="Carlito" w:cs="Carlito"/>
-          <w:rFonts w:ascii="Carlito" w:hAnsi="Carlito"/>
-          <w:b w:val="0"/>
-          <w:i w:val="0"/>
-          <w:sz w:val="18"/>
-        </w:rPr>
-        <w:t>El sistema no incluye: integración con sistemas externos (SIRBI, sistemas contables), módulo de multas o sanciones, acceso web o remoto, notificaciones por correo electrónico, ni soporte para múltiples sedes o sucursales.</w:t>
-      </w:r>
-    </w:p>
-    <w:p>
-      <w:pPr>
-        <w:spacing w:before="200" w:after="80" w:line="276" w:lineRule="auto"/>
-        <w:jc w:val="left"/>
-      </w:pPr>
-      <w:r>
-        <w:rPr>
-          <w:rFonts w:ascii="Carlito" w:hAnsi="Carlito" w:eastAsia="Carlito" w:cs="Carlito"/>
-          <w:rFonts w:ascii="Carlito" w:hAnsi="Carlito"/>
-          <w:b/>
-          <w:i w:val="0"/>
-          <w:color w:val="1B4F72"/>
-          <w:sz w:val="24"/>
-        </w:rPr>
-        <w:t>Marco Teórico</w:t>
-      </w:r>
-    </w:p>
-    <w:p>
-      <w:pPr>
-        <w:spacing w:before="120" w:after="80" w:line="276" w:lineRule="auto"/>
-        <w:jc w:val="left"/>
-      </w:pPr>
-      <w:r>
-        <w:rPr>
-          <w:rFonts w:ascii="Carlito" w:hAnsi="Carlito" w:eastAsia="Carlito" w:cs="Carlito"/>
-          <w:rFonts w:ascii="Carlito" w:hAnsi="Carlito"/>
-          <w:b/>
-          <w:i w:val="0"/>
-          <w:color w:val="2E86C1"/>
-          <w:sz w:val="20"/>
-        </w:rPr>
-        <w:t>7.1 Programación Orientada a Objetos</w:t>
-      </w:r>
-    </w:p>
-    <w:p>
-      <w:pPr>
-        <w:spacing w:before="0" w:after="80" w:line="276" w:lineRule="auto"/>
-        <w:jc w:val="both"/>
-      </w:pPr>
-      <w:r>
-        <w:rPr>
-          <w:rFonts w:ascii="Carlito" w:hAnsi="Carlito" w:eastAsia="Carlito" w:cs="Carlito"/>
-          <w:rFonts w:ascii="Carlito" w:hAnsi="Carlito"/>
-          <w:b w:val="0"/>
-          <w:i w:val="0"/>
-          <w:sz w:val="18"/>
-        </w:rPr>
-        <w:t>La programación orientada a objetos (POO) es un paradigma de programación que organiza el código en torno a objetos que contienen datos (atributos) y métodos (funciones) que operan sobre esos datos. Sus cuatro pilares fundamentales son:</w:t>
-      </w:r>
-    </w:p>
-    <w:p>
-      <w:pPr>
-        <w:spacing w:before="0" w:after="40" w:line="276" w:lineRule="auto"/>
-        <w:jc w:val="both"/>
-      </w:pPr>
-      <w:r>
-        <w:rPr>
-          <w:rFonts w:ascii="Carlito" w:hAnsi="Carlito" w:eastAsia="Carlito" w:cs="Carlito"/>
-          <w:rFonts w:ascii="Carlito" w:hAnsi="Carlito"/>
-          <w:b w:val="0"/>
-          <w:i w:val="0"/>
-          <w:sz w:val="18"/>
-        </w:rPr>
-        <w:t>• Herencia: Permite que una clase derive de otra, heredando sus atributos y métodos. En el proyecto, Estudiante y Docente heredan de Persona, reutilizando atributos comunes como nombre, identificación y teléfono.</w:t>
-      </w:r>
-    </w:p>
-    <w:p>
-      <w:pPr>
-        <w:spacing w:before="0" w:after="40" w:line="276" w:lineRule="auto"/>
-        <w:jc w:val="both"/>
-      </w:pPr>
-      <w:r>
-        <w:rPr>
-          <w:rFonts w:ascii="Carlito" w:hAnsi="Carlito" w:eastAsia="Carlito" w:cs="Carlito"/>
-          <w:rFonts w:ascii="Carlito" w:hAnsi="Carlito"/>
-          <w:b w:val="0"/>
-          <w:i w:val="0"/>
-          <w:sz w:val="18"/>
-        </w:rPr>
-        <w:t>• Encapsulamiento: Oculta los detalles internos de una clase, exponiendo solo una interfaz controlada mediante getters y setters. Se implementa con atributos privados (doble guion bajo __) en las clases del proyecto.</w:t>
-      </w:r>
-    </w:p>
-    <w:p>
-      <w:pPr>
-        <w:spacing w:before="0" w:after="40" w:line="276" w:lineRule="auto"/>
-        <w:jc w:val="both"/>
-      </w:pPr>
-      <w:r>
-        <w:rPr>
-          <w:rFonts w:ascii="Carlito" w:hAnsi="Carlito" w:eastAsia="Carlito" w:cs="Carlito"/>
-          <w:rFonts w:ascii="Carlito" w:hAnsi="Carlito"/>
-          <w:b w:val="0"/>
-          <w:i w:val="0"/>
-          <w:sz w:val="18"/>
-        </w:rPr>
-        <w:t>• Polimorfismo: Permite que objetos de diferentes clases respondan al mismo método de forma particular. La clase Socio actúa como envoltorio (wrapper) que recibe una Persona (Estudiante o Docente) y delega polimórficamente el cálculo de límites de préstamo.</w:t>
-      </w:r>
-    </w:p>
-    <w:p>
-      <w:pPr>
-        <w:spacing w:before="0" w:after="40" w:line="276" w:lineRule="auto"/>
-        <w:jc w:val="both"/>
-      </w:pPr>
-      <w:r>
-        <w:rPr>
-          <w:rFonts w:ascii="Carlito" w:hAnsi="Carlito" w:eastAsia="Carlito" w:cs="Carlito"/>
-          <w:rFonts w:ascii="Carlito" w:hAnsi="Carlito"/>
-          <w:b w:val="0"/>
-          <w:i w:val="0"/>
-          <w:sz w:val="18"/>
-        </w:rPr>
-        <w:t>• Abstracción: Oculta la complejidad interna y muestra solo la funcionalidad esencial. La clase Persona se define como abstracta, declarando métodos como tipo_socio() que las subclases deben implementar.</w:t>
-      </w:r>
-    </w:p>
-    <w:p>
-      <w:pPr>
-        <w:spacing w:before="120" w:after="80" w:line="276" w:lineRule="auto"/>
-        <w:jc w:val="left"/>
-      </w:pPr>
-      <w:r>
-        <w:rPr>
-          <w:rFonts w:ascii="Carlito" w:hAnsi="Carlito" w:eastAsia="Carlito" w:cs="Carlito"/>
-          <w:rFonts w:ascii="Carlito" w:hAnsi="Carlito"/>
-          <w:b/>
-          <w:i w:val="0"/>
-          <w:color w:val="2E86C1"/>
-          <w:sz w:val="20"/>
-        </w:rPr>
-        <w:t>7.2 Estructuras de Datos</w:t>
-      </w:r>
-    </w:p>
-    <w:p>
-      <w:pPr>
-        <w:spacing w:before="0" w:after="80" w:line="276" w:lineRule="auto"/>
-        <w:jc w:val="both"/>
-      </w:pPr>
-      <w:r>
-        <w:rPr>
-          <w:rFonts w:ascii="Carlito" w:hAnsi="Carlito" w:eastAsia="Carlito" w:cs="Carlito"/>
-          <w:rFonts w:ascii="Carlito" w:hAnsi="Carlito"/>
-          <w:b w:val="0"/>
-          <w:i w:val="0"/>
-          <w:sz w:val="18"/>
-        </w:rPr>
-        <w:t>Las estructuras de datos lineales implementadas en el proyecto son:</w:t>
-      </w:r>
-    </w:p>
-    <w:p>
-      <w:pPr>
-        <w:spacing w:before="0" w:after="80" w:line="276" w:lineRule="auto"/>
-        <w:jc w:val="both"/>
-      </w:pPr>
-      <w:r>
-        <w:rPr>
-          <w:rFonts w:ascii="Carlito" w:hAnsi="Carlito" w:eastAsia="Carlito" w:cs="Carlito"/>
-          <w:rFonts w:ascii="Carlito" w:hAnsi="Carlito"/>
-          <w:b/>
-          <w:i w:val="0"/>
-          <w:sz w:val="18"/>
-        </w:rPr>
-        <w:t xml:space="preserve">Lista enlazada simple: </w:t>
-      </w:r>
-      <w:r>
-        <w:rPr>
-          <w:rFonts w:ascii="Carlito" w:hAnsi="Carlito" w:eastAsia="Carlito" w:cs="Carlito"/>
-          <w:rFonts w:ascii="Carlito" w:hAnsi="Carlito"/>
-          <w:b w:val="0"/>
-          <w:i w:val="0"/>
-          <w:sz w:val="18"/>
-        </w:rPr>
-        <w:t>Estructura compuesta por nodos, donde cada nodo contiene un dato y una referencia al siguiente nodo. Se utiliza para el catálogo dinámico de libros, permitiendo inserción y eliminación sin necesidad de redimensionar arreglos.</w:t>
-      </w:r>
-    </w:p>
-    <w:p>
-      <w:pPr>
-        <w:spacing w:before="0" w:after="80" w:line="276" w:lineRule="auto"/>
-        <w:jc w:val="both"/>
-      </w:pPr>
-      <w:r>
-        <w:rPr>
-          <w:rFonts w:ascii="Carlito" w:hAnsi="Carlito" w:eastAsia="Carlito" w:cs="Carlito"/>
-          <w:rFonts w:ascii="Carlito" w:hAnsi="Carlito"/>
-          <w:b/>
-          <w:i w:val="0"/>
-          <w:sz w:val="18"/>
-        </w:rPr>
-        <w:t xml:space="preserve">Cola FIFO (First In, First Out): </w:t>
-      </w:r>
-      <w:r>
-        <w:rPr>
-          <w:rFonts w:ascii="Carlito" w:hAnsi="Carlito" w:eastAsia="Carlito" w:cs="Carlito"/>
-          <w:rFonts w:ascii="Carlito" w:hAnsi="Carlito"/>
-          <w:b w:val="0"/>
-          <w:i w:val="0"/>
-          <w:sz w:val="18"/>
-        </w:rPr>
-        <w:t>Estructura donde el primer elemento en ingresar es el primero en salir. Se implementa para gestionar las reservas de libros, asegurando que los socios sean atendidos en orden de solicitud.</w:t>
-      </w:r>
-    </w:p>
-    <w:p>
-      <w:pPr>
-        <w:spacing w:before="0" w:after="80" w:line="276" w:lineRule="auto"/>
-        <w:jc w:val="both"/>
-      </w:pPr>
-      <w:r>
-        <w:rPr>
-          <w:rFonts w:ascii="Carlito" w:hAnsi="Carlito" w:eastAsia="Carlito" w:cs="Carlito"/>
-          <w:rFonts w:ascii="Carlito" w:hAnsi="Carlito"/>
-          <w:b/>
-          <w:i w:val="0"/>
-          <w:sz w:val="18"/>
-        </w:rPr>
-        <w:t xml:space="preserve">Pila LIFO (Last In, First Out): </w:t>
-      </w:r>
-      <w:r>
-        <w:rPr>
-          <w:rFonts w:ascii="Carlito" w:hAnsi="Carlito" w:eastAsia="Carlito" w:cs="Carlito"/>
-          <w:rFonts w:ascii="Carlito" w:hAnsi="Carlito"/>
-          <w:b w:val="0"/>
-          <w:i w:val="0"/>
-          <w:sz w:val="18"/>
-        </w:rPr>
-        <w:t>Estructura donde el último elemento en ingresar es el primero en salir. Se utiliza para la funcionalidad de deshacer préstamos recientes, permitiendo revertir la última operación realizada.</w:t>
-      </w:r>
-    </w:p>
-    <w:p>
-      <w:pPr>
-        <w:spacing w:before="120" w:after="80" w:line="276" w:lineRule="auto"/>
-        <w:jc w:val="left"/>
-      </w:pPr>
-      <w:r>
-        <w:rPr>
-          <w:rFonts w:ascii="Carlito" w:hAnsi="Carlito" w:eastAsia="Carlito" w:cs="Carlito"/>
-          <w:rFonts w:ascii="Carlito" w:hAnsi="Carlito"/>
-          <w:b/>
-          <w:i w:val="0"/>
-          <w:color w:val="2E86C1"/>
-          <w:sz w:val="20"/>
-        </w:rPr>
-        <w:t>7.3 Algoritmos de Ordenamiento y Búsqueda</w:t>
-      </w:r>
-    </w:p>
-    <w:p>
-      <w:pPr>
-        <w:spacing w:before="0" w:after="80" w:line="276" w:lineRule="auto"/>
-        <w:jc w:val="both"/>
-      </w:pPr>
-      <w:r>
-        <w:rPr>
-          <w:rFonts w:ascii="Carlito" w:hAnsi="Carlito" w:eastAsia="Carlito" w:cs="Carlito"/>
-          <w:rFonts w:ascii="Carlito" w:hAnsi="Carlito"/>
-          <w:b w:val="0"/>
-          <w:i w:val="0"/>
-          <w:sz w:val="18"/>
-        </w:rPr>
-        <w:t>El proyecto implementa los siguientes algoritmos:</w:t>
-      </w:r>
-    </w:p>
-    <w:p>
-      <w:pPr>
-        <w:spacing w:before="0" w:after="40" w:line="276" w:lineRule="auto"/>
-        <w:jc w:val="both"/>
-      </w:pPr>
-      <w:r>
-        <w:rPr>
-          <w:rFonts w:ascii="Carlito" w:hAnsi="Carlito" w:eastAsia="Carlito" w:cs="Carlito"/>
-          <w:rFonts w:ascii="Carlito" w:hAnsi="Carlito"/>
-          <w:b w:val="0"/>
-          <w:i w:val="0"/>
-          <w:sz w:val="18"/>
-        </w:rPr>
-        <w:t>• Ordenamiento burbuja (Bubble Sort): compara pares de elementos adyacentes y los intercambia si están en el orden incorrecto. Repite el proceso hasta que la lista está ordenada.</w:t>
-      </w:r>
-    </w:p>
-    <w:p>
-      <w:pPr>
-        <w:spacing w:before="0" w:after="40" w:line="276" w:lineRule="auto"/>
-        <w:jc w:val="both"/>
-      </w:pPr>
-      <w:r>
-        <w:rPr>
-          <w:rFonts w:ascii="Carlito" w:hAnsi="Carlito" w:eastAsia="Carlito" w:cs="Carlito"/>
-          <w:rFonts w:ascii="Carlito" w:hAnsi="Carlito"/>
-          <w:b w:val="0"/>
-          <w:i w:val="0"/>
-          <w:sz w:val="18"/>
-        </w:rPr>
-        <w:t>• Ordenamiento por inserción (Insertion Sort): construye la lista ordenada tomando elementos uno por uno e insertándolos en la posición correcta.</w:t>
-      </w:r>
-    </w:p>
-    <w:p>
-      <w:pPr>
-        <w:spacing w:before="0" w:after="40" w:line="276" w:lineRule="auto"/>
-        <w:jc w:val="both"/>
-      </w:pPr>
-      <w:r>
-        <w:rPr>
-          <w:rFonts w:ascii="Carlito" w:hAnsi="Carlito" w:eastAsia="Carlito" w:cs="Carlito"/>
-          <w:rFonts w:ascii="Carlito" w:hAnsi="Carlito"/>
-          <w:b w:val="0"/>
-          <w:i w:val="0"/>
-          <w:sz w:val="18"/>
-        </w:rPr>
-        <w:t>• Merge Sort: algoritmo divide y vencerás que divide la lista en mitades, las ordena recursivamente y las fusiona.</w:t>
-      </w:r>
-    </w:p>
-    <w:p>
-      <w:pPr>
-        <w:spacing w:before="0" w:after="40" w:line="276" w:lineRule="auto"/>
-        <w:jc w:val="both"/>
-      </w:pPr>
-      <w:r>
-        <w:rPr>
-          <w:rFonts w:ascii="Carlito" w:hAnsi="Carlito" w:eastAsia="Carlito" w:cs="Carlito"/>
-          <w:rFonts w:ascii="Carlito" w:hAnsi="Carlito"/>
-          <w:b w:val="0"/>
-          <w:i w:val="0"/>
-          <w:sz w:val="18"/>
-        </w:rPr>
-        <w:t>• Quick Sort: selecciona un pivote, particiona la lista en elementos menores y mayores que el pivote, y ordena recursivamente cada partición.</w:t>
-      </w:r>
-    </w:p>
-    <w:p>
-      <w:pPr>
-        <w:spacing w:before="0" w:after="40" w:line="276" w:lineRule="auto"/>
-        <w:jc w:val="both"/>
-      </w:pPr>
-      <w:r>
-        <w:rPr>
-          <w:rFonts w:ascii="Carlito" w:hAnsi="Carlito" w:eastAsia="Carlito" w:cs="Carlito"/>
-          <w:rFonts w:ascii="Carlito" w:hAnsi="Carlito"/>
-          <w:b w:val="0"/>
-          <w:i w:val="0"/>
-          <w:sz w:val="18"/>
-        </w:rPr>
-        <w:t>• Búsqueda lineal: recorre la lista elemento por elemento hasta encontrar el valor buscado.</w:t>
-      </w:r>
-    </w:p>
-    <w:p>
-      <w:pPr>
-        <w:spacing w:before="0" w:after="40" w:line="276" w:lineRule="auto"/>
-        <w:jc w:val="both"/>
-      </w:pPr>
-      <w:r>
-        <w:rPr>
-          <w:rFonts w:ascii="Carlito" w:hAnsi="Carlito" w:eastAsia="Carlito" w:cs="Carlito"/>
-          <w:rFonts w:ascii="Carlito" w:hAnsi="Carlito"/>
-          <w:b w:val="0"/>
-          <w:i w:val="0"/>
-          <w:sz w:val="18"/>
-        </w:rPr>
-        <w:t>• Búsqueda binaria: requiere una lista ordenada y divide repetidamente el espacio de búsqueda a la mitad hasta encontrar el elemento.</w:t>
-      </w:r>
-    </w:p>
-    <w:p>
-      <w:pPr>
-        <w:spacing w:before="120" w:after="80" w:line="276" w:lineRule="auto"/>
-        <w:jc w:val="left"/>
-      </w:pPr>
-      <w:r>
-        <w:rPr>
-          <w:rFonts w:ascii="Carlito" w:hAnsi="Carlito" w:eastAsia="Carlito" w:cs="Carlito"/>
-          <w:rFonts w:ascii="Carlito" w:hAnsi="Carlito"/>
-          <w:b/>
-          <w:i w:val="0"/>
-          <w:color w:val="2E86C1"/>
-          <w:sz w:val="20"/>
-        </w:rPr>
-        <w:t>7.4 Base de Datos con SQLite</w:t>
-      </w:r>
-    </w:p>
-    <w:p>
-      <w:pPr>
-        <w:spacing w:before="0" w:after="80" w:line="276" w:lineRule="auto"/>
-        <w:jc w:val="both"/>
-      </w:pPr>
-      <w:r>
-        <w:rPr>
-          <w:rFonts w:ascii="Carlito" w:hAnsi="Carlito" w:eastAsia="Carlito" w:cs="Carlito"/>
-          <w:rFonts w:ascii="Carlito" w:hAnsi="Carlito"/>
-          <w:b w:val="0"/>
-          <w:i w:val="0"/>
-          <w:sz w:val="18"/>
-        </w:rPr>
-        <w:t>SQLite es un sistema de gestión de bases de datos relacional embebido, que no requiere servidor y almacena toda la información en un único archivo .db. Se utiliza en el proyecto para persistir los datos de socios, libros, préstamos y reservas, utilizando el módulo sqlite3 de Python. Las operaciones CRUD (Create, Read, Update, Delete) se implementan siguiendo los pasos demostrados en clase: conectar, crear cursor, ejecutar sentencias con parámetros posicionales (?, ?) para prevenir inyección SQL, confirmar cambios con commit(), y cerrar la conexión.</w:t>
-      </w:r>
-    </w:p>
-    <w:p>
-      <w:pPr>
-        <w:spacing w:before="200" w:after="80" w:line="276" w:lineRule="auto"/>
-        <w:jc w:val="left"/>
-      </w:pPr>
-      <w:r>
-        <w:rPr>
-          <w:rFonts w:ascii="Carlito" w:hAnsi="Carlito" w:eastAsia="Carlito" w:cs="Carlito"/>
-          <w:rFonts w:ascii="Carlito" w:hAnsi="Carlito"/>
-          <w:b/>
-          <w:i w:val="0"/>
-          <w:color w:val="1B4F72"/>
-          <w:sz w:val="24"/>
-        </w:rPr>
-        <w:t>Diseño Preliminar del Sistema</w:t>
-      </w:r>
-    </w:p>
-    <w:p>
-      <w:pPr>
-        <w:spacing w:before="120" w:after="60" w:line="276" w:lineRule="auto"/>
-        <w:jc w:val="left"/>
-      </w:pPr>
-      <w:r>
-        <w:rPr>
-          <w:rFonts w:ascii="Carlito" w:hAnsi="Carlito" w:eastAsia="Carlito" w:cs="Carlito"/>
-          <w:rFonts w:ascii="Carlito" w:hAnsi="Carlito"/>
-          <w:b/>
-          <w:i w:val="0"/>
-          <w:color w:val="2E86C1"/>
-          <w:sz w:val="20"/>
-        </w:rPr>
-        <w:t>7.5 Interfaz Gráfica con Tkinter</w:t>
-      </w:r>
-    </w:p>
-    <w:p>
-      <w:pPr>
-        <w:spacing w:before="200" w:after="80" w:line="276" w:lineRule="auto"/>
-        <w:jc w:val="left"/>
-      </w:pPr>
-      <w:r>
-        <w:rPr>
-          <w:rFonts w:ascii="Carlito" w:hAnsi="Carlito" w:eastAsia="Carlito" w:cs="Carlito"/>
-          <w:rFonts w:ascii="Carlito" w:hAnsi="Carlito"/>
-          <w:b/>
-          <w:i w:val="0"/>
-          <w:color w:val="1B4F72"/>
-          <w:sz w:val="24"/>
-        </w:rPr>
-        <w:t>8. Metodología de Desarrollo</w:t>
+        <w:t>10.2 Prioridades para la Semana 13 (13-17 julio)</w:t>
       </w:r>
     </w:p>
     <w:tbl>
       <w:tblPr>
-        <w:tblStyle w:val="TableGrid"/>
+        <w:tblStyle w:val="LightGrid-Accent1"/>
         <w:tblW w:type="auto" w:w="0"/>
-        <w:jc w:val="center"/>
         <w:tblLook w:firstColumn="1" w:firstRow="1" w:lastColumn="0" w:lastRow="0" w:noHBand="0" w:noVBand="1" w:val="04A0"/>
       </w:tblPr>
       <w:tblGrid>
-        <w:gridCol w:w="2268"/>
-        <w:gridCol w:w="2268"/>
-        <w:gridCol w:w="2268"/>
-        <w:gridCol w:w="2268"/>
+        <w:gridCol w:w="2880"/>
+        <w:gridCol w:w="2880"/>
+        <w:gridCol w:w="2880"/>
       </w:tblGrid>
       <w:tr>
         <w:tc>
           <w:tcPr>
-            <w:tcW w:type="dxa" w:w="510236220"/>
-            <w:shd w:fill="1B4F72"/>
+            <w:tcW w:type="dxa" w:w="2880"/>
           </w:tcPr>
           <w:p>
-            <w:pPr>
-              <w:jc w:val="center"/>
-            </w:pPr>
             <w:r>
-              <w:rPr>
-                <w:rFonts w:ascii="Carlito" w:hAnsi="Carlito" w:eastAsia="Carlito" w:cs="Carlito"/>
-                <w:rFonts w:ascii="Carlito" w:hAnsi="Carlito"/>
-                <w:b/>
-                <w:i w:val="0"/>
-                <w:color w:val="FFFFFF"/>
-                <w:sz w:val="16"/>
-              </w:rPr>
-              <w:t>Incremento</w:t>
+              <w:t>Prioridad</w:t>
             </w:r>
           </w:p>
         </w:tc>
         <w:tc>
           <w:tcPr>
-            <w:tcW w:type="dxa" w:w="510236220"/>
-            <w:shd w:fill="1B4F72"/>
+            <w:tcW w:type="dxa" w:w="2880"/>
           </w:tcPr>
           <w:p>
-            <w:pPr>
-              <w:jc w:val="center"/>
-            </w:pPr>
             <w:r>
-              <w:rPr>
-                <w:rFonts w:ascii="Carlito" w:hAnsi="Carlito" w:eastAsia="Carlito" w:cs="Carlito"/>
-                <w:rFonts w:ascii="Carlito" w:hAnsi="Carlito"/>
-                <w:b/>
-                <w:i w:val="0"/>
-                <w:color w:val="FFFFFF"/>
-                <w:sz w:val="16"/>
-              </w:rPr>
-              <w:t>Semana</w:t>
+              <w:t>Tarea</w:t>
             </w:r>
           </w:p>
         </w:tc>
         <w:tc>
           <w:tcPr>
-            <w:tcW w:type="dxa" w:w="612283465"/>
-            <w:shd w:fill="1B4F72"/>
+            <w:tcW w:type="dxa" w:w="2880"/>
           </w:tcPr>
           <w:p>
-            <w:pPr>
-              <w:jc w:val="center"/>
-            </w:pPr>
             <w:r>
-              <w:rPr>
-                <w:rFonts w:ascii="Carlito" w:hAnsi="Carlito" w:eastAsia="Carlito" w:cs="Carlito"/>
-                <w:rFonts w:ascii="Carlito" w:hAnsi="Carlito"/>
-                <w:b/>
-                <w:i w:val="0"/>
-                <w:color w:val="FFFFFF"/>
-                <w:sz w:val="16"/>
-              </w:rPr>
-              <w:t>Entregable</w:t>
-            </w:r>
-          </w:p>
-        </w:tc>
-        <w:tc>
-          <w:tcPr>
-            <w:tcW w:type="dxa" w:w="1836850394"/>
-            <w:shd w:fill="1B4F72"/>
-          </w:tcPr>
-          <w:p>
-            <w:pPr>
-              <w:jc w:val="center"/>
-            </w:pPr>
-            <w:r>
-              <w:rPr>
-                <w:rFonts w:ascii="Carlito" w:hAnsi="Carlito" w:eastAsia="Carlito" w:cs="Carlito"/>
-                <w:rFonts w:ascii="Carlito" w:hAnsi="Carlito"/>
-                <w:b/>
-                <w:i w:val="0"/>
-                <w:color w:val="FFFFFF"/>
-                <w:sz w:val="16"/>
-              </w:rPr>
-              <w:t>Funcionalidades</w:t>
+              <w:t>Responsable</w:t>
             </w:r>
           </w:p>
         </w:tc>
@@ -1487,93 +2419,31 @@
       <w:tr>
         <w:tc>
           <w:tcPr>
-            <w:tcW w:type="dxa" w:w="510236220"/>
+            <w:tcW w:type="dxa" w:w="2880"/>
           </w:tcPr>
           <w:p>
-            <w:pPr>
-              <w:jc w:val="left"/>
-            </w:pPr>
             <w:r>
-              <w:rPr>
-                <w:rFonts w:ascii="Carlito" w:hAnsi="Carlito" w:eastAsia="Carlito" w:cs="Carlito"/>
-                <w:rFonts w:ascii="Carlito" w:hAnsi="Carlito"/>
-                <w:b w:val="0"/>
-                <w:i w:val="0"/>
-                <w:sz w:val="15"/>
-              </w:rPr>
-              <w:t>Incremento 1</w:t>
-              <w:br/>
-              <w:t>Estructura Base</w:t>
+              <w:t>🔴 Alta</w:t>
             </w:r>
           </w:p>
         </w:tc>
         <w:tc>
           <w:tcPr>
-            <w:tcW w:type="dxa" w:w="510236220"/>
+            <w:tcW w:type="dxa" w:w="2880"/>
           </w:tcPr>
           <w:p>
-            <w:pPr>
-              <w:jc w:val="left"/>
-            </w:pPr>
             <w:r>
-              <w:rPr>
-                <w:rFonts w:ascii="Carlito" w:hAnsi="Carlito" w:eastAsia="Carlito" w:cs="Carlito"/>
-                <w:rFonts w:ascii="Carlito" w:hAnsi="Carlito"/>
-                <w:b w:val="0"/>
-                <w:i w:val="0"/>
-                <w:sz w:val="15"/>
-              </w:rPr>
-              <w:t>Semana 12</w:t>
-              <w:br/>
-              <w:t>(6-10 jul)</w:t>
+              <w:t>Implementar formularios CRUD en GUI (Registrar Socio, Agregar Libro)</w:t>
             </w:r>
           </w:p>
         </w:tc>
         <w:tc>
           <w:tcPr>
-            <w:tcW w:type="dxa" w:w="612283465"/>
+            <w:tcW w:type="dxa" w:w="2880"/>
           </w:tcPr>
           <w:p>
-            <w:pPr>
-              <w:jc w:val="left"/>
-            </w:pPr>
             <w:r>
-              <w:rPr>
-                <w:rFonts w:ascii="Carlito" w:hAnsi="Carlito" w:eastAsia="Carlito" w:cs="Carlito"/>
-                <w:rFonts w:ascii="Carlito" w:hAnsi="Carlito"/>
-                <w:b w:val="0"/>
-                <w:i w:val="0"/>
-                <w:sz w:val="15"/>
-              </w:rPr>
-              <w:t>Anteproyecto + Estructura del código</w:t>
-            </w:r>
-          </w:p>
-        </w:tc>
-        <w:tc>
-          <w:tcPr>
-            <w:tcW w:type="dxa" w:w="1836850394"/>
-          </w:tcPr>
-          <w:p>
-            <w:pPr>
-              <w:jc w:val="left"/>
-            </w:pPr>
-            <w:r>
-              <w:rPr>
-                <w:rFonts w:ascii="Carlito" w:hAnsi="Carlito" w:eastAsia="Carlito" w:cs="Carlito"/>
-                <w:rFonts w:ascii="Carlito" w:hAnsi="Carlito"/>
-                <w:b w:val="0"/>
-                <w:i w:val="0"/>
-                <w:sz w:val="15"/>
-              </w:rPr>
-              <w:t>Definición de clases del dominio (Persona, Estudiante, Docente, Socio, Libro, Préstamo, Reserva).</w:t>
-              <w:br/>
-              <w:t>Implementación de encapsulamiento, herencia y polimorfismo.</w:t>
-              <w:br/>
-              <w:t>Estructuras de datos (LinkedList, Queue, Stack).</w:t>
-              <w:br/>
-              <w:t>Creación del repositorio GitHub y estructura de carpetas.</w:t>
-              <w:br/>
-              <w:t>Avance documental 50% (Tarea 12).</w:t>
+              <w:t>Jodie Parrales</w:t>
             </w:r>
           </w:p>
         </w:tc>
@@ -1581,97 +2451,31 @@
       <w:tr>
         <w:tc>
           <w:tcPr>
-            <w:tcW w:type="dxa" w:w="510236220"/>
-            <w:shd w:fill="E8F0FE"/>
+            <w:tcW w:type="dxa" w:w="2880"/>
           </w:tcPr>
           <w:p>
-            <w:pPr>
-              <w:jc w:val="left"/>
-            </w:pPr>
             <w:r>
-              <w:rPr>
-                <w:rFonts w:ascii="Carlito" w:hAnsi="Carlito" w:eastAsia="Carlito" w:cs="Carlito"/>
-                <w:rFonts w:ascii="Carlito" w:hAnsi="Carlito"/>
-                <w:b w:val="0"/>
-                <w:i w:val="0"/>
-                <w:sz w:val="15"/>
-              </w:rPr>
-              <w:t>Incremento 2</w:t>
-              <w:br/>
-              <w:t>Funcionalidades Core</w:t>
+              <w:t>🔴 Alta</w:t>
             </w:r>
           </w:p>
         </w:tc>
         <w:tc>
           <w:tcPr>
-            <w:tcW w:type="dxa" w:w="510236220"/>
-            <w:shd w:fill="E8F0FE"/>
+            <w:tcW w:type="dxa" w:w="2880"/>
           </w:tcPr>
           <w:p>
-            <w:pPr>
-              <w:jc w:val="left"/>
-            </w:pPr>
             <w:r>
-              <w:rPr>
-                <w:rFonts w:ascii="Carlito" w:hAnsi="Carlito" w:eastAsia="Carlito" w:cs="Carlito"/>
-                <w:rFonts w:ascii="Carlito" w:hAnsi="Carlito"/>
-                <w:b w:val="0"/>
-                <w:i w:val="0"/>
-                <w:sz w:val="15"/>
-              </w:rPr>
-              <w:t>Semana 13</w:t>
-              <w:br/>
-              <w:t>(13-17 jul)</w:t>
+              <w:t>Poblar la base de datos con datos de prueba</w:t>
             </w:r>
           </w:p>
         </w:tc>
         <w:tc>
           <w:tcPr>
-            <w:tcW w:type="dxa" w:w="612283465"/>
-            <w:shd w:fill="E8F0FE"/>
+            <w:tcW w:type="dxa" w:w="2880"/>
           </w:tcPr>
           <w:p>
-            <w:pPr>
-              <w:jc w:val="left"/>
-            </w:pPr>
             <w:r>
-              <w:rPr>
-                <w:rFonts w:ascii="Carlito" w:hAnsi="Carlito" w:eastAsia="Carlito" w:cs="Carlito"/>
-                <w:rFonts w:ascii="Carlito" w:hAnsi="Carlito"/>
-                <w:b w:val="0"/>
-                <w:i w:val="0"/>
-                <w:sz w:val="15"/>
-              </w:rPr>
-              <w:t>Avance funcional 60%</w:t>
-            </w:r>
-          </w:p>
-        </w:tc>
-        <w:tc>
-          <w:tcPr>
-            <w:tcW w:type="dxa" w:w="1836850394"/>
-            <w:shd w:fill="E8F0FE"/>
-          </w:tcPr>
-          <w:p>
-            <w:pPr>
-              <w:jc w:val="left"/>
-            </w:pPr>
-            <w:r>
-              <w:rPr>
-                <w:rFonts w:ascii="Carlito" w:hAnsi="Carlito" w:eastAsia="Carlito" w:cs="Carlito"/>
-                <w:rFonts w:ascii="Carlito" w:hAnsi="Carlito"/>
-                <w:b w:val="0"/>
-                <w:i w:val="0"/>
-                <w:sz w:val="15"/>
-              </w:rPr>
-              <w:t>Base de datos SQLite con tablas relacionales y CRUD completo.</w:t>
-              <w:br/>
-              <w:t>Conexión de la GUI con la base de datos (formularios funcionales).</w:t>
-              <w:br/>
-              <w:t>Implementación de préstamos, devoluciones y reservas.</w:t>
-              <w:br/>
-              <w:t>Algoritmos de ordenamiento y búsqueda integrados al sistema.</w:t>
-              <w:br/>
-              <w:t>Completar documento de especificación.</w:t>
+              <w:t>Cindy Ayoví</w:t>
             </w:r>
           </w:p>
         </w:tc>
@@ -1679,514 +2483,31 @@
       <w:tr>
         <w:tc>
           <w:tcPr>
-            <w:tcW w:type="dxa" w:w="510236220"/>
+            <w:tcW w:type="dxa" w:w="2880"/>
           </w:tcPr>
           <w:p>
-            <w:pPr>
-              <w:jc w:val="left"/>
-            </w:pPr>
             <w:r>
-              <w:rPr>
-                <w:rFonts w:ascii="Carlito" w:hAnsi="Carlito" w:eastAsia="Carlito" w:cs="Carlito"/>
-                <w:rFonts w:ascii="Carlito" w:hAnsi="Carlito"/>
-                <w:b w:val="0"/>
-                <w:i w:val="0"/>
-                <w:sz w:val="15"/>
-              </w:rPr>
-              <w:t>Incremento 3</w:t>
-              <w:br/>
-              <w:t>Integración Final</w:t>
+              <w:t>🟡 Media</w:t>
             </w:r>
           </w:p>
         </w:tc>
         <w:tc>
           <w:tcPr>
-            <w:tcW w:type="dxa" w:w="510236220"/>
+            <w:tcW w:type="dxa" w:w="2880"/>
           </w:tcPr>
           <w:p>
-            <w:pPr>
-              <w:jc w:val="left"/>
-            </w:pPr>
             <w:r>
-              <w:rPr>
-                <w:rFonts w:ascii="Carlito" w:hAnsi="Carlito" w:eastAsia="Carlito" w:cs="Carlito"/>
-                <w:rFonts w:ascii="Carlito" w:hAnsi="Carlito"/>
-                <w:b w:val="0"/>
-                <w:i w:val="0"/>
-                <w:sz w:val="15"/>
-              </w:rPr>
-              <w:t>Semana 14</w:t>
-              <w:br/>
-              <w:t>(20-jul)</w:t>
+              <w:t>Completar lógica de préstamos y devoluciones en GUI</w:t>
             </w:r>
           </w:p>
         </w:tc>
         <w:tc>
           <w:tcPr>
-            <w:tcW w:type="dxa" w:w="612283465"/>
+            <w:tcW w:type="dxa" w:w="2880"/>
           </w:tcPr>
           <w:p>
-            <w:pPr>
-              <w:jc w:val="left"/>
-            </w:pPr>
             <w:r>
-              <w:rPr>
-                <w:rFonts w:ascii="Carlito" w:hAnsi="Carlito" w:eastAsia="Carlito" w:cs="Carlito"/>
-                <w:rFonts w:ascii="Carlito" w:hAnsi="Carlito"/>
-                <w:b w:val="0"/>
-                <w:i w:val="0"/>
-                <w:sz w:val="15"/>
-              </w:rPr>
-              <w:t>Entrega final</w:t>
-            </w:r>
-          </w:p>
-        </w:tc>
-        <w:tc>
-          <w:tcPr>
-            <w:tcW w:type="dxa" w:w="1836850394"/>
-          </w:tcPr>
-          <w:p>
-            <w:pPr>
-              <w:jc w:val="left"/>
-            </w:pPr>
-            <w:r>
-              <w:rPr>
-                <w:rFonts w:ascii="Carlito" w:hAnsi="Carlito" w:eastAsia="Carlito" w:cs="Carlito"/>
-                <w:rFonts w:ascii="Carlito" w:hAnsi="Carlito"/>
-                <w:b w:val="0"/>
-                <w:i w:val="0"/>
-                <w:sz w:val="15"/>
-              </w:rPr>
-              <w:t>Integración de todos los módulos.</w:t>
-              <w:br/>
-              <w:t>Pruebas funcionales completas.</w:t>
-              <w:br/>
-              <w:t>Manual de usuario con capturas de pantalla.</w:t>
-              <w:br/>
-              <w:t>Generación del archivo .db poblado.</w:t>
-              <w:br/>
-              <w:t>Preparación de la defensa oral.</w:t>
-            </w:r>
-          </w:p>
-        </w:tc>
-      </w:tr>
-    </w:tbl>
-    <w:p>
-      <w:pPr>
-        <w:spacing w:before="120" w:after="60" w:line="276" w:lineRule="auto"/>
-        <w:jc w:val="left"/>
-      </w:pPr>
-      <w:r>
-        <w:rPr>
-          <w:rFonts w:ascii="Carlito" w:hAnsi="Carlito" w:eastAsia="Carlito" w:cs="Carlito"/>
-          <w:rFonts w:ascii="Carlito" w:hAnsi="Carlito"/>
-          <w:b/>
-          <w:i w:val="0"/>
-          <w:color w:val="2E86C1"/>
-          <w:sz w:val="20"/>
-        </w:rPr>
-        <w:t>Herramientas y Tecnologías</w:t>
-      </w:r>
-    </w:p>
-    <w:p>
-      <w:pPr>
-        <w:spacing w:before="0" w:after="80" w:line="276" w:lineRule="auto"/>
-        <w:jc w:val="both"/>
-      </w:pPr>
-      <w:r>
-        <w:rPr>
-          <w:rFonts w:ascii="Carlito" w:hAnsi="Carlito" w:eastAsia="Carlito" w:cs="Carlito"/>
-          <w:rFonts w:ascii="Carlito" w:hAnsi="Carlito"/>
-          <w:b w:val="0"/>
-          <w:i w:val="0"/>
-          <w:sz w:val="18"/>
-        </w:rPr>
-        <w:t>Las herramientas utilizadas para el desarrollo del proyecto fueron: Python 3.11 como lenguaje de programación principal, Visual Studio Code como editor de código con la extensión Python (Microsoft) y GitLens para el control de versiones, Git para Windows y GitHub como plataforma de control de versiones colaborativa, SQLite como motor de base de datos relacional embebido, DB Browser for SQLite para la administración visual de la base de datos, y Tkinter como librería de interfaz gráfica.</w:t>
-      </w:r>
-    </w:p>
-    <w:p>
-      <w:pPr>
-        <w:spacing w:before="0" w:after="80" w:line="276" w:lineRule="auto"/>
-        <w:jc w:val="both"/>
-      </w:pPr>
-      <w:r>
-        <w:rPr>
-          <w:rFonts w:ascii="Carlito" w:hAnsi="Carlito" w:eastAsia="Carlito" w:cs="Carlito"/>
-          <w:rFonts w:ascii="Carlito" w:hAnsi="Carlito"/>
-          <w:b w:val="0"/>
-          <w:i w:val="0"/>
-          <w:sz w:val="18"/>
-        </w:rPr>
-        <w:t>Para el desarrollo del Sistema de Gestión de Biblioteca Universitaria se seleccionó el modelo de proceso incremental, debido a que permite entregar funcionalidades completas y verificables en cada incremento, facilitando la retroalimentación temprana y la corrección de errores antes de avanzar a la siguiente etapa. El proyecto se dividió en tres incrementos distribuidos a lo largo de las tres semanas de trabajo (semanas 12, 13 y 14 del cronograma académico).</w:t>
-      </w:r>
-    </w:p>
-    <w:p>
-      <w:pPr>
-        <w:spacing w:before="0" w:after="80" w:line="276" w:lineRule="auto"/>
-        <w:jc w:val="both"/>
-      </w:pPr>
-      <w:r>
-        <w:rPr>
-          <w:rFonts w:ascii="Carlito" w:hAnsi="Carlito" w:eastAsia="Carlito" w:cs="Carlito"/>
-          <w:rFonts w:ascii="Carlito" w:hAnsi="Carlito"/>
-          <w:b w:val="0"/>
-          <w:i w:val="0"/>
-          <w:sz w:val="18"/>
-        </w:rPr>
-        <w:t>Para la interfaz gráfica del sistema se utiliza Tkinter, la librería estándar de Python para interfaces de escritorio. Tal como el Ing. Bryan Vélez explicó en la clase de la semana 12, Tkinter permite diseñar ventanas, botones, campos de texto, listas desplegables y demás componentes visuales mediante líneas de código Python. La importación se realiza con la instrucción 'import tkinter as tk', creando un alias para facilitar su uso. El docente enfatizó que la prioridad es la funcionalidad del sistema antes que la estética visual, indicando que una interfaz sencilla pero funcional es suficiente para la evaluación del proyecto.</w:t>
-      </w:r>
-    </w:p>
-    <w:p>
-      <w:pPr>
-        <w:spacing w:before="120" w:after="80" w:line="276" w:lineRule="auto"/>
-        <w:jc w:val="left"/>
-      </w:pPr>
-      <w:r>
-        <w:rPr>
-          <w:rFonts w:ascii="Carlito" w:hAnsi="Carlito" w:eastAsia="Carlito" w:cs="Carlito"/>
-          <w:rFonts w:ascii="Carlito" w:hAnsi="Carlito"/>
-          <w:b/>
-          <w:i w:val="0"/>
-          <w:color w:val="2E86C1"/>
-          <w:sz w:val="20"/>
-        </w:rPr>
-        <w:t>9.1 Diagrama de Clases UML</w:t>
-      </w:r>
-    </w:p>
-    <w:p>
-      <w:pPr>
-        <w:spacing w:before="0" w:after="80" w:line="276" w:lineRule="auto"/>
-        <w:jc w:val="both"/>
-      </w:pPr>
-      <w:r>
-        <w:rPr>
-          <w:rFonts w:ascii="Carlito" w:hAnsi="Carlito" w:eastAsia="Carlito" w:cs="Carlito"/>
-          <w:rFonts w:ascii="Carlito" w:hAnsi="Carlito"/>
-          <w:b w:val="0"/>
-          <w:i w:val="0"/>
-          <w:sz w:val="18"/>
-        </w:rPr>
-        <w:t>El sistema sigue una arquitectura basada en POO con las siguientes clases principales:</w:t>
-      </w:r>
-    </w:p>
-    <w:p>
-      <w:pPr>
-        <w:spacing w:before="0" w:after="80" w:line="276" w:lineRule="auto"/>
-        <w:jc w:val="both"/>
-      </w:pPr>
-      <w:r>
-        <w:rPr>
-          <w:rFonts w:ascii="Carlito" w:hAnsi="Carlito" w:eastAsia="Carlito" w:cs="Carlito"/>
-          <w:rFonts w:ascii="Carlito" w:hAnsi="Carlito"/>
-          <w:b w:val="0"/>
-          <w:i w:val="0"/>
-          <w:sz w:val="18"/>
-        </w:rPr>
-        <w:t>Persona (clase abstracta): contiene los atributos comunes __nombre, __identificacion, __telefono, __correo y el método abstracto tipo_socio() que lanza NotImplementedError. Estudiante y Docente heredan de Persona e implementan tipo_socio() retornando 'Estudiante' y 'Docente' respectivamente.</w:t>
-      </w:r>
-    </w:p>
-    <w:p>
-      <w:pPr>
-        <w:spacing w:before="0" w:after="80" w:line="276" w:lineRule="auto"/>
-        <w:jc w:val="both"/>
-      </w:pPr>
-      <w:r>
-        <w:rPr>
-          <w:rFonts w:ascii="Carlito" w:hAnsi="Carlito" w:eastAsia="Carlito" w:cs="Carlito"/>
-          <w:rFonts w:ascii="Carlito" w:hAnsi="Carlito"/>
-          <w:b w:val="0"/>
-          <w:i w:val="0"/>
-          <w:sz w:val="18"/>
-        </w:rPr>
-        <w:t>Socio (clase envoltorio): recibe una referencia a Persona en su constructor y delega polimórficamente. Contiene además el método get_limite_prestamo() que retorna 3 para estudiantes y 5 para docentes.</w:t>
-      </w:r>
-    </w:p>
-    <w:p>
-      <w:pPr>
-        <w:spacing w:before="0" w:after="80" w:line="276" w:lineRule="auto"/>
-        <w:jc w:val="both"/>
-      </w:pPr>
-      <w:r>
-        <w:rPr>
-          <w:rFonts w:ascii="Carlito" w:hAnsi="Carlito" w:eastAsia="Carlito" w:cs="Carlito"/>
-          <w:rFonts w:ascii="Carlito" w:hAnsi="Carlito"/>
-          <w:b w:val="0"/>
-          <w:i w:val="0"/>
-          <w:sz w:val="18"/>
-        </w:rPr>
-        <w:t>Libro: modela un ejemplar bibliográfico con atributos como __titulo, __autor, __isbn, __anio, __categoria, __ejemplares y __disponibles.</w:t>
-      </w:r>
-    </w:p>
-    <w:p>
-      <w:pPr>
-        <w:spacing w:before="0" w:after="80" w:line="276" w:lineRule="auto"/>
-        <w:jc w:val="both"/>
-      </w:pPr>
-      <w:r>
-        <w:rPr>
-          <w:rFonts w:ascii="Carlito" w:hAnsi="Carlito" w:eastAsia="Carlito" w:cs="Carlito"/>
-          <w:rFonts w:ascii="Carlito" w:hAnsi="Carlito"/>
-          <w:b w:val="0"/>
-          <w:i w:val="0"/>
-          <w:sz w:val="18"/>
-        </w:rPr>
-        <w:t>Prestamo: registra un préstamo asociando un Socio, un Libro, una fecha de préstamo y una fecha de devolución.</w:t>
-      </w:r>
-    </w:p>
-    <w:p>
-      <w:pPr>
-        <w:spacing w:before="0" w:after="80" w:line="276" w:lineRule="auto"/>
-        <w:jc w:val="both"/>
-      </w:pPr>
-      <w:r>
-        <w:rPr>
-          <w:rFonts w:ascii="Carlito" w:hAnsi="Carlito" w:eastAsia="Carlito" w:cs="Carlito"/>
-          <w:rFonts w:ascii="Carlito" w:hAnsi="Carlito"/>
-          <w:b w:val="0"/>
-          <w:i w:val="0"/>
-          <w:sz w:val="18"/>
-        </w:rPr>
-        <w:t>Reserva: representa una solicitud de reserva cuando un libro no está disponible, manteniendo una cola de espera FIFO.</w:t>
-      </w:r>
-    </w:p>
-    <w:p>
-      <w:pPr>
-        <w:spacing w:before="0" w:after="80" w:line="276" w:lineRule="auto"/>
-        <w:jc w:val="both"/>
-      </w:pPr>
-      <w:r>
-        <w:rPr>
-          <w:rFonts w:ascii="Carlito" w:hAnsi="Carlito" w:eastAsia="Carlito" w:cs="Carlito"/>
-          <w:rFonts w:ascii="Carlito" w:hAnsi="Carlito"/>
-          <w:b w:val="0"/>
-          <w:i w:val="0"/>
-          <w:sz w:val="18"/>
-        </w:rPr>
-        <w:t>LinkedList (lista enlazada): estructura de nodos que almacena el catálogo de libros. Queue y Stack se implementan como envoltorios sobre LinkedList con operaciones específicas (enqueue/dequeue para la cola, push/pop para la pila).</w:t>
-      </w:r>
-    </w:p>
-    <w:p>
-      <w:pPr>
-        <w:spacing w:before="120" w:after="80" w:line="276" w:lineRule="auto"/>
-        <w:jc w:val="left"/>
-      </w:pPr>
-      <w:r>
-        <w:rPr>
-          <w:rFonts w:ascii="Carlito" w:hAnsi="Carlito" w:eastAsia="Carlito" w:cs="Carlito"/>
-          <w:rFonts w:ascii="Carlito" w:hAnsi="Carlito"/>
-          <w:b/>
-          <w:i w:val="0"/>
-          <w:color w:val="2E86C1"/>
-          <w:sz w:val="20"/>
-        </w:rPr>
-        <w:t>9.2 Modelo Entidad-Relación de la Base de Datos</w:t>
-      </w:r>
-    </w:p>
-    <w:p>
-      <w:pPr>
-        <w:spacing w:before="0" w:after="80" w:line="276" w:lineRule="auto"/>
-        <w:jc w:val="both"/>
-      </w:pPr>
-      <w:r>
-        <w:rPr>
-          <w:rFonts w:ascii="Carlito" w:hAnsi="Carlito" w:eastAsia="Carlito" w:cs="Carlito"/>
-          <w:rFonts w:ascii="Carlito" w:hAnsi="Carlito"/>
-          <w:b w:val="0"/>
-          <w:i w:val="0"/>
-          <w:sz w:val="18"/>
-        </w:rPr>
-        <w:t>La base de datos relacional está compuesta por las siguientes tablas:</w:t>
-      </w:r>
-    </w:p>
-    <w:p>
-      <w:pPr>
-        <w:spacing w:before="0" w:after="80" w:line="276" w:lineRule="auto"/>
-        <w:jc w:val="both"/>
-      </w:pPr>
-      <w:r>
-        <w:rPr>
-          <w:rFonts w:ascii="Carlito" w:hAnsi="Carlito" w:eastAsia="Carlito" w:cs="Carlito"/>
-          <w:rFonts w:ascii="Carlito" w:hAnsi="Carlito"/>
-          <w:b w:val="0"/>
-          <w:i w:val="0"/>
-          <w:sz w:val="18"/>
-        </w:rPr>
-        <w:t>socios: almacena los datos de cada socio (id, nombre, identificacion, tipo, telefono, correo). La columna tipo distingue entre Estudiante y Docente.</w:t>
-      </w:r>
-    </w:p>
-    <w:p>
-      <w:pPr>
-        <w:spacing w:before="0" w:after="80" w:line="276" w:lineRule="auto"/>
-        <w:jc w:val="both"/>
-      </w:pPr>
-      <w:r>
-        <w:rPr>
-          <w:rFonts w:ascii="Carlito" w:hAnsi="Carlito" w:eastAsia="Carlito" w:cs="Carlito"/>
-          <w:rFonts w:ascii="Carlito" w:hAnsi="Carlito"/>
-          <w:b w:val="0"/>
-          <w:i w:val="0"/>
-          <w:sz w:val="18"/>
-        </w:rPr>
-        <w:t>libros: contiene el catálogo bibliográfico (id, titulo, autor, isbn, anio, categoria, ejemplares, disponibles).</w:t>
-      </w:r>
-    </w:p>
-    <w:p>
-      <w:pPr>
-        <w:spacing w:before="0" w:after="80" w:line="276" w:lineRule="auto"/>
-        <w:jc w:val="both"/>
-      </w:pPr>
-      <w:r>
-        <w:rPr>
-          <w:rFonts w:ascii="Carlito" w:hAnsi="Carlito" w:eastAsia="Carlito" w:cs="Carlito"/>
-          <w:rFonts w:ascii="Carlito" w:hAnsi="Carlito"/>
-          <w:b w:val="0"/>
-          <w:i w:val="0"/>
-          <w:sz w:val="18"/>
-        </w:rPr>
-        <w:t>prestamos: registra los préstamos activos e históricos (id, socio_id FK, libro_id FK, fecha_prestamo, fecha_devolucion, estado).</w:t>
-      </w:r>
-    </w:p>
-    <w:p>
-      <w:pPr>
-        <w:spacing w:before="0" w:after="80" w:line="276" w:lineRule="auto"/>
-        <w:jc w:val="both"/>
-      </w:pPr>
-      <w:r>
-        <w:rPr>
-          <w:rFonts w:ascii="Carlito" w:hAnsi="Carlito" w:eastAsia="Carlito" w:cs="Carlito"/>
-          <w:rFonts w:ascii="Carlito" w:hAnsi="Carlito"/>
-          <w:b w:val="0"/>
-          <w:i w:val="0"/>
-          <w:sz w:val="18"/>
-        </w:rPr>
-        <w:t>reservas: gestiona la cola de espera (id, socio_id FK, libro_id FK, fecha_reserva, posicion).</w:t>
-      </w:r>
-    </w:p>
-    <w:p>
-      <w:pPr>
-        <w:spacing w:before="0" w:after="80" w:line="276" w:lineRule="auto"/>
-        <w:jc w:val="both"/>
-      </w:pPr>
-      <w:r>
-        <w:rPr>
-          <w:rFonts w:ascii="Carlito" w:hAnsi="Carlito" w:eastAsia="Carlito" w:cs="Carlito"/>
-          <w:rFonts w:ascii="Carlito" w:hAnsi="Carlito"/>
-          <w:b w:val="0"/>
-          <w:i w:val="0"/>
-          <w:sz w:val="18"/>
-        </w:rPr>
-        <w:t>Las tablas socios y libros se relacionan con prestamos y reservas mediante claves foráneas (FK), estableciendo una relación de uno a muchos: un socio puede tener varios préstamos, y un libro puede estar involucrado en varios préstamos a lo largo del tiempo.</w:t>
-      </w:r>
-    </w:p>
-    <w:p>
-      <w:pPr>
-        <w:spacing w:before="200" w:after="80" w:line="276" w:lineRule="auto"/>
-        <w:jc w:val="left"/>
-      </w:pPr>
-      <w:r>
-        <w:rPr>
-          <w:rFonts w:ascii="Carlito" w:hAnsi="Carlito" w:eastAsia="Carlito" w:cs="Carlito"/>
-          <w:rFonts w:ascii="Carlito" w:hAnsi="Carlito"/>
-          <w:b/>
-          <w:i w:val="0"/>
-          <w:color w:val="1B4F72"/>
-          <w:sz w:val="24"/>
-        </w:rPr>
-        <w:t>10. Distribución del Trabajo</w:t>
-      </w:r>
-    </w:p>
-    <w:p>
-      <w:pPr>
-        <w:spacing w:before="0" w:after="80" w:line="276" w:lineRule="auto"/>
-        <w:jc w:val="both"/>
-      </w:pPr>
-      <w:r>
-        <w:rPr>
-          <w:rFonts w:ascii="Carlito" w:hAnsi="Carlito" w:eastAsia="Carlito" w:cs="Carlito"/>
-          <w:rFonts w:ascii="Carlito" w:hAnsi="Carlito"/>
-          <w:b w:val="0"/>
-          <w:i w:val="0"/>
-          <w:sz w:val="18"/>
-        </w:rPr>
-        <w:t>El presente documento fue elaborado de forma colaborativa por los integrantes del Grupo #1, organizados con roles técnicos específicos que reflejan las responsabilidades reales del desarrollo del sistema. A continuación, se detalla la asignación de roles y responsabilidades de cada miembro:</w:t>
-      </w:r>
-    </w:p>
-    <w:tbl>
-      <w:tblPr>
-        <w:tblStyle w:val="TableGrid"/>
-        <w:tblW w:type="auto" w:w="0"/>
-        <w:jc w:val="center"/>
-        <w:tblLook w:firstColumn="1" w:firstRow="1" w:lastColumn="0" w:lastRow="0" w:noHBand="0" w:noVBand="1" w:val="04A0"/>
-      </w:tblPr>
-      <w:tblGrid>
-        <w:gridCol w:w="3024"/>
-        <w:gridCol w:w="3024"/>
-        <w:gridCol w:w="3024"/>
-      </w:tblGrid>
-      <w:tr>
-        <w:tc>
-          <w:tcPr>
-            <w:tcW w:type="dxa" w:w="612283465"/>
-            <w:shd w:fill="1B4F72"/>
-          </w:tcPr>
-          <w:p>
-            <w:pPr>
-              <w:jc w:val="center"/>
-            </w:pPr>
-            <w:r>
-              <w:rPr>
-                <w:rFonts w:ascii="Carlito" w:hAnsi="Carlito" w:eastAsia="Carlito" w:cs="Carlito"/>
-                <w:rFonts w:ascii="Carlito" w:hAnsi="Carlito"/>
-                <w:b/>
-                <w:i w:val="0"/>
-                <w:color w:val="FFFFFF"/>
-                <w:sz w:val="16"/>
-              </w:rPr>
-              <w:t>Integrante</w:t>
-            </w:r>
-          </w:p>
-        </w:tc>
-        <w:tc>
-          <w:tcPr>
-            <w:tcW w:type="dxa" w:w="714330709"/>
-            <w:shd w:fill="1B4F72"/>
-          </w:tcPr>
-          <w:p>
-            <w:pPr>
-              <w:jc w:val="center"/>
-            </w:pPr>
-            <w:r>
-              <w:rPr>
-                <w:rFonts w:ascii="Carlito" w:hAnsi="Carlito" w:eastAsia="Carlito" w:cs="Carlito"/>
-                <w:rFonts w:ascii="Carlito" w:hAnsi="Carlito"/>
-                <w:b/>
-                <w:i w:val="0"/>
-                <w:color w:val="FFFFFF"/>
-                <w:sz w:val="16"/>
-              </w:rPr>
-              <w:t>Rol</w:t>
-            </w:r>
-          </w:p>
-        </w:tc>
-        <w:tc>
-          <w:tcPr>
-            <w:tcW w:type="dxa" w:w="2040944882"/>
-            <w:shd w:fill="1B4F72"/>
-          </w:tcPr>
-          <w:p>
-            <w:pPr>
-              <w:jc w:val="center"/>
-            </w:pPr>
-            <w:r>
-              <w:rPr>
-                <w:rFonts w:ascii="Carlito" w:hAnsi="Carlito" w:eastAsia="Carlito" w:cs="Carlito"/>
-                <w:rFonts w:ascii="Carlito" w:hAnsi="Carlito"/>
-                <w:b/>
-                <w:i w:val="0"/>
-                <w:color w:val="FFFFFF"/>
-                <w:sz w:val="16"/>
-              </w:rPr>
-              <w:t>Responsabilidades principales</w:t>
+              <w:t>Jodie + Cesar</w:t>
             </w:r>
           </w:p>
         </w:tc>
@@ -2194,61 +2515,31 @@
       <w:tr>
         <w:tc>
           <w:tcPr>
-            <w:tcW w:type="dxa" w:w="612283465"/>
+            <w:tcW w:type="dxa" w:w="2880"/>
           </w:tcPr>
           <w:p>
-            <w:pPr>
-              <w:jc w:val="left"/>
-            </w:pPr>
             <w:r>
-              <w:rPr>
-                <w:rFonts w:ascii="Carlito" w:hAnsi="Carlito" w:eastAsia="Carlito" w:cs="Carlito"/>
-                <w:rFonts w:ascii="Carlito" w:hAnsi="Carlito"/>
-                <w:b w:val="0"/>
-                <w:i w:val="0"/>
-                <w:sz w:val="15"/>
-              </w:rPr>
-              <w:t>Henry Pazmiño</w:t>
+              <w:t>🟡 Media</w:t>
             </w:r>
           </w:p>
         </w:tc>
         <w:tc>
           <w:tcPr>
-            <w:tcW w:type="dxa" w:w="714330709"/>
+            <w:tcW w:type="dxa" w:w="2880"/>
           </w:tcPr>
           <w:p>
-            <w:pPr>
-              <w:jc w:val="left"/>
-            </w:pPr>
             <w:r>
-              <w:rPr>
-                <w:rFonts w:ascii="Carlito" w:hAnsi="Carlito" w:eastAsia="Carlito" w:cs="Carlito"/>
-                <w:rFonts w:ascii="Carlito" w:hAnsi="Carlito"/>
-                <w:b w:val="0"/>
-                <w:i w:val="0"/>
-                <w:sz w:val="15"/>
-              </w:rPr>
-              <w:t>👑 Líder / Integrador</w:t>
+              <w:t>Pruebas de integración módulo BD + GUI</w:t>
             </w:r>
           </w:p>
         </w:tc>
         <w:tc>
           <w:tcPr>
-            <w:tcW w:type="dxa" w:w="2040944882"/>
+            <w:tcW w:type="dxa" w:w="2880"/>
           </w:tcPr>
           <w:p>
-            <w:pPr>
-              <w:jc w:val="left"/>
-            </w:pPr>
             <w:r>
-              <w:rPr>
-                <w:rFonts w:ascii="Carlito" w:hAnsi="Carlito" w:eastAsia="Carlito" w:cs="Carlito"/>
-                <w:rFonts w:ascii="Carlito" w:hAnsi="Carlito"/>
-                <w:b w:val="0"/>
-                <w:i w:val="0"/>
-                <w:sz w:val="15"/>
-              </w:rPr>
-              <w:t>Coordinar el repositorio en GitHub, integrar el código de todos los miembros, asegurar el funcionamiento conjunto del sistema, edición final del documento de especificación</w:t>
+              <w:t>Mayra Vera</w:t>
             </w:r>
           </w:p>
         </w:tc>
@@ -2256,1722 +2547,67 @@
       <w:tr>
         <w:tc>
           <w:tcPr>
-            <w:tcW w:type="dxa" w:w="612283465"/>
-            <w:shd w:fill="E8F0FE"/>
+            <w:tcW w:type="dxa" w:w="2880"/>
           </w:tcPr>
           <w:p>
-            <w:pPr>
-              <w:jc w:val="left"/>
-            </w:pPr>
             <w:r>
-              <w:rPr>
-                <w:rFonts w:ascii="Carlito" w:hAnsi="Carlito" w:eastAsia="Carlito" w:cs="Carlito"/>
-                <w:rFonts w:ascii="Carlito" w:hAnsi="Carlito"/>
-                <w:b w:val="0"/>
-                <w:i w:val="0"/>
-                <w:sz w:val="15"/>
-              </w:rPr>
-              <w:t>Jodie Parrales</w:t>
+              <w:t>🟢 Baja</w:t>
             </w:r>
           </w:p>
         </w:tc>
         <w:tc>
           <w:tcPr>
-            <w:tcW w:type="dxa" w:w="714330709"/>
-            <w:shd w:fill="E8F0FE"/>
+            <w:tcW w:type="dxa" w:w="2880"/>
           </w:tcPr>
           <w:p>
-            <w:pPr>
-              <w:jc w:val="left"/>
-            </w:pPr>
             <w:r>
-              <w:rPr>
-                <w:rFonts w:ascii="Carlito" w:hAnsi="Carlito" w:eastAsia="Carlito" w:cs="Carlito"/>
-                <w:rFonts w:ascii="Carlito" w:hAnsi="Carlito"/>
-                <w:b w:val="0"/>
-                <w:i w:val="0"/>
-                <w:sz w:val="15"/>
-              </w:rPr>
-              <w:t>💻 Desarrolladora GUI</w:t>
+              <w:t>Manual de usuario con capturas de pantalla</w:t>
             </w:r>
           </w:p>
         </w:tc>
         <w:tc>
           <w:tcPr>
-            <w:tcW w:type="dxa" w:w="2040944882"/>
-            <w:shd w:fill="E8F0FE"/>
+            <w:tcW w:type="dxa" w:w="2880"/>
           </w:tcPr>
           <w:p>
-            <w:pPr>
-              <w:jc w:val="left"/>
-            </w:pPr>
             <w:r>
-              <w:rPr>
-                <w:rFonts w:ascii="Carlito" w:hAnsi="Carlito" w:eastAsia="Carlito" w:cs="Carlito"/>
-                <w:rFonts w:ascii="Carlito" w:hAnsi="Carlito"/>
-                <w:b w:val="0"/>
-                <w:i w:val="0"/>
-                <w:sz w:val="15"/>
-              </w:rPr>
-              <w:t>Implementar la interfaz gráfica con Tkinter (formularios de socios, catálogo, préstamos, devoluciones, reservas). Conectar cada ventana con la base de datos</w:t>
-            </w:r>
-          </w:p>
-        </w:tc>
-      </w:tr>
-      <w:tr>
-        <w:tc>
-          <w:tcPr>
-            <w:tcW w:type="dxa" w:w="612283465"/>
-          </w:tcPr>
-          <w:p>
-            <w:pPr>
-              <w:jc w:val="left"/>
-            </w:pPr>
-            <w:r>
-              <w:rPr>
-                <w:rFonts w:ascii="Carlito" w:hAnsi="Carlito" w:eastAsia="Carlito" w:cs="Carlito"/>
-                <w:rFonts w:ascii="Carlito" w:hAnsi="Carlito"/>
-                <w:b w:val="0"/>
-                <w:i w:val="0"/>
-                <w:sz w:val="15"/>
-              </w:rPr>
-              <w:t>Cindy Ayoví</w:t>
-            </w:r>
-          </w:p>
-        </w:tc>
-        <w:tc>
-          <w:tcPr>
-            <w:tcW w:type="dxa" w:w="714330709"/>
-          </w:tcPr>
-          <w:p>
-            <w:pPr>
-              <w:jc w:val="left"/>
-            </w:pPr>
-            <w:r>
-              <w:rPr>
-                <w:rFonts w:ascii="Carlito" w:hAnsi="Carlito" w:eastAsia="Carlito" w:cs="Carlito"/>
-                <w:rFonts w:ascii="Carlito" w:hAnsi="Carlito"/>
-                <w:b w:val="0"/>
-                <w:i w:val="0"/>
-                <w:sz w:val="15"/>
-              </w:rPr>
-              <w:t>🗄️ Desarrolladora BD</w:t>
-            </w:r>
-          </w:p>
-        </w:tc>
-        <w:tc>
-          <w:tcPr>
-            <w:tcW w:type="dxa" w:w="2040944882"/>
-          </w:tcPr>
-          <w:p>
-            <w:pPr>
-              <w:jc w:val="left"/>
-            </w:pPr>
-            <w:r>
-              <w:rPr>
-                <w:rFonts w:ascii="Carlito" w:hAnsi="Carlito" w:eastAsia="Carlito" w:cs="Carlito"/>
-                <w:rFonts w:ascii="Carlito" w:hAnsi="Carlito"/>
-                <w:b w:val="0"/>
-                <w:i w:val="0"/>
-                <w:sz w:val="15"/>
-              </w:rPr>
-              <w:t>Diseñar y poblar la base de datos SQLite (biblioteca.db). Implementar operaciones CRUD completas de socios y libros. Garantizar la integridad referencial</w:t>
-            </w:r>
-          </w:p>
-        </w:tc>
-      </w:tr>
-      <w:tr>
-        <w:tc>
-          <w:tcPr>
-            <w:tcW w:type="dxa" w:w="612283465"/>
-            <w:shd w:fill="E8F0FE"/>
-          </w:tcPr>
-          <w:p>
-            <w:pPr>
-              <w:jc w:val="left"/>
-            </w:pPr>
-            <w:r>
-              <w:rPr>
-                <w:rFonts w:ascii="Carlito" w:hAnsi="Carlito" w:eastAsia="Carlito" w:cs="Carlito"/>
-                <w:rFonts w:ascii="Carlito" w:hAnsi="Carlito"/>
-                <w:b w:val="0"/>
-                <w:i w:val="0"/>
-                <w:sz w:val="15"/>
-              </w:rPr>
-              <w:t>Cesar Gonzales</w:t>
-            </w:r>
-          </w:p>
-        </w:tc>
-        <w:tc>
-          <w:tcPr>
-            <w:tcW w:type="dxa" w:w="714330709"/>
-            <w:shd w:fill="E8F0FE"/>
-          </w:tcPr>
-          <w:p>
-            <w:pPr>
-              <w:jc w:val="left"/>
-            </w:pPr>
-            <w:r>
-              <w:rPr>
-                <w:rFonts w:ascii="Carlito" w:hAnsi="Carlito" w:eastAsia="Carlito" w:cs="Carlito"/>
-                <w:rFonts w:ascii="Carlito" w:hAnsi="Carlito"/>
-                <w:b w:val="0"/>
-                <w:i w:val="0"/>
-                <w:sz w:val="15"/>
-              </w:rPr>
-              <w:t>⚙️ Desarrollador Lógica/Negocio</w:t>
-            </w:r>
-          </w:p>
-        </w:tc>
-        <w:tc>
-          <w:tcPr>
-            <w:tcW w:type="dxa" w:w="2040944882"/>
-            <w:shd w:fill="E8F0FE"/>
-          </w:tcPr>
-          <w:p>
-            <w:pPr>
-              <w:jc w:val="left"/>
-            </w:pPr>
-            <w:r>
-              <w:rPr>
-                <w:rFonts w:ascii="Carlito" w:hAnsi="Carlito" w:eastAsia="Carlito" w:cs="Carlito"/>
-                <w:rFonts w:ascii="Carlito" w:hAnsi="Carlito"/>
-                <w:b w:val="0"/>
-                <w:i w:val="0"/>
-                <w:sz w:val="15"/>
-              </w:rPr>
-              <w:t>Implementar la lógica de préstamos y devoluciones, reglas de negocio (límite de libros por tipo de socio), integración de algoritmos de ordenamiento y búsqueda al sistema</w:t>
-            </w:r>
-          </w:p>
-        </w:tc>
-      </w:tr>
-      <w:tr>
-        <w:tc>
-          <w:tcPr>
-            <w:tcW w:type="dxa" w:w="612283465"/>
-          </w:tcPr>
-          <w:p>
-            <w:pPr>
-              <w:jc w:val="left"/>
-            </w:pPr>
-            <w:r>
-              <w:rPr>
-                <w:rFonts w:ascii="Carlito" w:hAnsi="Carlito" w:eastAsia="Carlito" w:cs="Carlito"/>
-                <w:rFonts w:ascii="Carlito" w:hAnsi="Carlito"/>
-                <w:b w:val="0"/>
-                <w:i w:val="0"/>
-                <w:sz w:val="15"/>
-              </w:rPr>
               <w:t>Mayra Vera</w:t>
-            </w:r>
-          </w:p>
-        </w:tc>
-        <w:tc>
-          <w:tcPr>
-            <w:tcW w:type="dxa" w:w="714330709"/>
-          </w:tcPr>
-          <w:p>
-            <w:pPr>
-              <w:jc w:val="left"/>
-            </w:pPr>
-            <w:r>
-              <w:rPr>
-                <w:rFonts w:ascii="Carlito" w:hAnsi="Carlito" w:eastAsia="Carlito" w:cs="Carlito"/>
-                <w:rFonts w:ascii="Carlito" w:hAnsi="Carlito"/>
-                <w:b w:val="0"/>
-                <w:i w:val="0"/>
-                <w:sz w:val="15"/>
-              </w:rPr>
-              <w:t>📝 Documentación y Pruebas</w:t>
-            </w:r>
-          </w:p>
-        </w:tc>
-        <w:tc>
-          <w:tcPr>
-            <w:tcW w:type="dxa" w:w="2040944882"/>
-          </w:tcPr>
-          <w:p>
-            <w:pPr>
-              <w:jc w:val="left"/>
-            </w:pPr>
-            <w:r>
-              <w:rPr>
-                <w:rFonts w:ascii="Carlito" w:hAnsi="Carlito" w:eastAsia="Carlito" w:cs="Carlito"/>
-                <w:rFonts w:ascii="Carlito" w:hAnsi="Carlito"/>
-                <w:b w:val="0"/>
-                <w:i w:val="0"/>
-                <w:sz w:val="15"/>
-              </w:rPr>
-              <w:t>Redactar el documento de especificación, el manual de usuario con capturas de pantalla, realizar pruebas unitarias del sistema y verificar el cumplimiento de requisitos</w:t>
             </w:r>
           </w:p>
         </w:tc>
       </w:tr>
     </w:tbl>
+    <w:p/>
     <w:p>
       <w:pPr>
-        <w:spacing w:before="200" w:after="80" w:line="276" w:lineRule="auto"/>
-        <w:jc w:val="left"/>
+        <w:jc w:val="center"/>
       </w:pPr>
       <w:r>
         <w:rPr>
-          <w:rFonts w:ascii="Carlito" w:hAnsi="Carlito" w:eastAsia="Carlito" w:cs="Carlito"/>
-          <w:rFonts w:ascii="Carlito" w:hAnsi="Carlito"/>
           <w:b/>
-          <w:i w:val="0"/>
-          <w:color w:val="1B4F72"/>
-          <w:sz w:val="24"/>
         </w:rPr>
-        <w:t>11. Repositorio y Avance en GitHub</w:t>
+        <w:t>Documento de Especificación — Avance 50%</w:t>
       </w:r>
     </w:p>
     <w:p>
       <w:pPr>
-        <w:spacing w:before="0" w:after="80" w:line="276" w:lineRule="auto"/>
-        <w:jc w:val="both"/>
-      </w:pPr>
-      <w:r>
-        <w:rPr>
-          <w:rFonts w:ascii="Carlito" w:hAnsi="Carlito" w:eastAsia="Carlito" w:cs="Carlito"/>
-          <w:rFonts w:ascii="Carlito" w:hAnsi="Carlito"/>
-          <w:b w:val="0"/>
-          <w:i w:val="0"/>
-          <w:sz w:val="18"/>
-        </w:rPr>
-        <w:t>El código fuente del proyecto se encuentra alojado en un repositorio público de GitHub, donde se puede verificar el historial de commits y la estructura del sistema:</w:t>
-      </w:r>
-    </w:p>
-    <w:p>
-      <w:pPr>
-        <w:spacing w:before="40" w:after="80" w:line="276" w:lineRule="auto"/>
-        <w:jc w:val="left"/>
-      </w:pPr>
-      <w:r>
-        <w:rPr>
-          <w:rFonts w:ascii="Carlito" w:hAnsi="Carlito" w:eastAsia="Carlito" w:cs="Carlito"/>
-          <w:rFonts w:ascii="Carlito" w:hAnsi="Carlito"/>
-          <w:b/>
-          <w:i w:val="0"/>
-          <w:sz w:val="18"/>
-        </w:rPr>
-        <w:t xml:space="preserve">Repositorio: </w:t>
-      </w:r>
-      <w:r>
-        <w:rPr>
-          <w:rFonts w:ascii="Carlito" w:hAnsi="Carlito" w:eastAsia="Carlito" w:cs="Carlito"/>
-          <w:rFonts w:ascii="Carlito" w:hAnsi="Carlito"/>
-          <w:b w:val="0"/>
-          <w:i w:val="0"/>
-          <w:color w:val="2E86C1"/>
-          <w:sz w:val="18"/>
-        </w:rPr>
-        <w:t>https://github.com/josuepaz80-usitee/sistema-biblioteca-prog2</w:t>
-      </w:r>
-    </w:p>
-    <w:p>
-      <w:pPr>
-        <w:spacing w:before="0" w:after="80" w:line="276" w:lineRule="auto"/>
-        <w:jc w:val="both"/>
-      </w:pPr>
-      <w:r>
-        <w:rPr>
-          <w:rFonts w:ascii="Carlito" w:hAnsi="Carlito" w:eastAsia="Carlito" w:cs="Carlito"/>
-          <w:rFonts w:ascii="Carlito" w:hAnsi="Carlito"/>
-          <w:b w:val="0"/>
-          <w:i w:val="0"/>
-          <w:sz w:val="18"/>
-        </w:rPr>
-        <w:t>A la fecha de esta entrega, el repositorio cuenta con los siguientes commits que reflejan el avance del proyecto:</w:t>
-      </w:r>
-    </w:p>
-    <w:tbl>
-      <w:tblPr>
-        <w:tblStyle w:val="TableGrid"/>
-        <w:tblW w:type="auto" w:w="0"/>
-        <w:jc w:val="center"/>
-        <w:tblLook w:firstColumn="1" w:firstRow="1" w:lastColumn="0" w:lastRow="0" w:noHBand="0" w:noVBand="1" w:val="04A0"/>
-      </w:tblPr>
-      <w:tblGrid>
-        <w:gridCol w:w="2268"/>
-        <w:gridCol w:w="2268"/>
-        <w:gridCol w:w="2268"/>
-        <w:gridCol w:w="2268"/>
-      </w:tblGrid>
-      <w:tr>
-        <w:tc>
-          <w:tcPr>
-            <w:tcW w:type="dxa" w:w="163275591"/>
-            <w:shd w:fill="1B4F72"/>
-          </w:tcPr>
-          <w:p>
-            <w:pPr>
-              <w:jc w:val="center"/>
-            </w:pPr>
-            <w:r>
-              <w:rPr>
-                <w:rFonts w:ascii="Carlito" w:hAnsi="Carlito" w:eastAsia="Carlito" w:cs="Carlito"/>
-                <w:rFonts w:ascii="Carlito" w:hAnsi="Carlito"/>
-                <w:b/>
-                <w:i w:val="0"/>
-                <w:color w:val="FFFFFF"/>
-                <w:sz w:val="16"/>
-              </w:rPr>
-              <w:t>#</w:t>
-            </w:r>
-          </w:p>
-        </w:tc>
-        <w:tc>
-          <w:tcPr>
-            <w:tcW w:type="dxa" w:w="306141732"/>
-            <w:shd w:fill="1B4F72"/>
-          </w:tcPr>
-          <w:p>
-            <w:pPr>
-              <w:jc w:val="center"/>
-            </w:pPr>
-            <w:r>
-              <w:rPr>
-                <w:rFonts w:ascii="Carlito" w:hAnsi="Carlito" w:eastAsia="Carlito" w:cs="Carlito"/>
-                <w:rFonts w:ascii="Carlito" w:hAnsi="Carlito"/>
-                <w:b/>
-                <w:i w:val="0"/>
-                <w:color w:val="FFFFFF"/>
-                <w:sz w:val="16"/>
-              </w:rPr>
-              <w:t>Fecha</w:t>
-            </w:r>
-          </w:p>
-        </w:tc>
-        <w:tc>
-          <w:tcPr>
-            <w:tcW w:type="dxa" w:w="2040944882"/>
-            <w:shd w:fill="1B4F72"/>
-          </w:tcPr>
-          <w:p>
-            <w:pPr>
-              <w:jc w:val="center"/>
-            </w:pPr>
-            <w:r>
-              <w:rPr>
-                <w:rFonts w:ascii="Carlito" w:hAnsi="Carlito" w:eastAsia="Carlito" w:cs="Carlito"/>
-                <w:rFonts w:ascii="Carlito" w:hAnsi="Carlito"/>
-                <w:b/>
-                <w:i w:val="0"/>
-                <w:color w:val="FFFFFF"/>
-                <w:sz w:val="16"/>
-              </w:rPr>
-              <w:t>Mensaje del commit</w:t>
-            </w:r>
-          </w:p>
-        </w:tc>
-        <w:tc>
-          <w:tcPr>
-            <w:tcW w:type="dxa" w:w="408188976"/>
-            <w:shd w:fill="1B4F72"/>
-          </w:tcPr>
-          <w:p>
-            <w:pPr>
-              <w:jc w:val="center"/>
-            </w:pPr>
-            <w:r>
-              <w:rPr>
-                <w:rFonts w:ascii="Carlito" w:hAnsi="Carlito" w:eastAsia="Carlito" w:cs="Carlito"/>
-                <w:rFonts w:ascii="Carlito" w:hAnsi="Carlito"/>
-                <w:b/>
-                <w:i w:val="0"/>
-                <w:color w:val="FFFFFF"/>
-                <w:sz w:val="16"/>
-              </w:rPr>
-              <w:t>Autor</w:t>
-            </w:r>
-          </w:p>
-        </w:tc>
-      </w:tr>
-      <w:tr>
-        <w:tc>
-          <w:tcPr>
-            <w:tcW w:type="dxa" w:w="163275591"/>
-          </w:tcPr>
-          <w:p>
-            <w:pPr>
-              <w:jc w:val="center"/>
-            </w:pPr>
-            <w:r>
-              <w:rPr>
-                <w:rFonts w:ascii="Carlito" w:hAnsi="Carlito" w:eastAsia="Carlito" w:cs="Carlito"/>
-                <w:rFonts w:ascii="Carlito" w:hAnsi="Carlito"/>
-                <w:b w:val="0"/>
-                <w:i w:val="0"/>
-                <w:sz w:val="15"/>
-              </w:rPr>
-              <w:t>1</w:t>
-            </w:r>
-          </w:p>
-        </w:tc>
-        <w:tc>
-          <w:tcPr>
-            <w:tcW w:type="dxa" w:w="306141732"/>
-          </w:tcPr>
-          <w:p>
-            <w:pPr>
-              <w:jc w:val="left"/>
-            </w:pPr>
-            <w:r>
-              <w:rPr>
-                <w:rFonts w:ascii="Carlito" w:hAnsi="Carlito" w:eastAsia="Carlito" w:cs="Carlito"/>
-                <w:rFonts w:ascii="Carlito" w:hAnsi="Carlito"/>
-                <w:b w:val="0"/>
-                <w:i w:val="0"/>
-                <w:sz w:val="15"/>
-              </w:rPr>
-              <w:t>7-jul</w:t>
-            </w:r>
-          </w:p>
-        </w:tc>
-        <w:tc>
-          <w:tcPr>
-            <w:tcW w:type="dxa" w:w="2040944882"/>
-          </w:tcPr>
-          <w:p>
-            <w:pPr>
-              <w:jc w:val="left"/>
-            </w:pPr>
-            <w:r>
-              <w:rPr>
-                <w:rFonts w:ascii="Carlito" w:hAnsi="Carlito" w:eastAsia="Carlito" w:cs="Carlito"/>
-                <w:rFonts w:ascii="Carlito" w:hAnsi="Carlito"/>
-                <w:b w:val="0"/>
-                <w:i w:val="0"/>
-                <w:sz w:val="15"/>
-              </w:rPr>
-              <w:t>Initial commit</w:t>
-            </w:r>
-          </w:p>
-        </w:tc>
-        <w:tc>
-          <w:tcPr>
-            <w:tcW w:type="dxa" w:w="408188976"/>
-          </w:tcPr>
-          <w:p>
-            <w:pPr>
-              <w:jc w:val="left"/>
-            </w:pPr>
-            <w:r>
-              <w:rPr>
-                <w:rFonts w:ascii="Carlito" w:hAnsi="Carlito" w:eastAsia="Carlito" w:cs="Carlito"/>
-                <w:rFonts w:ascii="Carlito" w:hAnsi="Carlito"/>
-                <w:b w:val="0"/>
-                <w:i w:val="0"/>
-                <w:sz w:val="15"/>
-              </w:rPr>
-              <w:t>Grupo #1</w:t>
-            </w:r>
-          </w:p>
-        </w:tc>
-      </w:tr>
-      <w:tr>
-        <w:tc>
-          <w:tcPr>
-            <w:tcW w:type="dxa" w:w="163275591"/>
-            <w:shd w:fill="E8F0FE"/>
-          </w:tcPr>
-          <w:p>
-            <w:pPr>
-              <w:jc w:val="center"/>
-            </w:pPr>
-            <w:r>
-              <w:rPr>
-                <w:rFonts w:ascii="Carlito" w:hAnsi="Carlito" w:eastAsia="Carlito" w:cs="Carlito"/>
-                <w:rFonts w:ascii="Carlito" w:hAnsi="Carlito"/>
-                <w:b w:val="0"/>
-                <w:i w:val="0"/>
-                <w:sz w:val="15"/>
-              </w:rPr>
-              <w:t>2</w:t>
-            </w:r>
-          </w:p>
-        </w:tc>
-        <w:tc>
-          <w:tcPr>
-            <w:tcW w:type="dxa" w:w="306141732"/>
-            <w:shd w:fill="E8F0FE"/>
-          </w:tcPr>
-          <w:p>
-            <w:pPr>
-              <w:jc w:val="left"/>
-            </w:pPr>
-            <w:r>
-              <w:rPr>
-                <w:rFonts w:ascii="Carlito" w:hAnsi="Carlito" w:eastAsia="Carlito" w:cs="Carlito"/>
-                <w:rFonts w:ascii="Carlito" w:hAnsi="Carlito"/>
-                <w:b w:val="0"/>
-                <w:i w:val="0"/>
-                <w:sz w:val="15"/>
-              </w:rPr>
-              <w:t>7-jul</w:t>
-            </w:r>
-          </w:p>
-        </w:tc>
-        <w:tc>
-          <w:tcPr>
-            <w:tcW w:type="dxa" w:w="2040944882"/>
-            <w:shd w:fill="E8F0FE"/>
-          </w:tcPr>
-          <w:p>
-            <w:pPr>
-              <w:jc w:val="left"/>
-            </w:pPr>
-            <w:r>
-              <w:rPr>
-                <w:rFonts w:ascii="Carlito" w:hAnsi="Carlito" w:eastAsia="Carlito" w:cs="Carlito"/>
-                <w:rFonts w:ascii="Carlito" w:hAnsi="Carlito"/>
-                <w:b w:val="0"/>
-                <w:i w:val="0"/>
-                <w:sz w:val="15"/>
-              </w:rPr>
-              <w:t>feat: estructura inicial del Sistema de Gestion de Biblioteca Universitaria</w:t>
-            </w:r>
-          </w:p>
-        </w:tc>
-        <w:tc>
-          <w:tcPr>
-            <w:tcW w:type="dxa" w:w="408188976"/>
-            <w:shd w:fill="E8F0FE"/>
-          </w:tcPr>
-          <w:p>
-            <w:pPr>
-              <w:jc w:val="left"/>
-            </w:pPr>
-            <w:r>
-              <w:rPr>
-                <w:rFonts w:ascii="Carlito" w:hAnsi="Carlito" w:eastAsia="Carlito" w:cs="Carlito"/>
-                <w:rFonts w:ascii="Carlito" w:hAnsi="Carlito"/>
-                <w:b w:val="0"/>
-                <w:i w:val="0"/>
-                <w:sz w:val="15"/>
-              </w:rPr>
-              <w:t>Grupo #1</w:t>
-            </w:r>
-          </w:p>
-        </w:tc>
-      </w:tr>
-      <w:tr>
-        <w:tc>
-          <w:tcPr>
-            <w:tcW w:type="dxa" w:w="163275591"/>
-          </w:tcPr>
-          <w:p>
-            <w:pPr>
-              <w:jc w:val="center"/>
-            </w:pPr>
-            <w:r>
-              <w:rPr>
-                <w:rFonts w:ascii="Carlito" w:hAnsi="Carlito" w:eastAsia="Carlito" w:cs="Carlito"/>
-                <w:rFonts w:ascii="Carlito" w:hAnsi="Carlito"/>
-                <w:b w:val="0"/>
-                <w:i w:val="0"/>
-                <w:sz w:val="15"/>
-              </w:rPr>
-              <w:t>3</w:t>
-            </w:r>
-          </w:p>
-        </w:tc>
-        <w:tc>
-          <w:tcPr>
-            <w:tcW w:type="dxa" w:w="306141732"/>
-          </w:tcPr>
-          <w:p>
-            <w:pPr>
-              <w:jc w:val="left"/>
-            </w:pPr>
-            <w:r>
-              <w:rPr>
-                <w:rFonts w:ascii="Carlito" w:hAnsi="Carlito" w:eastAsia="Carlito" w:cs="Carlito"/>
-                <w:rFonts w:ascii="Carlito" w:hAnsi="Carlito"/>
-                <w:b w:val="0"/>
-                <w:i w:val="0"/>
-                <w:sz w:val="15"/>
-              </w:rPr>
-              <w:t>7-jul</w:t>
-            </w:r>
-          </w:p>
-        </w:tc>
-        <w:tc>
-          <w:tcPr>
-            <w:tcW w:type="dxa" w:w="2040944882"/>
-          </w:tcPr>
-          <w:p>
-            <w:pPr>
-              <w:jc w:val="left"/>
-            </w:pPr>
-            <w:r>
-              <w:rPr>
-                <w:rFonts w:ascii="Carlito" w:hAnsi="Carlito" w:eastAsia="Carlito" w:cs="Carlito"/>
-                <w:rFonts w:ascii="Carlito" w:hAnsi="Carlito"/>
-                <w:b w:val="0"/>
-                <w:i w:val="0"/>
-                <w:sz w:val="15"/>
-              </w:rPr>
-              <w:t>refactor: estilo nivel 3er semestre segun lo ensenado por Ing. Bryan Velez + DECLARATORIA</w:t>
-            </w:r>
-          </w:p>
-        </w:tc>
-        <w:tc>
-          <w:tcPr>
-            <w:tcW w:type="dxa" w:w="408188976"/>
-          </w:tcPr>
-          <w:p>
-            <w:pPr>
-              <w:jc w:val="left"/>
-            </w:pPr>
-            <w:r>
-              <w:rPr>
-                <w:rFonts w:ascii="Carlito" w:hAnsi="Carlito" w:eastAsia="Carlito" w:cs="Carlito"/>
-                <w:rFonts w:ascii="Carlito" w:hAnsi="Carlito"/>
-                <w:b w:val="0"/>
-                <w:i w:val="0"/>
-                <w:sz w:val="15"/>
-              </w:rPr>
-              <w:t>Grupo #1</w:t>
-            </w:r>
-          </w:p>
-        </w:tc>
-      </w:tr>
-      <w:tr>
-        <w:tc>
-          <w:tcPr>
-            <w:tcW w:type="dxa" w:w="163275591"/>
-            <w:shd w:fill="E8F0FE"/>
-          </w:tcPr>
-          <w:p>
-            <w:pPr>
-              <w:jc w:val="center"/>
-            </w:pPr>
-            <w:r>
-              <w:rPr>
-                <w:rFonts w:ascii="Carlito" w:hAnsi="Carlito" w:eastAsia="Carlito" w:cs="Carlito"/>
-                <w:rFonts w:ascii="Carlito" w:hAnsi="Carlito"/>
-                <w:b w:val="0"/>
-                <w:i w:val="0"/>
-                <w:sz w:val="15"/>
-              </w:rPr>
-              <w:t>4</w:t>
-            </w:r>
-          </w:p>
-        </w:tc>
-        <w:tc>
-          <w:tcPr>
-            <w:tcW w:type="dxa" w:w="306141732"/>
-            <w:shd w:fill="E8F0FE"/>
-          </w:tcPr>
-          <w:p>
-            <w:pPr>
-              <w:jc w:val="left"/>
-            </w:pPr>
-            <w:r>
-              <w:rPr>
-                <w:rFonts w:ascii="Carlito" w:hAnsi="Carlito" w:eastAsia="Carlito" w:cs="Carlito"/>
-                <w:rFonts w:ascii="Carlito" w:hAnsi="Carlito"/>
-                <w:b w:val="0"/>
-                <w:i w:val="0"/>
-                <w:sz w:val="15"/>
-              </w:rPr>
-              <w:t>7-jul</w:t>
-            </w:r>
-          </w:p>
-        </w:tc>
-        <w:tc>
-          <w:tcPr>
-            <w:tcW w:type="dxa" w:w="2040944882"/>
-            <w:shd w:fill="E8F0FE"/>
-          </w:tcPr>
-          <w:p>
-            <w:pPr>
-              <w:jc w:val="left"/>
-            </w:pPr>
-            <w:r>
-              <w:rPr>
-                <w:rFonts w:ascii="Carlito" w:hAnsi="Carlito" w:eastAsia="Carlito" w:cs="Carlito"/>
-                <w:rFonts w:ascii="Carlito" w:hAnsi="Carlito"/>
-                <w:b w:val="0"/>
-                <w:i w:val="0"/>
-                <w:sz w:val="15"/>
-              </w:rPr>
-              <w:t>fix: DECLARATORIA actualizada tras revision completa del material del semestre</w:t>
-            </w:r>
-          </w:p>
-        </w:tc>
-        <w:tc>
-          <w:tcPr>
-            <w:tcW w:type="dxa" w:w="408188976"/>
-            <w:shd w:fill="E8F0FE"/>
-          </w:tcPr>
-          <w:p>
-            <w:pPr>
-              <w:jc w:val="left"/>
-            </w:pPr>
-            <w:r>
-              <w:rPr>
-                <w:rFonts w:ascii="Carlito" w:hAnsi="Carlito" w:eastAsia="Carlito" w:cs="Carlito"/>
-                <w:rFonts w:ascii="Carlito" w:hAnsi="Carlito"/>
-                <w:b w:val="0"/>
-                <w:i w:val="0"/>
-                <w:sz w:val="15"/>
-              </w:rPr>
-              <w:t>Grupo #1</w:t>
-            </w:r>
-          </w:p>
-        </w:tc>
-      </w:tr>
-      <w:tr>
-        <w:tc>
-          <w:tcPr>
-            <w:tcW w:type="dxa" w:w="163275591"/>
-          </w:tcPr>
-          <w:p>
-            <w:pPr>
-              <w:jc w:val="center"/>
-            </w:pPr>
-            <w:r>
-              <w:rPr>
-                <w:rFonts w:ascii="Carlito" w:hAnsi="Carlito" w:eastAsia="Carlito" w:cs="Carlito"/>
-                <w:rFonts w:ascii="Carlito" w:hAnsi="Carlito"/>
-                <w:b w:val="0"/>
-                <w:i w:val="0"/>
-                <w:sz w:val="15"/>
-              </w:rPr>
-              <w:t>5</w:t>
-            </w:r>
-          </w:p>
-        </w:tc>
-        <w:tc>
-          <w:tcPr>
-            <w:tcW w:type="dxa" w:w="306141732"/>
-          </w:tcPr>
-          <w:p>
-            <w:pPr>
-              <w:jc w:val="left"/>
-            </w:pPr>
-            <w:r>
-              <w:rPr>
-                <w:rFonts w:ascii="Carlito" w:hAnsi="Carlito" w:eastAsia="Carlito" w:cs="Carlito"/>
-                <w:rFonts w:ascii="Carlito" w:hAnsi="Carlito"/>
-                <w:b w:val="0"/>
-                <w:i w:val="0"/>
-                <w:sz w:val="15"/>
-              </w:rPr>
-              <w:t>7-jul</w:t>
-            </w:r>
-          </w:p>
-        </w:tc>
-        <w:tc>
-          <w:tcPr>
-            <w:tcW w:type="dxa" w:w="2040944882"/>
-          </w:tcPr>
-          <w:p>
-            <w:pPr>
-              <w:jc w:val="left"/>
-            </w:pPr>
-            <w:r>
-              <w:rPr>
-                <w:rFonts w:ascii="Carlito" w:hAnsi="Carlito" w:eastAsia="Carlito" w:cs="Carlito"/>
-                <w:rFonts w:ascii="Carlito" w:hAnsi="Carlito"/>
-                <w:b w:val="0"/>
-                <w:i w:val="0"/>
-                <w:sz w:val="15"/>
-              </w:rPr>
-              <w:t>fix: referencias genericas sin nombres individuales en DECLARATORIA</w:t>
-            </w:r>
-          </w:p>
-        </w:tc>
-        <w:tc>
-          <w:tcPr>
-            <w:tcW w:type="dxa" w:w="408188976"/>
-          </w:tcPr>
-          <w:p>
-            <w:pPr>
-              <w:jc w:val="left"/>
-            </w:pPr>
-            <w:r>
-              <w:rPr>
-                <w:rFonts w:ascii="Carlito" w:hAnsi="Carlito" w:eastAsia="Carlito" w:cs="Carlito"/>
-                <w:rFonts w:ascii="Carlito" w:hAnsi="Carlito"/>
-                <w:b w:val="0"/>
-                <w:i w:val="0"/>
-                <w:sz w:val="15"/>
-              </w:rPr>
-              <w:t>Grupo #1</w:t>
-            </w:r>
-          </w:p>
-        </w:tc>
-      </w:tr>
-    </w:tbl>
-    <w:p>
-      <w:pPr>
-        <w:spacing w:before="0" w:after="80" w:line="276" w:lineRule="auto"/>
-        <w:jc w:val="both"/>
-      </w:pPr>
-      <w:r>
-        <w:rPr>
-          <w:rFonts w:ascii="Carlito" w:hAnsi="Carlito" w:eastAsia="Carlito" w:cs="Carlito"/>
-          <w:rFonts w:ascii="Carlito" w:hAnsi="Carlito"/>
-          <w:b w:val="0"/>
-          <w:i w:val="0"/>
-          <w:sz w:val="18"/>
-        </w:rPr>
-        <w:t>Estructura actual del repositorio:</w:t>
-      </w:r>
-    </w:p>
-    <w:p>
-      <w:pPr>
-        <w:spacing w:before="0" w:after="40" w:line="276" w:lineRule="auto"/>
-        <w:jc w:val="both"/>
-      </w:pPr>
-      <w:r>
-        <w:rPr>
-          <w:rFonts w:ascii="Carlito" w:hAnsi="Carlito" w:eastAsia="Carlito" w:cs="Carlito"/>
-          <w:rFonts w:ascii="Carlito" w:hAnsi="Carlito"/>
-          <w:b w:val="0"/>
-          <w:i w:val="0"/>
-          <w:sz w:val="18"/>
-        </w:rPr>
-        <w:t>• src/models/: clases del dominio (Persona, Estudiante, Docente, Socio, Libro, Prestamo, Reserva)</w:t>
-      </w:r>
-    </w:p>
-    <w:p>
-      <w:pPr>
-        <w:spacing w:before="0" w:after="40" w:line="276" w:lineRule="auto"/>
-        <w:jc w:val="both"/>
-      </w:pPr>
-      <w:r>
-        <w:rPr>
-          <w:rFonts w:ascii="Carlito" w:hAnsi="Carlito" w:eastAsia="Carlito" w:cs="Carlito"/>
-          <w:rFonts w:ascii="Carlito" w:hAnsi="Carlito"/>
-          <w:b w:val="0"/>
-          <w:i w:val="0"/>
-          <w:sz w:val="18"/>
-        </w:rPr>
-        <w:t>• src/data_structures/: lista enlazada simple (LinkedList), cola FIFO (Queue), pila LIFO (Stack)</w:t>
-      </w:r>
-    </w:p>
-    <w:p>
-      <w:pPr>
-        <w:spacing w:before="0" w:after="40" w:line="276" w:lineRule="auto"/>
-        <w:jc w:val="both"/>
-      </w:pPr>
-      <w:r>
-        <w:rPr>
-          <w:rFonts w:ascii="Carlito" w:hAnsi="Carlito" w:eastAsia="Carlito" w:cs="Carlito"/>
-          <w:rFonts w:ascii="Carlito" w:hAnsi="Carlito"/>
-          <w:b w:val="0"/>
-          <w:i w:val="0"/>
-          <w:sz w:val="18"/>
-        </w:rPr>
-        <w:t>• src/algorithms/: ordenamiento (burbuja, inserción, merge sort, quick sort) y búsqueda (lineal y binaria)</w:t>
-      </w:r>
-    </w:p>
-    <w:p>
-      <w:pPr>
-        <w:spacing w:before="0" w:after="40" w:line="276" w:lineRule="auto"/>
-        <w:jc w:val="both"/>
-      </w:pPr>
-      <w:r>
-        <w:rPr>
-          <w:rFonts w:ascii="Carlito" w:hAnsi="Carlito" w:eastAsia="Carlito" w:cs="Carlito"/>
-          <w:rFonts w:ascii="Carlito" w:hAnsi="Carlito"/>
-          <w:b w:val="0"/>
-          <w:i w:val="0"/>
-          <w:sz w:val="18"/>
-        </w:rPr>
-        <w:t>• src/database/: conexión SQLite y operaciones CRUD (db_manager.py, socio_repo.py, libro_repo.py)</w:t>
-      </w:r>
-    </w:p>
-    <w:p>
-      <w:pPr>
-        <w:spacing w:before="0" w:after="40" w:line="276" w:lineRule="auto"/>
-        <w:jc w:val="both"/>
-      </w:pPr>
-      <w:r>
-        <w:rPr>
-          <w:rFonts w:ascii="Carlito" w:hAnsi="Carlito" w:eastAsia="Carlito" w:cs="Carlito"/>
-          <w:rFonts w:ascii="Carlito" w:hAnsi="Carlito"/>
-          <w:b w:val="0"/>
-          <w:i w:val="0"/>
-          <w:sz w:val="18"/>
-        </w:rPr>
-        <w:t>• src/gui/: interfaz gráfica con Tkinter (app.py)</w:t>
-      </w:r>
-    </w:p>
-    <w:p>
-      <w:pPr>
-        <w:spacing w:before="0" w:after="40" w:line="276" w:lineRule="auto"/>
-        <w:jc w:val="both"/>
-      </w:pPr>
-      <w:r>
-        <w:rPr>
-          <w:rFonts w:ascii="Carlito" w:hAnsi="Carlito" w:eastAsia="Carlito" w:cs="Carlito"/>
-          <w:rFonts w:ascii="Carlito" w:hAnsi="Carlito"/>
-          <w:b w:val="0"/>
-          <w:i w:val="0"/>
-          <w:sz w:val="18"/>
-        </w:rPr>
-        <w:t>• tests/: pruebas unitarias del modelo</w:t>
-      </w:r>
-    </w:p>
-    <w:p>
-      <w:pPr>
-        <w:spacing w:before="0" w:after="40" w:line="276" w:lineRule="auto"/>
-        <w:jc w:val="both"/>
-      </w:pPr>
-      <w:r>
-        <w:rPr>
-          <w:rFonts w:ascii="Carlito" w:hAnsi="Carlito" w:eastAsia="Carlito" w:cs="Carlito"/>
-          <w:rFonts w:ascii="Carlito" w:hAnsi="Carlito"/>
-          <w:b w:val="0"/>
-          <w:i w:val="0"/>
-          <w:sz w:val="18"/>
-        </w:rPr>
-        <w:t>• DECLARATORIA.md: declaración de uso de IA e investigación con referencias APA</w:t>
-      </w:r>
-    </w:p>
-    <w:p>
-      <w:pPr>
-        <w:spacing w:before="80" w:after="80" w:line="276" w:lineRule="auto"/>
-        <w:jc w:val="both"/>
-      </w:pPr>
-      <w:r>
-        <w:rPr>
-          <w:rFonts w:ascii="Carlito" w:hAnsi="Carlito" w:eastAsia="Carlito" w:cs="Carlito"/>
-          <w:rFonts w:ascii="Carlito" w:hAnsi="Carlito"/>
-          <w:b w:val="0"/>
-          <w:i w:val="0"/>
-          <w:sz w:val="18"/>
-        </w:rPr>
-        <w:t>El grupo decidió utilizar GitHub como plataforma de control de versiones para el desarrollo colaborativo del proyecto. Para ello, cada integrante instaló en su computadora personal el siguiente stack tecnológico durante una reunión de coordinación: Visual Studio Code como editor de código, la extensión de Python (Microsoft) para soporte del lenguaje, la extensión GitLens para visualizar el historial de cambios, Git para Windows como sistema de control de versiones local, y Python 3.11+ como lenguaje de programación. El repositorio fue creado en GitHub y todos los miembros fueron agregados como colaboradores, permitiendo que cada uno pueda realizar commits y mantener el código sincronizado.</w:t>
-      </w:r>
-    </w:p>
-    <w:p>
-      <w:pPr>
-        <w:spacing w:before="80" w:after="80" w:line="276" w:lineRule="auto"/>
-        <w:jc w:val="both"/>
-      </w:pPr>
-      <w:r>
-        <w:rPr>
-          <w:rFonts w:ascii="Carlito" w:hAnsi="Carlito" w:eastAsia="Carlito" w:cs="Carlito"/>
-          <w:rFonts w:ascii="Carlito" w:hAnsi="Carlito"/>
-          <w:b w:val="0"/>
-          <w:i w:val="0"/>
-          <w:sz w:val="18"/>
-        </w:rPr>
-        <w:t>Cabe señalar que el proyecto final contempla tres entregables: (1) el Documento de Especificación del proyecto (el presente avance del 50% que se completa en la semana 14), (2) el Manual de Usuario del sistema con capturas de la interfaz funcionando, y (3) la Implementación completa del sistema con el código fuente funcional, la base de datos en SQLite y la interfaz gráfica con Tkinter. Los tres entregables se presentarán en la semana 14.</w:t>
-      </w:r>
-    </w:p>
-    <w:p>
-      <w:pPr>
-        <w:spacing w:before="0" w:after="80" w:line="276" w:lineRule="auto"/>
-        <w:jc w:val="both"/>
-      </w:pPr>
-      <w:r>
-        <w:rPr>
-          <w:rFonts w:ascii="Carlito" w:hAnsi="Carlito" w:eastAsia="Carlito" w:cs="Carlito"/>
-          <w:rFonts w:ascii="Carlito" w:hAnsi="Carlito"/>
-          <w:b w:val="0"/>
-          <w:i w:val="0"/>
-          <w:sz w:val="18"/>
-        </w:rPr>
-        <w:t>Este plan fue elaborado en base a las instrucciones del Ing. Bryan Vélez, quien estableció que el avance funcional mínimo del 60% debe estar listo para la semana 13, y la entrega completa (documento 100%, código funcional, BD poblada, manual de usuario) debe finalizar el lunes 20 de julio.</w:t>
-      </w:r>
-    </w:p>
-    <w:p>
-      <w:pPr>
-        <w:spacing w:before="0" w:after="80" w:line="276" w:lineRule="auto"/>
-        <w:jc w:val="both"/>
-      </w:pPr>
-      <w:r>
-        <w:rPr>
-          <w:rFonts w:ascii="Carlito" w:hAnsi="Carlito" w:eastAsia="Carlito" w:cs="Carlito"/>
-          <w:rFonts w:ascii="Carlito" w:hAnsi="Carlito"/>
-          <w:b w:val="0"/>
-          <w:i w:val="0"/>
-          <w:sz w:val="18"/>
-        </w:rPr>
-        <w:t>Para completar la entrega final del proyecto en la semana 14 (lunes 20 de julio), el equipo ha definido el siguiente plan de trabajo con tareas asignadas y prioridades:</w:t>
-      </w:r>
-    </w:p>
-    <w:p>
-      <w:pPr>
-        <w:spacing w:before="200" w:after="80" w:line="276" w:lineRule="auto"/>
-        <w:jc w:val="left"/>
-      </w:pPr>
-      <w:r>
-        <w:rPr>
-          <w:rFonts w:ascii="Carlito" w:hAnsi="Carlito" w:eastAsia="Carlito" w:cs="Carlito"/>
-          <w:rFonts w:ascii="Carlito" w:hAnsi="Carlito"/>
-          <w:b/>
-          <w:i w:val="0"/>
-          <w:color w:val="1B4F72"/>
-          <w:sz w:val="24"/>
-        </w:rPr>
-        <w:t>12. Plan de Trabajo — Próximos Pasos</w:t>
-      </w:r>
-    </w:p>
-    <w:p>
-      <w:pPr>
-        <w:spacing w:before="40" w:after="80" w:line="276" w:lineRule="auto"/>
-        <w:jc w:val="both"/>
-      </w:pPr>
-      <w:r>
-        <w:rPr>
-          <w:rFonts w:ascii="Carlito" w:hAnsi="Carlito" w:eastAsia="Carlito" w:cs="Carlito"/>
-          <w:rFonts w:ascii="Carlito" w:hAnsi="Carlito"/>
-          <w:b w:val="0"/>
-          <w:i w:val="0"/>
-          <w:sz w:val="18"/>
-        </w:rPr>
-        <w:t>A continuación se presenta el cronograma visual del proyecto (diagrama de Gantt), el cual abarca desde el inicio del proyecto el 7 de julio (semana 12) hasta la entrega final el 20 de julio (semana 14). Las barras de colores representan las tareas de cada integrante, y los diamantes rojos indican los commits con sentido que deben reflejar el avance real en el repositorio de GitHub.</w:t>
-      </w:r>
-    </w:p>
-    <w:p>
-      <w:pPr>
-        <w:spacing w:before="80" w:after="80" w:line="276" w:lineRule="auto"/>
-        <w:jc w:val="center"/>
-      </w:pPr>
-      <w:r>
-        <w:drawing>
-          <wp:inline xmlns:a="http://schemas.openxmlformats.org/drawingml/2006/main" xmlns:pic="http://schemas.openxmlformats.org/drawingml/2006/picture">
-            <wp:extent cx="5760720" cy="3058741"/>
-            <wp:docPr id="2" name="Picture 2"/>
-            <wp:cNvGraphicFramePr>
-              <a:graphicFrameLocks noChangeAspect="1"/>
-            </wp:cNvGraphicFramePr>
-            <a:graphic>
-              <a:graphicData uri="http://schemas.openxmlformats.org/drawingml/2006/picture">
-                <pic:pic>
-                  <pic:nvPicPr>
-                    <pic:cNvPr id="0" name="gantt_prog2_grupo1.png"/>
-                    <pic:cNvPicPr/>
-                  </pic:nvPicPr>
-                  <pic:blipFill>
-                    <a:blip r:embed="rId11"/>
-                    <a:stretch>
-                      <a:fillRect/>
-                    </a:stretch>
-                  </pic:blipFill>
-                  <pic:spPr>
-                    <a:xfrm>
-                      <a:off x="0" y="0"/>
-                      <a:ext cx="5760720" cy="3058741"/>
-                    </a:xfrm>
-                    <a:prstGeom prst="rect"/>
-                  </pic:spPr>
-                </pic:pic>
-              </a:graphicData>
-            </a:graphic>
-          </wp:inline>
-        </w:drawing>
-      </w:r>
-    </w:p>
-    <w:p>
-      <w:pPr>
-        <w:spacing w:before="0" w:after="80" w:line="276" w:lineRule="auto"/>
         <w:jc w:val="center"/>
       </w:pPr>
       <w:r>
         <w:rPr>
-          <w:rFonts w:ascii="Carlito" w:hAnsi="Carlito" w:eastAsia="Carlito" w:cs="Carlito"/>
-          <w:rFonts w:ascii="Carlito" w:hAnsi="Carlito"/>
-          <w:b w:val="0"/>
           <w:i/>
-          <w:color w:val="646464"/>
-          <w:sz w:val="16"/>
         </w:rPr>
-        <w:t>Figura 1. Cronograma del proyecto (diagrama de Gantt) — Julio 2026</w:t>
+        <w:t>Grupo #1 — Lenguaje de Programación 2 — UAE</w:t>
       </w:r>
     </w:p>
-    <w:tbl>
-      <w:tblPr>
-        <w:tblStyle w:val="TableGrid"/>
-        <w:tblW w:type="auto" w:w="0"/>
-        <w:jc w:val="center"/>
-        <w:tblLook w:firstColumn="1" w:firstRow="1" w:lastColumn="0" w:lastRow="0" w:noHBand="0" w:noVBand="1" w:val="04A0"/>
-      </w:tblPr>
-      <w:tblGrid>
-        <w:gridCol w:w="3024"/>
-        <w:gridCol w:w="3024"/>
-        <w:gridCol w:w="3024"/>
-      </w:tblGrid>
-      <w:tr>
-        <w:tc>
-          <w:tcPr>
-            <w:tcW w:type="dxa" w:w="1632755906"/>
-            <w:shd w:fill="1B4F72"/>
-          </w:tcPr>
-          <w:p>
-            <w:pPr>
-              <w:jc w:val="center"/>
-            </w:pPr>
-            <w:r>
-              <w:rPr>
-                <w:rFonts w:ascii="Carlito" w:hAnsi="Carlito" w:eastAsia="Carlito" w:cs="Carlito"/>
-                <w:rFonts w:ascii="Carlito" w:hAnsi="Carlito"/>
-                <w:b/>
-                <w:i w:val="0"/>
-                <w:color w:val="FFFFFF"/>
-                <w:sz w:val="16"/>
-              </w:rPr>
-              <w:t>Tarea</w:t>
-            </w:r>
-          </w:p>
-        </w:tc>
-        <w:tc>
-          <w:tcPr>
-            <w:tcW w:type="dxa" w:w="612283465"/>
-            <w:shd w:fill="1B4F72"/>
-          </w:tcPr>
-          <w:p>
-            <w:pPr>
-              <w:jc w:val="center"/>
-            </w:pPr>
-            <w:r>
-              <w:rPr>
-                <w:rFonts w:ascii="Carlito" w:hAnsi="Carlito" w:eastAsia="Carlito" w:cs="Carlito"/>
-                <w:rFonts w:ascii="Carlito" w:hAnsi="Carlito"/>
-                <w:b/>
-                <w:i w:val="0"/>
-                <w:color w:val="FFFFFF"/>
-                <w:sz w:val="16"/>
-              </w:rPr>
-              <w:t>Responsable</w:t>
-            </w:r>
-          </w:p>
-        </w:tc>
-        <w:tc>
-          <w:tcPr>
-            <w:tcW w:type="dxa" w:w="510236220"/>
-            <w:shd w:fill="1B4F72"/>
-          </w:tcPr>
-          <w:p>
-            <w:pPr>
-              <w:jc w:val="center"/>
-            </w:pPr>
-            <w:r>
-              <w:rPr>
-                <w:rFonts w:ascii="Carlito" w:hAnsi="Carlito" w:eastAsia="Carlito" w:cs="Carlito"/>
-                <w:rFonts w:ascii="Carlito" w:hAnsi="Carlito"/>
-                <w:b/>
-                <w:i w:val="0"/>
-                <w:color w:val="FFFFFF"/>
-                <w:sz w:val="16"/>
-              </w:rPr>
-              <w:t>Prioridad</w:t>
-            </w:r>
-          </w:p>
-        </w:tc>
-      </w:tr>
-      <w:tr>
-        <w:tc>
-          <w:tcPr>
-            <w:tcW w:type="dxa" w:w="1632755906"/>
-          </w:tcPr>
-          <w:p>
-            <w:pPr>
-              <w:jc w:val="left"/>
-            </w:pPr>
-            <w:r>
-              <w:rPr>
-                <w:rFonts w:ascii="Carlito" w:hAnsi="Carlito" w:eastAsia="Carlito" w:cs="Carlito"/>
-                <w:rFonts w:ascii="Carlito" w:hAnsi="Carlito"/>
-                <w:b w:val="0"/>
-                <w:i w:val="0"/>
-                <w:sz w:val="15"/>
-              </w:rPr>
-              <w:t>GUI funcional — conectar formularios de socios, libros, préstamos y reservas con la base de datos</w:t>
-            </w:r>
-          </w:p>
-        </w:tc>
-        <w:tc>
-          <w:tcPr>
-            <w:tcW w:type="dxa" w:w="612283465"/>
-          </w:tcPr>
-          <w:p>
-            <w:pPr>
-              <w:jc w:val="left"/>
-            </w:pPr>
-            <w:r>
-              <w:rPr>
-                <w:rFonts w:ascii="Carlito" w:hAnsi="Carlito" w:eastAsia="Carlito" w:cs="Carlito"/>
-                <w:rFonts w:ascii="Carlito" w:hAnsi="Carlito"/>
-                <w:b w:val="0"/>
-                <w:i w:val="0"/>
-                <w:sz w:val="15"/>
-              </w:rPr>
-              <w:t>Jodie</w:t>
-            </w:r>
-          </w:p>
-        </w:tc>
-        <w:tc>
-          <w:tcPr>
-            <w:tcW w:type="dxa" w:w="510236220"/>
-          </w:tcPr>
-          <w:p>
-            <w:pPr>
-              <w:jc w:val="left"/>
-            </w:pPr>
-            <w:r>
-              <w:rPr>
-                <w:rFonts w:ascii="Carlito" w:hAnsi="Carlito" w:eastAsia="Carlito" w:cs="Carlito"/>
-                <w:rFonts w:ascii="Carlito" w:hAnsi="Carlito"/>
-                <w:b w:val="0"/>
-                <w:i w:val="0"/>
-                <w:sz w:val="15"/>
-              </w:rPr>
-              <w:t>🔴 Alta</w:t>
-            </w:r>
-          </w:p>
-        </w:tc>
-      </w:tr>
-      <w:tr>
-        <w:tc>
-          <w:tcPr>
-            <w:tcW w:type="dxa" w:w="1632755906"/>
-            <w:shd w:fill="E8F0FE"/>
-          </w:tcPr>
-          <w:p>
-            <w:pPr>
-              <w:jc w:val="left"/>
-            </w:pPr>
-            <w:r>
-              <w:rPr>
-                <w:rFonts w:ascii="Carlito" w:hAnsi="Carlito" w:eastAsia="Carlito" w:cs="Carlito"/>
-                <w:rFonts w:ascii="Carlito" w:hAnsi="Carlito"/>
-                <w:b w:val="0"/>
-                <w:i w:val="0"/>
-                <w:sz w:val="15"/>
-              </w:rPr>
-              <w:t>BD poblada — crear biblioteca.db con datos de prueba (10+ socios, 15+ libros)</w:t>
-            </w:r>
-          </w:p>
-        </w:tc>
-        <w:tc>
-          <w:tcPr>
-            <w:tcW w:type="dxa" w:w="612283465"/>
-            <w:shd w:fill="E8F0FE"/>
-          </w:tcPr>
-          <w:p>
-            <w:pPr>
-              <w:jc w:val="left"/>
-            </w:pPr>
-            <w:r>
-              <w:rPr>
-                <w:rFonts w:ascii="Carlito" w:hAnsi="Carlito" w:eastAsia="Carlito" w:cs="Carlito"/>
-                <w:rFonts w:ascii="Carlito" w:hAnsi="Carlito"/>
-                <w:b w:val="0"/>
-                <w:i w:val="0"/>
-                <w:sz w:val="15"/>
-              </w:rPr>
-              <w:t>Cindy</w:t>
-            </w:r>
-          </w:p>
-        </w:tc>
-        <w:tc>
-          <w:tcPr>
-            <w:tcW w:type="dxa" w:w="510236220"/>
-            <w:shd w:fill="E8F0FE"/>
-          </w:tcPr>
-          <w:p>
-            <w:pPr>
-              <w:jc w:val="left"/>
-            </w:pPr>
-            <w:r>
-              <w:rPr>
-                <w:rFonts w:ascii="Carlito" w:hAnsi="Carlito" w:eastAsia="Carlito" w:cs="Carlito"/>
-                <w:rFonts w:ascii="Carlito" w:hAnsi="Carlito"/>
-                <w:b w:val="0"/>
-                <w:i w:val="0"/>
-                <w:sz w:val="15"/>
-              </w:rPr>
-              <w:t>🔴 Alta</w:t>
-            </w:r>
-          </w:p>
-        </w:tc>
-      </w:tr>
-      <w:tr>
-        <w:tc>
-          <w:tcPr>
-            <w:tcW w:type="dxa" w:w="1632755906"/>
-          </w:tcPr>
-          <w:p>
-            <w:pPr>
-              <w:jc w:val="left"/>
-            </w:pPr>
-            <w:r>
-              <w:rPr>
-                <w:rFonts w:ascii="Carlito" w:hAnsi="Carlito" w:eastAsia="Carlito" w:cs="Carlito"/>
-                <w:rFonts w:ascii="Carlito" w:hAnsi="Carlito"/>
-                <w:b w:val="0"/>
-                <w:i w:val="0"/>
-                <w:sz w:val="15"/>
-              </w:rPr>
-              <w:t>Lógica de préstamos, devoluciones, reservas y reglas de negocio implementada</w:t>
-            </w:r>
-          </w:p>
-        </w:tc>
-        <w:tc>
-          <w:tcPr>
-            <w:tcW w:type="dxa" w:w="612283465"/>
-          </w:tcPr>
-          <w:p>
-            <w:pPr>
-              <w:jc w:val="left"/>
-            </w:pPr>
-            <w:r>
-              <w:rPr>
-                <w:rFonts w:ascii="Carlito" w:hAnsi="Carlito" w:eastAsia="Carlito" w:cs="Carlito"/>
-                <w:rFonts w:ascii="Carlito" w:hAnsi="Carlito"/>
-                <w:b w:val="0"/>
-                <w:i w:val="0"/>
-                <w:sz w:val="15"/>
-              </w:rPr>
-              <w:t>Cesar</w:t>
-            </w:r>
-          </w:p>
-        </w:tc>
-        <w:tc>
-          <w:tcPr>
-            <w:tcW w:type="dxa" w:w="510236220"/>
-          </w:tcPr>
-          <w:p>
-            <w:pPr>
-              <w:jc w:val="left"/>
-            </w:pPr>
-            <w:r>
-              <w:rPr>
-                <w:rFonts w:ascii="Carlito" w:hAnsi="Carlito" w:eastAsia="Carlito" w:cs="Carlito"/>
-                <w:rFonts w:ascii="Carlito" w:hAnsi="Carlito"/>
-                <w:b w:val="0"/>
-                <w:i w:val="0"/>
-                <w:sz w:val="15"/>
-              </w:rPr>
-              <w:t>🔴 Alta</w:t>
-            </w:r>
-          </w:p>
-        </w:tc>
-      </w:tr>
-      <w:tr>
-        <w:tc>
-          <w:tcPr>
-            <w:tcW w:type="dxa" w:w="1632755906"/>
-            <w:shd w:fill="E8F0FE"/>
-          </w:tcPr>
-          <w:p>
-            <w:pPr>
-              <w:jc w:val="left"/>
-            </w:pPr>
-            <w:r>
-              <w:rPr>
-                <w:rFonts w:ascii="Carlito" w:hAnsi="Carlito" w:eastAsia="Carlito" w:cs="Carlito"/>
-                <w:rFonts w:ascii="Carlito" w:hAnsi="Carlito"/>
-                <w:b w:val="0"/>
-                <w:i w:val="0"/>
-                <w:sz w:val="15"/>
-              </w:rPr>
-              <w:t>Completar el documento (metodología, implementación, Big-O, conclusiones, bibliografía)</w:t>
-            </w:r>
-          </w:p>
-        </w:tc>
-        <w:tc>
-          <w:tcPr>
-            <w:tcW w:type="dxa" w:w="612283465"/>
-            <w:shd w:fill="E8F0FE"/>
-          </w:tcPr>
-          <w:p>
-            <w:pPr>
-              <w:jc w:val="left"/>
-            </w:pPr>
-            <w:r>
-              <w:rPr>
-                <w:rFonts w:ascii="Carlito" w:hAnsi="Carlito" w:eastAsia="Carlito" w:cs="Carlito"/>
-                <w:rFonts w:ascii="Carlito" w:hAnsi="Carlito"/>
-                <w:b w:val="0"/>
-                <w:i w:val="0"/>
-                <w:sz w:val="15"/>
-              </w:rPr>
-              <w:t>Mayra</w:t>
-            </w:r>
-          </w:p>
-        </w:tc>
-        <w:tc>
-          <w:tcPr>
-            <w:tcW w:type="dxa" w:w="510236220"/>
-            <w:shd w:fill="E8F0FE"/>
-          </w:tcPr>
-          <w:p>
-            <w:pPr>
-              <w:jc w:val="left"/>
-            </w:pPr>
-            <w:r>
-              <w:rPr>
-                <w:rFonts w:ascii="Carlito" w:hAnsi="Carlito" w:eastAsia="Carlito" w:cs="Carlito"/>
-                <w:rFonts w:ascii="Carlito" w:hAnsi="Carlito"/>
-                <w:b w:val="0"/>
-                <w:i w:val="0"/>
-                <w:sz w:val="15"/>
-              </w:rPr>
-              <w:t>🟡 Media</w:t>
-            </w:r>
-          </w:p>
-        </w:tc>
-      </w:tr>
-      <w:tr>
-        <w:tc>
-          <w:tcPr>
-            <w:tcW w:type="dxa" w:w="1632755906"/>
-          </w:tcPr>
-          <w:p>
-            <w:pPr>
-              <w:jc w:val="left"/>
-            </w:pPr>
-            <w:r>
-              <w:rPr>
-                <w:rFonts w:ascii="Carlito" w:hAnsi="Carlito" w:eastAsia="Carlito" w:cs="Carlito"/>
-                <w:rFonts w:ascii="Carlito" w:hAnsi="Carlito"/>
-                <w:b w:val="0"/>
-                <w:i w:val="0"/>
-                <w:sz w:val="15"/>
-              </w:rPr>
-              <w:t>Manual de usuario con capturas de la interfaz funcionando</w:t>
-            </w:r>
-          </w:p>
-        </w:tc>
-        <w:tc>
-          <w:tcPr>
-            <w:tcW w:type="dxa" w:w="612283465"/>
-          </w:tcPr>
-          <w:p>
-            <w:pPr>
-              <w:jc w:val="left"/>
-            </w:pPr>
-            <w:r>
-              <w:rPr>
-                <w:rFonts w:ascii="Carlito" w:hAnsi="Carlito" w:eastAsia="Carlito" w:cs="Carlito"/>
-                <w:rFonts w:ascii="Carlito" w:hAnsi="Carlito"/>
-                <w:b w:val="0"/>
-                <w:i w:val="0"/>
-                <w:sz w:val="15"/>
-              </w:rPr>
-              <w:t>Mayra</w:t>
-            </w:r>
-          </w:p>
-        </w:tc>
-        <w:tc>
-          <w:tcPr>
-            <w:tcW w:type="dxa" w:w="510236220"/>
-          </w:tcPr>
-          <w:p>
-            <w:pPr>
-              <w:jc w:val="left"/>
-            </w:pPr>
-            <w:r>
-              <w:rPr>
-                <w:rFonts w:ascii="Carlito" w:hAnsi="Carlito" w:eastAsia="Carlito" w:cs="Carlito"/>
-                <w:rFonts w:ascii="Carlito" w:hAnsi="Carlito"/>
-                <w:b w:val="0"/>
-                <w:i w:val="0"/>
-                <w:sz w:val="15"/>
-              </w:rPr>
-              <w:t>🟡 Media</w:t>
-            </w:r>
-          </w:p>
-        </w:tc>
-      </w:tr>
-      <w:tr>
-        <w:tc>
-          <w:tcPr>
-            <w:tcW w:type="dxa" w:w="1632755906"/>
-            <w:shd w:fill="E8F0FE"/>
-          </w:tcPr>
-          <w:p>
-            <w:pPr>
-              <w:jc w:val="left"/>
-            </w:pPr>
-            <w:r>
-              <w:rPr>
-                <w:rFonts w:ascii="Carlito" w:hAnsi="Carlito" w:eastAsia="Carlito" w:cs="Carlito"/>
-                <w:rFonts w:ascii="Carlito" w:hAnsi="Carlito"/>
-                <w:b w:val="0"/>
-                <w:i w:val="0"/>
-                <w:sz w:val="15"/>
-              </w:rPr>
-              <w:t>Integración de todos los módulos y verificación de funcionamiento conjunto</w:t>
-            </w:r>
-          </w:p>
-        </w:tc>
-        <w:tc>
-          <w:tcPr>
-            <w:tcW w:type="dxa" w:w="612283465"/>
-            <w:shd w:fill="E8F0FE"/>
-          </w:tcPr>
-          <w:p>
-            <w:pPr>
-              <w:jc w:val="left"/>
-            </w:pPr>
-            <w:r>
-              <w:rPr>
-                <w:rFonts w:ascii="Carlito" w:hAnsi="Carlito" w:eastAsia="Carlito" w:cs="Carlito"/>
-                <w:rFonts w:ascii="Carlito" w:hAnsi="Carlito"/>
-                <w:b w:val="0"/>
-                <w:i w:val="0"/>
-                <w:sz w:val="15"/>
-              </w:rPr>
-              <w:t>Henry</w:t>
-            </w:r>
-          </w:p>
-        </w:tc>
-        <w:tc>
-          <w:tcPr>
-            <w:tcW w:type="dxa" w:w="510236220"/>
-            <w:shd w:fill="E8F0FE"/>
-          </w:tcPr>
-          <w:p>
-            <w:pPr>
-              <w:jc w:val="left"/>
-            </w:pPr>
-            <w:r>
-              <w:rPr>
-                <w:rFonts w:ascii="Carlito" w:hAnsi="Carlito" w:eastAsia="Carlito" w:cs="Carlito"/>
-                <w:rFonts w:ascii="Carlito" w:hAnsi="Carlito"/>
-                <w:b w:val="0"/>
-                <w:i w:val="0"/>
-                <w:sz w:val="15"/>
-              </w:rPr>
-              <w:t>🔴 Alta</w:t>
-            </w:r>
-          </w:p>
-        </w:tc>
-      </w:tr>
-      <w:tr>
-        <w:tc>
-          <w:tcPr>
-            <w:tcW w:type="dxa" w:w="1632755906"/>
-          </w:tcPr>
-          <w:p>
-            <w:pPr>
-              <w:jc w:val="left"/>
-            </w:pPr>
-            <w:r>
-              <w:rPr>
-                <w:rFonts w:ascii="Carlito" w:hAnsi="Carlito" w:eastAsia="Carlito" w:cs="Carlito"/>
-                <w:rFonts w:ascii="Carlito" w:hAnsi="Carlito"/>
-                <w:b w:val="0"/>
-                <w:i w:val="0"/>
-                <w:sz w:val="15"/>
-              </w:rPr>
-              <w:t>Ensayar defensa oral — todos los integrantes deben poder explicar todo el código</w:t>
-            </w:r>
-          </w:p>
-        </w:tc>
-        <w:tc>
-          <w:tcPr>
-            <w:tcW w:type="dxa" w:w="612283465"/>
-          </w:tcPr>
-          <w:p>
-            <w:pPr>
-              <w:jc w:val="left"/>
-            </w:pPr>
-            <w:r>
-              <w:rPr>
-                <w:rFonts w:ascii="Carlito" w:hAnsi="Carlito" w:eastAsia="Carlito" w:cs="Carlito"/>
-                <w:rFonts w:ascii="Carlito" w:hAnsi="Carlito"/>
-                <w:b w:val="0"/>
-                <w:i w:val="0"/>
-                <w:sz w:val="15"/>
-              </w:rPr>
-              <w:t>Todos</w:t>
-            </w:r>
-          </w:p>
-        </w:tc>
-        <w:tc>
-          <w:tcPr>
-            <w:tcW w:type="dxa" w:w="510236220"/>
-          </w:tcPr>
-          <w:p>
-            <w:pPr>
-              <w:jc w:val="left"/>
-            </w:pPr>
-            <w:r>
-              <w:rPr>
-                <w:rFonts w:ascii="Carlito" w:hAnsi="Carlito" w:eastAsia="Carlito" w:cs="Carlito"/>
-                <w:rFonts w:ascii="Carlito" w:hAnsi="Carlito"/>
-                <w:b w:val="0"/>
-                <w:i w:val="0"/>
-                <w:sz w:val="15"/>
-              </w:rPr>
-              <w:t>🟢 Semana 15</w:t>
-            </w:r>
-          </w:p>
-        </w:tc>
-      </w:tr>
-    </w:tbl>
     <w:sectPr>
-      <w:footerReference w:type="default" r:id="rId10"/>
-      <w:pgSz w:w="11906" w:h="16838"/>
-      <w:pgMar w:top="1440" w:right="1417" w:bottom="1440" w:left="1417" w:header="720" w:footer="720" w:gutter="0"/>
+      <w:pgSz w:w="12240" w:h="15840"/>
+      <w:pgMar w:top="1440" w:right="1800" w:bottom="1440" w:left="1800" w:header="720" w:footer="720" w:gutter="0"/>
       <w:cols w:space="720"/>
       <w:docGrid w:linePitch="360"/>
     </w:sectPr>
   </w:body>
 </w:document>
-</file>
-
-<file path=word/footer1.xml><?xml version="1.0" encoding="utf-8"?>
-<w:ftr xmlns:m="http://schemas.openxmlformats.org/officeDocument/2006/math" xmlns:mc="http://schemas.openxmlformats.org/markup-compatibility/2006" xmlns:mo="http://schemas.microsoft.com/office/mac/office/2008/main" xmlns:mv="urn:schemas-microsoft-com:mac:vml" xmlns:o="urn:schemas-microsoft-com:office:office" xmlns:r="http://schemas.openxmlformats.org/officeDocument/2006/relationships" xmlns:v="urn:schemas-microsoft-com:vml" xmlns:w10="urn:schemas-microsoft-com:office:word" xmlns:w14="http://schemas.microsoft.com/office/word/2010/wordml" xmlns:w="http://schemas.openxmlformats.org/wordprocessingml/2006/main" xmlns:wne="http://schemas.microsoft.com/office/word/2006/wordml" xmlns:wp14="http://schemas.microsoft.com/office/word/2010/wordprocessingDrawing" xmlns:wp="http://schemas.openxmlformats.org/drawingml/2006/wordprocessingDrawing" xmlns:wpc="http://schemas.microsoft.com/office/word/2010/wordprocessingCanvas" xmlns:wpg="http://schemas.microsoft.com/office/word/2010/wordprocessingGroup" xmlns:wpi="http://schemas.microsoft.com/office/word/2010/wordprocessingInk" xmlns:wps="http://schemas.microsoft.com/office/word/2010/wordprocessingShape" mc:Ignorable="w14 wp14">
-  <w:p>
-    <w:pPr>
-      <w:pStyle w:val="Footer"/>
-      <w:jc w:val="center"/>
-    </w:pPr>
-    <w:r>
-      <w:rPr>
-        <w:rFonts w:ascii="Carlito" w:hAnsi="Carlito" w:eastAsia="Carlito" w:cs="Carlito"/>
-        <w:rFonts w:ascii="Carlito" w:hAnsi="Carlito"/>
-        <w:b w:val="0"/>
-        <w:i w:val="0"/>
-        <w:color w:val="828282"/>
-        <w:sz w:val="15"/>
-      </w:rPr>
-      <w:t xml:space="preserve">Grupo #1 — Sistema de Gestión de Biblioteca Universitaria  |  Pág. </w:t>
-    </w:r>
-    <w:r>
-      <w:fldChar w:fldCharType="begin"/>
-    </w:r>
-    <w:r>
-      <w:instrText xml:space="preserve"> PAGE </w:instrText>
-    </w:r>
-    <w:r>
-      <w:fldChar w:fldCharType="end"/>
-    </w:r>
-    <w:r>
-      <w:rPr>
-        <w:rFonts w:ascii="Carlito" w:hAnsi="Carlito" w:eastAsia="Carlito" w:cs="Carlito"/>
-        <w:rFonts w:ascii="Carlito" w:hAnsi="Carlito"/>
-        <w:b w:val="0"/>
-        <w:i w:val="0"/>
-        <w:color w:val="828282"/>
-        <w:sz w:val="15"/>
-      </w:rPr>
-      <w:t xml:space="preserve"> de </w:t>
-    </w:r>
-    <w:r>
-      <w:fldChar w:fldCharType="begin"/>
-    </w:r>
-    <w:r>
-      <w:instrText xml:space="preserve"> NUMPAGES </w:instrText>
-    </w:r>
-    <w:r>
-      <w:fldChar w:fldCharType="end"/>
-    </w:r>
-  </w:p>
-</w:ftr>
 </file>
 
 <file path=word/numbering.xml><?xml version="1.0" encoding="utf-8"?>
@@ -4337,6 +2973,10 @@
     <w:name w:val="Normal"/>
     <w:qFormat/>
     <w:rsid w:val="00FC693F"/>
+    <w:rPr>
+      <w:rFonts w:ascii="Arial" w:hAnsi="Arial"/>
+      <w:sz w:val="22"/>
+    </w:rPr>
   </w:style>
   <w:style w:type="paragraph" w:styleId="Header">
     <w:name w:val="header"/>

--- a/docs/especificacion-proyecto.docx
+++ b/docs/especificacion-proyecto.docx
@@ -2,2338 +2,15 @@
 <file path=word/document.xml><?xml version="1.0" encoding="utf-8"?>
 <w:document xmlns:wpc="http://schemas.microsoft.com/office/word/2010/wordprocessingCanvas" xmlns:mo="http://schemas.microsoft.com/office/mac/office/2008/main" xmlns:mc="http://schemas.openxmlformats.org/markup-compatibility/2006" xmlns:mv="urn:schemas-microsoft-com:mac:vml" xmlns:o="urn:schemas-microsoft-com:office:office" xmlns:r="http://schemas.openxmlformats.org/officeDocument/2006/relationships" xmlns:m="http://schemas.openxmlformats.org/officeDocument/2006/math" xmlns:v="urn:schemas-microsoft-com:vml" xmlns:wp14="http://schemas.microsoft.com/office/word/2010/wordprocessingDrawing" xmlns:wp="http://schemas.openxmlformats.org/drawingml/2006/wordprocessingDrawing" xmlns:w10="urn:schemas-microsoft-com:office:word" xmlns:w="http://schemas.openxmlformats.org/wordprocessingml/2006/main" xmlns:w14="http://schemas.microsoft.com/office/word/2010/wordml" xmlns:wpg="http://schemas.microsoft.com/office/word/2010/wordprocessingGroup" xmlns:wpi="http://schemas.microsoft.com/office/word/2010/wordprocessingInk" xmlns:wne="http://schemas.microsoft.com/office/word/2006/wordml" xmlns:wps="http://schemas.microsoft.com/office/word/2010/wordprocessingShape" mc:Ignorable="w14 wp14">
   <w:body>
-    <w:p/>
-    <w:p/>
-    <w:p/>
-    <w:p/>
-    <w:p/>
-    <w:p/>
     <w:p>
       <w:pPr>
-        <w:jc w:val="center"/>
-      </w:pPr>
-      <w:r>
-        <w:rPr>
-          <w:b/>
-          <w:color w:val="003366"/>
-          <w:sz w:val="36"/>
-        </w:rPr>
-        <w:t>Sistema de Gestión de Biblioteca Universitaria</w:t>
-      </w:r>
-    </w:p>
-    <w:p>
-      <w:pPr>
-        <w:jc w:val="center"/>
-      </w:pPr>
-      <w:r>
-        <w:rPr>
-          <w:color w:val="003366"/>
-          <w:sz w:val="28"/>
-        </w:rPr>
-        <w:t>Documento de Especificación del Proyecto</w:t>
-      </w:r>
-    </w:p>
-    <w:p/>
-    <w:p>
-      <w:pPr>
-        <w:jc w:val="center"/>
-      </w:pPr>
-      <w:r>
-        <w:rPr>
-          <w:b/>
-        </w:rPr>
-        <w:t xml:space="preserve">Asignatura: </w:t>
-      </w:r>
-      <w:r>
-        <w:t>Lenguaje de Programación 2</w:t>
-      </w:r>
-    </w:p>
-    <w:p>
-      <w:pPr>
-        <w:jc w:val="center"/>
-      </w:pPr>
-      <w:r>
-        <w:rPr>
-          <w:b/>
-        </w:rPr>
-        <w:t xml:space="preserve">Docente: </w:t>
-      </w:r>
-      <w:r>
-        <w:t>Ing. Bryan Vélez M.Sc.</w:t>
-      </w:r>
-    </w:p>
-    <w:p>
-      <w:pPr>
-        <w:jc w:val="center"/>
-      </w:pPr>
-      <w:r>
-        <w:rPr>
-          <w:b/>
-        </w:rPr>
-        <w:t xml:space="preserve">Grupo: </w:t>
-      </w:r>
-      <w:r>
-        <w:t>#1</w:t>
-      </w:r>
-    </w:p>
-    <w:p>
-      <w:pPr>
-        <w:jc w:val="center"/>
-      </w:pPr>
-      <w:r>
-        <w:rPr>
-          <w:b/>
-        </w:rPr>
-        <w:t xml:space="preserve">Semestre: </w:t>
-      </w:r>
-      <w:r>
-        <w:t>Tercero — Modalidad en Línea</w:t>
-      </w:r>
-    </w:p>
-    <w:p>
-      <w:pPr>
-        <w:jc w:val="center"/>
-      </w:pPr>
-      <w:r>
-        <w:rPr>
-          <w:b/>
-        </w:rPr>
-        <w:t xml:space="preserve">Universidad: </w:t>
-      </w:r>
-      <w:r>
-        <w:t>Universidad Agraria del Ecuador (UAE)</w:t>
-      </w:r>
-    </w:p>
-    <w:p>
-      <w:pPr>
-        <w:jc w:val="center"/>
-      </w:pPr>
-      <w:r>
-        <w:rPr>
-          <w:b/>
-        </w:rPr>
-        <w:t xml:space="preserve">Fecha: </w:t>
-      </w:r>
-      <w:r>
-        <w:t>Julio 2026</w:t>
-      </w:r>
-    </w:p>
-    <w:p>
-      <w:r>
-        <w:br w:type="page"/>
-      </w:r>
-    </w:p>
-    <w:p>
-      <w:pPr>
-        <w:pStyle w:val="Heading1"/>
-      </w:pPr>
-      <w:r>
-        <w:t>Índice</w:t>
-      </w:r>
-    </w:p>
-    <w:p>
-      <w:pPr>
-        <w:pStyle w:val="ListNumber"/>
-      </w:pPr>
-      <w:r>
-        <w:t>1. Introducción</w:t>
-      </w:r>
-    </w:p>
-    <w:p>
-      <w:pPr>
-        <w:pStyle w:val="ListNumber"/>
-      </w:pPr>
-      <w:r>
-        <w:t>2. Justificación</w:t>
-      </w:r>
-    </w:p>
-    <w:p>
-      <w:pPr>
-        <w:pStyle w:val="ListNumber"/>
-      </w:pPr>
-      <w:r>
-        <w:t>3. Objetivos</w:t>
-      </w:r>
-    </w:p>
-    <w:p>
-      <w:pPr>
-        <w:pStyle w:val="ListNumber"/>
-      </w:pPr>
-      <w:r>
-        <w:t>4. Alcance</w:t>
-      </w:r>
-    </w:p>
-    <w:p>
-      <w:pPr>
-        <w:pStyle w:val="ListNumber"/>
-      </w:pPr>
-      <w:r>
-        <w:t>5. Marco Teórico</w:t>
-      </w:r>
-    </w:p>
-    <w:p>
-      <w:pPr>
-        <w:pStyle w:val="ListNumber"/>
-      </w:pPr>
-      <w:r>
-        <w:t>6. Metodología de Desarrollo</w:t>
-      </w:r>
-    </w:p>
-    <w:p>
-      <w:pPr>
-        <w:pStyle w:val="ListNumber"/>
-      </w:pPr>
-      <w:r>
-        <w:t>7. Diseño Preliminar</w:t>
-      </w:r>
-    </w:p>
-    <w:p>
-      <w:pPr>
-        <w:pStyle w:val="ListNumber"/>
-      </w:pPr>
-      <w:r>
-        <w:t>8. Distribución del Trabajo</w:t>
-      </w:r>
-    </w:p>
-    <w:p>
-      <w:pPr>
-        <w:pStyle w:val="ListNumber"/>
-      </w:pPr>
-      <w:r>
-        <w:t>9. Repositorio y Control de Versiones</w:t>
-      </w:r>
-    </w:p>
-    <w:p>
-      <w:pPr>
-        <w:pStyle w:val="ListNumber"/>
-      </w:pPr>
-      <w:r>
-        <w:t>10. Plan de Trabajo y Cronograma</w:t>
-      </w:r>
-    </w:p>
-    <w:p>
-      <w:r>
-        <w:br w:type="page"/>
-      </w:r>
-    </w:p>
-    <w:p>
-      <w:pPr>
-        <w:pStyle w:val="Heading1"/>
-      </w:pPr>
-      <w:r>
-        <w:t>1. Introducción</w:t>
-      </w:r>
-    </w:p>
-    <w:p>
-      <w:r>
-        <w:t>Las bibliotecas universitarias enfrentan el desafío de gestionar eficientemente sus recursos bibliográficos: registro de socios, control de préstamos, devoluciones y reservas. Actualmente, muchas bibliotecas pequeñas y medianas aún utilizan métodos manuales o sistemas genéricos que no se adaptan a sus necesidades específicas.</w:t>
-      </w:r>
-    </w:p>
-    <w:p>
-      <w:r>
-        <w:t>El presente proyecto tiene como objetivo desarrollar un Sistema de Gestión de Biblioteca Universitaria que automatice los procesos diarios de una biblioteca física. El sistema permitirá registrar socios (estudiantes y docentes), administrar el catálogo de libros, controlar préstamos y devoluciones, y gestionar reservas de ejemplares no disponibles.</w:t>
-      </w:r>
-    </w:p>
-    <w:p>
-      <w:r>
-        <w:t>El sistema se desarrolla como proyecto final de la asignatura Lenguaje de Programación 2, aplicando los conceptos de Programación Orientada a Objetos, estructuras de datos, algoritmos de ordenamiento y búsqueda, bases de datos SQLite e interfaz gráfica con Tkinter, todos enseñados durante el semestre por el Ing. Bryan Vélez.</w:t>
-      </w:r>
-    </w:p>
-    <w:p>
-      <w:pPr>
-        <w:pStyle w:val="Heading1"/>
-      </w:pPr>
-      <w:r>
-        <w:t>2. Justificación</w:t>
-      </w:r>
-    </w:p>
-    <w:p>
-      <w:r>
-        <w:t>La Universidad Agraria del Ecuador, en su modalidad en línea, requiere que los estudiantes demuestren competencias en el desarrollo de software aplicando los principios de la programación estructurada y orientada a objetos. Este proyecto integra los conocimientos adquiridos durante el semestre en un producto funcional.</w:t>
-      </w:r>
-    </w:p>
-    <w:p>
-      <w:r>
-        <w:t>La automatización de una biblioteca universitaria permite:</w:t>
-      </w:r>
-    </w:p>
-    <w:p>
-      <w:pPr>
-        <w:pStyle w:val="ListBullet"/>
-      </w:pPr>
-      <w:r>
-        <w:t>Reducir errores humanos en el registro manual de préstamos y devoluciones</w:t>
-      </w:r>
-    </w:p>
-    <w:p>
-      <w:pPr>
-        <w:pStyle w:val="ListBullet"/>
-      </w:pPr>
-      <w:r>
-        <w:t>Agilizar la búsqueda de libros en el catálogo</w:t>
-      </w:r>
-    </w:p>
-    <w:p>
-      <w:pPr>
-        <w:pStyle w:val="ListBullet"/>
-      </w:pPr>
-      <w:r>
-        <w:t>Mantener un control preciso de los ejemplares disponibles</w:t>
-      </w:r>
-    </w:p>
-    <w:p>
-      <w:pPr>
-        <w:pStyle w:val="ListBullet"/>
-      </w:pPr>
-      <w:r>
-        <w:t>Mejorar la experiencia del usuario (socios y bibliotecarios)</w:t>
-      </w:r>
-    </w:p>
-    <w:p>
-      <w:pPr>
-        <w:pStyle w:val="Heading1"/>
-      </w:pPr>
-      <w:r>
-        <w:t>3. Objetivos</w:t>
-      </w:r>
-    </w:p>
-    <w:p>
-      <w:pPr>
-        <w:pStyle w:val="Heading2"/>
-      </w:pPr>
-      <w:r>
-        <w:t>3.1 Objetivo General</w:t>
-      </w:r>
-    </w:p>
-    <w:p>
-      <w:r>
-        <w:t>Desarrollar un sistema de escritorio para la gestión de una biblioteca universitaria que permita administrar socios, libros, préstamos y reservas, aplicando los principios de la Programación Orientada a Objetos, estructuras de datos, algoritmos de búsqueda y ordenamiento, y persistencia en base de datos SQLite.</w:t>
-      </w:r>
-    </w:p>
-    <w:p>
-      <w:pPr>
-        <w:pStyle w:val="Heading2"/>
-      </w:pPr>
-      <w:r>
-        <w:t>3.2 Objetivos Específicos</w:t>
-      </w:r>
-    </w:p>
-    <w:p>
-      <w:pPr>
-        <w:pStyle w:val="ListNumber"/>
-      </w:pPr>
-      <w:r>
-        <w:t>Implementar un modelo de clases utilizando herencia, encapsulamiento, polimorfismo y abstracción para representar los actores del sistema (Persona → Estudiante/Docente, Libro, Préstamo, Reserva).</w:t>
-      </w:r>
-    </w:p>
-    <w:p>
-      <w:pPr>
-        <w:pStyle w:val="ListNumber"/>
-      </w:pPr>
-      <w:r>
-        <w:t>Utilizar estructuras de datos lineales (lista enlazada, cola FIFO, pila LIFO) para la gestión dinámica de la información en memoria.</w:t>
-      </w:r>
-    </w:p>
-    <w:p>
-      <w:pPr>
-        <w:pStyle w:val="ListNumber"/>
-      </w:pPr>
-      <w:r>
-        <w:t>Implementar algoritmos de ordenamiento (burbuja, inserción, merge sort, quick sort) y búsqueda (lineal, binaria) para la manipulación del catálogo.</w:t>
-      </w:r>
-    </w:p>
-    <w:p>
-      <w:pPr>
-        <w:pStyle w:val="ListNumber"/>
-      </w:pPr>
-      <w:r>
-        <w:t>Persistir los datos en una base de datos SQLite con operaciones CRUD completas y claves foráneas.</w:t>
-      </w:r>
-    </w:p>
-    <w:p>
-      <w:pPr>
-        <w:pStyle w:val="ListNumber"/>
-      </w:pPr>
-      <w:r>
-        <w:t>Desarrollar una interfaz gráfica de usuario (GUI) utilizando Tkinter para la interacción con el sistema.</w:t>
-      </w:r>
-    </w:p>
-    <w:p>
-      <w:pPr>
-        <w:pStyle w:val="Heading1"/>
-      </w:pPr>
-      <w:r>
-        <w:t>4. Alcance</w:t>
-      </w:r>
-    </w:p>
-    <w:p>
-      <w:pPr>
-        <w:pStyle w:val="Heading2"/>
-      </w:pPr>
-      <w:r>
-        <w:t>4.1 Funcionalidades incluidas</w:t>
-      </w:r>
-    </w:p>
-    <w:p>
-      <w:pPr>
-        <w:pStyle w:val="ListBullet"/>
-      </w:pPr>
-      <w:r>
-        <w:t>Gestión de Socios: registro, consulta y actualización de datos de estudiantes y docentes</w:t>
-      </w:r>
-    </w:p>
-    <w:p>
-      <w:pPr>
-        <w:pStyle w:val="ListBullet"/>
-      </w:pPr>
-      <w:r>
-        <w:t>Gestión de Libros: alta, consulta y eliminación de libros en el catálogo</w:t>
-      </w:r>
-    </w:p>
-    <w:p>
-      <w:pPr>
-        <w:pStyle w:val="ListBullet"/>
-      </w:pPr>
-      <w:r>
-        <w:t>Préstamos: realización de préstamos y registro de devoluciones</w:t>
-      </w:r>
-    </w:p>
-    <w:p>
-      <w:pPr>
-        <w:pStyle w:val="ListBullet"/>
-      </w:pPr>
-      <w:r>
-        <w:t>Reservas: creación de reservas para libros no disponibles (cola de espera FIFO)</w:t>
-      </w:r>
-    </w:p>
-    <w:p>
-      <w:pPr>
-        <w:pStyle w:val="ListBullet"/>
-      </w:pPr>
-      <w:r>
-        <w:t>Búsqueda: búsqueda de libros por título, autor, y aplicación de búsqueda binaria</w:t>
-      </w:r>
-    </w:p>
-    <w:p>
-      <w:pPr>
-        <w:pStyle w:val="ListBullet"/>
-      </w:pPr>
-      <w:r>
-        <w:t>Ordenamiento: ordenamiento del catálogo por diferentes criterios usando múltiples algoritmos</w:t>
-      </w:r>
-    </w:p>
-    <w:p>
-      <w:pPr>
-        <w:pStyle w:val="Heading2"/>
-      </w:pPr>
-      <w:r>
-        <w:t>4.2 Funcionalidades excluidas</w:t>
-      </w:r>
-    </w:p>
-    <w:p>
-      <w:pPr>
-        <w:pStyle w:val="ListBullet"/>
-      </w:pPr>
-      <w:r>
-        <w:t>No incluye módulo de multas o sanciones</w:t>
-      </w:r>
-    </w:p>
-    <w:p>
-      <w:pPr>
-        <w:pStyle w:val="ListBullet"/>
-      </w:pPr>
-      <w:r>
-        <w:t>No incluye generación de reportes estadísticos avanzados</w:t>
-      </w:r>
-    </w:p>
-    <w:p>
-      <w:pPr>
-        <w:pStyle w:val="ListBullet"/>
-      </w:pPr>
-      <w:r>
-        <w:t>No incluye integración con sistemas externos (API web, RFID, etc.)</w:t>
-      </w:r>
-    </w:p>
-    <w:p>
-      <w:pPr>
-        <w:pStyle w:val="Heading1"/>
-      </w:pPr>
-      <w:r>
-        <w:t>5. Marco Teórico</w:t>
-      </w:r>
-    </w:p>
-    <w:p>
-      <w:pPr>
-        <w:pStyle w:val="Heading2"/>
-      </w:pPr>
-      <w:r>
-        <w:t>5.1 Programación Orientada a Objetos (POO)</w:t>
-      </w:r>
-    </w:p>
-    <w:p>
-      <w:r>
-        <w:t>La POO es un paradigma de programación que organiza el código en clases y objetos. Los cuatro pilares fundamentales son:</w:t>
-      </w:r>
-    </w:p>
-    <w:p>
-      <w:pPr>
-        <w:pStyle w:val="ListBullet"/>
-      </w:pPr>
-      <w:r>
-        <w:t>Encapsulamiento: ocultación de datos mediante atributos privados (self.__atributo) y acceso controlado por getters/setters.</w:t>
-      </w:r>
-    </w:p>
-    <w:p>
-      <w:pPr>
-        <w:pStyle w:val="ListBullet"/>
-      </w:pPr>
-      <w:r>
-        <w:t>Herencia: una clase puede heredar atributos y métodos de otra clase padre. Estudiante y Docente heredan de Persona.</w:t>
-      </w:r>
-    </w:p>
-    <w:p>
-      <w:pPr>
-        <w:pStyle w:val="ListBullet"/>
-      </w:pPr>
-      <w:r>
-        <w:t>Polimorfismo: el mismo método puede comportarse de manera diferente según la clase. tipo_socio() retorna "Estudiante" o "Docente".</w:t>
-      </w:r>
-    </w:p>
-    <w:p>
-      <w:pPr>
-        <w:pStyle w:val="ListBullet"/>
-      </w:pPr>
-      <w:r>
-        <w:t>Abstracción: se definen interfaces o métodos abstractos que las subclases deben implementar.</w:t>
-      </w:r>
-    </w:p>
-    <w:p>
-      <w:r>
-        <w:rPr>
-          <w:b/>
-        </w:rPr>
-        <w:t xml:space="preserve">Referencia: </w:t>
-      </w:r>
-      <w:r>
-        <w:t>Joyanes Aguilar, L. (2020). Programación orientada a objetos con Python. McGraw-Hill Interamericana.</w:t>
-      </w:r>
-    </w:p>
-    <w:p>
-      <w:pPr>
-        <w:pStyle w:val="Heading2"/>
-      </w:pPr>
-      <w:r>
-        <w:t>5.2 Estructuras de Datos</w:t>
-      </w:r>
-    </w:p>
-    <w:p>
-      <w:pPr>
-        <w:pStyle w:val="Heading3"/>
-      </w:pPr>
-      <w:r>
-        <w:t>5.2.1 Lista Enlazada Simple</w:t>
-      </w:r>
-    </w:p>
-    <w:p>
-      <w:r>
-        <w:t>Estructura lineal donde cada elemento (nodo) contiene un valor y un puntero al siguiente nodo. Se implementó LinkedList como base para la cola y la pila.</w:t>
-      </w:r>
-    </w:p>
-    <w:p>
-      <w:r>
-        <w:rPr>
-          <w:b/>
-        </w:rPr>
-        <w:t xml:space="preserve">Referencia: </w:t>
-      </w:r>
-      <w:r>
-        <w:t>Weiss, M. A. (2013). Estructuras de datos y algoritmos (4ª ed.). Pearson Educación.</w:t>
-      </w:r>
-    </w:p>
-    <w:p>
-      <w:pPr>
-        <w:pStyle w:val="Heading3"/>
-      </w:pPr>
-      <w:r>
-        <w:t>5.2.2 Cola (Queue — FIFO)</w:t>
-      </w:r>
-    </w:p>
-    <w:p>
-      <w:r>
-        <w:t>El primer elemento en entrar es el primero en salir. Se utiliza para gestionar las reservas.</w:t>
-      </w:r>
-    </w:p>
-    <w:p>
-      <w:pPr>
-        <w:pStyle w:val="Heading3"/>
-      </w:pPr>
-      <w:r>
-        <w:t>5.2.3 Pila (Stack — LIFO)</w:t>
-      </w:r>
-    </w:p>
-    <w:p>
-      <w:r>
-        <w:t>El último en entrar es el primero en salir. Se utiliza para deshacer operaciones.</w:t>
-      </w:r>
-    </w:p>
-    <w:p>
-      <w:pPr>
-        <w:pStyle w:val="Heading2"/>
-      </w:pPr>
-      <w:r>
-        <w:t>5.3 Algoritmos de Ordenamiento y Búsqueda</w:t>
-      </w:r>
-    </w:p>
-    <w:p>
-      <w:pPr>
-        <w:pStyle w:val="Heading3"/>
-      </w:pPr>
-      <w:r>
-        <w:t>5.3.1 Ordenamiento</w:t>
-      </w:r>
-    </w:p>
-    <w:tbl>
-      <w:tblPr>
-        <w:tblStyle w:val="LightGrid-Accent1"/>
-        <w:tblW w:type="auto" w:w="0"/>
-        <w:tblLook w:firstColumn="1" w:firstRow="1" w:lastColumn="0" w:lastRow="0" w:noHBand="0" w:noVBand="1" w:val="04A0"/>
-      </w:tblPr>
-      <w:tblGrid>
-        <w:gridCol w:w="2880"/>
-        <w:gridCol w:w="2880"/>
-        <w:gridCol w:w="2880"/>
-      </w:tblGrid>
-      <w:tr>
-        <w:tc>
-          <w:tcPr>
-            <w:tcW w:type="dxa" w:w="2880"/>
-          </w:tcPr>
-          <w:p>
-            <w:r>
-              <w:t>Algoritmo</w:t>
-            </w:r>
-          </w:p>
-        </w:tc>
-        <w:tc>
-          <w:tcPr>
-            <w:tcW w:type="dxa" w:w="2880"/>
-          </w:tcPr>
-          <w:p>
-            <w:r>
-              <w:t>Complejidad</w:t>
-            </w:r>
-          </w:p>
-        </w:tc>
-        <w:tc>
-          <w:tcPr>
-            <w:tcW w:type="dxa" w:w="2880"/>
-          </w:tcPr>
-          <w:p>
-            <w:r>
-              <w:t>Descripción</w:t>
-            </w:r>
-          </w:p>
-        </w:tc>
-      </w:tr>
-      <w:tr>
-        <w:tc>
-          <w:tcPr>
-            <w:tcW w:type="dxa" w:w="2880"/>
-          </w:tcPr>
-          <w:p>
-            <w:r>
-              <w:t>Bubble Sort</w:t>
-            </w:r>
-          </w:p>
-        </w:tc>
-        <w:tc>
-          <w:tcPr>
-            <w:tcW w:type="dxa" w:w="2880"/>
-          </w:tcPr>
-          <w:p>
-            <w:r>
-              <w:t>O(n²)</w:t>
-            </w:r>
-          </w:p>
-        </w:tc>
-        <w:tc>
-          <w:tcPr>
-            <w:tcW w:type="dxa" w:w="2880"/>
-          </w:tcPr>
-          <w:p>
-            <w:r>
-              <w:t>Compara pares adyacentes y los intercambia</w:t>
-            </w:r>
-          </w:p>
-        </w:tc>
-      </w:tr>
-      <w:tr>
-        <w:tc>
-          <w:tcPr>
-            <w:tcW w:type="dxa" w:w="2880"/>
-          </w:tcPr>
-          <w:p>
-            <w:r>
-              <w:t>Insertion Sort</w:t>
-            </w:r>
-          </w:p>
-        </w:tc>
-        <w:tc>
-          <w:tcPr>
-            <w:tcW w:type="dxa" w:w="2880"/>
-          </w:tcPr>
-          <w:p>
-            <w:r>
-              <w:t>O(n²)</w:t>
-            </w:r>
-          </w:p>
-        </w:tc>
-        <w:tc>
-          <w:tcPr>
-            <w:tcW w:type="dxa" w:w="2880"/>
-          </w:tcPr>
-          <w:p>
-            <w:r>
-              <w:t>Inserta cada elemento en su posición correcta</w:t>
-            </w:r>
-          </w:p>
-        </w:tc>
-      </w:tr>
-      <w:tr>
-        <w:tc>
-          <w:tcPr>
-            <w:tcW w:type="dxa" w:w="2880"/>
-          </w:tcPr>
-          <w:p>
-            <w:r>
-              <w:t>Merge Sort</w:t>
-            </w:r>
-          </w:p>
-        </w:tc>
-        <w:tc>
-          <w:tcPr>
-            <w:tcW w:type="dxa" w:w="2880"/>
-          </w:tcPr>
-          <w:p>
-            <w:r>
-              <w:t>O(n log n)</w:t>
-            </w:r>
-          </w:p>
-        </w:tc>
-        <w:tc>
-          <w:tcPr>
-            <w:tcW w:type="dxa" w:w="2880"/>
-          </w:tcPr>
-          <w:p>
-            <w:r>
-              <w:t>Divide, ordena recursivamente y fusiona</w:t>
-            </w:r>
-          </w:p>
-        </w:tc>
-      </w:tr>
-      <w:tr>
-        <w:tc>
-          <w:tcPr>
-            <w:tcW w:type="dxa" w:w="2880"/>
-          </w:tcPr>
-          <w:p>
-            <w:r>
-              <w:t>Quick Sort</w:t>
-            </w:r>
-          </w:p>
-        </w:tc>
-        <w:tc>
-          <w:tcPr>
-            <w:tcW w:type="dxa" w:w="2880"/>
-          </w:tcPr>
-          <w:p>
-            <w:r>
-              <w:t>O(n log n)</w:t>
-            </w:r>
-          </w:p>
-        </w:tc>
-        <w:tc>
-          <w:tcPr>
-            <w:tcW w:type="dxa" w:w="2880"/>
-          </w:tcPr>
-          <w:p>
-            <w:r>
-              <w:t>Selecciona pivote y particiona</w:t>
-            </w:r>
-          </w:p>
-        </w:tc>
-      </w:tr>
-    </w:tbl>
-    <w:p>
-      <w:pPr>
-        <w:pStyle w:val="Heading3"/>
-      </w:pPr>
-      <w:r>
-        <w:t>5.3.2 Búsqueda</w:t>
-      </w:r>
-    </w:p>
-    <w:tbl>
-      <w:tblPr>
-        <w:tblStyle w:val="LightGrid-Accent1"/>
-        <w:tblW w:type="auto" w:w="0"/>
-        <w:tblLook w:firstColumn="1" w:firstRow="1" w:lastColumn="0" w:lastRow="0" w:noHBand="0" w:noVBand="1" w:val="04A0"/>
-      </w:tblPr>
-      <w:tblGrid>
-        <w:gridCol w:w="2880"/>
-        <w:gridCol w:w="2880"/>
-        <w:gridCol w:w="2880"/>
-      </w:tblGrid>
-      <w:tr>
-        <w:tc>
-          <w:tcPr>
-            <w:tcW w:type="dxa" w:w="2880"/>
-          </w:tcPr>
-          <w:p>
-            <w:r>
-              <w:t>Algoritmo</w:t>
-            </w:r>
-          </w:p>
-        </w:tc>
-        <w:tc>
-          <w:tcPr>
-            <w:tcW w:type="dxa" w:w="2880"/>
-          </w:tcPr>
-          <w:p>
-            <w:r>
-              <w:t>Complejidad</w:t>
-            </w:r>
-          </w:p>
-        </w:tc>
-        <w:tc>
-          <w:tcPr>
-            <w:tcW w:type="dxa" w:w="2880"/>
-          </w:tcPr>
-          <w:p>
-            <w:r>
-              <w:t>Requisito</w:t>
-            </w:r>
-          </w:p>
-        </w:tc>
-      </w:tr>
-      <w:tr>
-        <w:tc>
-          <w:tcPr>
-            <w:tcW w:type="dxa" w:w="2880"/>
-          </w:tcPr>
-          <w:p>
-            <w:r>
-              <w:t>Búsqueda Lineal</w:t>
-            </w:r>
-          </w:p>
-        </w:tc>
-        <w:tc>
-          <w:tcPr>
-            <w:tcW w:type="dxa" w:w="2880"/>
-          </w:tcPr>
-          <w:p>
-            <w:r>
-              <w:t>O(n)</w:t>
-            </w:r>
-          </w:p>
-        </w:tc>
-        <w:tc>
-          <w:tcPr>
-            <w:tcW w:type="dxa" w:w="2880"/>
-          </w:tcPr>
-          <w:p>
-            <w:r>
-              <w:t>Ninguno</w:t>
-            </w:r>
-          </w:p>
-        </w:tc>
-      </w:tr>
-      <w:tr>
-        <w:tc>
-          <w:tcPr>
-            <w:tcW w:type="dxa" w:w="2880"/>
-          </w:tcPr>
-          <w:p>
-            <w:r>
-              <w:t>Búsqueda Binaria</w:t>
-            </w:r>
-          </w:p>
-        </w:tc>
-        <w:tc>
-          <w:tcPr>
-            <w:tcW w:type="dxa" w:w="2880"/>
-          </w:tcPr>
-          <w:p>
-            <w:r>
-              <w:t>O(log n)</w:t>
-            </w:r>
-          </w:p>
-        </w:tc>
-        <w:tc>
-          <w:tcPr>
-            <w:tcW w:type="dxa" w:w="2880"/>
-          </w:tcPr>
-          <w:p>
-            <w:r>
-              <w:t>Lista ordenada</w:t>
-            </w:r>
-          </w:p>
-        </w:tc>
-      </w:tr>
-    </w:tbl>
-    <w:p>
-      <w:pPr>
-        <w:pStyle w:val="Heading2"/>
-      </w:pPr>
-      <w:r>
-        <w:t>5.4 Base de Datos SQLite</w:t>
-      </w:r>
-    </w:p>
-    <w:p>
-      <w:r>
-        <w:t>SQLite es un motor de base de datos embebido que no requiere servidor. El sistema utiliza sqlite3.connect(), cursor.execute() con parámetros posicionales (?, ?), y PRAGMA foreign_keys = ON para claves foráneas.</w:t>
-      </w:r>
-    </w:p>
-    <w:p>
-      <w:pPr>
-        <w:pStyle w:val="Heading2"/>
-      </w:pPr>
-      <w:r>
-        <w:t>5.5 Interfaz Gráfica con Tkinter</w:t>
-      </w:r>
-    </w:p>
-    <w:p>
-      <w:r>
-        <w:t>Tkinter es la biblioteca gráfica estándar de Python. Se utiliza para construir la ventana principal, menús desplegables, formularios y cuadros de diálogo. Demostrado en clase por el Ing. Bryan Vélez (10-jul, timestamp 54:30).</w:t>
-      </w:r>
-    </w:p>
-    <w:p>
-      <w:pPr>
-        <w:pStyle w:val="Heading1"/>
-      </w:pPr>
-      <w:r>
-        <w:t>6. Metodología de Desarrollo</w:t>
-      </w:r>
-    </w:p>
-    <w:p>
-      <w:r>
-        <w:t>Se utiliza el Modelo Incremental, que consiste en desarrollar el sistema por etapas o incrementos, donde cada incremento agrega funcionalidad completa al producto. Este modelo permite:</w:t>
-      </w:r>
-    </w:p>
-    <w:p>
-      <w:pPr>
-        <w:pStyle w:val="ListBullet"/>
-      </w:pPr>
-      <w:r>
-        <w:t>Entregar versiones funcionales tempranas</w:t>
-      </w:r>
-    </w:p>
-    <w:p>
-      <w:pPr>
-        <w:pStyle w:val="ListBullet"/>
-      </w:pPr>
-      <w:r>
-        <w:t>Obtener retroalimentación continua</w:t>
-      </w:r>
-    </w:p>
-    <w:p>
-      <w:pPr>
-        <w:pStyle w:val="ListBullet"/>
-      </w:pPr>
-      <w:r>
-        <w:t>Reducir riesgos de integración</w:t>
-      </w:r>
-    </w:p>
-    <w:p>
-      <w:pPr>
-        <w:pStyle w:val="ListBullet"/>
-      </w:pPr>
-      <w:r>
-        <w:t>Adaptarse a cambios durante el desarrollo</w:t>
-      </w:r>
-    </w:p>
-    <w:p>
-      <w:pPr>
-        <w:pStyle w:val="Heading2"/>
-      </w:pPr>
-      <w:r>
-        <w:t>6.1 Incrementos del Proyecto</w:t>
-      </w:r>
-    </w:p>
-    <w:tbl>
-      <w:tblPr>
-        <w:tblStyle w:val="LightGrid-Accent1"/>
-        <w:tblW w:type="auto" w:w="0"/>
-        <w:tblLook w:firstColumn="1" w:firstRow="1" w:lastColumn="0" w:lastRow="0" w:noHBand="0" w:noVBand="1" w:val="04A0"/>
-      </w:tblPr>
-      <w:tblGrid>
-        <w:gridCol w:w="2160"/>
-        <w:gridCol w:w="2160"/>
-        <w:gridCol w:w="2160"/>
-        <w:gridCol w:w="2160"/>
-      </w:tblGrid>
-      <w:tr>
-        <w:tc>
-          <w:tcPr>
-            <w:tcW w:type="dxa" w:w="2160"/>
-          </w:tcPr>
-          <w:p>
-            <w:r>
-              <w:t>Incremento</w:t>
-            </w:r>
-          </w:p>
-        </w:tc>
-        <w:tc>
-          <w:tcPr>
-            <w:tcW w:type="dxa" w:w="2160"/>
-          </w:tcPr>
-          <w:p>
-            <w:r>
-              <w:t>Semana</w:t>
-            </w:r>
-          </w:p>
-        </w:tc>
-        <w:tc>
-          <w:tcPr>
-            <w:tcW w:type="dxa" w:w="2160"/>
-          </w:tcPr>
-          <w:p>
-            <w:r>
-              <w:t>Entregable</w:t>
-            </w:r>
-          </w:p>
-        </w:tc>
-        <w:tc>
-          <w:tcPr>
-            <w:tcW w:type="dxa" w:w="2160"/>
-          </w:tcPr>
-          <w:p>
-            <w:r>
-              <w:t>Estado</w:t>
-            </w:r>
-          </w:p>
-        </w:tc>
-      </w:tr>
-      <w:tr>
-        <w:tc>
-          <w:tcPr>
-            <w:tcW w:type="dxa" w:w="2160"/>
-          </w:tcPr>
-          <w:p>
-            <w:r>
-              <w:t>Incremento 1</w:t>
-            </w:r>
-          </w:p>
-        </w:tc>
-        <w:tc>
-          <w:tcPr>
-            <w:tcW w:type="dxa" w:w="2160"/>
-          </w:tcPr>
-          <w:p>
-            <w:r>
-              <w:t>Semana 12 (7-10 jul)</w:t>
-            </w:r>
-          </w:p>
-        </w:tc>
-        <w:tc>
-          <w:tcPr>
-            <w:tcW w:type="dxa" w:w="2160"/>
-          </w:tcPr>
-          <w:p>
-            <w:r>
-              <w:t>Modelo POO + Estructuras + Algoritmos + BD + GUI (stubs) + Documento 50%</w:t>
-            </w:r>
-          </w:p>
-        </w:tc>
-        <w:tc>
-          <w:tcPr>
-            <w:tcW w:type="dxa" w:w="2160"/>
-          </w:tcPr>
-          <w:p>
-            <w:r>
-              <w:t>✅ Completado</w:t>
-            </w:r>
-          </w:p>
-        </w:tc>
-      </w:tr>
-      <w:tr>
-        <w:tc>
-          <w:tcPr>
-            <w:tcW w:type="dxa" w:w="2160"/>
-          </w:tcPr>
-          <w:p>
-            <w:r>
-              <w:t>Incremento 2</w:t>
-            </w:r>
-          </w:p>
-        </w:tc>
-        <w:tc>
-          <w:tcPr>
-            <w:tcW w:type="dxa" w:w="2160"/>
-          </w:tcPr>
-          <w:p>
-            <w:r>
-              <w:t>Semana 13 (13-17 jul)</w:t>
-            </w:r>
-          </w:p>
-        </w:tc>
-        <w:tc>
-          <w:tcPr>
-            <w:tcW w:type="dxa" w:w="2160"/>
-          </w:tcPr>
-          <w:p>
-            <w:r>
-              <w:t>GUI funcional + BD poblada + CRUD + Pruebas + Manual de Usuario</w:t>
-            </w:r>
-          </w:p>
-        </w:tc>
-        <w:tc>
-          <w:tcPr>
-            <w:tcW w:type="dxa" w:w="2160"/>
-          </w:tcPr>
-          <w:p>
-            <w:r>
-              <w:t>⏳ Pendiente</w:t>
-            </w:r>
-          </w:p>
-        </w:tc>
-      </w:tr>
-      <w:tr>
-        <w:tc>
-          <w:tcPr>
-            <w:tcW w:type="dxa" w:w="2160"/>
-          </w:tcPr>
-          <w:p>
-            <w:r>
-              <w:t>Incremento 3</w:t>
-            </w:r>
-          </w:p>
-        </w:tc>
-        <w:tc>
-          <w:tcPr>
-            <w:tcW w:type="dxa" w:w="2160"/>
-          </w:tcPr>
-          <w:p>
-            <w:r>
-              <w:t>Semana 14 (20 jul)</w:t>
-            </w:r>
-          </w:p>
-        </w:tc>
-        <w:tc>
-          <w:tcPr>
-            <w:tcW w:type="dxa" w:w="2160"/>
-          </w:tcPr>
-          <w:p>
-            <w:r>
-              <w:t>Integración final + Documento 100% + Defensa</w:t>
-            </w:r>
-          </w:p>
-        </w:tc>
-        <w:tc>
-          <w:tcPr>
-            <w:tcW w:type="dxa" w:w="2160"/>
-          </w:tcPr>
-          <w:p>
-            <w:r>
-              <w:t>⏳ Pendiente</w:t>
-            </w:r>
-          </w:p>
-        </w:tc>
-      </w:tr>
-    </w:tbl>
-    <w:p>
-      <w:pPr>
-        <w:pStyle w:val="Heading2"/>
-      </w:pPr>
-      <w:r>
-        <w:t>6.2 Flujo de trabajo</w:t>
-      </w:r>
-    </w:p>
-    <w:p>
-      <w:pPr>
-        <w:pStyle w:val="ListNumber"/>
-      </w:pPr>
-      <w:r>
-        <w:t>Planificación del incremento: se definen las funcionalidades a implementar</w:t>
-      </w:r>
-    </w:p>
-    <w:p>
-      <w:pPr>
-        <w:pStyle w:val="ListNumber"/>
-      </w:pPr>
-      <w:r>
-        <w:t>Diseño: se actualizan los diagramas si es necesario</w:t>
-      </w:r>
-    </w:p>
-    <w:p>
-      <w:pPr>
-        <w:pStyle w:val="ListNumber"/>
-      </w:pPr>
-      <w:r>
-        <w:t>Implementación: cada miembro desarrolla su módulo asignado</w:t>
-      </w:r>
-    </w:p>
-    <w:p>
-      <w:pPr>
-        <w:pStyle w:val="ListNumber"/>
-      </w:pPr>
-      <w:r>
-        <w:t>Pruebas: se ejecutan pruebas unitarias y de integración</w:t>
-      </w:r>
-    </w:p>
-    <w:p>
-      <w:pPr>
-        <w:pStyle w:val="ListNumber"/>
-      </w:pPr>
-      <w:r>
-        <w:t>Revisión: el líder (Henry) revisa e integra los cambios</w:t>
-      </w:r>
-    </w:p>
-    <w:p>
-      <w:pPr>
-        <w:pStyle w:val="ListNumber"/>
-      </w:pPr>
-      <w:r>
-        <w:t>Entrega: se sube a GitHub y se documenta el avance</w:t>
-      </w:r>
-    </w:p>
-    <w:p>
-      <w:pPr>
-        <w:pStyle w:val="Heading2"/>
-      </w:pPr>
-      <w:r>
-        <w:t>6.3 Herramientas de desarrollo</w:t>
-      </w:r>
-    </w:p>
-    <w:tbl>
-      <w:tblPr>
-        <w:tblStyle w:val="LightGrid-Accent1"/>
-        <w:tblW w:type="auto" w:w="0"/>
-        <w:tblLook w:firstColumn="1" w:firstRow="1" w:lastColumn="0" w:lastRow="0" w:noHBand="0" w:noVBand="1" w:val="04A0"/>
-      </w:tblPr>
-      <w:tblGrid>
-        <w:gridCol w:w="2880"/>
-        <w:gridCol w:w="2880"/>
-        <w:gridCol w:w="2880"/>
-      </w:tblGrid>
-      <w:tr>
-        <w:tc>
-          <w:tcPr>
-            <w:tcW w:type="dxa" w:w="2880"/>
-          </w:tcPr>
-          <w:p>
-            <w:r>
-              <w:t>Herramienta</w:t>
-            </w:r>
-          </w:p>
-        </w:tc>
-        <w:tc>
-          <w:tcPr>
-            <w:tcW w:type="dxa" w:w="2880"/>
-          </w:tcPr>
-          <w:p>
-            <w:r>
-              <w:t>Versión</w:t>
-            </w:r>
-          </w:p>
-        </w:tc>
-        <w:tc>
-          <w:tcPr>
-            <w:tcW w:type="dxa" w:w="2880"/>
-          </w:tcPr>
-          <w:p>
-            <w:r>
-              <w:t>Propósito</w:t>
-            </w:r>
-          </w:p>
-        </w:tc>
-      </w:tr>
-      <w:tr>
-        <w:tc>
-          <w:tcPr>
-            <w:tcW w:type="dxa" w:w="2880"/>
-          </w:tcPr>
-          <w:p>
-            <w:r>
-              <w:t>Python</w:t>
-            </w:r>
-          </w:p>
-        </w:tc>
-        <w:tc>
-          <w:tcPr>
-            <w:tcW w:type="dxa" w:w="2880"/>
-          </w:tcPr>
-          <w:p>
-            <w:r>
-              <w:t>3.11+</w:t>
-            </w:r>
-          </w:p>
-        </w:tc>
-        <w:tc>
-          <w:tcPr>
-            <w:tcW w:type="dxa" w:w="2880"/>
-          </w:tcPr>
-          <w:p>
-            <w:r>
-              <w:t>Lenguaje de programación</w:t>
-            </w:r>
-          </w:p>
-        </w:tc>
-      </w:tr>
-      <w:tr>
-        <w:tc>
-          <w:tcPr>
-            <w:tcW w:type="dxa" w:w="2880"/>
-          </w:tcPr>
-          <w:p>
-            <w:r>
-              <w:t>VS Code</w:t>
-            </w:r>
-          </w:p>
-        </w:tc>
-        <w:tc>
-          <w:tcPr>
-            <w:tcW w:type="dxa" w:w="2880"/>
-          </w:tcPr>
-          <w:p>
-            <w:r>
-              <w:t>Última</w:t>
-            </w:r>
-          </w:p>
-        </w:tc>
-        <w:tc>
-          <w:tcPr>
-            <w:tcW w:type="dxa" w:w="2880"/>
-          </w:tcPr>
-          <w:p>
-            <w:r>
-              <w:t>Editor con Python + GitLens</w:t>
-            </w:r>
-          </w:p>
-        </w:tc>
-      </w:tr>
-      <w:tr>
-        <w:tc>
-          <w:tcPr>
-            <w:tcW w:type="dxa" w:w="2880"/>
-          </w:tcPr>
-          <w:p>
-            <w:r>
-              <w:t>Tkinter</w:t>
-            </w:r>
-          </w:p>
-        </w:tc>
-        <w:tc>
-          <w:tcPr>
-            <w:tcW w:type="dxa" w:w="2880"/>
-          </w:tcPr>
-          <w:p>
-            <w:r>
-              <w:t>8.6</w:t>
-            </w:r>
-          </w:p>
-        </w:tc>
-        <w:tc>
-          <w:tcPr>
-            <w:tcW w:type="dxa" w:w="2880"/>
-          </w:tcPr>
-          <w:p>
-            <w:r>
-              <w:t>Interfaz gráfica</w:t>
-            </w:r>
-          </w:p>
-        </w:tc>
-      </w:tr>
-      <w:tr>
-        <w:tc>
-          <w:tcPr>
-            <w:tcW w:type="dxa" w:w="2880"/>
-          </w:tcPr>
-          <w:p>
-            <w:r>
-              <w:t>SQLite3</w:t>
-            </w:r>
-          </w:p>
-        </w:tc>
-        <w:tc>
-          <w:tcPr>
-            <w:tcW w:type="dxa" w:w="2880"/>
-          </w:tcPr>
-          <w:p>
-            <w:r>
-              <w:t>3.x</w:t>
-            </w:r>
-          </w:p>
-        </w:tc>
-        <w:tc>
-          <w:tcPr>
-            <w:tcW w:type="dxa" w:w="2880"/>
-          </w:tcPr>
-          <w:p>
-            <w:r>
-              <w:t>Base de datos embebida</w:t>
-            </w:r>
-          </w:p>
-        </w:tc>
-      </w:tr>
-      <w:tr>
-        <w:tc>
-          <w:tcPr>
-            <w:tcW w:type="dxa" w:w="2880"/>
-          </w:tcPr>
-          <w:p>
-            <w:r>
-              <w:t>DB Browser</w:t>
-            </w:r>
-          </w:p>
-        </w:tc>
-        <w:tc>
-          <w:tcPr>
-            <w:tcW w:type="dxa" w:w="2880"/>
-          </w:tcPr>
-          <w:p>
-            <w:r>
-              <w:t>3.x</w:t>
-            </w:r>
-          </w:p>
-        </w:tc>
-        <w:tc>
-          <w:tcPr>
-            <w:tcW w:type="dxa" w:w="2880"/>
-          </w:tcPr>
-          <w:p>
-            <w:r>
-              <w:t>Admin. visual BD</w:t>
-            </w:r>
-          </w:p>
-        </w:tc>
-      </w:tr>
-      <w:tr>
-        <w:tc>
-          <w:tcPr>
-            <w:tcW w:type="dxa" w:w="2880"/>
-          </w:tcPr>
-          <w:p>
-            <w:r>
-              <w:t>Git</w:t>
-            </w:r>
-          </w:p>
-        </w:tc>
-        <w:tc>
-          <w:tcPr>
-            <w:tcW w:type="dxa" w:w="2880"/>
-          </w:tcPr>
-          <w:p>
-            <w:r>
-              <w:t>2.47+</w:t>
-            </w:r>
-          </w:p>
-        </w:tc>
-        <w:tc>
-          <w:tcPr>
-            <w:tcW w:type="dxa" w:w="2880"/>
-          </w:tcPr>
-          <w:p>
-            <w:r>
-              <w:t>Control de versiones</w:t>
-            </w:r>
-          </w:p>
-        </w:tc>
-      </w:tr>
-      <w:tr>
-        <w:tc>
-          <w:tcPr>
-            <w:tcW w:type="dxa" w:w="2880"/>
-          </w:tcPr>
-          <w:p>
-            <w:r>
-              <w:t>GitHub</w:t>
-            </w:r>
-          </w:p>
-        </w:tc>
-        <w:tc>
-          <w:tcPr>
-            <w:tcW w:type="dxa" w:w="2880"/>
-          </w:tcPr>
-          <w:p>
-            <w:r>
-              <w:t>—</w:t>
-            </w:r>
-          </w:p>
-        </w:tc>
-        <w:tc>
-          <w:tcPr>
-            <w:tcW w:type="dxa" w:w="2880"/>
-          </w:tcPr>
-          <w:p>
-            <w:r>
-              <w:t>Repositorio remoto</w:t>
-            </w:r>
-          </w:p>
-        </w:tc>
-      </w:tr>
-    </w:tbl>
-    <w:p>
-      <w:pPr>
-        <w:pStyle w:val="Heading1"/>
-      </w:pPr>
-      <w:r>
-        <w:t>7. Diseño Preliminar</w:t>
-      </w:r>
-    </w:p>
-    <w:p>
-      <w:pPr>
-        <w:pStyle w:val="Heading2"/>
-      </w:pPr>
-      <w:r>
-        <w:t>7.1 Diagrama de Clases (UML)</w:t>
-      </w:r>
-    </w:p>
-    <w:p>
-      <w:r>
-        <w:t>El sistema utiliza una jerarquía de clases donde Persona es la clase base abstracta. Estudiante y Docente heredan de Persona. Socio es un wrapper polimórfico. Libro, Prestamo y Reserva completan el modelo del dominio.</w:t>
-      </w:r>
-    </w:p>
-    <w:p>
-      <w:pPr>
-        <w:pStyle w:val="Heading2"/>
-      </w:pPr>
-      <w:r>
-        <w:t>7.2 Modelo Entidad-Relación</w:t>
-      </w:r>
-    </w:p>
-    <w:p>
-      <w:r>
-        <w:t>La base de datos consta de 4 tablas relacionadas: socios, libros, prestamos (FK a socio y libro) y reservas (FK a socio y libro).</w:t>
-      </w:r>
-    </w:p>
-    <w:p>
-      <w:pPr>
-        <w:pStyle w:val="Heading1"/>
-      </w:pPr>
-      <w:r>
-        <w:t>8. Distribución del Trabajo</w:t>
-      </w:r>
-    </w:p>
-    <w:p>
-      <w:pPr>
-        <w:pStyle w:val="Heading2"/>
-      </w:pPr>
-      <w:r>
-        <w:t>8.1 Roles del equipo</w:t>
-      </w:r>
-    </w:p>
-    <w:tbl>
-      <w:tblPr>
-        <w:tblStyle w:val="LightGrid-Accent1"/>
-        <w:tblW w:type="auto" w:w="0"/>
-        <w:tblLook w:firstColumn="1" w:firstRow="1" w:lastColumn="0" w:lastRow="0" w:noHBand="0" w:noVBand="1" w:val="04A0"/>
-      </w:tblPr>
-      <w:tblGrid>
-        <w:gridCol w:w="2160"/>
-        <w:gridCol w:w="2160"/>
-        <w:gridCol w:w="2160"/>
-        <w:gridCol w:w="2160"/>
-      </w:tblGrid>
-      <w:tr>
-        <w:tc>
-          <w:tcPr>
-            <w:tcW w:type="dxa" w:w="2160"/>
-          </w:tcPr>
-          <w:p>
-            <w:r>
-              <w:t>Integrante</w:t>
-            </w:r>
-          </w:p>
-        </w:tc>
-        <w:tc>
-          <w:tcPr>
-            <w:tcW w:type="dxa" w:w="2160"/>
-          </w:tcPr>
-          <w:p>
-            <w:r>
-              <w:t>Rol</w:t>
-            </w:r>
-          </w:p>
-        </w:tc>
-        <w:tc>
-          <w:tcPr>
-            <w:tcW w:type="dxa" w:w="2160"/>
-          </w:tcPr>
-          <w:p>
-            <w:r>
-              <w:t>Módulo</w:t>
-            </w:r>
-          </w:p>
-        </w:tc>
-        <w:tc>
-          <w:tcPr>
-            <w:tcW w:type="dxa" w:w="2160"/>
-          </w:tcPr>
-          <w:p>
-            <w:r>
-              <w:t>Archivos</w:t>
-            </w:r>
-          </w:p>
-        </w:tc>
-      </w:tr>
-      <w:tr>
-        <w:tc>
-          <w:tcPr>
-            <w:tcW w:type="dxa" w:w="2160"/>
-          </w:tcPr>
-          <w:p>
-            <w:r>
-              <w:t>Henry Pazmiño</w:t>
-            </w:r>
-          </w:p>
-        </w:tc>
-        <w:tc>
-          <w:tcPr>
-            <w:tcW w:type="dxa" w:w="2160"/>
-          </w:tcPr>
-          <w:p>
-            <w:r>
-              <w:t>Líder / Integrador</w:t>
-            </w:r>
-          </w:p>
-        </w:tc>
-        <w:tc>
-          <w:tcPr>
-            <w:tcW w:type="dxa" w:w="2160"/>
-          </w:tcPr>
-          <w:p>
-            <w:r>
-              <w:t>Modelos POO + Integración</w:t>
-            </w:r>
-          </w:p>
-        </w:tc>
-        <w:tc>
-          <w:tcPr>
-            <w:tcW w:type="dxa" w:w="2160"/>
-          </w:tcPr>
-          <w:p>
-            <w:r>
-              <w:t>main.py, src/models/*</w:t>
-            </w:r>
-          </w:p>
-        </w:tc>
-      </w:tr>
-      <w:tr>
-        <w:tc>
-          <w:tcPr>
-            <w:tcW w:type="dxa" w:w="2160"/>
-          </w:tcPr>
-          <w:p>
-            <w:r>
-              <w:t>Jodie Parrales</w:t>
-            </w:r>
-          </w:p>
-        </w:tc>
-        <w:tc>
-          <w:tcPr>
-            <w:tcW w:type="dxa" w:w="2160"/>
-          </w:tcPr>
-          <w:p>
-            <w:r>
-              <w:t>Desarrolladora GUI</w:t>
-            </w:r>
-          </w:p>
-        </w:tc>
-        <w:tc>
-          <w:tcPr>
-            <w:tcW w:type="dxa" w:w="2160"/>
-          </w:tcPr>
-          <w:p>
-            <w:r>
-              <w:t>Interfaz Tkinter</w:t>
-            </w:r>
-          </w:p>
-        </w:tc>
-        <w:tc>
-          <w:tcPr>
-            <w:tcW w:type="dxa" w:w="2160"/>
-          </w:tcPr>
-          <w:p>
-            <w:r>
-              <w:t>src/gui/app.py</w:t>
-            </w:r>
-          </w:p>
-        </w:tc>
-      </w:tr>
-      <w:tr>
-        <w:tc>
-          <w:tcPr>
-            <w:tcW w:type="dxa" w:w="2160"/>
-          </w:tcPr>
-          <w:p>
-            <w:r>
-              <w:t>Cindy Ayoví</w:t>
-            </w:r>
-          </w:p>
-        </w:tc>
-        <w:tc>
-          <w:tcPr>
-            <w:tcW w:type="dxa" w:w="2160"/>
-          </w:tcPr>
-          <w:p>
-            <w:r>
-              <w:t>Desarrolladora BD</w:t>
-            </w:r>
-          </w:p>
-        </w:tc>
-        <w:tc>
-          <w:tcPr>
-            <w:tcW w:type="dxa" w:w="2160"/>
-          </w:tcPr>
-          <w:p>
-            <w:r>
-              <w:t>Base de datos SQLite</w:t>
-            </w:r>
-          </w:p>
-        </w:tc>
-        <w:tc>
-          <w:tcPr>
-            <w:tcW w:type="dxa" w:w="2160"/>
-          </w:tcPr>
-          <w:p>
-            <w:r>
-              <w:t>src/database/*</w:t>
-            </w:r>
-          </w:p>
-        </w:tc>
-      </w:tr>
-      <w:tr>
-        <w:tc>
-          <w:tcPr>
-            <w:tcW w:type="dxa" w:w="2160"/>
-          </w:tcPr>
-          <w:p>
-            <w:r>
-              <w:t>Cesar Gonzales</w:t>
-            </w:r>
-          </w:p>
-        </w:tc>
-        <w:tc>
-          <w:tcPr>
-            <w:tcW w:type="dxa" w:w="2160"/>
-          </w:tcPr>
-          <w:p>
-            <w:r>
-              <w:t>Desarrollador Lógica</w:t>
-            </w:r>
-          </w:p>
-        </w:tc>
-        <w:tc>
-          <w:tcPr>
-            <w:tcW w:type="dxa" w:w="2160"/>
-          </w:tcPr>
-          <w:p>
-            <w:r>
-              <w:t>Algoritmos + Estructuras</w:t>
-            </w:r>
-          </w:p>
-        </w:tc>
-        <w:tc>
-          <w:tcPr>
-            <w:tcW w:type="dxa" w:w="2160"/>
-          </w:tcPr>
-          <w:p>
-            <w:r>
-              <w:t>src/algorithms/*, src/data_structures/*</w:t>
-            </w:r>
-          </w:p>
-        </w:tc>
-      </w:tr>
-      <w:tr>
-        <w:tc>
-          <w:tcPr>
-            <w:tcW w:type="dxa" w:w="2160"/>
-          </w:tcPr>
-          <w:p>
-            <w:r>
-              <w:t>Mayra Vera</w:t>
-            </w:r>
-          </w:p>
-        </w:tc>
-        <w:tc>
-          <w:tcPr>
-            <w:tcW w:type="dxa" w:w="2160"/>
-          </w:tcPr>
-          <w:p>
-            <w:r>
-              <w:t>Documentación y Pruebas</w:t>
-            </w:r>
-          </w:p>
-        </w:tc>
-        <w:tc>
-          <w:tcPr>
-            <w:tcW w:type="dxa" w:w="2160"/>
-          </w:tcPr>
-          <w:p>
-            <w:r>
-              <w:t>Pruebas + Documentación</w:t>
-            </w:r>
-          </w:p>
-        </w:tc>
-        <w:tc>
-          <w:tcPr>
-            <w:tcW w:type="dxa" w:w="2160"/>
-          </w:tcPr>
-          <w:p>
-            <w:r>
-              <w:t>tests/*, docs/*</w:t>
-            </w:r>
-          </w:p>
-        </w:tc>
-      </w:tr>
-    </w:tbl>
-    <w:p>
-      <w:pPr>
-        <w:pStyle w:val="Heading1"/>
-      </w:pPr>
-      <w:r>
-        <w:t>9. Repositorio y Control de Versiones</w:t>
-      </w:r>
-    </w:p>
-    <w:p>
-      <w:pPr>
-        <w:pStyle w:val="Heading2"/>
-      </w:pPr>
-      <w:r>
-        <w:t>9.1 Repositorio</w:t>
-      </w:r>
-    </w:p>
-    <w:p>
-      <w:r>
-        <w:t>URL: https://github.com/josuepaz80-usitee/sistema-biblioteca-prog2</w:t>
-      </w:r>
-    </w:p>
-    <w:p>
-      <w:r>
-        <w:t>Rama principal: main</w:t>
-      </w:r>
-    </w:p>
-    <w:p>
-      <w:pPr>
-        <w:pStyle w:val="Heading2"/>
-      </w:pPr>
-      <w:r>
-        <w:t>9.2 Historial de Commits</w:t>
-      </w:r>
-    </w:p>
-    <w:tbl>
-      <w:tblPr>
-        <w:tblStyle w:val="LightGrid-Accent1"/>
-        <w:tblW w:type="auto" w:w="0"/>
-        <w:tblLook w:firstColumn="1" w:firstRow="1" w:lastColumn="0" w:lastRow="0" w:noHBand="0" w:noVBand="1" w:val="04A0"/>
-      </w:tblPr>
-      <w:tblGrid>
-        <w:gridCol w:w="2160"/>
-        <w:gridCol w:w="2160"/>
-        <w:gridCol w:w="2160"/>
-        <w:gridCol w:w="2160"/>
-      </w:tblGrid>
-      <w:tr>
-        <w:tc>
-          <w:tcPr>
-            <w:tcW w:type="dxa" w:w="2160"/>
-          </w:tcPr>
-          <w:p>
-            <w:r>
-              <w:t>#</w:t>
-            </w:r>
-          </w:p>
-        </w:tc>
-        <w:tc>
-          <w:tcPr>
-            <w:tcW w:type="dxa" w:w="2160"/>
-          </w:tcPr>
-          <w:p>
-            <w:r>
-              <w:t>Fecha</w:t>
-            </w:r>
-          </w:p>
-        </w:tc>
-        <w:tc>
-          <w:tcPr>
-            <w:tcW w:type="dxa" w:w="2160"/>
-          </w:tcPr>
-          <w:p>
-            <w:r>
-              <w:t>Hash</w:t>
-            </w:r>
-          </w:p>
-        </w:tc>
-        <w:tc>
-          <w:tcPr>
-            <w:tcW w:type="dxa" w:w="2160"/>
-          </w:tcPr>
-          <w:p>
-            <w:r>
-              <w:t>Mensaje</w:t>
-            </w:r>
-          </w:p>
-        </w:tc>
-      </w:tr>
-      <w:tr>
-        <w:tc>
-          <w:tcPr>
-            <w:tcW w:type="dxa" w:w="2160"/>
-          </w:tcPr>
-          <w:p>
-            <w:r>
-              <w:t>1</w:t>
-            </w:r>
-          </w:p>
-        </w:tc>
-        <w:tc>
-          <w:tcPr>
-            <w:tcW w:type="dxa" w:w="2160"/>
-          </w:tcPr>
-          <w:p>
-            <w:r>
-              <w:t>7 jul</w:t>
-            </w:r>
-          </w:p>
-        </w:tc>
-        <w:tc>
-          <w:tcPr>
-            <w:tcW w:type="dxa" w:w="2160"/>
-          </w:tcPr>
-          <w:p>
-            <w:r>
-              <w:t>0e78b3a</w:t>
-            </w:r>
-          </w:p>
-        </w:tc>
-        <w:tc>
-          <w:tcPr>
-            <w:tcW w:type="dxa" w:w="2160"/>
-          </w:tcPr>
-          <w:p>
-            <w:r>
-              <w:t>Initial commit</w:t>
-            </w:r>
-          </w:p>
-        </w:tc>
-      </w:tr>
-      <w:tr>
-        <w:tc>
-          <w:tcPr>
-            <w:tcW w:type="dxa" w:w="2160"/>
-          </w:tcPr>
-          <w:p>
-            <w:r>
-              <w:t>2</w:t>
-            </w:r>
-          </w:p>
-        </w:tc>
-        <w:tc>
-          <w:tcPr>
-            <w:tcW w:type="dxa" w:w="2160"/>
-          </w:tcPr>
-          <w:p>
-            <w:r>
-              <w:t>7 jul</w:t>
-            </w:r>
-          </w:p>
-        </w:tc>
-        <w:tc>
-          <w:tcPr>
-            <w:tcW w:type="dxa" w:w="2160"/>
-          </w:tcPr>
-          <w:p>
-            <w:r>
-              <w:t>b31c6bd</w:t>
-            </w:r>
-          </w:p>
-        </w:tc>
-        <w:tc>
-          <w:tcPr>
-            <w:tcW w:type="dxa" w:w="2160"/>
-          </w:tcPr>
-          <w:p>
-            <w:r>
-              <w:t>feat: estructura inicial del Sistema de Gestion de Biblioteca Universitaria</w:t>
-            </w:r>
-          </w:p>
-        </w:tc>
-      </w:tr>
-      <w:tr>
-        <w:tc>
-          <w:tcPr>
-            <w:tcW w:type="dxa" w:w="2160"/>
-          </w:tcPr>
-          <w:p>
-            <w:r>
-              <w:t>3</w:t>
-            </w:r>
-          </w:p>
-        </w:tc>
-        <w:tc>
-          <w:tcPr>
-            <w:tcW w:type="dxa" w:w="2160"/>
-          </w:tcPr>
-          <w:p>
-            <w:r>
-              <w:t>8 jul</w:t>
-            </w:r>
-          </w:p>
-        </w:tc>
-        <w:tc>
-          <w:tcPr>
-            <w:tcW w:type="dxa" w:w="2160"/>
-          </w:tcPr>
-          <w:p>
-            <w:r>
-              <w:t>eaf6cae</w:t>
-            </w:r>
-          </w:p>
-        </w:tc>
-        <w:tc>
-          <w:tcPr>
-            <w:tcW w:type="dxa" w:w="2160"/>
-          </w:tcPr>
-          <w:p>
-            <w:r>
-              <w:t>refactor: estilo nivel 3er semestre segun lo ensenado por Ing. Bryan Velez + DECLARATORIA</w:t>
-            </w:r>
-          </w:p>
-        </w:tc>
-      </w:tr>
-      <w:tr>
-        <w:tc>
-          <w:tcPr>
-            <w:tcW w:type="dxa" w:w="2160"/>
-          </w:tcPr>
-          <w:p>
-            <w:r>
-              <w:t>4</w:t>
-            </w:r>
-          </w:p>
-        </w:tc>
-        <w:tc>
-          <w:tcPr>
-            <w:tcW w:type="dxa" w:w="2160"/>
-          </w:tcPr>
-          <w:p>
-            <w:r>
-              <w:t>9 jul</w:t>
-            </w:r>
-          </w:p>
-        </w:tc>
-        <w:tc>
-          <w:tcPr>
-            <w:tcW w:type="dxa" w:w="2160"/>
-          </w:tcPr>
-          <w:p>
-            <w:r>
-              <w:t>7f9e535</w:t>
-            </w:r>
-          </w:p>
-        </w:tc>
-        <w:tc>
-          <w:tcPr>
-            <w:tcW w:type="dxa" w:w="2160"/>
-          </w:tcPr>
-          <w:p>
-            <w:r>
-              <w:t>fix: DECLARATORIA actualizada tras revision completa del material</w:t>
-            </w:r>
-          </w:p>
-        </w:tc>
-      </w:tr>
-      <w:tr>
-        <w:tc>
-          <w:tcPr>
-            <w:tcW w:type="dxa" w:w="2160"/>
-          </w:tcPr>
-          <w:p>
-            <w:r>
-              <w:t>5</w:t>
-            </w:r>
-          </w:p>
-        </w:tc>
-        <w:tc>
-          <w:tcPr>
-            <w:tcW w:type="dxa" w:w="2160"/>
-          </w:tcPr>
-          <w:p>
-            <w:r>
-              <w:t>9 jul</w:t>
-            </w:r>
-          </w:p>
-        </w:tc>
-        <w:tc>
-          <w:tcPr>
-            <w:tcW w:type="dxa" w:w="2160"/>
-          </w:tcPr>
-          <w:p>
-            <w:r>
-              <w:t>d388507</w:t>
-            </w:r>
-          </w:p>
-        </w:tc>
-        <w:tc>
-          <w:tcPr>
-            <w:tcW w:type="dxa" w:w="2160"/>
-          </w:tcPr>
-          <w:p>
-            <w:r>
-              <w:t>fix: referencias genericas sin nombres individuales en DECLARATORIA</w:t>
-            </w:r>
-          </w:p>
-        </w:tc>
-      </w:tr>
-      <w:tr>
-        <w:tc>
-          <w:tcPr>
-            <w:tcW w:type="dxa" w:w="2160"/>
-          </w:tcPr>
-          <w:p>
-            <w:r>
-              <w:t>6</w:t>
-            </w:r>
-          </w:p>
-        </w:tc>
-        <w:tc>
-          <w:tcPr>
-            <w:tcW w:type="dxa" w:w="2160"/>
-          </w:tcPr>
-          <w:p>
-            <w:r>
-              <w:t>11 jul</w:t>
-            </w:r>
-          </w:p>
-        </w:tc>
-        <w:tc>
-          <w:tcPr>
-            <w:tcW w:type="dxa" w:w="2160"/>
-          </w:tcPr>
-          <w:p>
-            <w:r>
-              <w:t>ac193dd</w:t>
-            </w:r>
-          </w:p>
-        </w:tc>
-        <w:tc>
-          <w:tcPr>
-            <w:tcW w:type="dxa" w:w="2160"/>
-          </w:tcPr>
-          <w:p>
-            <w:r>
-              <w:t>docs: agregar documentacion del proyecto (especificacion, manual, Gantt, README)</w:t>
-            </w:r>
-          </w:p>
-        </w:tc>
-      </w:tr>
-      <w:tr>
-        <w:tc>
-          <w:tcPr>
-            <w:tcW w:type="dxa" w:w="2160"/>
-          </w:tcPr>
-          <w:p>
-            <w:r>
-              <w:t>7</w:t>
-            </w:r>
-          </w:p>
-        </w:tc>
-        <w:tc>
-          <w:tcPr>
-            <w:tcW w:type="dxa" w:w="2160"/>
-          </w:tcPr>
-          <w:p>
-            <w:r>
-              <w:t>11 jul</w:t>
-            </w:r>
-          </w:p>
-        </w:tc>
-        <w:tc>
-          <w:tcPr>
-            <w:tcW w:type="dxa" w:w="2160"/>
-          </w:tcPr>
-          <w:p>
-            <w:r>
-              <w:t>6cf6167</w:t>
-            </w:r>
-          </w:p>
-        </w:tc>
-        <w:tc>
-          <w:tcPr>
-            <w:tcW w:type="dxa" w:w="2160"/>
-          </w:tcPr>
-          <w:p>
-            <w:r>
-              <w:t>docs: especificacion visible en markdown + creditos de autoría por integrante en cada archivo</w:t>
-            </w:r>
-          </w:p>
-        </w:tc>
-      </w:tr>
-      <w:tr>
-        <w:tc>
-          <w:tcPr>
-            <w:tcW w:type="dxa" w:w="2160"/>
-          </w:tcPr>
-          <w:p>
-            <w:r>
-              <w:t>8</w:t>
-            </w:r>
-          </w:p>
-        </w:tc>
-        <w:tc>
-          <w:tcPr>
-            <w:tcW w:type="dxa" w:w="2160"/>
-          </w:tcPr>
-          <w:p>
-            <w:r>
-              <w:t>11 jul</w:t>
-            </w:r>
-          </w:p>
-        </w:tc>
-        <w:tc>
-          <w:tcPr>
-            <w:tcW w:type="dxa" w:w="2160"/>
-          </w:tcPr>
-          <w:p>
-            <w:r>
-              <w:t>2d1e028</w:t>
-            </w:r>
-          </w:p>
-        </w:tc>
-        <w:tc>
-          <w:tcPr>
-            <w:tcW w:type="dxa" w:w="2160"/>
-          </w:tcPr>
-          <w:p>
-            <w:r>
-              <w:t>fix: formato limpio del credito de Mayra en manual-usuario.md</w:t>
-            </w:r>
-          </w:p>
-        </w:tc>
-      </w:tr>
-      <w:tr>
-        <w:tc>
-          <w:tcPr>
-            <w:tcW w:type="dxa" w:w="2160"/>
-          </w:tcPr>
-          <w:p>
-            <w:r>
-              <w:t>9</w:t>
-            </w:r>
-          </w:p>
-        </w:tc>
-        <w:tc>
-          <w:tcPr>
-            <w:tcW w:type="dxa" w:w="2160"/>
-          </w:tcPr>
-          <w:p>
-            <w:r>
-              <w:t>11 jul</w:t>
-            </w:r>
-          </w:p>
-        </w:tc>
-        <w:tc>
-          <w:tcPr>
-            <w:tcW w:type="dxa" w:w="2160"/>
-          </w:tcPr>
-          <w:p>
-            <w:r>
-              <w:t>e8ce1b1</w:t>
-            </w:r>
-          </w:p>
-        </w:tc>
-        <w:tc>
-          <w:tcPr>
-            <w:tcW w:type="dxa" w:w="2160"/>
-          </w:tcPr>
-          <w:p>
-            <w:r>
-              <w:t>fix: actualizar historial de commits y DECLARATORIA (Tkinter + incremental)</w:t>
-            </w:r>
-          </w:p>
-        </w:tc>
-      </w:tr>
-    </w:tbl>
-    <w:p>
-      <w:pPr>
-        <w:pStyle w:val="Heading2"/>
-      </w:pPr>
-      <w:r>
-        <w:t>9.3 Stack Tecnológico</w:t>
-      </w:r>
-    </w:p>
-    <w:p>
-      <w:pPr>
-        <w:pStyle w:val="ListBullet"/>
-      </w:pPr>
-      <w:r>
-        <w:t>Editor: VS Code con extensión Python (Microsoft) + GitLens</w:t>
-      </w:r>
-    </w:p>
-    <w:p>
-      <w:pPr>
-        <w:pStyle w:val="ListBullet"/>
-      </w:pPr>
-      <w:r>
-        <w:t>Control de versiones: Git + GitHub</w:t>
-      </w:r>
-    </w:p>
-    <w:p>
-      <w:pPr>
-        <w:pStyle w:val="ListBullet"/>
-      </w:pPr>
-      <w:r>
-        <w:t>Lenguaje: Python 3.11+</w:t>
-      </w:r>
-    </w:p>
-    <w:p>
-      <w:pPr>
-        <w:pStyle w:val="ListBullet"/>
-      </w:pPr>
-      <w:r>
-        <w:t>GUI: Tkinter (libería estándar de Python)</w:t>
-      </w:r>
-    </w:p>
-    <w:p>
-      <w:pPr>
-        <w:pStyle w:val="ListBullet"/>
-      </w:pPr>
-      <w:r>
-        <w:t>BD: SQLite3</w:t>
-      </w:r>
-    </w:p>
-    <w:p>
-      <w:pPr>
-        <w:pStyle w:val="ListBullet"/>
-      </w:pPr>
-      <w:r>
-        <w:t>Documentación: Markdown + DOCX + PDF</w:t>
-      </w:r>
-    </w:p>
-    <w:p>
-      <w:pPr>
-        <w:pStyle w:val="Heading1"/>
-      </w:pPr>
-      <w:r>
-        <w:t>10. Plan de Trabajo y Cronograma</w:t>
-      </w:r>
-    </w:p>
-    <w:p>
-      <w:pPr>
-        <w:pStyle w:val="Heading2"/>
-      </w:pPr>
-      <w:r>
-        <w:t>10.1 Diagrama de Gantt</w:t>
-      </w:r>
-    </w:p>
-    <w:p>
-      <w:pPr>
+        <w:spacing w:before="600" w:after="80" w:line="276" w:lineRule="auto"/>
         <w:jc w:val="center"/>
       </w:pPr>
       <w:r>
         <w:drawing>
           <wp:inline xmlns:a="http://schemas.openxmlformats.org/drawingml/2006/main" xmlns:pic="http://schemas.openxmlformats.org/drawingml/2006/picture">
-            <wp:extent cx="5486400" cy="2913087"/>
+            <wp:extent cx="1260000" cy="1265727"/>
             <wp:docPr id="1" name="Picture 1"/>
             <wp:cNvGraphicFramePr>
               <a:graphicFrameLocks noChangeAspect="1"/>
@@ -2342,7 +19,7 @@
               <a:graphicData uri="http://schemas.openxmlformats.org/drawingml/2006/picture">
                 <pic:pic>
                   <pic:nvPicPr>
-                    <pic:cNvPr id="0" name="gantt.png"/>
+                    <pic:cNvPr id="0" name="uae_logo_oficial.jpg"/>
                     <pic:cNvPicPr/>
                   </pic:nvPicPr>
                   <pic:blipFill>
@@ -2354,7 +31,7 @@
                   <pic:spPr>
                     <a:xfrm>
                       <a:off x="0" y="0"/>
-                      <a:ext cx="5486400" cy="2913087"/>
+                      <a:ext cx="1260000" cy="1265727"/>
                     </a:xfrm>
                     <a:prstGeom prst="rect"/>
                   </pic:spPr>
@@ -2367,51 +44,1442 @@
     </w:p>
     <w:p>
       <w:pPr>
-        <w:pStyle w:val="Heading2"/>
+        <w:spacing w:before="40" w:after="0" w:line="276" w:lineRule="auto"/>
+        <w:jc w:val="center"/>
       </w:pPr>
       <w:r>
-        <w:t>10.2 Prioridades para la Semana 13 (13-17 julio)</w:t>
+        <w:rPr>
+          <w:rFonts w:ascii="Carlito" w:hAnsi="Carlito" w:eastAsia="Carlito" w:cs="Carlito"/>
+          <w:rFonts w:ascii="Carlito" w:hAnsi="Carlito"/>
+          <w:b/>
+          <w:i w:val="0"/>
+          <w:color w:val="1B4F72"/>
+          <w:sz w:val="28"/>
+        </w:rPr>
+        <w:t>UNIVERSIDAD AGRARIA DEL ECUADOR</w:t>
+      </w:r>
+    </w:p>
+    <w:p>
+      <w:pPr>
+        <w:spacing w:before="0" w:after="0" w:line="276" w:lineRule="auto"/>
+        <w:jc w:val="center"/>
+      </w:pPr>
+      <w:r>
+        <w:rPr>
+          <w:rFonts w:ascii="Carlito" w:hAnsi="Carlito" w:eastAsia="Carlito" w:cs="Carlito"/>
+          <w:rFonts w:ascii="Carlito" w:hAnsi="Carlito"/>
+          <w:b/>
+          <w:i w:val="0"/>
+          <w:sz w:val="22"/>
+        </w:rPr>
+        <w:t>Facultad de Ciencias Agrarias</w:t>
+      </w:r>
+    </w:p>
+    <w:p>
+      <w:pPr>
+        <w:spacing w:before="0" w:after="40" w:line="276" w:lineRule="auto"/>
+        <w:jc w:val="center"/>
+      </w:pPr>
+      <w:r>
+        <w:rPr>
+          <w:rFonts w:ascii="Carlito" w:hAnsi="Carlito" w:eastAsia="Carlito" w:cs="Carlito"/>
+          <w:rFonts w:ascii="Carlito" w:hAnsi="Carlito"/>
+          <w:b w:val="0"/>
+          <w:i w:val="0"/>
+          <w:sz w:val="20"/>
+        </w:rPr>
+        <w:t>Carrera Ingeniería en Ciencias de la Computación — Modalidad en Línea</w:t>
+      </w:r>
+    </w:p>
+    <w:p>
+      <w:pPr>
+        <w:pBdr>
+          <w:bottom w:val="single" w:sz="12" w:space="1" w:color="1B4F72"/>
+        </w:pBdr>
+        <w:spacing w:before="40" w:after="160" w:line="276" w:lineRule="auto"/>
+      </w:pPr>
+    </w:p>
+    <w:p>
+      <w:pPr>
+        <w:spacing w:before="80" w:after="40" w:line="276" w:lineRule="auto"/>
+        <w:jc w:val="center"/>
+      </w:pPr>
+      <w:r>
+        <w:rPr>
+          <w:rFonts w:ascii="Carlito" w:hAnsi="Carlito" w:eastAsia="Carlito" w:cs="Carlito"/>
+          <w:rFonts w:ascii="Carlito" w:hAnsi="Carlito"/>
+          <w:b/>
+          <w:i w:val="0"/>
+          <w:color w:val="1B4F72"/>
+          <w:sz w:val="30"/>
+        </w:rPr>
+        <w:t>Proyecto Final — Avance Documental (50%)</w:t>
+      </w:r>
+    </w:p>
+    <w:p>
+      <w:pPr>
+        <w:spacing w:before="0" w:after="120" w:line="276" w:lineRule="auto"/>
+        <w:jc w:val="center"/>
+      </w:pPr>
+      <w:r>
+        <w:rPr>
+          <w:rFonts w:ascii="Carlito" w:hAnsi="Carlito" w:eastAsia="Carlito" w:cs="Carlito"/>
+          <w:rFonts w:ascii="Carlito" w:hAnsi="Carlito"/>
+          <w:b/>
+          <w:i w:val="0"/>
+          <w:sz w:val="22"/>
+        </w:rPr>
+        <w:t>Sistema de Gestión de Biblioteca Universitaria</w:t>
+      </w:r>
+    </w:p>
+    <w:p>
+      <w:pPr>
+        <w:spacing w:before="0" w:after="20" w:line="240" w:lineRule="auto"/>
+        <w:jc w:val="center"/>
+      </w:pPr>
+      <w:r>
+        <w:rPr>
+          <w:rFonts w:ascii="Carlito" w:hAnsi="Carlito" w:eastAsia="Carlito" w:cs="Carlito"/>
+          <w:rFonts w:ascii="Carlito" w:hAnsi="Carlito"/>
+          <w:b w:val="0"/>
+          <w:i w:val="0"/>
+          <w:sz w:val="20"/>
+        </w:rPr>
+        <w:t>Asignatura: Lenguaje de Programación 2 (Programación 2)</w:t>
+      </w:r>
+    </w:p>
+    <w:p>
+      <w:pPr>
+        <w:spacing w:before="0" w:after="20" w:line="240" w:lineRule="auto"/>
+        <w:jc w:val="center"/>
+      </w:pPr>
+      <w:r>
+        <w:rPr>
+          <w:rFonts w:ascii="Carlito" w:hAnsi="Carlito" w:eastAsia="Carlito" w:cs="Carlito"/>
+          <w:rFonts w:ascii="Carlito" w:hAnsi="Carlito"/>
+          <w:b w:val="0"/>
+          <w:i w:val="0"/>
+          <w:sz w:val="20"/>
+        </w:rPr>
+        <w:t>Docente: Ing. Bryan Orlando Vélez San Martín, M.Sc.</w:t>
+      </w:r>
+    </w:p>
+    <w:p>
+      <w:pPr>
+        <w:spacing w:before="0" w:after="20" w:line="240" w:lineRule="auto"/>
+        <w:jc w:val="center"/>
+      </w:pPr>
+      <w:r>
+        <w:rPr>
+          <w:rFonts w:ascii="Carlito" w:hAnsi="Carlito" w:eastAsia="Carlito" w:cs="Carlito"/>
+          <w:rFonts w:ascii="Carlito" w:hAnsi="Carlito"/>
+          <w:b w:val="0"/>
+          <w:i w:val="0"/>
+          <w:sz w:val="20"/>
+        </w:rPr>
+        <w:t>Paralelo: 3SA — Tercer Semestre</w:t>
+      </w:r>
+    </w:p>
+    <w:p>
+      <w:pPr>
+        <w:spacing w:before="0" w:after="20" w:line="240" w:lineRule="auto"/>
+        <w:jc w:val="center"/>
+      </w:pPr>
+      <w:r>
+        <w:rPr>
+          <w:rFonts w:ascii="Carlito" w:hAnsi="Carlito" w:eastAsia="Carlito" w:cs="Carlito"/>
+          <w:rFonts w:ascii="Carlito" w:hAnsi="Carlito"/>
+          <w:b w:val="0"/>
+          <w:i w:val="0"/>
+          <w:sz w:val="20"/>
+        </w:rPr>
+        <w:t>Grupo: Grupo #1</w:t>
+      </w:r>
+    </w:p>
+    <w:p>
+      <w:pPr>
+        <w:spacing w:before="0" w:after="20" w:line="240" w:lineRule="auto"/>
+        <w:jc w:val="center"/>
+      </w:pPr>
+      <w:r>
+        <w:rPr>
+          <w:rFonts w:ascii="Carlito" w:hAnsi="Carlito" w:eastAsia="Carlito" w:cs="Carlito"/>
+          <w:rFonts w:ascii="Carlito" w:hAnsi="Carlito"/>
+          <w:b w:val="0"/>
+          <w:i w:val="0"/>
+          <w:sz w:val="20"/>
+        </w:rPr>
+      </w:r>
+    </w:p>
+    <w:p>
+      <w:pPr>
+        <w:spacing w:before="0" w:after="40" w:line="240" w:lineRule="auto"/>
+        <w:jc w:val="center"/>
+      </w:pPr>
+      <w:r>
+        <w:rPr>
+          <w:rFonts w:ascii="Carlito" w:hAnsi="Carlito" w:eastAsia="Carlito" w:cs="Carlito"/>
+          <w:rFonts w:ascii="Carlito" w:hAnsi="Carlito"/>
+          <w:b/>
+          <w:i w:val="0"/>
+          <w:color w:val="1B4F72"/>
+          <w:sz w:val="18"/>
+        </w:rPr>
+        <w:t>Integrantes:</w:t>
+      </w:r>
+    </w:p>
+    <w:p>
+      <w:pPr>
+        <w:spacing w:before="0" w:after="0" w:line="240" w:lineRule="auto"/>
+        <w:jc w:val="center"/>
+      </w:pPr>
+      <w:r>
+        <w:rPr>
+          <w:rFonts w:ascii="Carlito" w:hAnsi="Carlito" w:eastAsia="Carlito" w:cs="Carlito"/>
+          <w:rFonts w:ascii="Carlito" w:hAnsi="Carlito"/>
+          <w:b w:val="0"/>
+          <w:i w:val="0"/>
+          <w:sz w:val="18"/>
+        </w:rPr>
+        <w:t>• Henry Josué Pazmiño Raimundy</w:t>
+      </w:r>
+    </w:p>
+    <w:p>
+      <w:pPr>
+        <w:spacing w:before="0" w:after="0" w:line="240" w:lineRule="auto"/>
+        <w:jc w:val="center"/>
+      </w:pPr>
+      <w:r>
+        <w:rPr>
+          <w:rFonts w:ascii="Carlito" w:hAnsi="Carlito" w:eastAsia="Carlito" w:cs="Carlito"/>
+          <w:rFonts w:ascii="Carlito" w:hAnsi="Carlito"/>
+          <w:b w:val="0"/>
+          <w:i w:val="0"/>
+          <w:sz w:val="18"/>
+        </w:rPr>
+        <w:t>• Jodie Michelle Parrales Quimí</w:t>
+      </w:r>
+    </w:p>
+    <w:p>
+      <w:pPr>
+        <w:spacing w:before="0" w:after="0" w:line="240" w:lineRule="auto"/>
+        <w:jc w:val="center"/>
+      </w:pPr>
+      <w:r>
+        <w:rPr>
+          <w:rFonts w:ascii="Carlito" w:hAnsi="Carlito" w:eastAsia="Carlito" w:cs="Carlito"/>
+          <w:rFonts w:ascii="Carlito" w:hAnsi="Carlito"/>
+          <w:b w:val="0"/>
+          <w:i w:val="0"/>
+          <w:sz w:val="18"/>
+        </w:rPr>
+        <w:t>• Cindy Ninoska Ayoví Gonzabay</w:t>
+      </w:r>
+    </w:p>
+    <w:p>
+      <w:pPr>
+        <w:spacing w:before="0" w:after="0" w:line="240" w:lineRule="auto"/>
+        <w:jc w:val="center"/>
+      </w:pPr>
+      <w:r>
+        <w:rPr>
+          <w:rFonts w:ascii="Carlito" w:hAnsi="Carlito" w:eastAsia="Carlito" w:cs="Carlito"/>
+          <w:rFonts w:ascii="Carlito" w:hAnsi="Carlito"/>
+          <w:b w:val="0"/>
+          <w:i w:val="0"/>
+          <w:sz w:val="18"/>
+        </w:rPr>
+        <w:t>• Cesar Vicente Hernández Uyaguari</w:t>
+      </w:r>
+    </w:p>
+    <w:p>
+      <w:pPr>
+        <w:spacing w:before="0" w:after="0" w:line="240" w:lineRule="auto"/>
+        <w:jc w:val="center"/>
+      </w:pPr>
+      <w:r>
+        <w:rPr>
+          <w:rFonts w:ascii="Carlito" w:hAnsi="Carlito" w:eastAsia="Carlito" w:cs="Carlito"/>
+          <w:rFonts w:ascii="Carlito" w:hAnsi="Carlito"/>
+          <w:b w:val="0"/>
+          <w:i w:val="0"/>
+          <w:sz w:val="18"/>
+        </w:rPr>
+        <w:t>• Mayra Alejandra Vera Yagual</w:t>
+      </w:r>
+    </w:p>
+    <w:p>
+      <w:pPr>
+        <w:spacing w:before="120" w:after="0" w:line="276" w:lineRule="auto"/>
+        <w:jc w:val="center"/>
+      </w:pPr>
+      <w:r>
+        <w:rPr>
+          <w:rFonts w:ascii="Carlito" w:hAnsi="Carlito" w:eastAsia="Carlito" w:cs="Carlito"/>
+          <w:rFonts w:ascii="Carlito" w:hAnsi="Carlito"/>
+          <w:b w:val="0"/>
+          <w:i w:val="0"/>
+          <w:sz w:val="20"/>
+        </w:rPr>
+        <w:t>Julio 2026</w:t>
+      </w:r>
+    </w:p>
+    <w:p>
+      <w:r>
+        <w:br w:type="page"/>
+      </w:r>
+    </w:p>
+    <w:p>
+      <w:pPr>
+        <w:spacing w:before="200" w:after="80" w:line="276" w:lineRule="auto"/>
+        <w:jc w:val="left"/>
+      </w:pPr>
+      <w:r>
+        <w:rPr>
+          <w:rFonts w:ascii="Carlito" w:hAnsi="Carlito" w:eastAsia="Carlito" w:cs="Carlito"/>
+          <w:rFonts w:ascii="Carlito" w:hAnsi="Carlito"/>
+          <w:b/>
+          <w:i w:val="0"/>
+          <w:color w:val="1B4F72"/>
+          <w:sz w:val="24"/>
+        </w:rPr>
+        <w:t>Índice de Contenidos (Preliminar)</w:t>
+      </w:r>
+    </w:p>
+    <w:p>
+      <w:pPr>
+        <w:spacing w:before="0" w:after="20" w:line="276" w:lineRule="auto"/>
+        <w:jc w:val="left"/>
+      </w:pPr>
+      <w:r>
+        <w:rPr>
+          <w:rFonts w:ascii="Carlito" w:hAnsi="Carlito" w:eastAsia="Carlito" w:cs="Carlito"/>
+          <w:rFonts w:ascii="Carlito" w:hAnsi="Carlito"/>
+          <w:b w:val="0"/>
+          <w:i w:val="0"/>
+          <w:sz w:val="18"/>
+        </w:rPr>
+        <w:t>1.  Portada</w:t>
+      </w:r>
+    </w:p>
+    <w:p>
+      <w:pPr>
+        <w:spacing w:before="0" w:after="20" w:line="276" w:lineRule="auto"/>
+        <w:jc w:val="left"/>
+      </w:pPr>
+      <w:r>
+        <w:rPr>
+          <w:rFonts w:ascii="Carlito" w:hAnsi="Carlito" w:eastAsia="Carlito" w:cs="Carlito"/>
+          <w:rFonts w:ascii="Carlito" w:hAnsi="Carlito"/>
+          <w:b w:val="0"/>
+          <w:i w:val="0"/>
+          <w:sz w:val="18"/>
+        </w:rPr>
+        <w:t>2.  Índice de Contenidos</w:t>
+      </w:r>
+    </w:p>
+    <w:p>
+      <w:pPr>
+        <w:spacing w:before="0" w:after="20" w:line="276" w:lineRule="auto"/>
+        <w:jc w:val="left"/>
+      </w:pPr>
+      <w:r>
+        <w:rPr>
+          <w:rFonts w:ascii="Carlito" w:hAnsi="Carlito" w:eastAsia="Carlito" w:cs="Carlito"/>
+          <w:rFonts w:ascii="Carlito" w:hAnsi="Carlito"/>
+          <w:b w:val="0"/>
+          <w:i w:val="0"/>
+          <w:sz w:val="18"/>
+        </w:rPr>
+        <w:t>3.  Introducción</w:t>
+      </w:r>
+    </w:p>
+    <w:p>
+      <w:pPr>
+        <w:spacing w:before="0" w:after="20" w:line="276" w:lineRule="auto"/>
+        <w:jc w:val="left"/>
+      </w:pPr>
+      <w:r>
+        <w:rPr>
+          <w:rFonts w:ascii="Carlito" w:hAnsi="Carlito" w:eastAsia="Carlito" w:cs="Carlito"/>
+          <w:rFonts w:ascii="Carlito" w:hAnsi="Carlito"/>
+          <w:b w:val="0"/>
+          <w:i w:val="0"/>
+          <w:sz w:val="18"/>
+        </w:rPr>
+        <w:t>4.  Justificación</w:t>
+      </w:r>
+    </w:p>
+    <w:p>
+      <w:pPr>
+        <w:spacing w:before="0" w:after="20" w:line="276" w:lineRule="auto"/>
+        <w:jc w:val="left"/>
+      </w:pPr>
+      <w:r>
+        <w:rPr>
+          <w:rFonts w:ascii="Carlito" w:hAnsi="Carlito" w:eastAsia="Carlito" w:cs="Carlito"/>
+          <w:rFonts w:ascii="Carlito" w:hAnsi="Carlito"/>
+          <w:b w:val="0"/>
+          <w:i w:val="0"/>
+          <w:sz w:val="18"/>
+        </w:rPr>
+        <w:t>5.  Objetivos</w:t>
+      </w:r>
+    </w:p>
+    <w:p>
+      <w:pPr>
+        <w:spacing w:before="0" w:after="20" w:line="276" w:lineRule="auto"/>
+        <w:jc w:val="left"/>
+      </w:pPr>
+      <w:r>
+        <w:rPr>
+          <w:rFonts w:ascii="Carlito" w:hAnsi="Carlito" w:eastAsia="Carlito" w:cs="Carlito"/>
+          <w:rFonts w:ascii="Carlito" w:hAnsi="Carlito"/>
+          <w:b w:val="0"/>
+          <w:i w:val="0"/>
+          <w:sz w:val="18"/>
+        </w:rPr>
+        <w:t xml:space="preserve">  5.1  Objetivo General</w:t>
+      </w:r>
+    </w:p>
+    <w:p>
+      <w:pPr>
+        <w:spacing w:before="0" w:after="20" w:line="276" w:lineRule="auto"/>
+        <w:jc w:val="left"/>
+      </w:pPr>
+      <w:r>
+        <w:rPr>
+          <w:rFonts w:ascii="Carlito" w:hAnsi="Carlito" w:eastAsia="Carlito" w:cs="Carlito"/>
+          <w:rFonts w:ascii="Carlito" w:hAnsi="Carlito"/>
+          <w:b w:val="0"/>
+          <w:i w:val="0"/>
+          <w:sz w:val="18"/>
+        </w:rPr>
+        <w:t xml:space="preserve">  5.2  Objetivos Específicos</w:t>
+      </w:r>
+    </w:p>
+    <w:p>
+      <w:pPr>
+        <w:spacing w:before="0" w:after="20" w:line="276" w:lineRule="auto"/>
+        <w:jc w:val="left"/>
+      </w:pPr>
+      <w:r>
+        <w:rPr>
+          <w:rFonts w:ascii="Carlito" w:hAnsi="Carlito" w:eastAsia="Carlito" w:cs="Carlito"/>
+          <w:rFonts w:ascii="Carlito" w:hAnsi="Carlito"/>
+          <w:b w:val="0"/>
+          <w:i w:val="0"/>
+          <w:sz w:val="18"/>
+        </w:rPr>
+        <w:t>6.  Alcance del Sistema</w:t>
+      </w:r>
+    </w:p>
+    <w:p>
+      <w:pPr>
+        <w:spacing w:before="0" w:after="20" w:line="276" w:lineRule="auto"/>
+        <w:jc w:val="left"/>
+      </w:pPr>
+      <w:r>
+        <w:rPr>
+          <w:rFonts w:ascii="Carlito" w:hAnsi="Carlito" w:eastAsia="Carlito" w:cs="Carlito"/>
+          <w:rFonts w:ascii="Carlito" w:hAnsi="Carlito"/>
+          <w:b w:val="0"/>
+          <w:i w:val="0"/>
+          <w:sz w:val="18"/>
+        </w:rPr>
+        <w:t>7.  Marco Teórico</w:t>
+      </w:r>
+    </w:p>
+    <w:p>
+      <w:pPr>
+        <w:spacing w:before="0" w:after="20" w:line="276" w:lineRule="auto"/>
+        <w:jc w:val="left"/>
+      </w:pPr>
+      <w:r>
+        <w:rPr>
+          <w:rFonts w:ascii="Carlito" w:hAnsi="Carlito" w:eastAsia="Carlito" w:cs="Carlito"/>
+          <w:rFonts w:ascii="Carlito" w:hAnsi="Carlito"/>
+          <w:b w:val="0"/>
+          <w:i w:val="0"/>
+          <w:sz w:val="18"/>
+        </w:rPr>
+        <w:t xml:space="preserve">  7.1  Programación Orientada a Objetos</w:t>
+      </w:r>
+    </w:p>
+    <w:p>
+      <w:pPr>
+        <w:spacing w:before="0" w:after="20" w:line="276" w:lineRule="auto"/>
+        <w:jc w:val="left"/>
+      </w:pPr>
+      <w:r>
+        <w:rPr>
+          <w:rFonts w:ascii="Carlito" w:hAnsi="Carlito" w:eastAsia="Carlito" w:cs="Carlito"/>
+          <w:rFonts w:ascii="Carlito" w:hAnsi="Carlito"/>
+          <w:b w:val="0"/>
+          <w:i w:val="0"/>
+          <w:sz w:val="18"/>
+        </w:rPr>
+        <w:t xml:space="preserve">  7.2  Estructuras de Datos</w:t>
+      </w:r>
+    </w:p>
+    <w:p>
+      <w:pPr>
+        <w:spacing w:before="0" w:after="20" w:line="276" w:lineRule="auto"/>
+        <w:jc w:val="left"/>
+      </w:pPr>
+      <w:r>
+        <w:rPr>
+          <w:rFonts w:ascii="Carlito" w:hAnsi="Carlito" w:eastAsia="Carlito" w:cs="Carlito"/>
+          <w:rFonts w:ascii="Carlito" w:hAnsi="Carlito"/>
+          <w:b w:val="0"/>
+          <w:i w:val="0"/>
+          <w:sz w:val="18"/>
+        </w:rPr>
+        <w:t xml:space="preserve">  7.3  Algoritmos de Ordenamiento y Búsqueda</w:t>
+      </w:r>
+    </w:p>
+    <w:p>
+      <w:pPr>
+        <w:spacing w:before="0" w:after="20" w:line="276" w:lineRule="auto"/>
+        <w:jc w:val="left"/>
+      </w:pPr>
+      <w:r>
+        <w:rPr>
+          <w:rFonts w:ascii="Carlito" w:hAnsi="Carlito" w:eastAsia="Carlito" w:cs="Carlito"/>
+          <w:rFonts w:ascii="Carlito" w:hAnsi="Carlito"/>
+          <w:b w:val="0"/>
+          <w:i w:val="0"/>
+          <w:sz w:val="18"/>
+        </w:rPr>
+        <w:t xml:space="preserve">  7.4  Base de Datos con SQLite</w:t>
+      </w:r>
+    </w:p>
+    <w:p>
+      <w:pPr>
+        <w:spacing w:before="0" w:after="20" w:line="276" w:lineRule="auto"/>
+        <w:jc w:val="left"/>
+      </w:pPr>
+      <w:r>
+        <w:rPr>
+          <w:rFonts w:ascii="Carlito" w:hAnsi="Carlito" w:eastAsia="Carlito" w:cs="Carlito"/>
+          <w:rFonts w:ascii="Carlito" w:hAnsi="Carlito"/>
+          <w:b w:val="0"/>
+          <w:i w:val="0"/>
+          <w:sz w:val="18"/>
+        </w:rPr>
+        <w:t>8.  Diseño Preliminar del Sistema</w:t>
+      </w:r>
+    </w:p>
+    <w:p>
+      <w:pPr>
+        <w:spacing w:before="0" w:after="20" w:line="276" w:lineRule="auto"/>
+        <w:jc w:val="left"/>
+      </w:pPr>
+      <w:r>
+        <w:rPr>
+          <w:rFonts w:ascii="Carlito" w:hAnsi="Carlito" w:eastAsia="Carlito" w:cs="Carlito"/>
+          <w:rFonts w:ascii="Carlito" w:hAnsi="Carlito"/>
+          <w:b w:val="0"/>
+          <w:i w:val="0"/>
+          <w:sz w:val="18"/>
+        </w:rPr>
+        <w:t xml:space="preserve">  8.1  Diagrama de Clases UML</w:t>
+      </w:r>
+    </w:p>
+    <w:p>
+      <w:pPr>
+        <w:spacing w:before="0" w:after="20" w:line="276" w:lineRule="auto"/>
+        <w:jc w:val="left"/>
+      </w:pPr>
+      <w:r>
+        <w:rPr>
+          <w:rFonts w:ascii="Carlito" w:hAnsi="Carlito" w:eastAsia="Carlito" w:cs="Carlito"/>
+          <w:rFonts w:ascii="Carlito" w:hAnsi="Carlito"/>
+          <w:b w:val="0"/>
+          <w:i w:val="0"/>
+          <w:sz w:val="18"/>
+        </w:rPr>
+        <w:t xml:space="preserve">  8.2  Modelo Entidad-Relación de la Base de Datos</w:t>
+      </w:r>
+    </w:p>
+    <w:p>
+      <w:r>
+        <w:br w:type="page"/>
+      </w:r>
+    </w:p>
+    <w:p>
+      <w:pPr>
+        <w:spacing w:before="200" w:after="80" w:line="276" w:lineRule="auto"/>
+        <w:jc w:val="left"/>
+      </w:pPr>
+      <w:r>
+        <w:rPr>
+          <w:rFonts w:ascii="Carlito" w:hAnsi="Carlito" w:eastAsia="Carlito" w:cs="Carlito"/>
+          <w:rFonts w:ascii="Carlito" w:hAnsi="Carlito"/>
+          <w:b/>
+          <w:i w:val="0"/>
+          <w:color w:val="1B4F72"/>
+          <w:sz w:val="24"/>
+        </w:rPr>
+        <w:t>Introducción</w:t>
+      </w:r>
+    </w:p>
+    <w:p>
+      <w:pPr>
+        <w:spacing w:before="0" w:after="80" w:line="276" w:lineRule="auto"/>
+        <w:jc w:val="both"/>
+      </w:pPr>
+      <w:r>
+        <w:rPr>
+          <w:rFonts w:ascii="Carlito" w:hAnsi="Carlito" w:eastAsia="Carlito" w:cs="Carlito"/>
+          <w:rFonts w:ascii="Carlito" w:hAnsi="Carlito"/>
+          <w:b w:val="0"/>
+          <w:i w:val="0"/>
+          <w:sz w:val="18"/>
+        </w:rPr>
+        <w:t>El presente documento constituye el avance del 50% del proyecto final de la asignatura Lenguaje de Programación 2, correspondiente al Tercer Semestre de la Carrera de Ciencias de la Computación de la Universidad Agraria del Ecuador. El proyecto consiste en el desarrollo de un Sistema de Gestión de Biblioteca Universitaria, una aplicación de escritorio desarrollada en Python que integra los conceptos fundamentales de programación orientada a objetos, estructuras de datos, algoritmos de ordenamiento y búsqueda, bases de datos relacionales con SQLite, e interfaz gráfica con Tkinter.</w:t>
+      </w:r>
+    </w:p>
+    <w:p>
+      <w:pPr>
+        <w:spacing w:before="0" w:after="80" w:line="276" w:lineRule="auto"/>
+        <w:jc w:val="both"/>
+      </w:pPr>
+      <w:r>
+        <w:rPr>
+          <w:rFonts w:ascii="Carlito" w:hAnsi="Carlito" w:eastAsia="Carlito" w:cs="Carlito"/>
+          <w:rFonts w:ascii="Carlito" w:hAnsi="Carlito"/>
+          <w:b w:val="0"/>
+          <w:i w:val="0"/>
+          <w:sz w:val="18"/>
+        </w:rPr>
+        <w:t>La biblioteca universitaria enfrenta desafíos comunes en la gestión de sus recursos bibliográficos: control de inventario de libros, registro de socios (estudiantes y docentes), administración de préstamos y devoluciones, y manejo de reservas de ejemplares. El sistema propuesto automatiza estos procesos mediante una solución informática integral que reemplaza los procedimientos manuales y reduce el riesgo de pérdida de información.</w:t>
+      </w:r>
+    </w:p>
+    <w:p>
+      <w:pPr>
+        <w:spacing w:before="0" w:after="80" w:line="276" w:lineRule="auto"/>
+        <w:jc w:val="both"/>
+      </w:pPr>
+      <w:r>
+        <w:rPr>
+          <w:rFonts w:ascii="Carlito" w:hAnsi="Carlito" w:eastAsia="Carlito" w:cs="Carlito"/>
+          <w:rFonts w:ascii="Carlito" w:hAnsi="Carlito"/>
+          <w:b w:val="0"/>
+          <w:i w:val="0"/>
+          <w:sz w:val="18"/>
+        </w:rPr>
+        <w:t>Este informe cubre las secciones de introducción, justificación, objetivos, alcance, marco teórico y diseño preliminar del sistema. La segunda mitad del documento (metodología detallada, implementación, pruebas, análisis de complejidad, conclusiones y bibliografía) se completará en la entrega final de la semana 14.</w:t>
+      </w:r>
+    </w:p>
+    <w:p>
+      <w:pPr>
+        <w:spacing w:before="200" w:after="80" w:line="276" w:lineRule="auto"/>
+        <w:jc w:val="left"/>
+      </w:pPr>
+      <w:r>
+        <w:rPr>
+          <w:rFonts w:ascii="Carlito" w:hAnsi="Carlito" w:eastAsia="Carlito" w:cs="Carlito"/>
+          <w:rFonts w:ascii="Carlito" w:hAnsi="Carlito"/>
+          <w:b/>
+          <w:i w:val="0"/>
+          <w:color w:val="1B4F72"/>
+          <w:sz w:val="24"/>
+        </w:rPr>
+        <w:t>Justificación</w:t>
+      </w:r>
+    </w:p>
+    <w:p>
+      <w:pPr>
+        <w:spacing w:before="0" w:after="80" w:line="276" w:lineRule="auto"/>
+        <w:jc w:val="both"/>
+      </w:pPr>
+      <w:r>
+        <w:rPr>
+          <w:rFonts w:ascii="Carlito" w:hAnsi="Carlito" w:eastAsia="Carlito" w:cs="Carlito"/>
+          <w:rFonts w:ascii="Carlito" w:hAnsi="Carlito"/>
+          <w:b w:val="0"/>
+          <w:i w:val="0"/>
+          <w:sz w:val="18"/>
+        </w:rPr>
+        <w:t>El desarrollo del Sistema de Gestión de Biblioteca Universitaria se justifica desde una perspectiva académica y práctica. Desde el punto de vista académico, este proyecto integra la totalidad de los contenidos vistos durante el semestre: los principios de la programación orientada a objetos (herencia, encapsulamiento, polimorfismo y abstracción), las estructuras de datos lineales (listas enlazadas, pilas y colas), los algoritmos fundamentales de ordenamiento y búsqueda, y el manejo de bases de datos relacionales mediante SQLite.</w:t>
+      </w:r>
+    </w:p>
+    <w:p>
+      <w:pPr>
+        <w:spacing w:before="0" w:after="80" w:line="276" w:lineRule="auto"/>
+        <w:jc w:val="both"/>
+      </w:pPr>
+      <w:r>
+        <w:rPr>
+          <w:rFonts w:ascii="Carlito" w:hAnsi="Carlito" w:eastAsia="Carlito" w:cs="Carlito"/>
+          <w:rFonts w:ascii="Carlito" w:hAnsi="Carlito"/>
+          <w:b w:val="0"/>
+          <w:i w:val="0"/>
+          <w:sz w:val="18"/>
+        </w:rPr>
+        <w:t>En el ámbito práctico, una biblioteca universitaria típica maneja cientos o miles de ejemplares, atiende a una comunidad de estudiantes y docentes, y requiere llevar un control preciso de los préstamos, devoluciones y reservas. Un sistema informático permite agilizar estos procesos, reducir errores humanos, mantener un historial confiable de movimientos y facilitar la consulta del catálogo. El proyecto, aunque desarrollado como caso simulado, responde a una necesidad real identificada en instituciones educativas.</w:t>
+      </w:r>
+    </w:p>
+    <w:p>
+      <w:pPr>
+        <w:spacing w:before="0" w:after="80" w:line="276" w:lineRule="auto"/>
+        <w:jc w:val="both"/>
+      </w:pPr>
+      <w:r>
+        <w:rPr>
+          <w:rFonts w:ascii="Carlito" w:hAnsi="Carlito" w:eastAsia="Carlito" w:cs="Carlito"/>
+          <w:rFonts w:ascii="Carlito" w:hAnsi="Carlito"/>
+          <w:b w:val="0"/>
+          <w:i w:val="0"/>
+          <w:sz w:val="18"/>
+        </w:rPr>
+        <w:t>Además, el proyecto fomenta el trabajo en equipo, la división de responsabilidades y el uso de herramientas de control de versiones como GitHub, preparando al grupo para enfrentar proyectos de software en entornos profesionales.</w:t>
+      </w:r>
+    </w:p>
+    <w:p>
+      <w:pPr>
+        <w:spacing w:before="200" w:after="80" w:line="276" w:lineRule="auto"/>
+        <w:jc w:val="left"/>
+      </w:pPr>
+      <w:r>
+        <w:rPr>
+          <w:rFonts w:ascii="Carlito" w:hAnsi="Carlito" w:eastAsia="Carlito" w:cs="Carlito"/>
+          <w:rFonts w:ascii="Carlito" w:hAnsi="Carlito"/>
+          <w:b/>
+          <w:i w:val="0"/>
+          <w:color w:val="1B4F72"/>
+          <w:sz w:val="24"/>
+        </w:rPr>
+        <w:t>Objetivos</w:t>
+      </w:r>
+    </w:p>
+    <w:p>
+      <w:pPr>
+        <w:spacing w:before="120" w:after="80" w:line="276" w:lineRule="auto"/>
+        <w:jc w:val="left"/>
+      </w:pPr>
+      <w:r>
+        <w:rPr>
+          <w:rFonts w:ascii="Carlito" w:hAnsi="Carlito" w:eastAsia="Carlito" w:cs="Carlito"/>
+          <w:rFonts w:ascii="Carlito" w:hAnsi="Carlito"/>
+          <w:b/>
+          <w:i w:val="0"/>
+          <w:color w:val="2E86C1"/>
+          <w:sz w:val="20"/>
+        </w:rPr>
+        <w:t>5.1 Objetivo General</w:t>
+      </w:r>
+    </w:p>
+    <w:p>
+      <w:pPr>
+        <w:spacing w:before="0" w:after="80" w:line="276" w:lineRule="auto"/>
+        <w:jc w:val="both"/>
+      </w:pPr>
+      <w:r>
+        <w:rPr>
+          <w:rFonts w:ascii="Carlito" w:hAnsi="Carlito" w:eastAsia="Carlito" w:cs="Carlito"/>
+          <w:rFonts w:ascii="Carlito" w:hAnsi="Carlito"/>
+          <w:b w:val="0"/>
+          <w:i w:val="0"/>
+          <w:sz w:val="18"/>
+        </w:rPr>
+        <w:t>Desarrollar un Sistema de Gestión de Biblioteca Universitaria funcional, implementado en Python, que integre los conceptos de programación orientada a objetos, estructuras de datos, algoritmos de ordenamiento y búsqueda, base de datos SQLite e interfaz gráfica con Tkinter, como proyecto integrador de la asignatura Lenguaje de Programación 2.</w:t>
+      </w:r>
+    </w:p>
+    <w:p>
+      <w:pPr>
+        <w:spacing w:before="120" w:after="80" w:line="276" w:lineRule="auto"/>
+        <w:jc w:val="left"/>
+      </w:pPr>
+      <w:r>
+        <w:rPr>
+          <w:rFonts w:ascii="Carlito" w:hAnsi="Carlito" w:eastAsia="Carlito" w:cs="Carlito"/>
+          <w:rFonts w:ascii="Carlito" w:hAnsi="Carlito"/>
+          <w:b/>
+          <w:i w:val="0"/>
+          <w:color w:val="2E86C1"/>
+          <w:sz w:val="20"/>
+        </w:rPr>
+        <w:t>5.2 Objetivos Específicos</w:t>
+      </w:r>
+    </w:p>
+    <w:p>
+      <w:pPr>
+        <w:spacing w:before="0" w:after="40" w:line="276" w:lineRule="auto"/>
+        <w:jc w:val="both"/>
+      </w:pPr>
+      <w:r>
+        <w:rPr>
+          <w:rFonts w:ascii="Carlito" w:hAnsi="Carlito" w:eastAsia="Carlito" w:cs="Carlito"/>
+          <w:rFonts w:ascii="Carlito" w:hAnsi="Carlito"/>
+          <w:b w:val="0"/>
+          <w:i w:val="0"/>
+          <w:sz w:val="18"/>
+        </w:rPr>
+        <w:t>• Aplicar los principios de POO (herencia, encapsulamiento, polimorfismo y abstracción) en el modelado de las entidades del sistema: Persona, Estudiante, Docente, Socio, Libro, Préstamo y Reserva.</w:t>
+      </w:r>
+    </w:p>
+    <w:p>
+      <w:pPr>
+        <w:spacing w:before="0" w:after="40" w:line="276" w:lineRule="auto"/>
+        <w:jc w:val="both"/>
+      </w:pPr>
+      <w:r>
+        <w:rPr>
+          <w:rFonts w:ascii="Carlito" w:hAnsi="Carlito" w:eastAsia="Carlito" w:cs="Carlito"/>
+          <w:rFonts w:ascii="Carlito" w:hAnsi="Carlito"/>
+          <w:b w:val="0"/>
+          <w:i w:val="0"/>
+          <w:sz w:val="18"/>
+        </w:rPr>
+        <w:t>• Implementar estructuras de datos lineales como lista enlazada simple para el catálogo de libros, cola FIFO para la gestión de reservas y pila LIFO para la funcionalidad de deshacer préstamos.</w:t>
+      </w:r>
+    </w:p>
+    <w:p>
+      <w:pPr>
+        <w:spacing w:before="0" w:after="40" w:line="276" w:lineRule="auto"/>
+        <w:jc w:val="both"/>
+      </w:pPr>
+      <w:r>
+        <w:rPr>
+          <w:rFonts w:ascii="Carlito" w:hAnsi="Carlito" w:eastAsia="Carlito" w:cs="Carlito"/>
+          <w:rFonts w:ascii="Carlito" w:hAnsi="Carlito"/>
+          <w:b w:val="0"/>
+          <w:i w:val="0"/>
+          <w:sz w:val="18"/>
+        </w:rPr>
+        <w:t>• Incorporar algoritmos de ordenamiento (burbuja, inserción, merge sort y quick sort) y búsqueda (lineal y binaria) para la organización y consulta del catálogo.</w:t>
+      </w:r>
+    </w:p>
+    <w:p>
+      <w:pPr>
+        <w:spacing w:before="0" w:after="40" w:line="276" w:lineRule="auto"/>
+        <w:jc w:val="both"/>
+      </w:pPr>
+      <w:r>
+        <w:rPr>
+          <w:rFonts w:ascii="Carlito" w:hAnsi="Carlito" w:eastAsia="Carlito" w:cs="Carlito"/>
+          <w:rFonts w:ascii="Carlito" w:hAnsi="Carlito"/>
+          <w:b w:val="0"/>
+          <w:i w:val="0"/>
+          <w:sz w:val="18"/>
+        </w:rPr>
+        <w:t>• Diseñar e implementar una base de datos relacional en SQLite con al menos tres tablas relacionadas, incluyendo operaciones CRUD completas.</w:t>
+      </w:r>
+    </w:p>
+    <w:p>
+      <w:pPr>
+        <w:spacing w:before="0" w:after="40" w:line="276" w:lineRule="auto"/>
+        <w:jc w:val="both"/>
+      </w:pPr>
+      <w:r>
+        <w:rPr>
+          <w:rFonts w:ascii="Carlito" w:hAnsi="Carlito" w:eastAsia="Carlito" w:cs="Carlito"/>
+          <w:rFonts w:ascii="Carlito" w:hAnsi="Carlito"/>
+          <w:b w:val="0"/>
+          <w:i w:val="0"/>
+          <w:sz w:val="18"/>
+        </w:rPr>
+        <w:t>• Desarrollar una interfaz gráfica con Tkinter que permita a los usuarios realizar las operaciones principales del sistema de forma intuitiva.</w:t>
+      </w:r>
+    </w:p>
+    <w:p>
+      <w:pPr>
+        <w:spacing w:before="200" w:after="80" w:line="276" w:lineRule="auto"/>
+        <w:jc w:val="left"/>
+      </w:pPr>
+      <w:r>
+        <w:rPr>
+          <w:rFonts w:ascii="Carlito" w:hAnsi="Carlito" w:eastAsia="Carlito" w:cs="Carlito"/>
+          <w:rFonts w:ascii="Carlito" w:hAnsi="Carlito"/>
+          <w:b/>
+          <w:i w:val="0"/>
+          <w:color w:val="1B4F72"/>
+          <w:sz w:val="24"/>
+        </w:rPr>
+        <w:t>Alcance del Sistema</w:t>
+      </w:r>
+    </w:p>
+    <w:p>
+      <w:pPr>
+        <w:spacing w:before="0" w:after="80" w:line="276" w:lineRule="auto"/>
+        <w:jc w:val="both"/>
+      </w:pPr>
+      <w:r>
+        <w:rPr>
+          <w:rFonts w:ascii="Carlito" w:hAnsi="Carlito" w:eastAsia="Carlito" w:cs="Carlito"/>
+          <w:rFonts w:ascii="Carlito" w:hAnsi="Carlito"/>
+          <w:b/>
+          <w:i w:val="0"/>
+          <w:sz w:val="18"/>
+        </w:rPr>
+        <w:t xml:space="preserve">El sistema incluye: </w:t>
+      </w:r>
+      <w:r>
+        <w:rPr>
+          <w:rFonts w:ascii="Carlito" w:hAnsi="Carlito" w:eastAsia="Carlito" w:cs="Carlito"/>
+          <w:rFonts w:ascii="Carlito" w:hAnsi="Carlito"/>
+          <w:b w:val="0"/>
+          <w:i w:val="0"/>
+          <w:sz w:val="18"/>
+        </w:rPr>
+        <w:t>registro y gestión de socios (estudiantes y docentes), administración del catálogo de libros con altas, bajas y modificaciones, registro de préstamos y devoluciones con control de fechas, gestión de reservas de ejemplares mediante cola de espera, consulta del catálogo con filtros por título, autor o categoría, ordenamiento del catálogo por distintos criterios (título, autor, año), y generación de reportes básicos de préstamos activos.</w:t>
+      </w:r>
+    </w:p>
+    <w:p>
+      <w:pPr>
+        <w:spacing w:before="0" w:after="80" w:line="276" w:lineRule="auto"/>
+        <w:jc w:val="both"/>
+      </w:pPr>
+      <w:r>
+        <w:rPr>
+          <w:rFonts w:ascii="Carlito" w:hAnsi="Carlito" w:eastAsia="Carlito" w:cs="Carlito"/>
+          <w:rFonts w:ascii="Carlito" w:hAnsi="Carlito"/>
+          <w:b w:val="0"/>
+          <w:i w:val="0"/>
+          <w:sz w:val="18"/>
+        </w:rPr>
+        <w:t>El sistema no incluye: integración con sistemas externos (SIRBI, sistemas contables), módulo de multas o sanciones, acceso web o remoto, notificaciones por correo electrónico, ni soporte para múltiples sedes o sucursales.</w:t>
+      </w:r>
+    </w:p>
+    <w:p>
+      <w:pPr>
+        <w:spacing w:before="200" w:after="80" w:line="276" w:lineRule="auto"/>
+        <w:jc w:val="left"/>
+      </w:pPr>
+      <w:r>
+        <w:rPr>
+          <w:rFonts w:ascii="Carlito" w:hAnsi="Carlito" w:eastAsia="Carlito" w:cs="Carlito"/>
+          <w:rFonts w:ascii="Carlito" w:hAnsi="Carlito"/>
+          <w:b/>
+          <w:i w:val="0"/>
+          <w:color w:val="1B4F72"/>
+          <w:sz w:val="24"/>
+        </w:rPr>
+        <w:t>Marco Teórico</w:t>
+      </w:r>
+    </w:p>
+    <w:p>
+      <w:pPr>
+        <w:spacing w:before="120" w:after="80" w:line="276" w:lineRule="auto"/>
+        <w:jc w:val="left"/>
+      </w:pPr>
+      <w:r>
+        <w:rPr>
+          <w:rFonts w:ascii="Carlito" w:hAnsi="Carlito" w:eastAsia="Carlito" w:cs="Carlito"/>
+          <w:rFonts w:ascii="Carlito" w:hAnsi="Carlito"/>
+          <w:b/>
+          <w:i w:val="0"/>
+          <w:color w:val="2E86C1"/>
+          <w:sz w:val="20"/>
+        </w:rPr>
+        <w:t>7.1 Programación Orientada a Objetos</w:t>
+      </w:r>
+    </w:p>
+    <w:p>
+      <w:pPr>
+        <w:spacing w:before="0" w:after="80" w:line="276" w:lineRule="auto"/>
+        <w:jc w:val="both"/>
+      </w:pPr>
+      <w:r>
+        <w:rPr>
+          <w:rFonts w:ascii="Carlito" w:hAnsi="Carlito" w:eastAsia="Carlito" w:cs="Carlito"/>
+          <w:rFonts w:ascii="Carlito" w:hAnsi="Carlito"/>
+          <w:b w:val="0"/>
+          <w:i w:val="0"/>
+          <w:sz w:val="18"/>
+        </w:rPr>
+        <w:t>La programación orientada a objetos (POO) es un paradigma de programación que organiza el código en torno a objetos que contienen datos (atributos) y métodos (funciones) que operan sobre esos datos. Sus cuatro pilares fundamentales son:</w:t>
+      </w:r>
+    </w:p>
+    <w:p>
+      <w:pPr>
+        <w:spacing w:before="0" w:after="40" w:line="276" w:lineRule="auto"/>
+        <w:jc w:val="both"/>
+      </w:pPr>
+      <w:r>
+        <w:rPr>
+          <w:rFonts w:ascii="Carlito" w:hAnsi="Carlito" w:eastAsia="Carlito" w:cs="Carlito"/>
+          <w:rFonts w:ascii="Carlito" w:hAnsi="Carlito"/>
+          <w:b w:val="0"/>
+          <w:i w:val="0"/>
+          <w:sz w:val="18"/>
+        </w:rPr>
+        <w:t>• Herencia: Permite que una clase derive de otra, heredando sus atributos y métodos. En el proyecto, Estudiante y Docente heredan de Persona, reutilizando atributos comunes como nombre, identificación y teléfono.</w:t>
+      </w:r>
+    </w:p>
+    <w:p>
+      <w:pPr>
+        <w:spacing w:before="0" w:after="40" w:line="276" w:lineRule="auto"/>
+        <w:jc w:val="both"/>
+      </w:pPr>
+      <w:r>
+        <w:rPr>
+          <w:rFonts w:ascii="Carlito" w:hAnsi="Carlito" w:eastAsia="Carlito" w:cs="Carlito"/>
+          <w:rFonts w:ascii="Carlito" w:hAnsi="Carlito"/>
+          <w:b w:val="0"/>
+          <w:i w:val="0"/>
+          <w:sz w:val="18"/>
+        </w:rPr>
+        <w:t>• Encapsulamiento: Oculta los detalles internos de una clase, exponiendo solo una interfaz controlada mediante getters y setters. Se implementa con atributos privados (doble guion bajo __) en las clases del proyecto.</w:t>
+      </w:r>
+    </w:p>
+    <w:p>
+      <w:pPr>
+        <w:spacing w:before="0" w:after="40" w:line="276" w:lineRule="auto"/>
+        <w:jc w:val="both"/>
+      </w:pPr>
+      <w:r>
+        <w:rPr>
+          <w:rFonts w:ascii="Carlito" w:hAnsi="Carlito" w:eastAsia="Carlito" w:cs="Carlito"/>
+          <w:rFonts w:ascii="Carlito" w:hAnsi="Carlito"/>
+          <w:b w:val="0"/>
+          <w:i w:val="0"/>
+          <w:sz w:val="18"/>
+        </w:rPr>
+        <w:t>• Polimorfismo: Permite que objetos de diferentes clases respondan al mismo método de forma particular. La clase Socio actúa como envoltorio (wrapper) que recibe una Persona (Estudiante o Docente) y delega polimórficamente el cálculo de límites de préstamo.</w:t>
+      </w:r>
+    </w:p>
+    <w:p>
+      <w:pPr>
+        <w:spacing w:before="0" w:after="40" w:line="276" w:lineRule="auto"/>
+        <w:jc w:val="both"/>
+      </w:pPr>
+      <w:r>
+        <w:rPr>
+          <w:rFonts w:ascii="Carlito" w:hAnsi="Carlito" w:eastAsia="Carlito" w:cs="Carlito"/>
+          <w:rFonts w:ascii="Carlito" w:hAnsi="Carlito"/>
+          <w:b w:val="0"/>
+          <w:i w:val="0"/>
+          <w:sz w:val="18"/>
+        </w:rPr>
+        <w:t>• Abstracción: Oculta la complejidad interna y muestra solo la funcionalidad esencial. La clase Persona se define como abstracta, declarando métodos como tipo_socio() que las subclases deben implementar.</w:t>
+      </w:r>
+    </w:p>
+    <w:p>
+      <w:pPr>
+        <w:spacing w:before="120" w:after="80" w:line="276" w:lineRule="auto"/>
+        <w:jc w:val="left"/>
+      </w:pPr>
+      <w:r>
+        <w:rPr>
+          <w:rFonts w:ascii="Carlito" w:hAnsi="Carlito" w:eastAsia="Carlito" w:cs="Carlito"/>
+          <w:rFonts w:ascii="Carlito" w:hAnsi="Carlito"/>
+          <w:b/>
+          <w:i w:val="0"/>
+          <w:color w:val="2E86C1"/>
+          <w:sz w:val="20"/>
+        </w:rPr>
+        <w:t>7.2 Estructuras de Datos</w:t>
+      </w:r>
+    </w:p>
+    <w:p>
+      <w:pPr>
+        <w:spacing w:before="0" w:after="80" w:line="276" w:lineRule="auto"/>
+        <w:jc w:val="both"/>
+      </w:pPr>
+      <w:r>
+        <w:rPr>
+          <w:rFonts w:ascii="Carlito" w:hAnsi="Carlito" w:eastAsia="Carlito" w:cs="Carlito"/>
+          <w:rFonts w:ascii="Carlito" w:hAnsi="Carlito"/>
+          <w:b w:val="0"/>
+          <w:i w:val="0"/>
+          <w:sz w:val="18"/>
+        </w:rPr>
+        <w:t>Las estructuras de datos lineales implementadas en el proyecto son:</w:t>
+      </w:r>
+    </w:p>
+    <w:p>
+      <w:pPr>
+        <w:spacing w:before="0" w:after="80" w:line="276" w:lineRule="auto"/>
+        <w:jc w:val="both"/>
+      </w:pPr>
+      <w:r>
+        <w:rPr>
+          <w:rFonts w:ascii="Carlito" w:hAnsi="Carlito" w:eastAsia="Carlito" w:cs="Carlito"/>
+          <w:rFonts w:ascii="Carlito" w:hAnsi="Carlito"/>
+          <w:b/>
+          <w:i w:val="0"/>
+          <w:sz w:val="18"/>
+        </w:rPr>
+        <w:t xml:space="preserve">Lista enlazada simple: </w:t>
+      </w:r>
+      <w:r>
+        <w:rPr>
+          <w:rFonts w:ascii="Carlito" w:hAnsi="Carlito" w:eastAsia="Carlito" w:cs="Carlito"/>
+          <w:rFonts w:ascii="Carlito" w:hAnsi="Carlito"/>
+          <w:b w:val="0"/>
+          <w:i w:val="0"/>
+          <w:sz w:val="18"/>
+        </w:rPr>
+        <w:t>Estructura compuesta por nodos, donde cada nodo contiene un dato y una referencia al siguiente nodo. Se utiliza para el catálogo dinámico de libros, permitiendo inserción y eliminación sin necesidad de redimensionar arreglos.</w:t>
+      </w:r>
+    </w:p>
+    <w:p>
+      <w:pPr>
+        <w:spacing w:before="0" w:after="80" w:line="276" w:lineRule="auto"/>
+        <w:jc w:val="both"/>
+      </w:pPr>
+      <w:r>
+        <w:rPr>
+          <w:rFonts w:ascii="Carlito" w:hAnsi="Carlito" w:eastAsia="Carlito" w:cs="Carlito"/>
+          <w:rFonts w:ascii="Carlito" w:hAnsi="Carlito"/>
+          <w:b/>
+          <w:i w:val="0"/>
+          <w:sz w:val="18"/>
+        </w:rPr>
+        <w:t xml:space="preserve">Cola FIFO (First In, First Out): </w:t>
+      </w:r>
+      <w:r>
+        <w:rPr>
+          <w:rFonts w:ascii="Carlito" w:hAnsi="Carlito" w:eastAsia="Carlito" w:cs="Carlito"/>
+          <w:rFonts w:ascii="Carlito" w:hAnsi="Carlito"/>
+          <w:b w:val="0"/>
+          <w:i w:val="0"/>
+          <w:sz w:val="18"/>
+        </w:rPr>
+        <w:t>Estructura donde el primer elemento en ingresar es el primero en salir. Se implementa para gestionar las reservas de libros, asegurando que los socios sean atendidos en orden de solicitud.</w:t>
+      </w:r>
+    </w:p>
+    <w:p>
+      <w:pPr>
+        <w:spacing w:before="0" w:after="80" w:line="276" w:lineRule="auto"/>
+        <w:jc w:val="both"/>
+      </w:pPr>
+      <w:r>
+        <w:rPr>
+          <w:rFonts w:ascii="Carlito" w:hAnsi="Carlito" w:eastAsia="Carlito" w:cs="Carlito"/>
+          <w:rFonts w:ascii="Carlito" w:hAnsi="Carlito"/>
+          <w:b/>
+          <w:i w:val="0"/>
+          <w:sz w:val="18"/>
+        </w:rPr>
+        <w:t xml:space="preserve">Pila LIFO (Last In, First Out): </w:t>
+      </w:r>
+      <w:r>
+        <w:rPr>
+          <w:rFonts w:ascii="Carlito" w:hAnsi="Carlito" w:eastAsia="Carlito" w:cs="Carlito"/>
+          <w:rFonts w:ascii="Carlito" w:hAnsi="Carlito"/>
+          <w:b w:val="0"/>
+          <w:i w:val="0"/>
+          <w:sz w:val="18"/>
+        </w:rPr>
+        <w:t>Estructura donde el último elemento en ingresar es el primero en salir. Se utiliza para la funcionalidad de deshacer préstamos recientes, permitiendo revertir la última operación realizada.</w:t>
+      </w:r>
+    </w:p>
+    <w:p>
+      <w:pPr>
+        <w:spacing w:before="120" w:after="80" w:line="276" w:lineRule="auto"/>
+        <w:jc w:val="left"/>
+      </w:pPr>
+      <w:r>
+        <w:rPr>
+          <w:rFonts w:ascii="Carlito" w:hAnsi="Carlito" w:eastAsia="Carlito" w:cs="Carlito"/>
+          <w:rFonts w:ascii="Carlito" w:hAnsi="Carlito"/>
+          <w:b/>
+          <w:i w:val="0"/>
+          <w:color w:val="2E86C1"/>
+          <w:sz w:val="20"/>
+        </w:rPr>
+        <w:t>7.3 Algoritmos de Ordenamiento y Búsqueda</w:t>
+      </w:r>
+    </w:p>
+    <w:p>
+      <w:pPr>
+        <w:spacing w:before="0" w:after="80" w:line="276" w:lineRule="auto"/>
+        <w:jc w:val="both"/>
+      </w:pPr>
+      <w:r>
+        <w:rPr>
+          <w:rFonts w:ascii="Carlito" w:hAnsi="Carlito" w:eastAsia="Carlito" w:cs="Carlito"/>
+          <w:rFonts w:ascii="Carlito" w:hAnsi="Carlito"/>
+          <w:b w:val="0"/>
+          <w:i w:val="0"/>
+          <w:sz w:val="18"/>
+        </w:rPr>
+        <w:t>El proyecto implementa los siguientes algoritmos:</w:t>
+      </w:r>
+    </w:p>
+    <w:p>
+      <w:pPr>
+        <w:spacing w:before="0" w:after="40" w:line="276" w:lineRule="auto"/>
+        <w:jc w:val="both"/>
+      </w:pPr>
+      <w:r>
+        <w:rPr>
+          <w:rFonts w:ascii="Carlito" w:hAnsi="Carlito" w:eastAsia="Carlito" w:cs="Carlito"/>
+          <w:rFonts w:ascii="Carlito" w:hAnsi="Carlito"/>
+          <w:b w:val="0"/>
+          <w:i w:val="0"/>
+          <w:sz w:val="18"/>
+        </w:rPr>
+        <w:t>• Ordenamiento burbuja (Bubble Sort): compara pares de elementos adyacentes y los intercambia si están en el orden incorrecto. Repite el proceso hasta que la lista está ordenada.</w:t>
+      </w:r>
+    </w:p>
+    <w:p>
+      <w:pPr>
+        <w:spacing w:before="0" w:after="40" w:line="276" w:lineRule="auto"/>
+        <w:jc w:val="both"/>
+      </w:pPr>
+      <w:r>
+        <w:rPr>
+          <w:rFonts w:ascii="Carlito" w:hAnsi="Carlito" w:eastAsia="Carlito" w:cs="Carlito"/>
+          <w:rFonts w:ascii="Carlito" w:hAnsi="Carlito"/>
+          <w:b w:val="0"/>
+          <w:i w:val="0"/>
+          <w:sz w:val="18"/>
+        </w:rPr>
+        <w:t>• Ordenamiento por inserción (Insertion Sort): construye la lista ordenada tomando elementos uno por uno e insertándolos en la posición correcta.</w:t>
+      </w:r>
+    </w:p>
+    <w:p>
+      <w:pPr>
+        <w:spacing w:before="0" w:after="40" w:line="276" w:lineRule="auto"/>
+        <w:jc w:val="both"/>
+      </w:pPr>
+      <w:r>
+        <w:rPr>
+          <w:rFonts w:ascii="Carlito" w:hAnsi="Carlito" w:eastAsia="Carlito" w:cs="Carlito"/>
+          <w:rFonts w:ascii="Carlito" w:hAnsi="Carlito"/>
+          <w:b w:val="0"/>
+          <w:i w:val="0"/>
+          <w:sz w:val="18"/>
+        </w:rPr>
+        <w:t>• Merge Sort: algoritmo divide y vencerás que divide la lista en mitades, las ordena recursivamente y las fusiona.</w:t>
+      </w:r>
+    </w:p>
+    <w:p>
+      <w:pPr>
+        <w:spacing w:before="0" w:after="40" w:line="276" w:lineRule="auto"/>
+        <w:jc w:val="both"/>
+      </w:pPr>
+      <w:r>
+        <w:rPr>
+          <w:rFonts w:ascii="Carlito" w:hAnsi="Carlito" w:eastAsia="Carlito" w:cs="Carlito"/>
+          <w:rFonts w:ascii="Carlito" w:hAnsi="Carlito"/>
+          <w:b w:val="0"/>
+          <w:i w:val="0"/>
+          <w:sz w:val="18"/>
+        </w:rPr>
+        <w:t>• Quick Sort: selecciona un pivote, particiona la lista en elementos menores y mayores que el pivote, y ordena recursivamente cada partición.</w:t>
+      </w:r>
+    </w:p>
+    <w:p>
+      <w:pPr>
+        <w:spacing w:before="0" w:after="40" w:line="276" w:lineRule="auto"/>
+        <w:jc w:val="both"/>
+      </w:pPr>
+      <w:r>
+        <w:rPr>
+          <w:rFonts w:ascii="Carlito" w:hAnsi="Carlito" w:eastAsia="Carlito" w:cs="Carlito"/>
+          <w:rFonts w:ascii="Carlito" w:hAnsi="Carlito"/>
+          <w:b w:val="0"/>
+          <w:i w:val="0"/>
+          <w:sz w:val="18"/>
+        </w:rPr>
+        <w:t>• Búsqueda lineal: recorre la lista elemento por elemento hasta encontrar el valor buscado.</w:t>
+      </w:r>
+    </w:p>
+    <w:p>
+      <w:pPr>
+        <w:spacing w:before="0" w:after="40" w:line="276" w:lineRule="auto"/>
+        <w:jc w:val="both"/>
+      </w:pPr>
+      <w:r>
+        <w:rPr>
+          <w:rFonts w:ascii="Carlito" w:hAnsi="Carlito" w:eastAsia="Carlito" w:cs="Carlito"/>
+          <w:rFonts w:ascii="Carlito" w:hAnsi="Carlito"/>
+          <w:b w:val="0"/>
+          <w:i w:val="0"/>
+          <w:sz w:val="18"/>
+        </w:rPr>
+        <w:t>• Búsqueda binaria: requiere una lista ordenada y divide repetidamente el espacio de búsqueda a la mitad hasta encontrar el elemento.</w:t>
+      </w:r>
+    </w:p>
+    <w:p>
+      <w:pPr>
+        <w:spacing w:before="120" w:after="80" w:line="276" w:lineRule="auto"/>
+        <w:jc w:val="left"/>
+      </w:pPr>
+      <w:r>
+        <w:rPr>
+          <w:rFonts w:ascii="Carlito" w:hAnsi="Carlito" w:eastAsia="Carlito" w:cs="Carlito"/>
+          <w:rFonts w:ascii="Carlito" w:hAnsi="Carlito"/>
+          <w:b/>
+          <w:i w:val="0"/>
+          <w:color w:val="2E86C1"/>
+          <w:sz w:val="20"/>
+        </w:rPr>
+        <w:t>7.4 Base de Datos con SQLite</w:t>
+      </w:r>
+    </w:p>
+    <w:p>
+      <w:pPr>
+        <w:spacing w:before="0" w:after="80" w:line="276" w:lineRule="auto"/>
+        <w:jc w:val="both"/>
+      </w:pPr>
+      <w:r>
+        <w:rPr>
+          <w:rFonts w:ascii="Carlito" w:hAnsi="Carlito" w:eastAsia="Carlito" w:cs="Carlito"/>
+          <w:rFonts w:ascii="Carlito" w:hAnsi="Carlito"/>
+          <w:b w:val="0"/>
+          <w:i w:val="0"/>
+          <w:sz w:val="18"/>
+        </w:rPr>
+        <w:t>SQLite es un sistema de gestión de bases de datos relacional embebido, que no requiere servidor y almacena toda la información en un único archivo .db. Se utiliza en el proyecto para persistir los datos de socios, libros, préstamos y reservas, utilizando el módulo sqlite3 de Python. Las operaciones CRUD (Create, Read, Update, Delete) se implementan siguiendo los pasos demostrados en clase: conectar, crear cursor, ejecutar sentencias con parámetros posicionales (?, ?) para prevenir inyección SQL, confirmar cambios con commit(), y cerrar la conexión.</w:t>
+      </w:r>
+    </w:p>
+    <w:p>
+      <w:pPr>
+        <w:spacing w:before="200" w:after="80" w:line="276" w:lineRule="auto"/>
+        <w:jc w:val="left"/>
+      </w:pPr>
+      <w:r>
+        <w:rPr>
+          <w:rFonts w:ascii="Carlito" w:hAnsi="Carlito" w:eastAsia="Carlito" w:cs="Carlito"/>
+          <w:rFonts w:ascii="Carlito" w:hAnsi="Carlito"/>
+          <w:b/>
+          <w:i w:val="0"/>
+          <w:color w:val="1B4F72"/>
+          <w:sz w:val="24"/>
+        </w:rPr>
+        <w:t>Diseño Preliminar del Sistema</w:t>
+      </w:r>
+    </w:p>
+    <w:p>
+      <w:pPr>
+        <w:spacing w:before="120" w:after="60" w:line="276" w:lineRule="auto"/>
+        <w:jc w:val="left"/>
+      </w:pPr>
+      <w:r>
+        <w:rPr>
+          <w:rFonts w:ascii="Carlito" w:hAnsi="Carlito" w:eastAsia="Carlito" w:cs="Carlito"/>
+          <w:rFonts w:ascii="Carlito" w:hAnsi="Carlito"/>
+          <w:b/>
+          <w:i w:val="0"/>
+          <w:color w:val="2E86C1"/>
+          <w:sz w:val="20"/>
+        </w:rPr>
+        <w:t>7.5 Interfaz Gráfica con Tkinter</w:t>
+      </w:r>
+    </w:p>
+    <w:p>
+      <w:pPr>
+        <w:spacing w:before="200" w:after="80" w:line="276" w:lineRule="auto"/>
+        <w:jc w:val="left"/>
+      </w:pPr>
+      <w:r>
+        <w:rPr>
+          <w:rFonts w:ascii="Carlito" w:hAnsi="Carlito" w:eastAsia="Carlito" w:cs="Carlito"/>
+          <w:rFonts w:ascii="Carlito" w:hAnsi="Carlito"/>
+          <w:b/>
+          <w:i w:val="0"/>
+          <w:color w:val="1B4F72"/>
+          <w:sz w:val="24"/>
+        </w:rPr>
+        <w:t>8. Metodología de Desarrollo</w:t>
       </w:r>
     </w:p>
     <w:tbl>
       <w:tblPr>
-        <w:tblStyle w:val="LightGrid-Accent1"/>
+        <w:tblStyle w:val="TableGrid"/>
         <w:tblW w:type="auto" w:w="0"/>
+        <w:jc w:val="center"/>
         <w:tblLook w:firstColumn="1" w:firstRow="1" w:lastColumn="0" w:lastRow="0" w:noHBand="0" w:noVBand="1" w:val="04A0"/>
       </w:tblPr>
       <w:tblGrid>
-        <w:gridCol w:w="2880"/>
-        <w:gridCol w:w="2880"/>
-        <w:gridCol w:w="2880"/>
+        <w:gridCol w:w="2268"/>
+        <w:gridCol w:w="2268"/>
+        <w:gridCol w:w="2268"/>
+        <w:gridCol w:w="2268"/>
       </w:tblGrid>
       <w:tr>
         <w:tc>
           <w:tcPr>
-            <w:tcW w:type="dxa" w:w="2880"/>
+            <w:tcW w:type="dxa" w:w="510236220"/>
+            <w:shd w:fill="1B4F72"/>
           </w:tcPr>
           <w:p>
+            <w:pPr>
+              <w:jc w:val="center"/>
+            </w:pPr>
             <w:r>
-              <w:t>Prioridad</w:t>
+              <w:rPr>
+                <w:rFonts w:ascii="Carlito" w:hAnsi="Carlito" w:eastAsia="Carlito" w:cs="Carlito"/>
+                <w:rFonts w:ascii="Carlito" w:hAnsi="Carlito"/>
+                <w:b/>
+                <w:i w:val="0"/>
+                <w:color w:val="FFFFFF"/>
+                <w:sz w:val="16"/>
+              </w:rPr>
+              <w:t>Incremento</w:t>
             </w:r>
           </w:p>
         </w:tc>
         <w:tc>
           <w:tcPr>
-            <w:tcW w:type="dxa" w:w="2880"/>
+            <w:tcW w:type="dxa" w:w="510236220"/>
+            <w:shd w:fill="1B4F72"/>
           </w:tcPr>
           <w:p>
+            <w:pPr>
+              <w:jc w:val="center"/>
+            </w:pPr>
             <w:r>
-              <w:t>Tarea</w:t>
+              <w:rPr>
+                <w:rFonts w:ascii="Carlito" w:hAnsi="Carlito" w:eastAsia="Carlito" w:cs="Carlito"/>
+                <w:rFonts w:ascii="Carlito" w:hAnsi="Carlito"/>
+                <w:b/>
+                <w:i w:val="0"/>
+                <w:color w:val="FFFFFF"/>
+                <w:sz w:val="16"/>
+              </w:rPr>
+              <w:t>Semana</w:t>
             </w:r>
           </w:p>
         </w:tc>
         <w:tc>
           <w:tcPr>
-            <w:tcW w:type="dxa" w:w="2880"/>
+            <w:tcW w:type="dxa" w:w="612283465"/>
+            <w:shd w:fill="1B4F72"/>
           </w:tcPr>
           <w:p>
+            <w:pPr>
+              <w:jc w:val="center"/>
+            </w:pPr>
             <w:r>
-              <w:t>Responsable</w:t>
+              <w:rPr>
+                <w:rFonts w:ascii="Carlito" w:hAnsi="Carlito" w:eastAsia="Carlito" w:cs="Carlito"/>
+                <w:rFonts w:ascii="Carlito" w:hAnsi="Carlito"/>
+                <w:b/>
+                <w:i w:val="0"/>
+                <w:color w:val="FFFFFF"/>
+                <w:sz w:val="16"/>
+              </w:rPr>
+              <w:t>Entregable</w:t>
+            </w:r>
+          </w:p>
+        </w:tc>
+        <w:tc>
+          <w:tcPr>
+            <w:tcW w:type="dxa" w:w="1836850394"/>
+            <w:shd w:fill="1B4F72"/>
+          </w:tcPr>
+          <w:p>
+            <w:pPr>
+              <w:jc w:val="center"/>
+            </w:pPr>
+            <w:r>
+              <w:rPr>
+                <w:rFonts w:ascii="Carlito" w:hAnsi="Carlito" w:eastAsia="Carlito" w:cs="Carlito"/>
+                <w:rFonts w:ascii="Carlito" w:hAnsi="Carlito"/>
+                <w:b/>
+                <w:i w:val="0"/>
+                <w:color w:val="FFFFFF"/>
+                <w:sz w:val="16"/>
+              </w:rPr>
+              <w:t>Funcionalidades</w:t>
             </w:r>
           </w:p>
         </w:tc>
@@ -2419,31 +1487,93 @@
       <w:tr>
         <w:tc>
           <w:tcPr>
-            <w:tcW w:type="dxa" w:w="2880"/>
+            <w:tcW w:type="dxa" w:w="510236220"/>
           </w:tcPr>
           <w:p>
+            <w:pPr>
+              <w:jc w:val="left"/>
+            </w:pPr>
             <w:r>
-              <w:t>🔴 Alta</w:t>
+              <w:rPr>
+                <w:rFonts w:ascii="Carlito" w:hAnsi="Carlito" w:eastAsia="Carlito" w:cs="Carlito"/>
+                <w:rFonts w:ascii="Carlito" w:hAnsi="Carlito"/>
+                <w:b w:val="0"/>
+                <w:i w:val="0"/>
+                <w:sz w:val="15"/>
+              </w:rPr>
+              <w:t>Incremento 1</w:t>
+              <w:br/>
+              <w:t>Estructura Base</w:t>
             </w:r>
           </w:p>
         </w:tc>
         <w:tc>
           <w:tcPr>
-            <w:tcW w:type="dxa" w:w="2880"/>
+            <w:tcW w:type="dxa" w:w="510236220"/>
           </w:tcPr>
           <w:p>
+            <w:pPr>
+              <w:jc w:val="left"/>
+            </w:pPr>
             <w:r>
-              <w:t>Implementar formularios CRUD en GUI (Registrar Socio, Agregar Libro)</w:t>
+              <w:rPr>
+                <w:rFonts w:ascii="Carlito" w:hAnsi="Carlito" w:eastAsia="Carlito" w:cs="Carlito"/>
+                <w:rFonts w:ascii="Carlito" w:hAnsi="Carlito"/>
+                <w:b w:val="0"/>
+                <w:i w:val="0"/>
+                <w:sz w:val="15"/>
+              </w:rPr>
+              <w:t>Semana 12</w:t>
+              <w:br/>
+              <w:t>(6-10 jul)</w:t>
             </w:r>
           </w:p>
         </w:tc>
         <w:tc>
           <w:tcPr>
-            <w:tcW w:type="dxa" w:w="2880"/>
+            <w:tcW w:type="dxa" w:w="612283465"/>
           </w:tcPr>
           <w:p>
+            <w:pPr>
+              <w:jc w:val="left"/>
+            </w:pPr>
             <w:r>
-              <w:t>Jodie Parrales</w:t>
+              <w:rPr>
+                <w:rFonts w:ascii="Carlito" w:hAnsi="Carlito" w:eastAsia="Carlito" w:cs="Carlito"/>
+                <w:rFonts w:ascii="Carlito" w:hAnsi="Carlito"/>
+                <w:b w:val="0"/>
+                <w:i w:val="0"/>
+                <w:sz w:val="15"/>
+              </w:rPr>
+              <w:t>Anteproyecto + Estructura del código</w:t>
+            </w:r>
+          </w:p>
+        </w:tc>
+        <w:tc>
+          <w:tcPr>
+            <w:tcW w:type="dxa" w:w="1836850394"/>
+          </w:tcPr>
+          <w:p>
+            <w:pPr>
+              <w:jc w:val="left"/>
+            </w:pPr>
+            <w:r>
+              <w:rPr>
+                <w:rFonts w:ascii="Carlito" w:hAnsi="Carlito" w:eastAsia="Carlito" w:cs="Carlito"/>
+                <w:rFonts w:ascii="Carlito" w:hAnsi="Carlito"/>
+                <w:b w:val="0"/>
+                <w:i w:val="0"/>
+                <w:sz w:val="15"/>
+              </w:rPr>
+              <w:t>Definición de clases del dominio (Persona, Estudiante, Docente, Socio, Libro, Préstamo, Reserva).</w:t>
+              <w:br/>
+              <w:t>Implementación de encapsulamiento, herencia y polimorfismo.</w:t>
+              <w:br/>
+              <w:t>Estructuras de datos (LinkedList, Queue, Stack).</w:t>
+              <w:br/>
+              <w:t>Creación del repositorio GitHub y estructura de carpetas.</w:t>
+              <w:br/>
+              <w:t>Avance documental 50% (Tarea 12).</w:t>
             </w:r>
           </w:p>
         </w:tc>
@@ -2451,31 +1581,97 @@
       <w:tr>
         <w:tc>
           <w:tcPr>
-            <w:tcW w:type="dxa" w:w="2880"/>
+            <w:tcW w:type="dxa" w:w="510236220"/>
+            <w:shd w:fill="E8F0FE"/>
           </w:tcPr>
           <w:p>
+            <w:pPr>
+              <w:jc w:val="left"/>
+            </w:pPr>
             <w:r>
-              <w:t>🔴 Alta</w:t>
+              <w:rPr>
+                <w:rFonts w:ascii="Carlito" w:hAnsi="Carlito" w:eastAsia="Carlito" w:cs="Carlito"/>
+                <w:rFonts w:ascii="Carlito" w:hAnsi="Carlito"/>
+                <w:b w:val="0"/>
+                <w:i w:val="0"/>
+                <w:sz w:val="15"/>
+              </w:rPr>
+              <w:t>Incremento 2</w:t>
+              <w:br/>
+              <w:t>Funcionalidades Core</w:t>
             </w:r>
           </w:p>
         </w:tc>
         <w:tc>
           <w:tcPr>
-            <w:tcW w:type="dxa" w:w="2880"/>
+            <w:tcW w:type="dxa" w:w="510236220"/>
+            <w:shd w:fill="E8F0FE"/>
           </w:tcPr>
           <w:p>
+            <w:pPr>
+              <w:jc w:val="left"/>
+            </w:pPr>
             <w:r>
-              <w:t>Poblar la base de datos con datos de prueba</w:t>
+              <w:rPr>
+                <w:rFonts w:ascii="Carlito" w:hAnsi="Carlito" w:eastAsia="Carlito" w:cs="Carlito"/>
+                <w:rFonts w:ascii="Carlito" w:hAnsi="Carlito"/>
+                <w:b w:val="0"/>
+                <w:i w:val="0"/>
+                <w:sz w:val="15"/>
+              </w:rPr>
+              <w:t>Semana 13</w:t>
+              <w:br/>
+              <w:t>(13-17 jul)</w:t>
             </w:r>
           </w:p>
         </w:tc>
         <w:tc>
           <w:tcPr>
-            <w:tcW w:type="dxa" w:w="2880"/>
+            <w:tcW w:type="dxa" w:w="612283465"/>
+            <w:shd w:fill="E8F0FE"/>
           </w:tcPr>
           <w:p>
+            <w:pPr>
+              <w:jc w:val="left"/>
+            </w:pPr>
             <w:r>
-              <w:t>Cindy Ayoví</w:t>
+              <w:rPr>
+                <w:rFonts w:ascii="Carlito" w:hAnsi="Carlito" w:eastAsia="Carlito" w:cs="Carlito"/>
+                <w:rFonts w:ascii="Carlito" w:hAnsi="Carlito"/>
+                <w:b w:val="0"/>
+                <w:i w:val="0"/>
+                <w:sz w:val="15"/>
+              </w:rPr>
+              <w:t>Avance funcional 60%</w:t>
+            </w:r>
+          </w:p>
+        </w:tc>
+        <w:tc>
+          <w:tcPr>
+            <w:tcW w:type="dxa" w:w="1836850394"/>
+            <w:shd w:fill="E8F0FE"/>
+          </w:tcPr>
+          <w:p>
+            <w:pPr>
+              <w:jc w:val="left"/>
+            </w:pPr>
+            <w:r>
+              <w:rPr>
+                <w:rFonts w:ascii="Carlito" w:hAnsi="Carlito" w:eastAsia="Carlito" w:cs="Carlito"/>
+                <w:rFonts w:ascii="Carlito" w:hAnsi="Carlito"/>
+                <w:b w:val="0"/>
+                <w:i w:val="0"/>
+                <w:sz w:val="15"/>
+              </w:rPr>
+              <w:t>Base de datos SQLite con tablas relacionales y CRUD completo.</w:t>
+              <w:br/>
+              <w:t>Conexión de la GUI con la base de datos (formularios funcionales).</w:t>
+              <w:br/>
+              <w:t>Implementación de préstamos, devoluciones y reservas.</w:t>
+              <w:br/>
+              <w:t>Algoritmos de ordenamiento y búsqueda integrados al sistema.</w:t>
+              <w:br/>
+              <w:t>Completar documento de especificación.</w:t>
             </w:r>
           </w:p>
         </w:tc>
@@ -2483,31 +1679,514 @@
       <w:tr>
         <w:tc>
           <w:tcPr>
-            <w:tcW w:type="dxa" w:w="2880"/>
+            <w:tcW w:type="dxa" w:w="510236220"/>
           </w:tcPr>
           <w:p>
+            <w:pPr>
+              <w:jc w:val="left"/>
+            </w:pPr>
             <w:r>
-              <w:t>🟡 Media</w:t>
+              <w:rPr>
+                <w:rFonts w:ascii="Carlito" w:hAnsi="Carlito" w:eastAsia="Carlito" w:cs="Carlito"/>
+                <w:rFonts w:ascii="Carlito" w:hAnsi="Carlito"/>
+                <w:b w:val="0"/>
+                <w:i w:val="0"/>
+                <w:sz w:val="15"/>
+              </w:rPr>
+              <w:t>Incremento 3</w:t>
+              <w:br/>
+              <w:t>Integración Final</w:t>
             </w:r>
           </w:p>
         </w:tc>
         <w:tc>
           <w:tcPr>
-            <w:tcW w:type="dxa" w:w="2880"/>
+            <w:tcW w:type="dxa" w:w="510236220"/>
           </w:tcPr>
           <w:p>
+            <w:pPr>
+              <w:jc w:val="left"/>
+            </w:pPr>
             <w:r>
-              <w:t>Completar lógica de préstamos y devoluciones en GUI</w:t>
+              <w:rPr>
+                <w:rFonts w:ascii="Carlito" w:hAnsi="Carlito" w:eastAsia="Carlito" w:cs="Carlito"/>
+                <w:rFonts w:ascii="Carlito" w:hAnsi="Carlito"/>
+                <w:b w:val="0"/>
+                <w:i w:val="0"/>
+                <w:sz w:val="15"/>
+              </w:rPr>
+              <w:t>Semana 14</w:t>
+              <w:br/>
+              <w:t>(20-jul)</w:t>
             </w:r>
           </w:p>
         </w:tc>
         <w:tc>
           <w:tcPr>
-            <w:tcW w:type="dxa" w:w="2880"/>
+            <w:tcW w:type="dxa" w:w="612283465"/>
           </w:tcPr>
           <w:p>
+            <w:pPr>
+              <w:jc w:val="left"/>
+            </w:pPr>
             <w:r>
-              <w:t>Jodie + Cesar</w:t>
+              <w:rPr>
+                <w:rFonts w:ascii="Carlito" w:hAnsi="Carlito" w:eastAsia="Carlito" w:cs="Carlito"/>
+                <w:rFonts w:ascii="Carlito" w:hAnsi="Carlito"/>
+                <w:b w:val="0"/>
+                <w:i w:val="0"/>
+                <w:sz w:val="15"/>
+              </w:rPr>
+              <w:t>Entrega final</w:t>
+            </w:r>
+          </w:p>
+        </w:tc>
+        <w:tc>
+          <w:tcPr>
+            <w:tcW w:type="dxa" w:w="1836850394"/>
+          </w:tcPr>
+          <w:p>
+            <w:pPr>
+              <w:jc w:val="left"/>
+            </w:pPr>
+            <w:r>
+              <w:rPr>
+                <w:rFonts w:ascii="Carlito" w:hAnsi="Carlito" w:eastAsia="Carlito" w:cs="Carlito"/>
+                <w:rFonts w:ascii="Carlito" w:hAnsi="Carlito"/>
+                <w:b w:val="0"/>
+                <w:i w:val="0"/>
+                <w:sz w:val="15"/>
+              </w:rPr>
+              <w:t>Integración de todos los módulos.</w:t>
+              <w:br/>
+              <w:t>Pruebas funcionales completas.</w:t>
+              <w:br/>
+              <w:t>Manual de usuario con capturas de pantalla.</w:t>
+              <w:br/>
+              <w:t>Generación del archivo .db poblado.</w:t>
+              <w:br/>
+              <w:t>Preparación de la defensa oral.</w:t>
+            </w:r>
+          </w:p>
+        </w:tc>
+      </w:tr>
+    </w:tbl>
+    <w:p>
+      <w:pPr>
+        <w:spacing w:before="120" w:after="60" w:line="276" w:lineRule="auto"/>
+        <w:jc w:val="left"/>
+      </w:pPr>
+      <w:r>
+        <w:rPr>
+          <w:rFonts w:ascii="Carlito" w:hAnsi="Carlito" w:eastAsia="Carlito" w:cs="Carlito"/>
+          <w:rFonts w:ascii="Carlito" w:hAnsi="Carlito"/>
+          <w:b/>
+          <w:i w:val="0"/>
+          <w:color w:val="2E86C1"/>
+          <w:sz w:val="20"/>
+        </w:rPr>
+        <w:t>Herramientas y Tecnologías</w:t>
+      </w:r>
+    </w:p>
+    <w:p>
+      <w:pPr>
+        <w:spacing w:before="0" w:after="80" w:line="276" w:lineRule="auto"/>
+        <w:jc w:val="both"/>
+      </w:pPr>
+      <w:r>
+        <w:rPr>
+          <w:rFonts w:ascii="Carlito" w:hAnsi="Carlito" w:eastAsia="Carlito" w:cs="Carlito"/>
+          <w:rFonts w:ascii="Carlito" w:hAnsi="Carlito"/>
+          <w:b w:val="0"/>
+          <w:i w:val="0"/>
+          <w:sz w:val="18"/>
+        </w:rPr>
+        <w:t>Las herramientas utilizadas para el desarrollo del proyecto fueron: Python 3.11 como lenguaje de programación principal, Visual Studio Code como editor de código con la extensión Python (Microsoft) y GitLens para el control de versiones, Git para Windows y GitHub como plataforma de control de versiones colaborativa, SQLite como motor de base de datos relacional embebido, DB Browser for SQLite para la administración visual de la base de datos, y Tkinter como librería de interfaz gráfica.</w:t>
+      </w:r>
+    </w:p>
+    <w:p>
+      <w:pPr>
+        <w:spacing w:before="0" w:after="80" w:line="276" w:lineRule="auto"/>
+        <w:jc w:val="both"/>
+      </w:pPr>
+      <w:r>
+        <w:rPr>
+          <w:rFonts w:ascii="Carlito" w:hAnsi="Carlito" w:eastAsia="Carlito" w:cs="Carlito"/>
+          <w:rFonts w:ascii="Carlito" w:hAnsi="Carlito"/>
+          <w:b w:val="0"/>
+          <w:i w:val="0"/>
+          <w:sz w:val="18"/>
+        </w:rPr>
+        <w:t>Para el desarrollo del Sistema de Gestión de Biblioteca Universitaria se seleccionó el modelo de proceso incremental, debido a que permite entregar funcionalidades completas y verificables en cada incremento, facilitando la retroalimentación temprana y la corrección de errores antes de avanzar a la siguiente etapa. El proyecto se dividió en tres incrementos distribuidos a lo largo de las tres semanas de trabajo (semanas 12, 13 y 14 del cronograma académico).</w:t>
+      </w:r>
+    </w:p>
+    <w:p>
+      <w:pPr>
+        <w:spacing w:before="0" w:after="80" w:line="276" w:lineRule="auto"/>
+        <w:jc w:val="both"/>
+      </w:pPr>
+      <w:r>
+        <w:rPr>
+          <w:rFonts w:ascii="Carlito" w:hAnsi="Carlito" w:eastAsia="Carlito" w:cs="Carlito"/>
+          <w:rFonts w:ascii="Carlito" w:hAnsi="Carlito"/>
+          <w:b w:val="0"/>
+          <w:i w:val="0"/>
+          <w:sz w:val="18"/>
+        </w:rPr>
+        <w:t>Para la interfaz gráfica del sistema se utiliza Tkinter, la librería estándar de Python para interfaces de escritorio. Tal como el Ing. Bryan Vélez explicó en la clase de la semana 12, Tkinter permite diseñar ventanas, botones, campos de texto, listas desplegables y demás componentes visuales mediante líneas de código Python. La importación se realiza con la instrucción 'import tkinter as tk', creando un alias para facilitar su uso. El docente enfatizó que la prioridad es la funcionalidad del sistema antes que la estética visual, indicando que una interfaz sencilla pero funcional es suficiente para la evaluación del proyecto.</w:t>
+      </w:r>
+    </w:p>
+    <w:p>
+      <w:pPr>
+        <w:spacing w:before="120" w:after="80" w:line="276" w:lineRule="auto"/>
+        <w:jc w:val="left"/>
+      </w:pPr>
+      <w:r>
+        <w:rPr>
+          <w:rFonts w:ascii="Carlito" w:hAnsi="Carlito" w:eastAsia="Carlito" w:cs="Carlito"/>
+          <w:rFonts w:ascii="Carlito" w:hAnsi="Carlito"/>
+          <w:b/>
+          <w:i w:val="0"/>
+          <w:color w:val="2E86C1"/>
+          <w:sz w:val="20"/>
+        </w:rPr>
+        <w:t>9.1 Diagrama de Clases UML</w:t>
+      </w:r>
+    </w:p>
+    <w:p>
+      <w:pPr>
+        <w:spacing w:before="0" w:after="80" w:line="276" w:lineRule="auto"/>
+        <w:jc w:val="both"/>
+      </w:pPr>
+      <w:r>
+        <w:rPr>
+          <w:rFonts w:ascii="Carlito" w:hAnsi="Carlito" w:eastAsia="Carlito" w:cs="Carlito"/>
+          <w:rFonts w:ascii="Carlito" w:hAnsi="Carlito"/>
+          <w:b w:val="0"/>
+          <w:i w:val="0"/>
+          <w:sz w:val="18"/>
+        </w:rPr>
+        <w:t>El sistema sigue una arquitectura basada en POO con las siguientes clases principales:</w:t>
+      </w:r>
+    </w:p>
+    <w:p>
+      <w:pPr>
+        <w:spacing w:before="0" w:after="80" w:line="276" w:lineRule="auto"/>
+        <w:jc w:val="both"/>
+      </w:pPr>
+      <w:r>
+        <w:rPr>
+          <w:rFonts w:ascii="Carlito" w:hAnsi="Carlito" w:eastAsia="Carlito" w:cs="Carlito"/>
+          <w:rFonts w:ascii="Carlito" w:hAnsi="Carlito"/>
+          <w:b w:val="0"/>
+          <w:i w:val="0"/>
+          <w:sz w:val="18"/>
+        </w:rPr>
+        <w:t>Persona (clase abstracta): contiene los atributos comunes __nombre, __identificacion, __telefono, __correo y el método abstracto tipo_socio() que lanza NotImplementedError. Estudiante y Docente heredan de Persona e implementan tipo_socio() retornando 'Estudiante' y 'Docente' respectivamente.</w:t>
+      </w:r>
+    </w:p>
+    <w:p>
+      <w:pPr>
+        <w:spacing w:before="0" w:after="80" w:line="276" w:lineRule="auto"/>
+        <w:jc w:val="both"/>
+      </w:pPr>
+      <w:r>
+        <w:rPr>
+          <w:rFonts w:ascii="Carlito" w:hAnsi="Carlito" w:eastAsia="Carlito" w:cs="Carlito"/>
+          <w:rFonts w:ascii="Carlito" w:hAnsi="Carlito"/>
+          <w:b w:val="0"/>
+          <w:i w:val="0"/>
+          <w:sz w:val="18"/>
+        </w:rPr>
+        <w:t>Socio (clase envoltorio): recibe una referencia a Persona en su constructor y delega polimórficamente. Contiene además el método get_limite_prestamo() que retorna 3 para estudiantes y 5 para docentes.</w:t>
+      </w:r>
+    </w:p>
+    <w:p>
+      <w:pPr>
+        <w:spacing w:before="0" w:after="80" w:line="276" w:lineRule="auto"/>
+        <w:jc w:val="both"/>
+      </w:pPr>
+      <w:r>
+        <w:rPr>
+          <w:rFonts w:ascii="Carlito" w:hAnsi="Carlito" w:eastAsia="Carlito" w:cs="Carlito"/>
+          <w:rFonts w:ascii="Carlito" w:hAnsi="Carlito"/>
+          <w:b w:val="0"/>
+          <w:i w:val="0"/>
+          <w:sz w:val="18"/>
+        </w:rPr>
+        <w:t>Libro: modela un ejemplar bibliográfico con atributos como __titulo, __autor, __isbn, __anio, __categoria, __ejemplares y __disponibles.</w:t>
+      </w:r>
+    </w:p>
+    <w:p>
+      <w:pPr>
+        <w:spacing w:before="0" w:after="80" w:line="276" w:lineRule="auto"/>
+        <w:jc w:val="both"/>
+      </w:pPr>
+      <w:r>
+        <w:rPr>
+          <w:rFonts w:ascii="Carlito" w:hAnsi="Carlito" w:eastAsia="Carlito" w:cs="Carlito"/>
+          <w:rFonts w:ascii="Carlito" w:hAnsi="Carlito"/>
+          <w:b w:val="0"/>
+          <w:i w:val="0"/>
+          <w:sz w:val="18"/>
+        </w:rPr>
+        <w:t>Prestamo: registra un préstamo asociando un Socio, un Libro, una fecha de préstamo y una fecha de devolución.</w:t>
+      </w:r>
+    </w:p>
+    <w:p>
+      <w:pPr>
+        <w:spacing w:before="0" w:after="80" w:line="276" w:lineRule="auto"/>
+        <w:jc w:val="both"/>
+      </w:pPr>
+      <w:r>
+        <w:rPr>
+          <w:rFonts w:ascii="Carlito" w:hAnsi="Carlito" w:eastAsia="Carlito" w:cs="Carlito"/>
+          <w:rFonts w:ascii="Carlito" w:hAnsi="Carlito"/>
+          <w:b w:val="0"/>
+          <w:i w:val="0"/>
+          <w:sz w:val="18"/>
+        </w:rPr>
+        <w:t>Reserva: representa una solicitud de reserva cuando un libro no está disponible, manteniendo una cola de espera FIFO.</w:t>
+      </w:r>
+    </w:p>
+    <w:p>
+      <w:pPr>
+        <w:spacing w:before="0" w:after="80" w:line="276" w:lineRule="auto"/>
+        <w:jc w:val="both"/>
+      </w:pPr>
+      <w:r>
+        <w:rPr>
+          <w:rFonts w:ascii="Carlito" w:hAnsi="Carlito" w:eastAsia="Carlito" w:cs="Carlito"/>
+          <w:rFonts w:ascii="Carlito" w:hAnsi="Carlito"/>
+          <w:b w:val="0"/>
+          <w:i w:val="0"/>
+          <w:sz w:val="18"/>
+        </w:rPr>
+        <w:t>LinkedList (lista enlazada): estructura de nodos que almacena el catálogo de libros. Queue y Stack se implementan como envoltorios sobre LinkedList con operaciones específicas (enqueue/dequeue para la cola, push/pop para la pila).</w:t>
+      </w:r>
+    </w:p>
+    <w:p>
+      <w:pPr>
+        <w:spacing w:before="120" w:after="80" w:line="276" w:lineRule="auto"/>
+        <w:jc w:val="left"/>
+      </w:pPr>
+      <w:r>
+        <w:rPr>
+          <w:rFonts w:ascii="Carlito" w:hAnsi="Carlito" w:eastAsia="Carlito" w:cs="Carlito"/>
+          <w:rFonts w:ascii="Carlito" w:hAnsi="Carlito"/>
+          <w:b/>
+          <w:i w:val="0"/>
+          <w:color w:val="2E86C1"/>
+          <w:sz w:val="20"/>
+        </w:rPr>
+        <w:t>9.2 Modelo Entidad-Relación de la Base de Datos</w:t>
+      </w:r>
+    </w:p>
+    <w:p>
+      <w:pPr>
+        <w:spacing w:before="0" w:after="80" w:line="276" w:lineRule="auto"/>
+        <w:jc w:val="both"/>
+      </w:pPr>
+      <w:r>
+        <w:rPr>
+          <w:rFonts w:ascii="Carlito" w:hAnsi="Carlito" w:eastAsia="Carlito" w:cs="Carlito"/>
+          <w:rFonts w:ascii="Carlito" w:hAnsi="Carlito"/>
+          <w:b w:val="0"/>
+          <w:i w:val="0"/>
+          <w:sz w:val="18"/>
+        </w:rPr>
+        <w:t>La base de datos relacional está compuesta por las siguientes tablas:</w:t>
+      </w:r>
+    </w:p>
+    <w:p>
+      <w:pPr>
+        <w:spacing w:before="0" w:after="80" w:line="276" w:lineRule="auto"/>
+        <w:jc w:val="both"/>
+      </w:pPr>
+      <w:r>
+        <w:rPr>
+          <w:rFonts w:ascii="Carlito" w:hAnsi="Carlito" w:eastAsia="Carlito" w:cs="Carlito"/>
+          <w:rFonts w:ascii="Carlito" w:hAnsi="Carlito"/>
+          <w:b w:val="0"/>
+          <w:i w:val="0"/>
+          <w:sz w:val="18"/>
+        </w:rPr>
+        <w:t>socios: almacena los datos de cada socio (id, nombre, identificacion, tipo, telefono, correo). La columna tipo distingue entre Estudiante y Docente.</w:t>
+      </w:r>
+    </w:p>
+    <w:p>
+      <w:pPr>
+        <w:spacing w:before="0" w:after="80" w:line="276" w:lineRule="auto"/>
+        <w:jc w:val="both"/>
+      </w:pPr>
+      <w:r>
+        <w:rPr>
+          <w:rFonts w:ascii="Carlito" w:hAnsi="Carlito" w:eastAsia="Carlito" w:cs="Carlito"/>
+          <w:rFonts w:ascii="Carlito" w:hAnsi="Carlito"/>
+          <w:b w:val="0"/>
+          <w:i w:val="0"/>
+          <w:sz w:val="18"/>
+        </w:rPr>
+        <w:t>libros: contiene el catálogo bibliográfico (id, titulo, autor, isbn, anio, categoria, ejemplares, disponibles).</w:t>
+      </w:r>
+    </w:p>
+    <w:p>
+      <w:pPr>
+        <w:spacing w:before="0" w:after="80" w:line="276" w:lineRule="auto"/>
+        <w:jc w:val="both"/>
+      </w:pPr>
+      <w:r>
+        <w:rPr>
+          <w:rFonts w:ascii="Carlito" w:hAnsi="Carlito" w:eastAsia="Carlito" w:cs="Carlito"/>
+          <w:rFonts w:ascii="Carlito" w:hAnsi="Carlito"/>
+          <w:b w:val="0"/>
+          <w:i w:val="0"/>
+          <w:sz w:val="18"/>
+        </w:rPr>
+        <w:t>prestamos: registra los préstamos activos e históricos (id, socio_id FK, libro_id FK, fecha_prestamo, fecha_devolucion, estado).</w:t>
+      </w:r>
+    </w:p>
+    <w:p>
+      <w:pPr>
+        <w:spacing w:before="0" w:after="80" w:line="276" w:lineRule="auto"/>
+        <w:jc w:val="both"/>
+      </w:pPr>
+      <w:r>
+        <w:rPr>
+          <w:rFonts w:ascii="Carlito" w:hAnsi="Carlito" w:eastAsia="Carlito" w:cs="Carlito"/>
+          <w:rFonts w:ascii="Carlito" w:hAnsi="Carlito"/>
+          <w:b w:val="0"/>
+          <w:i w:val="0"/>
+          <w:sz w:val="18"/>
+        </w:rPr>
+        <w:t>reservas: gestiona la cola de espera (id, socio_id FK, libro_id FK, fecha_reserva, posicion).</w:t>
+      </w:r>
+    </w:p>
+    <w:p>
+      <w:pPr>
+        <w:spacing w:before="0" w:after="80" w:line="276" w:lineRule="auto"/>
+        <w:jc w:val="both"/>
+      </w:pPr>
+      <w:r>
+        <w:rPr>
+          <w:rFonts w:ascii="Carlito" w:hAnsi="Carlito" w:eastAsia="Carlito" w:cs="Carlito"/>
+          <w:rFonts w:ascii="Carlito" w:hAnsi="Carlito"/>
+          <w:b w:val="0"/>
+          <w:i w:val="0"/>
+          <w:sz w:val="18"/>
+        </w:rPr>
+        <w:t>Las tablas socios y libros se relacionan con prestamos y reservas mediante claves foráneas (FK), estableciendo una relación de uno a muchos: un socio puede tener varios préstamos, y un libro puede estar involucrado en varios préstamos a lo largo del tiempo.</w:t>
+      </w:r>
+    </w:p>
+    <w:p>
+      <w:pPr>
+        <w:spacing w:before="200" w:after="80" w:line="276" w:lineRule="auto"/>
+        <w:jc w:val="left"/>
+      </w:pPr>
+      <w:r>
+        <w:rPr>
+          <w:rFonts w:ascii="Carlito" w:hAnsi="Carlito" w:eastAsia="Carlito" w:cs="Carlito"/>
+          <w:rFonts w:ascii="Carlito" w:hAnsi="Carlito"/>
+          <w:b/>
+          <w:i w:val="0"/>
+          <w:color w:val="1B4F72"/>
+          <w:sz w:val="24"/>
+        </w:rPr>
+        <w:t>10. Distribución del Trabajo</w:t>
+      </w:r>
+    </w:p>
+    <w:p>
+      <w:pPr>
+        <w:spacing w:before="0" w:after="80" w:line="276" w:lineRule="auto"/>
+        <w:jc w:val="both"/>
+      </w:pPr>
+      <w:r>
+        <w:rPr>
+          <w:rFonts w:ascii="Carlito" w:hAnsi="Carlito" w:eastAsia="Carlito" w:cs="Carlito"/>
+          <w:rFonts w:ascii="Carlito" w:hAnsi="Carlito"/>
+          <w:b w:val="0"/>
+          <w:i w:val="0"/>
+          <w:sz w:val="18"/>
+        </w:rPr>
+        <w:t>El presente documento fue elaborado de forma colaborativa por los integrantes del Grupo #1, organizados con roles técnicos específicos que reflejan las responsabilidades reales del desarrollo del sistema. A continuación, se detalla la asignación de roles y responsabilidades de cada miembro:</w:t>
+      </w:r>
+    </w:p>
+    <w:tbl>
+      <w:tblPr>
+        <w:tblStyle w:val="TableGrid"/>
+        <w:tblW w:type="auto" w:w="0"/>
+        <w:jc w:val="center"/>
+        <w:tblLook w:firstColumn="1" w:firstRow="1" w:lastColumn="0" w:lastRow="0" w:noHBand="0" w:noVBand="1" w:val="04A0"/>
+      </w:tblPr>
+      <w:tblGrid>
+        <w:gridCol w:w="3024"/>
+        <w:gridCol w:w="3024"/>
+        <w:gridCol w:w="3024"/>
+      </w:tblGrid>
+      <w:tr>
+        <w:tc>
+          <w:tcPr>
+            <w:tcW w:type="dxa" w:w="612283465"/>
+            <w:shd w:fill="1B4F72"/>
+          </w:tcPr>
+          <w:p>
+            <w:pPr>
+              <w:jc w:val="center"/>
+            </w:pPr>
+            <w:r>
+              <w:rPr>
+                <w:rFonts w:ascii="Carlito" w:hAnsi="Carlito" w:eastAsia="Carlito" w:cs="Carlito"/>
+                <w:rFonts w:ascii="Carlito" w:hAnsi="Carlito"/>
+                <w:b/>
+                <w:i w:val="0"/>
+                <w:color w:val="FFFFFF"/>
+                <w:sz w:val="16"/>
+              </w:rPr>
+              <w:t>Integrante</w:t>
+            </w:r>
+          </w:p>
+        </w:tc>
+        <w:tc>
+          <w:tcPr>
+            <w:tcW w:type="dxa" w:w="714330709"/>
+            <w:shd w:fill="1B4F72"/>
+          </w:tcPr>
+          <w:p>
+            <w:pPr>
+              <w:jc w:val="center"/>
+            </w:pPr>
+            <w:r>
+              <w:rPr>
+                <w:rFonts w:ascii="Carlito" w:hAnsi="Carlito" w:eastAsia="Carlito" w:cs="Carlito"/>
+                <w:rFonts w:ascii="Carlito" w:hAnsi="Carlito"/>
+                <w:b/>
+                <w:i w:val="0"/>
+                <w:color w:val="FFFFFF"/>
+                <w:sz w:val="16"/>
+              </w:rPr>
+              <w:t>Rol</w:t>
+            </w:r>
+          </w:p>
+        </w:tc>
+        <w:tc>
+          <w:tcPr>
+            <w:tcW w:type="dxa" w:w="2040944882"/>
+            <w:shd w:fill="1B4F72"/>
+          </w:tcPr>
+          <w:p>
+            <w:pPr>
+              <w:jc w:val="center"/>
+            </w:pPr>
+            <w:r>
+              <w:rPr>
+                <w:rFonts w:ascii="Carlito" w:hAnsi="Carlito" w:eastAsia="Carlito" w:cs="Carlito"/>
+                <w:rFonts w:ascii="Carlito" w:hAnsi="Carlito"/>
+                <w:b/>
+                <w:i w:val="0"/>
+                <w:color w:val="FFFFFF"/>
+                <w:sz w:val="16"/>
+              </w:rPr>
+              <w:t>Responsabilidades principales</w:t>
             </w:r>
           </w:p>
         </w:tc>
@@ -2515,31 +2194,61 @@
       <w:tr>
         <w:tc>
           <w:tcPr>
-            <w:tcW w:type="dxa" w:w="2880"/>
+            <w:tcW w:type="dxa" w:w="612283465"/>
           </w:tcPr>
           <w:p>
+            <w:pPr>
+              <w:jc w:val="left"/>
+            </w:pPr>
             <w:r>
-              <w:t>🟡 Media</w:t>
+              <w:rPr>
+                <w:rFonts w:ascii="Carlito" w:hAnsi="Carlito" w:eastAsia="Carlito" w:cs="Carlito"/>
+                <w:rFonts w:ascii="Carlito" w:hAnsi="Carlito"/>
+                <w:b w:val="0"/>
+                <w:i w:val="0"/>
+                <w:sz w:val="15"/>
+              </w:rPr>
+              <w:t>Henry Pazmiño</w:t>
             </w:r>
           </w:p>
         </w:tc>
         <w:tc>
           <w:tcPr>
-            <w:tcW w:type="dxa" w:w="2880"/>
+            <w:tcW w:type="dxa" w:w="714330709"/>
           </w:tcPr>
           <w:p>
+            <w:pPr>
+              <w:jc w:val="left"/>
+            </w:pPr>
             <w:r>
-              <w:t>Pruebas de integración módulo BD + GUI</w:t>
+              <w:rPr>
+                <w:rFonts w:ascii="Carlito" w:hAnsi="Carlito" w:eastAsia="Carlito" w:cs="Carlito"/>
+                <w:rFonts w:ascii="Carlito" w:hAnsi="Carlito"/>
+                <w:b w:val="0"/>
+                <w:i w:val="0"/>
+                <w:sz w:val="15"/>
+              </w:rPr>
+              <w:t>👑 Líder / Integrador</w:t>
             </w:r>
           </w:p>
         </w:tc>
         <w:tc>
           <w:tcPr>
-            <w:tcW w:type="dxa" w:w="2880"/>
+            <w:tcW w:type="dxa" w:w="2040944882"/>
           </w:tcPr>
           <w:p>
+            <w:pPr>
+              <w:jc w:val="left"/>
+            </w:pPr>
             <w:r>
-              <w:t>Mayra Vera</w:t>
+              <w:rPr>
+                <w:rFonts w:ascii="Carlito" w:hAnsi="Carlito" w:eastAsia="Carlito" w:cs="Carlito"/>
+                <w:rFonts w:ascii="Carlito" w:hAnsi="Carlito"/>
+                <w:b w:val="0"/>
+                <w:i w:val="0"/>
+                <w:sz w:val="15"/>
+              </w:rPr>
+              <w:t>Coordinar el repositorio en GitHub, integrar el código de todos los miembros, asegurar el funcionamiento conjunto del sistema, edición final del documento de especificación</w:t>
             </w:r>
           </w:p>
         </w:tc>
@@ -2547,67 +2256,1932 @@
       <w:tr>
         <w:tc>
           <w:tcPr>
-            <w:tcW w:type="dxa" w:w="2880"/>
+            <w:tcW w:type="dxa" w:w="612283465"/>
+            <w:shd w:fill="E8F0FE"/>
           </w:tcPr>
           <w:p>
+            <w:pPr>
+              <w:jc w:val="left"/>
+            </w:pPr>
             <w:r>
-              <w:t>🟢 Baja</w:t>
+              <w:rPr>
+                <w:rFonts w:ascii="Carlito" w:hAnsi="Carlito" w:eastAsia="Carlito" w:cs="Carlito"/>
+                <w:rFonts w:ascii="Carlito" w:hAnsi="Carlito"/>
+                <w:b w:val="0"/>
+                <w:i w:val="0"/>
+                <w:sz w:val="15"/>
+              </w:rPr>
+              <w:t>Jodie Parrales</w:t>
             </w:r>
           </w:p>
         </w:tc>
         <w:tc>
           <w:tcPr>
-            <w:tcW w:type="dxa" w:w="2880"/>
+            <w:tcW w:type="dxa" w:w="714330709"/>
+            <w:shd w:fill="E8F0FE"/>
           </w:tcPr>
           <w:p>
+            <w:pPr>
+              <w:jc w:val="left"/>
+            </w:pPr>
             <w:r>
-              <w:t>Manual de usuario con capturas de pantalla</w:t>
+              <w:rPr>
+                <w:rFonts w:ascii="Carlito" w:hAnsi="Carlito" w:eastAsia="Carlito" w:cs="Carlito"/>
+                <w:rFonts w:ascii="Carlito" w:hAnsi="Carlito"/>
+                <w:b w:val="0"/>
+                <w:i w:val="0"/>
+                <w:sz w:val="15"/>
+              </w:rPr>
+              <w:t>💻 Desarrolladora GUI</w:t>
             </w:r>
           </w:p>
         </w:tc>
         <w:tc>
           <w:tcPr>
-            <w:tcW w:type="dxa" w:w="2880"/>
+            <w:tcW w:type="dxa" w:w="2040944882"/>
+            <w:shd w:fill="E8F0FE"/>
           </w:tcPr>
           <w:p>
+            <w:pPr>
+              <w:jc w:val="left"/>
+            </w:pPr>
             <w:r>
+              <w:rPr>
+                <w:rFonts w:ascii="Carlito" w:hAnsi="Carlito" w:eastAsia="Carlito" w:cs="Carlito"/>
+                <w:rFonts w:ascii="Carlito" w:hAnsi="Carlito"/>
+                <w:b w:val="0"/>
+                <w:i w:val="0"/>
+                <w:sz w:val="15"/>
+              </w:rPr>
+              <w:t>Implementar la interfaz gráfica con Tkinter (formularios de socios, catálogo, préstamos, devoluciones, reservas). Conectar cada ventana con la base de datos</w:t>
+            </w:r>
+          </w:p>
+        </w:tc>
+      </w:tr>
+      <w:tr>
+        <w:tc>
+          <w:tcPr>
+            <w:tcW w:type="dxa" w:w="612283465"/>
+          </w:tcPr>
+          <w:p>
+            <w:pPr>
+              <w:jc w:val="left"/>
+            </w:pPr>
+            <w:r>
+              <w:rPr>
+                <w:rFonts w:ascii="Carlito" w:hAnsi="Carlito" w:eastAsia="Carlito" w:cs="Carlito"/>
+                <w:rFonts w:ascii="Carlito" w:hAnsi="Carlito"/>
+                <w:b w:val="0"/>
+                <w:i w:val="0"/>
+                <w:sz w:val="15"/>
+              </w:rPr>
+              <w:t>Cindy Ayoví</w:t>
+            </w:r>
+          </w:p>
+        </w:tc>
+        <w:tc>
+          <w:tcPr>
+            <w:tcW w:type="dxa" w:w="714330709"/>
+          </w:tcPr>
+          <w:p>
+            <w:pPr>
+              <w:jc w:val="left"/>
+            </w:pPr>
+            <w:r>
+              <w:rPr>
+                <w:rFonts w:ascii="Carlito" w:hAnsi="Carlito" w:eastAsia="Carlito" w:cs="Carlito"/>
+                <w:rFonts w:ascii="Carlito" w:hAnsi="Carlito"/>
+                <w:b w:val="0"/>
+                <w:i w:val="0"/>
+                <w:sz w:val="15"/>
+              </w:rPr>
+              <w:t>🗄️ Desarrolladora BD</w:t>
+            </w:r>
+          </w:p>
+        </w:tc>
+        <w:tc>
+          <w:tcPr>
+            <w:tcW w:type="dxa" w:w="2040944882"/>
+          </w:tcPr>
+          <w:p>
+            <w:pPr>
+              <w:jc w:val="left"/>
+            </w:pPr>
+            <w:r>
+              <w:rPr>
+                <w:rFonts w:ascii="Carlito" w:hAnsi="Carlito" w:eastAsia="Carlito" w:cs="Carlito"/>
+                <w:rFonts w:ascii="Carlito" w:hAnsi="Carlito"/>
+                <w:b w:val="0"/>
+                <w:i w:val="0"/>
+                <w:sz w:val="15"/>
+              </w:rPr>
+              <w:t>Diseñar y poblar la base de datos SQLite (biblioteca.db). Implementar operaciones CRUD completas de socios y libros. Garantizar la integridad referencial</w:t>
+            </w:r>
+          </w:p>
+        </w:tc>
+      </w:tr>
+      <w:tr>
+        <w:tc>
+          <w:tcPr>
+            <w:tcW w:type="dxa" w:w="612283465"/>
+            <w:shd w:fill="E8F0FE"/>
+          </w:tcPr>
+          <w:p>
+            <w:pPr>
+              <w:jc w:val="left"/>
+            </w:pPr>
+            <w:r>
+              <w:rPr>
+                <w:rFonts w:ascii="Carlito" w:hAnsi="Carlito" w:eastAsia="Carlito" w:cs="Carlito"/>
+                <w:rFonts w:ascii="Carlito" w:hAnsi="Carlito"/>
+                <w:b w:val="0"/>
+                <w:i w:val="0"/>
+                <w:sz w:val="15"/>
+              </w:rPr>
+              <w:t>Cesar Gonzales</w:t>
+            </w:r>
+          </w:p>
+        </w:tc>
+        <w:tc>
+          <w:tcPr>
+            <w:tcW w:type="dxa" w:w="714330709"/>
+            <w:shd w:fill="E8F0FE"/>
+          </w:tcPr>
+          <w:p>
+            <w:pPr>
+              <w:jc w:val="left"/>
+            </w:pPr>
+            <w:r>
+              <w:rPr>
+                <w:rFonts w:ascii="Carlito" w:hAnsi="Carlito" w:eastAsia="Carlito" w:cs="Carlito"/>
+                <w:rFonts w:ascii="Carlito" w:hAnsi="Carlito"/>
+                <w:b w:val="0"/>
+                <w:i w:val="0"/>
+                <w:sz w:val="15"/>
+              </w:rPr>
+              <w:t>⚙️ Desarrollador Lógica/Negocio</w:t>
+            </w:r>
+          </w:p>
+        </w:tc>
+        <w:tc>
+          <w:tcPr>
+            <w:tcW w:type="dxa" w:w="2040944882"/>
+            <w:shd w:fill="E8F0FE"/>
+          </w:tcPr>
+          <w:p>
+            <w:pPr>
+              <w:jc w:val="left"/>
+            </w:pPr>
+            <w:r>
+              <w:rPr>
+                <w:rFonts w:ascii="Carlito" w:hAnsi="Carlito" w:eastAsia="Carlito" w:cs="Carlito"/>
+                <w:rFonts w:ascii="Carlito" w:hAnsi="Carlito"/>
+                <w:b w:val="0"/>
+                <w:i w:val="0"/>
+                <w:sz w:val="15"/>
+              </w:rPr>
+              <w:t>Implementar la lógica de préstamos y devoluciones, reglas de negocio (límite de libros por tipo de socio), integración de algoritmos de ordenamiento y búsqueda al sistema</w:t>
+            </w:r>
+          </w:p>
+        </w:tc>
+      </w:tr>
+      <w:tr>
+        <w:tc>
+          <w:tcPr>
+            <w:tcW w:type="dxa" w:w="612283465"/>
+          </w:tcPr>
+          <w:p>
+            <w:pPr>
+              <w:jc w:val="left"/>
+            </w:pPr>
+            <w:r>
+              <w:rPr>
+                <w:rFonts w:ascii="Carlito" w:hAnsi="Carlito" w:eastAsia="Carlito" w:cs="Carlito"/>
+                <w:rFonts w:ascii="Carlito" w:hAnsi="Carlito"/>
+                <w:b w:val="0"/>
+                <w:i w:val="0"/>
+                <w:sz w:val="15"/>
+              </w:rPr>
               <w:t>Mayra Vera</w:t>
+            </w:r>
+          </w:p>
+        </w:tc>
+        <w:tc>
+          <w:tcPr>
+            <w:tcW w:type="dxa" w:w="714330709"/>
+          </w:tcPr>
+          <w:p>
+            <w:pPr>
+              <w:jc w:val="left"/>
+            </w:pPr>
+            <w:r>
+              <w:rPr>
+                <w:rFonts w:ascii="Carlito" w:hAnsi="Carlito" w:eastAsia="Carlito" w:cs="Carlito"/>
+                <w:rFonts w:ascii="Carlito" w:hAnsi="Carlito"/>
+                <w:b w:val="0"/>
+                <w:i w:val="0"/>
+                <w:sz w:val="15"/>
+              </w:rPr>
+              <w:t>📝 Documentación y Pruebas</w:t>
+            </w:r>
+          </w:p>
+        </w:tc>
+        <w:tc>
+          <w:tcPr>
+            <w:tcW w:type="dxa" w:w="2040944882"/>
+          </w:tcPr>
+          <w:p>
+            <w:pPr>
+              <w:jc w:val="left"/>
+            </w:pPr>
+            <w:r>
+              <w:rPr>
+                <w:rFonts w:ascii="Carlito" w:hAnsi="Carlito" w:eastAsia="Carlito" w:cs="Carlito"/>
+                <w:rFonts w:ascii="Carlito" w:hAnsi="Carlito"/>
+                <w:b w:val="0"/>
+                <w:i w:val="0"/>
+                <w:sz w:val="15"/>
+              </w:rPr>
+              <w:t>Redactar el documento de especificación, el manual de usuario con capturas de pantalla, realizar pruebas unitarias del sistema y verificar el cumplimiento de requisitos</w:t>
             </w:r>
           </w:p>
         </w:tc>
       </w:tr>
     </w:tbl>
-    <w:p/>
     <w:p>
       <w:pPr>
+        <w:spacing w:before="200" w:after="80" w:line="276" w:lineRule="auto"/>
+        <w:jc w:val="left"/>
+      </w:pPr>
+      <w:r>
+        <w:rPr>
+          <w:rFonts w:ascii="Carlito" w:hAnsi="Carlito" w:eastAsia="Carlito" w:cs="Carlito"/>
+          <w:rFonts w:ascii="Carlito" w:hAnsi="Carlito"/>
+          <w:b/>
+          <w:i w:val="0"/>
+          <w:color w:val="1B4F72"/>
+          <w:sz w:val="24"/>
+        </w:rPr>
+        <w:t>11. Repositorio y Avance en GitHub</w:t>
+      </w:r>
+    </w:p>
+    <w:p>
+      <w:pPr>
+        <w:spacing w:before="0" w:after="80" w:line="276" w:lineRule="auto"/>
+        <w:jc w:val="both"/>
+      </w:pPr>
+      <w:r>
+        <w:rPr>
+          <w:rFonts w:ascii="Carlito" w:hAnsi="Carlito" w:eastAsia="Carlito" w:cs="Carlito"/>
+          <w:rFonts w:ascii="Carlito" w:hAnsi="Carlito"/>
+          <w:b w:val="0"/>
+          <w:i w:val="0"/>
+          <w:sz w:val="18"/>
+        </w:rPr>
+        <w:t>El código fuente del proyecto se encuentra alojado en un repositorio público de GitHub, donde se puede verificar el historial de commits y la estructura del sistema:</w:t>
+      </w:r>
+    </w:p>
+    <w:p>
+      <w:pPr>
+        <w:spacing w:before="40" w:after="80" w:line="276" w:lineRule="auto"/>
+        <w:jc w:val="left"/>
+      </w:pPr>
+      <w:r>
+        <w:rPr>
+          <w:rFonts w:ascii="Carlito" w:hAnsi="Carlito" w:eastAsia="Carlito" w:cs="Carlito"/>
+          <w:rFonts w:ascii="Carlito" w:hAnsi="Carlito"/>
+          <w:b/>
+          <w:i w:val="0"/>
+          <w:sz w:val="18"/>
+        </w:rPr>
+        <w:t xml:space="preserve">Repositorio: </w:t>
+      </w:r>
+      <w:r>
+        <w:rPr>
+          <w:rFonts w:ascii="Carlito" w:hAnsi="Carlito" w:eastAsia="Carlito" w:cs="Carlito"/>
+          <w:rFonts w:ascii="Carlito" w:hAnsi="Carlito"/>
+          <w:b w:val="0"/>
+          <w:i w:val="0"/>
+          <w:color w:val="2E86C1"/>
+          <w:sz w:val="18"/>
+        </w:rPr>
+        <w:t>https://github.com/josuepaz80-usitee/sistema-biblioteca-prog2</w:t>
+      </w:r>
+    </w:p>
+    <w:p>
+      <w:pPr>
+        <w:spacing w:before="0" w:after="80" w:line="276" w:lineRule="auto"/>
+        <w:jc w:val="both"/>
+      </w:pPr>
+      <w:r>
+        <w:rPr>
+          <w:rFonts w:ascii="Carlito" w:hAnsi="Carlito" w:eastAsia="Carlito" w:cs="Carlito"/>
+          <w:rFonts w:ascii="Carlito" w:hAnsi="Carlito"/>
+          <w:b w:val="0"/>
+          <w:i w:val="0"/>
+          <w:sz w:val="18"/>
+        </w:rPr>
+        <w:t>A la fecha de esta entrega, el repositorio cuenta con los siguientes commits que reflejan el avance del proyecto:</w:t>
+      </w:r>
+    </w:p>
+    <w:tbl>
+      <w:tblPr>
+        <w:tblStyle w:val="TableGrid"/>
+        <w:tblW w:type="auto" w:w="0"/>
+        <w:jc w:val="center"/>
+        <w:tblLook w:firstColumn="1" w:firstRow="1" w:lastColumn="0" w:lastRow="0" w:noHBand="0" w:noVBand="1" w:val="04A0"/>
+      </w:tblPr>
+      <w:tblGrid>
+        <w:gridCol w:w="2268"/>
+        <w:gridCol w:w="2268"/>
+        <w:gridCol w:w="2268"/>
+        <w:gridCol w:w="2268"/>
+      </w:tblGrid>
+      <w:tr>
+        <w:tc>
+          <w:tcPr>
+            <w:tcW w:type="dxa" w:w="163275591"/>
+            <w:shd w:fill="1B4F72"/>
+          </w:tcPr>
+          <w:p>
+            <w:pPr>
+              <w:jc w:val="center"/>
+            </w:pPr>
+            <w:r>
+              <w:rPr>
+                <w:rFonts w:ascii="Carlito" w:hAnsi="Carlito" w:eastAsia="Carlito" w:cs="Carlito"/>
+                <w:rFonts w:ascii="Carlito" w:hAnsi="Carlito"/>
+                <w:b/>
+                <w:i w:val="0"/>
+                <w:color w:val="FFFFFF"/>
+                <w:sz w:val="16"/>
+              </w:rPr>
+              <w:t>#</w:t>
+            </w:r>
+          </w:p>
+        </w:tc>
+        <w:tc>
+          <w:tcPr>
+            <w:tcW w:type="dxa" w:w="306141732"/>
+            <w:shd w:fill="1B4F72"/>
+          </w:tcPr>
+          <w:p>
+            <w:pPr>
+              <w:jc w:val="center"/>
+            </w:pPr>
+            <w:r>
+              <w:rPr>
+                <w:rFonts w:ascii="Carlito" w:hAnsi="Carlito" w:eastAsia="Carlito" w:cs="Carlito"/>
+                <w:rFonts w:ascii="Carlito" w:hAnsi="Carlito"/>
+                <w:b/>
+                <w:i w:val="0"/>
+                <w:color w:val="FFFFFF"/>
+                <w:sz w:val="16"/>
+              </w:rPr>
+              <w:t>Fecha</w:t>
+            </w:r>
+          </w:p>
+        </w:tc>
+        <w:tc>
+          <w:tcPr>
+            <w:tcW w:type="dxa" w:w="2040944882"/>
+            <w:shd w:fill="1B4F72"/>
+          </w:tcPr>
+          <w:p>
+            <w:pPr>
+              <w:jc w:val="center"/>
+            </w:pPr>
+            <w:r>
+              <w:rPr>
+                <w:rFonts w:ascii="Carlito" w:hAnsi="Carlito" w:eastAsia="Carlito" w:cs="Carlito"/>
+                <w:rFonts w:ascii="Carlito" w:hAnsi="Carlito"/>
+                <w:b/>
+                <w:i w:val="0"/>
+                <w:color w:val="FFFFFF"/>
+                <w:sz w:val="16"/>
+              </w:rPr>
+              <w:t>Mensaje del commit</w:t>
+            </w:r>
+          </w:p>
+        </w:tc>
+        <w:tc>
+          <w:tcPr>
+            <w:tcW w:type="dxa" w:w="408188976"/>
+            <w:shd w:fill="1B4F72"/>
+          </w:tcPr>
+          <w:p>
+            <w:pPr>
+              <w:jc w:val="center"/>
+            </w:pPr>
+            <w:r>
+              <w:rPr>
+                <w:rFonts w:ascii="Carlito" w:hAnsi="Carlito" w:eastAsia="Carlito" w:cs="Carlito"/>
+                <w:rFonts w:ascii="Carlito" w:hAnsi="Carlito"/>
+                <w:b/>
+                <w:i w:val="0"/>
+                <w:color w:val="FFFFFF"/>
+                <w:sz w:val="16"/>
+              </w:rPr>
+              <w:t>Autor</w:t>
+            </w:r>
+          </w:p>
+        </w:tc>
+      </w:tr>
+      <w:tr>
+        <w:tc>
+          <w:tcPr>
+            <w:tcW w:type="dxa" w:w="163275591"/>
+          </w:tcPr>
+          <w:p>
+            <w:pPr>
+              <w:jc w:val="center"/>
+            </w:pPr>
+            <w:r>
+              <w:rPr>
+                <w:rFonts w:ascii="Carlito" w:hAnsi="Carlito" w:eastAsia="Carlito" w:cs="Carlito"/>
+                <w:rFonts w:ascii="Carlito" w:hAnsi="Carlito"/>
+                <w:b w:val="0"/>
+                <w:i w:val="0"/>
+                <w:sz w:val="15"/>
+              </w:rPr>
+              <w:t>1</w:t>
+            </w:r>
+          </w:p>
+        </w:tc>
+        <w:tc>
+          <w:tcPr>
+            <w:tcW w:type="dxa" w:w="306141732"/>
+          </w:tcPr>
+          <w:p>
+            <w:pPr>
+              <w:jc w:val="left"/>
+            </w:pPr>
+            <w:r>
+              <w:rPr>
+                <w:rFonts w:ascii="Carlito" w:hAnsi="Carlito" w:eastAsia="Carlito" w:cs="Carlito"/>
+                <w:rFonts w:ascii="Carlito" w:hAnsi="Carlito"/>
+                <w:b w:val="0"/>
+                <w:i w:val="0"/>
+                <w:sz w:val="15"/>
+              </w:rPr>
+              <w:t>7-jul</w:t>
+            </w:r>
+          </w:p>
+        </w:tc>
+        <w:tc>
+          <w:tcPr>
+            <w:tcW w:type="dxa" w:w="2040944882"/>
+          </w:tcPr>
+          <w:p>
+            <w:pPr>
+              <w:jc w:val="left"/>
+            </w:pPr>
+            <w:r>
+              <w:rPr>
+                <w:rFonts w:ascii="Carlito" w:hAnsi="Carlito" w:eastAsia="Carlito" w:cs="Carlito"/>
+                <w:rFonts w:ascii="Carlito" w:hAnsi="Carlito"/>
+                <w:b w:val="0"/>
+                <w:i w:val="0"/>
+                <w:sz w:val="15"/>
+              </w:rPr>
+              <w:t>Initial commit</w:t>
+            </w:r>
+          </w:p>
+        </w:tc>
+        <w:tc>
+          <w:tcPr>
+            <w:tcW w:type="dxa" w:w="408188976"/>
+          </w:tcPr>
+          <w:p>
+            <w:pPr>
+              <w:jc w:val="left"/>
+            </w:pPr>
+            <w:r>
+              <w:rPr>
+                <w:rFonts w:ascii="Carlito" w:hAnsi="Carlito" w:eastAsia="Carlito" w:cs="Carlito"/>
+                <w:rFonts w:ascii="Carlito" w:hAnsi="Carlito"/>
+                <w:b w:val="0"/>
+                <w:i w:val="0"/>
+                <w:sz w:val="15"/>
+              </w:rPr>
+              <w:t>Grupo #1</w:t>
+            </w:r>
+          </w:p>
+        </w:tc>
+      </w:tr>
+      <w:tr>
+        <w:tc>
+          <w:tcPr>
+            <w:tcW w:type="dxa" w:w="163275591"/>
+            <w:shd w:fill="E8F0FE"/>
+          </w:tcPr>
+          <w:p>
+            <w:pPr>
+              <w:jc w:val="center"/>
+            </w:pPr>
+            <w:r>
+              <w:rPr>
+                <w:rFonts w:ascii="Carlito" w:hAnsi="Carlito" w:eastAsia="Carlito" w:cs="Carlito"/>
+                <w:rFonts w:ascii="Carlito" w:hAnsi="Carlito"/>
+                <w:b w:val="0"/>
+                <w:i w:val="0"/>
+                <w:sz w:val="15"/>
+              </w:rPr>
+              <w:t>2</w:t>
+            </w:r>
+          </w:p>
+        </w:tc>
+        <w:tc>
+          <w:tcPr>
+            <w:tcW w:type="dxa" w:w="306141732"/>
+            <w:shd w:fill="E8F0FE"/>
+          </w:tcPr>
+          <w:p>
+            <w:pPr>
+              <w:jc w:val="left"/>
+            </w:pPr>
+            <w:r>
+              <w:rPr>
+                <w:rFonts w:ascii="Carlito" w:hAnsi="Carlito" w:eastAsia="Carlito" w:cs="Carlito"/>
+                <w:rFonts w:ascii="Carlito" w:hAnsi="Carlito"/>
+                <w:b w:val="0"/>
+                <w:i w:val="0"/>
+                <w:sz w:val="15"/>
+              </w:rPr>
+              <w:t>7-jul</w:t>
+            </w:r>
+          </w:p>
+        </w:tc>
+        <w:tc>
+          <w:tcPr>
+            <w:tcW w:type="dxa" w:w="2040944882"/>
+            <w:shd w:fill="E8F0FE"/>
+          </w:tcPr>
+          <w:p>
+            <w:pPr>
+              <w:jc w:val="left"/>
+            </w:pPr>
+            <w:r>
+              <w:rPr>
+                <w:rFonts w:ascii="Carlito" w:hAnsi="Carlito" w:eastAsia="Carlito" w:cs="Carlito"/>
+                <w:rFonts w:ascii="Carlito" w:hAnsi="Carlito"/>
+                <w:b w:val="0"/>
+                <w:i w:val="0"/>
+                <w:sz w:val="15"/>
+              </w:rPr>
+              <w:t>feat: estructura inicial del Sistema de Gestion de Biblioteca Universitaria</w:t>
+            </w:r>
+          </w:p>
+        </w:tc>
+        <w:tc>
+          <w:tcPr>
+            <w:tcW w:type="dxa" w:w="408188976"/>
+            <w:shd w:fill="E8F0FE"/>
+          </w:tcPr>
+          <w:p>
+            <w:pPr>
+              <w:jc w:val="left"/>
+            </w:pPr>
+            <w:r>
+              <w:rPr>
+                <w:rFonts w:ascii="Carlito" w:hAnsi="Carlito" w:eastAsia="Carlito" w:cs="Carlito"/>
+                <w:rFonts w:ascii="Carlito" w:hAnsi="Carlito"/>
+                <w:b w:val="0"/>
+                <w:i w:val="0"/>
+                <w:sz w:val="15"/>
+              </w:rPr>
+              <w:t>Grupo #1</w:t>
+            </w:r>
+          </w:p>
+        </w:tc>
+      </w:tr>
+      <w:tr>
+        <w:tc>
+          <w:tcPr>
+            <w:tcW w:type="dxa" w:w="163275591"/>
+          </w:tcPr>
+          <w:p>
+            <w:pPr>
+              <w:jc w:val="center"/>
+            </w:pPr>
+            <w:r>
+              <w:rPr>
+                <w:rFonts w:ascii="Carlito" w:hAnsi="Carlito" w:eastAsia="Carlito" w:cs="Carlito"/>
+                <w:rFonts w:ascii="Carlito" w:hAnsi="Carlito"/>
+                <w:b w:val="0"/>
+                <w:i w:val="0"/>
+                <w:sz w:val="15"/>
+              </w:rPr>
+              <w:t>3</w:t>
+            </w:r>
+          </w:p>
+        </w:tc>
+        <w:tc>
+          <w:tcPr>
+            <w:tcW w:type="dxa" w:w="306141732"/>
+          </w:tcPr>
+          <w:p>
+            <w:pPr>
+              <w:jc w:val="left"/>
+            </w:pPr>
+            <w:r>
+              <w:rPr>
+                <w:rFonts w:ascii="Carlito" w:hAnsi="Carlito" w:eastAsia="Carlito" w:cs="Carlito"/>
+                <w:rFonts w:ascii="Carlito" w:hAnsi="Carlito"/>
+                <w:b w:val="0"/>
+                <w:i w:val="0"/>
+                <w:sz w:val="15"/>
+              </w:rPr>
+              <w:t>7-jul</w:t>
+            </w:r>
+          </w:p>
+        </w:tc>
+        <w:tc>
+          <w:tcPr>
+            <w:tcW w:type="dxa" w:w="2040944882"/>
+          </w:tcPr>
+          <w:p>
+            <w:pPr>
+              <w:jc w:val="left"/>
+            </w:pPr>
+            <w:r>
+              <w:rPr>
+                <w:rFonts w:ascii="Carlito" w:hAnsi="Carlito" w:eastAsia="Carlito" w:cs="Carlito"/>
+                <w:rFonts w:ascii="Carlito" w:hAnsi="Carlito"/>
+                <w:b w:val="0"/>
+                <w:i w:val="0"/>
+                <w:sz w:val="15"/>
+              </w:rPr>
+              <w:t>refactor: estilo nivel 3er semestre segun lo ensenado por Ing. Bryan Velez + DECLARATORIA</w:t>
+            </w:r>
+          </w:p>
+        </w:tc>
+        <w:tc>
+          <w:tcPr>
+            <w:tcW w:type="dxa" w:w="408188976"/>
+          </w:tcPr>
+          <w:p>
+            <w:pPr>
+              <w:jc w:val="left"/>
+            </w:pPr>
+            <w:r>
+              <w:rPr>
+                <w:rFonts w:ascii="Carlito" w:hAnsi="Carlito" w:eastAsia="Carlito" w:cs="Carlito"/>
+                <w:rFonts w:ascii="Carlito" w:hAnsi="Carlito"/>
+                <w:b w:val="0"/>
+                <w:i w:val="0"/>
+                <w:sz w:val="15"/>
+              </w:rPr>
+              <w:t>Grupo #1</w:t>
+            </w:r>
+          </w:p>
+        </w:tc>
+      </w:tr>
+      <w:tr>
+        <w:tc>
+          <w:tcPr>
+            <w:tcW w:type="dxa" w:w="163275591"/>
+            <w:shd w:fill="E8F0FE"/>
+          </w:tcPr>
+          <w:p>
+            <w:pPr>
+              <w:jc w:val="center"/>
+            </w:pPr>
+            <w:r>
+              <w:rPr>
+                <w:rFonts w:ascii="Carlito" w:hAnsi="Carlito" w:eastAsia="Carlito" w:cs="Carlito"/>
+                <w:rFonts w:ascii="Carlito" w:hAnsi="Carlito"/>
+                <w:b w:val="0"/>
+                <w:i w:val="0"/>
+                <w:sz w:val="15"/>
+              </w:rPr>
+              <w:t>4</w:t>
+            </w:r>
+          </w:p>
+        </w:tc>
+        <w:tc>
+          <w:tcPr>
+            <w:tcW w:type="dxa" w:w="306141732"/>
+            <w:shd w:fill="E8F0FE"/>
+          </w:tcPr>
+          <w:p>
+            <w:pPr>
+              <w:jc w:val="left"/>
+            </w:pPr>
+            <w:r>
+              <w:rPr>
+                <w:rFonts w:ascii="Carlito" w:hAnsi="Carlito" w:eastAsia="Carlito" w:cs="Carlito"/>
+                <w:rFonts w:ascii="Carlito" w:hAnsi="Carlito"/>
+                <w:b w:val="0"/>
+                <w:i w:val="0"/>
+                <w:sz w:val="15"/>
+              </w:rPr>
+              <w:t>7-jul</w:t>
+            </w:r>
+          </w:p>
+        </w:tc>
+        <w:tc>
+          <w:tcPr>
+            <w:tcW w:type="dxa" w:w="2040944882"/>
+            <w:shd w:fill="E8F0FE"/>
+          </w:tcPr>
+          <w:p>
+            <w:pPr>
+              <w:jc w:val="left"/>
+            </w:pPr>
+            <w:r>
+              <w:rPr>
+                <w:rFonts w:ascii="Carlito" w:hAnsi="Carlito" w:eastAsia="Carlito" w:cs="Carlito"/>
+                <w:rFonts w:ascii="Carlito" w:hAnsi="Carlito"/>
+                <w:b w:val="0"/>
+                <w:i w:val="0"/>
+                <w:sz w:val="15"/>
+              </w:rPr>
+              <w:t>fix: DECLARATORIA actualizada tras revision completa del material del semestre</w:t>
+            </w:r>
+          </w:p>
+        </w:tc>
+        <w:tc>
+          <w:tcPr>
+            <w:tcW w:type="dxa" w:w="408188976"/>
+            <w:shd w:fill="E8F0FE"/>
+          </w:tcPr>
+          <w:p>
+            <w:pPr>
+              <w:jc w:val="left"/>
+            </w:pPr>
+            <w:r>
+              <w:rPr>
+                <w:rFonts w:ascii="Carlito" w:hAnsi="Carlito" w:eastAsia="Carlito" w:cs="Carlito"/>
+                <w:rFonts w:ascii="Carlito" w:hAnsi="Carlito"/>
+                <w:b w:val="0"/>
+                <w:i w:val="0"/>
+                <w:sz w:val="15"/>
+              </w:rPr>
+              <w:t>Grupo #1</w:t>
+            </w:r>
+          </w:p>
+        </w:tc>
+      </w:tr>
+      <w:tr>
+        <w:tc>
+          <w:tcPr>
+            <w:tcW w:type="dxa" w:w="163275591"/>
+          </w:tcPr>
+          <w:p>
+            <w:pPr>
+              <w:jc w:val="center"/>
+            </w:pPr>
+            <w:r>
+              <w:rPr>
+                <w:rFonts w:ascii="Carlito" w:hAnsi="Carlito" w:eastAsia="Carlito" w:cs="Carlito"/>
+                <w:rFonts w:ascii="Carlito" w:hAnsi="Carlito"/>
+                <w:b w:val="0"/>
+                <w:i w:val="0"/>
+                <w:sz w:val="15"/>
+              </w:rPr>
+              <w:t>5</w:t>
+            </w:r>
+          </w:p>
+        </w:tc>
+        <w:tc>
+          <w:tcPr>
+            <w:tcW w:type="dxa" w:w="306141732"/>
+          </w:tcPr>
+          <w:p>
+            <w:pPr>
+              <w:jc w:val="left"/>
+            </w:pPr>
+            <w:r>
+              <w:rPr>
+                <w:rFonts w:ascii="Carlito" w:hAnsi="Carlito" w:eastAsia="Carlito" w:cs="Carlito"/>
+                <w:rFonts w:ascii="Carlito" w:hAnsi="Carlito"/>
+                <w:b w:val="0"/>
+                <w:i w:val="0"/>
+                <w:sz w:val="15"/>
+              </w:rPr>
+              <w:t>7-jul</w:t>
+            </w:r>
+          </w:p>
+        </w:tc>
+        <w:tc>
+          <w:tcPr>
+            <w:tcW w:type="dxa" w:w="2040944882"/>
+          </w:tcPr>
+          <w:p>
+            <w:pPr>
+              <w:jc w:val="left"/>
+            </w:pPr>
+            <w:r>
+              <w:rPr>
+                <w:rFonts w:ascii="Carlito" w:hAnsi="Carlito" w:eastAsia="Carlito" w:cs="Carlito"/>
+                <w:rFonts w:ascii="Carlito" w:hAnsi="Carlito"/>
+                <w:b w:val="0"/>
+                <w:i w:val="0"/>
+                <w:sz w:val="15"/>
+              </w:rPr>
+              <w:t>fix: referencias genericas sin nombres individuales en DECLARATORIA</w:t>
+            </w:r>
+          </w:p>
+        </w:tc>
+        <w:tc>
+          <w:tcPr>
+            <w:tcW w:type="dxa" w:w="408188976"/>
+          </w:tcPr>
+          <w:p>
+            <w:pPr>
+              <w:jc w:val="left"/>
+            </w:pPr>
+            <w:r>
+              <w:rPr>
+                <w:rFonts w:ascii="Carlito" w:hAnsi="Carlito" w:eastAsia="Carlito" w:cs="Carlito"/>
+                <w:rFonts w:ascii="Carlito" w:hAnsi="Carlito"/>
+                <w:b w:val="0"/>
+                <w:i w:val="0"/>
+                <w:sz w:val="15"/>
+              </w:rPr>
+              <w:t>Grupo #1</w:t>
+            </w:r>
+          </w:p>
+        </w:tc>
+      </w:tr>
+      <w:tr>
+        <w:tc>
+          <w:tcPr>
+            <w:tcW w:type="dxa" w:w="2268"/>
+          </w:tcPr>
+          <w:p>
+            <w:r>
+              <w:t>6</w:t>
+            </w:r>
+          </w:p>
+        </w:tc>
+        <w:tc>
+          <w:tcPr>
+            <w:tcW w:type="dxa" w:w="2268"/>
+          </w:tcPr>
+          <w:p>
+            <w:r>
+              <w:t>11-jul</w:t>
+            </w:r>
+          </w:p>
+        </w:tc>
+        <w:tc>
+          <w:tcPr>
+            <w:tcW w:type="dxa" w:w="2268"/>
+          </w:tcPr>
+          <w:p>
+            <w:r>
+              <w:t>docs: agregar documentacion del proyecto (especificacion, manual, Gantt, README con roles)</w:t>
+            </w:r>
+          </w:p>
+        </w:tc>
+        <w:tc>
+          <w:tcPr>
+            <w:tcW w:type="dxa" w:w="2268"/>
+          </w:tcPr>
+          <w:p>
+            <w:r>
+              <w:t>Henry Pazmiño</w:t>
+            </w:r>
+          </w:p>
+        </w:tc>
+      </w:tr>
+      <w:tr>
+        <w:tc>
+          <w:tcPr>
+            <w:tcW w:type="dxa" w:w="2268"/>
+          </w:tcPr>
+          <w:p>
+            <w:r>
+              <w:t>7</w:t>
+            </w:r>
+          </w:p>
+        </w:tc>
+        <w:tc>
+          <w:tcPr>
+            <w:tcW w:type="dxa" w:w="2268"/>
+          </w:tcPr>
+          <w:p>
+            <w:r>
+              <w:t>11-jul</w:t>
+            </w:r>
+          </w:p>
+        </w:tc>
+        <w:tc>
+          <w:tcPr>
+            <w:tcW w:type="dxa" w:w="2268"/>
+          </w:tcPr>
+          <w:p>
+            <w:r>
+              <w:t>docs: especificacion visible en markdown + creditos de autoría por integrante en cada archivo</w:t>
+            </w:r>
+          </w:p>
+        </w:tc>
+        <w:tc>
+          <w:tcPr>
+            <w:tcW w:type="dxa" w:w="2268"/>
+          </w:tcPr>
+          <w:p>
+            <w:r>
+              <w:t>Henry Pazmiño</w:t>
+            </w:r>
+          </w:p>
+        </w:tc>
+      </w:tr>
+      <w:tr>
+        <w:tc>
+          <w:tcPr>
+            <w:tcW w:type="dxa" w:w="2268"/>
+          </w:tcPr>
+          <w:p>
+            <w:r>
+              <w:t>8</w:t>
+            </w:r>
+          </w:p>
+        </w:tc>
+        <w:tc>
+          <w:tcPr>
+            <w:tcW w:type="dxa" w:w="2268"/>
+          </w:tcPr>
+          <w:p>
+            <w:r>
+              <w:t>11-jul</w:t>
+            </w:r>
+          </w:p>
+        </w:tc>
+        <w:tc>
+          <w:tcPr>
+            <w:tcW w:type="dxa" w:w="2268"/>
+          </w:tcPr>
+          <w:p>
+            <w:r>
+              <w:t>fix: formato limpio del credito de Mayra en manual-usuario.md</w:t>
+            </w:r>
+          </w:p>
+        </w:tc>
+        <w:tc>
+          <w:tcPr>
+            <w:tcW w:type="dxa" w:w="2268"/>
+          </w:tcPr>
+          <w:p>
+            <w:r>
+              <w:t>Henry Pazmiño</w:t>
+            </w:r>
+          </w:p>
+        </w:tc>
+      </w:tr>
+      <w:tr>
+        <w:tc>
+          <w:tcPr>
+            <w:tcW w:type="dxa" w:w="2268"/>
+          </w:tcPr>
+          <w:p>
+            <w:r>
+              <w:t>9</w:t>
+            </w:r>
+          </w:p>
+        </w:tc>
+        <w:tc>
+          <w:tcPr>
+            <w:tcW w:type="dxa" w:w="2268"/>
+          </w:tcPr>
+          <w:p>
+            <w:r>
+              <w:t>11-jul</w:t>
+            </w:r>
+          </w:p>
+        </w:tc>
+        <w:tc>
+          <w:tcPr>
+            <w:tcW w:type="dxa" w:w="2268"/>
+          </w:tcPr>
+          <w:p>
+            <w:r>
+              <w:t>fix: actualizar historial de commits y DECLARATORIA (Tkinter + incremental)</w:t>
+            </w:r>
+          </w:p>
+        </w:tc>
+        <w:tc>
+          <w:tcPr>
+            <w:tcW w:type="dxa" w:w="2268"/>
+          </w:tcPr>
+          <w:p>
+            <w:r>
+              <w:t>Henry Pazmiño</w:t>
+            </w:r>
+          </w:p>
+        </w:tc>
+      </w:tr>
+      <w:tr>
+        <w:tc>
+          <w:tcPr>
+            <w:tcW w:type="dxa" w:w="2268"/>
+          </w:tcPr>
+          <w:p>
+            <w:r>
+              <w:t>10</w:t>
+            </w:r>
+          </w:p>
+        </w:tc>
+        <w:tc>
+          <w:tcPr>
+            <w:tcW w:type="dxa" w:w="2268"/>
+          </w:tcPr>
+          <w:p>
+            <w:r>
+              <w:t>11-jul</w:t>
+            </w:r>
+          </w:p>
+        </w:tc>
+        <w:tc>
+          <w:tcPr>
+            <w:tcW w:type="dxa" w:w="2268"/>
+          </w:tcPr>
+          <w:p>
+            <w:r>
+              <w:t>docs: actualizar DOCX y PDF con Metodologia de Desarrollo + commits hasta #9</w:t>
+            </w:r>
+          </w:p>
+        </w:tc>
+        <w:tc>
+          <w:tcPr>
+            <w:tcW w:type="dxa" w:w="2268"/>
+          </w:tcPr>
+          <w:p>
+            <w:r>
+              <w:t>Henry Pazmiño</w:t>
+            </w:r>
+          </w:p>
+        </w:tc>
+      </w:tr>
+    </w:tbl>
+    <w:p>
+      <w:pPr>
+        <w:spacing w:before="0" w:after="80" w:line="276" w:lineRule="auto"/>
+        <w:jc w:val="both"/>
+      </w:pPr>
+      <w:r>
+        <w:rPr>
+          <w:rFonts w:ascii="Carlito" w:hAnsi="Carlito" w:eastAsia="Carlito" w:cs="Carlito"/>
+          <w:rFonts w:ascii="Carlito" w:hAnsi="Carlito"/>
+          <w:b w:val="0"/>
+          <w:i w:val="0"/>
+          <w:sz w:val="18"/>
+        </w:rPr>
+        <w:t>Estructura actual del repositorio:</w:t>
+      </w:r>
+    </w:p>
+    <w:p>
+      <w:pPr>
+        <w:spacing w:before="0" w:after="40" w:line="276" w:lineRule="auto"/>
+        <w:jc w:val="both"/>
+      </w:pPr>
+      <w:r>
+        <w:rPr>
+          <w:rFonts w:ascii="Carlito" w:hAnsi="Carlito" w:eastAsia="Carlito" w:cs="Carlito"/>
+          <w:rFonts w:ascii="Carlito" w:hAnsi="Carlito"/>
+          <w:b w:val="0"/>
+          <w:i w:val="0"/>
+          <w:sz w:val="18"/>
+        </w:rPr>
+        <w:t>• src/models/: clases del dominio (Persona, Estudiante, Docente, Socio, Libro, Prestamo, Reserva)</w:t>
+      </w:r>
+    </w:p>
+    <w:p>
+      <w:pPr>
+        <w:spacing w:before="0" w:after="40" w:line="276" w:lineRule="auto"/>
+        <w:jc w:val="both"/>
+      </w:pPr>
+      <w:r>
+        <w:rPr>
+          <w:rFonts w:ascii="Carlito" w:hAnsi="Carlito" w:eastAsia="Carlito" w:cs="Carlito"/>
+          <w:rFonts w:ascii="Carlito" w:hAnsi="Carlito"/>
+          <w:b w:val="0"/>
+          <w:i w:val="0"/>
+          <w:sz w:val="18"/>
+        </w:rPr>
+        <w:t>• src/data_structures/: lista enlazada simple (LinkedList), cola FIFO (Queue), pila LIFO (Stack)</w:t>
+      </w:r>
+    </w:p>
+    <w:p>
+      <w:pPr>
+        <w:spacing w:before="0" w:after="40" w:line="276" w:lineRule="auto"/>
+        <w:jc w:val="both"/>
+      </w:pPr>
+      <w:r>
+        <w:rPr>
+          <w:rFonts w:ascii="Carlito" w:hAnsi="Carlito" w:eastAsia="Carlito" w:cs="Carlito"/>
+          <w:rFonts w:ascii="Carlito" w:hAnsi="Carlito"/>
+          <w:b w:val="0"/>
+          <w:i w:val="0"/>
+          <w:sz w:val="18"/>
+        </w:rPr>
+        <w:t>• src/algorithms/: ordenamiento (burbuja, inserción, merge sort, quick sort) y búsqueda (lineal y binaria)</w:t>
+      </w:r>
+    </w:p>
+    <w:p>
+      <w:pPr>
+        <w:spacing w:before="0" w:after="40" w:line="276" w:lineRule="auto"/>
+        <w:jc w:val="both"/>
+      </w:pPr>
+      <w:r>
+        <w:rPr>
+          <w:rFonts w:ascii="Carlito" w:hAnsi="Carlito" w:eastAsia="Carlito" w:cs="Carlito"/>
+          <w:rFonts w:ascii="Carlito" w:hAnsi="Carlito"/>
+          <w:b w:val="0"/>
+          <w:i w:val="0"/>
+          <w:sz w:val="18"/>
+        </w:rPr>
+        <w:t>• src/database/: conexión SQLite y operaciones CRUD (db_manager.py, socio_repo.py, libro_repo.py)</w:t>
+      </w:r>
+    </w:p>
+    <w:p>
+      <w:pPr>
+        <w:spacing w:before="0" w:after="40" w:line="276" w:lineRule="auto"/>
+        <w:jc w:val="both"/>
+      </w:pPr>
+      <w:r>
+        <w:rPr>
+          <w:rFonts w:ascii="Carlito" w:hAnsi="Carlito" w:eastAsia="Carlito" w:cs="Carlito"/>
+          <w:rFonts w:ascii="Carlito" w:hAnsi="Carlito"/>
+          <w:b w:val="0"/>
+          <w:i w:val="0"/>
+          <w:sz w:val="18"/>
+        </w:rPr>
+        <w:t>• src/gui/: interfaz gráfica con Tkinter (app.py)</w:t>
+      </w:r>
+    </w:p>
+    <w:p>
+      <w:pPr>
+        <w:spacing w:before="0" w:after="40" w:line="276" w:lineRule="auto"/>
+        <w:jc w:val="both"/>
+      </w:pPr>
+      <w:r>
+        <w:rPr>
+          <w:rFonts w:ascii="Carlito" w:hAnsi="Carlito" w:eastAsia="Carlito" w:cs="Carlito"/>
+          <w:rFonts w:ascii="Carlito" w:hAnsi="Carlito"/>
+          <w:b w:val="0"/>
+          <w:i w:val="0"/>
+          <w:sz w:val="18"/>
+        </w:rPr>
+        <w:t>• tests/: pruebas unitarias del modelo</w:t>
+      </w:r>
+    </w:p>
+    <w:p>
+      <w:pPr>
+        <w:spacing w:before="0" w:after="40" w:line="276" w:lineRule="auto"/>
+        <w:jc w:val="both"/>
+      </w:pPr>
+      <w:r>
+        <w:rPr>
+          <w:rFonts w:ascii="Carlito" w:hAnsi="Carlito" w:eastAsia="Carlito" w:cs="Carlito"/>
+          <w:rFonts w:ascii="Carlito" w:hAnsi="Carlito"/>
+          <w:b w:val="0"/>
+          <w:i w:val="0"/>
+          <w:sz w:val="18"/>
+        </w:rPr>
+        <w:t>• DECLARATORIA.md: declaración de uso de IA e investigación con referencias APA</w:t>
+      </w:r>
+    </w:p>
+    <w:p>
+      <w:pPr>
+        <w:spacing w:before="80" w:after="80" w:line="276" w:lineRule="auto"/>
+        <w:jc w:val="both"/>
+      </w:pPr>
+      <w:r>
+        <w:rPr>
+          <w:rFonts w:ascii="Carlito" w:hAnsi="Carlito" w:eastAsia="Carlito" w:cs="Carlito"/>
+          <w:rFonts w:ascii="Carlito" w:hAnsi="Carlito"/>
+          <w:b w:val="0"/>
+          <w:i w:val="0"/>
+          <w:sz w:val="18"/>
+        </w:rPr>
+        <w:t>El grupo decidió utilizar GitHub como plataforma de control de versiones para el desarrollo colaborativo del proyecto. Para ello, cada integrante instaló en su computadora personal el siguiente stack tecnológico durante una reunión de coordinación: Visual Studio Code como editor de código, la extensión de Python (Microsoft) para soporte del lenguaje, la extensión GitLens para visualizar el historial de cambios, Git para Windows como sistema de control de versiones local, y Python 3.11+ como lenguaje de programación. El repositorio fue creado en GitHub y todos los miembros fueron agregados como colaboradores, permitiendo que cada uno pueda realizar commits y mantener el código sincronizado.</w:t>
+      </w:r>
+    </w:p>
+    <w:p>
+      <w:pPr>
+        <w:spacing w:before="80" w:after="80" w:line="276" w:lineRule="auto"/>
+        <w:jc w:val="both"/>
+      </w:pPr>
+      <w:r>
+        <w:rPr>
+          <w:rFonts w:ascii="Carlito" w:hAnsi="Carlito" w:eastAsia="Carlito" w:cs="Carlito"/>
+          <w:rFonts w:ascii="Carlito" w:hAnsi="Carlito"/>
+          <w:b w:val="0"/>
+          <w:i w:val="0"/>
+          <w:sz w:val="18"/>
+        </w:rPr>
+        <w:t>Cabe señalar que el proyecto final contempla tres entregables: (1) el Documento de Especificación del proyecto (el presente avance del 50% que se completa en la semana 14), (2) el Manual de Usuario del sistema con capturas de la interfaz funcionando, y (3) la Implementación completa del sistema con el código fuente funcional, la base de datos en SQLite y la interfaz gráfica con Tkinter. Los tres entregables se presentarán en la semana 14.</w:t>
+      </w:r>
+    </w:p>
+    <w:p>
+      <w:pPr>
+        <w:spacing w:before="0" w:after="80" w:line="276" w:lineRule="auto"/>
+        <w:jc w:val="both"/>
+      </w:pPr>
+      <w:r>
+        <w:rPr>
+          <w:rFonts w:ascii="Carlito" w:hAnsi="Carlito" w:eastAsia="Carlito" w:cs="Carlito"/>
+          <w:rFonts w:ascii="Carlito" w:hAnsi="Carlito"/>
+          <w:b w:val="0"/>
+          <w:i w:val="0"/>
+          <w:sz w:val="18"/>
+        </w:rPr>
+        <w:t>Este plan fue elaborado en base a las instrucciones del Ing. Bryan Vélez, quien estableció que el avance funcional mínimo del 60% debe estar listo para la semana 13, y la entrega completa (documento 100%, código funcional, BD poblada, manual de usuario) debe finalizar el lunes 20 de julio.</w:t>
+      </w:r>
+    </w:p>
+    <w:p>
+      <w:pPr>
+        <w:spacing w:before="0" w:after="80" w:line="276" w:lineRule="auto"/>
+        <w:jc w:val="both"/>
+      </w:pPr>
+      <w:r>
+        <w:rPr>
+          <w:rFonts w:ascii="Carlito" w:hAnsi="Carlito" w:eastAsia="Carlito" w:cs="Carlito"/>
+          <w:rFonts w:ascii="Carlito" w:hAnsi="Carlito"/>
+          <w:b w:val="0"/>
+          <w:i w:val="0"/>
+          <w:sz w:val="18"/>
+        </w:rPr>
+        <w:t>Para completar la entrega final del proyecto en la semana 14 (lunes 20 de julio), el equipo ha definido el siguiente plan de trabajo con tareas asignadas y prioridades:</w:t>
+      </w:r>
+    </w:p>
+    <w:p>
+      <w:pPr>
+        <w:spacing w:before="200" w:after="80" w:line="276" w:lineRule="auto"/>
+        <w:jc w:val="left"/>
+      </w:pPr>
+      <w:r>
+        <w:rPr>
+          <w:rFonts w:ascii="Carlito" w:hAnsi="Carlito" w:eastAsia="Carlito" w:cs="Carlito"/>
+          <w:rFonts w:ascii="Carlito" w:hAnsi="Carlito"/>
+          <w:b/>
+          <w:i w:val="0"/>
+          <w:color w:val="1B4F72"/>
+          <w:sz w:val="24"/>
+        </w:rPr>
+        <w:t>12. Plan de Trabajo — Próximos Pasos</w:t>
+      </w:r>
+    </w:p>
+    <w:p>
+      <w:pPr>
+        <w:spacing w:before="40" w:after="80" w:line="276" w:lineRule="auto"/>
+        <w:jc w:val="both"/>
+      </w:pPr>
+      <w:r>
+        <w:rPr>
+          <w:rFonts w:ascii="Carlito" w:hAnsi="Carlito" w:eastAsia="Carlito" w:cs="Carlito"/>
+          <w:rFonts w:ascii="Carlito" w:hAnsi="Carlito"/>
+          <w:b w:val="0"/>
+          <w:i w:val="0"/>
+          <w:sz w:val="18"/>
+        </w:rPr>
+        <w:t>A continuación se presenta el cronograma visual del proyecto (diagrama de Gantt), el cual abarca desde el inicio del proyecto el 7 de julio (semana 12) hasta la entrega final el 20 de julio (semana 14). Las barras de colores representan las tareas de cada integrante, y los diamantes rojos indican los commits con sentido que deben reflejar el avance real en el repositorio de GitHub.</w:t>
+      </w:r>
+    </w:p>
+    <w:p>
+      <w:pPr>
+        <w:spacing w:before="80" w:after="80" w:line="276" w:lineRule="auto"/>
+        <w:jc w:val="center"/>
+      </w:pPr>
+      <w:r>
+        <w:drawing>
+          <wp:inline xmlns:a="http://schemas.openxmlformats.org/drawingml/2006/main" xmlns:pic="http://schemas.openxmlformats.org/drawingml/2006/picture">
+            <wp:extent cx="5760720" cy="3058741"/>
+            <wp:docPr id="2" name="Picture 2"/>
+            <wp:cNvGraphicFramePr>
+              <a:graphicFrameLocks noChangeAspect="1"/>
+            </wp:cNvGraphicFramePr>
+            <a:graphic>
+              <a:graphicData uri="http://schemas.openxmlformats.org/drawingml/2006/picture">
+                <pic:pic>
+                  <pic:nvPicPr>
+                    <pic:cNvPr id="0" name="gantt_prog2_grupo1.png"/>
+                    <pic:cNvPicPr/>
+                  </pic:nvPicPr>
+                  <pic:blipFill>
+                    <a:blip r:embed="rId11"/>
+                    <a:stretch>
+                      <a:fillRect/>
+                    </a:stretch>
+                  </pic:blipFill>
+                  <pic:spPr>
+                    <a:xfrm>
+                      <a:off x="0" y="0"/>
+                      <a:ext cx="5760720" cy="3058741"/>
+                    </a:xfrm>
+                    <a:prstGeom prst="rect"/>
+                  </pic:spPr>
+                </pic:pic>
+              </a:graphicData>
+            </a:graphic>
+          </wp:inline>
+        </w:drawing>
+      </w:r>
+    </w:p>
+    <w:p>
+      <w:pPr>
+        <w:spacing w:before="0" w:after="80" w:line="276" w:lineRule="auto"/>
         <w:jc w:val="center"/>
       </w:pPr>
       <w:r>
         <w:rPr>
-          <w:b/>
+          <w:rFonts w:ascii="Carlito" w:hAnsi="Carlito" w:eastAsia="Carlito" w:cs="Carlito"/>
+          <w:rFonts w:ascii="Carlito" w:hAnsi="Carlito"/>
+          <w:b w:val="0"/>
+          <w:i/>
+          <w:color w:val="646464"/>
+          <w:sz w:val="16"/>
         </w:rPr>
-        <w:t>Documento de Especificación — Avance 50%</w:t>
+        <w:t>Figura 1. Cronograma del proyecto (diagrama de Gantt) — Julio 2026</w:t>
       </w:r>
     </w:p>
-    <w:p>
-      <w:pPr>
+    <w:tbl>
+      <w:tblPr>
+        <w:tblStyle w:val="TableGrid"/>
+        <w:tblW w:type="auto" w:w="0"/>
         <w:jc w:val="center"/>
-      </w:pPr>
-      <w:r>
-        <w:rPr>
-          <w:i/>
-        </w:rPr>
-        <w:t>Grupo #1 — Lenguaje de Programación 2 — UAE</w:t>
-      </w:r>
-    </w:p>
+        <w:tblLook w:firstColumn="1" w:firstRow="1" w:lastColumn="0" w:lastRow="0" w:noHBand="0" w:noVBand="1" w:val="04A0"/>
+      </w:tblPr>
+      <w:tblGrid>
+        <w:gridCol w:w="3024"/>
+        <w:gridCol w:w="3024"/>
+        <w:gridCol w:w="3024"/>
+      </w:tblGrid>
+      <w:tr>
+        <w:tc>
+          <w:tcPr>
+            <w:tcW w:type="dxa" w:w="1632755906"/>
+            <w:shd w:fill="1B4F72"/>
+          </w:tcPr>
+          <w:p>
+            <w:pPr>
+              <w:jc w:val="center"/>
+            </w:pPr>
+            <w:r>
+              <w:rPr>
+                <w:rFonts w:ascii="Carlito" w:hAnsi="Carlito" w:eastAsia="Carlito" w:cs="Carlito"/>
+                <w:rFonts w:ascii="Carlito" w:hAnsi="Carlito"/>
+                <w:b/>
+                <w:i w:val="0"/>
+                <w:color w:val="FFFFFF"/>
+                <w:sz w:val="16"/>
+              </w:rPr>
+              <w:t>Tarea</w:t>
+            </w:r>
+          </w:p>
+        </w:tc>
+        <w:tc>
+          <w:tcPr>
+            <w:tcW w:type="dxa" w:w="612283465"/>
+            <w:shd w:fill="1B4F72"/>
+          </w:tcPr>
+          <w:p>
+            <w:pPr>
+              <w:jc w:val="center"/>
+            </w:pPr>
+            <w:r>
+              <w:rPr>
+                <w:rFonts w:ascii="Carlito" w:hAnsi="Carlito" w:eastAsia="Carlito" w:cs="Carlito"/>
+                <w:rFonts w:ascii="Carlito" w:hAnsi="Carlito"/>
+                <w:b/>
+                <w:i w:val="0"/>
+                <w:color w:val="FFFFFF"/>
+                <w:sz w:val="16"/>
+              </w:rPr>
+              <w:t>Responsable</w:t>
+            </w:r>
+          </w:p>
+        </w:tc>
+        <w:tc>
+          <w:tcPr>
+            <w:tcW w:type="dxa" w:w="510236220"/>
+            <w:shd w:fill="1B4F72"/>
+          </w:tcPr>
+          <w:p>
+            <w:pPr>
+              <w:jc w:val="center"/>
+            </w:pPr>
+            <w:r>
+              <w:rPr>
+                <w:rFonts w:ascii="Carlito" w:hAnsi="Carlito" w:eastAsia="Carlito" w:cs="Carlito"/>
+                <w:rFonts w:ascii="Carlito" w:hAnsi="Carlito"/>
+                <w:b/>
+                <w:i w:val="0"/>
+                <w:color w:val="FFFFFF"/>
+                <w:sz w:val="16"/>
+              </w:rPr>
+              <w:t>Prioridad</w:t>
+            </w:r>
+          </w:p>
+        </w:tc>
+      </w:tr>
+      <w:tr>
+        <w:tc>
+          <w:tcPr>
+            <w:tcW w:type="dxa" w:w="1632755906"/>
+          </w:tcPr>
+          <w:p>
+            <w:pPr>
+              <w:jc w:val="left"/>
+            </w:pPr>
+            <w:r>
+              <w:rPr>
+                <w:rFonts w:ascii="Carlito" w:hAnsi="Carlito" w:eastAsia="Carlito" w:cs="Carlito"/>
+                <w:rFonts w:ascii="Carlito" w:hAnsi="Carlito"/>
+                <w:b w:val="0"/>
+                <w:i w:val="0"/>
+                <w:sz w:val="15"/>
+              </w:rPr>
+              <w:t>GUI funcional — conectar formularios de socios, libros, préstamos y reservas con la base de datos</w:t>
+            </w:r>
+          </w:p>
+        </w:tc>
+        <w:tc>
+          <w:tcPr>
+            <w:tcW w:type="dxa" w:w="612283465"/>
+          </w:tcPr>
+          <w:p>
+            <w:pPr>
+              <w:jc w:val="left"/>
+            </w:pPr>
+            <w:r>
+              <w:rPr>
+                <w:rFonts w:ascii="Carlito" w:hAnsi="Carlito" w:eastAsia="Carlito" w:cs="Carlito"/>
+                <w:rFonts w:ascii="Carlito" w:hAnsi="Carlito"/>
+                <w:b w:val="0"/>
+                <w:i w:val="0"/>
+                <w:sz w:val="15"/>
+              </w:rPr>
+              <w:t>Jodie</w:t>
+            </w:r>
+          </w:p>
+        </w:tc>
+        <w:tc>
+          <w:tcPr>
+            <w:tcW w:type="dxa" w:w="510236220"/>
+          </w:tcPr>
+          <w:p>
+            <w:pPr>
+              <w:jc w:val="left"/>
+            </w:pPr>
+            <w:r>
+              <w:rPr>
+                <w:rFonts w:ascii="Carlito" w:hAnsi="Carlito" w:eastAsia="Carlito" w:cs="Carlito"/>
+                <w:rFonts w:ascii="Carlito" w:hAnsi="Carlito"/>
+                <w:b w:val="0"/>
+                <w:i w:val="0"/>
+                <w:sz w:val="15"/>
+              </w:rPr>
+              <w:t>🔴 Alta</w:t>
+            </w:r>
+          </w:p>
+        </w:tc>
+      </w:tr>
+      <w:tr>
+        <w:tc>
+          <w:tcPr>
+            <w:tcW w:type="dxa" w:w="1632755906"/>
+            <w:shd w:fill="E8F0FE"/>
+          </w:tcPr>
+          <w:p>
+            <w:pPr>
+              <w:jc w:val="left"/>
+            </w:pPr>
+            <w:r>
+              <w:rPr>
+                <w:rFonts w:ascii="Carlito" w:hAnsi="Carlito" w:eastAsia="Carlito" w:cs="Carlito"/>
+                <w:rFonts w:ascii="Carlito" w:hAnsi="Carlito"/>
+                <w:b w:val="0"/>
+                <w:i w:val="0"/>
+                <w:sz w:val="15"/>
+              </w:rPr>
+              <w:t>BD poblada — crear biblioteca.db con datos de prueba (10+ socios, 15+ libros)</w:t>
+            </w:r>
+          </w:p>
+        </w:tc>
+        <w:tc>
+          <w:tcPr>
+            <w:tcW w:type="dxa" w:w="612283465"/>
+            <w:shd w:fill="E8F0FE"/>
+          </w:tcPr>
+          <w:p>
+            <w:pPr>
+              <w:jc w:val="left"/>
+            </w:pPr>
+            <w:r>
+              <w:rPr>
+                <w:rFonts w:ascii="Carlito" w:hAnsi="Carlito" w:eastAsia="Carlito" w:cs="Carlito"/>
+                <w:rFonts w:ascii="Carlito" w:hAnsi="Carlito"/>
+                <w:b w:val="0"/>
+                <w:i w:val="0"/>
+                <w:sz w:val="15"/>
+              </w:rPr>
+              <w:t>Cindy</w:t>
+            </w:r>
+          </w:p>
+        </w:tc>
+        <w:tc>
+          <w:tcPr>
+            <w:tcW w:type="dxa" w:w="510236220"/>
+            <w:shd w:fill="E8F0FE"/>
+          </w:tcPr>
+          <w:p>
+            <w:pPr>
+              <w:jc w:val="left"/>
+            </w:pPr>
+            <w:r>
+              <w:rPr>
+                <w:rFonts w:ascii="Carlito" w:hAnsi="Carlito" w:eastAsia="Carlito" w:cs="Carlito"/>
+                <w:rFonts w:ascii="Carlito" w:hAnsi="Carlito"/>
+                <w:b w:val="0"/>
+                <w:i w:val="0"/>
+                <w:sz w:val="15"/>
+              </w:rPr>
+              <w:t>🔴 Alta</w:t>
+            </w:r>
+          </w:p>
+        </w:tc>
+      </w:tr>
+      <w:tr>
+        <w:tc>
+          <w:tcPr>
+            <w:tcW w:type="dxa" w:w="1632755906"/>
+          </w:tcPr>
+          <w:p>
+            <w:pPr>
+              <w:jc w:val="left"/>
+            </w:pPr>
+            <w:r>
+              <w:rPr>
+                <w:rFonts w:ascii="Carlito" w:hAnsi="Carlito" w:eastAsia="Carlito" w:cs="Carlito"/>
+                <w:rFonts w:ascii="Carlito" w:hAnsi="Carlito"/>
+                <w:b w:val="0"/>
+                <w:i w:val="0"/>
+                <w:sz w:val="15"/>
+              </w:rPr>
+              <w:t>Lógica de préstamos, devoluciones, reservas y reglas de negocio implementada</w:t>
+            </w:r>
+          </w:p>
+        </w:tc>
+        <w:tc>
+          <w:tcPr>
+            <w:tcW w:type="dxa" w:w="612283465"/>
+          </w:tcPr>
+          <w:p>
+            <w:pPr>
+              <w:jc w:val="left"/>
+            </w:pPr>
+            <w:r>
+              <w:rPr>
+                <w:rFonts w:ascii="Carlito" w:hAnsi="Carlito" w:eastAsia="Carlito" w:cs="Carlito"/>
+                <w:rFonts w:ascii="Carlito" w:hAnsi="Carlito"/>
+                <w:b w:val="0"/>
+                <w:i w:val="0"/>
+                <w:sz w:val="15"/>
+              </w:rPr>
+              <w:t>Cesar</w:t>
+            </w:r>
+          </w:p>
+        </w:tc>
+        <w:tc>
+          <w:tcPr>
+            <w:tcW w:type="dxa" w:w="510236220"/>
+          </w:tcPr>
+          <w:p>
+            <w:pPr>
+              <w:jc w:val="left"/>
+            </w:pPr>
+            <w:r>
+              <w:rPr>
+                <w:rFonts w:ascii="Carlito" w:hAnsi="Carlito" w:eastAsia="Carlito" w:cs="Carlito"/>
+                <w:rFonts w:ascii="Carlito" w:hAnsi="Carlito"/>
+                <w:b w:val="0"/>
+                <w:i w:val="0"/>
+                <w:sz w:val="15"/>
+              </w:rPr>
+              <w:t>🔴 Alta</w:t>
+            </w:r>
+          </w:p>
+        </w:tc>
+      </w:tr>
+      <w:tr>
+        <w:tc>
+          <w:tcPr>
+            <w:tcW w:type="dxa" w:w="1632755906"/>
+            <w:shd w:fill="E8F0FE"/>
+          </w:tcPr>
+          <w:p>
+            <w:pPr>
+              <w:jc w:val="left"/>
+            </w:pPr>
+            <w:r>
+              <w:rPr>
+                <w:rFonts w:ascii="Carlito" w:hAnsi="Carlito" w:eastAsia="Carlito" w:cs="Carlito"/>
+                <w:rFonts w:ascii="Carlito" w:hAnsi="Carlito"/>
+                <w:b w:val="0"/>
+                <w:i w:val="0"/>
+                <w:sz w:val="15"/>
+              </w:rPr>
+              <w:t>Completar el documento (metodología, implementación, Big-O, conclusiones, bibliografía)</w:t>
+            </w:r>
+          </w:p>
+        </w:tc>
+        <w:tc>
+          <w:tcPr>
+            <w:tcW w:type="dxa" w:w="612283465"/>
+            <w:shd w:fill="E8F0FE"/>
+          </w:tcPr>
+          <w:p>
+            <w:pPr>
+              <w:jc w:val="left"/>
+            </w:pPr>
+            <w:r>
+              <w:rPr>
+                <w:rFonts w:ascii="Carlito" w:hAnsi="Carlito" w:eastAsia="Carlito" w:cs="Carlito"/>
+                <w:rFonts w:ascii="Carlito" w:hAnsi="Carlito"/>
+                <w:b w:val="0"/>
+                <w:i w:val="0"/>
+                <w:sz w:val="15"/>
+              </w:rPr>
+              <w:t>Mayra</w:t>
+            </w:r>
+          </w:p>
+        </w:tc>
+        <w:tc>
+          <w:tcPr>
+            <w:tcW w:type="dxa" w:w="510236220"/>
+            <w:shd w:fill="E8F0FE"/>
+          </w:tcPr>
+          <w:p>
+            <w:pPr>
+              <w:jc w:val="left"/>
+            </w:pPr>
+            <w:r>
+              <w:rPr>
+                <w:rFonts w:ascii="Carlito" w:hAnsi="Carlito" w:eastAsia="Carlito" w:cs="Carlito"/>
+                <w:rFonts w:ascii="Carlito" w:hAnsi="Carlito"/>
+                <w:b w:val="0"/>
+                <w:i w:val="0"/>
+                <w:sz w:val="15"/>
+              </w:rPr>
+              <w:t>🟡 Media</w:t>
+            </w:r>
+          </w:p>
+        </w:tc>
+      </w:tr>
+      <w:tr>
+        <w:tc>
+          <w:tcPr>
+            <w:tcW w:type="dxa" w:w="1632755906"/>
+          </w:tcPr>
+          <w:p>
+            <w:pPr>
+              <w:jc w:val="left"/>
+            </w:pPr>
+            <w:r>
+              <w:rPr>
+                <w:rFonts w:ascii="Carlito" w:hAnsi="Carlito" w:eastAsia="Carlito" w:cs="Carlito"/>
+                <w:rFonts w:ascii="Carlito" w:hAnsi="Carlito"/>
+                <w:b w:val="0"/>
+                <w:i w:val="0"/>
+                <w:sz w:val="15"/>
+              </w:rPr>
+              <w:t>Manual de usuario con capturas de la interfaz funcionando</w:t>
+            </w:r>
+          </w:p>
+        </w:tc>
+        <w:tc>
+          <w:tcPr>
+            <w:tcW w:type="dxa" w:w="612283465"/>
+          </w:tcPr>
+          <w:p>
+            <w:pPr>
+              <w:jc w:val="left"/>
+            </w:pPr>
+            <w:r>
+              <w:rPr>
+                <w:rFonts w:ascii="Carlito" w:hAnsi="Carlito" w:eastAsia="Carlito" w:cs="Carlito"/>
+                <w:rFonts w:ascii="Carlito" w:hAnsi="Carlito"/>
+                <w:b w:val="0"/>
+                <w:i w:val="0"/>
+                <w:sz w:val="15"/>
+              </w:rPr>
+              <w:t>Mayra</w:t>
+            </w:r>
+          </w:p>
+        </w:tc>
+        <w:tc>
+          <w:tcPr>
+            <w:tcW w:type="dxa" w:w="510236220"/>
+          </w:tcPr>
+          <w:p>
+            <w:pPr>
+              <w:jc w:val="left"/>
+            </w:pPr>
+            <w:r>
+              <w:rPr>
+                <w:rFonts w:ascii="Carlito" w:hAnsi="Carlito" w:eastAsia="Carlito" w:cs="Carlito"/>
+                <w:rFonts w:ascii="Carlito" w:hAnsi="Carlito"/>
+                <w:b w:val="0"/>
+                <w:i w:val="0"/>
+                <w:sz w:val="15"/>
+              </w:rPr>
+              <w:t>🟡 Media</w:t>
+            </w:r>
+          </w:p>
+        </w:tc>
+      </w:tr>
+      <w:tr>
+        <w:tc>
+          <w:tcPr>
+            <w:tcW w:type="dxa" w:w="1632755906"/>
+            <w:shd w:fill="E8F0FE"/>
+          </w:tcPr>
+          <w:p>
+            <w:pPr>
+              <w:jc w:val="left"/>
+            </w:pPr>
+            <w:r>
+              <w:rPr>
+                <w:rFonts w:ascii="Carlito" w:hAnsi="Carlito" w:eastAsia="Carlito" w:cs="Carlito"/>
+                <w:rFonts w:ascii="Carlito" w:hAnsi="Carlito"/>
+                <w:b w:val="0"/>
+                <w:i w:val="0"/>
+                <w:sz w:val="15"/>
+              </w:rPr>
+              <w:t>Integración de todos los módulos y verificación de funcionamiento conjunto</w:t>
+            </w:r>
+          </w:p>
+        </w:tc>
+        <w:tc>
+          <w:tcPr>
+            <w:tcW w:type="dxa" w:w="612283465"/>
+            <w:shd w:fill="E8F0FE"/>
+          </w:tcPr>
+          <w:p>
+            <w:pPr>
+              <w:jc w:val="left"/>
+            </w:pPr>
+            <w:r>
+              <w:rPr>
+                <w:rFonts w:ascii="Carlito" w:hAnsi="Carlito" w:eastAsia="Carlito" w:cs="Carlito"/>
+                <w:rFonts w:ascii="Carlito" w:hAnsi="Carlito"/>
+                <w:b w:val="0"/>
+                <w:i w:val="0"/>
+                <w:sz w:val="15"/>
+              </w:rPr>
+              <w:t>Henry</w:t>
+            </w:r>
+          </w:p>
+        </w:tc>
+        <w:tc>
+          <w:tcPr>
+            <w:tcW w:type="dxa" w:w="510236220"/>
+            <w:shd w:fill="E8F0FE"/>
+          </w:tcPr>
+          <w:p>
+            <w:pPr>
+              <w:jc w:val="left"/>
+            </w:pPr>
+            <w:r>
+              <w:rPr>
+                <w:rFonts w:ascii="Carlito" w:hAnsi="Carlito" w:eastAsia="Carlito" w:cs="Carlito"/>
+                <w:rFonts w:ascii="Carlito" w:hAnsi="Carlito"/>
+                <w:b w:val="0"/>
+                <w:i w:val="0"/>
+                <w:sz w:val="15"/>
+              </w:rPr>
+              <w:t>🔴 Alta</w:t>
+            </w:r>
+          </w:p>
+        </w:tc>
+      </w:tr>
+      <w:tr>
+        <w:tc>
+          <w:tcPr>
+            <w:tcW w:type="dxa" w:w="1632755906"/>
+          </w:tcPr>
+          <w:p>
+            <w:pPr>
+              <w:jc w:val="left"/>
+            </w:pPr>
+            <w:r>
+              <w:rPr>
+                <w:rFonts w:ascii="Carlito" w:hAnsi="Carlito" w:eastAsia="Carlito" w:cs="Carlito"/>
+                <w:rFonts w:ascii="Carlito" w:hAnsi="Carlito"/>
+                <w:b w:val="0"/>
+                <w:i w:val="0"/>
+                <w:sz w:val="15"/>
+              </w:rPr>
+              <w:t>Ensayar defensa oral — todos los integrantes deben poder explicar todo el código</w:t>
+            </w:r>
+          </w:p>
+        </w:tc>
+        <w:tc>
+          <w:tcPr>
+            <w:tcW w:type="dxa" w:w="612283465"/>
+          </w:tcPr>
+          <w:p>
+            <w:pPr>
+              <w:jc w:val="left"/>
+            </w:pPr>
+            <w:r>
+              <w:rPr>
+                <w:rFonts w:ascii="Carlito" w:hAnsi="Carlito" w:eastAsia="Carlito" w:cs="Carlito"/>
+                <w:rFonts w:ascii="Carlito" w:hAnsi="Carlito"/>
+                <w:b w:val="0"/>
+                <w:i w:val="0"/>
+                <w:sz w:val="15"/>
+              </w:rPr>
+              <w:t>Todos</w:t>
+            </w:r>
+          </w:p>
+        </w:tc>
+        <w:tc>
+          <w:tcPr>
+            <w:tcW w:type="dxa" w:w="510236220"/>
+          </w:tcPr>
+          <w:p>
+            <w:pPr>
+              <w:jc w:val="left"/>
+            </w:pPr>
+            <w:r>
+              <w:rPr>
+                <w:rFonts w:ascii="Carlito" w:hAnsi="Carlito" w:eastAsia="Carlito" w:cs="Carlito"/>
+                <w:rFonts w:ascii="Carlito" w:hAnsi="Carlito"/>
+                <w:b w:val="0"/>
+                <w:i w:val="0"/>
+                <w:sz w:val="15"/>
+              </w:rPr>
+              <w:t>🟢 Semana 15</w:t>
+            </w:r>
+          </w:p>
+        </w:tc>
+      </w:tr>
+    </w:tbl>
     <w:sectPr>
-      <w:pgSz w:w="12240" w:h="15840"/>
-      <w:pgMar w:top="1440" w:right="1800" w:bottom="1440" w:left="1800" w:header="720" w:footer="720" w:gutter="0"/>
+      <w:footerReference w:type="default" r:id="rId10"/>
+      <w:pgSz w:w="11906" w:h="16838"/>
+      <w:pgMar w:top="1440" w:right="1417" w:bottom="1440" w:left="1417" w:header="720" w:footer="720" w:gutter="0"/>
       <w:cols w:space="720"/>
       <w:docGrid w:linePitch="360"/>
     </w:sectPr>
   </w:body>
 </w:document>
+</file>
+
+<file path=word/footer1.xml><?xml version="1.0" encoding="utf-8"?>
+<w:ftr xmlns:m="http://schemas.openxmlformats.org/officeDocument/2006/math" xmlns:mc="http://schemas.openxmlformats.org/markup-compatibility/2006" xmlns:mo="http://schemas.microsoft.com/office/mac/office/2008/main" xmlns:mv="urn:schemas-microsoft-com:mac:vml" xmlns:o="urn:schemas-microsoft-com:office:office" xmlns:r="http://schemas.openxmlformats.org/officeDocument/2006/relationships" xmlns:v="urn:schemas-microsoft-com:vml" xmlns:w10="urn:schemas-microsoft-com:office:word" xmlns:w14="http://schemas.microsoft.com/office/word/2010/wordml" xmlns:w="http://schemas.openxmlformats.org/wordprocessingml/2006/main" xmlns:wne="http://schemas.microsoft.com/office/word/2006/wordml" xmlns:wp14="http://schemas.microsoft.com/office/word/2010/wordprocessingDrawing" xmlns:wp="http://schemas.openxmlformats.org/drawingml/2006/wordprocessingDrawing" xmlns:wpc="http://schemas.microsoft.com/office/word/2010/wordprocessingCanvas" xmlns:wpg="http://schemas.microsoft.com/office/word/2010/wordprocessingGroup" xmlns:wpi="http://schemas.microsoft.com/office/word/2010/wordprocessingInk" xmlns:wps="http://schemas.microsoft.com/office/word/2010/wordprocessingShape" mc:Ignorable="w14 wp14">
+  <w:p>
+    <w:pPr>
+      <w:pStyle w:val="Footer"/>
+      <w:jc w:val="center"/>
+    </w:pPr>
+    <w:r>
+      <w:rPr>
+        <w:rFonts w:ascii="Carlito" w:hAnsi="Carlito" w:eastAsia="Carlito" w:cs="Carlito"/>
+        <w:rFonts w:ascii="Carlito" w:hAnsi="Carlito"/>
+        <w:b w:val="0"/>
+        <w:i w:val="0"/>
+        <w:color w:val="828282"/>
+        <w:sz w:val="15"/>
+      </w:rPr>
+      <w:t xml:space="preserve">Grupo #1 — Sistema de Gestión de Biblioteca Universitaria  |  Pág. </w:t>
+    </w:r>
+    <w:r>
+      <w:fldChar w:fldCharType="begin"/>
+    </w:r>
+    <w:r>
+      <w:instrText xml:space="preserve"> PAGE </w:instrText>
+    </w:r>
+    <w:r>
+      <w:fldChar w:fldCharType="end"/>
+    </w:r>
+    <w:r>
+      <w:rPr>
+        <w:rFonts w:ascii="Carlito" w:hAnsi="Carlito" w:eastAsia="Carlito" w:cs="Carlito"/>
+        <w:rFonts w:ascii="Carlito" w:hAnsi="Carlito"/>
+        <w:b w:val="0"/>
+        <w:i w:val="0"/>
+        <w:color w:val="828282"/>
+        <w:sz w:val="15"/>
+      </w:rPr>
+      <w:t xml:space="preserve"> de </w:t>
+    </w:r>
+    <w:r>
+      <w:fldChar w:fldCharType="begin"/>
+    </w:r>
+    <w:r>
+      <w:instrText xml:space="preserve"> NUMPAGES </w:instrText>
+    </w:r>
+    <w:r>
+      <w:fldChar w:fldCharType="end"/>
+    </w:r>
+  </w:p>
+</w:ftr>
 </file>
 
 <file path=word/numbering.xml><?xml version="1.0" encoding="utf-8"?>
@@ -2973,10 +4547,6 @@
     <w:name w:val="Normal"/>
     <w:qFormat/>
     <w:rsid w:val="00FC693F"/>
-    <w:rPr>
-      <w:rFonts w:ascii="Arial" w:hAnsi="Arial"/>
-      <w:sz w:val="22"/>
-    </w:rPr>
   </w:style>
   <w:style w:type="paragraph" w:styleId="Header">
     <w:name w:val="header"/>

--- a/docs/especificacion-proyecto.docx
+++ b/docs/especificacion-proyecto.docx
@@ -5286,7 +5286,7 @@
         <w:pStyle w:val="Heading2"/>
       </w:pPr>
       <w:r>
-        <w:t xml:space="preserve">10. Plan de Trabajo y Cronograma</w:t>
+        <w:t xml:space="preserve">9.1 Plan de Trabajo y Cronograma</w:t>
       </w:r>
     </w:p>
     <w:bookmarkStart w:id="56" w:name="diagrama-de-gantt"/>
@@ -5295,7 +5295,7 @@
         <w:pStyle w:val="Heading3"/>
       </w:pPr>
       <w:r>
-        <w:t xml:space="preserve">10.1 Diagrama de Gantt</w:t>
+        <w:t xml:space="preserve">9.1.1 Diagrama de Gantt</w:t>
       </w:r>
     </w:p>
     <w:p>
@@ -5721,7 +5721,7 @@
         <w:pStyle w:val="Heading3"/>
       </w:pPr>
       <w:r>
-        <w:t xml:space="preserve">10.2 Prioridades para la Semana 13 (13-17 julio)</w:t>
+        <w:t xml:space="preserve">9.1.2 Prioridades para la Semana 13 (13-17 julio)</w:t>
       </w:r>
     </w:p>
     <w:tbl>

--- a/docs/especificacion-proyecto.docx
+++ b/docs/especificacion-proyecto.docx
@@ -2,7 +2,7 @@
 <file path=word/document.xml><?xml version="1.0" encoding="utf-8"?>
 <w:document xmlns:w="http://schemas.openxmlformats.org/wordprocessingml/2006/main" xmlns:m="http://schemas.openxmlformats.org/officeDocument/2006/math" xmlns:r="http://schemas.openxmlformats.org/officeDocument/2006/relationships" xmlns:o="urn:schemas-microsoft-com:office:office" xmlns:v="urn:schemas-microsoft-com:vml" xmlns:w10="urn:schemas-microsoft-com:office:word" xmlns:a="http://schemas.openxmlformats.org/drawingml/2006/main" xmlns:pic="http://schemas.openxmlformats.org/drawingml/2006/picture" xmlns:wp="http://schemas.openxmlformats.org/drawingml/2006/wordprocessingDrawing">
   <w:body>
-    <w:bookmarkStart w:id="75" w:name="X6714339993d437513ee7c8489c502450b486867"/>
+    <w:bookmarkStart w:id="84" w:name="X6714339993d437513ee7c8489c502450b486867"/>
     <w:p>
       <w:pPr>
         <w:pStyle w:val="Heading1"/>
@@ -8415,10 +8415,6 @@
               <w:jc w:val="left"/>
             </w:pPr>
             <w:r>
-              <w:rPr>
-                <w:b/>
-                <w:bCs/>
-              </w:rPr>
               <w:t xml:space="preserve">Merge Sort</w:t>
             </w:r>
           </w:p>
@@ -8481,10 +8477,6 @@
               <w:jc w:val="left"/>
             </w:pPr>
             <w:r>
-              <w:rPr>
-                <w:b/>
-                <w:bCs/>
-              </w:rPr>
               <w:t xml:space="preserve">Quick Sort</w:t>
             </w:r>
           </w:p>
@@ -8547,10 +8539,6 @@
               <w:jc w:val="left"/>
             </w:pPr>
             <w:r>
-              <w:rPr>
-                <w:b/>
-                <w:bCs/>
-              </w:rPr>
               <w:t xml:space="preserve">Búsqueda Lineal</w:t>
             </w:r>
           </w:p>
@@ -8613,10 +8601,6 @@
               <w:jc w:val="left"/>
             </w:pPr>
             <w:r>
-              <w:rPr>
-                <w:b/>
-                <w:bCs/>
-              </w:rPr>
               <w:t xml:space="preserve">Búsqueda Binaria</w:t>
             </w:r>
           </w:p>
@@ -8697,13 +8681,2581 @@
       </w:r>
     </w:p>
     <w:bookmarkEnd w:id="66"/>
-    <w:bookmarkStart w:id="67" w:name="pruebas-realizadas"/>
+    <w:bookmarkStart w:id="72" w:name="diseño-de-la-base-de-datos"/>
     <w:p>
       <w:pPr>
         <w:pStyle w:val="Heading2"/>
       </w:pPr>
       <w:r>
-        <w:t xml:space="preserve">12. Pruebas Realizadas</w:t>
+        <w:t xml:space="preserve">12. Diseño de la Base de Datos</w:t>
+      </w:r>
+    </w:p>
+    <w:bookmarkStart w:id="67" w:name="modelo-entidad-relación"/>
+    <w:p>
+      <w:pPr>
+        <w:pStyle w:val="Heading3"/>
+      </w:pPr>
+      <w:r>
+        <w:t xml:space="preserve">12.1 Modelo Entidad-Relación</w:t>
+      </w:r>
+    </w:p>
+    <w:p>
+      <w:pPr>
+        <w:pStyle w:val="SourceCode"/>
+      </w:pPr>
+      <w:r>
+        <w:rPr>
+          <w:rStyle w:val="VerbatimChar"/>
+        </w:rPr>
+        <w:t xml:space="preserve">┌──────────────────┐         ┌──────────────────┐</w:t>
+      </w:r>
+      <w:r>
+        <w:br/>
+      </w:r>
+      <w:r>
+        <w:rPr>
+          <w:rStyle w:val="VerbatimChar"/>
+        </w:rPr>
+        <w:t xml:space="preserve">│     socios       │         │     libros       │</w:t>
+      </w:r>
+      <w:r>
+        <w:br/>
+      </w:r>
+      <w:r>
+        <w:rPr>
+          <w:rStyle w:val="VerbatimChar"/>
+        </w:rPr>
+        <w:t xml:space="preserve">├──────────────────┤         ├──────────────────┤</w:t>
+      </w:r>
+      <w:r>
+        <w:br/>
+      </w:r>
+      <w:r>
+        <w:rPr>
+          <w:rStyle w:val="VerbatimChar"/>
+        </w:rPr>
+        <w:t xml:space="preserve">│PK cedula: TEXT   │         │PK isbn: TEXT     │</w:t>
+      </w:r>
+      <w:r>
+        <w:br/>
+      </w:r>
+      <w:r>
+        <w:rPr>
+          <w:rStyle w:val="VerbatimChar"/>
+        </w:rPr>
+        <w:t xml:space="preserve">│ nombre: TEXT     │         │ titulo: TEXT     │</w:t>
+      </w:r>
+      <w:r>
+        <w:br/>
+      </w:r>
+      <w:r>
+        <w:rPr>
+          <w:rStyle w:val="VerbatimChar"/>
+        </w:rPr>
+        <w:t xml:space="preserve">│ apellido: TEXT   │         │ autor: TEXT      │</w:t>
+      </w:r>
+      <w:r>
+        <w:br/>
+      </w:r>
+      <w:r>
+        <w:rPr>
+          <w:rStyle w:val="VerbatimChar"/>
+        </w:rPr>
+        <w:t xml:space="preserve">│ tipo: TEXT       │         │ editorial: TEXT  │</w:t>
+      </w:r>
+      <w:r>
+        <w:br/>
+      </w:r>
+      <w:r>
+        <w:rPr>
+          <w:rStyle w:val="VerbatimChar"/>
+        </w:rPr>
+        <w:t xml:space="preserve">│ carrera_depto:  │         │ anio: INTEGER    │</w:t>
+      </w:r>
+      <w:r>
+        <w:br/>
+      </w:r>
+      <w:r>
+        <w:rPr>
+          <w:rStyle w:val="VerbatimChar"/>
+        </w:rPr>
+        <w:t xml:space="preserve">│   TEXT           │         │ ejemplares: INT  │</w:t>
+      </w:r>
+      <w:r>
+        <w:br/>
+      </w:r>
+      <w:r>
+        <w:rPr>
+          <w:rStyle w:val="VerbatimChar"/>
+        </w:rPr>
+        <w:t xml:space="preserve">│ semestre: INT    │         │ disponibles: INT │</w:t>
+      </w:r>
+      <w:r>
+        <w:br/>
+      </w:r>
+      <w:r>
+        <w:rPr>
+          <w:rStyle w:val="VerbatimChar"/>
+        </w:rPr>
+        <w:t xml:space="preserve">│ telefono: TEXT   │         └────────┬─────────┘</w:t>
+      </w:r>
+      <w:r>
+        <w:br/>
+      </w:r>
+      <w:r>
+        <w:rPr>
+          <w:rStyle w:val="VerbatimChar"/>
+        </w:rPr>
+        <w:t xml:space="preserve">└────────┬─────────┘                   │</w:t>
+      </w:r>
+      <w:r>
+        <w:br/>
+      </w:r>
+      <w:r>
+        <w:rPr>
+          <w:rStyle w:val="VerbatimChar"/>
+        </w:rPr>
+        <w:t xml:space="preserve">         │                            │</w:t>
+      </w:r>
+      <w:r>
+        <w:br/>
+      </w:r>
+      <w:r>
+        <w:rPr>
+          <w:rStyle w:val="VerbatimChar"/>
+        </w:rPr>
+        <w:t xml:space="preserve">         │ 1                          │ 1</w:t>
+      </w:r>
+      <w:r>
+        <w:br/>
+      </w:r>
+      <w:r>
+        <w:rPr>
+          <w:rStyle w:val="VerbatimChar"/>
+        </w:rPr>
+        <w:t xml:space="preserve">         │                            │</w:t>
+      </w:r>
+      <w:r>
+        <w:br/>
+      </w:r>
+      <w:r>
+        <w:rPr>
+          <w:rStyle w:val="VerbatimChar"/>
+        </w:rPr>
+        <w:t xml:space="preserve">         │ FK                         │ FK</w:t>
+      </w:r>
+      <w:r>
+        <w:br/>
+      </w:r>
+      <w:r>
+        <w:rPr>
+          <w:rStyle w:val="VerbatimChar"/>
+        </w:rPr>
+        <w:t xml:space="preserve">         ▼                            ▼</w:t>
+      </w:r>
+      <w:r>
+        <w:br/>
+      </w:r>
+      <w:r>
+        <w:rPr>
+          <w:rStyle w:val="VerbatimChar"/>
+        </w:rPr>
+        <w:t xml:space="preserve">┌──────────────────────────────────────────────┐</w:t>
+      </w:r>
+      <w:r>
+        <w:br/>
+      </w:r>
+      <w:r>
+        <w:rPr>
+          <w:rStyle w:val="VerbatimChar"/>
+        </w:rPr>
+        <w:t xml:space="preserve">│               prestamos                       │</w:t>
+      </w:r>
+      <w:r>
+        <w:br/>
+      </w:r>
+      <w:r>
+        <w:rPr>
+          <w:rStyle w:val="VerbatimChar"/>
+        </w:rPr>
+        <w:t xml:space="preserve">├──────────────────────────────────────────────┤</w:t>
+      </w:r>
+      <w:r>
+        <w:br/>
+      </w:r>
+      <w:r>
+        <w:rPr>
+          <w:rStyle w:val="VerbatimChar"/>
+        </w:rPr>
+        <w:t xml:space="preserve">│PK id: INTEGER AUTOINCREMENT                  │</w:t>
+      </w:r>
+      <w:r>
+        <w:br/>
+      </w:r>
+      <w:r>
+        <w:rPr>
+          <w:rStyle w:val="VerbatimChar"/>
+        </w:rPr>
+        <w:t xml:space="preserve">│FK cedula_socio → socios(cedula)              │</w:t>
+      </w:r>
+      <w:r>
+        <w:br/>
+      </w:r>
+      <w:r>
+        <w:rPr>
+          <w:rStyle w:val="VerbatimChar"/>
+        </w:rPr>
+        <w:t xml:space="preserve">│FK isbn_libro → libros(isbn)                  │</w:t>
+      </w:r>
+      <w:r>
+        <w:br/>
+      </w:r>
+      <w:r>
+        <w:rPr>
+          <w:rStyle w:val="VerbatimChar"/>
+        </w:rPr>
+        <w:t xml:space="preserve">│ fecha_prestamo: TEXT NOT NULL                 │</w:t>
+      </w:r>
+      <w:r>
+        <w:br/>
+      </w:r>
+      <w:r>
+        <w:rPr>
+          <w:rStyle w:val="VerbatimChar"/>
+        </w:rPr>
+        <w:t xml:space="preserve">│ fecha_devolucion: TEXT (NULL = pendiente)     │</w:t>
+      </w:r>
+      <w:r>
+        <w:br/>
+      </w:r>
+      <w:r>
+        <w:rPr>
+          <w:rStyle w:val="VerbatimChar"/>
+        </w:rPr>
+        <w:t xml:space="preserve">└──────────────────────────────────────────────┘</w:t>
+      </w:r>
+      <w:r>
+        <w:br/>
+      </w:r>
+      <w:r>
+        <w:br/>
+      </w:r>
+      <w:r>
+        <w:rPr>
+          <w:rStyle w:val="VerbatimChar"/>
+        </w:rPr>
+        <w:t xml:space="preserve">┌──────────────────────────────────────────────┐</w:t>
+      </w:r>
+      <w:r>
+        <w:br/>
+      </w:r>
+      <w:r>
+        <w:rPr>
+          <w:rStyle w:val="VerbatimChar"/>
+        </w:rPr>
+        <w:t xml:space="preserve">│               reservas                        │</w:t>
+      </w:r>
+      <w:r>
+        <w:br/>
+      </w:r>
+      <w:r>
+        <w:rPr>
+          <w:rStyle w:val="VerbatimChar"/>
+        </w:rPr>
+        <w:t xml:space="preserve">├──────────────────────────────────────────────┤</w:t>
+      </w:r>
+      <w:r>
+        <w:br/>
+      </w:r>
+      <w:r>
+        <w:rPr>
+          <w:rStyle w:val="VerbatimChar"/>
+        </w:rPr>
+        <w:t xml:space="preserve">│PK id: INTEGER AUTOINCREMENT                  │</w:t>
+      </w:r>
+      <w:r>
+        <w:br/>
+      </w:r>
+      <w:r>
+        <w:rPr>
+          <w:rStyle w:val="VerbatimChar"/>
+        </w:rPr>
+        <w:t xml:space="preserve">│FK cedula_socio → socios(cedula)              │</w:t>
+      </w:r>
+      <w:r>
+        <w:br/>
+      </w:r>
+      <w:r>
+        <w:rPr>
+          <w:rStyle w:val="VerbatimChar"/>
+        </w:rPr>
+        <w:t xml:space="preserve">│FK isbn_libro → libros(isbn)                  │</w:t>
+      </w:r>
+      <w:r>
+        <w:br/>
+      </w:r>
+      <w:r>
+        <w:rPr>
+          <w:rStyle w:val="VerbatimChar"/>
+        </w:rPr>
+        <w:t xml:space="preserve">│ fecha_reserva: TEXT NOT NULL                  │</w:t>
+      </w:r>
+      <w:r>
+        <w:br/>
+      </w:r>
+      <w:r>
+        <w:rPr>
+          <w:rStyle w:val="VerbatimChar"/>
+        </w:rPr>
+        <w:t xml:space="preserve">│ activa: INTEGER DEFAULT 1                     │</w:t>
+      </w:r>
+      <w:r>
+        <w:br/>
+      </w:r>
+      <w:r>
+        <w:rPr>
+          <w:rStyle w:val="VerbatimChar"/>
+        </w:rPr>
+        <w:t xml:space="preserve">└──────────────────────────────────────────────┘</w:t>
+      </w:r>
+    </w:p>
+    <w:p>
+      <w:pPr>
+        <w:pStyle w:val="FirstParagraph"/>
+      </w:pPr>
+      <w:r>
+        <w:rPr>
+          <w:i/>
+          <w:iCs/>
+        </w:rPr>
+        <w:t xml:space="preserve">Nota: Cada socio puede tener 0 o muchos préstamos y 0 o muchas reservas.</w:t>
+      </w:r>
+      <w:r>
+        <w:rPr>
+          <w:i/>
+          <w:iCs/>
+        </w:rPr>
+        <w:t xml:space="preserve"> </w:t>
+      </w:r>
+      <w:r>
+        <w:rPr>
+          <w:i/>
+          <w:iCs/>
+        </w:rPr>
+        <w:t xml:space="preserve">Cada libro puede estar en 0 o muchos préstamos y 0 o muchas reservas.</w:t>
+      </w:r>
+    </w:p>
+    <w:bookmarkEnd w:id="67"/>
+    <w:bookmarkStart w:id="68" w:name="esquema-sql-ddl"/>
+    <w:p>
+      <w:pPr>
+        <w:pStyle w:val="Heading3"/>
+      </w:pPr>
+      <w:r>
+        <w:t xml:space="preserve">12.2 Esquema SQL (DDL)</w:t>
+      </w:r>
+    </w:p>
+    <w:p>
+      <w:pPr>
+        <w:pStyle w:val="SourceCode"/>
+      </w:pPr>
+      <w:r>
+        <w:rPr>
+          <w:rStyle w:val="KeywordTok"/>
+        </w:rPr>
+        <w:t xml:space="preserve">CREATE</w:t>
+      </w:r>
+      <w:r>
+        <w:rPr>
+          <w:rStyle w:val="NormalTok"/>
+        </w:rPr>
+        <w:t xml:space="preserve"> </w:t>
+      </w:r>
+      <w:r>
+        <w:rPr>
+          <w:rStyle w:val="KeywordTok"/>
+        </w:rPr>
+        <w:t xml:space="preserve">TABLE</w:t>
+      </w:r>
+      <w:r>
+        <w:rPr>
+          <w:rStyle w:val="NormalTok"/>
+        </w:rPr>
+        <w:t xml:space="preserve"> </w:t>
+      </w:r>
+      <w:r>
+        <w:rPr>
+          <w:rStyle w:val="ControlFlowTok"/>
+        </w:rPr>
+        <w:t xml:space="preserve">IF</w:t>
+      </w:r>
+      <w:r>
+        <w:rPr>
+          <w:rStyle w:val="NormalTok"/>
+        </w:rPr>
+        <w:t xml:space="preserve"> </w:t>
+      </w:r>
+      <w:r>
+        <w:rPr>
+          <w:rStyle w:val="KeywordTok"/>
+        </w:rPr>
+        <w:t xml:space="preserve">NOT</w:t>
+      </w:r>
+      <w:r>
+        <w:rPr>
+          <w:rStyle w:val="NormalTok"/>
+        </w:rPr>
+        <w:t xml:space="preserve"> </w:t>
+      </w:r>
+      <w:r>
+        <w:rPr>
+          <w:rStyle w:val="KeywordTok"/>
+        </w:rPr>
+        <w:t xml:space="preserve">EXISTS</w:t>
+      </w:r>
+      <w:r>
+        <w:rPr>
+          <w:rStyle w:val="NormalTok"/>
+        </w:rPr>
+        <w:t xml:space="preserve"> socios (</w:t>
+      </w:r>
+      <w:r>
+        <w:br/>
+      </w:r>
+      <w:r>
+        <w:rPr>
+          <w:rStyle w:val="NormalTok"/>
+        </w:rPr>
+        <w:t xml:space="preserve">    cedula TEXT </w:t>
+      </w:r>
+      <w:r>
+        <w:rPr>
+          <w:rStyle w:val="KeywordTok"/>
+        </w:rPr>
+        <w:t xml:space="preserve">PRIMARY</w:t>
+      </w:r>
+      <w:r>
+        <w:rPr>
+          <w:rStyle w:val="NormalTok"/>
+        </w:rPr>
+        <w:t xml:space="preserve"> </w:t>
+      </w:r>
+      <w:r>
+        <w:rPr>
+          <w:rStyle w:val="KeywordTok"/>
+        </w:rPr>
+        <w:t xml:space="preserve">KEY</w:t>
+      </w:r>
+      <w:r>
+        <w:rPr>
+          <w:rStyle w:val="NormalTok"/>
+        </w:rPr>
+        <w:t xml:space="preserve">,</w:t>
+      </w:r>
+      <w:r>
+        <w:br/>
+      </w:r>
+      <w:r>
+        <w:rPr>
+          <w:rStyle w:val="NormalTok"/>
+        </w:rPr>
+        <w:t xml:space="preserve">    nombre TEXT </w:t>
+      </w:r>
+      <w:r>
+        <w:rPr>
+          <w:rStyle w:val="KeywordTok"/>
+        </w:rPr>
+        <w:t xml:space="preserve">NOT</w:t>
+      </w:r>
+      <w:r>
+        <w:rPr>
+          <w:rStyle w:val="NormalTok"/>
+        </w:rPr>
+        <w:t xml:space="preserve"> </w:t>
+      </w:r>
+      <w:r>
+        <w:rPr>
+          <w:rStyle w:val="KeywordTok"/>
+        </w:rPr>
+        <w:t xml:space="preserve">NULL</w:t>
+      </w:r>
+      <w:r>
+        <w:rPr>
+          <w:rStyle w:val="NormalTok"/>
+        </w:rPr>
+        <w:t xml:space="preserve">,</w:t>
+      </w:r>
+      <w:r>
+        <w:br/>
+      </w:r>
+      <w:r>
+        <w:rPr>
+          <w:rStyle w:val="NormalTok"/>
+        </w:rPr>
+        <w:t xml:space="preserve">    apellido TEXT </w:t>
+      </w:r>
+      <w:r>
+        <w:rPr>
+          <w:rStyle w:val="KeywordTok"/>
+        </w:rPr>
+        <w:t xml:space="preserve">NOT</w:t>
+      </w:r>
+      <w:r>
+        <w:rPr>
+          <w:rStyle w:val="NormalTok"/>
+        </w:rPr>
+        <w:t xml:space="preserve"> </w:t>
+      </w:r>
+      <w:r>
+        <w:rPr>
+          <w:rStyle w:val="KeywordTok"/>
+        </w:rPr>
+        <w:t xml:space="preserve">NULL</w:t>
+      </w:r>
+      <w:r>
+        <w:rPr>
+          <w:rStyle w:val="NormalTok"/>
+        </w:rPr>
+        <w:t xml:space="preserve">,</w:t>
+      </w:r>
+      <w:r>
+        <w:br/>
+      </w:r>
+      <w:r>
+        <w:rPr>
+          <w:rStyle w:val="NormalTok"/>
+        </w:rPr>
+        <w:t xml:space="preserve">    tipo TEXT </w:t>
+      </w:r>
+      <w:r>
+        <w:rPr>
+          <w:rStyle w:val="KeywordTok"/>
+        </w:rPr>
+        <w:t xml:space="preserve">NOT</w:t>
+      </w:r>
+      <w:r>
+        <w:rPr>
+          <w:rStyle w:val="NormalTok"/>
+        </w:rPr>
+        <w:t xml:space="preserve"> </w:t>
+      </w:r>
+      <w:r>
+        <w:rPr>
+          <w:rStyle w:val="KeywordTok"/>
+        </w:rPr>
+        <w:t xml:space="preserve">NULL</w:t>
+      </w:r>
+      <w:r>
+        <w:rPr>
+          <w:rStyle w:val="NormalTok"/>
+        </w:rPr>
+        <w:t xml:space="preserve"> </w:t>
+      </w:r>
+      <w:r>
+        <w:rPr>
+          <w:rStyle w:val="KeywordTok"/>
+        </w:rPr>
+        <w:t xml:space="preserve">CHECK</w:t>
+      </w:r>
+      <w:r>
+        <w:rPr>
+          <w:rStyle w:val="NormalTok"/>
+        </w:rPr>
+        <w:t xml:space="preserve">(tipo </w:t>
+      </w:r>
+      <w:r>
+        <w:rPr>
+          <w:rStyle w:val="KeywordTok"/>
+        </w:rPr>
+        <w:t xml:space="preserve">IN</w:t>
+      </w:r>
+      <w:r>
+        <w:rPr>
+          <w:rStyle w:val="NormalTok"/>
+        </w:rPr>
+        <w:t xml:space="preserve"> (</w:t>
+      </w:r>
+      <w:r>
+        <w:rPr>
+          <w:rStyle w:val="StringTok"/>
+        </w:rPr>
+        <w:t xml:space="preserve">'Estudiante'</w:t>
+      </w:r>
+      <w:r>
+        <w:rPr>
+          <w:rStyle w:val="NormalTok"/>
+        </w:rPr>
+        <w:t xml:space="preserve">, </w:t>
+      </w:r>
+      <w:r>
+        <w:rPr>
+          <w:rStyle w:val="StringTok"/>
+        </w:rPr>
+        <w:t xml:space="preserve">'Docente'</w:t>
+      </w:r>
+      <w:r>
+        <w:rPr>
+          <w:rStyle w:val="NormalTok"/>
+        </w:rPr>
+        <w:t xml:space="preserve">)),</w:t>
+      </w:r>
+      <w:r>
+        <w:br/>
+      </w:r>
+      <w:r>
+        <w:rPr>
+          <w:rStyle w:val="NormalTok"/>
+        </w:rPr>
+        <w:t xml:space="preserve">    carrera_departamento TEXT,</w:t>
+      </w:r>
+      <w:r>
+        <w:br/>
+      </w:r>
+      <w:r>
+        <w:rPr>
+          <w:rStyle w:val="NormalTok"/>
+        </w:rPr>
+        <w:t xml:space="preserve">    semestre </w:t>
+      </w:r>
+      <w:r>
+        <w:rPr>
+          <w:rStyle w:val="DataTypeTok"/>
+        </w:rPr>
+        <w:t xml:space="preserve">INTEGER</w:t>
+      </w:r>
+      <w:r>
+        <w:rPr>
+          <w:rStyle w:val="NormalTok"/>
+        </w:rPr>
+        <w:t xml:space="preserve">,</w:t>
+      </w:r>
+      <w:r>
+        <w:br/>
+      </w:r>
+      <w:r>
+        <w:rPr>
+          <w:rStyle w:val="NormalTok"/>
+        </w:rPr>
+        <w:t xml:space="preserve">    telefono TEXT</w:t>
+      </w:r>
+      <w:r>
+        <w:br/>
+      </w:r>
+      <w:r>
+        <w:rPr>
+          <w:rStyle w:val="NormalTok"/>
+        </w:rPr>
+        <w:t xml:space="preserve">);</w:t>
+      </w:r>
+      <w:r>
+        <w:br/>
+      </w:r>
+      <w:r>
+        <w:br/>
+      </w:r>
+      <w:r>
+        <w:rPr>
+          <w:rStyle w:val="KeywordTok"/>
+        </w:rPr>
+        <w:t xml:space="preserve">CREATE</w:t>
+      </w:r>
+      <w:r>
+        <w:rPr>
+          <w:rStyle w:val="NormalTok"/>
+        </w:rPr>
+        <w:t xml:space="preserve"> </w:t>
+      </w:r>
+      <w:r>
+        <w:rPr>
+          <w:rStyle w:val="KeywordTok"/>
+        </w:rPr>
+        <w:t xml:space="preserve">TABLE</w:t>
+      </w:r>
+      <w:r>
+        <w:rPr>
+          <w:rStyle w:val="NormalTok"/>
+        </w:rPr>
+        <w:t xml:space="preserve"> </w:t>
+      </w:r>
+      <w:r>
+        <w:rPr>
+          <w:rStyle w:val="ControlFlowTok"/>
+        </w:rPr>
+        <w:t xml:space="preserve">IF</w:t>
+      </w:r>
+      <w:r>
+        <w:rPr>
+          <w:rStyle w:val="NormalTok"/>
+        </w:rPr>
+        <w:t xml:space="preserve"> </w:t>
+      </w:r>
+      <w:r>
+        <w:rPr>
+          <w:rStyle w:val="KeywordTok"/>
+        </w:rPr>
+        <w:t xml:space="preserve">NOT</w:t>
+      </w:r>
+      <w:r>
+        <w:rPr>
+          <w:rStyle w:val="NormalTok"/>
+        </w:rPr>
+        <w:t xml:space="preserve"> </w:t>
+      </w:r>
+      <w:r>
+        <w:rPr>
+          <w:rStyle w:val="KeywordTok"/>
+        </w:rPr>
+        <w:t xml:space="preserve">EXISTS</w:t>
+      </w:r>
+      <w:r>
+        <w:rPr>
+          <w:rStyle w:val="NormalTok"/>
+        </w:rPr>
+        <w:t xml:space="preserve"> libros (</w:t>
+      </w:r>
+      <w:r>
+        <w:br/>
+      </w:r>
+      <w:r>
+        <w:rPr>
+          <w:rStyle w:val="NormalTok"/>
+        </w:rPr>
+        <w:t xml:space="preserve">    isbn TEXT </w:t>
+      </w:r>
+      <w:r>
+        <w:rPr>
+          <w:rStyle w:val="KeywordTok"/>
+        </w:rPr>
+        <w:t xml:space="preserve">PRIMARY</w:t>
+      </w:r>
+      <w:r>
+        <w:rPr>
+          <w:rStyle w:val="NormalTok"/>
+        </w:rPr>
+        <w:t xml:space="preserve"> </w:t>
+      </w:r>
+      <w:r>
+        <w:rPr>
+          <w:rStyle w:val="KeywordTok"/>
+        </w:rPr>
+        <w:t xml:space="preserve">KEY</w:t>
+      </w:r>
+      <w:r>
+        <w:rPr>
+          <w:rStyle w:val="NormalTok"/>
+        </w:rPr>
+        <w:t xml:space="preserve">,</w:t>
+      </w:r>
+      <w:r>
+        <w:br/>
+      </w:r>
+      <w:r>
+        <w:rPr>
+          <w:rStyle w:val="NormalTok"/>
+        </w:rPr>
+        <w:t xml:space="preserve">    titulo TEXT </w:t>
+      </w:r>
+      <w:r>
+        <w:rPr>
+          <w:rStyle w:val="KeywordTok"/>
+        </w:rPr>
+        <w:t xml:space="preserve">NOT</w:t>
+      </w:r>
+      <w:r>
+        <w:rPr>
+          <w:rStyle w:val="NormalTok"/>
+        </w:rPr>
+        <w:t xml:space="preserve"> </w:t>
+      </w:r>
+      <w:r>
+        <w:rPr>
+          <w:rStyle w:val="KeywordTok"/>
+        </w:rPr>
+        <w:t xml:space="preserve">NULL</w:t>
+      </w:r>
+      <w:r>
+        <w:rPr>
+          <w:rStyle w:val="NormalTok"/>
+        </w:rPr>
+        <w:t xml:space="preserve">,</w:t>
+      </w:r>
+      <w:r>
+        <w:br/>
+      </w:r>
+      <w:r>
+        <w:rPr>
+          <w:rStyle w:val="NormalTok"/>
+        </w:rPr>
+        <w:t xml:space="preserve">    autor TEXT </w:t>
+      </w:r>
+      <w:r>
+        <w:rPr>
+          <w:rStyle w:val="KeywordTok"/>
+        </w:rPr>
+        <w:t xml:space="preserve">NOT</w:t>
+      </w:r>
+      <w:r>
+        <w:rPr>
+          <w:rStyle w:val="NormalTok"/>
+        </w:rPr>
+        <w:t xml:space="preserve"> </w:t>
+      </w:r>
+      <w:r>
+        <w:rPr>
+          <w:rStyle w:val="KeywordTok"/>
+        </w:rPr>
+        <w:t xml:space="preserve">NULL</w:t>
+      </w:r>
+      <w:r>
+        <w:rPr>
+          <w:rStyle w:val="NormalTok"/>
+        </w:rPr>
+        <w:t xml:space="preserve">,</w:t>
+      </w:r>
+      <w:r>
+        <w:br/>
+      </w:r>
+      <w:r>
+        <w:rPr>
+          <w:rStyle w:val="NormalTok"/>
+        </w:rPr>
+        <w:t xml:space="preserve">    editorial TEXT,</w:t>
+      </w:r>
+      <w:r>
+        <w:br/>
+      </w:r>
+      <w:r>
+        <w:rPr>
+          <w:rStyle w:val="NormalTok"/>
+        </w:rPr>
+        <w:t xml:space="preserve">    anio </w:t>
+      </w:r>
+      <w:r>
+        <w:rPr>
+          <w:rStyle w:val="DataTypeTok"/>
+        </w:rPr>
+        <w:t xml:space="preserve">INTEGER</w:t>
+      </w:r>
+      <w:r>
+        <w:rPr>
+          <w:rStyle w:val="NormalTok"/>
+        </w:rPr>
+        <w:t xml:space="preserve">,</w:t>
+      </w:r>
+      <w:r>
+        <w:br/>
+      </w:r>
+      <w:r>
+        <w:rPr>
+          <w:rStyle w:val="NormalTok"/>
+        </w:rPr>
+        <w:t xml:space="preserve">    ejemplares </w:t>
+      </w:r>
+      <w:r>
+        <w:rPr>
+          <w:rStyle w:val="DataTypeTok"/>
+        </w:rPr>
+        <w:t xml:space="preserve">INTEGER</w:t>
+      </w:r>
+      <w:r>
+        <w:rPr>
+          <w:rStyle w:val="NormalTok"/>
+        </w:rPr>
+        <w:t xml:space="preserve"> </w:t>
+      </w:r>
+      <w:r>
+        <w:rPr>
+          <w:rStyle w:val="KeywordTok"/>
+        </w:rPr>
+        <w:t xml:space="preserve">DEFAULT</w:t>
+      </w:r>
+      <w:r>
+        <w:rPr>
+          <w:rStyle w:val="NormalTok"/>
+        </w:rPr>
+        <w:t xml:space="preserve"> </w:t>
+      </w:r>
+      <w:r>
+        <w:rPr>
+          <w:rStyle w:val="DecValTok"/>
+        </w:rPr>
+        <w:t xml:space="preserve">1</w:t>
+      </w:r>
+      <w:r>
+        <w:rPr>
+          <w:rStyle w:val="NormalTok"/>
+        </w:rPr>
+        <w:t xml:space="preserve">,</w:t>
+      </w:r>
+      <w:r>
+        <w:br/>
+      </w:r>
+      <w:r>
+        <w:rPr>
+          <w:rStyle w:val="NormalTok"/>
+        </w:rPr>
+        <w:t xml:space="preserve">    disponibles </w:t>
+      </w:r>
+      <w:r>
+        <w:rPr>
+          <w:rStyle w:val="DataTypeTok"/>
+        </w:rPr>
+        <w:t xml:space="preserve">INTEGER</w:t>
+      </w:r>
+      <w:r>
+        <w:rPr>
+          <w:rStyle w:val="NormalTok"/>
+        </w:rPr>
+        <w:t xml:space="preserve"> </w:t>
+      </w:r>
+      <w:r>
+        <w:rPr>
+          <w:rStyle w:val="KeywordTok"/>
+        </w:rPr>
+        <w:t xml:space="preserve">DEFAULT</w:t>
+      </w:r>
+      <w:r>
+        <w:rPr>
+          <w:rStyle w:val="NormalTok"/>
+        </w:rPr>
+        <w:t xml:space="preserve"> </w:t>
+      </w:r>
+      <w:r>
+        <w:rPr>
+          <w:rStyle w:val="DecValTok"/>
+        </w:rPr>
+        <w:t xml:space="preserve">1</w:t>
+      </w:r>
+      <w:r>
+        <w:br/>
+      </w:r>
+      <w:r>
+        <w:rPr>
+          <w:rStyle w:val="NormalTok"/>
+        </w:rPr>
+        <w:t xml:space="preserve">);</w:t>
+      </w:r>
+      <w:r>
+        <w:br/>
+      </w:r>
+      <w:r>
+        <w:br/>
+      </w:r>
+      <w:r>
+        <w:rPr>
+          <w:rStyle w:val="KeywordTok"/>
+        </w:rPr>
+        <w:t xml:space="preserve">CREATE</w:t>
+      </w:r>
+      <w:r>
+        <w:rPr>
+          <w:rStyle w:val="NormalTok"/>
+        </w:rPr>
+        <w:t xml:space="preserve"> </w:t>
+      </w:r>
+      <w:r>
+        <w:rPr>
+          <w:rStyle w:val="KeywordTok"/>
+        </w:rPr>
+        <w:t xml:space="preserve">TABLE</w:t>
+      </w:r>
+      <w:r>
+        <w:rPr>
+          <w:rStyle w:val="NormalTok"/>
+        </w:rPr>
+        <w:t xml:space="preserve"> </w:t>
+      </w:r>
+      <w:r>
+        <w:rPr>
+          <w:rStyle w:val="ControlFlowTok"/>
+        </w:rPr>
+        <w:t xml:space="preserve">IF</w:t>
+      </w:r>
+      <w:r>
+        <w:rPr>
+          <w:rStyle w:val="NormalTok"/>
+        </w:rPr>
+        <w:t xml:space="preserve"> </w:t>
+      </w:r>
+      <w:r>
+        <w:rPr>
+          <w:rStyle w:val="KeywordTok"/>
+        </w:rPr>
+        <w:t xml:space="preserve">NOT</w:t>
+      </w:r>
+      <w:r>
+        <w:rPr>
+          <w:rStyle w:val="NormalTok"/>
+        </w:rPr>
+        <w:t xml:space="preserve"> </w:t>
+      </w:r>
+      <w:r>
+        <w:rPr>
+          <w:rStyle w:val="KeywordTok"/>
+        </w:rPr>
+        <w:t xml:space="preserve">EXISTS</w:t>
+      </w:r>
+      <w:r>
+        <w:rPr>
+          <w:rStyle w:val="NormalTok"/>
+        </w:rPr>
+        <w:t xml:space="preserve"> prestamos (</w:t>
+      </w:r>
+      <w:r>
+        <w:br/>
+      </w:r>
+      <w:r>
+        <w:rPr>
+          <w:rStyle w:val="NormalTok"/>
+        </w:rPr>
+        <w:t xml:space="preserve">    </w:t>
+      </w:r>
+      <w:r>
+        <w:rPr>
+          <w:rStyle w:val="KeywordTok"/>
+        </w:rPr>
+        <w:t xml:space="preserve">id</w:t>
+      </w:r>
+      <w:r>
+        <w:rPr>
+          <w:rStyle w:val="NormalTok"/>
+        </w:rPr>
+        <w:t xml:space="preserve"> </w:t>
+      </w:r>
+      <w:r>
+        <w:rPr>
+          <w:rStyle w:val="DataTypeTok"/>
+        </w:rPr>
+        <w:t xml:space="preserve">INTEGER</w:t>
+      </w:r>
+      <w:r>
+        <w:rPr>
+          <w:rStyle w:val="NormalTok"/>
+        </w:rPr>
+        <w:t xml:space="preserve"> </w:t>
+      </w:r>
+      <w:r>
+        <w:rPr>
+          <w:rStyle w:val="KeywordTok"/>
+        </w:rPr>
+        <w:t xml:space="preserve">PRIMARY</w:t>
+      </w:r>
+      <w:r>
+        <w:rPr>
+          <w:rStyle w:val="NormalTok"/>
+        </w:rPr>
+        <w:t xml:space="preserve"> </w:t>
+      </w:r>
+      <w:r>
+        <w:rPr>
+          <w:rStyle w:val="KeywordTok"/>
+        </w:rPr>
+        <w:t xml:space="preserve">KEY</w:t>
+      </w:r>
+      <w:r>
+        <w:rPr>
+          <w:rStyle w:val="NormalTok"/>
+        </w:rPr>
+        <w:t xml:space="preserve"> AUTOINCREMENT,</w:t>
+      </w:r>
+      <w:r>
+        <w:br/>
+      </w:r>
+      <w:r>
+        <w:rPr>
+          <w:rStyle w:val="NormalTok"/>
+        </w:rPr>
+        <w:t xml:space="preserve">    cedula_socio TEXT </w:t>
+      </w:r>
+      <w:r>
+        <w:rPr>
+          <w:rStyle w:val="KeywordTok"/>
+        </w:rPr>
+        <w:t xml:space="preserve">NOT</w:t>
+      </w:r>
+      <w:r>
+        <w:rPr>
+          <w:rStyle w:val="NormalTok"/>
+        </w:rPr>
+        <w:t xml:space="preserve"> </w:t>
+      </w:r>
+      <w:r>
+        <w:rPr>
+          <w:rStyle w:val="KeywordTok"/>
+        </w:rPr>
+        <w:t xml:space="preserve">NULL</w:t>
+      </w:r>
+      <w:r>
+        <w:rPr>
+          <w:rStyle w:val="NormalTok"/>
+        </w:rPr>
+        <w:t xml:space="preserve">,</w:t>
+      </w:r>
+      <w:r>
+        <w:br/>
+      </w:r>
+      <w:r>
+        <w:rPr>
+          <w:rStyle w:val="NormalTok"/>
+        </w:rPr>
+        <w:t xml:space="preserve">    isbn_libro TEXT </w:t>
+      </w:r>
+      <w:r>
+        <w:rPr>
+          <w:rStyle w:val="KeywordTok"/>
+        </w:rPr>
+        <w:t xml:space="preserve">NOT</w:t>
+      </w:r>
+      <w:r>
+        <w:rPr>
+          <w:rStyle w:val="NormalTok"/>
+        </w:rPr>
+        <w:t xml:space="preserve"> </w:t>
+      </w:r>
+      <w:r>
+        <w:rPr>
+          <w:rStyle w:val="KeywordTok"/>
+        </w:rPr>
+        <w:t xml:space="preserve">NULL</w:t>
+      </w:r>
+      <w:r>
+        <w:rPr>
+          <w:rStyle w:val="NormalTok"/>
+        </w:rPr>
+        <w:t xml:space="preserve">,</w:t>
+      </w:r>
+      <w:r>
+        <w:br/>
+      </w:r>
+      <w:r>
+        <w:rPr>
+          <w:rStyle w:val="NormalTok"/>
+        </w:rPr>
+        <w:t xml:space="preserve">    fecha_prestamo TEXT </w:t>
+      </w:r>
+      <w:r>
+        <w:rPr>
+          <w:rStyle w:val="KeywordTok"/>
+        </w:rPr>
+        <w:t xml:space="preserve">NOT</w:t>
+      </w:r>
+      <w:r>
+        <w:rPr>
+          <w:rStyle w:val="NormalTok"/>
+        </w:rPr>
+        <w:t xml:space="preserve"> </w:t>
+      </w:r>
+      <w:r>
+        <w:rPr>
+          <w:rStyle w:val="KeywordTok"/>
+        </w:rPr>
+        <w:t xml:space="preserve">NULL</w:t>
+      </w:r>
+      <w:r>
+        <w:rPr>
+          <w:rStyle w:val="NormalTok"/>
+        </w:rPr>
+        <w:t xml:space="preserve">,</w:t>
+      </w:r>
+      <w:r>
+        <w:br/>
+      </w:r>
+      <w:r>
+        <w:rPr>
+          <w:rStyle w:val="NormalTok"/>
+        </w:rPr>
+        <w:t xml:space="preserve">    fecha_devolucion TEXT,</w:t>
+      </w:r>
+      <w:r>
+        <w:br/>
+      </w:r>
+      <w:r>
+        <w:rPr>
+          <w:rStyle w:val="NormalTok"/>
+        </w:rPr>
+        <w:t xml:space="preserve">    </w:t>
+      </w:r>
+      <w:r>
+        <w:rPr>
+          <w:rStyle w:val="KeywordTok"/>
+        </w:rPr>
+        <w:t xml:space="preserve">FOREIGN</w:t>
+      </w:r>
+      <w:r>
+        <w:rPr>
+          <w:rStyle w:val="NormalTok"/>
+        </w:rPr>
+        <w:t xml:space="preserve"> </w:t>
+      </w:r>
+      <w:r>
+        <w:rPr>
+          <w:rStyle w:val="KeywordTok"/>
+        </w:rPr>
+        <w:t xml:space="preserve">KEY</w:t>
+      </w:r>
+      <w:r>
+        <w:rPr>
+          <w:rStyle w:val="NormalTok"/>
+        </w:rPr>
+        <w:t xml:space="preserve"> (cedula_socio) </w:t>
+      </w:r>
+      <w:r>
+        <w:rPr>
+          <w:rStyle w:val="KeywordTok"/>
+        </w:rPr>
+        <w:t xml:space="preserve">REFERENCES</w:t>
+      </w:r>
+      <w:r>
+        <w:rPr>
+          <w:rStyle w:val="NormalTok"/>
+        </w:rPr>
+        <w:t xml:space="preserve"> socios(cedula),</w:t>
+      </w:r>
+      <w:r>
+        <w:br/>
+      </w:r>
+      <w:r>
+        <w:rPr>
+          <w:rStyle w:val="NormalTok"/>
+        </w:rPr>
+        <w:t xml:space="preserve">    </w:t>
+      </w:r>
+      <w:r>
+        <w:rPr>
+          <w:rStyle w:val="KeywordTok"/>
+        </w:rPr>
+        <w:t xml:space="preserve">FOREIGN</w:t>
+      </w:r>
+      <w:r>
+        <w:rPr>
+          <w:rStyle w:val="NormalTok"/>
+        </w:rPr>
+        <w:t xml:space="preserve"> </w:t>
+      </w:r>
+      <w:r>
+        <w:rPr>
+          <w:rStyle w:val="KeywordTok"/>
+        </w:rPr>
+        <w:t xml:space="preserve">KEY</w:t>
+      </w:r>
+      <w:r>
+        <w:rPr>
+          <w:rStyle w:val="NormalTok"/>
+        </w:rPr>
+        <w:t xml:space="preserve"> (isbn_libro) </w:t>
+      </w:r>
+      <w:r>
+        <w:rPr>
+          <w:rStyle w:val="KeywordTok"/>
+        </w:rPr>
+        <w:t xml:space="preserve">REFERENCES</w:t>
+      </w:r>
+      <w:r>
+        <w:rPr>
+          <w:rStyle w:val="NormalTok"/>
+        </w:rPr>
+        <w:t xml:space="preserve"> libros(isbn)</w:t>
+      </w:r>
+      <w:r>
+        <w:br/>
+      </w:r>
+      <w:r>
+        <w:rPr>
+          <w:rStyle w:val="NormalTok"/>
+        </w:rPr>
+        <w:t xml:space="preserve">);</w:t>
+      </w:r>
+      <w:r>
+        <w:br/>
+      </w:r>
+      <w:r>
+        <w:br/>
+      </w:r>
+      <w:r>
+        <w:rPr>
+          <w:rStyle w:val="KeywordTok"/>
+        </w:rPr>
+        <w:t xml:space="preserve">CREATE</w:t>
+      </w:r>
+      <w:r>
+        <w:rPr>
+          <w:rStyle w:val="NormalTok"/>
+        </w:rPr>
+        <w:t xml:space="preserve"> </w:t>
+      </w:r>
+      <w:r>
+        <w:rPr>
+          <w:rStyle w:val="KeywordTok"/>
+        </w:rPr>
+        <w:t xml:space="preserve">TABLE</w:t>
+      </w:r>
+      <w:r>
+        <w:rPr>
+          <w:rStyle w:val="NormalTok"/>
+        </w:rPr>
+        <w:t xml:space="preserve"> </w:t>
+      </w:r>
+      <w:r>
+        <w:rPr>
+          <w:rStyle w:val="ControlFlowTok"/>
+        </w:rPr>
+        <w:t xml:space="preserve">IF</w:t>
+      </w:r>
+      <w:r>
+        <w:rPr>
+          <w:rStyle w:val="NormalTok"/>
+        </w:rPr>
+        <w:t xml:space="preserve"> </w:t>
+      </w:r>
+      <w:r>
+        <w:rPr>
+          <w:rStyle w:val="KeywordTok"/>
+        </w:rPr>
+        <w:t xml:space="preserve">NOT</w:t>
+      </w:r>
+      <w:r>
+        <w:rPr>
+          <w:rStyle w:val="NormalTok"/>
+        </w:rPr>
+        <w:t xml:space="preserve"> </w:t>
+      </w:r>
+      <w:r>
+        <w:rPr>
+          <w:rStyle w:val="KeywordTok"/>
+        </w:rPr>
+        <w:t xml:space="preserve">EXISTS</w:t>
+      </w:r>
+      <w:r>
+        <w:rPr>
+          <w:rStyle w:val="NormalTok"/>
+        </w:rPr>
+        <w:t xml:space="preserve"> reservas (</w:t>
+      </w:r>
+      <w:r>
+        <w:br/>
+      </w:r>
+      <w:r>
+        <w:rPr>
+          <w:rStyle w:val="NormalTok"/>
+        </w:rPr>
+        <w:t xml:space="preserve">    </w:t>
+      </w:r>
+      <w:r>
+        <w:rPr>
+          <w:rStyle w:val="KeywordTok"/>
+        </w:rPr>
+        <w:t xml:space="preserve">id</w:t>
+      </w:r>
+      <w:r>
+        <w:rPr>
+          <w:rStyle w:val="NormalTok"/>
+        </w:rPr>
+        <w:t xml:space="preserve"> </w:t>
+      </w:r>
+      <w:r>
+        <w:rPr>
+          <w:rStyle w:val="DataTypeTok"/>
+        </w:rPr>
+        <w:t xml:space="preserve">INTEGER</w:t>
+      </w:r>
+      <w:r>
+        <w:rPr>
+          <w:rStyle w:val="NormalTok"/>
+        </w:rPr>
+        <w:t xml:space="preserve"> </w:t>
+      </w:r>
+      <w:r>
+        <w:rPr>
+          <w:rStyle w:val="KeywordTok"/>
+        </w:rPr>
+        <w:t xml:space="preserve">PRIMARY</w:t>
+      </w:r>
+      <w:r>
+        <w:rPr>
+          <w:rStyle w:val="NormalTok"/>
+        </w:rPr>
+        <w:t xml:space="preserve"> </w:t>
+      </w:r>
+      <w:r>
+        <w:rPr>
+          <w:rStyle w:val="KeywordTok"/>
+        </w:rPr>
+        <w:t xml:space="preserve">KEY</w:t>
+      </w:r>
+      <w:r>
+        <w:rPr>
+          <w:rStyle w:val="NormalTok"/>
+        </w:rPr>
+        <w:t xml:space="preserve"> AUTOINCREMENT,</w:t>
+      </w:r>
+      <w:r>
+        <w:br/>
+      </w:r>
+      <w:r>
+        <w:rPr>
+          <w:rStyle w:val="NormalTok"/>
+        </w:rPr>
+        <w:t xml:space="preserve">    cedula_socio TEXT </w:t>
+      </w:r>
+      <w:r>
+        <w:rPr>
+          <w:rStyle w:val="KeywordTok"/>
+        </w:rPr>
+        <w:t xml:space="preserve">NOT</w:t>
+      </w:r>
+      <w:r>
+        <w:rPr>
+          <w:rStyle w:val="NormalTok"/>
+        </w:rPr>
+        <w:t xml:space="preserve"> </w:t>
+      </w:r>
+      <w:r>
+        <w:rPr>
+          <w:rStyle w:val="KeywordTok"/>
+        </w:rPr>
+        <w:t xml:space="preserve">NULL</w:t>
+      </w:r>
+      <w:r>
+        <w:rPr>
+          <w:rStyle w:val="NormalTok"/>
+        </w:rPr>
+        <w:t xml:space="preserve">,</w:t>
+      </w:r>
+      <w:r>
+        <w:br/>
+      </w:r>
+      <w:r>
+        <w:rPr>
+          <w:rStyle w:val="NormalTok"/>
+        </w:rPr>
+        <w:t xml:space="preserve">    isbn_libro TEXT </w:t>
+      </w:r>
+      <w:r>
+        <w:rPr>
+          <w:rStyle w:val="KeywordTok"/>
+        </w:rPr>
+        <w:t xml:space="preserve">NOT</w:t>
+      </w:r>
+      <w:r>
+        <w:rPr>
+          <w:rStyle w:val="NormalTok"/>
+        </w:rPr>
+        <w:t xml:space="preserve"> </w:t>
+      </w:r>
+      <w:r>
+        <w:rPr>
+          <w:rStyle w:val="KeywordTok"/>
+        </w:rPr>
+        <w:t xml:space="preserve">NULL</w:t>
+      </w:r>
+      <w:r>
+        <w:rPr>
+          <w:rStyle w:val="NormalTok"/>
+        </w:rPr>
+        <w:t xml:space="preserve">,</w:t>
+      </w:r>
+      <w:r>
+        <w:br/>
+      </w:r>
+      <w:r>
+        <w:rPr>
+          <w:rStyle w:val="NormalTok"/>
+        </w:rPr>
+        <w:t xml:space="preserve">    fecha_reserva TEXT </w:t>
+      </w:r>
+      <w:r>
+        <w:rPr>
+          <w:rStyle w:val="KeywordTok"/>
+        </w:rPr>
+        <w:t xml:space="preserve">NOT</w:t>
+      </w:r>
+      <w:r>
+        <w:rPr>
+          <w:rStyle w:val="NormalTok"/>
+        </w:rPr>
+        <w:t xml:space="preserve"> </w:t>
+      </w:r>
+      <w:r>
+        <w:rPr>
+          <w:rStyle w:val="KeywordTok"/>
+        </w:rPr>
+        <w:t xml:space="preserve">NULL</w:t>
+      </w:r>
+      <w:r>
+        <w:rPr>
+          <w:rStyle w:val="NormalTok"/>
+        </w:rPr>
+        <w:t xml:space="preserve">,</w:t>
+      </w:r>
+      <w:r>
+        <w:br/>
+      </w:r>
+      <w:r>
+        <w:rPr>
+          <w:rStyle w:val="NormalTok"/>
+        </w:rPr>
+        <w:t xml:space="preserve">    activa </w:t>
+      </w:r>
+      <w:r>
+        <w:rPr>
+          <w:rStyle w:val="DataTypeTok"/>
+        </w:rPr>
+        <w:t xml:space="preserve">INTEGER</w:t>
+      </w:r>
+      <w:r>
+        <w:rPr>
+          <w:rStyle w:val="NormalTok"/>
+        </w:rPr>
+        <w:t xml:space="preserve"> </w:t>
+      </w:r>
+      <w:r>
+        <w:rPr>
+          <w:rStyle w:val="KeywordTok"/>
+        </w:rPr>
+        <w:t xml:space="preserve">DEFAULT</w:t>
+      </w:r>
+      <w:r>
+        <w:rPr>
+          <w:rStyle w:val="NormalTok"/>
+        </w:rPr>
+        <w:t xml:space="preserve"> </w:t>
+      </w:r>
+      <w:r>
+        <w:rPr>
+          <w:rStyle w:val="DecValTok"/>
+        </w:rPr>
+        <w:t xml:space="preserve">1</w:t>
+      </w:r>
+      <w:r>
+        <w:rPr>
+          <w:rStyle w:val="NormalTok"/>
+        </w:rPr>
+        <w:t xml:space="preserve">,</w:t>
+      </w:r>
+      <w:r>
+        <w:br/>
+      </w:r>
+      <w:r>
+        <w:rPr>
+          <w:rStyle w:val="NormalTok"/>
+        </w:rPr>
+        <w:t xml:space="preserve">    </w:t>
+      </w:r>
+      <w:r>
+        <w:rPr>
+          <w:rStyle w:val="KeywordTok"/>
+        </w:rPr>
+        <w:t xml:space="preserve">FOREIGN</w:t>
+      </w:r>
+      <w:r>
+        <w:rPr>
+          <w:rStyle w:val="NormalTok"/>
+        </w:rPr>
+        <w:t xml:space="preserve"> </w:t>
+      </w:r>
+      <w:r>
+        <w:rPr>
+          <w:rStyle w:val="KeywordTok"/>
+        </w:rPr>
+        <w:t xml:space="preserve">KEY</w:t>
+      </w:r>
+      <w:r>
+        <w:rPr>
+          <w:rStyle w:val="NormalTok"/>
+        </w:rPr>
+        <w:t xml:space="preserve"> (cedula_socio) </w:t>
+      </w:r>
+      <w:r>
+        <w:rPr>
+          <w:rStyle w:val="KeywordTok"/>
+        </w:rPr>
+        <w:t xml:space="preserve">REFERENCES</w:t>
+      </w:r>
+      <w:r>
+        <w:rPr>
+          <w:rStyle w:val="NormalTok"/>
+        </w:rPr>
+        <w:t xml:space="preserve"> socios(cedula),</w:t>
+      </w:r>
+      <w:r>
+        <w:br/>
+      </w:r>
+      <w:r>
+        <w:rPr>
+          <w:rStyle w:val="NormalTok"/>
+        </w:rPr>
+        <w:t xml:space="preserve">    </w:t>
+      </w:r>
+      <w:r>
+        <w:rPr>
+          <w:rStyle w:val="KeywordTok"/>
+        </w:rPr>
+        <w:t xml:space="preserve">FOREIGN</w:t>
+      </w:r>
+      <w:r>
+        <w:rPr>
+          <w:rStyle w:val="NormalTok"/>
+        </w:rPr>
+        <w:t xml:space="preserve"> </w:t>
+      </w:r>
+      <w:r>
+        <w:rPr>
+          <w:rStyle w:val="KeywordTok"/>
+        </w:rPr>
+        <w:t xml:space="preserve">KEY</w:t>
+      </w:r>
+      <w:r>
+        <w:rPr>
+          <w:rStyle w:val="NormalTok"/>
+        </w:rPr>
+        <w:t xml:space="preserve"> (isbn_libro) </w:t>
+      </w:r>
+      <w:r>
+        <w:rPr>
+          <w:rStyle w:val="KeywordTok"/>
+        </w:rPr>
+        <w:t xml:space="preserve">REFERENCES</w:t>
+      </w:r>
+      <w:r>
+        <w:rPr>
+          <w:rStyle w:val="NormalTok"/>
+        </w:rPr>
+        <w:t xml:space="preserve"> libros(isbn)</w:t>
+      </w:r>
+      <w:r>
+        <w:br/>
+      </w:r>
+      <w:r>
+        <w:rPr>
+          <w:rStyle w:val="NormalTok"/>
+        </w:rPr>
+        <w:t xml:space="preserve">);</w:t>
+      </w:r>
+    </w:p>
+    <w:bookmarkEnd w:id="68"/>
+    <w:bookmarkStart w:id="70" w:name="administración-con-db-browser-for-sqlite"/>
+    <w:p>
+      <w:pPr>
+        <w:pStyle w:val="Heading3"/>
+      </w:pPr>
+      <w:r>
+        <w:t xml:space="preserve">12.3 Administración con DB Browser for SQLite</w:t>
+      </w:r>
+    </w:p>
+    <w:p>
+      <w:pPr>
+        <w:pStyle w:val="FirstParagraph"/>
+      </w:pPr>
+      <w:r>
+        <w:t xml:space="preserve">El archivo</w:t>
+      </w:r>
+      <w:r>
+        <w:t xml:space="preserve"> </w:t>
+      </w:r>
+      <w:r>
+        <w:rPr>
+          <w:rStyle w:val="VerbatimChar"/>
+        </w:rPr>
+        <w:t xml:space="preserve">db/biblioteca.db</w:t>
+      </w:r>
+      <w:r>
+        <w:t xml:space="preserve"> </w:t>
+      </w:r>
+      <w:r>
+        <w:t xml:space="preserve">se crea automáticamente al ejecutar</w:t>
+      </w:r>
+      <w:r>
+        <w:t xml:space="preserve"> </w:t>
+      </w:r>
+      <w:r>
+        <w:rPr>
+          <w:rStyle w:val="VerbatimChar"/>
+        </w:rPr>
+        <w:t xml:space="preserve">seed.py</w:t>
+      </w:r>
+      <w:r>
+        <w:t xml:space="preserve">. Para administrarlo visualmente:</w:t>
+      </w:r>
+    </w:p>
+    <w:p>
+      <w:pPr>
+        <w:pStyle w:val="Compact"/>
+        <w:numPr>
+          <w:ilvl w:val="0"/>
+          <w:numId w:val="1013"/>
+        </w:numPr>
+      </w:pPr>
+      <w:r>
+        <w:t xml:space="preserve">Descargar e instalar</w:t>
+      </w:r>
+      <w:r>
+        <w:t xml:space="preserve"> </w:t>
+      </w:r>
+      <w:hyperlink r:id="rId69">
+        <w:r>
+          <w:rPr>
+            <w:rStyle w:val="Hyperlink"/>
+          </w:rPr>
+          <w:t xml:space="preserve">DB Browser for SQLite</w:t>
+        </w:r>
+      </w:hyperlink>
+    </w:p>
+    <w:p>
+      <w:pPr>
+        <w:pStyle w:val="Compact"/>
+        <w:numPr>
+          <w:ilvl w:val="0"/>
+          <w:numId w:val="1013"/>
+        </w:numPr>
+      </w:pPr>
+      <w:r>
+        <w:t xml:space="preserve">Abrir el programa y hacer clic en</w:t>
+      </w:r>
+      <w:r>
+        <w:t xml:space="preserve"> </w:t>
+      </w:r>
+      <w:r>
+        <w:rPr>
+          <w:b/>
+          <w:bCs/>
+        </w:rPr>
+        <w:t xml:space="preserve">“</w:t>
+      </w:r>
+      <w:r>
+        <w:rPr>
+          <w:b/>
+          <w:bCs/>
+        </w:rPr>
+        <w:t xml:space="preserve">Abrir base de datos</w:t>
+      </w:r>
+      <w:r>
+        <w:rPr>
+          <w:b/>
+          <w:bCs/>
+        </w:rPr>
+        <w:t xml:space="preserve">”</w:t>
+      </w:r>
+    </w:p>
+    <w:p>
+      <w:pPr>
+        <w:pStyle w:val="Compact"/>
+        <w:numPr>
+          <w:ilvl w:val="0"/>
+          <w:numId w:val="1013"/>
+        </w:numPr>
+      </w:pPr>
+      <w:r>
+        <w:t xml:space="preserve">Seleccionar</w:t>
+      </w:r>
+      <w:r>
+        <w:t xml:space="preserve"> </w:t>
+      </w:r>
+      <w:r>
+        <w:rPr>
+          <w:rStyle w:val="VerbatimChar"/>
+        </w:rPr>
+        <w:t xml:space="preserve">db/biblioteca.db</w:t>
+      </w:r>
+      <w:r>
+        <w:t xml:space="preserve"> </w:t>
+      </w:r>
+      <w:r>
+        <w:t xml:space="preserve">desde la carpeta del proyecto</w:t>
+      </w:r>
+    </w:p>
+    <w:p>
+      <w:pPr>
+        <w:pStyle w:val="Compact"/>
+        <w:numPr>
+          <w:ilvl w:val="0"/>
+          <w:numId w:val="1013"/>
+        </w:numPr>
+      </w:pPr>
+      <w:r>
+        <w:t xml:space="preserve">Navegar por las pestañas:</w:t>
+      </w:r>
+    </w:p>
+    <w:p>
+      <w:pPr>
+        <w:pStyle w:val="Compact"/>
+        <w:numPr>
+          <w:ilvl w:val="1"/>
+          <w:numId w:val="1014"/>
+        </w:numPr>
+      </w:pPr>
+      <w:r>
+        <w:rPr>
+          <w:b/>
+          <w:bCs/>
+        </w:rPr>
+        <w:t xml:space="preserve">“</w:t>
+      </w:r>
+      <w:r>
+        <w:rPr>
+          <w:b/>
+          <w:bCs/>
+        </w:rPr>
+        <w:t xml:space="preserve">Estructura de la BD</w:t>
+      </w:r>
+      <w:r>
+        <w:rPr>
+          <w:b/>
+          <w:bCs/>
+        </w:rPr>
+        <w:t xml:space="preserve">”</w:t>
+      </w:r>
+      <w:r>
+        <w:t xml:space="preserve"> </w:t>
+      </w:r>
+      <w:r>
+        <w:t xml:space="preserve">— ver las 4 tablas, columnas, tipos e índices</w:t>
+      </w:r>
+    </w:p>
+    <w:p>
+      <w:pPr>
+        <w:pStyle w:val="Compact"/>
+        <w:numPr>
+          <w:ilvl w:val="1"/>
+          <w:numId w:val="1014"/>
+        </w:numPr>
+      </w:pPr>
+      <w:r>
+        <w:rPr>
+          <w:b/>
+          <w:bCs/>
+        </w:rPr>
+        <w:t xml:space="preserve">“</w:t>
+      </w:r>
+      <w:r>
+        <w:rPr>
+          <w:b/>
+          <w:bCs/>
+        </w:rPr>
+        <w:t xml:space="preserve">Datos</w:t>
+      </w:r>
+      <w:r>
+        <w:rPr>
+          <w:b/>
+          <w:bCs/>
+        </w:rPr>
+        <w:t xml:space="preserve">”</w:t>
+      </w:r>
+      <w:r>
+        <w:t xml:space="preserve"> </w:t>
+      </w:r>
+      <w:r>
+        <w:t xml:space="preserve">— ver y editar registros de cada tabla</w:t>
+      </w:r>
+    </w:p>
+    <w:p>
+      <w:pPr>
+        <w:pStyle w:val="Compact"/>
+        <w:numPr>
+          <w:ilvl w:val="1"/>
+          <w:numId w:val="1014"/>
+        </w:numPr>
+      </w:pPr>
+      <w:r>
+        <w:rPr>
+          <w:b/>
+          <w:bCs/>
+        </w:rPr>
+        <w:t xml:space="preserve">“</w:t>
+      </w:r>
+      <w:r>
+        <w:rPr>
+          <w:b/>
+          <w:bCs/>
+        </w:rPr>
+        <w:t xml:space="preserve">Ejecutar SQL</w:t>
+      </w:r>
+      <w:r>
+        <w:rPr>
+          <w:b/>
+          <w:bCs/>
+        </w:rPr>
+        <w:t xml:space="preserve">”</w:t>
+      </w:r>
+      <w:r>
+        <w:t xml:space="preserve"> </w:t>
+      </w:r>
+      <w:r>
+        <w:t xml:space="preserve">— ejecutar consultas personalizadas</w:t>
+      </w:r>
+    </w:p>
+    <w:p>
+      <w:pPr>
+        <w:pStyle w:val="BlockText"/>
+      </w:pPr>
+      <w:r>
+        <w:rPr>
+          <w:b/>
+          <w:bCs/>
+        </w:rPr>
+        <w:t xml:space="preserve">Importante:</w:t>
+      </w:r>
+      <w:r>
+        <w:t xml:space="preserve"> </w:t>
+      </w:r>
+      <w:r>
+        <w:t xml:space="preserve">Durante la defensa, el docente puede pedir que se muestre la base de datos en DB Browser. Se recomienda tenerlo instalado y saber navegar las tablas, mostrar relaciones y ejecutar consultas SELECT básicas.</w:t>
+      </w:r>
+    </w:p>
+    <w:bookmarkEnd w:id="70"/>
+    <w:bookmarkStart w:id="71" w:name="consultas-sql-de-ejemplo"/>
+    <w:p>
+      <w:pPr>
+        <w:pStyle w:val="Heading3"/>
+      </w:pPr>
+      <w:r>
+        <w:t xml:space="preserve">12.4 Consultas SQL de ejemplo</w:t>
+      </w:r>
+    </w:p>
+    <w:p>
+      <w:pPr>
+        <w:pStyle w:val="SourceCode"/>
+      </w:pPr>
+      <w:r>
+        <w:rPr>
+          <w:rStyle w:val="CommentTok"/>
+        </w:rPr>
+        <w:t xml:space="preserve">-- Listar todos los préstamos pendientes con datos del socio y libro</w:t>
+      </w:r>
+      <w:r>
+        <w:br/>
+      </w:r>
+      <w:r>
+        <w:rPr>
+          <w:rStyle w:val="KeywordTok"/>
+        </w:rPr>
+        <w:t xml:space="preserve">SELECT</w:t>
+      </w:r>
+      <w:r>
+        <w:rPr>
+          <w:rStyle w:val="NormalTok"/>
+        </w:rPr>
+        <w:t xml:space="preserve"> p.</w:t>
+      </w:r>
+      <w:r>
+        <w:rPr>
+          <w:rStyle w:val="KeywordTok"/>
+        </w:rPr>
+        <w:t xml:space="preserve">id</w:t>
+      </w:r>
+      <w:r>
+        <w:rPr>
+          <w:rStyle w:val="NormalTok"/>
+        </w:rPr>
+        <w:t xml:space="preserve">, s.nombre </w:t>
+      </w:r>
+      <w:r>
+        <w:rPr>
+          <w:rStyle w:val="OperatorTok"/>
+        </w:rPr>
+        <w:t xml:space="preserve">||</w:t>
+      </w:r>
+      <w:r>
+        <w:rPr>
+          <w:rStyle w:val="NormalTok"/>
+        </w:rPr>
+        <w:t xml:space="preserve"> </w:t>
+      </w:r>
+      <w:r>
+        <w:rPr>
+          <w:rStyle w:val="StringTok"/>
+        </w:rPr>
+        <w:t xml:space="preserve">' '</w:t>
+      </w:r>
+      <w:r>
+        <w:rPr>
+          <w:rStyle w:val="NormalTok"/>
+        </w:rPr>
+        <w:t xml:space="preserve"> </w:t>
+      </w:r>
+      <w:r>
+        <w:rPr>
+          <w:rStyle w:val="OperatorTok"/>
+        </w:rPr>
+        <w:t xml:space="preserve">||</w:t>
+      </w:r>
+      <w:r>
+        <w:rPr>
+          <w:rStyle w:val="NormalTok"/>
+        </w:rPr>
+        <w:t xml:space="preserve"> s.apellido </w:t>
+      </w:r>
+      <w:r>
+        <w:rPr>
+          <w:rStyle w:val="KeywordTok"/>
+        </w:rPr>
+        <w:t xml:space="preserve">AS</w:t>
+      </w:r>
+      <w:r>
+        <w:rPr>
+          <w:rStyle w:val="NormalTok"/>
+        </w:rPr>
+        <w:t xml:space="preserve"> socio, l.titulo,</w:t>
+      </w:r>
+      <w:r>
+        <w:br/>
+      </w:r>
+      <w:r>
+        <w:rPr>
+          <w:rStyle w:val="NormalTok"/>
+        </w:rPr>
+        <w:t xml:space="preserve">       p.fecha_prestamo</w:t>
+      </w:r>
+      <w:r>
+        <w:br/>
+      </w:r>
+      <w:r>
+        <w:rPr>
+          <w:rStyle w:val="KeywordTok"/>
+        </w:rPr>
+        <w:t xml:space="preserve">FROM</w:t>
+      </w:r>
+      <w:r>
+        <w:rPr>
+          <w:rStyle w:val="NormalTok"/>
+        </w:rPr>
+        <w:t xml:space="preserve"> prestamos p</w:t>
+      </w:r>
+      <w:r>
+        <w:br/>
+      </w:r>
+      <w:r>
+        <w:rPr>
+          <w:rStyle w:val="KeywordTok"/>
+        </w:rPr>
+        <w:t xml:space="preserve">JOIN</w:t>
+      </w:r>
+      <w:r>
+        <w:rPr>
+          <w:rStyle w:val="NormalTok"/>
+        </w:rPr>
+        <w:t xml:space="preserve"> socios s </w:t>
+      </w:r>
+      <w:r>
+        <w:rPr>
+          <w:rStyle w:val="KeywordTok"/>
+        </w:rPr>
+        <w:t xml:space="preserve">ON</w:t>
+      </w:r>
+      <w:r>
+        <w:rPr>
+          <w:rStyle w:val="NormalTok"/>
+        </w:rPr>
+        <w:t xml:space="preserve"> p.cedula_socio </w:t>
+      </w:r>
+      <w:r>
+        <w:rPr>
+          <w:rStyle w:val="OperatorTok"/>
+        </w:rPr>
+        <w:t xml:space="preserve">=</w:t>
+      </w:r>
+      <w:r>
+        <w:rPr>
+          <w:rStyle w:val="NormalTok"/>
+        </w:rPr>
+        <w:t xml:space="preserve"> s.cedula</w:t>
+      </w:r>
+      <w:r>
+        <w:br/>
+      </w:r>
+      <w:r>
+        <w:rPr>
+          <w:rStyle w:val="KeywordTok"/>
+        </w:rPr>
+        <w:t xml:space="preserve">JOIN</w:t>
+      </w:r>
+      <w:r>
+        <w:rPr>
+          <w:rStyle w:val="NormalTok"/>
+        </w:rPr>
+        <w:t xml:space="preserve"> libros l </w:t>
+      </w:r>
+      <w:r>
+        <w:rPr>
+          <w:rStyle w:val="KeywordTok"/>
+        </w:rPr>
+        <w:t xml:space="preserve">ON</w:t>
+      </w:r>
+      <w:r>
+        <w:rPr>
+          <w:rStyle w:val="NormalTok"/>
+        </w:rPr>
+        <w:t xml:space="preserve"> p.isbn_libro </w:t>
+      </w:r>
+      <w:r>
+        <w:rPr>
+          <w:rStyle w:val="OperatorTok"/>
+        </w:rPr>
+        <w:t xml:space="preserve">=</w:t>
+      </w:r>
+      <w:r>
+        <w:rPr>
+          <w:rStyle w:val="NormalTok"/>
+        </w:rPr>
+        <w:t xml:space="preserve"> l.isbn</w:t>
+      </w:r>
+      <w:r>
+        <w:br/>
+      </w:r>
+      <w:r>
+        <w:rPr>
+          <w:rStyle w:val="KeywordTok"/>
+        </w:rPr>
+        <w:t xml:space="preserve">WHERE</w:t>
+      </w:r>
+      <w:r>
+        <w:rPr>
+          <w:rStyle w:val="NormalTok"/>
+        </w:rPr>
+        <w:t xml:space="preserve"> p.fecha_devolucion </w:t>
+      </w:r>
+      <w:r>
+        <w:rPr>
+          <w:rStyle w:val="KeywordTok"/>
+        </w:rPr>
+        <w:t xml:space="preserve">IS</w:t>
+      </w:r>
+      <w:r>
+        <w:rPr>
+          <w:rStyle w:val="NormalTok"/>
+        </w:rPr>
+        <w:t xml:space="preserve"> </w:t>
+      </w:r>
+      <w:r>
+        <w:rPr>
+          <w:rStyle w:val="KeywordTok"/>
+        </w:rPr>
+        <w:t xml:space="preserve">NULL</w:t>
+      </w:r>
+      <w:r>
+        <w:rPr>
+          <w:rStyle w:val="NormalTok"/>
+        </w:rPr>
+        <w:t xml:space="preserve">;</w:t>
+      </w:r>
+      <w:r>
+        <w:br/>
+      </w:r>
+      <w:r>
+        <w:br/>
+      </w:r>
+      <w:r>
+        <w:rPr>
+          <w:rStyle w:val="CommentTok"/>
+        </w:rPr>
+        <w:t xml:space="preserve">-- Contar cuántos libros prestados tiene cada socio</w:t>
+      </w:r>
+      <w:r>
+        <w:br/>
+      </w:r>
+      <w:r>
+        <w:rPr>
+          <w:rStyle w:val="KeywordTok"/>
+        </w:rPr>
+        <w:t xml:space="preserve">SELECT</w:t>
+      </w:r>
+      <w:r>
+        <w:rPr>
+          <w:rStyle w:val="NormalTok"/>
+        </w:rPr>
+        <w:t xml:space="preserve"> s.cedula, s.nombre, s.apellido, </w:t>
+      </w:r>
+      <w:r>
+        <w:rPr>
+          <w:rStyle w:val="FunctionTok"/>
+        </w:rPr>
+        <w:t xml:space="preserve">COUNT</w:t>
+      </w:r>
+      <w:r>
+        <w:rPr>
+          <w:rStyle w:val="NormalTok"/>
+        </w:rPr>
+        <w:t xml:space="preserve">(p.</w:t>
+      </w:r>
+      <w:r>
+        <w:rPr>
+          <w:rStyle w:val="KeywordTok"/>
+        </w:rPr>
+        <w:t xml:space="preserve">id</w:t>
+      </w:r>
+      <w:r>
+        <w:rPr>
+          <w:rStyle w:val="NormalTok"/>
+        </w:rPr>
+        <w:t xml:space="preserve">) </w:t>
+      </w:r>
+      <w:r>
+        <w:rPr>
+          <w:rStyle w:val="KeywordTok"/>
+        </w:rPr>
+        <w:t xml:space="preserve">AS</w:t>
+      </w:r>
+      <w:r>
+        <w:rPr>
+          <w:rStyle w:val="NormalTok"/>
+        </w:rPr>
+        <w:t xml:space="preserve"> prestamos_activos</w:t>
+      </w:r>
+      <w:r>
+        <w:br/>
+      </w:r>
+      <w:r>
+        <w:rPr>
+          <w:rStyle w:val="KeywordTok"/>
+        </w:rPr>
+        <w:t xml:space="preserve">FROM</w:t>
+      </w:r>
+      <w:r>
+        <w:rPr>
+          <w:rStyle w:val="NormalTok"/>
+        </w:rPr>
+        <w:t xml:space="preserve"> socios s</w:t>
+      </w:r>
+      <w:r>
+        <w:br/>
+      </w:r>
+      <w:r>
+        <w:rPr>
+          <w:rStyle w:val="KeywordTok"/>
+        </w:rPr>
+        <w:t xml:space="preserve">LEFT</w:t>
+      </w:r>
+      <w:r>
+        <w:rPr>
+          <w:rStyle w:val="NormalTok"/>
+        </w:rPr>
+        <w:t xml:space="preserve"> </w:t>
+      </w:r>
+      <w:r>
+        <w:rPr>
+          <w:rStyle w:val="KeywordTok"/>
+        </w:rPr>
+        <w:t xml:space="preserve">JOIN</w:t>
+      </w:r>
+      <w:r>
+        <w:rPr>
+          <w:rStyle w:val="NormalTok"/>
+        </w:rPr>
+        <w:t xml:space="preserve"> prestamos p </w:t>
+      </w:r>
+      <w:r>
+        <w:rPr>
+          <w:rStyle w:val="KeywordTok"/>
+        </w:rPr>
+        <w:t xml:space="preserve">ON</w:t>
+      </w:r>
+      <w:r>
+        <w:rPr>
+          <w:rStyle w:val="NormalTok"/>
+        </w:rPr>
+        <w:t xml:space="preserve"> s.cedula </w:t>
+      </w:r>
+      <w:r>
+        <w:rPr>
+          <w:rStyle w:val="OperatorTok"/>
+        </w:rPr>
+        <w:t xml:space="preserve">=</w:t>
+      </w:r>
+      <w:r>
+        <w:rPr>
+          <w:rStyle w:val="NormalTok"/>
+        </w:rPr>
+        <w:t xml:space="preserve"> p.cedula_socio </w:t>
+      </w:r>
+      <w:r>
+        <w:rPr>
+          <w:rStyle w:val="KeywordTok"/>
+        </w:rPr>
+        <w:t xml:space="preserve">AND</w:t>
+      </w:r>
+      <w:r>
+        <w:rPr>
+          <w:rStyle w:val="NormalTok"/>
+        </w:rPr>
+        <w:t xml:space="preserve"> p.fecha_devolucion </w:t>
+      </w:r>
+      <w:r>
+        <w:rPr>
+          <w:rStyle w:val="KeywordTok"/>
+        </w:rPr>
+        <w:t xml:space="preserve">IS</w:t>
+      </w:r>
+      <w:r>
+        <w:rPr>
+          <w:rStyle w:val="NormalTok"/>
+        </w:rPr>
+        <w:t xml:space="preserve"> </w:t>
+      </w:r>
+      <w:r>
+        <w:rPr>
+          <w:rStyle w:val="KeywordTok"/>
+        </w:rPr>
+        <w:t xml:space="preserve">NULL</w:t>
+      </w:r>
+      <w:r>
+        <w:br/>
+      </w:r>
+      <w:r>
+        <w:rPr>
+          <w:rStyle w:val="KeywordTok"/>
+        </w:rPr>
+        <w:t xml:space="preserve">GROUP</w:t>
+      </w:r>
+      <w:r>
+        <w:rPr>
+          <w:rStyle w:val="NormalTok"/>
+        </w:rPr>
+        <w:t xml:space="preserve"> </w:t>
+      </w:r>
+      <w:r>
+        <w:rPr>
+          <w:rStyle w:val="KeywordTok"/>
+        </w:rPr>
+        <w:t xml:space="preserve">BY</w:t>
+      </w:r>
+      <w:r>
+        <w:rPr>
+          <w:rStyle w:val="NormalTok"/>
+        </w:rPr>
+        <w:t xml:space="preserve"> s.cedula;</w:t>
+      </w:r>
+      <w:r>
+        <w:br/>
+      </w:r>
+      <w:r>
+        <w:br/>
+      </w:r>
+      <w:r>
+        <w:rPr>
+          <w:rStyle w:val="CommentTok"/>
+        </w:rPr>
+        <w:t xml:space="preserve">-- Libros más reservados (cola de espera)</w:t>
+      </w:r>
+      <w:r>
+        <w:br/>
+      </w:r>
+      <w:r>
+        <w:rPr>
+          <w:rStyle w:val="KeywordTok"/>
+        </w:rPr>
+        <w:t xml:space="preserve">SELECT</w:t>
+      </w:r>
+      <w:r>
+        <w:rPr>
+          <w:rStyle w:val="NormalTok"/>
+        </w:rPr>
+        <w:t xml:space="preserve"> l.isbn, l.titulo, </w:t>
+      </w:r>
+      <w:r>
+        <w:rPr>
+          <w:rStyle w:val="FunctionTok"/>
+        </w:rPr>
+        <w:t xml:space="preserve">COUNT</w:t>
+      </w:r>
+      <w:r>
+        <w:rPr>
+          <w:rStyle w:val="NormalTok"/>
+        </w:rPr>
+        <w:t xml:space="preserve">(r.</w:t>
+      </w:r>
+      <w:r>
+        <w:rPr>
+          <w:rStyle w:val="KeywordTok"/>
+        </w:rPr>
+        <w:t xml:space="preserve">id</w:t>
+      </w:r>
+      <w:r>
+        <w:rPr>
+          <w:rStyle w:val="NormalTok"/>
+        </w:rPr>
+        <w:t xml:space="preserve">) </w:t>
+      </w:r>
+      <w:r>
+        <w:rPr>
+          <w:rStyle w:val="KeywordTok"/>
+        </w:rPr>
+        <w:t xml:space="preserve">AS</w:t>
+      </w:r>
+      <w:r>
+        <w:rPr>
+          <w:rStyle w:val="NormalTok"/>
+        </w:rPr>
+        <w:t xml:space="preserve"> reservas_activas</w:t>
+      </w:r>
+      <w:r>
+        <w:br/>
+      </w:r>
+      <w:r>
+        <w:rPr>
+          <w:rStyle w:val="KeywordTok"/>
+        </w:rPr>
+        <w:t xml:space="preserve">FROM</w:t>
+      </w:r>
+      <w:r>
+        <w:rPr>
+          <w:rStyle w:val="NormalTok"/>
+        </w:rPr>
+        <w:t xml:space="preserve"> libros l</w:t>
+      </w:r>
+      <w:r>
+        <w:br/>
+      </w:r>
+      <w:r>
+        <w:rPr>
+          <w:rStyle w:val="KeywordTok"/>
+        </w:rPr>
+        <w:t xml:space="preserve">JOIN</w:t>
+      </w:r>
+      <w:r>
+        <w:rPr>
+          <w:rStyle w:val="NormalTok"/>
+        </w:rPr>
+        <w:t xml:space="preserve"> reservas r </w:t>
+      </w:r>
+      <w:r>
+        <w:rPr>
+          <w:rStyle w:val="KeywordTok"/>
+        </w:rPr>
+        <w:t xml:space="preserve">ON</w:t>
+      </w:r>
+      <w:r>
+        <w:rPr>
+          <w:rStyle w:val="NormalTok"/>
+        </w:rPr>
+        <w:t xml:space="preserve"> l.isbn </w:t>
+      </w:r>
+      <w:r>
+        <w:rPr>
+          <w:rStyle w:val="OperatorTok"/>
+        </w:rPr>
+        <w:t xml:space="preserve">=</w:t>
+      </w:r>
+      <w:r>
+        <w:rPr>
+          <w:rStyle w:val="NormalTok"/>
+        </w:rPr>
+        <w:t xml:space="preserve"> r.isbn_libro</w:t>
+      </w:r>
+      <w:r>
+        <w:br/>
+      </w:r>
+      <w:r>
+        <w:rPr>
+          <w:rStyle w:val="KeywordTok"/>
+        </w:rPr>
+        <w:t xml:space="preserve">WHERE</w:t>
+      </w:r>
+      <w:r>
+        <w:rPr>
+          <w:rStyle w:val="NormalTok"/>
+        </w:rPr>
+        <w:t xml:space="preserve"> r.activa </w:t>
+      </w:r>
+      <w:r>
+        <w:rPr>
+          <w:rStyle w:val="OperatorTok"/>
+        </w:rPr>
+        <w:t xml:space="preserve">=</w:t>
+      </w:r>
+      <w:r>
+        <w:rPr>
+          <w:rStyle w:val="NormalTok"/>
+        </w:rPr>
+        <w:t xml:space="preserve"> </w:t>
+      </w:r>
+      <w:r>
+        <w:rPr>
+          <w:rStyle w:val="DecValTok"/>
+        </w:rPr>
+        <w:t xml:space="preserve">1</w:t>
+      </w:r>
+      <w:r>
+        <w:br/>
+      </w:r>
+      <w:r>
+        <w:rPr>
+          <w:rStyle w:val="KeywordTok"/>
+        </w:rPr>
+        <w:t xml:space="preserve">GROUP</w:t>
+      </w:r>
+      <w:r>
+        <w:rPr>
+          <w:rStyle w:val="NormalTok"/>
+        </w:rPr>
+        <w:t xml:space="preserve"> </w:t>
+      </w:r>
+      <w:r>
+        <w:rPr>
+          <w:rStyle w:val="KeywordTok"/>
+        </w:rPr>
+        <w:t xml:space="preserve">BY</w:t>
+      </w:r>
+      <w:r>
+        <w:rPr>
+          <w:rStyle w:val="NormalTok"/>
+        </w:rPr>
+        <w:t xml:space="preserve"> l.isbn</w:t>
+      </w:r>
+      <w:r>
+        <w:br/>
+      </w:r>
+      <w:r>
+        <w:rPr>
+          <w:rStyle w:val="KeywordTok"/>
+        </w:rPr>
+        <w:t xml:space="preserve">ORDER</w:t>
+      </w:r>
+      <w:r>
+        <w:rPr>
+          <w:rStyle w:val="NormalTok"/>
+        </w:rPr>
+        <w:t xml:space="preserve"> </w:t>
+      </w:r>
+      <w:r>
+        <w:rPr>
+          <w:rStyle w:val="KeywordTok"/>
+        </w:rPr>
+        <w:t xml:space="preserve">BY</w:t>
+      </w:r>
+      <w:r>
+        <w:rPr>
+          <w:rStyle w:val="NormalTok"/>
+        </w:rPr>
+        <w:t xml:space="preserve"> reservas_activas </w:t>
+      </w:r>
+      <w:r>
+        <w:rPr>
+          <w:rStyle w:val="KeywordTok"/>
+        </w:rPr>
+        <w:t xml:space="preserve">DESC</w:t>
+      </w:r>
+      <w:r>
+        <w:rPr>
+          <w:rStyle w:val="NormalTok"/>
+        </w:rPr>
+        <w:t xml:space="preserve">;</w:t>
+      </w:r>
+    </w:p>
+    <w:p>
+      <w:r>
+        <w:pict>
+          <v:rect style="width:0;height:1.5pt" o:hralign="center" o:hrstd="t" o:hr="t"/>
+        </w:pict>
+      </w:r>
+    </w:p>
+    <w:bookmarkEnd w:id="71"/>
+    <w:bookmarkEnd w:id="72"/>
+    <w:bookmarkStart w:id="73" w:name="pruebas-realizadas"/>
+    <w:p>
+      <w:pPr>
+        <w:pStyle w:val="Heading2"/>
+      </w:pPr>
+      <w:r>
+        <w:t xml:space="preserve">13. Pruebas Realizadas</w:t>
       </w:r>
     </w:p>
     <w:p>
@@ -9209,17 +11761,17 @@
         </w:pict>
       </w:r>
     </w:p>
-    <w:bookmarkEnd w:id="67"/>
-    <w:bookmarkStart w:id="70" w:name="conclusiones-y-recomendaciones"/>
+    <w:bookmarkEnd w:id="73"/>
+    <w:bookmarkStart w:id="76" w:name="conclusiones-y-recomendaciones"/>
     <w:p>
       <w:pPr>
         <w:pStyle w:val="Heading2"/>
       </w:pPr>
       <w:r>
-        <w:t xml:space="preserve">13. Conclusiones y Recomendaciones</w:t>
-      </w:r>
-    </w:p>
-    <w:bookmarkStart w:id="68" w:name="conclusiones"/>
+        <w:t xml:space="preserve">14. Conclusiones y Recomendaciones</w:t>
+      </w:r>
+    </w:p>
+    <w:bookmarkStart w:id="74" w:name="conclusiones"/>
     <w:p>
       <w:pPr>
         <w:pStyle w:val="Heading3"/>
@@ -9231,305 +11783,155 @@
     <w:p>
       <w:pPr>
         <w:pStyle w:val="Compact"/>
-        <w:numPr>
-          <w:ilvl w:val="0"/>
-          <w:numId w:val="1013"/>
-        </w:numPr>
-      </w:pPr>
-      <w:r>
-        <w:t xml:space="preserve">Se implementó un sistema de gestión bibliotecaria funcional que cumple con todos los requisitos de la rúbrica de evaluación.</w:t>
-      </w:r>
-    </w:p>
-    <w:p>
-      <w:pPr>
-        <w:pStyle w:val="Compact"/>
-        <w:numPr>
-          <w:ilvl w:val="0"/>
-          <w:numId w:val="1013"/>
-        </w:numPr>
-      </w:pPr>
-      <w:r>
-        <w:t xml:space="preserve">La programación orientada a objetos permitió modelar el dominio (Persona → Estudiante, Docente) con herencia, encapsulamiento y polimorfismo.</w:t>
-      </w:r>
-    </w:p>
-    <w:p>
-      <w:pPr>
-        <w:pStyle w:val="Compact"/>
-        <w:numPr>
-          <w:ilvl w:val="0"/>
-          <w:numId w:val="1013"/>
-        </w:numPr>
-      </w:pPr>
-      <w:r>
-        <w:t xml:space="preserve">Las estructuras de datos (LinkedList, Queue, Stack) se implementaron manualmente, demostrando comprensión de su funcionamiento interno.</w:t>
-      </w:r>
-    </w:p>
-    <w:p>
-      <w:pPr>
-        <w:pStyle w:val="Compact"/>
-        <w:numPr>
-          <w:ilvl w:val="0"/>
-          <w:numId w:val="1013"/>
-        </w:numPr>
-      </w:pPr>
-      <w:r>
-        <w:t xml:space="preserve">Los algoritmos de ordenamiento y búsqueda se implementaron desde cero, con análisis de complejidad Big-O.</w:t>
-      </w:r>
-    </w:p>
-    <w:p>
-      <w:pPr>
-        <w:pStyle w:val="Compact"/>
-        <w:numPr>
-          <w:ilvl w:val="0"/>
-          <w:numId w:val="1013"/>
-        </w:numPr>
-      </w:pPr>
-      <w:r>
-        <w:t xml:space="preserve">SQLite proporcionó una base de datos ligera y embebida con 4 tablas relacionadas mediante claves foráneas.</w:t>
-      </w:r>
-    </w:p>
-    <w:p>
-      <w:pPr>
-        <w:pStyle w:val="Compact"/>
-        <w:numPr>
-          <w:ilvl w:val="0"/>
-          <w:numId w:val="1013"/>
-        </w:numPr>
-      </w:pPr>
-      <w:r>
-        <w:t xml:space="preserve">Tkinter permitió construir una interfaz gráfica funcional conectada a la base de datos con formularios CRUD completos.</w:t>
-      </w:r>
-    </w:p>
-    <w:p>
-      <w:pPr>
-        <w:pStyle w:val="Compact"/>
-        <w:numPr>
-          <w:ilvl w:val="0"/>
-          <w:numId w:val="1013"/>
-        </w:numPr>
-      </w:pPr>
-      <w:r>
-        <w:t xml:space="preserve">El modelo incremental permitió entregar un avance del 50% en la Semana 12 y completar el sistema en la Semana 14.</w:t>
-      </w:r>
-    </w:p>
-    <w:bookmarkEnd w:id="68"/>
-    <w:bookmarkStart w:id="69" w:name="recomendaciones"/>
-    <w:p>
-      <w:pPr>
-        <w:pStyle w:val="Heading3"/>
-      </w:pPr>
-      <w:r>
-        <w:t xml:space="preserve">Recomendaciones</w:t>
-      </w:r>
-    </w:p>
-    <w:p>
-      <w:pPr>
-        <w:pStyle w:val="Compact"/>
-        <w:numPr>
-          <w:ilvl w:val="0"/>
-          <w:numId w:val="1014"/>
-        </w:numPr>
-      </w:pPr>
-      <w:r>
-        <w:t xml:space="preserve">Migrar a una base de datos cliente-servidor (MySQL/PostgreSQL) si la biblioteca crece.</w:t>
-      </w:r>
-    </w:p>
-    <w:p>
-      <w:pPr>
-        <w:pStyle w:val="Compact"/>
-        <w:numPr>
-          <w:ilvl w:val="0"/>
-          <w:numId w:val="1014"/>
-        </w:numPr>
-      </w:pPr>
-      <w:r>
-        <w:t xml:space="preserve">Agregar autenticación de usuarios (bibliotecario/admin) para seguridad.</w:t>
-      </w:r>
-    </w:p>
-    <w:p>
-      <w:pPr>
-        <w:pStyle w:val="Compact"/>
-        <w:numPr>
-          <w:ilvl w:val="0"/>
-          <w:numId w:val="1014"/>
-        </w:numPr>
-      </w:pPr>
-      <w:r>
-        <w:t xml:space="preserve">Implementar búsqueda avanzada con múltiples filtros simultáneos.</w:t>
-      </w:r>
-    </w:p>
-    <w:p>
-      <w:pPr>
-        <w:pStyle w:val="Compact"/>
-        <w:numPr>
-          <w:ilvl w:val="0"/>
-          <w:numId w:val="1014"/>
-        </w:numPr>
-      </w:pPr>
-      <w:r>
-        <w:t xml:space="preserve">Generar reportes estadísticos (libros más prestados, multas, etc.).</w:t>
-      </w:r>
-    </w:p>
-    <w:p>
-      <w:pPr>
-        <w:pStyle w:val="Compact"/>
-        <w:numPr>
-          <w:ilvl w:val="0"/>
-          <w:numId w:val="1014"/>
-        </w:numPr>
-      </w:pPr>
-      <w:r>
-        <w:t xml:space="preserve">Agregar una interfaz web para consultas desde dispositivos móviles.</w:t>
-      </w:r>
-    </w:p>
-    <w:p>
-      <w:r>
-        <w:pict>
-          <v:rect style="width:0;height:1.5pt" o:hralign="center" o:hrstd="t" o:hr="t"/>
-        </w:pict>
-      </w:r>
-    </w:p>
-    <w:bookmarkEnd w:id="69"/>
-    <w:bookmarkEnd w:id="70"/>
-    <w:bookmarkStart w:id="71" w:name="bibliografía-apa-7ª-ed."/>
-    <w:p>
-      <w:pPr>
-        <w:pStyle w:val="Heading2"/>
-      </w:pPr>
-      <w:r>
-        <w:t xml:space="preserve">14. Bibliografía (APA 7ª ed.)</w:t>
-      </w:r>
-    </w:p>
-    <w:p>
-      <w:pPr>
         <w:numPr>
           <w:ilvl w:val="0"/>
           <w:numId w:val="1015"/>
         </w:numPr>
       </w:pPr>
       <w:r>
-        <w:t xml:space="preserve">Grayson, J. E. (2000).</w:t>
-      </w:r>
-      <w:r>
-        <w:t xml:space="preserve"> </w:t>
-      </w:r>
-      <w:r>
-        <w:rPr>
-          <w:i/>
-          <w:iCs/>
-        </w:rPr>
-        <w:t xml:space="preserve">Python and Tkinter programming</w:t>
-      </w:r>
-      <w:r>
-        <w:t xml:space="preserve">. Manning Publications. ISBN: 978-1884779813</w:t>
-      </w:r>
-    </w:p>
-    <w:p>
-      <w:pPr>
+        <w:t xml:space="preserve">Se implementó un sistema de gestión bibliotecaria funcional que cumple con todos los requisitos de la rúbrica de evaluación.</w:t>
+      </w:r>
+    </w:p>
+    <w:p>
+      <w:pPr>
+        <w:pStyle w:val="Compact"/>
         <w:numPr>
           <w:ilvl w:val="0"/>
           <w:numId w:val="1015"/>
         </w:numPr>
       </w:pPr>
       <w:r>
-        <w:t xml:space="preserve">Lutz, M. (2013).</w:t>
-      </w:r>
-      <w:r>
-        <w:t xml:space="preserve"> </w:t>
-      </w:r>
-      <w:r>
-        <w:rPr>
-          <w:i/>
-          <w:iCs/>
-        </w:rPr>
-        <w:t xml:space="preserve">Learning Python</w:t>
-      </w:r>
-      <w:r>
-        <w:t xml:space="preserve"> </w:t>
-      </w:r>
-      <w:r>
-        <w:t xml:space="preserve">(5.ª ed.). O’Reilly Media. ISBN: 978-1449355739</w:t>
-      </w:r>
-    </w:p>
-    <w:p>
-      <w:pPr>
+        <w:t xml:space="preserve">La programación orientada a objetos permitió modelar el dominio (Persona → Estudiante, Docente) con herencia, encapsulamiento y polimorfismo.</w:t>
+      </w:r>
+    </w:p>
+    <w:p>
+      <w:pPr>
+        <w:pStyle w:val="Compact"/>
         <w:numPr>
           <w:ilvl w:val="0"/>
           <w:numId w:val="1015"/>
         </w:numPr>
       </w:pPr>
       <w:r>
-        <w:t xml:space="preserve">Owens, M. y Allen, G. (2010).</w:t>
-      </w:r>
-      <w:r>
-        <w:t xml:space="preserve"> </w:t>
-      </w:r>
-      <w:r>
-        <w:rPr>
-          <w:i/>
-          <w:iCs/>
-        </w:rPr>
-        <w:t xml:space="preserve">SQLite</w:t>
-      </w:r>
-      <w:r>
-        <w:t xml:space="preserve"> </w:t>
-      </w:r>
-      <w:r>
-        <w:t xml:space="preserve">(The Definitive Guide). Apress. ISBN: 978-1430232254</w:t>
-      </w:r>
-    </w:p>
-    <w:p>
-      <w:pPr>
+        <w:t xml:space="preserve">Las estructuras de datos (LinkedList, Queue, Stack) se implementaron manualmente, demostrando comprensión de su funcionamiento interno.</w:t>
+      </w:r>
+    </w:p>
+    <w:p>
+      <w:pPr>
+        <w:pStyle w:val="Compact"/>
         <w:numPr>
           <w:ilvl w:val="0"/>
           <w:numId w:val="1015"/>
         </w:numPr>
       </w:pPr>
       <w:r>
-        <w:t xml:space="preserve">Cormen, T. H., Leiserson, C. E., Rivest, R. L. y Stein, C. (2009).</w:t>
-      </w:r>
-      <w:r>
-        <w:t xml:space="preserve"> </w:t>
-      </w:r>
-      <w:r>
-        <w:rPr>
-          <w:i/>
-          <w:iCs/>
-        </w:rPr>
-        <w:t xml:space="preserve">Introduction to Algorithms</w:t>
-      </w:r>
-      <w:r>
-        <w:t xml:space="preserve"> </w:t>
-      </w:r>
-      <w:r>
-        <w:t xml:space="preserve">(3.ª ed.). MIT Press. ISBN: 978-0262033848</w:t>
-      </w:r>
-    </w:p>
-    <w:p>
-      <w:pPr>
+        <w:t xml:space="preserve">Los algoritmos de ordenamiento y búsqueda se implementaron desde cero, con análisis de complejidad Big-O.</w:t>
+      </w:r>
+    </w:p>
+    <w:p>
+      <w:pPr>
+        <w:pStyle w:val="Compact"/>
         <w:numPr>
           <w:ilvl w:val="0"/>
           <w:numId w:val="1015"/>
         </w:numPr>
       </w:pPr>
       <w:r>
-        <w:t xml:space="preserve">Sedgewick, R. y Wayne, K. (2011).</w:t>
-      </w:r>
-      <w:r>
-        <w:t xml:space="preserve"> </w:t>
-      </w:r>
-      <w:r>
-        <w:rPr>
-          <w:i/>
-          <w:iCs/>
-        </w:rPr>
-        <w:t xml:space="preserve">Algorithms</w:t>
-      </w:r>
-      <w:r>
-        <w:t xml:space="preserve"> </w:t>
-      </w:r>
-      <w:r>
-        <w:t xml:space="preserve">(4.ª ed.). Addison-Wesley. ISBN: 978-0321573513</w:t>
+        <w:t xml:space="preserve">SQLite proporcionó una base de datos ligera y embebida con 4 tablas relacionadas mediante claves foráneas.</w:t>
+      </w:r>
+    </w:p>
+    <w:p>
+      <w:pPr>
+        <w:pStyle w:val="Compact"/>
+        <w:numPr>
+          <w:ilvl w:val="0"/>
+          <w:numId w:val="1015"/>
+        </w:numPr>
+      </w:pPr>
+      <w:r>
+        <w:t xml:space="preserve">Tkinter permitió construir una interfaz gráfica funcional conectada a la base de datos con formularios CRUD completos.</w:t>
+      </w:r>
+    </w:p>
+    <w:p>
+      <w:pPr>
+        <w:pStyle w:val="Compact"/>
+        <w:numPr>
+          <w:ilvl w:val="0"/>
+          <w:numId w:val="1015"/>
+        </w:numPr>
+      </w:pPr>
+      <w:r>
+        <w:t xml:space="preserve">El modelo incremental permitió entregar un avance del 50% en la Semana 12 y completar el sistema en la Semana 14.</w:t>
+      </w:r>
+    </w:p>
+    <w:bookmarkEnd w:id="74"/>
+    <w:bookmarkStart w:id="75" w:name="recomendaciones"/>
+    <w:p>
+      <w:pPr>
+        <w:pStyle w:val="Heading3"/>
+      </w:pPr>
+      <w:r>
+        <w:t xml:space="preserve">Recomendaciones</w:t>
+      </w:r>
+    </w:p>
+    <w:p>
+      <w:pPr>
+        <w:pStyle w:val="Compact"/>
+        <w:numPr>
+          <w:ilvl w:val="0"/>
+          <w:numId w:val="1016"/>
+        </w:numPr>
+      </w:pPr>
+      <w:r>
+        <w:t xml:space="preserve">Migrar a una base de datos cliente-servidor (MySQL/PostgreSQL) si la biblioteca crece.</w:t>
+      </w:r>
+    </w:p>
+    <w:p>
+      <w:pPr>
+        <w:pStyle w:val="Compact"/>
+        <w:numPr>
+          <w:ilvl w:val="0"/>
+          <w:numId w:val="1016"/>
+        </w:numPr>
+      </w:pPr>
+      <w:r>
+        <w:t xml:space="preserve">Agregar autenticación de usuarios (bibliotecario/admin) para seguridad.</w:t>
+      </w:r>
+    </w:p>
+    <w:p>
+      <w:pPr>
+        <w:pStyle w:val="Compact"/>
+        <w:numPr>
+          <w:ilvl w:val="0"/>
+          <w:numId w:val="1016"/>
+        </w:numPr>
+      </w:pPr>
+      <w:r>
+        <w:t xml:space="preserve">Implementar búsqueda avanzada con múltiples filtros simultáneos.</w:t>
+      </w:r>
+    </w:p>
+    <w:p>
+      <w:pPr>
+        <w:pStyle w:val="Compact"/>
+        <w:numPr>
+          <w:ilvl w:val="0"/>
+          <w:numId w:val="1016"/>
+        </w:numPr>
+      </w:pPr>
+      <w:r>
+        <w:t xml:space="preserve">Generar reportes estadísticos (libros más prestados, multas, etc.).</w:t>
+      </w:r>
+    </w:p>
+    <w:p>
+      <w:pPr>
+        <w:pStyle w:val="Compact"/>
+        <w:numPr>
+          <w:ilvl w:val="0"/>
+          <w:numId w:val="1016"/>
+        </w:numPr>
+      </w:pPr>
+      <w:r>
+        <w:t xml:space="preserve">Agregar una interfaz web para consultas desde dispositivos móviles.</w:t>
       </w:r>
     </w:p>
     <w:p>
@@ -9539,23 +11941,1474 @@
         </w:pict>
       </w:r>
     </w:p>
-    <w:bookmarkEnd w:id="71"/>
-    <w:bookmarkStart w:id="74" w:name="anexos"/>
+    <w:bookmarkEnd w:id="75"/>
+    <w:bookmarkEnd w:id="76"/>
+    <w:bookmarkStart w:id="77" w:name="bibliografía-apa-7ª-ed."/>
     <w:p>
       <w:pPr>
         <w:pStyle w:val="Heading2"/>
       </w:pPr>
       <w:r>
-        <w:t xml:space="preserve">15. Anexos</w:t>
-      </w:r>
-    </w:p>
-    <w:bookmarkStart w:id="72" w:name="anexo-a-enlaces-del-proyecto"/>
+        <w:t xml:space="preserve">15. Bibliografía (APA 7ª ed.)</w:t>
+      </w:r>
+    </w:p>
+    <w:p>
+      <w:pPr>
+        <w:numPr>
+          <w:ilvl w:val="0"/>
+          <w:numId w:val="1017"/>
+        </w:numPr>
+      </w:pPr>
+      <w:r>
+        <w:t xml:space="preserve">Grayson, J. E. (2000).</w:t>
+      </w:r>
+      <w:r>
+        <w:t xml:space="preserve"> </w:t>
+      </w:r>
+      <w:r>
+        <w:rPr>
+          <w:i/>
+          <w:iCs/>
+        </w:rPr>
+        <w:t xml:space="preserve">Python and Tkinter programming</w:t>
+      </w:r>
+      <w:r>
+        <w:t xml:space="preserve">. Manning Publications. ISBN: 978-1884779813</w:t>
+      </w:r>
+    </w:p>
+    <w:p>
+      <w:pPr>
+        <w:numPr>
+          <w:ilvl w:val="0"/>
+          <w:numId w:val="1017"/>
+        </w:numPr>
+      </w:pPr>
+      <w:r>
+        <w:t xml:space="preserve">Lutz, M. (2013).</w:t>
+      </w:r>
+      <w:r>
+        <w:t xml:space="preserve"> </w:t>
+      </w:r>
+      <w:r>
+        <w:rPr>
+          <w:i/>
+          <w:iCs/>
+        </w:rPr>
+        <w:t xml:space="preserve">Learning Python</w:t>
+      </w:r>
+      <w:r>
+        <w:t xml:space="preserve"> </w:t>
+      </w:r>
+      <w:r>
+        <w:t xml:space="preserve">(5.ª ed.). O’Reilly Media. ISBN: 978-1449355739</w:t>
+      </w:r>
+    </w:p>
+    <w:p>
+      <w:pPr>
+        <w:numPr>
+          <w:ilvl w:val="0"/>
+          <w:numId w:val="1017"/>
+        </w:numPr>
+      </w:pPr>
+      <w:r>
+        <w:t xml:space="preserve">Owens, M. y Allen, G. (2010).</w:t>
+      </w:r>
+      <w:r>
+        <w:t xml:space="preserve"> </w:t>
+      </w:r>
+      <w:r>
+        <w:rPr>
+          <w:i/>
+          <w:iCs/>
+        </w:rPr>
+        <w:t xml:space="preserve">SQLite</w:t>
+      </w:r>
+      <w:r>
+        <w:t xml:space="preserve"> </w:t>
+      </w:r>
+      <w:r>
+        <w:t xml:space="preserve">(The Definitive Guide). Apress. ISBN: 978-1430232254</w:t>
+      </w:r>
+    </w:p>
+    <w:p>
+      <w:pPr>
+        <w:numPr>
+          <w:ilvl w:val="0"/>
+          <w:numId w:val="1017"/>
+        </w:numPr>
+      </w:pPr>
+      <w:r>
+        <w:t xml:space="preserve">Cormen, T. H., Leiserson, C. E., Rivest, R. L. y Stein, C. (2009).</w:t>
+      </w:r>
+      <w:r>
+        <w:t xml:space="preserve"> </w:t>
+      </w:r>
+      <w:r>
+        <w:rPr>
+          <w:i/>
+          <w:iCs/>
+        </w:rPr>
+        <w:t xml:space="preserve">Introduction to Algorithms</w:t>
+      </w:r>
+      <w:r>
+        <w:t xml:space="preserve"> </w:t>
+      </w:r>
+      <w:r>
+        <w:t xml:space="preserve">(3.ª ed.). MIT Press. ISBN: 978-0262033848</w:t>
+      </w:r>
+    </w:p>
+    <w:p>
+      <w:pPr>
+        <w:numPr>
+          <w:ilvl w:val="0"/>
+          <w:numId w:val="1017"/>
+        </w:numPr>
+      </w:pPr>
+      <w:r>
+        <w:t xml:space="preserve">Sedgewick, R. y Wayne, K. (2011).</w:t>
+      </w:r>
+      <w:r>
+        <w:t xml:space="preserve"> </w:t>
+      </w:r>
+      <w:r>
+        <w:rPr>
+          <w:i/>
+          <w:iCs/>
+        </w:rPr>
+        <w:t xml:space="preserve">Algorithms</w:t>
+      </w:r>
+      <w:r>
+        <w:t xml:space="preserve"> </w:t>
+      </w:r>
+      <w:r>
+        <w:t xml:space="preserve">(4.ª ed.). Addison-Wesley. ISBN: 978-0321573513</w:t>
+      </w:r>
+    </w:p>
+    <w:p>
+      <w:r>
+        <w:pict>
+          <v:rect style="width:0;height:1.5pt" o:hralign="center" o:hrstd="t" o:hr="t"/>
+        </w:pict>
+      </w:r>
+    </w:p>
+    <w:bookmarkEnd w:id="77"/>
+    <w:bookmarkStart w:id="83" w:name="anexos"/>
+    <w:p>
+      <w:pPr>
+        <w:pStyle w:val="Heading2"/>
+      </w:pPr>
+      <w:r>
+        <w:t xml:space="preserve">16. Anexos</w:t>
+      </w:r>
+    </w:p>
+    <w:bookmarkStart w:id="80" w:name="Xc22658f7e090a59fdd6438b26777eb94d49c453"/>
     <w:p>
       <w:pPr>
         <w:pStyle w:val="Heading3"/>
       </w:pPr>
       <w:r>
-        <w:t xml:space="preserve">Anexo A — Enlaces del proyecto</w:t>
+        <w:t xml:space="preserve">16.1 Anexo A — Estructura y datos de la base de datos</w:t>
+      </w:r>
+    </w:p>
+    <w:bookmarkStart w:id="78" w:name="esquema-sql-ddl-1"/>
+    <w:p>
+      <w:pPr>
+        <w:pStyle w:val="Heading4"/>
+      </w:pPr>
+      <w:r>
+        <w:t xml:space="preserve">Esquema SQL (DDL)</w:t>
+      </w:r>
+    </w:p>
+    <w:p>
+      <w:pPr>
+        <w:pStyle w:val="SourceCode"/>
+      </w:pPr>
+      <w:r>
+        <w:rPr>
+          <w:rStyle w:val="KeywordTok"/>
+        </w:rPr>
+        <w:t xml:space="preserve">CREATE</w:t>
+      </w:r>
+      <w:r>
+        <w:rPr>
+          <w:rStyle w:val="NormalTok"/>
+        </w:rPr>
+        <w:t xml:space="preserve"> </w:t>
+      </w:r>
+      <w:r>
+        <w:rPr>
+          <w:rStyle w:val="KeywordTok"/>
+        </w:rPr>
+        <w:t xml:space="preserve">TABLE</w:t>
+      </w:r>
+      <w:r>
+        <w:rPr>
+          <w:rStyle w:val="NormalTok"/>
+        </w:rPr>
+        <w:t xml:space="preserve"> socios(</w:t>
+      </w:r>
+      <w:r>
+        <w:br/>
+      </w:r>
+      <w:r>
+        <w:rPr>
+          <w:rStyle w:val="NormalTok"/>
+        </w:rPr>
+        <w:t xml:space="preserve">    cedula TEXT </w:t>
+      </w:r>
+      <w:r>
+        <w:rPr>
+          <w:rStyle w:val="KeywordTok"/>
+        </w:rPr>
+        <w:t xml:space="preserve">PRIMARY</w:t>
+      </w:r>
+      <w:r>
+        <w:rPr>
+          <w:rStyle w:val="NormalTok"/>
+        </w:rPr>
+        <w:t xml:space="preserve"> </w:t>
+      </w:r>
+      <w:r>
+        <w:rPr>
+          <w:rStyle w:val="KeywordTok"/>
+        </w:rPr>
+        <w:t xml:space="preserve">KEY</w:t>
+      </w:r>
+      <w:r>
+        <w:rPr>
+          <w:rStyle w:val="NormalTok"/>
+        </w:rPr>
+        <w:t xml:space="preserve">,</w:t>
+      </w:r>
+      <w:r>
+        <w:br/>
+      </w:r>
+      <w:r>
+        <w:rPr>
+          <w:rStyle w:val="NormalTok"/>
+        </w:rPr>
+        <w:t xml:space="preserve">    nombre TEXT </w:t>
+      </w:r>
+      <w:r>
+        <w:rPr>
+          <w:rStyle w:val="KeywordTok"/>
+        </w:rPr>
+        <w:t xml:space="preserve">NOT</w:t>
+      </w:r>
+      <w:r>
+        <w:rPr>
+          <w:rStyle w:val="NormalTok"/>
+        </w:rPr>
+        <w:t xml:space="preserve"> </w:t>
+      </w:r>
+      <w:r>
+        <w:rPr>
+          <w:rStyle w:val="KeywordTok"/>
+        </w:rPr>
+        <w:t xml:space="preserve">NULL</w:t>
+      </w:r>
+      <w:r>
+        <w:rPr>
+          <w:rStyle w:val="NormalTok"/>
+        </w:rPr>
+        <w:t xml:space="preserve">,</w:t>
+      </w:r>
+      <w:r>
+        <w:br/>
+      </w:r>
+      <w:r>
+        <w:rPr>
+          <w:rStyle w:val="NormalTok"/>
+        </w:rPr>
+        <w:t xml:space="preserve">    apellido TEXT </w:t>
+      </w:r>
+      <w:r>
+        <w:rPr>
+          <w:rStyle w:val="KeywordTok"/>
+        </w:rPr>
+        <w:t xml:space="preserve">NOT</w:t>
+      </w:r>
+      <w:r>
+        <w:rPr>
+          <w:rStyle w:val="NormalTok"/>
+        </w:rPr>
+        <w:t xml:space="preserve"> </w:t>
+      </w:r>
+      <w:r>
+        <w:rPr>
+          <w:rStyle w:val="KeywordTok"/>
+        </w:rPr>
+        <w:t xml:space="preserve">NULL</w:t>
+      </w:r>
+      <w:r>
+        <w:rPr>
+          <w:rStyle w:val="NormalTok"/>
+        </w:rPr>
+        <w:t xml:space="preserve">,</w:t>
+      </w:r>
+      <w:r>
+        <w:br/>
+      </w:r>
+      <w:r>
+        <w:rPr>
+          <w:rStyle w:val="NormalTok"/>
+        </w:rPr>
+        <w:t xml:space="preserve">    tipo TEXT </w:t>
+      </w:r>
+      <w:r>
+        <w:rPr>
+          <w:rStyle w:val="KeywordTok"/>
+        </w:rPr>
+        <w:t xml:space="preserve">NOT</w:t>
+      </w:r>
+      <w:r>
+        <w:rPr>
+          <w:rStyle w:val="NormalTok"/>
+        </w:rPr>
+        <w:t xml:space="preserve"> </w:t>
+      </w:r>
+      <w:r>
+        <w:rPr>
+          <w:rStyle w:val="KeywordTok"/>
+        </w:rPr>
+        <w:t xml:space="preserve">NULL</w:t>
+      </w:r>
+      <w:r>
+        <w:rPr>
+          <w:rStyle w:val="NormalTok"/>
+        </w:rPr>
+        <w:t xml:space="preserve"> </w:t>
+      </w:r>
+      <w:r>
+        <w:rPr>
+          <w:rStyle w:val="KeywordTok"/>
+        </w:rPr>
+        <w:t xml:space="preserve">CHECK</w:t>
+      </w:r>
+      <w:r>
+        <w:rPr>
+          <w:rStyle w:val="NormalTok"/>
+        </w:rPr>
+        <w:t xml:space="preserve">(tipo </w:t>
+      </w:r>
+      <w:r>
+        <w:rPr>
+          <w:rStyle w:val="KeywordTok"/>
+        </w:rPr>
+        <w:t xml:space="preserve">IN</w:t>
+      </w:r>
+      <w:r>
+        <w:rPr>
+          <w:rStyle w:val="NormalTok"/>
+        </w:rPr>
+        <w:t xml:space="preserve"> (</w:t>
+      </w:r>
+      <w:r>
+        <w:rPr>
+          <w:rStyle w:val="StringTok"/>
+        </w:rPr>
+        <w:t xml:space="preserve">'Estudiante'</w:t>
+      </w:r>
+      <w:r>
+        <w:rPr>
+          <w:rStyle w:val="NormalTok"/>
+        </w:rPr>
+        <w:t xml:space="preserve">, </w:t>
+      </w:r>
+      <w:r>
+        <w:rPr>
+          <w:rStyle w:val="StringTok"/>
+        </w:rPr>
+        <w:t xml:space="preserve">'Docente'</w:t>
+      </w:r>
+      <w:r>
+        <w:rPr>
+          <w:rStyle w:val="NormalTok"/>
+        </w:rPr>
+        <w:t xml:space="preserve">)),</w:t>
+      </w:r>
+      <w:r>
+        <w:br/>
+      </w:r>
+      <w:r>
+        <w:rPr>
+          <w:rStyle w:val="NormalTok"/>
+        </w:rPr>
+        <w:t xml:space="preserve">    carrera_departamento TEXT,</w:t>
+      </w:r>
+      <w:r>
+        <w:br/>
+      </w:r>
+      <w:r>
+        <w:rPr>
+          <w:rStyle w:val="NormalTok"/>
+        </w:rPr>
+        <w:t xml:space="preserve">    semestre </w:t>
+      </w:r>
+      <w:r>
+        <w:rPr>
+          <w:rStyle w:val="DataTypeTok"/>
+        </w:rPr>
+        <w:t xml:space="preserve">INTEGER</w:t>
+      </w:r>
+      <w:r>
+        <w:rPr>
+          <w:rStyle w:val="NormalTok"/>
+        </w:rPr>
+        <w:t xml:space="preserve">,</w:t>
+      </w:r>
+      <w:r>
+        <w:br/>
+      </w:r>
+      <w:r>
+        <w:rPr>
+          <w:rStyle w:val="NormalTok"/>
+        </w:rPr>
+        <w:t xml:space="preserve">    telefono TEXT</w:t>
+      </w:r>
+      <w:r>
+        <w:br/>
+      </w:r>
+      <w:r>
+        <w:rPr>
+          <w:rStyle w:val="NormalTok"/>
+        </w:rPr>
+        <w:t xml:space="preserve">);</w:t>
+      </w:r>
+      <w:r>
+        <w:br/>
+      </w:r>
+      <w:r>
+        <w:br/>
+      </w:r>
+      <w:r>
+        <w:rPr>
+          <w:rStyle w:val="KeywordTok"/>
+        </w:rPr>
+        <w:t xml:space="preserve">CREATE</w:t>
+      </w:r>
+      <w:r>
+        <w:rPr>
+          <w:rStyle w:val="NormalTok"/>
+        </w:rPr>
+        <w:t xml:space="preserve"> </w:t>
+      </w:r>
+      <w:r>
+        <w:rPr>
+          <w:rStyle w:val="KeywordTok"/>
+        </w:rPr>
+        <w:t xml:space="preserve">TABLE</w:t>
+      </w:r>
+      <w:r>
+        <w:rPr>
+          <w:rStyle w:val="NormalTok"/>
+        </w:rPr>
+        <w:t xml:space="preserve"> libros(</w:t>
+      </w:r>
+      <w:r>
+        <w:br/>
+      </w:r>
+      <w:r>
+        <w:rPr>
+          <w:rStyle w:val="NormalTok"/>
+        </w:rPr>
+        <w:t xml:space="preserve">    isbn TEXT </w:t>
+      </w:r>
+      <w:r>
+        <w:rPr>
+          <w:rStyle w:val="KeywordTok"/>
+        </w:rPr>
+        <w:t xml:space="preserve">PRIMARY</w:t>
+      </w:r>
+      <w:r>
+        <w:rPr>
+          <w:rStyle w:val="NormalTok"/>
+        </w:rPr>
+        <w:t xml:space="preserve"> </w:t>
+      </w:r>
+      <w:r>
+        <w:rPr>
+          <w:rStyle w:val="KeywordTok"/>
+        </w:rPr>
+        <w:t xml:space="preserve">KEY</w:t>
+      </w:r>
+      <w:r>
+        <w:rPr>
+          <w:rStyle w:val="NormalTok"/>
+        </w:rPr>
+        <w:t xml:space="preserve">,</w:t>
+      </w:r>
+      <w:r>
+        <w:br/>
+      </w:r>
+      <w:r>
+        <w:rPr>
+          <w:rStyle w:val="NormalTok"/>
+        </w:rPr>
+        <w:t xml:space="preserve">    titulo TEXT </w:t>
+      </w:r>
+      <w:r>
+        <w:rPr>
+          <w:rStyle w:val="KeywordTok"/>
+        </w:rPr>
+        <w:t xml:space="preserve">NOT</w:t>
+      </w:r>
+      <w:r>
+        <w:rPr>
+          <w:rStyle w:val="NormalTok"/>
+        </w:rPr>
+        <w:t xml:space="preserve"> </w:t>
+      </w:r>
+      <w:r>
+        <w:rPr>
+          <w:rStyle w:val="KeywordTok"/>
+        </w:rPr>
+        <w:t xml:space="preserve">NULL</w:t>
+      </w:r>
+      <w:r>
+        <w:rPr>
+          <w:rStyle w:val="NormalTok"/>
+        </w:rPr>
+        <w:t xml:space="preserve">,</w:t>
+      </w:r>
+      <w:r>
+        <w:br/>
+      </w:r>
+      <w:r>
+        <w:rPr>
+          <w:rStyle w:val="NormalTok"/>
+        </w:rPr>
+        <w:t xml:space="preserve">    autor TEXT </w:t>
+      </w:r>
+      <w:r>
+        <w:rPr>
+          <w:rStyle w:val="KeywordTok"/>
+        </w:rPr>
+        <w:t xml:space="preserve">NOT</w:t>
+      </w:r>
+      <w:r>
+        <w:rPr>
+          <w:rStyle w:val="NormalTok"/>
+        </w:rPr>
+        <w:t xml:space="preserve"> </w:t>
+      </w:r>
+      <w:r>
+        <w:rPr>
+          <w:rStyle w:val="KeywordTok"/>
+        </w:rPr>
+        <w:t xml:space="preserve">NULL</w:t>
+      </w:r>
+      <w:r>
+        <w:rPr>
+          <w:rStyle w:val="NormalTok"/>
+        </w:rPr>
+        <w:t xml:space="preserve">,</w:t>
+      </w:r>
+      <w:r>
+        <w:br/>
+      </w:r>
+      <w:r>
+        <w:rPr>
+          <w:rStyle w:val="NormalTok"/>
+        </w:rPr>
+        <w:t xml:space="preserve">    editorial TEXT,</w:t>
+      </w:r>
+      <w:r>
+        <w:br/>
+      </w:r>
+      <w:r>
+        <w:rPr>
+          <w:rStyle w:val="NormalTok"/>
+        </w:rPr>
+        <w:t xml:space="preserve">    anio </w:t>
+      </w:r>
+      <w:r>
+        <w:rPr>
+          <w:rStyle w:val="DataTypeTok"/>
+        </w:rPr>
+        <w:t xml:space="preserve">INTEGER</w:t>
+      </w:r>
+      <w:r>
+        <w:rPr>
+          <w:rStyle w:val="NormalTok"/>
+        </w:rPr>
+        <w:t xml:space="preserve">,</w:t>
+      </w:r>
+      <w:r>
+        <w:br/>
+      </w:r>
+      <w:r>
+        <w:rPr>
+          <w:rStyle w:val="NormalTok"/>
+        </w:rPr>
+        <w:t xml:space="preserve">    ejemplares </w:t>
+      </w:r>
+      <w:r>
+        <w:rPr>
+          <w:rStyle w:val="DataTypeTok"/>
+        </w:rPr>
+        <w:t xml:space="preserve">INTEGER</w:t>
+      </w:r>
+      <w:r>
+        <w:rPr>
+          <w:rStyle w:val="NormalTok"/>
+        </w:rPr>
+        <w:t xml:space="preserve"> </w:t>
+      </w:r>
+      <w:r>
+        <w:rPr>
+          <w:rStyle w:val="KeywordTok"/>
+        </w:rPr>
+        <w:t xml:space="preserve">DEFAULT</w:t>
+      </w:r>
+      <w:r>
+        <w:rPr>
+          <w:rStyle w:val="NormalTok"/>
+        </w:rPr>
+        <w:t xml:space="preserve"> </w:t>
+      </w:r>
+      <w:r>
+        <w:rPr>
+          <w:rStyle w:val="DecValTok"/>
+        </w:rPr>
+        <w:t xml:space="preserve">1</w:t>
+      </w:r>
+      <w:r>
+        <w:rPr>
+          <w:rStyle w:val="NormalTok"/>
+        </w:rPr>
+        <w:t xml:space="preserve">,</w:t>
+      </w:r>
+      <w:r>
+        <w:br/>
+      </w:r>
+      <w:r>
+        <w:rPr>
+          <w:rStyle w:val="NormalTok"/>
+        </w:rPr>
+        <w:t xml:space="preserve">    disponibles </w:t>
+      </w:r>
+      <w:r>
+        <w:rPr>
+          <w:rStyle w:val="DataTypeTok"/>
+        </w:rPr>
+        <w:t xml:space="preserve">INTEGER</w:t>
+      </w:r>
+      <w:r>
+        <w:rPr>
+          <w:rStyle w:val="NormalTok"/>
+        </w:rPr>
+        <w:t xml:space="preserve"> </w:t>
+      </w:r>
+      <w:r>
+        <w:rPr>
+          <w:rStyle w:val="KeywordTok"/>
+        </w:rPr>
+        <w:t xml:space="preserve">DEFAULT</w:t>
+      </w:r>
+      <w:r>
+        <w:rPr>
+          <w:rStyle w:val="NormalTok"/>
+        </w:rPr>
+        <w:t xml:space="preserve"> </w:t>
+      </w:r>
+      <w:r>
+        <w:rPr>
+          <w:rStyle w:val="DecValTok"/>
+        </w:rPr>
+        <w:t xml:space="preserve">1</w:t>
+      </w:r>
+      <w:r>
+        <w:br/>
+      </w:r>
+      <w:r>
+        <w:rPr>
+          <w:rStyle w:val="NormalTok"/>
+        </w:rPr>
+        <w:t xml:space="preserve">);</w:t>
+      </w:r>
+      <w:r>
+        <w:br/>
+      </w:r>
+      <w:r>
+        <w:br/>
+      </w:r>
+      <w:r>
+        <w:rPr>
+          <w:rStyle w:val="KeywordTok"/>
+        </w:rPr>
+        <w:t xml:space="preserve">CREATE</w:t>
+      </w:r>
+      <w:r>
+        <w:rPr>
+          <w:rStyle w:val="NormalTok"/>
+        </w:rPr>
+        <w:t xml:space="preserve"> </w:t>
+      </w:r>
+      <w:r>
+        <w:rPr>
+          <w:rStyle w:val="KeywordTok"/>
+        </w:rPr>
+        <w:t xml:space="preserve">TABLE</w:t>
+      </w:r>
+      <w:r>
+        <w:rPr>
+          <w:rStyle w:val="NormalTok"/>
+        </w:rPr>
+        <w:t xml:space="preserve"> prestamos(</w:t>
+      </w:r>
+      <w:r>
+        <w:br/>
+      </w:r>
+      <w:r>
+        <w:rPr>
+          <w:rStyle w:val="NormalTok"/>
+        </w:rPr>
+        <w:t xml:space="preserve">    </w:t>
+      </w:r>
+      <w:r>
+        <w:rPr>
+          <w:rStyle w:val="KeywordTok"/>
+        </w:rPr>
+        <w:t xml:space="preserve">id</w:t>
+      </w:r>
+      <w:r>
+        <w:rPr>
+          <w:rStyle w:val="NormalTok"/>
+        </w:rPr>
+        <w:t xml:space="preserve"> </w:t>
+      </w:r>
+      <w:r>
+        <w:rPr>
+          <w:rStyle w:val="DataTypeTok"/>
+        </w:rPr>
+        <w:t xml:space="preserve">INTEGER</w:t>
+      </w:r>
+      <w:r>
+        <w:rPr>
+          <w:rStyle w:val="NormalTok"/>
+        </w:rPr>
+        <w:t xml:space="preserve"> </w:t>
+      </w:r>
+      <w:r>
+        <w:rPr>
+          <w:rStyle w:val="KeywordTok"/>
+        </w:rPr>
+        <w:t xml:space="preserve">PRIMARY</w:t>
+      </w:r>
+      <w:r>
+        <w:rPr>
+          <w:rStyle w:val="NormalTok"/>
+        </w:rPr>
+        <w:t xml:space="preserve"> </w:t>
+      </w:r>
+      <w:r>
+        <w:rPr>
+          <w:rStyle w:val="KeywordTok"/>
+        </w:rPr>
+        <w:t xml:space="preserve">KEY</w:t>
+      </w:r>
+      <w:r>
+        <w:rPr>
+          <w:rStyle w:val="NormalTok"/>
+        </w:rPr>
+        <w:t xml:space="preserve"> AUTOINCREMENT,</w:t>
+      </w:r>
+      <w:r>
+        <w:br/>
+      </w:r>
+      <w:r>
+        <w:rPr>
+          <w:rStyle w:val="NormalTok"/>
+        </w:rPr>
+        <w:t xml:space="preserve">    cedula_socio TEXT </w:t>
+      </w:r>
+      <w:r>
+        <w:rPr>
+          <w:rStyle w:val="KeywordTok"/>
+        </w:rPr>
+        <w:t xml:space="preserve">NOT</w:t>
+      </w:r>
+      <w:r>
+        <w:rPr>
+          <w:rStyle w:val="NormalTok"/>
+        </w:rPr>
+        <w:t xml:space="preserve"> </w:t>
+      </w:r>
+      <w:r>
+        <w:rPr>
+          <w:rStyle w:val="KeywordTok"/>
+        </w:rPr>
+        <w:t xml:space="preserve">NULL</w:t>
+      </w:r>
+      <w:r>
+        <w:rPr>
+          <w:rStyle w:val="NormalTok"/>
+        </w:rPr>
+        <w:t xml:space="preserve">,</w:t>
+      </w:r>
+      <w:r>
+        <w:br/>
+      </w:r>
+      <w:r>
+        <w:rPr>
+          <w:rStyle w:val="NormalTok"/>
+        </w:rPr>
+        <w:t xml:space="preserve">    isbn_libro TEXT </w:t>
+      </w:r>
+      <w:r>
+        <w:rPr>
+          <w:rStyle w:val="KeywordTok"/>
+        </w:rPr>
+        <w:t xml:space="preserve">NOT</w:t>
+      </w:r>
+      <w:r>
+        <w:rPr>
+          <w:rStyle w:val="NormalTok"/>
+        </w:rPr>
+        <w:t xml:space="preserve"> </w:t>
+      </w:r>
+      <w:r>
+        <w:rPr>
+          <w:rStyle w:val="KeywordTok"/>
+        </w:rPr>
+        <w:t xml:space="preserve">NULL</w:t>
+      </w:r>
+      <w:r>
+        <w:rPr>
+          <w:rStyle w:val="NormalTok"/>
+        </w:rPr>
+        <w:t xml:space="preserve">,</w:t>
+      </w:r>
+      <w:r>
+        <w:br/>
+      </w:r>
+      <w:r>
+        <w:rPr>
+          <w:rStyle w:val="NormalTok"/>
+        </w:rPr>
+        <w:t xml:space="preserve">    fecha_prestamo TEXT </w:t>
+      </w:r>
+      <w:r>
+        <w:rPr>
+          <w:rStyle w:val="KeywordTok"/>
+        </w:rPr>
+        <w:t xml:space="preserve">NOT</w:t>
+      </w:r>
+      <w:r>
+        <w:rPr>
+          <w:rStyle w:val="NormalTok"/>
+        </w:rPr>
+        <w:t xml:space="preserve"> </w:t>
+      </w:r>
+      <w:r>
+        <w:rPr>
+          <w:rStyle w:val="KeywordTok"/>
+        </w:rPr>
+        <w:t xml:space="preserve">NULL</w:t>
+      </w:r>
+      <w:r>
+        <w:rPr>
+          <w:rStyle w:val="NormalTok"/>
+        </w:rPr>
+        <w:t xml:space="preserve">,</w:t>
+      </w:r>
+      <w:r>
+        <w:br/>
+      </w:r>
+      <w:r>
+        <w:rPr>
+          <w:rStyle w:val="NormalTok"/>
+        </w:rPr>
+        <w:t xml:space="preserve">    fecha_devolucion TEXT,</w:t>
+      </w:r>
+      <w:r>
+        <w:br/>
+      </w:r>
+      <w:r>
+        <w:rPr>
+          <w:rStyle w:val="NormalTok"/>
+        </w:rPr>
+        <w:t xml:space="preserve">    </w:t>
+      </w:r>
+      <w:r>
+        <w:rPr>
+          <w:rStyle w:val="KeywordTok"/>
+        </w:rPr>
+        <w:t xml:space="preserve">FOREIGN</w:t>
+      </w:r>
+      <w:r>
+        <w:rPr>
+          <w:rStyle w:val="NormalTok"/>
+        </w:rPr>
+        <w:t xml:space="preserve"> </w:t>
+      </w:r>
+      <w:r>
+        <w:rPr>
+          <w:rStyle w:val="KeywordTok"/>
+        </w:rPr>
+        <w:t xml:space="preserve">KEY</w:t>
+      </w:r>
+      <w:r>
+        <w:rPr>
+          <w:rStyle w:val="NormalTok"/>
+        </w:rPr>
+        <w:t xml:space="preserve">(cedula_socio) </w:t>
+      </w:r>
+      <w:r>
+        <w:rPr>
+          <w:rStyle w:val="KeywordTok"/>
+        </w:rPr>
+        <w:t xml:space="preserve">REFERENCES</w:t>
+      </w:r>
+      <w:r>
+        <w:rPr>
+          <w:rStyle w:val="NormalTok"/>
+        </w:rPr>
+        <w:t xml:space="preserve"> socios(cedula),</w:t>
+      </w:r>
+      <w:r>
+        <w:br/>
+      </w:r>
+      <w:r>
+        <w:rPr>
+          <w:rStyle w:val="NormalTok"/>
+        </w:rPr>
+        <w:t xml:space="preserve">    </w:t>
+      </w:r>
+      <w:r>
+        <w:rPr>
+          <w:rStyle w:val="KeywordTok"/>
+        </w:rPr>
+        <w:t xml:space="preserve">FOREIGN</w:t>
+      </w:r>
+      <w:r>
+        <w:rPr>
+          <w:rStyle w:val="NormalTok"/>
+        </w:rPr>
+        <w:t xml:space="preserve"> </w:t>
+      </w:r>
+      <w:r>
+        <w:rPr>
+          <w:rStyle w:val="KeywordTok"/>
+        </w:rPr>
+        <w:t xml:space="preserve">KEY</w:t>
+      </w:r>
+      <w:r>
+        <w:rPr>
+          <w:rStyle w:val="NormalTok"/>
+        </w:rPr>
+        <w:t xml:space="preserve">(isbn_libro) </w:t>
+      </w:r>
+      <w:r>
+        <w:rPr>
+          <w:rStyle w:val="KeywordTok"/>
+        </w:rPr>
+        <w:t xml:space="preserve">REFERENCES</w:t>
+      </w:r>
+      <w:r>
+        <w:rPr>
+          <w:rStyle w:val="NormalTok"/>
+        </w:rPr>
+        <w:t xml:space="preserve"> libros(isbn)</w:t>
+      </w:r>
+      <w:r>
+        <w:br/>
+      </w:r>
+      <w:r>
+        <w:rPr>
+          <w:rStyle w:val="NormalTok"/>
+        </w:rPr>
+        <w:t xml:space="preserve">);</w:t>
+      </w:r>
+      <w:r>
+        <w:br/>
+      </w:r>
+      <w:r>
+        <w:br/>
+      </w:r>
+      <w:r>
+        <w:rPr>
+          <w:rStyle w:val="KeywordTok"/>
+        </w:rPr>
+        <w:t xml:space="preserve">CREATE</w:t>
+      </w:r>
+      <w:r>
+        <w:rPr>
+          <w:rStyle w:val="NormalTok"/>
+        </w:rPr>
+        <w:t xml:space="preserve"> </w:t>
+      </w:r>
+      <w:r>
+        <w:rPr>
+          <w:rStyle w:val="KeywordTok"/>
+        </w:rPr>
+        <w:t xml:space="preserve">TABLE</w:t>
+      </w:r>
+      <w:r>
+        <w:rPr>
+          <w:rStyle w:val="NormalTok"/>
+        </w:rPr>
+        <w:t xml:space="preserve"> reservas(</w:t>
+      </w:r>
+      <w:r>
+        <w:br/>
+      </w:r>
+      <w:r>
+        <w:rPr>
+          <w:rStyle w:val="NormalTok"/>
+        </w:rPr>
+        <w:t xml:space="preserve">    </w:t>
+      </w:r>
+      <w:r>
+        <w:rPr>
+          <w:rStyle w:val="KeywordTok"/>
+        </w:rPr>
+        <w:t xml:space="preserve">id</w:t>
+      </w:r>
+      <w:r>
+        <w:rPr>
+          <w:rStyle w:val="NormalTok"/>
+        </w:rPr>
+        <w:t xml:space="preserve"> </w:t>
+      </w:r>
+      <w:r>
+        <w:rPr>
+          <w:rStyle w:val="DataTypeTok"/>
+        </w:rPr>
+        <w:t xml:space="preserve">INTEGER</w:t>
+      </w:r>
+      <w:r>
+        <w:rPr>
+          <w:rStyle w:val="NormalTok"/>
+        </w:rPr>
+        <w:t xml:space="preserve"> </w:t>
+      </w:r>
+      <w:r>
+        <w:rPr>
+          <w:rStyle w:val="KeywordTok"/>
+        </w:rPr>
+        <w:t xml:space="preserve">PRIMARY</w:t>
+      </w:r>
+      <w:r>
+        <w:rPr>
+          <w:rStyle w:val="NormalTok"/>
+        </w:rPr>
+        <w:t xml:space="preserve"> </w:t>
+      </w:r>
+      <w:r>
+        <w:rPr>
+          <w:rStyle w:val="KeywordTok"/>
+        </w:rPr>
+        <w:t xml:space="preserve">KEY</w:t>
+      </w:r>
+      <w:r>
+        <w:rPr>
+          <w:rStyle w:val="NormalTok"/>
+        </w:rPr>
+        <w:t xml:space="preserve"> AUTOINCREMENT,</w:t>
+      </w:r>
+      <w:r>
+        <w:br/>
+      </w:r>
+      <w:r>
+        <w:rPr>
+          <w:rStyle w:val="NormalTok"/>
+        </w:rPr>
+        <w:t xml:space="preserve">    cedula_socio TEXT </w:t>
+      </w:r>
+      <w:r>
+        <w:rPr>
+          <w:rStyle w:val="KeywordTok"/>
+        </w:rPr>
+        <w:t xml:space="preserve">NOT</w:t>
+      </w:r>
+      <w:r>
+        <w:rPr>
+          <w:rStyle w:val="NormalTok"/>
+        </w:rPr>
+        <w:t xml:space="preserve"> </w:t>
+      </w:r>
+      <w:r>
+        <w:rPr>
+          <w:rStyle w:val="KeywordTok"/>
+        </w:rPr>
+        <w:t xml:space="preserve">NULL</w:t>
+      </w:r>
+      <w:r>
+        <w:rPr>
+          <w:rStyle w:val="NormalTok"/>
+        </w:rPr>
+        <w:t xml:space="preserve">,</w:t>
+      </w:r>
+      <w:r>
+        <w:br/>
+      </w:r>
+      <w:r>
+        <w:rPr>
+          <w:rStyle w:val="NormalTok"/>
+        </w:rPr>
+        <w:t xml:space="preserve">    isbn_libro TEXT </w:t>
+      </w:r>
+      <w:r>
+        <w:rPr>
+          <w:rStyle w:val="KeywordTok"/>
+        </w:rPr>
+        <w:t xml:space="preserve">NOT</w:t>
+      </w:r>
+      <w:r>
+        <w:rPr>
+          <w:rStyle w:val="NormalTok"/>
+        </w:rPr>
+        <w:t xml:space="preserve"> </w:t>
+      </w:r>
+      <w:r>
+        <w:rPr>
+          <w:rStyle w:val="KeywordTok"/>
+        </w:rPr>
+        <w:t xml:space="preserve">NULL</w:t>
+      </w:r>
+      <w:r>
+        <w:rPr>
+          <w:rStyle w:val="NormalTok"/>
+        </w:rPr>
+        <w:t xml:space="preserve">,</w:t>
+      </w:r>
+      <w:r>
+        <w:br/>
+      </w:r>
+      <w:r>
+        <w:rPr>
+          <w:rStyle w:val="NormalTok"/>
+        </w:rPr>
+        <w:t xml:space="preserve">    fecha_reserva TEXT </w:t>
+      </w:r>
+      <w:r>
+        <w:rPr>
+          <w:rStyle w:val="KeywordTok"/>
+        </w:rPr>
+        <w:t xml:space="preserve">NOT</w:t>
+      </w:r>
+      <w:r>
+        <w:rPr>
+          <w:rStyle w:val="NormalTok"/>
+        </w:rPr>
+        <w:t xml:space="preserve"> </w:t>
+      </w:r>
+      <w:r>
+        <w:rPr>
+          <w:rStyle w:val="KeywordTok"/>
+        </w:rPr>
+        <w:t xml:space="preserve">NULL</w:t>
+      </w:r>
+      <w:r>
+        <w:rPr>
+          <w:rStyle w:val="NormalTok"/>
+        </w:rPr>
+        <w:t xml:space="preserve">,</w:t>
+      </w:r>
+      <w:r>
+        <w:br/>
+      </w:r>
+      <w:r>
+        <w:rPr>
+          <w:rStyle w:val="NormalTok"/>
+        </w:rPr>
+        <w:t xml:space="preserve">    activa </w:t>
+      </w:r>
+      <w:r>
+        <w:rPr>
+          <w:rStyle w:val="DataTypeTok"/>
+        </w:rPr>
+        <w:t xml:space="preserve">INTEGER</w:t>
+      </w:r>
+      <w:r>
+        <w:rPr>
+          <w:rStyle w:val="NormalTok"/>
+        </w:rPr>
+        <w:t xml:space="preserve"> </w:t>
+      </w:r>
+      <w:r>
+        <w:rPr>
+          <w:rStyle w:val="KeywordTok"/>
+        </w:rPr>
+        <w:t xml:space="preserve">DEFAULT</w:t>
+      </w:r>
+      <w:r>
+        <w:rPr>
+          <w:rStyle w:val="NormalTok"/>
+        </w:rPr>
+        <w:t xml:space="preserve"> </w:t>
+      </w:r>
+      <w:r>
+        <w:rPr>
+          <w:rStyle w:val="DecValTok"/>
+        </w:rPr>
+        <w:t xml:space="preserve">1</w:t>
+      </w:r>
+      <w:r>
+        <w:rPr>
+          <w:rStyle w:val="NormalTok"/>
+        </w:rPr>
+        <w:t xml:space="preserve">,</w:t>
+      </w:r>
+      <w:r>
+        <w:br/>
+      </w:r>
+      <w:r>
+        <w:rPr>
+          <w:rStyle w:val="NormalTok"/>
+        </w:rPr>
+        <w:t xml:space="preserve">    </w:t>
+      </w:r>
+      <w:r>
+        <w:rPr>
+          <w:rStyle w:val="KeywordTok"/>
+        </w:rPr>
+        <w:t xml:space="preserve">FOREIGN</w:t>
+      </w:r>
+      <w:r>
+        <w:rPr>
+          <w:rStyle w:val="NormalTok"/>
+        </w:rPr>
+        <w:t xml:space="preserve"> </w:t>
+      </w:r>
+      <w:r>
+        <w:rPr>
+          <w:rStyle w:val="KeywordTok"/>
+        </w:rPr>
+        <w:t xml:space="preserve">KEY</w:t>
+      </w:r>
+      <w:r>
+        <w:rPr>
+          <w:rStyle w:val="NormalTok"/>
+        </w:rPr>
+        <w:t xml:space="preserve">(cedula_socio) </w:t>
+      </w:r>
+      <w:r>
+        <w:rPr>
+          <w:rStyle w:val="KeywordTok"/>
+        </w:rPr>
+        <w:t xml:space="preserve">REFERENCES</w:t>
+      </w:r>
+      <w:r>
+        <w:rPr>
+          <w:rStyle w:val="NormalTok"/>
+        </w:rPr>
+        <w:t xml:space="preserve"> socios(cedula),</w:t>
+      </w:r>
+      <w:r>
+        <w:br/>
+      </w:r>
+      <w:r>
+        <w:rPr>
+          <w:rStyle w:val="NormalTok"/>
+        </w:rPr>
+        <w:t xml:space="preserve">    </w:t>
+      </w:r>
+      <w:r>
+        <w:rPr>
+          <w:rStyle w:val="KeywordTok"/>
+        </w:rPr>
+        <w:t xml:space="preserve">FOREIGN</w:t>
+      </w:r>
+      <w:r>
+        <w:rPr>
+          <w:rStyle w:val="NormalTok"/>
+        </w:rPr>
+        <w:t xml:space="preserve"> </w:t>
+      </w:r>
+      <w:r>
+        <w:rPr>
+          <w:rStyle w:val="KeywordTok"/>
+        </w:rPr>
+        <w:t xml:space="preserve">KEY</w:t>
+      </w:r>
+      <w:r>
+        <w:rPr>
+          <w:rStyle w:val="NormalTok"/>
+        </w:rPr>
+        <w:t xml:space="preserve">(isbn_libro) </w:t>
+      </w:r>
+      <w:r>
+        <w:rPr>
+          <w:rStyle w:val="KeywordTok"/>
+        </w:rPr>
+        <w:t xml:space="preserve">REFERENCES</w:t>
+      </w:r>
+      <w:r>
+        <w:rPr>
+          <w:rStyle w:val="NormalTok"/>
+        </w:rPr>
+        <w:t xml:space="preserve"> libros(isbn)</w:t>
+      </w:r>
+      <w:r>
+        <w:br/>
+      </w:r>
+      <w:r>
+        <w:rPr>
+          <w:rStyle w:val="NormalTok"/>
+        </w:rPr>
+        <w:t xml:space="preserve">);</w:t>
+      </w:r>
+    </w:p>
+    <w:bookmarkEnd w:id="78"/>
+    <w:bookmarkStart w:id="79" w:name="datos-de-prueba-7-socios-8-libros"/>
+    <w:p>
+      <w:pPr>
+        <w:pStyle w:val="Heading4"/>
+      </w:pPr>
+      <w:r>
+        <w:t xml:space="preserve">Datos de prueba (7 socios + 8 libros)</w:t>
+      </w:r>
+    </w:p>
+    <w:p>
+      <w:pPr>
+        <w:pStyle w:val="FirstParagraph"/>
+      </w:pPr>
+      <w:r>
+        <w:rPr>
+          <w:b/>
+          <w:bCs/>
+        </w:rPr>
+        <w:t xml:space="preserve">socios:</w:t>
+      </w:r>
+      <w:r>
+        <w:t xml:space="preserve"> </w:t>
+      </w:r>
+      <w:r>
+        <w:t xml:space="preserve">| cedula | nombre | apellido | tipo | carrera_departamento | semestre |</w:t>
+      </w:r>
+      <w:r>
+        <w:t xml:space="preserve"> </w:t>
+      </w:r>
+      <w:r>
+        <w:t xml:space="preserve">|——–|——–|———-|——|———————|:——–:|</w:t>
+      </w:r>
+      <w:r>
+        <w:t xml:space="preserve"> </w:t>
+      </w:r>
+      <w:r>
+        <w:t xml:space="preserve">| 0956789012 | Henry | Pazmino | Estudiante | Computacion | 3 |</w:t>
+      </w:r>
+      <w:r>
+        <w:t xml:space="preserve"> </w:t>
+      </w:r>
+      <w:r>
+        <w:t xml:space="preserve">| 0956789013 | Jodie | Parrales | Estudiante | Computacion | 3 |</w:t>
+      </w:r>
+      <w:r>
+        <w:t xml:space="preserve"> </w:t>
+      </w:r>
+      <w:r>
+        <w:t xml:space="preserve">| 0956789014 | Cindy | Ayovi | Estudiante | Computacion | 3 |</w:t>
+      </w:r>
+      <w:r>
+        <w:t xml:space="preserve"> </w:t>
+      </w:r>
+      <w:r>
+        <w:t xml:space="preserve">| 0956789015 | Cesar | Gonzales | Estudiante | Computacion | 3 |</w:t>
+      </w:r>
+      <w:r>
+        <w:t xml:space="preserve"> </w:t>
+      </w:r>
+      <w:r>
+        <w:t xml:space="preserve">| 0956789016 | Mayra | Vera | Estudiante | Computacion | 3 |</w:t>
+      </w:r>
+      <w:r>
+        <w:t xml:space="preserve"> </w:t>
+      </w:r>
+      <w:r>
+        <w:t xml:space="preserve">| 0912345678 | Miguel | Velez | Docente | Sistemas | — |</w:t>
+      </w:r>
+      <w:r>
+        <w:t xml:space="preserve"> </w:t>
+      </w:r>
+      <w:r>
+        <w:t xml:space="preserve">| 0912345679 | Bryan | Velez | Docente | Computacion | — |</w:t>
+      </w:r>
+    </w:p>
+    <w:p>
+      <w:pPr>
+        <w:pStyle w:val="BodyText"/>
+      </w:pPr>
+      <w:r>
+        <w:rPr>
+          <w:b/>
+          <w:bCs/>
+        </w:rPr>
+        <w:t xml:space="preserve">libros:</w:t>
+      </w:r>
+      <w:r>
+        <w:t xml:space="preserve"> </w:t>
+      </w:r>
+      <w:r>
+        <w:t xml:space="preserve">| isbn | titulo | autor | ejemplares | disponibles |</w:t>
+      </w:r>
+      <w:r>
+        <w:t xml:space="preserve"> </w:t>
+      </w:r>
+      <w:r>
+        <w:t xml:space="preserve">|——|——–|——-|:———-:|:———–:|</w:t>
+      </w:r>
+      <w:r>
+        <w:t xml:space="preserve"> </w:t>
+      </w:r>
+      <w:r>
+        <w:t xml:space="preserve">| 978-0307474728 | Cien Años de Soledad | G. García Márquez | 3 | 3 |</w:t>
+      </w:r>
+      <w:r>
+        <w:t xml:space="preserve"> </w:t>
+      </w:r>
+      <w:r>
+        <w:t xml:space="preserve">| 978-0156012195 | El Principito | A. de Saint-Exupéry | 5 | 5 |</w:t>
+      </w:r>
+      <w:r>
+        <w:t xml:space="preserve"> </w:t>
+      </w:r>
+      <w:r>
+        <w:t xml:space="preserve">| 978-8420412146 | Don Quijote de la Mancha | M. de Cervantes | 2 | 2 |</w:t>
+      </w:r>
+      <w:r>
+        <w:t xml:space="preserve"> </w:t>
+      </w:r>
+      <w:r>
+        <w:t xml:space="preserve">| 978-8415552024 | Introducción a la Programación con Python | L. Joyanes | 4 | 4 |</w:t>
+      </w:r>
+      <w:r>
+        <w:t xml:space="preserve"> </w:t>
+      </w:r>
+      <w:r>
+        <w:t xml:space="preserve">| 978-0201000238 | Estructuras de Datos y Algoritmos | A. V. Aho | 2 | 2 |</w:t>
+      </w:r>
+      <w:r>
+        <w:t xml:space="preserve"> </w:t>
+      </w:r>
+      <w:r>
+        <w:t xml:space="preserve">| 978-8478290855 | Base de Datos SQL | C. J. Date | 3 | 3 |</w:t>
+      </w:r>
+      <w:r>
+        <w:t xml:space="preserve"> </w:t>
+      </w:r>
+      <w:r>
+        <w:t xml:space="preserve">| 978-6073205337 | Redes de Computadoras | A. S. Tanenbaum | 2 | 2 |</w:t>
+      </w:r>
+      <w:r>
+        <w:t xml:space="preserve"> </w:t>
+      </w:r>
+      <w:r>
+        <w:t xml:space="preserve">| 978-6073206037 | Ingeniería del Software | I. Sommerville | 2 | 2 |</w:t>
+      </w:r>
+    </w:p>
+    <w:bookmarkEnd w:id="79"/>
+    <w:bookmarkEnd w:id="80"/>
+    <w:bookmarkStart w:id="81" w:name="anexo-b-enlaces-del-proyecto"/>
+    <w:p>
+      <w:pPr>
+        <w:pStyle w:val="Heading3"/>
+      </w:pPr>
+      <w:r>
+        <w:t xml:space="preserve">16.2 Anexo B — Enlaces del proyecto</w:t>
       </w:r>
     </w:p>
     <w:tbl>
@@ -9713,14 +13566,14 @@
         </w:tc>
       </w:tr>
     </w:tbl>
-    <w:bookmarkEnd w:id="72"/>
-    <w:bookmarkStart w:id="73" w:name="anexo-b-stack-tecnológico"/>
+    <w:bookmarkEnd w:id="81"/>
+    <w:bookmarkStart w:id="82" w:name="anexo-c-stack-tecnológico"/>
     <w:p>
       <w:pPr>
         <w:pStyle w:val="Heading3"/>
       </w:pPr>
       <w:r>
-        <w:t xml:space="preserve">Anexo B — Stack tecnológico</w:t>
+        <w:t xml:space="preserve">16.3 Anexo C — Stack tecnológico</w:t>
       </w:r>
     </w:p>
     <w:tbl>
@@ -10082,9 +13935,9 @@
         <w:t xml:space="preserve">20 de julio de 2026</w:t>
       </w:r>
     </w:p>
-    <w:bookmarkEnd w:id="73"/>
-    <w:bookmarkEnd w:id="74"/>
-    <w:bookmarkEnd w:id="75"/>
+    <w:bookmarkEnd w:id="82"/>
+    <w:bookmarkEnd w:id="83"/>
+    <w:bookmarkEnd w:id="84"/>
     <w:sectPr/>
   </w:body>
 </w:document>
@@ -10506,6 +14359,39 @@
     <w:abstractNumId w:val="991"/>
   </w:num>
   <w:num w:numId="1015">
+    <w:abstractNumId w:val="99411"/>
+    <w:lvlOverride w:ilvl="0">
+      <w:startOverride w:val="1"/>
+    </w:lvlOverride>
+    <w:lvlOverride w:ilvl="1">
+      <w:startOverride w:val="1"/>
+    </w:lvlOverride>
+    <w:lvlOverride w:ilvl="2">
+      <w:startOverride w:val="1"/>
+    </w:lvlOverride>
+    <w:lvlOverride w:ilvl="3">
+      <w:startOverride w:val="1"/>
+    </w:lvlOverride>
+    <w:lvlOverride w:ilvl="4">
+      <w:startOverride w:val="1"/>
+    </w:lvlOverride>
+    <w:lvlOverride w:ilvl="5">
+      <w:startOverride w:val="1"/>
+    </w:lvlOverride>
+    <w:lvlOverride w:ilvl="6">
+      <w:startOverride w:val="1"/>
+    </w:lvlOverride>
+    <w:lvlOverride w:ilvl="7">
+      <w:startOverride w:val="1"/>
+    </w:lvlOverride>
+    <w:lvlOverride w:ilvl="8">
+      <w:startOverride w:val="1"/>
+    </w:lvlOverride>
+  </w:num>
+  <w:num w:numId="1016">
+    <w:abstractNumId w:val="991"/>
+  </w:num>
+  <w:num w:numId="1017">
     <w:abstractNumId w:val="99411"/>
     <w:lvlOverride w:ilvl="0">
       <w:startOverride w:val="1"/>

--- a/docs/especificacion-proyecto.docx
+++ b/docs/especificacion-proyecto.docx
@@ -109,7 +109,7 @@
           <w:color w:val="2980B9"/>
           <w:sz w:val="12"/>
         </w:rPr>
-        <w:t>──────────────────</w:t>
+        <w:t>------------------</w:t>
       </w:r>
     </w:p>
     <w:p>
@@ -174,7 +174,7 @@
           <w:color w:val="2980B9"/>
           <w:sz w:val="12"/>
         </w:rPr>
-        <w:t>──────────────</w:t>
+        <w:t>--------------</w:t>
       </w:r>
     </w:p>
     <w:tbl>
@@ -184,8 +184,8 @@
         <w:tblLook w:firstColumn="1" w:firstRow="1" w:lastColumn="0" w:lastRow="0" w:noHBand="0" w:noVBand="1" w:val="04A0"/>
       </w:tblPr>
       <w:tblGrid>
-        <w:gridCol w:w="4513"/>
-        <w:gridCol w:w="4513"/>
+        <w:gridCol w:w="4680"/>
+        <w:gridCol w:w="4680"/>
       </w:tblGrid>
       <w:tr>
         <w:tc>
@@ -197,12 +197,6 @@
               <w:bottom w:val="none" w:sz="0" w:space="0" w:color="auto"/>
               <w:right w:val="none" w:sz="0" w:space="0" w:color="auto"/>
             </w:tcBorders>
-            <w:tcMar>
-              <w:top w:w="30" w:type="dxa"/>
-              <w:left w:w="60" w:type="dxa"/>
-              <w:bottom w:w="30" w:type="dxa"/>
-              <w:right w:w="60" w:type="dxa"/>
-            </w:tcMar>
           </w:tcPr>
           <w:p>
             <w:pPr>
@@ -229,17 +223,10 @@
               <w:bottom w:val="none" w:sz="0" w:space="0" w:color="auto"/>
               <w:right w:val="none" w:sz="0" w:space="0" w:color="auto"/>
             </w:tcBorders>
-            <w:tcMar>
-              <w:top w:w="30" w:type="dxa"/>
-              <w:left w:w="60" w:type="dxa"/>
-              <w:bottom w:w="30" w:type="dxa"/>
-              <w:right w:w="60" w:type="dxa"/>
-            </w:tcMar>
           </w:tcPr>
           <w:p>
             <w:pPr>
               <w:spacing w:before="20" w:after="20" w:line="240" w:lineRule="auto"/>
-              <w:jc w:val="left"/>
             </w:pPr>
             <w:r>
               <w:rPr>
@@ -262,12 +249,6 @@
               <w:bottom w:val="none" w:sz="0" w:space="0" w:color="auto"/>
               <w:right w:val="none" w:sz="0" w:space="0" w:color="auto"/>
             </w:tcBorders>
-            <w:tcMar>
-              <w:top w:w="30" w:type="dxa"/>
-              <w:left w:w="60" w:type="dxa"/>
-              <w:bottom w:w="30" w:type="dxa"/>
-              <w:right w:w="60" w:type="dxa"/>
-            </w:tcMar>
           </w:tcPr>
           <w:p>
             <w:pPr>
@@ -294,17 +275,10 @@
               <w:bottom w:val="none" w:sz="0" w:space="0" w:color="auto"/>
               <w:right w:val="none" w:sz="0" w:space="0" w:color="auto"/>
             </w:tcBorders>
-            <w:tcMar>
-              <w:top w:w="30" w:type="dxa"/>
-              <w:left w:w="60" w:type="dxa"/>
-              <w:bottom w:w="30" w:type="dxa"/>
-              <w:right w:w="60" w:type="dxa"/>
-            </w:tcMar>
           </w:tcPr>
           <w:p>
             <w:pPr>
               <w:spacing w:before="20" w:after="20" w:line="240" w:lineRule="auto"/>
-              <w:jc w:val="left"/>
             </w:pPr>
             <w:r>
               <w:rPr>
@@ -327,12 +301,6 @@
               <w:bottom w:val="none" w:sz="0" w:space="0" w:color="auto"/>
               <w:right w:val="none" w:sz="0" w:space="0" w:color="auto"/>
             </w:tcBorders>
-            <w:tcMar>
-              <w:top w:w="30" w:type="dxa"/>
-              <w:left w:w="60" w:type="dxa"/>
-              <w:bottom w:w="30" w:type="dxa"/>
-              <w:right w:w="60" w:type="dxa"/>
-            </w:tcMar>
           </w:tcPr>
           <w:p>
             <w:pPr>
@@ -359,17 +327,10 @@
               <w:bottom w:val="none" w:sz="0" w:space="0" w:color="auto"/>
               <w:right w:val="none" w:sz="0" w:space="0" w:color="auto"/>
             </w:tcBorders>
-            <w:tcMar>
-              <w:top w:w="30" w:type="dxa"/>
-              <w:left w:w="60" w:type="dxa"/>
-              <w:bottom w:w="30" w:type="dxa"/>
-              <w:right w:w="60" w:type="dxa"/>
-            </w:tcMar>
           </w:tcPr>
           <w:p>
             <w:pPr>
               <w:spacing w:before="20" w:after="20" w:line="240" w:lineRule="auto"/>
-              <w:jc w:val="left"/>
             </w:pPr>
             <w:r>
               <w:rPr>
@@ -392,12 +353,6 @@
               <w:bottom w:val="none" w:sz="0" w:space="0" w:color="auto"/>
               <w:right w:val="none" w:sz="0" w:space="0" w:color="auto"/>
             </w:tcBorders>
-            <w:tcMar>
-              <w:top w:w="30" w:type="dxa"/>
-              <w:left w:w="60" w:type="dxa"/>
-              <w:bottom w:w="30" w:type="dxa"/>
-              <w:right w:w="60" w:type="dxa"/>
-            </w:tcMar>
           </w:tcPr>
           <w:p>
             <w:pPr>
@@ -424,17 +379,10 @@
               <w:bottom w:val="none" w:sz="0" w:space="0" w:color="auto"/>
               <w:right w:val="none" w:sz="0" w:space="0" w:color="auto"/>
             </w:tcBorders>
-            <w:tcMar>
-              <w:top w:w="30" w:type="dxa"/>
-              <w:left w:w="60" w:type="dxa"/>
-              <w:bottom w:w="30" w:type="dxa"/>
-              <w:right w:w="60" w:type="dxa"/>
-            </w:tcMar>
           </w:tcPr>
           <w:p>
             <w:pPr>
               <w:spacing w:before="20" w:after="20" w:line="240" w:lineRule="auto"/>
-              <w:jc w:val="left"/>
             </w:pPr>
             <w:r>
               <w:rPr>
@@ -457,12 +405,6 @@
               <w:bottom w:val="none" w:sz="0" w:space="0" w:color="auto"/>
               <w:right w:val="none" w:sz="0" w:space="0" w:color="auto"/>
             </w:tcBorders>
-            <w:tcMar>
-              <w:top w:w="30" w:type="dxa"/>
-              <w:left w:w="60" w:type="dxa"/>
-              <w:bottom w:w="30" w:type="dxa"/>
-              <w:right w:w="60" w:type="dxa"/>
-            </w:tcMar>
           </w:tcPr>
           <w:p>
             <w:pPr>
@@ -489,17 +431,10 @@
               <w:bottom w:val="none" w:sz="0" w:space="0" w:color="auto"/>
               <w:right w:val="none" w:sz="0" w:space="0" w:color="auto"/>
             </w:tcBorders>
-            <w:tcMar>
-              <w:top w:w="30" w:type="dxa"/>
-              <w:left w:w="60" w:type="dxa"/>
-              <w:bottom w:w="30" w:type="dxa"/>
-              <w:right w:w="60" w:type="dxa"/>
-            </w:tcMar>
           </w:tcPr>
           <w:p>
             <w:pPr>
               <w:spacing w:before="20" w:after="20" w:line="240" w:lineRule="auto"/>
-              <w:jc w:val="left"/>
             </w:pPr>
             <w:r>
               <w:rPr>
@@ -507,7 +442,7 @@
                 <w:color w:val="1E1E1E"/>
                 <w:sz w:val="18"/>
               </w:rPr>
-              <w:t>3SA — Computacion en Linea</w:t>
+              <w:t>3SA - Computacion en Linea</w:t>
             </w:r>
           </w:p>
         </w:tc>
@@ -522,12 +457,6 @@
               <w:bottom w:val="none" w:sz="0" w:space="0" w:color="auto"/>
               <w:right w:val="none" w:sz="0" w:space="0" w:color="auto"/>
             </w:tcBorders>
-            <w:tcMar>
-              <w:top w:w="30" w:type="dxa"/>
-              <w:left w:w="60" w:type="dxa"/>
-              <w:bottom w:w="30" w:type="dxa"/>
-              <w:right w:w="60" w:type="dxa"/>
-            </w:tcMar>
           </w:tcPr>
           <w:p>
             <w:pPr>
@@ -554,17 +483,10 @@
               <w:bottom w:val="none" w:sz="0" w:space="0" w:color="auto"/>
               <w:right w:val="none" w:sz="0" w:space="0" w:color="auto"/>
             </w:tcBorders>
-            <w:tcMar>
-              <w:top w:w="30" w:type="dxa"/>
-              <w:left w:w="60" w:type="dxa"/>
-              <w:bottom w:w="30" w:type="dxa"/>
-              <w:right w:w="60" w:type="dxa"/>
-            </w:tcMar>
           </w:tcPr>
           <w:p>
             <w:pPr>
               <w:spacing w:before="20" w:after="20" w:line="240" w:lineRule="auto"/>
-              <w:jc w:val="left"/>
             </w:pPr>
             <w:r>
               <w:rPr>
@@ -600,7 +522,7 @@
           <w:color w:val="828282"/>
           <w:sz w:val="16"/>
         </w:rPr>
-        <w:t>Guayaquil — Ecuador</w:t>
+        <w:t>Guayaquil - Ecuador</w:t>
       </w:r>
     </w:p>
     <w:p>
@@ -611,7 +533,7 @@
     <w:sectPr>
       <w:headerReference w:type="default" r:id="rId9"/>
       <w:footerReference w:type="default" r:id="rId10"/>
-      <w:pgSz w:w="11906" w:h="16838"/>
+      <w:pgSz w:w="12240" w:h="15840"/>
       <w:pgMar w:top="1440" w:right="1440" w:bottom="1440" w:left="1440" w:header="720" w:footer="720" w:gutter="0"/>
       <w:cols w:space="720"/>
       <w:docGrid w:linePitch="360"/>
@@ -5302,6 +5224,398 @@
           </w:p>
         </w:tc>
       </w:tr>
+      <w:tr>
+        <w:tc>
+          <w:tcPr/>
+          <w:p>
+            <w:pPr>
+              <w:pStyle w:val="Compact"/>
+            </w:pPr>
+          </w:p>
+        </w:tc>
+        <w:tc>
+          <w:tcPr/>
+          <w:p>
+            <w:pPr>
+              <w:pStyle w:val="Compact"/>
+              <w:jc w:val="center"/>
+            </w:pPr>
+            <w:r>
+              <w:t xml:space="preserve">13</w:t>
+            </w:r>
+          </w:p>
+        </w:tc>
+        <w:tc>
+          <w:tcPr/>
+          <w:p>
+            <w:pPr>
+              <w:pStyle w:val="Compact"/>
+              <w:jc w:val="center"/>
+            </w:pPr>
+            <w:r>
+              <w:t xml:space="preserve">20 jul</w:t>
+            </w:r>
+          </w:p>
+        </w:tc>
+        <w:tc>
+          <w:tcPr/>
+          <w:p>
+            <w:pPr>
+              <w:pStyle w:val="Compact"/>
+              <w:jc w:val="left"/>
+            </w:pPr>
+            <w:r>
+              <w:rPr>
+                <w:rStyle w:val="VerbatimChar"/>
+              </w:rPr>
+              <w:t xml:space="preserve">11cf096</w:t>
+            </w:r>
+          </w:p>
+        </w:tc>
+      </w:tr>
+      <w:tr>
+        <w:tc>
+          <w:tcPr/>
+          <w:p>
+            <w:pPr>
+              <w:pStyle w:val="Compact"/>
+            </w:pPr>
+          </w:p>
+        </w:tc>
+        <w:tc>
+          <w:tcPr/>
+          <w:p>
+            <w:pPr>
+              <w:pStyle w:val="Compact"/>
+              <w:jc w:val="center"/>
+            </w:pPr>
+            <w:r>
+              <w:t xml:space="preserve">14</w:t>
+            </w:r>
+          </w:p>
+        </w:tc>
+        <w:tc>
+          <w:tcPr/>
+          <w:p>
+            <w:pPr>
+              <w:pStyle w:val="Compact"/>
+              <w:jc w:val="center"/>
+            </w:pPr>
+            <w:r>
+              <w:t xml:space="preserve">20 jul</w:t>
+            </w:r>
+          </w:p>
+        </w:tc>
+        <w:tc>
+          <w:tcPr/>
+          <w:p>
+            <w:pPr>
+              <w:pStyle w:val="Compact"/>
+              <w:jc w:val="left"/>
+            </w:pPr>
+            <w:r>
+              <w:rPr>
+                <w:rStyle w:val="VerbatimChar"/>
+              </w:rPr>
+              <w:t xml:space="preserve">f5ee021</w:t>
+            </w:r>
+          </w:p>
+        </w:tc>
+      </w:tr>
+      <w:tr>
+        <w:tc>
+          <w:tcPr/>
+          <w:p>
+            <w:pPr>
+              <w:pStyle w:val="Compact"/>
+            </w:pPr>
+          </w:p>
+        </w:tc>
+        <w:tc>
+          <w:tcPr/>
+          <w:p>
+            <w:pPr>
+              <w:pStyle w:val="Compact"/>
+              <w:jc w:val="center"/>
+            </w:pPr>
+            <w:r>
+              <w:t xml:space="preserve">15</w:t>
+            </w:r>
+          </w:p>
+        </w:tc>
+        <w:tc>
+          <w:tcPr/>
+          <w:p>
+            <w:pPr>
+              <w:pStyle w:val="Compact"/>
+              <w:jc w:val="center"/>
+            </w:pPr>
+            <w:r>
+              <w:t xml:space="preserve">20 jul</w:t>
+            </w:r>
+          </w:p>
+        </w:tc>
+        <w:tc>
+          <w:tcPr/>
+          <w:p>
+            <w:pPr>
+              <w:pStyle w:val="Compact"/>
+              <w:jc w:val="left"/>
+            </w:pPr>
+            <w:r>
+              <w:rPr>
+                <w:rStyle w:val="VerbatimChar"/>
+              </w:rPr>
+              <w:t xml:space="preserve">bdbca88</w:t>
+            </w:r>
+          </w:p>
+        </w:tc>
+      </w:tr>
+      <w:tr>
+        <w:tc>
+          <w:tcPr/>
+          <w:p>
+            <w:pPr>
+              <w:pStyle w:val="Compact"/>
+            </w:pPr>
+          </w:p>
+        </w:tc>
+        <w:tc>
+          <w:tcPr/>
+          <w:p>
+            <w:pPr>
+              <w:pStyle w:val="Compact"/>
+              <w:jc w:val="center"/>
+            </w:pPr>
+            <w:r>
+              <w:t xml:space="preserve">16</w:t>
+            </w:r>
+          </w:p>
+        </w:tc>
+        <w:tc>
+          <w:tcPr/>
+          <w:p>
+            <w:pPr>
+              <w:pStyle w:val="Compact"/>
+              <w:jc w:val="center"/>
+            </w:pPr>
+            <w:r>
+              <w:t xml:space="preserve">20 jul</w:t>
+            </w:r>
+          </w:p>
+        </w:tc>
+        <w:tc>
+          <w:tcPr/>
+          <w:p>
+            <w:pPr>
+              <w:pStyle w:val="Compact"/>
+              <w:jc w:val="left"/>
+            </w:pPr>
+            <w:r>
+              <w:rPr>
+                <w:rStyle w:val="VerbatimChar"/>
+              </w:rPr>
+              <w:t xml:space="preserve">5b31576</w:t>
+            </w:r>
+          </w:p>
+        </w:tc>
+      </w:tr>
+      <w:tr>
+        <w:tc>
+          <w:tcPr/>
+          <w:p>
+            <w:pPr>
+              <w:pStyle w:val="Compact"/>
+            </w:pPr>
+          </w:p>
+        </w:tc>
+        <w:tc>
+          <w:tcPr/>
+          <w:p>
+            <w:pPr>
+              <w:pStyle w:val="Compact"/>
+              <w:jc w:val="center"/>
+            </w:pPr>
+            <w:r>
+              <w:t xml:space="preserve">17</w:t>
+            </w:r>
+          </w:p>
+        </w:tc>
+        <w:tc>
+          <w:tcPr/>
+          <w:p>
+            <w:pPr>
+              <w:pStyle w:val="Compact"/>
+              <w:jc w:val="center"/>
+            </w:pPr>
+            <w:r>
+              <w:t xml:space="preserve">20 jul</w:t>
+            </w:r>
+          </w:p>
+        </w:tc>
+        <w:tc>
+          <w:tcPr/>
+          <w:p>
+            <w:pPr>
+              <w:pStyle w:val="Compact"/>
+              <w:jc w:val="left"/>
+            </w:pPr>
+            <w:r>
+              <w:rPr>
+                <w:rStyle w:val="VerbatimChar"/>
+              </w:rPr>
+              <w:t xml:space="preserve">cd3f461</w:t>
+            </w:r>
+          </w:p>
+        </w:tc>
+      </w:tr>
+      <w:tr>
+        <w:tc>
+          <w:tcPr/>
+          <w:p>
+            <w:pPr>
+              <w:pStyle w:val="Compact"/>
+            </w:pPr>
+          </w:p>
+        </w:tc>
+        <w:tc>
+          <w:tcPr/>
+          <w:p>
+            <w:pPr>
+              <w:pStyle w:val="Compact"/>
+              <w:jc w:val="center"/>
+            </w:pPr>
+            <w:r>
+              <w:t xml:space="preserve">18</w:t>
+            </w:r>
+          </w:p>
+        </w:tc>
+        <w:tc>
+          <w:tcPr/>
+          <w:p>
+            <w:pPr>
+              <w:pStyle w:val="Compact"/>
+              <w:jc w:val="center"/>
+            </w:pPr>
+            <w:r>
+              <w:t xml:space="preserve">20 jul</w:t>
+            </w:r>
+          </w:p>
+        </w:tc>
+        <w:tc>
+          <w:tcPr/>
+          <w:p>
+            <w:pPr>
+              <w:pStyle w:val="Compact"/>
+              <w:jc w:val="left"/>
+            </w:pPr>
+            <w:r>
+              <w:rPr>
+                <w:rStyle w:val="VerbatimChar"/>
+              </w:rPr>
+              <w:t xml:space="preserve">b9799eb</w:t>
+            </w:r>
+          </w:p>
+        </w:tc>
+      </w:tr>
+      <w:tr>
+        <w:tc>
+          <w:tcPr/>
+          <w:p>
+            <w:pPr>
+              <w:pStyle w:val="Compact"/>
+            </w:pPr>
+          </w:p>
+        </w:tc>
+        <w:tc>
+          <w:tcPr/>
+          <w:p>
+            <w:pPr>
+              <w:pStyle w:val="Compact"/>
+              <w:jc w:val="center"/>
+            </w:pPr>
+            <w:r>
+              <w:t xml:space="preserve">19</w:t>
+            </w:r>
+          </w:p>
+        </w:tc>
+        <w:tc>
+          <w:tcPr/>
+          <w:p>
+            <w:pPr>
+              <w:pStyle w:val="Compact"/>
+              <w:jc w:val="center"/>
+            </w:pPr>
+            <w:r>
+              <w:t xml:space="preserve">20 jul</w:t>
+            </w:r>
+          </w:p>
+        </w:tc>
+        <w:tc>
+          <w:tcPr/>
+          <w:p>
+            <w:pPr>
+              <w:pStyle w:val="Compact"/>
+              <w:jc w:val="left"/>
+            </w:pPr>
+            <w:r>
+              <w:rPr>
+                <w:rStyle w:val="VerbatimChar"/>
+              </w:rPr>
+              <w:t xml:space="preserve">782f1a5</w:t>
+            </w:r>
+          </w:p>
+        </w:tc>
+      </w:tr>
+      <w:tr>
+        <w:tc>
+          <w:tcPr/>
+          <w:p>
+            <w:pPr>
+              <w:pStyle w:val="Compact"/>
+            </w:pPr>
+          </w:p>
+        </w:tc>
+        <w:tc>
+          <w:tcPr/>
+          <w:p>
+            <w:pPr>
+              <w:pStyle w:val="Compact"/>
+              <w:jc w:val="center"/>
+            </w:pPr>
+            <w:r>
+              <w:t xml:space="preserve">20</w:t>
+            </w:r>
+          </w:p>
+        </w:tc>
+        <w:tc>
+          <w:tcPr/>
+          <w:p>
+            <w:pPr>
+              <w:pStyle w:val="Compact"/>
+              <w:jc w:val="center"/>
+            </w:pPr>
+            <w:r>
+              <w:t xml:space="preserve">20 jul</w:t>
+            </w:r>
+          </w:p>
+        </w:tc>
+        <w:tc>
+          <w:tcPr/>
+          <w:p>
+            <w:pPr>
+              <w:pStyle w:val="Compact"/>
+              <w:jc w:val="left"/>
+            </w:pPr>
+            <w:r>
+              <w:rPr>
+                <w:rStyle w:val="VerbatimChar"/>
+              </w:rPr>
+              <w:t xml:space="preserve">782f1a5</w:t>
+            </w:r>
+          </w:p>
+        </w:tc>
+      </w:tr>
     </w:tbl>
     <w:bookmarkEnd xmlns:a="http://schemas.openxmlformats.org/drawingml/2006/main" xmlns:pic="http://schemas.openxmlformats.org/drawingml/2006/picture" w:id="52"/>
     <w:p xmlns:a="http://schemas.openxmlformats.org/drawingml/2006/main" xmlns:pic="http://schemas.openxmlformats.org/drawingml/2006/picture">
@@ -5486,7 +5800,7 @@
         <w:rPr>
           <w:rStyle w:val="VerbatimChar"/>
         </w:rPr>
-        <w:t xml:space="preserve">───────────────────────────────────────────────────────</w:t>
+        <w:t xml:space="preserve">────────────────────────────────────────────────────────────</w:t>
       </w:r>
       <w:r>
         <w:br/>
@@ -5504,7 +5818,7 @@
         <w:rPr>
           <w:rStyle w:val="VerbatimChar"/>
         </w:rPr>
-        <w:t xml:space="preserve">                       | a jue 10| 10 jul| 13-17  | 20 jul</w:t>
+        <w:t xml:space="preserve">                       | a jue | 10 jul | 13-17  | 20 jul</w:t>
       </w:r>
       <w:r>
         <w:br/>
@@ -5513,7 +5827,7 @@
         <w:rPr>
           <w:rStyle w:val="VerbatimChar"/>
         </w:rPr>
-        <w:t xml:space="preserve">───────────────────────────────────────────────────────</w:t>
+        <w:t xml:space="preserve">                       | 10    |        |        |</w:t>
       </w:r>
       <w:r>
         <w:br/>
@@ -5522,7 +5836,7 @@
         <w:rPr>
           <w:rStyle w:val="VerbatimChar"/>
         </w:rPr>
-        <w:t xml:space="preserve">Inicio del proyecto    | ████  |        |        |</w:t>
+        <w:t xml:space="preserve">────────────────────────────────────────────────────────────</w:t>
       </w:r>
       <w:r>
         <w:br/>
@@ -5531,6 +5845,15 @@
         <w:rPr>
           <w:rStyle w:val="VerbatimChar"/>
         </w:rPr>
+        <w:t xml:space="preserve">Inicio del proyecto    | █████ |  ████  |        |</w:t>
+      </w:r>
+      <w:r>
+        <w:br/>
+      </w:r>
+      <w:r>
+        <w:rPr>
+          <w:rStyle w:val="VerbatimChar"/>
+        </w:rPr>
         <w:t xml:space="preserve">(planificación, repo)  |       |        |        |</w:t>
       </w:r>
       <w:r>
@@ -5549,7 +5872,7 @@
         <w:rPr>
           <w:rStyle w:val="VerbatimChar"/>
         </w:rPr>
-        <w:t xml:space="preserve">Modelos POO            |  ████ |        |        |</w:t>
+        <w:t xml:space="preserve">Modelos POO            | █████ |  ████  |        |</w:t>
       </w:r>
       <w:r>
         <w:br/>
@@ -5585,7 +5908,7 @@
         <w:rPr>
           <w:rStyle w:val="VerbatimChar"/>
         </w:rPr>
-        <w:t xml:space="preserve">Estructuras de datos   |   ████|        |        |</w:t>
+        <w:t xml:space="preserve">Estructuras de datos   | █████ |  ████  |        |</w:t>
       </w:r>
       <w:r>
         <w:br/>
@@ -5612,7 +5935,7 @@
         <w:rPr>
           <w:rStyle w:val="VerbatimChar"/>
         </w:rPr>
-        <w:t xml:space="preserve">Algoritmos             |    ███|        |        |</w:t>
+        <w:t xml:space="preserve">Algoritmos             | █████ |  ████  |        |</w:t>
       </w:r>
       <w:r>
         <w:br/>
@@ -5639,7 +5962,7 @@
         <w:rPr>
           <w:rStyle w:val="VerbatimChar"/>
         </w:rPr>
-        <w:t xml:space="preserve">Base de datos SQLite   |     ██|        |        |</w:t>
+        <w:t xml:space="preserve">Base de datos SQLite   | █████ |  ████  |        |</w:t>
       </w:r>
       <w:r>
         <w:br/>
@@ -5666,7 +5989,7 @@
         <w:rPr>
           <w:rStyle w:val="VerbatimChar"/>
         </w:rPr>
-        <w:t xml:space="preserve">GUI Tkinter (stubs)    |      █|        |        |</w:t>
+        <w:t xml:space="preserve">GUI Tkinter (stubs)    | █████ |  ████  |        |</w:t>
       </w:r>
       <w:r>
         <w:br/>
@@ -5684,7 +6007,7 @@
         <w:rPr>
           <w:rStyle w:val="VerbatimChar"/>
         </w:rPr>
-        <w:t xml:space="preserve">Documento Especificación|      █|   █    |        |</w:t>
+        <w:t xml:space="preserve">Documento Especificación| █████|  ████  | ██████ |</w:t>
       </w:r>
       <w:r>
         <w:br/>
@@ -5693,7 +6016,7 @@
         <w:rPr>
           <w:rStyle w:val="VerbatimChar"/>
         </w:rPr>
-        <w:t xml:space="preserve">(50%)                  |       |        |        |</w:t>
+        <w:t xml:space="preserve">(100%)                 |       |        |        |</w:t>
       </w:r>
       <w:r>
         <w:br/>
@@ -5738,7 +6061,7 @@
         <w:rPr>
           <w:rStyle w:val="VerbatimChar"/>
         </w:rPr>
-        <w:t xml:space="preserve">GUI funcional completa |       |        | ██████ |</w:t>
+        <w:t xml:space="preserve">GUI funcional completa |       |        | ██████ | ███</w:t>
       </w:r>
       <w:r>
         <w:br/>
@@ -5765,7 +6088,7 @@
         <w:rPr>
           <w:rStyle w:val="VerbatimChar"/>
         </w:rPr>
-        <w:t xml:space="preserve">BD poblada + reports   |       |        |  ████  |</w:t>
+        <w:t xml:space="preserve">BD poblada + reports   |       |        | ██████ | ███</w:t>
       </w:r>
       <w:r>
         <w:br/>
@@ -5792,7 +6115,7 @@
         <w:rPr>
           <w:rStyle w:val="VerbatimChar"/>
         </w:rPr>
-        <w:t xml:space="preserve">Pruebas unitarias      |       |        |   ███  |</w:t>
+        <w:t xml:space="preserve">Pruebas unitarias      |       |        | ██████ | ███</w:t>
       </w:r>
       <w:r>
         <w:br/>
@@ -5801,6 +6124,15 @@
         <w:rPr>
           <w:rStyle w:val="VerbatimChar"/>
         </w:rPr>
+        <w:t xml:space="preserve">(11 tests)             |       |        |        |</w:t>
+      </w:r>
+      <w:r>
+        <w:br/>
+      </w:r>
+      <w:r>
+        <w:rPr>
+          <w:rStyle w:val="VerbatimChar"/>
+        </w:rPr>
         <w:t xml:space="preserve">                       |       |        |        |</w:t>
       </w:r>
       <w:r>
@@ -5810,7 +6142,7 @@
         <w:rPr>
           <w:rStyle w:val="VerbatimChar"/>
         </w:rPr>
-        <w:t xml:space="preserve">Manual de usuario      |       |        |    ██  |</w:t>
+        <w:t xml:space="preserve">Manual de usuario      |       |        | ██████ | ███</w:t>
       </w:r>
       <w:r>
         <w:br/>
@@ -5819,7 +6151,7 @@
         <w:rPr>
           <w:rStyle w:val="VerbatimChar"/>
         </w:rPr>
-        <w:t xml:space="preserve">(capturas de pantalla) |       |        |        |</w:t>
+        <w:t xml:space="preserve">(8 capturas pantalla)  |       |        |        |</w:t>
       </w:r>
       <w:r>
         <w:br/>
@@ -5837,6 +6169,33 @@
         <w:rPr>
           <w:rStyle w:val="VerbatimChar"/>
         </w:rPr>
+        <w:t xml:space="preserve">Formato PDF académico  |       |        |        | ████</w:t>
+      </w:r>
+      <w:r>
+        <w:br/>
+      </w:r>
+      <w:r>
+        <w:rPr>
+          <w:rStyle w:val="VerbatimChar"/>
+        </w:rPr>
+        <w:t xml:space="preserve">(documento final)      |       |        |        |</w:t>
+      </w:r>
+      <w:r>
+        <w:br/>
+      </w:r>
+      <w:r>
+        <w:rPr>
+          <w:rStyle w:val="VerbatimChar"/>
+        </w:rPr>
+        <w:t xml:space="preserve">                       |       |        |        |</w:t>
+      </w:r>
+      <w:r>
+        <w:br/>
+      </w:r>
+      <w:r>
+        <w:rPr>
+          <w:rStyle w:val="VerbatimChar"/>
+        </w:rPr>
         <w:t xml:space="preserve">─── ENTREGA FINAL ──── |       |        |        |   ●</w:t>
       </w:r>
       <w:r>
@@ -5864,7 +6223,7 @@
         <w:rPr>
           <w:rStyle w:val="VerbatimChar"/>
         </w:rPr>
-        <w:t xml:space="preserve">Defensa oral           |       |        |        |   ●</w:t>
+        <w:t xml:space="preserve">Defensa oral           |       |        |        |   →</w:t>
       </w:r>
       <w:r>
         <w:br/>
@@ -5882,7 +6241,7 @@
         <w:rPr>
           <w:rStyle w:val="VerbatimChar"/>
         </w:rPr>
-        <w:t xml:space="preserve">───────────────────────────────────────────────────────</w:t>
+        <w:t xml:space="preserve">────────────────────────────────────────────────────────────</w:t>
       </w:r>
     </w:p>
     <w:bookmarkEnd xmlns:a="http://schemas.openxmlformats.org/drawingml/2006/main" xmlns:pic="http://schemas.openxmlformats.org/drawingml/2006/picture" w:id="55"/>
@@ -5891,7 +6250,7 @@
         <w:pStyle w:val="Heading3"/>
       </w:pPr>
       <w:r>
-        <w:t xml:space="preserve">9.1.2 Prioridades para la Semana 13 (13-17 julio)</w:t>
+        <w:t xml:space="preserve">9.1.2 Estado Final del Proyecto</w:t>
       </w:r>
     </w:p>
     <w:tbl xmlns:a="http://schemas.openxmlformats.org/drawingml/2006/main" xmlns:pic="http://schemas.openxmlformats.org/drawingml/2006/picture">
@@ -5903,9 +6262,10 @@
         <w:tblLook w:firstRow="1" w:lastRow="0" w:firstColumn="0" w:lastColumn="0" w:noHBand="0" w:noVBand="0" w:val="0020"/>
       </w:tblPr>
       <w:tblGrid>
-        <w:gridCol w:w="2810"/>
-        <w:gridCol w:w="1788"/>
-        <w:gridCol w:w="3321"/>
+        <w:gridCol w:w="1195"/>
+        <w:gridCol w:w="1195"/>
+        <w:gridCol w:w="3436"/>
+        <w:gridCol w:w="2092"/>
       </w:tblGrid>
       <w:tr>
         <w:trPr>
@@ -5919,7 +6279,31 @@
               <w:jc w:val="center"/>
             </w:pPr>
             <w:r>
-              <w:t xml:space="preserve">Prioridad</w:t>
+              <w:t xml:space="preserve">Módulo</w:t>
+            </w:r>
+          </w:p>
+        </w:tc>
+        <w:tc>
+          <w:tcPr/>
+          <w:p>
+            <w:pPr>
+              <w:pStyle w:val="Compact"/>
+              <w:jc w:val="center"/>
+            </w:pPr>
+            <w:r>
+              <w:t xml:space="preserve">Estado</w:t>
+            </w:r>
+          </w:p>
+        </w:tc>
+        <w:tc>
+          <w:tcPr/>
+          <w:p>
+            <w:pPr>
+              <w:pStyle w:val="Compact"/>
+              <w:jc w:val="center"/>
+            </w:pPr>
+            <w:r>
+              <w:t xml:space="preserve">Fecha de finalización</w:t>
             </w:r>
           </w:p>
         </w:tc>
@@ -5931,19 +6315,7 @@
               <w:jc w:val="left"/>
             </w:pPr>
             <w:r>
-              <w:t xml:space="preserve">Tarea</w:t>
-            </w:r>
-          </w:p>
-        </w:tc>
-        <w:tc>
-          <w:tcPr/>
-          <w:p>
-            <w:pPr>
-              <w:pStyle w:val="Compact"/>
-              <w:jc w:val="left"/>
-            </w:pPr>
-            <w:r>
-              <w:t xml:space="preserve">Responsable</w:t>
+              <w:t xml:space="preserve">Observaciones</w:t>
             </w:r>
           </w:p>
         </w:tc>
@@ -5957,36 +6329,10 @@
               <w:jc w:val="center"/>
             </w:pPr>
             <w:r>
-              <w:t xml:space="preserve">🔴 Alta</w:t>
+              <w:t xml:space="preserve">Modelos POO (7 clases)</w:t>
             </w:r>
           </w:p>
         </w:tc>
-        <w:tc>
-          <w:tcPr/>
-          <w:p>
-            <w:pPr>
-              <w:pStyle w:val="Compact"/>
-              <w:jc w:val="left"/>
-            </w:pPr>
-            <w:r>
-              <w:t xml:space="preserve">Implementar formularios CRUD en GUI (Registrar Socio, Agregar Libro)</w:t>
-            </w:r>
-          </w:p>
-        </w:tc>
-        <w:tc>
-          <w:tcPr/>
-          <w:p>
-            <w:pPr>
-              <w:pStyle w:val="Compact"/>
-              <w:jc w:val="left"/>
-            </w:pPr>
-            <w:r>
-              <w:t xml:space="preserve">Jodie Parrales</w:t>
-            </w:r>
-          </w:p>
-        </w:tc>
-      </w:tr>
-      <w:tr>
         <w:tc>
           <w:tcPr/>
           <w:p>
@@ -6004,10 +6350,10 @@
           <w:p>
             <w:pPr>
               <w:pStyle w:val="Compact"/>
-              <w:jc w:val="left"/>
+              <w:jc w:val="center"/>
             </w:pPr>
             <w:r>
-              <w:t xml:space="preserve">Poblar la base de datos con datos de prueba (seed.py — 7 socios + 8 libros)</w:t>
+              <w:t xml:space="preserve">10-jul</w:t>
             </w:r>
           </w:p>
         </w:tc>
@@ -6019,7 +6365,7 @@
               <w:jc w:val="left"/>
             </w:pPr>
             <w:r>
-              <w:t xml:space="preserve">Cindy Ayoví</w:t>
+              <w:t xml:space="preserve">Herencia, encapsulamiento, polimorfismo</w:t>
             </w:r>
           </w:p>
         </w:tc>
@@ -6033,7 +6379,31 @@
               <w:jc w:val="center"/>
             </w:pPr>
             <w:r>
-              <w:t xml:space="preserve">🟡 Media</w:t>
+              <w:t xml:space="preserve">Estructuras de datos (3)</w:t>
+            </w:r>
+          </w:p>
+        </w:tc>
+        <w:tc>
+          <w:tcPr/>
+          <w:p>
+            <w:pPr>
+              <w:pStyle w:val="Compact"/>
+              <w:jc w:val="center"/>
+            </w:pPr>
+            <w:r>
+              <w:t xml:space="preserve">✅ Completado</w:t>
+            </w:r>
+          </w:p>
+        </w:tc>
+        <w:tc>
+          <w:tcPr/>
+          <w:p>
+            <w:pPr>
+              <w:pStyle w:val="Compact"/>
+              <w:jc w:val="center"/>
+            </w:pPr>
+            <w:r>
+              <w:t xml:space="preserve">10-jul</w:t>
             </w:r>
           </w:p>
         </w:tc>
@@ -6045,19 +6415,7 @@
               <w:jc w:val="left"/>
             </w:pPr>
             <w:r>
-              <w:t xml:space="preserve">Completar lógica de préstamos y devoluciones en GUI</w:t>
-            </w:r>
-          </w:p>
-        </w:tc>
-        <w:tc>
-          <w:tcPr/>
-          <w:p>
-            <w:pPr>
-              <w:pStyle w:val="Compact"/>
-              <w:jc w:val="left"/>
-            </w:pPr>
-            <w:r>
-              <w:t xml:space="preserve">Jodie + Cesar</w:t>
+              <w:t xml:space="preserve">LinkedList, Queue, Stack</w:t>
             </w:r>
           </w:p>
         </w:tc>
@@ -6071,7 +6429,31 @@
               <w:jc w:val="center"/>
             </w:pPr>
             <w:r>
-              <w:t xml:space="preserve">🟡 Media</w:t>
+              <w:t xml:space="preserve">Algoritmos (6)</w:t>
+            </w:r>
+          </w:p>
+        </w:tc>
+        <w:tc>
+          <w:tcPr/>
+          <w:p>
+            <w:pPr>
+              <w:pStyle w:val="Compact"/>
+              <w:jc w:val="center"/>
+            </w:pPr>
+            <w:r>
+              <w:t xml:space="preserve">✅ Completado</w:t>
+            </w:r>
+          </w:p>
+        </w:tc>
+        <w:tc>
+          <w:tcPr/>
+          <w:p>
+            <w:pPr>
+              <w:pStyle w:val="Compact"/>
+              <w:jc w:val="center"/>
+            </w:pPr>
+            <w:r>
+              <w:t xml:space="preserve">10-jul</w:t>
             </w:r>
           </w:p>
         </w:tc>
@@ -6083,19 +6465,7 @@
               <w:jc w:val="left"/>
             </w:pPr>
             <w:r>
-              <w:t xml:space="preserve">Pruebas de integración módulo BD + GUI</w:t>
-            </w:r>
-          </w:p>
-        </w:tc>
-        <w:tc>
-          <w:tcPr/>
-          <w:p>
-            <w:pPr>
-              <w:pStyle w:val="Compact"/>
-              <w:jc w:val="left"/>
-            </w:pPr>
-            <w:r>
-              <w:t xml:space="preserve">Mayra Vera</w:t>
+              <w:t xml:space="preserve">Bubble, Insertion, Merge, Quick, Lineal, Binaria</w:t>
             </w:r>
           </w:p>
         </w:tc>
@@ -6109,7 +6479,31 @@
               <w:jc w:val="center"/>
             </w:pPr>
             <w:r>
-              <w:t xml:space="preserve">🟢 Baja</w:t>
+              <w:t xml:space="preserve">Base de datos SQLite (4 tablas)</w:t>
+            </w:r>
+          </w:p>
+        </w:tc>
+        <w:tc>
+          <w:tcPr/>
+          <w:p>
+            <w:pPr>
+              <w:pStyle w:val="Compact"/>
+              <w:jc w:val="center"/>
+            </w:pPr>
+            <w:r>
+              <w:t xml:space="preserve">✅ Completado</w:t>
+            </w:r>
+          </w:p>
+        </w:tc>
+        <w:tc>
+          <w:tcPr/>
+          <w:p>
+            <w:pPr>
+              <w:pStyle w:val="Compact"/>
+              <w:jc w:val="center"/>
+            </w:pPr>
+            <w:r>
+              <w:t xml:space="preserve">11-jul</w:t>
             </w:r>
           </w:p>
         </w:tc>
@@ -6121,7 +6515,45 @@
               <w:jc w:val="left"/>
             </w:pPr>
             <w:r>
-              <w:t xml:space="preserve">Manual de usuario con capturas de pantalla</w:t>
+              <w:t xml:space="preserve">socios, libros, prestamos, reservas</w:t>
+            </w:r>
+          </w:p>
+        </w:tc>
+      </w:tr>
+      <w:tr>
+        <w:tc>
+          <w:tcPr/>
+          <w:p>
+            <w:pPr>
+              <w:pStyle w:val="Compact"/>
+              <w:jc w:val="center"/>
+            </w:pPr>
+            <w:r>
+              <w:t xml:space="preserve">Repositorios CRUD (4)</w:t>
+            </w:r>
+          </w:p>
+        </w:tc>
+        <w:tc>
+          <w:tcPr/>
+          <w:p>
+            <w:pPr>
+              <w:pStyle w:val="Compact"/>
+              <w:jc w:val="center"/>
+            </w:pPr>
+            <w:r>
+              <w:t xml:space="preserve">✅ Completado</w:t>
+            </w:r>
+          </w:p>
+        </w:tc>
+        <w:tc>
+          <w:tcPr/>
+          <w:p>
+            <w:pPr>
+              <w:pStyle w:val="Compact"/>
+              <w:jc w:val="center"/>
+            </w:pPr>
+            <w:r>
+              <w:t xml:space="preserve">14-jul</w:t>
             </w:r>
           </w:p>
         </w:tc>
@@ -6133,7 +6565,279 @@
               <w:jc w:val="left"/>
             </w:pPr>
             <w:r>
-              <w:t xml:space="preserve">Mayra Vera</w:t>
+              <w:t xml:space="preserve">socio_repo, libro_repo, prestamo_repo, reserva_repo</w:t>
+            </w:r>
+          </w:p>
+        </w:tc>
+      </w:tr>
+      <w:tr>
+        <w:tc>
+          <w:tcPr/>
+          <w:p>
+            <w:pPr>
+              <w:pStyle w:val="Compact"/>
+              <w:jc w:val="center"/>
+            </w:pPr>
+            <w:r>
+              <w:t xml:space="preserve">GUI Tkinter (19 funciones)</w:t>
+            </w:r>
+          </w:p>
+        </w:tc>
+        <w:tc>
+          <w:tcPr/>
+          <w:p>
+            <w:pPr>
+              <w:pStyle w:val="Compact"/>
+              <w:jc w:val="center"/>
+            </w:pPr>
+            <w:r>
+              <w:t xml:space="preserve">✅ Completado</w:t>
+            </w:r>
+          </w:p>
+        </w:tc>
+        <w:tc>
+          <w:tcPr/>
+          <w:p>
+            <w:pPr>
+              <w:pStyle w:val="Compact"/>
+              <w:jc w:val="center"/>
+            </w:pPr>
+            <w:r>
+              <w:t xml:space="preserve">17-jul</w:t>
+            </w:r>
+          </w:p>
+        </w:tc>
+        <w:tc>
+          <w:tcPr/>
+          <w:p>
+            <w:pPr>
+              <w:pStyle w:val="Compact"/>
+              <w:jc w:val="left"/>
+            </w:pPr>
+            <w:r>
+              <w:t xml:space="preserve">Formularios: socios, libros, préstamos, reservas</w:t>
+            </w:r>
+          </w:p>
+        </w:tc>
+      </w:tr>
+      <w:tr>
+        <w:tc>
+          <w:tcPr/>
+          <w:p>
+            <w:pPr>
+              <w:pStyle w:val="Compact"/>
+              <w:jc w:val="center"/>
+            </w:pPr>
+            <w:r>
+              <w:t xml:space="preserve">Pruebas unitarias (11)</w:t>
+            </w:r>
+          </w:p>
+        </w:tc>
+        <w:tc>
+          <w:tcPr/>
+          <w:p>
+            <w:pPr>
+              <w:pStyle w:val="Compact"/>
+              <w:jc w:val="center"/>
+            </w:pPr>
+            <w:r>
+              <w:t xml:space="preserve">✅ Completado</w:t>
+            </w:r>
+          </w:p>
+        </w:tc>
+        <w:tc>
+          <w:tcPr/>
+          <w:p>
+            <w:pPr>
+              <w:pStyle w:val="Compact"/>
+              <w:jc w:val="center"/>
+            </w:pPr>
+            <w:r>
+              <w:t xml:space="preserve">18-jul</w:t>
+            </w:r>
+          </w:p>
+        </w:tc>
+        <w:tc>
+          <w:tcPr/>
+          <w:p>
+            <w:pPr>
+              <w:pStyle w:val="Compact"/>
+              <w:jc w:val="left"/>
+            </w:pPr>
+            <w:r>
+              <w:t xml:space="preserve">Todos los tests pasan</w:t>
+            </w:r>
+          </w:p>
+        </w:tc>
+      </w:tr>
+      <w:tr>
+        <w:tc>
+          <w:tcPr/>
+          <w:p>
+            <w:pPr>
+              <w:pStyle w:val="Compact"/>
+              <w:jc w:val="center"/>
+            </w:pPr>
+            <w:r>
+              <w:t xml:space="preserve">Manual de usuario</w:t>
+            </w:r>
+          </w:p>
+        </w:tc>
+        <w:tc>
+          <w:tcPr/>
+          <w:p>
+            <w:pPr>
+              <w:pStyle w:val="Compact"/>
+              <w:jc w:val="center"/>
+            </w:pPr>
+            <w:r>
+              <w:t xml:space="preserve">✅ Completado</w:t>
+            </w:r>
+          </w:p>
+        </w:tc>
+        <w:tc>
+          <w:tcPr/>
+          <w:p>
+            <w:pPr>
+              <w:pStyle w:val="Compact"/>
+              <w:jc w:val="center"/>
+            </w:pPr>
+            <w:r>
+              <w:t xml:space="preserve">20-jul</w:t>
+            </w:r>
+          </w:p>
+        </w:tc>
+        <w:tc>
+          <w:tcPr/>
+          <w:p>
+            <w:pPr>
+              <w:pStyle w:val="Compact"/>
+              <w:jc w:val="left"/>
+            </w:pPr>
+            <w:r>
+              <w:t xml:space="preserve">8 secciones + 8 capturas de pantalla</w:t>
+            </w:r>
+          </w:p>
+        </w:tc>
+      </w:tr>
+      <w:tr>
+        <w:tc>
+          <w:tcPr/>
+          <w:p>
+            <w:pPr>
+              <w:pStyle w:val="Compact"/>
+              <w:jc w:val="center"/>
+            </w:pPr>
+            <w:r>
+              <w:t xml:space="preserve">Formato PDF académico</w:t>
+            </w:r>
+          </w:p>
+        </w:tc>
+        <w:tc>
+          <w:tcPr/>
+          <w:p>
+            <w:pPr>
+              <w:pStyle w:val="Compact"/>
+              <w:jc w:val="center"/>
+            </w:pPr>
+            <w:r>
+              <w:t xml:space="preserve">✅ Completado</w:t>
+            </w:r>
+          </w:p>
+        </w:tc>
+        <w:tc>
+          <w:tcPr/>
+          <w:p>
+            <w:pPr>
+              <w:pStyle w:val="Compact"/>
+              <w:jc w:val="center"/>
+            </w:pPr>
+            <w:r>
+              <w:t xml:space="preserve">20-jul</w:t>
+            </w:r>
+          </w:p>
+        </w:tc>
+        <w:tc>
+          <w:tcPr/>
+          <w:p>
+            <w:pPr>
+              <w:pStyle w:val="Compact"/>
+              <w:jc w:val="left"/>
+            </w:pPr>
+            <w:r>
+              <w:t xml:space="preserve">Portada, header/footer, tabla elegante</w:t>
+            </w:r>
+          </w:p>
+        </w:tc>
+      </w:tr>
+      <w:tr>
+        <w:tc>
+          <w:tcPr/>
+          <w:p>
+            <w:pPr>
+              <w:pStyle w:val="Compact"/>
+              <w:jc w:val="center"/>
+            </w:pPr>
+            <w:r>
+              <w:rPr>
+                <w:b/>
+                <w:bCs/>
+              </w:rPr>
+              <w:t xml:space="preserve">Defensa oral</w:t>
+            </w:r>
+          </w:p>
+        </w:tc>
+        <w:tc>
+          <w:tcPr/>
+          <w:p>
+            <w:pPr>
+              <w:pStyle w:val="Compact"/>
+              <w:jc w:val="center"/>
+            </w:pPr>
+            <w:r>
+              <w:t xml:space="preserve">⏳</w:t>
+            </w:r>
+            <w:r>
+              <w:t xml:space="preserve"> </w:t>
+            </w:r>
+            <w:r>
+              <w:rPr>
+                <w:b/>
+                <w:bCs/>
+              </w:rPr>
+              <w:t xml:space="preserve">Pendiente</w:t>
+            </w:r>
+          </w:p>
+        </w:tc>
+        <w:tc>
+          <w:tcPr/>
+          <w:p>
+            <w:pPr>
+              <w:pStyle w:val="Compact"/>
+              <w:jc w:val="center"/>
+            </w:pPr>
+            <w:r>
+              <w:rPr>
+                <w:b/>
+                <w:bCs/>
+              </w:rPr>
+              <w:t xml:space="preserve">27-jul</w:t>
+            </w:r>
+          </w:p>
+        </w:tc>
+        <w:tc>
+          <w:tcPr/>
+          <w:p>
+            <w:pPr>
+              <w:pStyle w:val="Compact"/>
+              <w:jc w:val="left"/>
+            </w:pPr>
+            <w:r>
+              <w:rPr>
+                <w:b/>
+                <w:bCs/>
+              </w:rPr>
+              <w:t xml:space="preserve">Semana 15</w:t>
             </w:r>
           </w:p>
         </w:tc>
@@ -14092,7 +14796,6 @@
   <w:p>
     <w:pPr>
       <w:pStyle w:val="Footer"/>
-      <w:spacing w:before="0" w:after="0"/>
       <w:jc w:val="center"/>
       <w:pBdr>
         <w:top w:val="single" w:sz="2" w:space="4" w:color="DDDDDD"/>
@@ -14104,7 +14807,7 @@
         <w:color w:val="969696"/>
         <w:sz w:val="15"/>
       </w:rPr>
-      <w:t xml:space="preserve">Grupo #1 — Programacion 2  |  Pag. </w:t>
+      <w:t xml:space="preserve">Grupo #1 - Programacion 2  |  Pag. </w:t>
     </w:r>
     <w:fldSimple w:instr=" PAGE ">
       <w:r>
@@ -14120,7 +14823,6 @@
   <w:p>
     <w:pPr>
       <w:pStyle w:val="Header"/>
-      <w:spacing w:before="0" w:after="0"/>
       <w:jc w:val="right"/>
       <w:pBdr>
         <w:bottom w:val="single" w:sz="2" w:space="4" w:color="BBBBBB"/>
@@ -14132,7 +14834,7 @@
         <w:color w:val="969696"/>
         <w:sz w:val="15"/>
       </w:rPr>
-      <w:t>UAE  |  Grupo #1 — Programacion 2  |  3er Semestre</w:t>
+      <w:t>UAE  |  Grupo #1 - Programacion 2  |  3er Semestre</w:t>
     </w:r>
   </w:p>
 </w:hdr>

--- a/docs/especificacion-proyecto.docx
+++ b/docs/especificacion-proyecto.docx
@@ -10,7 +10,7 @@
       <w:r>
         <w:drawing>
           <wp:inline xmlns:a="http://schemas.openxmlformats.org/drawingml/2006/main" xmlns:pic="http://schemas.openxmlformats.org/drawingml/2006/picture">
-            <wp:extent cx="777240" cy="780773"/>
+            <wp:extent cx="731520" cy="734845"/>
             <wp:docPr id="1" name="Picture 1"/>
             <wp:cNvGraphicFramePr>
               <a:graphicFrameLocks noChangeAspect="1"/>
@@ -31,7 +31,7 @@
                   <pic:spPr>
                     <a:xfrm>
                       <a:off x="0" y="0"/>
-                      <a:ext cx="777240" cy="780773"/>
+                      <a:ext cx="731520" cy="734845"/>
                     </a:xfrm>
                     <a:prstGeom prst="rect"/>
                   </pic:spPr>
@@ -44,7 +44,7 @@
     </w:p>
     <w:p>
       <w:pPr>
-        <w:spacing w:before="80" w:after="0" w:line="240" w:lineRule="auto"/>
+        <w:spacing w:before="60" w:after="0" w:line="240" w:lineRule="auto"/>
         <w:jc w:val="center"/>
       </w:pPr>
       <w:r>
@@ -74,7 +74,7 @@
     </w:p>
     <w:p>
       <w:pPr>
-        <w:spacing w:before="0" w:after="40" w:line="240" w:lineRule="auto"/>
+        <w:spacing w:before="0" w:after="20" w:line="240" w:lineRule="auto"/>
         <w:jc w:val="center"/>
       </w:pPr>
       <w:r>
@@ -89,11 +89,76 @@
     </w:p>
     <w:p>
       <w:pPr>
-        <w:spacing w:before="0" w:after="0" w:line="80" w:lineRule="exact"/>
+        <w:spacing w:before="0" w:after="0" w:line="60" w:lineRule="exact"/>
       </w:pPr>
       <w:r>
         <w:rPr>
-          <w:sz w:val="8"/>
+          <w:sz w:val="6"/>
+        </w:rPr>
+      </w:r>
+    </w:p>
+    <w:p>
+      <w:pPr>
+        <w:spacing w:before="0" w:after="20" w:line="240" w:lineRule="auto"/>
+        <w:jc w:val="center"/>
+      </w:pPr>
+      <w:r>
+        <w:rPr>
+          <w:rFonts w:ascii="Calibri" w:hAnsi="Calibri"/>
+          <w:b w:val="0"/>
+          <w:color w:val="2980B9"/>
+          <w:sz w:val="12"/>
+        </w:rPr>
+        <w:t>----------------</w:t>
+      </w:r>
+    </w:p>
+    <w:p>
+      <w:pPr>
+        <w:spacing w:before="0" w:after="0" w:line="20" w:lineRule="exact"/>
+      </w:pPr>
+      <w:r>
+        <w:rPr>
+          <w:sz w:val="2"/>
+        </w:rPr>
+      </w:r>
+    </w:p>
+    <w:p>
+      <w:pPr>
+        <w:spacing w:before="0" w:after="20" w:line="240" w:lineRule="auto"/>
+        <w:jc w:val="center"/>
+      </w:pPr>
+      <w:r>
+        <w:rPr>
+          <w:rFonts w:ascii="Calibri" w:hAnsi="Calibri"/>
+          <w:b/>
+          <w:color w:val="1B4F72"/>
+          <w:sz w:val="26"/>
+        </w:rPr>
+        <w:t>Sistema de Gestion de Biblioteca Universitaria</w:t>
+      </w:r>
+    </w:p>
+    <w:p>
+      <w:pPr>
+        <w:spacing w:before="0" w:after="20" w:line="240" w:lineRule="auto"/>
+        <w:jc w:val="center"/>
+      </w:pPr>
+      <w:r>
+        <w:rPr>
+          <w:rFonts w:ascii="Calibri" w:hAnsi="Calibri"/>
+          <w:b w:val="0"/>
+          <w:color w:val="34495E"/>
+          <w:sz w:val="20"/>
+        </w:rPr>
+        <w:t>Documento de Especificacion del Proyecto</w:t>
+      </w:r>
+    </w:p>
+    <w:p>
+      <w:pPr>
+        <w:spacing w:before="0" w:after="0" w:line="20" w:lineRule="exact"/>
+      </w:pPr>
+      <w:r>
+        <w:rPr>
+          <w:sz w:val="2"/>
         </w:rPr>
       </w:r>
     </w:p>
@@ -109,72 +174,7 @@
           <w:color w:val="2980B9"/>
           <w:sz w:val="12"/>
         </w:rPr>
-        <w:t>------------------</w:t>
-      </w:r>
-    </w:p>
-    <w:p>
-      <w:pPr>
-        <w:spacing w:before="0" w:after="0" w:line="40" w:lineRule="exact"/>
-      </w:pPr>
-      <w:r>
-        <w:rPr>
-          <w:sz w:val="4"/>
-        </w:rPr>
-      </w:r>
-    </w:p>
-    <w:p>
-      <w:pPr>
-        <w:spacing w:before="0" w:after="20" w:line="240" w:lineRule="auto"/>
-        <w:jc w:val="center"/>
-      </w:pPr>
-      <w:r>
-        <w:rPr>
-          <w:rFonts w:ascii="Calibri" w:hAnsi="Calibri"/>
-          <w:b/>
-          <w:color w:val="1B4F72"/>
-          <w:sz w:val="26"/>
-        </w:rPr>
-        <w:t>Sistema de Gestion de Biblioteca Universitaria</w:t>
-      </w:r>
-    </w:p>
-    <w:p>
-      <w:pPr>
-        <w:spacing w:before="0" w:after="40" w:line="240" w:lineRule="auto"/>
-        <w:jc w:val="center"/>
-      </w:pPr>
-      <w:r>
-        <w:rPr>
-          <w:rFonts w:ascii="Calibri" w:hAnsi="Calibri"/>
-          <w:b w:val="0"/>
-          <w:color w:val="34495E"/>
-          <w:sz w:val="20"/>
-        </w:rPr>
-        <w:t>Documento de Especificacion del Proyecto</w:t>
-      </w:r>
-    </w:p>
-    <w:p>
-      <w:pPr>
-        <w:spacing w:before="0" w:after="0" w:line="40" w:lineRule="exact"/>
-      </w:pPr>
-      <w:r>
-        <w:rPr>
-          <w:sz w:val="4"/>
-        </w:rPr>
-      </w:r>
-    </w:p>
-    <w:p>
-      <w:pPr>
-        <w:spacing w:before="0" w:after="60" w:line="240" w:lineRule="auto"/>
-        <w:jc w:val="center"/>
-      </w:pPr>
-      <w:r>
-        <w:rPr>
-          <w:rFonts w:ascii="Calibri" w:hAnsi="Calibri"/>
-          <w:b w:val="0"/>
-          <w:color w:val="2980B9"/>
-          <w:sz w:val="12"/>
-        </w:rPr>
-        <w:t>--------------</w:t>
+        <w:t>------------</w:t>
       </w:r>
     </w:p>
     <w:tbl>
@@ -512,7 +512,7 @@
     </w:p>
     <w:p>
       <w:pPr>
-        <w:spacing w:before="40" w:after="0" w:line="240" w:lineRule="auto"/>
+        <w:spacing w:before="20" w:after="0" w:line="240" w:lineRule="auto"/>
         <w:jc w:val="center"/>
       </w:pPr>
       <w:r>
@@ -1336,10 +1336,154 @@
     </w:p>
     <w:p xmlns:a="http://schemas.openxmlformats.org/drawingml/2006/main" xmlns:pic="http://schemas.openxmlformats.org/drawingml/2006/picture">
       <w:pPr>
-        <w:pStyle w:val="Heading4"/>
+        <w:pStyle w:val="FirstParagraph"/>
       </w:pPr>
       <w:r>
+        <w:rPr>
+          <w:b/>
+          <w:bCs/>
+        </w:rPr>
         <w:t xml:space="preserve">5.2.1 Lista Enlazada Simple</w:t>
+      </w:r>
+    </w:p>
+    <w:p xmlns:a="http://schemas.openxmlformats.org/drawingml/2006/main" xmlns:pic="http://schemas.openxmlformats.org/drawingml/2006/picture">
+      <w:pPr>
+        <w:pStyle w:val="BodyText"/>
+      </w:pPr>
+      <w:r>
+        <w:t xml:space="preserve">Estructura lineal donde cada elemento (nodo) contiene un valor y un puntero al siguiente nodo. Permite inserciones y eliminaciones sin reorganizar memoria. Se implementó</w:t>
+      </w:r>
+      <w:r>
+        <w:t xml:space="preserve"> </w:t>
+      </w:r>
+      <w:r>
+        <w:rPr>
+          <w:rStyle w:val="VerbatimChar"/>
+        </w:rPr>
+        <w:t xml:space="preserve">LinkedList</w:t>
+      </w:r>
+      <w:r>
+        <w:t xml:space="preserve"> </w:t>
+      </w:r>
+      <w:r>
+        <w:t xml:space="preserve">como base para la cola y la pila.</w:t>
+      </w:r>
+    </w:p>
+    <w:p xmlns:a="http://schemas.openxmlformats.org/drawingml/2006/main" xmlns:pic="http://schemas.openxmlformats.org/drawingml/2006/picture">
+      <w:pPr>
+        <w:pStyle w:val="BodyText"/>
+      </w:pPr>
+      <w:r>
+        <w:rPr>
+          <w:b/>
+          <w:bCs/>
+        </w:rPr>
+        <w:t xml:space="preserve">Referencia:</w:t>
+      </w:r>
+      <w:r>
+        <w:t xml:space="preserve"> </w:t>
+      </w:r>
+      <w:r>
+        <w:t xml:space="preserve">Weiss, M. A. (2013).</w:t>
+      </w:r>
+      <w:r>
+        <w:t xml:space="preserve"> </w:t>
+      </w:r>
+      <w:r>
+        <w:rPr>
+          <w:i/>
+          <w:iCs/>
+        </w:rPr>
+        <w:t xml:space="preserve">Estructuras de datos y algoritmos</w:t>
+      </w:r>
+      <w:r>
+        <w:t xml:space="preserve"> </w:t>
+      </w:r>
+      <w:r>
+        <w:t xml:space="preserve">(4ª ed.). Pearson Educación.</w:t>
+      </w:r>
+    </w:p>
+    <w:p xmlns:a="http://schemas.openxmlformats.org/drawingml/2006/main" xmlns:pic="http://schemas.openxmlformats.org/drawingml/2006/picture">
+      <w:pPr>
+        <w:pStyle w:val="BodyText"/>
+      </w:pPr>
+      <w:r>
+        <w:rPr>
+          <w:b/>
+          <w:bCs/>
+        </w:rPr>
+        <w:t xml:space="preserve">5.2.2 Cola (Queue — FIFO)</w:t>
+      </w:r>
+    </w:p>
+    <w:p xmlns:a="http://schemas.openxmlformats.org/drawingml/2006/main" xmlns:pic="http://schemas.openxmlformats.org/drawingml/2006/picture">
+      <w:pPr>
+        <w:pStyle w:val="BodyText"/>
+      </w:pPr>
+      <w:r>
+        <w:t xml:space="preserve">El primer elemento en entrar es el primero en salir (First In, First Out). Se utiliza para gestionar las reservas de libros en orden de llegada.</w:t>
+      </w:r>
+    </w:p>
+    <w:p xmlns:a="http://schemas.openxmlformats.org/drawingml/2006/main" xmlns:pic="http://schemas.openxmlformats.org/drawingml/2006/picture">
+      <w:pPr>
+        <w:pStyle w:val="BodyText"/>
+      </w:pPr>
+      <w:r>
+        <w:rPr>
+          <w:b/>
+          <w:bCs/>
+        </w:rPr>
+        <w:t xml:space="preserve">5.2.3 Pila (Stack — LIFO)</w:t>
+      </w:r>
+    </w:p>
+    <w:p xmlns:a="http://schemas.openxmlformats.org/drawingml/2006/main" xmlns:pic="http://schemas.openxmlformats.org/drawingml/2006/picture">
+      <w:pPr>
+        <w:pStyle w:val="BodyText"/>
+      </w:pPr>
+      <w:r>
+        <w:t xml:space="preserve">El último elemento en entrar es el primero en salir (Last In, First Out). Se utiliza para deshacer operaciones (undo) de préstamos y devoluciones.</w:t>
+      </w:r>
+    </w:p>
+    <w:p xmlns:a="http://schemas.openxmlformats.org/drawingml/2006/main" xmlns:pic="http://schemas.openxmlformats.org/drawingml/2006/picture">
+      <w:pPr>
+        <w:pStyle w:val="BodyText"/>
+      </w:pPr>
+      <w:r>
+        <w:rPr>
+          <w:b/>
+          <w:bCs/>
+        </w:rPr>
+        <w:t xml:space="preserve">Referencia:</w:t>
+      </w:r>
+      <w:r>
+        <w:t xml:space="preserve"> </w:t>
+      </w:r>
+      <w:r>
+        <w:t xml:space="preserve">Cairo, O., &amp; Guardati, S. (2006).</w:t>
+      </w:r>
+      <w:r>
+        <w:t xml:space="preserve"> </w:t>
+      </w:r>
+      <w:r>
+        <w:rPr>
+          <w:i/>
+          <w:iCs/>
+        </w:rPr>
+        <w:t xml:space="preserve">Estructuras de datos</w:t>
+      </w:r>
+      <w:r>
+        <w:t xml:space="preserve"> </w:t>
+      </w:r>
+      <w:r>
+        <w:t xml:space="preserve">(3ª ed.). McGraw-Hill.</w:t>
+      </w:r>
+    </w:p>
+    <w:bookmarkEnd xmlns:a="http://schemas.openxmlformats.org/drawingml/2006/main" xmlns:pic="http://schemas.openxmlformats.org/drawingml/2006/picture" w:id="30"/>
+    <w:p xmlns:a="http://schemas.openxmlformats.org/drawingml/2006/main" xmlns:pic="http://schemas.openxmlformats.org/drawingml/2006/picture">
+      <w:pPr>
+        <w:pStyle w:val="Heading3"/>
+      </w:pPr>
+      <w:r>
+        <w:t xml:space="preserve">5.3 Algoritmos de Ordenamiento y Búsqueda</w:t>
       </w:r>
     </w:p>
     <w:p xmlns:a="http://schemas.openxmlformats.org/drawingml/2006/main" xmlns:pic="http://schemas.openxmlformats.org/drawingml/2006/picture">
@@ -1347,141 +1491,10 @@
         <w:pStyle w:val="FirstParagraph"/>
       </w:pPr>
       <w:r>
-        <w:t xml:space="preserve">Estructura lineal donde cada elemento (nodo) contiene un valor y un puntero al siguiente nodo. Permite inserciones y eliminaciones sin reorganizar memoria. Se implementó</w:t>
-      </w:r>
-      <w:r>
-        <w:t xml:space="preserve"> </w:t>
-      </w:r>
-      <w:r>
-        <w:rPr>
-          <w:rStyle w:val="VerbatimChar"/>
-        </w:rPr>
-        <w:t xml:space="preserve">LinkedList</w:t>
-      </w:r>
-      <w:r>
-        <w:t xml:space="preserve"> </w:t>
-      </w:r>
-      <w:r>
-        <w:t xml:space="preserve">como base para la cola y la pila.</w:t>
-      </w:r>
-    </w:p>
-    <w:p xmlns:a="http://schemas.openxmlformats.org/drawingml/2006/main" xmlns:pic="http://schemas.openxmlformats.org/drawingml/2006/picture">
-      <w:pPr>
-        <w:pStyle w:val="BodyText"/>
-      </w:pPr>
-      <w:r>
         <w:rPr>
           <w:b/>
           <w:bCs/>
         </w:rPr>
-        <w:t xml:space="preserve">Referencia:</w:t>
-      </w:r>
-      <w:r>
-        <w:t xml:space="preserve"> </w:t>
-      </w:r>
-      <w:r>
-        <w:t xml:space="preserve">Weiss, M. A. (2013).</w:t>
-      </w:r>
-      <w:r>
-        <w:t xml:space="preserve"> </w:t>
-      </w:r>
-      <w:r>
-        <w:rPr>
-          <w:i/>
-          <w:iCs/>
-        </w:rPr>
-        <w:t xml:space="preserve">Estructuras de datos y algoritmos</w:t>
-      </w:r>
-      <w:r>
-        <w:t xml:space="preserve"> </w:t>
-      </w:r>
-      <w:r>
-        <w:t xml:space="preserve">(4ª ed.). Pearson Educación.</w:t>
-      </w:r>
-    </w:p>
-    <w:bookmarkEnd xmlns:a="http://schemas.openxmlformats.org/drawingml/2006/main" xmlns:pic="http://schemas.openxmlformats.org/drawingml/2006/picture" w:id="30"/>
-    <w:p xmlns:a="http://schemas.openxmlformats.org/drawingml/2006/main" xmlns:pic="http://schemas.openxmlformats.org/drawingml/2006/picture">
-      <w:pPr>
-        <w:pStyle w:val="Heading4"/>
-      </w:pPr>
-      <w:r>
-        <w:t xml:space="preserve">5.2.2 Cola (Queue — FIFO)</w:t>
-      </w:r>
-    </w:p>
-    <w:p xmlns:a="http://schemas.openxmlformats.org/drawingml/2006/main" xmlns:pic="http://schemas.openxmlformats.org/drawingml/2006/picture">
-      <w:pPr>
-        <w:pStyle w:val="FirstParagraph"/>
-      </w:pPr>
-      <w:r>
-        <w:t xml:space="preserve">El primer elemento en entrar es el primero en salir (First In, First Out). Se utiliza para gestionar las reservas de libros en orden de llegada.</w:t>
-      </w:r>
-    </w:p>
-    <w:bookmarkEnd xmlns:a="http://schemas.openxmlformats.org/drawingml/2006/main" xmlns:pic="http://schemas.openxmlformats.org/drawingml/2006/picture" w:id="31"/>
-    <w:p xmlns:a="http://schemas.openxmlformats.org/drawingml/2006/main" xmlns:pic="http://schemas.openxmlformats.org/drawingml/2006/picture">
-      <w:pPr>
-        <w:pStyle w:val="Heading4"/>
-      </w:pPr>
-      <w:r>
-        <w:t xml:space="preserve">5.2.3 Pila (Stack — LIFO)</w:t>
-      </w:r>
-    </w:p>
-    <w:p xmlns:a="http://schemas.openxmlformats.org/drawingml/2006/main" xmlns:pic="http://schemas.openxmlformats.org/drawingml/2006/picture">
-      <w:pPr>
-        <w:pStyle w:val="FirstParagraph"/>
-      </w:pPr>
-      <w:r>
-        <w:t xml:space="preserve">El último elemento en entrar es el primero en salir (Last In, First Out). Se utiliza para deshacer operaciones (undo) de préstamos y devoluciones.</w:t>
-      </w:r>
-    </w:p>
-    <w:p xmlns:a="http://schemas.openxmlformats.org/drawingml/2006/main" xmlns:pic="http://schemas.openxmlformats.org/drawingml/2006/picture">
-      <w:pPr>
-        <w:pStyle w:val="BodyText"/>
-      </w:pPr>
-      <w:r>
-        <w:rPr>
-          <w:b/>
-          <w:bCs/>
-        </w:rPr>
-        <w:t xml:space="preserve">Referencia:</w:t>
-      </w:r>
-      <w:r>
-        <w:t xml:space="preserve"> </w:t>
-      </w:r>
-      <w:r>
-        <w:t xml:space="preserve">Cairo, O., &amp; Guardati, S. (2006).</w:t>
-      </w:r>
-      <w:r>
-        <w:t xml:space="preserve"> </w:t>
-      </w:r>
-      <w:r>
-        <w:rPr>
-          <w:i/>
-          <w:iCs/>
-        </w:rPr>
-        <w:t xml:space="preserve">Estructuras de datos</w:t>
-      </w:r>
-      <w:r>
-        <w:t xml:space="preserve"> </w:t>
-      </w:r>
-      <w:r>
-        <w:t xml:space="preserve">(3ª ed.). McGraw-Hill.</w:t>
-      </w:r>
-    </w:p>
-    <w:bookmarkEnd xmlns:a="http://schemas.openxmlformats.org/drawingml/2006/main" xmlns:pic="http://schemas.openxmlformats.org/drawingml/2006/picture" w:id="32"/>
-    <w:bookmarkEnd xmlns:a="http://schemas.openxmlformats.org/drawingml/2006/main" xmlns:pic="http://schemas.openxmlformats.org/drawingml/2006/picture" w:id="33"/>
-    <w:p xmlns:a="http://schemas.openxmlformats.org/drawingml/2006/main" xmlns:pic="http://schemas.openxmlformats.org/drawingml/2006/picture">
-      <w:pPr>
-        <w:pStyle w:val="Heading3"/>
-      </w:pPr>
-      <w:r>
-        <w:t xml:space="preserve">5.3 Algoritmos de Ordenamiento y Búsqueda</w:t>
-      </w:r>
-    </w:p>
-    <w:p xmlns:a="http://schemas.openxmlformats.org/drawingml/2006/main" xmlns:pic="http://schemas.openxmlformats.org/drawingml/2006/picture">
-      <w:pPr>
-        <w:pStyle w:val="Heading4"/>
-      </w:pPr>
-      <w:r>
         <w:t xml:space="preserve">5.3.1 Algoritmos de Ordenamiento</w:t>
       </w:r>
     </w:p>
@@ -1692,12 +1705,15 @@
         </w:tc>
       </w:tr>
     </w:tbl>
-    <w:bookmarkEnd xmlns:a="http://schemas.openxmlformats.org/drawingml/2006/main" xmlns:pic="http://schemas.openxmlformats.org/drawingml/2006/picture" w:id="34"/>
     <w:p xmlns:a="http://schemas.openxmlformats.org/drawingml/2006/main" xmlns:pic="http://schemas.openxmlformats.org/drawingml/2006/picture">
       <w:pPr>
-        <w:pStyle w:val="Heading4"/>
+        <w:pStyle w:val="BodyText"/>
       </w:pPr>
       <w:r>
+        <w:rPr>
+          <w:b/>
+          <w:bCs/>
+        </w:rPr>
         <w:t xml:space="preserve">5.3.2 Algoritmos de Búsqueda</w:t>
       </w:r>
     </w:p>
@@ -1865,8 +1881,7 @@
         <w:t xml:space="preserve">(3rd ed.). MIT Press.</w:t>
       </w:r>
     </w:p>
-    <w:bookmarkEnd xmlns:a="http://schemas.openxmlformats.org/drawingml/2006/main" xmlns:pic="http://schemas.openxmlformats.org/drawingml/2006/picture" w:id="35"/>
-    <w:bookmarkEnd xmlns:a="http://schemas.openxmlformats.org/drawingml/2006/main" xmlns:pic="http://schemas.openxmlformats.org/drawingml/2006/picture" w:id="36"/>
+    <w:bookmarkEnd xmlns:a="http://schemas.openxmlformats.org/drawingml/2006/main" xmlns:pic="http://schemas.openxmlformats.org/drawingml/2006/picture" w:id="31"/>
     <w:p xmlns:a="http://schemas.openxmlformats.org/drawingml/2006/main" xmlns:pic="http://schemas.openxmlformats.org/drawingml/2006/picture">
       <w:pPr>
         <w:pStyle w:val="Heading3"/>
@@ -2058,7 +2073,7 @@
         <w:t xml:space="preserve">. O’Reilly Media.</w:t>
       </w:r>
     </w:p>
-    <w:bookmarkEnd xmlns:a="http://schemas.openxmlformats.org/drawingml/2006/main" xmlns:pic="http://schemas.openxmlformats.org/drawingml/2006/picture" w:id="37"/>
+    <w:bookmarkEnd xmlns:a="http://schemas.openxmlformats.org/drawingml/2006/main" xmlns:pic="http://schemas.openxmlformats.org/drawingml/2006/picture" w:id="32"/>
     <w:p xmlns:a="http://schemas.openxmlformats.org/drawingml/2006/main" xmlns:pic="http://schemas.openxmlformats.org/drawingml/2006/picture">
       <w:pPr>
         <w:pStyle w:val="Heading3"/>
@@ -2113,8 +2128,8 @@
         </w:pict>
       </w:r>
     </w:p>
-    <w:bookmarkEnd xmlns:a="http://schemas.openxmlformats.org/drawingml/2006/main" xmlns:pic="http://schemas.openxmlformats.org/drawingml/2006/picture" w:id="38"/>
-    <w:bookmarkEnd xmlns:a="http://schemas.openxmlformats.org/drawingml/2006/main" xmlns:pic="http://schemas.openxmlformats.org/drawingml/2006/picture" w:id="39"/>
+    <w:bookmarkEnd xmlns:a="http://schemas.openxmlformats.org/drawingml/2006/main" xmlns:pic="http://schemas.openxmlformats.org/drawingml/2006/picture" w:id="33"/>
+    <w:bookmarkEnd xmlns:a="http://schemas.openxmlformats.org/drawingml/2006/main" xmlns:pic="http://schemas.openxmlformats.org/drawingml/2006/picture" w:id="34"/>
     <w:p xmlns:a="http://schemas.openxmlformats.org/drawingml/2006/main" xmlns:pic="http://schemas.openxmlformats.org/drawingml/2006/picture">
       <w:pPr>
         <w:pStyle w:val="Heading2"/>
@@ -2370,7 +2385,7 @@
               <w:jc w:val="center"/>
             </w:pPr>
             <w:r>
-              <w:t xml:space="preserve">⏳ Pendiente</w:t>
+              <w:t xml:space="preserve">✅ Completado</w:t>
             </w:r>
           </w:p>
         </w:tc>
@@ -2412,7 +2427,7 @@
               <w:jc w:val="left"/>
             </w:pPr>
             <w:r>
-              <w:t xml:space="preserve">Integración final + Pruebas de sistema + Documento completo (100%) + Defensa oral</w:t>
+              <w:t xml:space="preserve">Integración final + Pruebas de sistema + Documento completo (100%) + Formato PDF</w:t>
             </w:r>
           </w:p>
         </w:tc>
@@ -2424,13 +2439,13 @@
               <w:jc w:val="center"/>
             </w:pPr>
             <w:r>
-              <w:t xml:space="preserve">⏳ Pendiente</w:t>
+              <w:t xml:space="preserve">✅ Completado</w:t>
             </w:r>
           </w:p>
         </w:tc>
       </w:tr>
     </w:tbl>
-    <w:bookmarkEnd xmlns:a="http://schemas.openxmlformats.org/drawingml/2006/main" xmlns:pic="http://schemas.openxmlformats.org/drawingml/2006/picture" w:id="40"/>
+    <w:bookmarkEnd xmlns:a="http://schemas.openxmlformats.org/drawingml/2006/main" xmlns:pic="http://schemas.openxmlformats.org/drawingml/2006/picture" w:id="35"/>
     <w:p xmlns:a="http://schemas.openxmlformats.org/drawingml/2006/main" xmlns:pic="http://schemas.openxmlformats.org/drawingml/2006/picture">
       <w:pPr>
         <w:pStyle w:val="Heading3"/>
@@ -2553,7 +2568,7 @@
         <w:t xml:space="preserve">: se sube a GitHub y se documenta el avance</w:t>
       </w:r>
     </w:p>
-    <w:bookmarkEnd xmlns:a="http://schemas.openxmlformats.org/drawingml/2006/main" xmlns:pic="http://schemas.openxmlformats.org/drawingml/2006/picture" w:id="41"/>
+    <w:bookmarkEnd xmlns:a="http://schemas.openxmlformats.org/drawingml/2006/main" xmlns:pic="http://schemas.openxmlformats.org/drawingml/2006/picture" w:id="36"/>
     <w:p xmlns:a="http://schemas.openxmlformats.org/drawingml/2006/main" xmlns:pic="http://schemas.openxmlformats.org/drawingml/2006/picture">
       <w:pPr>
         <w:pStyle w:val="Heading3"/>
@@ -2890,8 +2905,8 @@
         </w:pict>
       </w:r>
     </w:p>
-    <w:bookmarkEnd xmlns:a="http://schemas.openxmlformats.org/drawingml/2006/main" xmlns:pic="http://schemas.openxmlformats.org/drawingml/2006/picture" w:id="42"/>
-    <w:bookmarkEnd xmlns:a="http://schemas.openxmlformats.org/drawingml/2006/main" xmlns:pic="http://schemas.openxmlformats.org/drawingml/2006/picture" w:id="43"/>
+    <w:bookmarkEnd xmlns:a="http://schemas.openxmlformats.org/drawingml/2006/main" xmlns:pic="http://schemas.openxmlformats.org/drawingml/2006/picture" w:id="37"/>
+    <w:bookmarkEnd xmlns:a="http://schemas.openxmlformats.org/drawingml/2006/main" xmlns:pic="http://schemas.openxmlformats.org/drawingml/2006/picture" w:id="38"/>
     <w:p xmlns:a="http://schemas.openxmlformats.org/drawingml/2006/main" xmlns:pic="http://schemas.openxmlformats.org/drawingml/2006/picture">
       <w:pPr>
         <w:pStyle w:val="Heading2"/>
@@ -3495,7 +3510,7 @@
         <w:t xml:space="preserve">                      └──────────────────────┘</w:t>
       </w:r>
     </w:p>
-    <w:bookmarkEnd xmlns:a="http://schemas.openxmlformats.org/drawingml/2006/main" xmlns:pic="http://schemas.openxmlformats.org/drawingml/2006/picture" w:id="44"/>
+    <w:bookmarkEnd xmlns:a="http://schemas.openxmlformats.org/drawingml/2006/main" xmlns:pic="http://schemas.openxmlformats.org/drawingml/2006/picture" w:id="39"/>
     <w:p xmlns:a="http://schemas.openxmlformats.org/drawingml/2006/main" xmlns:pic="http://schemas.openxmlformats.org/drawingml/2006/picture">
       <w:pPr>
         <w:pStyle w:val="Heading3"/>
@@ -3729,8 +3744,8 @@
         </w:pict>
       </w:r>
     </w:p>
-    <w:bookmarkEnd xmlns:a="http://schemas.openxmlformats.org/drawingml/2006/main" xmlns:pic="http://schemas.openxmlformats.org/drawingml/2006/picture" w:id="45"/>
-    <w:bookmarkEnd xmlns:a="http://schemas.openxmlformats.org/drawingml/2006/main" xmlns:pic="http://schemas.openxmlformats.org/drawingml/2006/picture" w:id="46"/>
+    <w:bookmarkEnd xmlns:a="http://schemas.openxmlformats.org/drawingml/2006/main" xmlns:pic="http://schemas.openxmlformats.org/drawingml/2006/picture" w:id="40"/>
+    <w:bookmarkEnd xmlns:a="http://schemas.openxmlformats.org/drawingml/2006/main" xmlns:pic="http://schemas.openxmlformats.org/drawingml/2006/picture" w:id="41"/>
     <w:p xmlns:a="http://schemas.openxmlformats.org/drawingml/2006/main" xmlns:pic="http://schemas.openxmlformats.org/drawingml/2006/picture">
       <w:pPr>
         <w:pStyle w:val="Heading2"/>
@@ -4139,7 +4154,7 @@
         </w:tc>
       </w:tr>
     </w:tbl>
-    <w:bookmarkEnd xmlns:a="http://schemas.openxmlformats.org/drawingml/2006/main" xmlns:pic="http://schemas.openxmlformats.org/drawingml/2006/picture" w:id="47"/>
+    <w:bookmarkEnd xmlns:a="http://schemas.openxmlformats.org/drawingml/2006/main" xmlns:pic="http://schemas.openxmlformats.org/drawingml/2006/picture" w:id="42"/>
     <w:p xmlns:a="http://schemas.openxmlformats.org/drawingml/2006/main" xmlns:pic="http://schemas.openxmlformats.org/drawingml/2006/picture">
       <w:pPr>
         <w:pStyle w:val="Heading3"/>
@@ -4410,8 +4425,8 @@
         </w:pict>
       </w:r>
     </w:p>
-    <w:bookmarkEnd xmlns:a="http://schemas.openxmlformats.org/drawingml/2006/main" xmlns:pic="http://schemas.openxmlformats.org/drawingml/2006/picture" w:id="48"/>
-    <w:bookmarkEnd xmlns:a="http://schemas.openxmlformats.org/drawingml/2006/main" xmlns:pic="http://schemas.openxmlformats.org/drawingml/2006/picture" w:id="49"/>
+    <w:bookmarkEnd xmlns:a="http://schemas.openxmlformats.org/drawingml/2006/main" xmlns:pic="http://schemas.openxmlformats.org/drawingml/2006/picture" w:id="43"/>
+    <w:bookmarkEnd xmlns:a="http://schemas.openxmlformats.org/drawingml/2006/main" xmlns:pic="http://schemas.openxmlformats.org/drawingml/2006/picture" w:id="44"/>
     <w:p xmlns:a="http://schemas.openxmlformats.org/drawingml/2006/main" xmlns:pic="http://schemas.openxmlformats.org/drawingml/2006/picture">
       <w:pPr>
         <w:pStyle w:val="Heading2"/>
@@ -4454,7 +4469,7 @@
       <w:r>
         <w:t xml:space="preserve"> </w:t>
       </w:r>
-      <w:hyperlink r:id="rId50">
+      <w:hyperlink r:id="rId45">
         <w:r>
           <w:rPr>
             <w:rStyle w:val="Hyperlink"/>
@@ -4525,7 +4540,7 @@
         <w:t xml:space="preserve">con mensajes descriptivos</w:t>
       </w:r>
     </w:p>
-    <w:bookmarkEnd xmlns:a="http://schemas.openxmlformats.org/drawingml/2006/main" xmlns:pic="http://schemas.openxmlformats.org/drawingml/2006/picture" w:id="51"/>
+    <w:bookmarkEnd xmlns:a="http://schemas.openxmlformats.org/drawingml/2006/main" xmlns:pic="http://schemas.openxmlformats.org/drawingml/2006/picture" w:id="46"/>
     <w:p xmlns:a="http://schemas.openxmlformats.org/drawingml/2006/main" xmlns:pic="http://schemas.openxmlformats.org/drawingml/2006/picture">
       <w:pPr>
         <w:pStyle w:val="Heading3"/>
@@ -5617,7 +5632,7 @@
         </w:tc>
       </w:tr>
     </w:tbl>
-    <w:bookmarkEnd xmlns:a="http://schemas.openxmlformats.org/drawingml/2006/main" xmlns:pic="http://schemas.openxmlformats.org/drawingml/2006/picture" w:id="52"/>
+    <w:bookmarkEnd xmlns:a="http://schemas.openxmlformats.org/drawingml/2006/main" xmlns:pic="http://schemas.openxmlformats.org/drawingml/2006/picture" w:id="47"/>
     <w:p xmlns:a="http://schemas.openxmlformats.org/drawingml/2006/main" xmlns:pic="http://schemas.openxmlformats.org/drawingml/2006/picture">
       <w:pPr>
         <w:pStyle w:val="Heading3"/>
@@ -5765,7 +5780,7 @@
         </w:pict>
       </w:r>
     </w:p>
-    <w:bookmarkEnd xmlns:a="http://schemas.openxmlformats.org/drawingml/2006/main" xmlns:pic="http://schemas.openxmlformats.org/drawingml/2006/picture" w:id="53"/>
+    <w:bookmarkEnd xmlns:a="http://schemas.openxmlformats.org/drawingml/2006/main" xmlns:pic="http://schemas.openxmlformats.org/drawingml/2006/picture" w:id="48"/>
     <w:p xmlns:a="http://schemas.openxmlformats.org/drawingml/2006/main" xmlns:pic="http://schemas.openxmlformats.org/drawingml/2006/picture">
       <w:pPr>
         <w:pStyle w:val="Heading3"/>
@@ -5774,7 +5789,7 @@
         <w:t xml:space="preserve">9.1 Plan de Trabajo y Cronograma</w:t>
       </w:r>
     </w:p>
-    <w:bookmarkEnd xmlns:a="http://schemas.openxmlformats.org/drawingml/2006/main" xmlns:pic="http://schemas.openxmlformats.org/drawingml/2006/picture" w:id="54"/>
+    <w:bookmarkEnd xmlns:a="http://schemas.openxmlformats.org/drawingml/2006/main" xmlns:pic="http://schemas.openxmlformats.org/drawingml/2006/picture" w:id="49"/>
     <w:p xmlns:a="http://schemas.openxmlformats.org/drawingml/2006/main" xmlns:pic="http://schemas.openxmlformats.org/drawingml/2006/picture">
       <w:pPr>
         <w:pStyle w:val="Heading3"/>
@@ -6244,7 +6259,7 @@
         <w:t xml:space="preserve">────────────────────────────────────────────────────────────</w:t>
       </w:r>
     </w:p>
-    <w:bookmarkEnd xmlns:a="http://schemas.openxmlformats.org/drawingml/2006/main" xmlns:pic="http://schemas.openxmlformats.org/drawingml/2006/picture" w:id="55"/>
+    <w:bookmarkEnd xmlns:a="http://schemas.openxmlformats.org/drawingml/2006/main" xmlns:pic="http://schemas.openxmlformats.org/drawingml/2006/picture" w:id="50"/>
     <w:p xmlns:a="http://schemas.openxmlformats.org/drawingml/2006/main" xmlns:pic="http://schemas.openxmlformats.org/drawingml/2006/picture">
       <w:pPr>
         <w:pStyle w:val="Heading3"/>
@@ -6907,8 +6922,8 @@
         </w:pict>
       </w:r>
     </w:p>
-    <w:bookmarkEnd xmlns:a="http://schemas.openxmlformats.org/drawingml/2006/main" xmlns:pic="http://schemas.openxmlformats.org/drawingml/2006/picture" w:id="56"/>
-    <w:bookmarkEnd xmlns:a="http://schemas.openxmlformats.org/drawingml/2006/main" xmlns:pic="http://schemas.openxmlformats.org/drawingml/2006/picture" w:id="57"/>
+    <w:bookmarkEnd xmlns:a="http://schemas.openxmlformats.org/drawingml/2006/main" xmlns:pic="http://schemas.openxmlformats.org/drawingml/2006/picture" w:id="51"/>
+    <w:bookmarkEnd xmlns:a="http://schemas.openxmlformats.org/drawingml/2006/main" xmlns:pic="http://schemas.openxmlformats.org/drawingml/2006/picture" w:id="52"/>
     <w:p xmlns:a="http://schemas.openxmlformats.org/drawingml/2006/main" xmlns:pic="http://schemas.openxmlformats.org/drawingml/2006/picture">
       <w:pPr>
         <w:pStyle w:val="Heading2"/>
@@ -7296,7 +7311,7 @@
         <w:t xml:space="preserve">    └── biblioteca.db             # Base de datos poblada</w:t>
       </w:r>
     </w:p>
-    <w:bookmarkEnd xmlns:a="http://schemas.openxmlformats.org/drawingml/2006/main" xmlns:pic="http://schemas.openxmlformats.org/drawingml/2006/picture" w:id="58"/>
+    <w:bookmarkEnd xmlns:a="http://schemas.openxmlformats.org/drawingml/2006/main" xmlns:pic="http://schemas.openxmlformats.org/drawingml/2006/picture" w:id="53"/>
     <w:p xmlns:a="http://schemas.openxmlformats.org/drawingml/2006/main" xmlns:pic="http://schemas.openxmlformats.org/drawingml/2006/picture">
       <w:pPr>
         <w:pStyle w:val="Heading3"/>
@@ -7307,9 +7322,13 @@
     </w:p>
     <w:p xmlns:a="http://schemas.openxmlformats.org/drawingml/2006/main" xmlns:pic="http://schemas.openxmlformats.org/drawingml/2006/picture">
       <w:pPr>
-        <w:pStyle w:val="Heading4"/>
+        <w:pStyle w:val="FirstParagraph"/>
       </w:pPr>
       <w:r>
+        <w:rPr>
+          <w:b/>
+          <w:bCs/>
+        </w:rPr>
         <w:t xml:space="preserve">Clase abstracta Persona (src/models/persona.py)</w:t>
       </w:r>
     </w:p>
@@ -7903,12 +7922,15 @@
         <w:t xml:space="preserve">NotImplementedError</w:t>
       </w:r>
     </w:p>
-    <w:bookmarkEnd xmlns:a="http://schemas.openxmlformats.org/drawingml/2006/main" xmlns:pic="http://schemas.openxmlformats.org/drawingml/2006/picture" w:id="59"/>
     <w:p xmlns:a="http://schemas.openxmlformats.org/drawingml/2006/main" xmlns:pic="http://schemas.openxmlformats.org/drawingml/2006/picture">
       <w:pPr>
-        <w:pStyle w:val="Heading4"/>
+        <w:pStyle w:val="FirstParagraph"/>
       </w:pPr>
       <w:r>
+        <w:rPr>
+          <w:b/>
+          <w:bCs/>
+        </w:rPr>
         <w:t xml:space="preserve">Herencia: Estudiante (src/models/estudiante.py)</w:t>
       </w:r>
     </w:p>
@@ -8313,12 +8335,15 @@
         <w:t xml:space="preserve">"Estudiante"</w:t>
       </w:r>
     </w:p>
-    <w:bookmarkEnd xmlns:a="http://schemas.openxmlformats.org/drawingml/2006/main" xmlns:pic="http://schemas.openxmlformats.org/drawingml/2006/picture" w:id="60"/>
     <w:p xmlns:a="http://schemas.openxmlformats.org/drawingml/2006/main" xmlns:pic="http://schemas.openxmlformats.org/drawingml/2006/picture">
       <w:pPr>
-        <w:pStyle w:val="Heading4"/>
+        <w:pStyle w:val="FirstParagraph"/>
       </w:pPr>
       <w:r>
+        <w:rPr>
+          <w:b/>
+          <w:bCs/>
+        </w:rPr>
         <w:t xml:space="preserve">CRUD Socios (src/database/socio_repo.py)</w:t>
       </w:r>
     </w:p>
@@ -8606,12 +8631,15 @@
         <w:t xml:space="preserve">.__db.get_connection().commit()</w:t>
       </w:r>
     </w:p>
-    <w:bookmarkEnd xmlns:a="http://schemas.openxmlformats.org/drawingml/2006/main" xmlns:pic="http://schemas.openxmlformats.org/drawingml/2006/picture" w:id="61"/>
     <w:p xmlns:a="http://schemas.openxmlformats.org/drawingml/2006/main" xmlns:pic="http://schemas.openxmlformats.org/drawingml/2006/picture">
       <w:pPr>
-        <w:pStyle w:val="Heading4"/>
+        <w:pStyle w:val="FirstParagraph"/>
       </w:pPr>
       <w:r>
+        <w:rPr>
+          <w:b/>
+          <w:bCs/>
+        </w:rPr>
         <w:t xml:space="preserve">GUI — Préstamo (src/gui/app.py)</w:t>
       </w:r>
     </w:p>
@@ -9050,9 +9078,8 @@
         </w:pict>
       </w:r>
     </w:p>
-    <w:bookmarkEnd xmlns:a="http://schemas.openxmlformats.org/drawingml/2006/main" xmlns:pic="http://schemas.openxmlformats.org/drawingml/2006/picture" w:id="62"/>
-    <w:bookmarkEnd xmlns:a="http://schemas.openxmlformats.org/drawingml/2006/main" xmlns:pic="http://schemas.openxmlformats.org/drawingml/2006/picture" w:id="63"/>
-    <w:bookmarkEnd xmlns:a="http://schemas.openxmlformats.org/drawingml/2006/main" xmlns:pic="http://schemas.openxmlformats.org/drawingml/2006/picture" w:id="64"/>
+    <w:bookmarkEnd xmlns:a="http://schemas.openxmlformats.org/drawingml/2006/main" xmlns:pic="http://schemas.openxmlformats.org/drawingml/2006/picture" w:id="54"/>
+    <w:bookmarkEnd xmlns:a="http://schemas.openxmlformats.org/drawingml/2006/main" xmlns:pic="http://schemas.openxmlformats.org/drawingml/2006/picture" w:id="55"/>
     <w:p xmlns:a="http://schemas.openxmlformats.org/drawingml/2006/main" xmlns:pic="http://schemas.openxmlformats.org/drawingml/2006/picture">
       <w:pPr>
         <w:pStyle w:val="Heading2"/>
@@ -9546,7 +9573,7 @@
         </w:pict>
       </w:r>
     </w:p>
-    <w:bookmarkEnd xmlns:a="http://schemas.openxmlformats.org/drawingml/2006/main" xmlns:pic="http://schemas.openxmlformats.org/drawingml/2006/picture" w:id="65"/>
+    <w:bookmarkEnd xmlns:a="http://schemas.openxmlformats.org/drawingml/2006/main" xmlns:pic="http://schemas.openxmlformats.org/drawingml/2006/picture" w:id="56"/>
     <w:p xmlns:a="http://schemas.openxmlformats.org/drawingml/2006/main" xmlns:pic="http://schemas.openxmlformats.org/drawingml/2006/picture">
       <w:pPr>
         <w:pStyle w:val="Heading2"/>
@@ -9909,7 +9936,7 @@
         <w:t xml:space="preserve">Cada libro puede estar en 0 o muchos préstamos y 0 o muchas reservas.</w:t>
       </w:r>
     </w:p>
-    <w:bookmarkEnd xmlns:a="http://schemas.openxmlformats.org/drawingml/2006/main" xmlns:pic="http://schemas.openxmlformats.org/drawingml/2006/picture" w:id="66"/>
+    <w:bookmarkEnd xmlns:a="http://schemas.openxmlformats.org/drawingml/2006/main" xmlns:pic="http://schemas.openxmlformats.org/drawingml/2006/picture" w:id="57"/>
     <w:p xmlns:a="http://schemas.openxmlformats.org/drawingml/2006/main" xmlns:pic="http://schemas.openxmlformats.org/drawingml/2006/picture">
       <w:pPr>
         <w:pStyle w:val="Heading3"/>
@@ -11195,7 +11222,7 @@
         <w:t xml:space="preserve">);</w:t>
       </w:r>
     </w:p>
-    <w:bookmarkEnd xmlns:a="http://schemas.openxmlformats.org/drawingml/2006/main" xmlns:pic="http://schemas.openxmlformats.org/drawingml/2006/picture" w:id="67"/>
+    <w:bookmarkEnd xmlns:a="http://schemas.openxmlformats.org/drawingml/2006/main" xmlns:pic="http://schemas.openxmlformats.org/drawingml/2006/picture" w:id="58"/>
     <w:p xmlns:a="http://schemas.openxmlformats.org/drawingml/2006/main" xmlns:pic="http://schemas.openxmlformats.org/drawingml/2006/picture">
       <w:pPr>
         <w:pStyle w:val="Heading3"/>
@@ -11253,7 +11280,7 @@
       <w:r>
         <w:t xml:space="preserve"> </w:t>
       </w:r>
-      <w:hyperlink r:id="rId68">
+      <w:hyperlink r:id="rId59">
         <w:r>
           <w:rPr>
             <w:rStyle w:val="Hyperlink"/>
@@ -11463,7 +11490,7 @@
         <w:t xml:space="preserve">Durante la defensa, el docente puede pedir que se muestre la base de datos en DB Browser. Se recomienda tenerlo instalado y saber navegar las tablas, mostrar relaciones y ejecutar consultas SELECT básicas.</w:t>
       </w:r>
     </w:p>
-    <w:bookmarkEnd xmlns:a="http://schemas.openxmlformats.org/drawingml/2006/main" xmlns:pic="http://schemas.openxmlformats.org/drawingml/2006/picture" w:id="69"/>
+    <w:bookmarkEnd xmlns:a="http://schemas.openxmlformats.org/drawingml/2006/main" xmlns:pic="http://schemas.openxmlformats.org/drawingml/2006/picture" w:id="60"/>
     <w:p xmlns:a="http://schemas.openxmlformats.org/drawingml/2006/main" xmlns:pic="http://schemas.openxmlformats.org/drawingml/2006/picture">
       <w:pPr>
         <w:pStyle w:val="Heading3"/>
@@ -12108,8 +12135,8 @@
         </w:pict>
       </w:r>
     </w:p>
-    <w:bookmarkEnd xmlns:a="http://schemas.openxmlformats.org/drawingml/2006/main" xmlns:pic="http://schemas.openxmlformats.org/drawingml/2006/picture" w:id="70"/>
-    <w:bookmarkEnd xmlns:a="http://schemas.openxmlformats.org/drawingml/2006/main" xmlns:pic="http://schemas.openxmlformats.org/drawingml/2006/picture" w:id="71"/>
+    <w:bookmarkEnd xmlns:a="http://schemas.openxmlformats.org/drawingml/2006/main" xmlns:pic="http://schemas.openxmlformats.org/drawingml/2006/picture" w:id="61"/>
+    <w:bookmarkEnd xmlns:a="http://schemas.openxmlformats.org/drawingml/2006/main" xmlns:pic="http://schemas.openxmlformats.org/drawingml/2006/picture" w:id="62"/>
     <w:p xmlns:a="http://schemas.openxmlformats.org/drawingml/2006/main" xmlns:pic="http://schemas.openxmlformats.org/drawingml/2006/picture">
       <w:pPr>
         <w:pStyle w:val="Heading2"/>
@@ -12621,7 +12648,7 @@
         </w:pict>
       </w:r>
     </w:p>
-    <w:bookmarkEnd xmlns:a="http://schemas.openxmlformats.org/drawingml/2006/main" xmlns:pic="http://schemas.openxmlformats.org/drawingml/2006/picture" w:id="72"/>
+    <w:bookmarkEnd xmlns:a="http://schemas.openxmlformats.org/drawingml/2006/main" xmlns:pic="http://schemas.openxmlformats.org/drawingml/2006/picture" w:id="63"/>
     <w:p xmlns:a="http://schemas.openxmlformats.org/drawingml/2006/main" xmlns:pic="http://schemas.openxmlformats.org/drawingml/2006/picture">
       <w:pPr>
         <w:pStyle w:val="Heading2"/>
@@ -12722,7 +12749,7 @@
         <w:t xml:space="preserve">El modelo incremental permitió entregar un avance del 50% en la Semana 12 y completar el sistema en la Semana 14.</w:t>
       </w:r>
     </w:p>
-    <w:bookmarkEnd xmlns:a="http://schemas.openxmlformats.org/drawingml/2006/main" xmlns:pic="http://schemas.openxmlformats.org/drawingml/2006/picture" w:id="73"/>
+    <w:bookmarkEnd xmlns:a="http://schemas.openxmlformats.org/drawingml/2006/main" xmlns:pic="http://schemas.openxmlformats.org/drawingml/2006/picture" w:id="64"/>
     <w:p xmlns:a="http://schemas.openxmlformats.org/drawingml/2006/main" xmlns:pic="http://schemas.openxmlformats.org/drawingml/2006/picture">
       <w:pPr>
         <w:pStyle w:val="Heading3"/>
@@ -12798,8 +12825,8 @@
         </w:pict>
       </w:r>
     </w:p>
-    <w:bookmarkEnd xmlns:a="http://schemas.openxmlformats.org/drawingml/2006/main" xmlns:pic="http://schemas.openxmlformats.org/drawingml/2006/picture" w:id="74"/>
-    <w:bookmarkEnd xmlns:a="http://schemas.openxmlformats.org/drawingml/2006/main" xmlns:pic="http://schemas.openxmlformats.org/drawingml/2006/picture" w:id="75"/>
+    <w:bookmarkEnd xmlns:a="http://schemas.openxmlformats.org/drawingml/2006/main" xmlns:pic="http://schemas.openxmlformats.org/drawingml/2006/picture" w:id="65"/>
+    <w:bookmarkEnd xmlns:a="http://schemas.openxmlformats.org/drawingml/2006/main" xmlns:pic="http://schemas.openxmlformats.org/drawingml/2006/picture" w:id="66"/>
     <w:p xmlns:a="http://schemas.openxmlformats.org/drawingml/2006/main" xmlns:pic="http://schemas.openxmlformats.org/drawingml/2006/picture">
       <w:pPr>
         <w:pStyle w:val="Heading2"/>
@@ -12947,7 +12974,7 @@
         </w:pict>
       </w:r>
     </w:p>
-    <w:bookmarkEnd xmlns:a="http://schemas.openxmlformats.org/drawingml/2006/main" xmlns:pic="http://schemas.openxmlformats.org/drawingml/2006/picture" w:id="76"/>
+    <w:bookmarkEnd xmlns:a="http://schemas.openxmlformats.org/drawingml/2006/main" xmlns:pic="http://schemas.openxmlformats.org/drawingml/2006/picture" w:id="67"/>
     <w:p xmlns:a="http://schemas.openxmlformats.org/drawingml/2006/main" xmlns:pic="http://schemas.openxmlformats.org/drawingml/2006/picture">
       <w:pPr>
         <w:pStyle w:val="Heading2"/>
@@ -12966,9 +12993,13 @@
     </w:p>
     <w:p xmlns:a="http://schemas.openxmlformats.org/drawingml/2006/main" xmlns:pic="http://schemas.openxmlformats.org/drawingml/2006/picture">
       <w:pPr>
-        <w:pStyle w:val="Heading4"/>
+        <w:pStyle w:val="FirstParagraph"/>
       </w:pPr>
       <w:r>
+        <w:rPr>
+          <w:b/>
+          <w:bCs/>
+        </w:rPr>
         <w:t xml:space="preserve">Esquema SQL (DDL)</w:t>
       </w:r>
     </w:p>
@@ -14105,15 +14136,6 @@
         <w:t xml:space="preserve">);</w:t>
       </w:r>
     </w:p>
-    <w:bookmarkEnd xmlns:a="http://schemas.openxmlformats.org/drawingml/2006/main" xmlns:pic="http://schemas.openxmlformats.org/drawingml/2006/picture" w:id="77"/>
-    <w:p xmlns:a="http://schemas.openxmlformats.org/drawingml/2006/main" xmlns:pic="http://schemas.openxmlformats.org/drawingml/2006/picture">
-      <w:pPr>
-        <w:pStyle w:val="Heading4"/>
-      </w:pPr>
-      <w:r>
-        <w:t xml:space="preserve">Datos de prueba (7 socios + 8 libros)</w:t>
-      </w:r>
-    </w:p>
     <w:p xmlns:a="http://schemas.openxmlformats.org/drawingml/2006/main" xmlns:pic="http://schemas.openxmlformats.org/drawingml/2006/picture">
       <w:pPr>
         <w:pStyle w:val="FirstParagraph"/>
@@ -14123,61 +14145,7 @@
           <w:b/>
           <w:bCs/>
         </w:rPr>
-        <w:t xml:space="preserve">socios:</w:t>
-      </w:r>
-      <w:r>
-        <w:t xml:space="preserve"> </w:t>
-      </w:r>
-      <w:r>
-        <w:t xml:space="preserve">| cedula | nombre | apellido | tipo | carrera_departamento | semestre |</w:t>
-      </w:r>
-      <w:r>
-        <w:t xml:space="preserve"> </w:t>
-      </w:r>
-      <w:r>
-        <w:t xml:space="preserve">|——–|——–|———-|——|———————|:——–:|</w:t>
-      </w:r>
-      <w:r>
-        <w:t xml:space="preserve"> </w:t>
-      </w:r>
-      <w:r>
-        <w:t xml:space="preserve">| 0956789012 | Henry | Pazmino | Estudiante | Computacion | 3 |</w:t>
-      </w:r>
-      <w:r>
-        <w:t xml:space="preserve"> </w:t>
-      </w:r>
-      <w:r>
-        <w:t xml:space="preserve">| 0956789013 | Jodie | Parrales | Estudiante | Computacion | 3 |</w:t>
-      </w:r>
-      <w:r>
-        <w:t xml:space="preserve"> </w:t>
-      </w:r>
-      <w:r>
-        <w:t xml:space="preserve">| 0956789014 | Cindy | Ayovi | Estudiante | Computacion | 3 |</w:t>
-      </w:r>
-      <w:r>
-        <w:t xml:space="preserve"> </w:t>
-      </w:r>
-      <w:r>
-        <w:t xml:space="preserve">| 0956789015 | Cesar | Gonzales | Estudiante | Computacion | 3 |</w:t>
-      </w:r>
-      <w:r>
-        <w:t xml:space="preserve"> </w:t>
-      </w:r>
-      <w:r>
-        <w:t xml:space="preserve">| 0956789016 | Mayra | Vera | Estudiante | Computacion | 3 |</w:t>
-      </w:r>
-      <w:r>
-        <w:t xml:space="preserve"> </w:t>
-      </w:r>
-      <w:r>
-        <w:t xml:space="preserve">| 0912345678 | Miguel | Velez | Docente | Sistemas | — |</w:t>
-      </w:r>
-      <w:r>
-        <w:t xml:space="preserve"> </w:t>
-      </w:r>
-      <w:r>
-        <w:t xml:space="preserve">| 0912345679 | Bryan | Velez | Docente | Computacion | — |</w:t>
+        <w:t xml:space="preserve">Datos de prueba (7 socios + 8 libros)</w:t>
       </w:r>
     </w:p>
     <w:p xmlns:a="http://schemas.openxmlformats.org/drawingml/2006/main" xmlns:pic="http://schemas.openxmlformats.org/drawingml/2006/picture">
@@ -14189,6 +14157,72 @@
           <w:b/>
           <w:bCs/>
         </w:rPr>
+        <w:t xml:space="preserve">socios:</w:t>
+      </w:r>
+      <w:r>
+        <w:t xml:space="preserve"> </w:t>
+      </w:r>
+      <w:r>
+        <w:t xml:space="preserve">| cedula | nombre | apellido | tipo | carrera_departamento | semestre |</w:t>
+      </w:r>
+      <w:r>
+        <w:t xml:space="preserve"> </w:t>
+      </w:r>
+      <w:r>
+        <w:t xml:space="preserve">|——–|——–|———-|——|———————|:——–:|</w:t>
+      </w:r>
+      <w:r>
+        <w:t xml:space="preserve"> </w:t>
+      </w:r>
+      <w:r>
+        <w:t xml:space="preserve">| 0956789012 | Henry | Pazmino | Estudiante | Computacion | 3 |</w:t>
+      </w:r>
+      <w:r>
+        <w:t xml:space="preserve"> </w:t>
+      </w:r>
+      <w:r>
+        <w:t xml:space="preserve">| 0956789013 | Jodie | Parrales | Estudiante | Computacion | 3 |</w:t>
+      </w:r>
+      <w:r>
+        <w:t xml:space="preserve"> </w:t>
+      </w:r>
+      <w:r>
+        <w:t xml:space="preserve">| 0956789014 | Cindy | Ayovi | Estudiante | Computacion | 3 |</w:t>
+      </w:r>
+      <w:r>
+        <w:t xml:space="preserve"> </w:t>
+      </w:r>
+      <w:r>
+        <w:t xml:space="preserve">| 0956789015 | Cesar | Gonzales | Estudiante | Computacion | 3 |</w:t>
+      </w:r>
+      <w:r>
+        <w:t xml:space="preserve"> </w:t>
+      </w:r>
+      <w:r>
+        <w:t xml:space="preserve">| 0956789016 | Mayra | Vera | Estudiante | Computacion | 3 |</w:t>
+      </w:r>
+      <w:r>
+        <w:t xml:space="preserve"> </w:t>
+      </w:r>
+      <w:r>
+        <w:t xml:space="preserve">| 0912345678 | Miguel | Velez | Docente | Sistemas | — |</w:t>
+      </w:r>
+      <w:r>
+        <w:t xml:space="preserve"> </w:t>
+      </w:r>
+      <w:r>
+        <w:t xml:space="preserve">| 0912345679 | Bryan | Velez | Docente | Computacion | — |</w:t>
+      </w:r>
+    </w:p>
+    <w:p xmlns:a="http://schemas.openxmlformats.org/drawingml/2006/main" xmlns:pic="http://schemas.openxmlformats.org/drawingml/2006/picture">
+      <w:pPr>
+        <w:pStyle w:val="BodyText"/>
+      </w:pPr>
+      <w:r>
+        <w:rPr>
+          <w:b/>
+          <w:bCs/>
+        </w:rPr>
         <w:t xml:space="preserve">libros:</w:t>
       </w:r>
       <w:r>
@@ -14252,8 +14286,7 @@
         <w:t xml:space="preserve">| 978-6073206037 | Ingeniería del Software | I. Sommerville | 2 | 2 |</w:t>
       </w:r>
     </w:p>
-    <w:bookmarkEnd xmlns:a="http://schemas.openxmlformats.org/drawingml/2006/main" xmlns:pic="http://schemas.openxmlformats.org/drawingml/2006/picture" w:id="78"/>
-    <w:bookmarkEnd xmlns:a="http://schemas.openxmlformats.org/drawingml/2006/main" xmlns:pic="http://schemas.openxmlformats.org/drawingml/2006/picture" w:id="79"/>
+    <w:bookmarkEnd xmlns:a="http://schemas.openxmlformats.org/drawingml/2006/main" xmlns:pic="http://schemas.openxmlformats.org/drawingml/2006/picture" w:id="68"/>
     <w:p xmlns:a="http://schemas.openxmlformats.org/drawingml/2006/main" xmlns:pic="http://schemas.openxmlformats.org/drawingml/2006/picture">
       <w:pPr>
         <w:pStyle w:val="Heading3"/>
@@ -14417,7 +14450,7 @@
         </w:tc>
       </w:tr>
     </w:tbl>
-    <w:bookmarkEnd xmlns:a="http://schemas.openxmlformats.org/drawingml/2006/main" xmlns:pic="http://schemas.openxmlformats.org/drawingml/2006/picture" w:id="80"/>
+    <w:bookmarkEnd xmlns:a="http://schemas.openxmlformats.org/drawingml/2006/main" xmlns:pic="http://schemas.openxmlformats.org/drawingml/2006/picture" w:id="69"/>
     <w:p xmlns:a="http://schemas.openxmlformats.org/drawingml/2006/main" xmlns:pic="http://schemas.openxmlformats.org/drawingml/2006/picture">
       <w:pPr>
         <w:pStyle w:val="Heading3"/>
@@ -14785,8 +14818,8 @@
         <w:t xml:space="preserve">20 de julio de 2026</w:t>
       </w:r>
     </w:p>
-    <w:bookmarkEnd xmlns:a="http://schemas.openxmlformats.org/drawingml/2006/main" xmlns:pic="http://schemas.openxmlformats.org/drawingml/2006/picture" w:id="81"/>
-    <w:bookmarkEnd xmlns:a="http://schemas.openxmlformats.org/drawingml/2006/main" xmlns:pic="http://schemas.openxmlformats.org/drawingml/2006/picture" w:id="82"/>
+    <w:bookmarkEnd xmlns:a="http://schemas.openxmlformats.org/drawingml/2006/main" xmlns:pic="http://schemas.openxmlformats.org/drawingml/2006/picture" w:id="70"/>
+    <w:bookmarkEnd xmlns:a="http://schemas.openxmlformats.org/drawingml/2006/main" xmlns:pic="http://schemas.openxmlformats.org/drawingml/2006/picture" w:id="71"/>
   </w:body>
 </w:document>
 </file>

--- a/docs/especificacion-proyecto.docx
+++ b/docs/especificacion-proyecto.docx
@@ -200,7 +200,6 @@
           </w:tcPr>
           <w:p>
             <w:pPr>
-              <w:spacing w:before="20" w:after="20" w:line="240" w:lineRule="auto"/>
               <w:jc w:val="right"/>
             </w:pPr>
             <w:r>
@@ -252,7 +251,6 @@
           </w:tcPr>
           <w:p>
             <w:pPr>
-              <w:spacing w:before="20" w:after="20" w:line="240" w:lineRule="auto"/>
               <w:jc w:val="right"/>
             </w:pPr>
             <w:r>
@@ -304,7 +302,6 @@
           </w:tcPr>
           <w:p>
             <w:pPr>
-              <w:spacing w:before="20" w:after="20" w:line="240" w:lineRule="auto"/>
               <w:jc w:val="right"/>
             </w:pPr>
             <w:r>
@@ -356,7 +353,6 @@
           </w:tcPr>
           <w:p>
             <w:pPr>
-              <w:spacing w:before="20" w:after="20" w:line="240" w:lineRule="auto"/>
               <w:jc w:val="right"/>
             </w:pPr>
             <w:r>
@@ -408,7 +404,6 @@
           </w:tcPr>
           <w:p>
             <w:pPr>
-              <w:spacing w:before="20" w:after="20" w:line="240" w:lineRule="auto"/>
               <w:jc w:val="right"/>
             </w:pPr>
             <w:r>
@@ -460,7 +455,6 @@
           </w:tcPr>
           <w:p>
             <w:pPr>
-              <w:spacing w:before="20" w:after="20" w:line="240" w:lineRule="auto"/>
               <w:jc w:val="right"/>
             </w:pPr>
             <w:r>
@@ -2580,14 +2574,13 @@
     <w:tbl xmlns:a="http://schemas.openxmlformats.org/drawingml/2006/main" xmlns:pic="http://schemas.openxmlformats.org/drawingml/2006/picture">
       <w:tblPr>
         <w:tblStyle w:val="Table"/>
-        <w:tblW w:type="pct" w:w="5000"/>
+        <w:tblW w:type="auto" w:w="0"/>
         <w:jc w:val="left"/>
-        <w:tblLayout w:type="fixed"/>
         <w:tblLook w:firstRow="1" w:lastRow="0" w:firstColumn="0" w:lastColumn="0" w:noHBand="0" w:noVBand="0" w:val="0020"/>
       </w:tblPr>
       <w:tblGrid>
-        <w:gridCol w:w="3120"/>
-        <w:gridCol w:w="2160"/>
+        <w:gridCol w:w="2640"/>
+        <w:gridCol w:w="2640"/>
         <w:gridCol w:w="2640"/>
       </w:tblGrid>
       <w:tr>
@@ -2678,7 +2671,7 @@
               <w:jc w:val="left"/>
             </w:pPr>
             <w:r>
-              <w:t xml:space="preserve">Visual Studio Code</w:t>
+              <w:t xml:space="preserve">VS Code</w:t>
             </w:r>
           </w:p>
         </w:tc>
@@ -2702,7 +2695,7 @@
               <w:jc w:val="left"/>
             </w:pPr>
             <w:r>
-              <w:t xml:space="preserve">Editor de código con extensión Python (Microsoft) y GitLens</w:t>
+              <w:t xml:space="preserve">Editor de código con Python</w:t>
             </w:r>
           </w:p>
         </w:tc>
@@ -2740,7 +2733,7 @@
               <w:jc w:val="left"/>
             </w:pPr>
             <w:r>
-              <w:t xml:space="preserve">Biblioteca de interfaz gráfica (incluida en Python)</w:t>
+              <w:t xml:space="preserve">Biblioteca gráfica (incluida)</w:t>
             </w:r>
           </w:p>
         </w:tc>
@@ -2778,7 +2771,7 @@
               <w:jc w:val="left"/>
             </w:pPr>
             <w:r>
-              <w:t xml:space="preserve">Motor de base de datos embebido</w:t>
+              <w:t xml:space="preserve">Motor de base de datos</w:t>
             </w:r>
           </w:p>
         </w:tc>
@@ -2792,7 +2785,7 @@
               <w:jc w:val="left"/>
             </w:pPr>
             <w:r>
-              <w:t xml:space="preserve">DB Browser for SQLite</w:t>
+              <w:t xml:space="preserve">DB Browser</w:t>
             </w:r>
           </w:p>
         </w:tc>
@@ -2816,7 +2809,7 @@
               <w:jc w:val="left"/>
             </w:pPr>
             <w:r>
-              <w:t xml:space="preserve">Administración visual de la BD</w:t>
+              <w:t xml:space="preserve">Administración visual de BD</w:t>
             </w:r>
           </w:p>
         </w:tc>
@@ -2931,7 +2924,7 @@
         <w:rPr>
           <w:rStyle w:val="VerbatimChar"/>
         </w:rPr>
-        <w:t xml:space="preserve">┌────────────────────────────────────────┐</w:t>
+        <w:t xml:space="preserve">+----------------------------------------+</w:t>
       </w:r>
       <w:r>
         <w:br/>
@@ -2940,7 +2933,7 @@
         <w:rPr>
           <w:rStyle w:val="VerbatimChar"/>
         </w:rPr>
-        <w:t xml:space="preserve">│              Persona                    │ ◄── Abstracción</w:t>
+        <w:t xml:space="preserve">|              Persona                    | ◄-- Abstracción</w:t>
       </w:r>
       <w:r>
         <w:br/>
@@ -2949,7 +2942,7 @@
         <w:rPr>
           <w:rStyle w:val="VerbatimChar"/>
         </w:rPr>
-        <w:t xml:space="preserve">│  - __cedula: str                       │     (raise NotImplementedError)</w:t>
+        <w:t xml:space="preserve">|  - __cedula: str                       |     (raise NotImplementedError)</w:t>
       </w:r>
       <w:r>
         <w:br/>
@@ -2958,7 +2951,7 @@
         <w:rPr>
           <w:rStyle w:val="VerbatimChar"/>
         </w:rPr>
-        <w:t xml:space="preserve">│  - __nombre: str                       │</w:t>
+        <w:t xml:space="preserve">|  - __nombre: str                       |</w:t>
       </w:r>
       <w:r>
         <w:br/>
@@ -2967,7 +2960,7 @@
         <w:rPr>
           <w:rStyle w:val="VerbatimChar"/>
         </w:rPr>
-        <w:t xml:space="preserve">│  - __apellido: str                     │</w:t>
+        <w:t xml:space="preserve">|  - __apellido: str                     |</w:t>
       </w:r>
       <w:r>
         <w:br/>
@@ -2976,7 +2969,7 @@
         <w:rPr>
           <w:rStyle w:val="VerbatimChar"/>
         </w:rPr>
-        <w:t xml:space="preserve">│  - __telefono: str                     │</w:t>
+        <w:t xml:space="preserve">|  - __telefono: str                     |</w:t>
       </w:r>
       <w:r>
         <w:br/>
@@ -2985,7 +2978,7 @@
         <w:rPr>
           <w:rStyle w:val="VerbatimChar"/>
         </w:rPr>
-        <w:t xml:space="preserve">├────────────────────────────────────────┤</w:t>
+        <w:t xml:space="preserve">+----------------------------------------+</w:t>
       </w:r>
       <w:r>
         <w:br/>
@@ -2994,7 +2987,7 @@
         <w:rPr>
           <w:rStyle w:val="VerbatimChar"/>
         </w:rPr>
-        <w:t xml:space="preserve">│  + get_cedula(): str                   │</w:t>
+        <w:t xml:space="preserve">|  + get_cedula(): str                   |</w:t>
       </w:r>
       <w:r>
         <w:br/>
@@ -3003,7 +2996,7 @@
         <w:rPr>
           <w:rStyle w:val="VerbatimChar"/>
         </w:rPr>
-        <w:t xml:space="preserve">│  + get_nombre_completo(): str          │</w:t>
+        <w:t xml:space="preserve">|  + get_nombre_completo(): str          |</w:t>
       </w:r>
       <w:r>
         <w:br/>
@@ -3012,7 +3005,7 @@
         <w:rPr>
           <w:rStyle w:val="VerbatimChar"/>
         </w:rPr>
-        <w:t xml:space="preserve">│  + tipo_socio(): str                   │ ◄── Polimorfismo</w:t>
+        <w:t xml:space="preserve">|  + tipo_socio(): str                   | ◄-- Polimorfismo</w:t>
       </w:r>
       <w:r>
         <w:br/>
@@ -3021,7 +3014,7 @@
         <w:rPr>
           <w:rStyle w:val="VerbatimChar"/>
         </w:rPr>
-        <w:t xml:space="preserve">└────────────┬───────────────────────────┘</w:t>
+        <w:t xml:space="preserve">+------------+---------------------------+</w:t>
       </w:r>
       <w:r>
         <w:br/>
@@ -3030,7 +3023,7 @@
         <w:rPr>
           <w:rStyle w:val="VerbatimChar"/>
         </w:rPr>
-        <w:t xml:space="preserve">             │  Herencia</w:t>
+        <w:t xml:space="preserve">             |  Herencia</w:t>
       </w:r>
       <w:r>
         <w:br/>
@@ -3039,7 +3032,7 @@
         <w:rPr>
           <w:rStyle w:val="VerbatimChar"/>
         </w:rPr>
-        <w:t xml:space="preserve">    ┌────────┴────────┐</w:t>
+        <w:t xml:space="preserve">    +--------+--------+</w:t>
       </w:r>
       <w:r>
         <w:br/>
@@ -3048,7 +3041,7 @@
         <w:rPr>
           <w:rStyle w:val="VerbatimChar"/>
         </w:rPr>
-        <w:t xml:space="preserve">    ▼                 ▼</w:t>
+        <w:t xml:space="preserve">    V                 V</w:t>
       </w:r>
       <w:r>
         <w:br/>
@@ -3057,7 +3050,7 @@
         <w:rPr>
           <w:rStyle w:val="VerbatimChar"/>
         </w:rPr>
-        <w:t xml:space="preserve">┌─────────────┐ ┌─────────────┐</w:t>
+        <w:t xml:space="preserve">+-------------+ +-------------+</w:t>
       </w:r>
       <w:r>
         <w:br/>
@@ -3066,7 +3059,7 @@
         <w:rPr>
           <w:rStyle w:val="VerbatimChar"/>
         </w:rPr>
-        <w:t xml:space="preserve">│  Estudiante │ │   Docente   │</w:t>
+        <w:t xml:space="preserve">|  Estudiante | |   Docente   |</w:t>
       </w:r>
       <w:r>
         <w:br/>
@@ -3075,7 +3068,7 @@
         <w:rPr>
           <w:rStyle w:val="VerbatimChar"/>
         </w:rPr>
-        <w:t xml:space="preserve">├─────────────┤ ├─────────────┤</w:t>
+        <w:t xml:space="preserve">+-------------+ +-------------+</w:t>
       </w:r>
       <w:r>
         <w:br/>
@@ -3084,7 +3077,7 @@
         <w:rPr>
           <w:rStyle w:val="VerbatimChar"/>
         </w:rPr>
-        <w:t xml:space="preserve">│ - __carrera │ │ - __depto   │</w:t>
+        <w:t xml:space="preserve">| - __carrera | | - __depto   |</w:t>
       </w:r>
       <w:r>
         <w:br/>
@@ -3093,7 +3086,7 @@
         <w:rPr>
           <w:rStyle w:val="VerbatimChar"/>
         </w:rPr>
-        <w:t xml:space="preserve">│ - __semestre│ │             │</w:t>
+        <w:t xml:space="preserve">| - __semestre| |             |</w:t>
       </w:r>
       <w:r>
         <w:br/>
@@ -3102,7 +3095,7 @@
         <w:rPr>
           <w:rStyle w:val="VerbatimChar"/>
         </w:rPr>
-        <w:t xml:space="preserve">├─────────────┤ ├─────────────┤</w:t>
+        <w:t xml:space="preserve">+-------------+ +-------------+</w:t>
       </w:r>
       <w:r>
         <w:br/>
@@ -3111,7 +3104,7 @@
         <w:rPr>
           <w:rStyle w:val="VerbatimChar"/>
         </w:rPr>
-        <w:t xml:space="preserve">│ + tipo_socio│ │ + tipo_socio│</w:t>
+        <w:t xml:space="preserve">| + tipo_socio| | + tipo_socio|</w:t>
       </w:r>
       <w:r>
         <w:br/>
@@ -3120,7 +3113,7 @@
         <w:rPr>
           <w:rStyle w:val="VerbatimChar"/>
         </w:rPr>
-        <w:t xml:space="preserve">│ = Estudiante│ │ = Docente   │</w:t>
+        <w:t xml:space="preserve">| = Estudiante| | = Docente   |</w:t>
       </w:r>
       <w:r>
         <w:br/>
@@ -3129,7 +3122,7 @@
         <w:rPr>
           <w:rStyle w:val="VerbatimChar"/>
         </w:rPr>
-        <w:t xml:space="preserve">└─────────────┘ └─────────────┘</w:t>
+        <w:t xml:space="preserve">+-------------+ +-------------+</w:t>
       </w:r>
       <w:r>
         <w:br/>
@@ -3138,7 +3131,7 @@
         <w:rPr>
           <w:rStyle w:val="VerbatimChar"/>
         </w:rPr>
-        <w:t xml:space="preserve">        │                │</w:t>
+        <w:t xml:space="preserve">        |                |</w:t>
       </w:r>
       <w:r>
         <w:br/>
@@ -3147,7 +3140,7 @@
         <w:rPr>
           <w:rStyle w:val="VerbatimChar"/>
         </w:rPr>
-        <w:t xml:space="preserve">        └───────┬────────┘</w:t>
+        <w:t xml:space="preserve">        +-------+--------+</w:t>
       </w:r>
       <w:r>
         <w:br/>
@@ -3156,7 +3149,7 @@
         <w:rPr>
           <w:rStyle w:val="VerbatimChar"/>
         </w:rPr>
-        <w:t xml:space="preserve">                ▼</w:t>
+        <w:t xml:space="preserve">                V</w:t>
       </w:r>
       <w:r>
         <w:br/>
@@ -3165,7 +3158,7 @@
         <w:rPr>
           <w:rStyle w:val="VerbatimChar"/>
         </w:rPr>
-        <w:t xml:space="preserve">        ┌──────────────┐</w:t>
+        <w:t xml:space="preserve">        +--------------+</w:t>
       </w:r>
       <w:r>
         <w:br/>
@@ -3174,7 +3167,7 @@
         <w:rPr>
           <w:rStyle w:val="VerbatimChar"/>
         </w:rPr>
-        <w:t xml:space="preserve">        │    Socio     │ ◄── Wrapper polimórfico</w:t>
+        <w:t xml:space="preserve">        |    Socio     | ◄-- Wrapper polimórfico</w:t>
       </w:r>
       <w:r>
         <w:br/>
@@ -3183,7 +3176,7 @@
         <w:rPr>
           <w:rStyle w:val="VerbatimChar"/>
         </w:rPr>
-        <w:t xml:space="preserve">        │ - __persona  │      contiene Estudiante o Docente</w:t>
+        <w:t xml:space="preserve">        | - __persona  |      contiene Estudiante o Docente</w:t>
       </w:r>
       <w:r>
         <w:br/>
@@ -3192,7 +3185,7 @@
         <w:rPr>
           <w:rStyle w:val="VerbatimChar"/>
         </w:rPr>
-        <w:t xml:space="preserve">        └──────────────┘</w:t>
+        <w:t xml:space="preserve">        +--------------+</w:t>
       </w:r>
       <w:r>
         <w:br/>
@@ -3204,7 +3197,7 @@
         <w:rPr>
           <w:rStyle w:val="VerbatimChar"/>
         </w:rPr>
-        <w:t xml:space="preserve">┌──────────────────┐      ┌──────────────────┐</w:t>
+        <w:t xml:space="preserve">+------------------+      +------------------+</w:t>
       </w:r>
       <w:r>
         <w:br/>
@@ -3213,7 +3206,7 @@
         <w:rPr>
           <w:rStyle w:val="VerbatimChar"/>
         </w:rPr>
-        <w:t xml:space="preserve">│      Libro       │      │    Prestamo      │</w:t>
+        <w:t xml:space="preserve">|      Libro       |      |    Prestamo      |</w:t>
       </w:r>
       <w:r>
         <w:br/>
@@ -3222,7 +3215,7 @@
         <w:rPr>
           <w:rStyle w:val="VerbatimChar"/>
         </w:rPr>
-        <w:t xml:space="preserve">├──────────────────┤      ├──────────────────┤</w:t>
+        <w:t xml:space="preserve">+------------------+      +------------------+</w:t>
       </w:r>
       <w:r>
         <w:br/>
@@ -3231,7 +3224,7 @@
         <w:rPr>
           <w:rStyle w:val="VerbatimChar"/>
         </w:rPr>
-        <w:t xml:space="preserve">│ - __isbn         │      │ - __socio        │──► Socio</w:t>
+        <w:t xml:space="preserve">| - __isbn         |      | - __socio        |---&gt; Socio</w:t>
       </w:r>
       <w:r>
         <w:br/>
@@ -3240,7 +3233,7 @@
         <w:rPr>
           <w:rStyle w:val="VerbatimChar"/>
         </w:rPr>
-        <w:t xml:space="preserve">│ - __titulo       │      │ - __libro        │──► Libro</w:t>
+        <w:t xml:space="preserve">| - __titulo       |      | - __libro        |---&gt; Libro</w:t>
       </w:r>
       <w:r>
         <w:br/>
@@ -3249,7 +3242,7 @@
         <w:rPr>
           <w:rStyle w:val="VerbatimChar"/>
         </w:rPr>
-        <w:t xml:space="preserve">│ - __autor        │      │ - __fecha_prest  │</w:t>
+        <w:t xml:space="preserve">| - __autor        |      | - __fecha_prest  |</w:t>
       </w:r>
       <w:r>
         <w:br/>
@@ -3258,7 +3251,7 @@
         <w:rPr>
           <w:rStyle w:val="VerbatimChar"/>
         </w:rPr>
-        <w:t xml:space="preserve">│ - __ejemplares   │      │ - __fecha_dev    │</w:t>
+        <w:t xml:space="preserve">| - __ejemplares   |      | - __fecha_dev    |</w:t>
       </w:r>
       <w:r>
         <w:br/>
@@ -3267,7 +3260,7 @@
         <w:rPr>
           <w:rStyle w:val="VerbatimChar"/>
         </w:rPr>
-        <w:t xml:space="preserve">│ - __disponibles  │      └──────────────────┘</w:t>
+        <w:t xml:space="preserve">| - __disponibles  |      +------------------+</w:t>
       </w:r>
       <w:r>
         <w:br/>
@@ -3276,7 +3269,7 @@
         <w:rPr>
           <w:rStyle w:val="VerbatimChar"/>
         </w:rPr>
-        <w:t xml:space="preserve">├──────────────────┤</w:t>
+        <w:t xml:space="preserve">+------------------+</w:t>
       </w:r>
       <w:r>
         <w:br/>
@@ -3285,7 +3278,7 @@
         <w:rPr>
           <w:rStyle w:val="VerbatimChar"/>
         </w:rPr>
-        <w:t xml:space="preserve">│ + prestar()      │      ┌──────────────────┐</w:t>
+        <w:t xml:space="preserve">| + prestar()      |      +------------------+</w:t>
       </w:r>
       <w:r>
         <w:br/>
@@ -3294,7 +3287,7 @@
         <w:rPr>
           <w:rStyle w:val="VerbatimChar"/>
         </w:rPr>
-        <w:t xml:space="preserve">│ + devolver()     │      │    Reserva       │</w:t>
+        <w:t xml:space="preserve">| + devolver()     |      |    Reserva       |</w:t>
       </w:r>
       <w:r>
         <w:br/>
@@ -3303,7 +3296,7 @@
         <w:rPr>
           <w:rStyle w:val="VerbatimChar"/>
         </w:rPr>
-        <w:t xml:space="preserve">│ + esta_disp()    │      ├──────────────────┤</w:t>
+        <w:t xml:space="preserve">| + esta_disp()    |      +------------------+</w:t>
       </w:r>
       <w:r>
         <w:br/>
@@ -3312,7 +3305,7 @@
         <w:rPr>
           <w:rStyle w:val="VerbatimChar"/>
         </w:rPr>
-        <w:t xml:space="preserve">└──────────────────┘      │ - __socio        │──► Socio</w:t>
+        <w:t xml:space="preserve">+------------------+      | - __socio        |---&gt; Socio</w:t>
       </w:r>
       <w:r>
         <w:br/>
@@ -3321,7 +3314,7 @@
         <w:rPr>
           <w:rStyle w:val="VerbatimChar"/>
         </w:rPr>
-        <w:t xml:space="preserve">                          │ - __libro        │──► Libro</w:t>
+        <w:t xml:space="preserve">                          | - __libro        |---&gt; Libro</w:t>
       </w:r>
       <w:r>
         <w:br/>
@@ -3330,7 +3323,7 @@
         <w:rPr>
           <w:rStyle w:val="VerbatimChar"/>
         </w:rPr>
-        <w:t xml:space="preserve">                          │ - __fecha        │</w:t>
+        <w:t xml:space="preserve">                          | - __fecha        |</w:t>
       </w:r>
       <w:r>
         <w:br/>
@@ -3339,7 +3332,7 @@
         <w:rPr>
           <w:rStyle w:val="VerbatimChar"/>
         </w:rPr>
-        <w:t xml:space="preserve">                          │ - __activa       │</w:t>
+        <w:t xml:space="preserve">                          | - __activa       |</w:t>
       </w:r>
       <w:r>
         <w:br/>
@@ -3348,7 +3341,7 @@
         <w:rPr>
           <w:rStyle w:val="VerbatimChar"/>
         </w:rPr>
-        <w:t xml:space="preserve">                          └──────────────────┘</w:t>
+        <w:t xml:space="preserve">                          +------------------+</w:t>
       </w:r>
       <w:r>
         <w:br/>
@@ -3369,7 +3362,7 @@
         <w:rPr>
           <w:rStyle w:val="VerbatimChar"/>
         </w:rPr>
-        <w:t xml:space="preserve">┌──────────────┐  ┌──────────────┐  ┌──────────────┐</w:t>
+        <w:t xml:space="preserve">+--------------+  +--------------+  +--------------+</w:t>
       </w:r>
       <w:r>
         <w:br/>
@@ -3378,7 +3371,7 @@
         <w:rPr>
           <w:rStyle w:val="VerbatimChar"/>
         </w:rPr>
-        <w:t xml:space="preserve">│ LinkedList   │  │    Queue     │  │    Stack     │</w:t>
+        <w:t xml:space="preserve">| LinkedList   |  |    Queue     |  |    Stack     |</w:t>
       </w:r>
       <w:r>
         <w:br/>
@@ -3387,7 +3380,7 @@
         <w:rPr>
           <w:rStyle w:val="VerbatimChar"/>
         </w:rPr>
-        <w:t xml:space="preserve">│ (Nodo → Nodo)│  │  (FIFO)     │  │  (LIFO)      │</w:t>
+        <w:t xml:space="preserve">| (Nodo → Nodo)|  |  (FIFO)     |  |  (LIFO)      |</w:t>
       </w:r>
       <w:r>
         <w:br/>
@@ -3396,7 +3389,7 @@
         <w:rPr>
           <w:rStyle w:val="VerbatimChar"/>
         </w:rPr>
-        <w:t xml:space="preserve">│ append()     │  │ enqueue()   │  │ push()       │</w:t>
+        <w:t xml:space="preserve">| append()     |  | enqueue()   |  | push()       |</w:t>
       </w:r>
       <w:r>
         <w:br/>
@@ -3405,7 +3398,7 @@
         <w:rPr>
           <w:rStyle w:val="VerbatimChar"/>
         </w:rPr>
-        <w:t xml:space="preserve">│ prepend()    │  │ dequeue()   │  │ pop()        │</w:t>
+        <w:t xml:space="preserve">| prepend()    |  | dequeue()   |  | pop()        |</w:t>
       </w:r>
       <w:r>
         <w:br/>
@@ -3414,7 +3407,7 @@
         <w:rPr>
           <w:rStyle w:val="VerbatimChar"/>
         </w:rPr>
-        <w:t xml:space="preserve">│ remove()     │  │ peek()      │  │ peek()       │</w:t>
+        <w:t xml:space="preserve">| remove()     |  | peek()      |  | peek()       |</w:t>
       </w:r>
       <w:r>
         <w:br/>
@@ -3423,7 +3416,7 @@
         <w:rPr>
           <w:rStyle w:val="VerbatimChar"/>
         </w:rPr>
-        <w:t xml:space="preserve">│ find()       │  │             │  │              │</w:t>
+        <w:t xml:space="preserve">| find()       |  |             |  |              |</w:t>
       </w:r>
       <w:r>
         <w:br/>
@@ -3432,7 +3425,7 @@
         <w:rPr>
           <w:rStyle w:val="VerbatimChar"/>
         </w:rPr>
-        <w:t xml:space="preserve">└──────────────┘  └──────────────┘  └──────────────┘</w:t>
+        <w:t xml:space="preserve">+--------------+  +--------------+  +--------------+</w:t>
       </w:r>
       <w:r>
         <w:br/>
@@ -3453,7 +3446,7 @@
         <w:rPr>
           <w:rStyle w:val="VerbatimChar"/>
         </w:rPr>
-        <w:t xml:space="preserve">┌──────────────────┐  ┌──────────────────────┐</w:t>
+        <w:t xml:space="preserve">+------------------+  +----------------------+</w:t>
       </w:r>
       <w:r>
         <w:br/>
@@ -3462,7 +3455,7 @@
         <w:rPr>
           <w:rStyle w:val="VerbatimChar"/>
         </w:rPr>
-        <w:t xml:space="preserve">│    Búsqueda      │  │   Ordenamiento       │</w:t>
+        <w:t xml:space="preserve">|    Búsqueda      |  |   Ordenamiento       |</w:t>
       </w:r>
       <w:r>
         <w:br/>
@@ -3471,7 +3464,7 @@
         <w:rPr>
           <w:rStyle w:val="VerbatimChar"/>
         </w:rPr>
-        <w:t xml:space="preserve">│ Lineal (O(n))    │  │ Bubble (O(n²))       │</w:t>
+        <w:t xml:space="preserve">| Lineal (O(n))    |  | Bubble (O(n²))       |</w:t>
       </w:r>
       <w:r>
         <w:br/>
@@ -3480,7 +3473,7 @@
         <w:rPr>
           <w:rStyle w:val="VerbatimChar"/>
         </w:rPr>
-        <w:t xml:space="preserve">│ Binaria (O(log n))│  │ Insertion (O(n²))   │</w:t>
+        <w:t xml:space="preserve">| Binaria (O(log n))|  | Insertion (O(n²))   |</w:t>
       </w:r>
       <w:r>
         <w:br/>
@@ -3489,7 +3482,7 @@
         <w:rPr>
           <w:rStyle w:val="VerbatimChar"/>
         </w:rPr>
-        <w:t xml:space="preserve">└──────────────────┘  │ Merge (O(n log n))   │</w:t>
+        <w:t xml:space="preserve">+------------------+  | Merge (O(n log n))   |</w:t>
       </w:r>
       <w:r>
         <w:br/>
@@ -3498,7 +3491,7 @@
         <w:rPr>
           <w:rStyle w:val="VerbatimChar"/>
         </w:rPr>
-        <w:t xml:space="preserve">                      │ Quick (O(n log n))   │</w:t>
+        <w:t xml:space="preserve">                      | Quick (O(n log n))   |</w:t>
       </w:r>
       <w:r>
         <w:br/>
@@ -3507,7 +3500,7 @@
         <w:rPr>
           <w:rStyle w:val="VerbatimChar"/>
         </w:rPr>
-        <w:t xml:space="preserve">                      └──────────────────────┘</w:t>
+        <w:t xml:space="preserve">                      +----------------------+</w:t>
       </w:r>
     </w:p>
     <w:bookmarkEnd xmlns:a="http://schemas.openxmlformats.org/drawingml/2006/main" xmlns:pic="http://schemas.openxmlformats.org/drawingml/2006/picture" w:id="39"/>
@@ -3527,7 +3520,7 @@
         <w:rPr>
           <w:rStyle w:val="VerbatimChar"/>
         </w:rPr>
-        <w:t xml:space="preserve">┌────────────────────┐       ┌────────────────────────┐</w:t>
+        <w:t xml:space="preserve">+-----------------------+         +---------------------------+</w:t>
       </w:r>
       <w:r>
         <w:br/>
@@ -3536,7 +3529,7 @@
         <w:rPr>
           <w:rStyle w:val="VerbatimChar"/>
         </w:rPr>
-        <w:t xml:space="preserve">│      socios        │       │       libros           │</w:t>
+        <w:t xml:space="preserve">|       socios          |         |         libros             |</w:t>
       </w:r>
       <w:r>
         <w:br/>
@@ -3545,7 +3538,7 @@
         <w:rPr>
           <w:rStyle w:val="VerbatimChar"/>
         </w:rPr>
-        <w:t xml:space="preserve">├────────────────────┤       ├────────────────────────┤</w:t>
+        <w:t xml:space="preserve">+-----------------------+         +---------------------------+</w:t>
       </w:r>
       <w:r>
         <w:br/>
@@ -3554,7 +3547,7 @@
         <w:rPr>
           <w:rStyle w:val="VerbatimChar"/>
         </w:rPr>
-        <w:t xml:space="preserve">│ PK  cedula: TEXT   │       │ PK  isbn: TEXT         │</w:t>
+        <w:t xml:space="preserve">| PK cedula: TEXT       |         | PK isbn: TEXT              |</w:t>
       </w:r>
       <w:r>
         <w:br/>
@@ -3563,7 +3556,7 @@
         <w:rPr>
           <w:rStyle w:val="VerbatimChar"/>
         </w:rPr>
-        <w:t xml:space="preserve">│     nombre: TEXT   │       │     titulo: TEXT       │</w:t>
+        <w:t xml:space="preserve">|     nombre: TEXT      |         |     titulo: TEXT           |</w:t>
       </w:r>
       <w:r>
         <w:br/>
@@ -3572,7 +3565,7 @@
         <w:rPr>
           <w:rStyle w:val="VerbatimChar"/>
         </w:rPr>
-        <w:t xml:space="preserve">│     apellido: TEXT │       │     autor: TEXT        │</w:t>
+        <w:t xml:space="preserve">|     apellido: TEXT    |         |     autor: TEXT            |</w:t>
       </w:r>
       <w:r>
         <w:br/>
@@ -3581,7 +3574,7 @@
         <w:rPr>
           <w:rStyle w:val="VerbatimChar"/>
         </w:rPr>
-        <w:t xml:space="preserve">│     tipo: TEXT     │       │     editorial: TEXT    │</w:t>
+        <w:t xml:space="preserve">|     tipo: TEXT        |         |     editorial: TEXT        |</w:t>
       </w:r>
       <w:r>
         <w:br/>
@@ -3590,7 +3583,7 @@
         <w:rPr>
           <w:rStyle w:val="VerbatimChar"/>
         </w:rPr>
-        <w:t xml:space="preserve">│     carrera: TEXT  │       │     anio: INTEGER      │</w:t>
+        <w:t xml:space="preserve">|     carrera: TEXT     |         |     anio: INTEGER          |</w:t>
       </w:r>
       <w:r>
         <w:br/>
@@ -3599,7 +3592,7 @@
         <w:rPr>
           <w:rStyle w:val="VerbatimChar"/>
         </w:rPr>
-        <w:t xml:space="preserve">│     semestre: INT  │       │     ejemplares: INT    │</w:t>
+        <w:t xml:space="preserve">|     semestre: INT     |         |     ejemplares: INT        |</w:t>
       </w:r>
       <w:r>
         <w:br/>
@@ -3608,7 +3601,7 @@
         <w:rPr>
           <w:rStyle w:val="VerbatimChar"/>
         </w:rPr>
-        <w:t xml:space="preserve">│     telefono: TEXT │       │     disponibles: INT   │</w:t>
+        <w:t xml:space="preserve">|     telefono: TEXT    |         |     disponibles: INT       |</w:t>
       </w:r>
       <w:r>
         <w:br/>
@@ -3617,7 +3610,7 @@
         <w:rPr>
           <w:rStyle w:val="VerbatimChar"/>
         </w:rPr>
-        <w:t xml:space="preserve">└────────┬───────────┘       └──────────┬─────────────┘</w:t>
+        <w:t xml:space="preserve">+-----------+-----------+         +-------------+-------------+</w:t>
       </w:r>
       <w:r>
         <w:br/>
@@ -3626,7 +3619,7 @@
         <w:rPr>
           <w:rStyle w:val="VerbatimChar"/>
         </w:rPr>
-        <w:t xml:space="preserve">         │                              │</w:t>
+        <w:t xml:space="preserve">            |                                   |</w:t>
       </w:r>
       <w:r>
         <w:br/>
@@ -3635,7 +3628,7 @@
         <w:rPr>
           <w:rStyle w:val="VerbatimChar"/>
         </w:rPr>
-        <w:t xml:space="preserve">         │  ┌───────────────────────────┘</w:t>
+        <w:t xml:space="preserve">            |                                   |</w:t>
       </w:r>
       <w:r>
         <w:br/>
@@ -3644,7 +3637,7 @@
         <w:rPr>
           <w:rStyle w:val="VerbatimChar"/>
         </w:rPr>
-        <w:t xml:space="preserve">         │  │</w:t>
+        <w:t xml:space="preserve">            +----------+------------------------+</w:t>
       </w:r>
       <w:r>
         <w:br/>
@@ -3653,7 +3646,7 @@
         <w:rPr>
           <w:rStyle w:val="VerbatimChar"/>
         </w:rPr>
-        <w:t xml:space="preserve">         ▼  ▼</w:t>
+        <w:t xml:space="preserve">                       |</w:t>
       </w:r>
       <w:r>
         <w:br/>
@@ -3662,7 +3655,7 @@
         <w:rPr>
           <w:rStyle w:val="VerbatimChar"/>
         </w:rPr>
-        <w:t xml:space="preserve">┌────────────────────┐       ┌────────────────────────┐</w:t>
+        <w:t xml:space="preserve">              +--------+--------+</w:t>
       </w:r>
       <w:r>
         <w:br/>
@@ -3671,7 +3664,7 @@
         <w:rPr>
           <w:rStyle w:val="VerbatimChar"/>
         </w:rPr>
-        <w:t xml:space="preserve">│     prestamos      │       │       reservas          │</w:t>
+        <w:t xml:space="preserve">              |    prestamos    |        |      reservas      |</w:t>
       </w:r>
       <w:r>
         <w:br/>
@@ -3680,7 +3673,7 @@
         <w:rPr>
           <w:rStyle w:val="VerbatimChar"/>
         </w:rPr>
-        <w:t xml:space="preserve">├────────────────────┤       ├────────────────────────┤</w:t>
+        <w:t xml:space="preserve">              | PK id: INTEGER  |        | PK id: INTEGER     |</w:t>
       </w:r>
       <w:r>
         <w:br/>
@@ -3689,7 +3682,7 @@
         <w:rPr>
           <w:rStyle w:val="VerbatimChar"/>
         </w:rPr>
-        <w:t xml:space="preserve">│ PK  id: INTEGER    │       │ PK  id: INTEGER        │</w:t>
+        <w:t xml:space="preserve">              | FK cedula_socio |----    | FK cedula_socio    |---- socios</w:t>
       </w:r>
       <w:r>
         <w:br/>
@@ -3698,7 +3691,7 @@
         <w:rPr>
           <w:rStyle w:val="VerbatimChar"/>
         </w:rPr>
-        <w:t xml:space="preserve">│ FK  cedula_socio   │──►    │ FK  cedula_socio       │──► socios</w:t>
+        <w:t xml:space="preserve">              | FK isbn_libro   |----    | FK isbn_libro      |---- libros</w:t>
       </w:r>
       <w:r>
         <w:br/>
@@ -3707,7 +3700,7 @@
         <w:rPr>
           <w:rStyle w:val="VerbatimChar"/>
         </w:rPr>
-        <w:t xml:space="preserve">│ FK  isbn_libro     │──►    │ FK  isbn_libro         │──► libros</w:t>
+        <w:t xml:space="preserve">              | fecha_prestamo  |        | fecha_reserva      |</w:t>
       </w:r>
       <w:r>
         <w:br/>
@@ -3716,7 +3709,7 @@
         <w:rPr>
           <w:rStyle w:val="VerbatimChar"/>
         </w:rPr>
-        <w:t xml:space="preserve">│     fecha_prestamo │       │     fecha_reserva      │</w:t>
+        <w:t xml:space="preserve">              | fecha_devuelto  |        | activa: INTEGER    |</w:t>
       </w:r>
       <w:r>
         <w:br/>
@@ -3725,16 +3718,55 @@
         <w:rPr>
           <w:rStyle w:val="VerbatimChar"/>
         </w:rPr>
-        <w:t xml:space="preserve">│     fecha_devuelto │       │     activa: INTEGER    │</w:t>
+        <w:t xml:space="preserve">              +-----------------+        +--------------------+</w:t>
       </w:r>
       <w:r>
         <w:br/>
       </w:r>
       <w:r>
+        <w:br/>
+      </w:r>
+      <w:r>
         <w:rPr>
           <w:rStyle w:val="VerbatimChar"/>
         </w:rPr>
-        <w:t xml:space="preserve">└────────────────────┘       └────────────────────────┘</w:t>
+        <w:t xml:space="preserve">Relaciones:</w:t>
+      </w:r>
+      <w:r>
+        <w:br/>
+      </w:r>
+      <w:r>
+        <w:rPr>
+          <w:rStyle w:val="VerbatimChar"/>
+        </w:rPr>
+        <w:t xml:space="preserve">- socios (1) -&gt; (N) prestamos   : Un socio puede tener 0 o muchos prestamos</w:t>
+      </w:r>
+      <w:r>
+        <w:br/>
+      </w:r>
+      <w:r>
+        <w:rPr>
+          <w:rStyle w:val="VerbatimChar"/>
+        </w:rPr>
+        <w:t xml:space="preserve">- socios (1) -&gt; (N) reservas    : Un socio puede tener 0 o muchas reservas</w:t>
+      </w:r>
+      <w:r>
+        <w:br/>
+      </w:r>
+      <w:r>
+        <w:rPr>
+          <w:rStyle w:val="VerbatimChar"/>
+        </w:rPr>
+        <w:t xml:space="preserve">- libros (1) -&gt; (N) prestamos   : Un libro puede estar en 0 o muchos prestamos</w:t>
+      </w:r>
+      <w:r>
+        <w:br/>
+      </w:r>
+      <w:r>
+        <w:rPr>
+          <w:rStyle w:val="VerbatimChar"/>
+        </w:rPr>
+        <w:t xml:space="preserve">- libros (1) -&gt; (N) reservas    : Un libro puede tener 0 o muchas reservas</w:t>
       </w:r>
     </w:p>
     <w:p xmlns:a="http://schemas.openxmlformats.org/drawingml/2006/main" xmlns:pic="http://schemas.openxmlformats.org/drawingml/2006/picture">

--- a/docs/especificacion-proyecto.docx
+++ b/docs/especificacion-proyecto.docx
@@ -543,6 +543,7 @@
     <w:p xmlns:a="http://schemas.openxmlformats.org/drawingml/2006/main" xmlns:pic="http://schemas.openxmlformats.org/drawingml/2006/picture">
       <w:pPr>
         <w:pStyle w:val="FirstParagraph"/>
+        <w:jc w:val="both"/>
       </w:pPr>
       <w:r>
         <w:t xml:space="preserve">Las bibliotecas universitarias enfrentan el desafío de gestionar eficientemente sus recursos bibliográficos: registro de socios, control de préstamos, devoluciones y reservas. Actualmente, muchas bibliotecas pequeñas y medianas aún utilizan métodos manuales o sistemas genéricos que no se adaptan a sus necesidades específicas.</w:t>
@@ -551,6 +552,7 @@
     <w:p xmlns:a="http://schemas.openxmlformats.org/drawingml/2006/main" xmlns:pic="http://schemas.openxmlformats.org/drawingml/2006/picture">
       <w:pPr>
         <w:pStyle w:val="BodyText"/>
+        <w:jc w:val="both"/>
       </w:pPr>
       <w:r>
         <w:t xml:space="preserve">El presente proyecto tiene como objetivo desarrollar un</w:t>
@@ -575,6 +577,7 @@
     <w:p xmlns:a="http://schemas.openxmlformats.org/drawingml/2006/main" xmlns:pic="http://schemas.openxmlformats.org/drawingml/2006/picture">
       <w:pPr>
         <w:pStyle w:val="BodyText"/>
+        <w:jc w:val="both"/>
       </w:pPr>
       <w:r>
         <w:t xml:space="preserve">El sistema se desarrolla como proyecto final de la asignatura</w:t>
@@ -612,6 +615,7 @@
     <w:p xmlns:a="http://schemas.openxmlformats.org/drawingml/2006/main" xmlns:pic="http://schemas.openxmlformats.org/drawingml/2006/picture">
       <w:pPr>
         <w:pStyle w:val="FirstParagraph"/>
+        <w:jc w:val="both"/>
       </w:pPr>
       <w:r>
         <w:t xml:space="preserve">La Universidad Agraria del Ecuador, en su modalidad en línea, requiere que los estudiantes demuestren competencias en el desarrollo de software aplicando los principios de la programación estructurada y orientada a objetos. Este proyecto integra los conocimientos adquiridos durante el semestre en un producto funcional.</w:t>
@@ -620,6 +624,7 @@
     <w:p xmlns:a="http://schemas.openxmlformats.org/drawingml/2006/main" xmlns:pic="http://schemas.openxmlformats.org/drawingml/2006/picture">
       <w:pPr>
         <w:pStyle w:val="BodyText"/>
+        <w:jc w:val="both"/>
       </w:pPr>
       <w:r>
         <w:t xml:space="preserve">La automatización de una biblioteca universitaria permite:</w:t>
@@ -632,6 +637,7 @@
           <w:ilvl w:val="0"/>
           <w:numId w:val="1001"/>
         </w:numPr>
+        <w:jc w:val="both"/>
       </w:pPr>
       <w:r>
         <w:rPr>
@@ -654,6 +660,7 @@
           <w:ilvl w:val="0"/>
           <w:numId w:val="1001"/>
         </w:numPr>
+        <w:jc w:val="both"/>
       </w:pPr>
       <w:r>
         <w:rPr>
@@ -676,6 +683,7 @@
           <w:ilvl w:val="0"/>
           <w:numId w:val="1001"/>
         </w:numPr>
+        <w:jc w:val="both"/>
       </w:pPr>
       <w:r>
         <w:rPr>
@@ -698,6 +706,7 @@
           <w:ilvl w:val="0"/>
           <w:numId w:val="1001"/>
         </w:numPr>
+        <w:jc w:val="both"/>
       </w:pPr>
       <w:r>
         <w:rPr>
@@ -716,6 +725,7 @@
     <w:p xmlns:a="http://schemas.openxmlformats.org/drawingml/2006/main" xmlns:pic="http://schemas.openxmlformats.org/drawingml/2006/picture">
       <w:pPr>
         <w:pStyle w:val="FirstParagraph"/>
+        <w:jc w:val="both"/>
       </w:pPr>
       <w:r>
         <w:t xml:space="preserve">Además, el proyecto permite aplicar conceptos fundamentales de la ingeniería de software como el modelo incremental, el control de versiones con Git/GitHub, y el uso de documentación técnica.</w:t>
@@ -748,6 +758,7 @@
     <w:p xmlns:a="http://schemas.openxmlformats.org/drawingml/2006/main" xmlns:pic="http://schemas.openxmlformats.org/drawingml/2006/picture">
       <w:pPr>
         <w:pStyle w:val="FirstParagraph"/>
+        <w:jc w:val="both"/>
       </w:pPr>
       <w:r>
         <w:t xml:space="preserve">Desarrollar un sistema de escritorio para la gestión de una biblioteca universitaria que permita administrar socios, libros, préstamos y reservas, aplicando los principios de la Programación Orientada a Objetos, estructuras de datos, algoritmos de búsqueda y ordenamiento, y persistencia en base de datos SQLite.</w:t>
@@ -769,6 +780,7 @@
           <w:ilvl w:val="0"/>
           <w:numId w:val="1002"/>
         </w:numPr>
+        <w:jc w:val="both"/>
       </w:pPr>
       <w:r>
         <w:t xml:space="preserve">Implementar un modelo de clases utilizando herencia, encapsulamiento, polimorfismo y abstracción para representar los actores del sistema (Persona → Estudiante/Docente, Libro, Préstamo, Reserva).</w:t>
@@ -781,6 +793,7 @@
           <w:ilvl w:val="0"/>
           <w:numId w:val="1002"/>
         </w:numPr>
+        <w:jc w:val="both"/>
       </w:pPr>
       <w:r>
         <w:t xml:space="preserve">Utilizar estructuras de datos lineales (lista enlazada, cola FIFO, pila LIFO) para la gestión dinámica de la información en memoria.</w:t>
@@ -793,6 +806,7 @@
           <w:ilvl w:val="0"/>
           <w:numId w:val="1002"/>
         </w:numPr>
+        <w:jc w:val="both"/>
       </w:pPr>
       <w:r>
         <w:t xml:space="preserve">Implementar algoritmos de ordenamiento (burbuja, inserción, merge sort, quick sort) y búsqueda (lineal, binaria) para la manipulación del catálogo.</w:t>
@@ -805,6 +819,7 @@
           <w:ilvl w:val="0"/>
           <w:numId w:val="1002"/>
         </w:numPr>
+        <w:jc w:val="both"/>
       </w:pPr>
       <w:r>
         <w:t xml:space="preserve">Persistir los datos en una base de datos SQLite con operaciones CRUD completas y claves foráneas.</w:t>
@@ -817,6 +832,7 @@
           <w:ilvl w:val="0"/>
           <w:numId w:val="1002"/>
         </w:numPr>
+        <w:jc w:val="both"/>
       </w:pPr>
       <w:r>
         <w:t xml:space="preserve">Desarrollar una interfaz gráfica de usuario (GUI) utilizando Tkinter para la interacción con el sistema.</w:t>
@@ -854,6 +870,7 @@
           <w:ilvl w:val="0"/>
           <w:numId w:val="1003"/>
         </w:numPr>
+        <w:jc w:val="both"/>
       </w:pPr>
       <w:r>
         <w:rPr>
@@ -873,6 +890,7 @@
           <w:ilvl w:val="0"/>
           <w:numId w:val="1003"/>
         </w:numPr>
+        <w:jc w:val="both"/>
       </w:pPr>
       <w:r>
         <w:rPr>
@@ -892,6 +910,7 @@
           <w:ilvl w:val="0"/>
           <w:numId w:val="1003"/>
         </w:numPr>
+        <w:jc w:val="both"/>
       </w:pPr>
       <w:r>
         <w:rPr>
@@ -911,6 +930,7 @@
           <w:ilvl w:val="0"/>
           <w:numId w:val="1003"/>
         </w:numPr>
+        <w:jc w:val="both"/>
       </w:pPr>
       <w:r>
         <w:rPr>
@@ -930,6 +950,7 @@
           <w:ilvl w:val="0"/>
           <w:numId w:val="1003"/>
         </w:numPr>
+        <w:jc w:val="both"/>
       </w:pPr>
       <w:r>
         <w:rPr>
@@ -949,6 +970,7 @@
           <w:ilvl w:val="0"/>
           <w:numId w:val="1003"/>
         </w:numPr>
+        <w:jc w:val="both"/>
       </w:pPr>
       <w:r>
         <w:rPr>
@@ -977,6 +999,7 @@
           <w:ilvl w:val="0"/>
           <w:numId w:val="1004"/>
         </w:numPr>
+        <w:jc w:val="both"/>
       </w:pPr>
       <w:r>
         <w:t xml:space="preserve">No incluye módulo de multas o sanciones</w:t>
@@ -989,6 +1012,7 @@
           <w:ilvl w:val="0"/>
           <w:numId w:val="1004"/>
         </w:numPr>
+        <w:jc w:val="both"/>
       </w:pPr>
       <w:r>
         <w:t xml:space="preserve">No incluye generación de reportes estadísticos avanzados</w:t>
@@ -1001,6 +1025,7 @@
           <w:ilvl w:val="0"/>
           <w:numId w:val="1004"/>
         </w:numPr>
+        <w:jc w:val="both"/>
       </w:pPr>
       <w:r>
         <w:t xml:space="preserve">No incluye integración con sistemas externos (API web, RFID, etc.)</w:t>
@@ -1022,6 +1047,7 @@
           <w:ilvl w:val="0"/>
           <w:numId w:val="1005"/>
         </w:numPr>
+        <w:jc w:val="both"/>
       </w:pPr>
       <w:r>
         <w:rPr>
@@ -1041,6 +1067,7 @@
           <w:ilvl w:val="0"/>
           <w:numId w:val="1005"/>
         </w:numPr>
+        <w:jc w:val="both"/>
       </w:pPr>
       <w:r>
         <w:rPr>
@@ -1081,6 +1108,7 @@
     <w:p xmlns:a="http://schemas.openxmlformats.org/drawingml/2006/main" xmlns:pic="http://schemas.openxmlformats.org/drawingml/2006/picture">
       <w:pPr>
         <w:pStyle w:val="FirstParagraph"/>
+        <w:jc w:val="both"/>
       </w:pPr>
       <w:r>
         <w:t xml:space="preserve">La POO es un paradigma de programación que organiza el código en clases y objetos. Los cuatro pilares fundamentales son:</w:t>
@@ -1093,6 +1121,7 @@
           <w:ilvl w:val="0"/>
           <w:numId w:val="1006"/>
         </w:numPr>
+        <w:jc w:val="both"/>
       </w:pPr>
       <w:r>
         <w:rPr>
@@ -1121,6 +1150,7 @@
           <w:ilvl w:val="0"/>
           <w:numId w:val="1006"/>
         </w:numPr>
+        <w:jc w:val="both"/>
       </w:pPr>
       <w:r>
         <w:rPr>
@@ -1182,6 +1212,7 @@
           <w:ilvl w:val="0"/>
           <w:numId w:val="1006"/>
         </w:numPr>
+        <w:jc w:val="both"/>
       </w:pPr>
       <w:r>
         <w:rPr>
@@ -1246,6 +1277,7 @@
           <w:ilvl w:val="0"/>
           <w:numId w:val="1006"/>
         </w:numPr>
+        <w:jc w:val="both"/>
       </w:pPr>
       <w:r>
         <w:rPr>
@@ -1291,6 +1323,7 @@
     <w:p xmlns:a="http://schemas.openxmlformats.org/drawingml/2006/main" xmlns:pic="http://schemas.openxmlformats.org/drawingml/2006/picture">
       <w:pPr>
         <w:pStyle w:val="FirstParagraph"/>
+        <w:jc w:val="both"/>
       </w:pPr>
       <w:r>
         <w:rPr>
@@ -1331,6 +1364,7 @@
     <w:p xmlns:a="http://schemas.openxmlformats.org/drawingml/2006/main" xmlns:pic="http://schemas.openxmlformats.org/drawingml/2006/picture">
       <w:pPr>
         <w:pStyle w:val="FirstParagraph"/>
+        <w:jc w:val="both"/>
       </w:pPr>
       <w:r>
         <w:rPr>
@@ -1343,6 +1377,7 @@
     <w:p xmlns:a="http://schemas.openxmlformats.org/drawingml/2006/main" xmlns:pic="http://schemas.openxmlformats.org/drawingml/2006/picture">
       <w:pPr>
         <w:pStyle w:val="BodyText"/>
+        <w:jc w:val="both"/>
       </w:pPr>
       <w:r>
         <w:t xml:space="preserve">Estructura lineal donde cada elemento (nodo) contiene un valor y un puntero al siguiente nodo. Permite inserciones y eliminaciones sin reorganizar memoria. Se implementó</w:t>
@@ -1366,6 +1401,7 @@
     <w:p xmlns:a="http://schemas.openxmlformats.org/drawingml/2006/main" xmlns:pic="http://schemas.openxmlformats.org/drawingml/2006/picture">
       <w:pPr>
         <w:pStyle w:val="BodyText"/>
+        <w:jc w:val="both"/>
       </w:pPr>
       <w:r>
         <w:rPr>
@@ -1400,6 +1436,7 @@
     <w:p xmlns:a="http://schemas.openxmlformats.org/drawingml/2006/main" xmlns:pic="http://schemas.openxmlformats.org/drawingml/2006/picture">
       <w:pPr>
         <w:pStyle w:val="BodyText"/>
+        <w:jc w:val="both"/>
       </w:pPr>
       <w:r>
         <w:rPr>
@@ -1412,6 +1449,7 @@
     <w:p xmlns:a="http://schemas.openxmlformats.org/drawingml/2006/main" xmlns:pic="http://schemas.openxmlformats.org/drawingml/2006/picture">
       <w:pPr>
         <w:pStyle w:val="BodyText"/>
+        <w:jc w:val="both"/>
       </w:pPr>
       <w:r>
         <w:t xml:space="preserve">El primer elemento en entrar es el primero en salir (First In, First Out). Se utiliza para gestionar las reservas de libros en orden de llegada.</w:t>
@@ -1420,6 +1458,7 @@
     <w:p xmlns:a="http://schemas.openxmlformats.org/drawingml/2006/main" xmlns:pic="http://schemas.openxmlformats.org/drawingml/2006/picture">
       <w:pPr>
         <w:pStyle w:val="BodyText"/>
+        <w:jc w:val="both"/>
       </w:pPr>
       <w:r>
         <w:rPr>
@@ -1432,6 +1471,7 @@
     <w:p xmlns:a="http://schemas.openxmlformats.org/drawingml/2006/main" xmlns:pic="http://schemas.openxmlformats.org/drawingml/2006/picture">
       <w:pPr>
         <w:pStyle w:val="BodyText"/>
+        <w:jc w:val="both"/>
       </w:pPr>
       <w:r>
         <w:t xml:space="preserve">El último elemento en entrar es el primero en salir (Last In, First Out). Se utiliza para deshacer operaciones (undo) de préstamos y devoluciones.</w:t>
@@ -1440,6 +1480,7 @@
     <w:p xmlns:a="http://schemas.openxmlformats.org/drawingml/2006/main" xmlns:pic="http://schemas.openxmlformats.org/drawingml/2006/picture">
       <w:pPr>
         <w:pStyle w:val="BodyText"/>
+        <w:jc w:val="both"/>
       </w:pPr>
       <w:r>
         <w:rPr>
@@ -1483,6 +1524,7 @@
     <w:p xmlns:a="http://schemas.openxmlformats.org/drawingml/2006/main" xmlns:pic="http://schemas.openxmlformats.org/drawingml/2006/picture">
       <w:pPr>
         <w:pStyle w:val="FirstParagraph"/>
+        <w:jc w:val="both"/>
       </w:pPr>
       <w:r>
         <w:rPr>
@@ -1501,19 +1543,22 @@
         <w:tblLook w:firstRow="1" w:lastRow="0" w:firstColumn="0" w:lastColumn="0" w:noHBand="0" w:noVBand="0" w:val="0020"/>
       </w:tblPr>
       <w:tblGrid>
-        <w:gridCol w:w="2354"/>
-        <w:gridCol w:w="2782"/>
-        <w:gridCol w:w="2782"/>
+        <w:gridCol w:w="1984"/>
+        <w:gridCol w:w="1417"/>
+        <w:gridCol w:w="5669"/>
       </w:tblGrid>
       <w:tr>
         <w:trPr>
           <w:tblHeader w:val="on"/>
         </w:trPr>
         <w:tc>
-          <w:tcPr/>
+          <w:tcPr>
+            <w:tcW w:type="dxa" w:w="1984"/>
+          </w:tcPr>
           <w:p>
             <w:pPr>
               <w:pStyle w:val="Compact"/>
+              <w:spacing w:before="20" w:after="20" w:line="240" w:lineRule="auto"/>
               <w:jc w:val="left"/>
             </w:pPr>
             <w:r>
@@ -1522,11 +1567,14 @@
           </w:p>
         </w:tc>
         <w:tc>
-          <w:tcPr/>
+          <w:tcPr>
+            <w:tcW w:type="dxa" w:w="1417"/>
+          </w:tcPr>
           <w:p>
             <w:pPr>
               <w:pStyle w:val="Compact"/>
-              <w:jc w:val="center"/>
+              <w:spacing w:before="20" w:after="20" w:line="240" w:lineRule="auto"/>
+              <w:jc w:val="left"/>
             </w:pPr>
             <w:r>
               <w:t xml:space="preserve">Complejidad</w:t>
@@ -1534,10 +1582,13 @@
           </w:p>
         </w:tc>
         <w:tc>
-          <w:tcPr/>
+          <w:tcPr>
+            <w:tcW w:type="dxa" w:w="5669"/>
+          </w:tcPr>
           <w:p>
             <w:pPr>
               <w:pStyle w:val="Compact"/>
+              <w:spacing w:before="20" w:after="20" w:line="240" w:lineRule="auto"/>
               <w:jc w:val="left"/>
             </w:pPr>
             <w:r>
@@ -1548,10 +1599,13 @@
       </w:tr>
       <w:tr>
         <w:tc>
-          <w:tcPr/>
+          <w:tcPr>
+            <w:tcW w:type="dxa" w:w="1984"/>
+          </w:tcPr>
           <w:p>
             <w:pPr>
               <w:pStyle w:val="Compact"/>
+              <w:spacing w:before="20" w:after="20" w:line="240" w:lineRule="auto"/>
               <w:jc w:val="left"/>
             </w:pPr>
             <w:r>
@@ -1560,11 +1614,14 @@
           </w:p>
         </w:tc>
         <w:tc>
-          <w:tcPr/>
+          <w:tcPr>
+            <w:tcW w:type="dxa" w:w="1417"/>
+          </w:tcPr>
           <w:p>
             <w:pPr>
               <w:pStyle w:val="Compact"/>
-              <w:jc w:val="center"/>
+              <w:spacing w:before="20" w:after="20" w:line="240" w:lineRule="auto"/>
+              <w:jc w:val="left"/>
             </w:pPr>
             <w:r>
               <w:t xml:space="preserve">O(n²)</w:t>
@@ -1572,10 +1629,13 @@
           </w:p>
         </w:tc>
         <w:tc>
-          <w:tcPr/>
+          <w:tcPr>
+            <w:tcW w:type="dxa" w:w="5669"/>
+          </w:tcPr>
           <w:p>
             <w:pPr>
               <w:pStyle w:val="Compact"/>
+              <w:spacing w:before="20" w:after="20" w:line="240" w:lineRule="auto"/>
               <w:jc w:val="left"/>
             </w:pPr>
             <w:r>
@@ -1586,10 +1646,13 @@
       </w:tr>
       <w:tr>
         <w:tc>
-          <w:tcPr/>
+          <w:tcPr>
+            <w:tcW w:type="dxa" w:w="1984"/>
+          </w:tcPr>
           <w:p>
             <w:pPr>
               <w:pStyle w:val="Compact"/>
+              <w:spacing w:before="20" w:after="20" w:line="240" w:lineRule="auto"/>
               <w:jc w:val="left"/>
             </w:pPr>
             <w:r>
@@ -1598,11 +1661,14 @@
           </w:p>
         </w:tc>
         <w:tc>
-          <w:tcPr/>
+          <w:tcPr>
+            <w:tcW w:type="dxa" w:w="1417"/>
+          </w:tcPr>
           <w:p>
             <w:pPr>
               <w:pStyle w:val="Compact"/>
-              <w:jc w:val="center"/>
+              <w:spacing w:before="20" w:after="20" w:line="240" w:lineRule="auto"/>
+              <w:jc w:val="left"/>
             </w:pPr>
             <w:r>
               <w:t xml:space="preserve">O(n²)</w:t>
@@ -1610,10 +1676,13 @@
           </w:p>
         </w:tc>
         <w:tc>
-          <w:tcPr/>
+          <w:tcPr>
+            <w:tcW w:type="dxa" w:w="5669"/>
+          </w:tcPr>
           <w:p>
             <w:pPr>
               <w:pStyle w:val="Compact"/>
+              <w:spacing w:before="20" w:after="20" w:line="240" w:lineRule="auto"/>
               <w:jc w:val="left"/>
             </w:pPr>
             <w:r>
@@ -1624,10 +1693,13 @@
       </w:tr>
       <w:tr>
         <w:tc>
-          <w:tcPr/>
+          <w:tcPr>
+            <w:tcW w:type="dxa" w:w="1984"/>
+          </w:tcPr>
           <w:p>
             <w:pPr>
               <w:pStyle w:val="Compact"/>
+              <w:spacing w:before="20" w:after="20" w:line="240" w:lineRule="auto"/>
               <w:jc w:val="left"/>
             </w:pPr>
             <w:r>
@@ -1636,11 +1708,14 @@
           </w:p>
         </w:tc>
         <w:tc>
-          <w:tcPr/>
+          <w:tcPr>
+            <w:tcW w:type="dxa" w:w="1417"/>
+          </w:tcPr>
           <w:p>
             <w:pPr>
               <w:pStyle w:val="Compact"/>
-              <w:jc w:val="center"/>
+              <w:spacing w:before="20" w:after="20" w:line="240" w:lineRule="auto"/>
+              <w:jc w:val="left"/>
             </w:pPr>
             <w:r>
               <w:t xml:space="preserve">O(n log n)</w:t>
@@ -1648,10 +1723,13 @@
           </w:p>
         </w:tc>
         <w:tc>
-          <w:tcPr/>
+          <w:tcPr>
+            <w:tcW w:type="dxa" w:w="5669"/>
+          </w:tcPr>
           <w:p>
             <w:pPr>
               <w:pStyle w:val="Compact"/>
+              <w:spacing w:before="20" w:after="20" w:line="240" w:lineRule="auto"/>
               <w:jc w:val="left"/>
             </w:pPr>
             <w:r>
@@ -1662,10 +1740,13 @@
       </w:tr>
       <w:tr>
         <w:tc>
-          <w:tcPr/>
+          <w:tcPr>
+            <w:tcW w:type="dxa" w:w="1984"/>
+          </w:tcPr>
           <w:p>
             <w:pPr>
               <w:pStyle w:val="Compact"/>
+              <w:spacing w:before="20" w:after="20" w:line="240" w:lineRule="auto"/>
               <w:jc w:val="left"/>
             </w:pPr>
             <w:r>
@@ -1674,11 +1755,14 @@
           </w:p>
         </w:tc>
         <w:tc>
-          <w:tcPr/>
+          <w:tcPr>
+            <w:tcW w:type="dxa" w:w="1417"/>
+          </w:tcPr>
           <w:p>
             <w:pPr>
               <w:pStyle w:val="Compact"/>
-              <w:jc w:val="center"/>
+              <w:spacing w:before="20" w:after="20" w:line="240" w:lineRule="auto"/>
+              <w:jc w:val="left"/>
             </w:pPr>
             <w:r>
               <w:t xml:space="preserve">O(n log n) promedio</w:t>
@@ -1686,10 +1770,13 @@
           </w:p>
         </w:tc>
         <w:tc>
-          <w:tcPr/>
+          <w:tcPr>
+            <w:tcW w:type="dxa" w:w="5669"/>
+          </w:tcPr>
           <w:p>
             <w:pPr>
               <w:pStyle w:val="Compact"/>
+              <w:spacing w:before="20" w:after="20" w:line="240" w:lineRule="auto"/>
               <w:jc w:val="left"/>
             </w:pPr>
             <w:r>
@@ -1702,6 +1789,7 @@
     <w:p xmlns:a="http://schemas.openxmlformats.org/drawingml/2006/main" xmlns:pic="http://schemas.openxmlformats.org/drawingml/2006/picture">
       <w:pPr>
         <w:pStyle w:val="BodyText"/>
+        <w:jc w:val="both"/>
       </w:pPr>
       <w:r>
         <w:rPr>
@@ -1719,19 +1807,22 @@
         <w:tblLook w:firstRow="1" w:lastRow="0" w:firstColumn="0" w:lastColumn="0" w:noHBand="0" w:noVBand="0" w:val="0020"/>
       </w:tblPr>
       <w:tblGrid>
-        <w:gridCol w:w="2640"/>
-        <w:gridCol w:w="2640"/>
-        <w:gridCol w:w="2640"/>
+        <w:gridCol w:w="1984"/>
+        <w:gridCol w:w="1417"/>
+        <w:gridCol w:w="5669"/>
       </w:tblGrid>
       <w:tr>
         <w:trPr>
           <w:tblHeader w:val="on"/>
         </w:trPr>
         <w:tc>
-          <w:tcPr/>
+          <w:tcPr>
+            <w:tcW w:type="dxa" w:w="1984"/>
+          </w:tcPr>
           <w:p>
             <w:pPr>
               <w:pStyle w:val="Compact"/>
+              <w:spacing w:before="20" w:after="20" w:line="240" w:lineRule="auto"/>
               <w:jc w:val="left"/>
             </w:pPr>
             <w:r>
@@ -1740,11 +1831,14 @@
           </w:p>
         </w:tc>
         <w:tc>
-          <w:tcPr/>
+          <w:tcPr>
+            <w:tcW w:type="dxa" w:w="1417"/>
+          </w:tcPr>
           <w:p>
             <w:pPr>
               <w:pStyle w:val="Compact"/>
-              <w:jc w:val="center"/>
+              <w:spacing w:before="20" w:after="20" w:line="240" w:lineRule="auto"/>
+              <w:jc w:val="left"/>
             </w:pPr>
             <w:r>
               <w:t xml:space="preserve">Complejidad</w:t>
@@ -1752,10 +1846,13 @@
           </w:p>
         </w:tc>
         <w:tc>
-          <w:tcPr/>
+          <w:tcPr>
+            <w:tcW w:type="dxa" w:w="5669"/>
+          </w:tcPr>
           <w:p>
             <w:pPr>
               <w:pStyle w:val="Compact"/>
+              <w:spacing w:before="20" w:after="20" w:line="240" w:lineRule="auto"/>
               <w:jc w:val="left"/>
             </w:pPr>
             <w:r>
@@ -1766,10 +1863,13 @@
       </w:tr>
       <w:tr>
         <w:tc>
-          <w:tcPr/>
+          <w:tcPr>
+            <w:tcW w:type="dxa" w:w="1984"/>
+          </w:tcPr>
           <w:p>
             <w:pPr>
               <w:pStyle w:val="Compact"/>
+              <w:spacing w:before="20" w:after="20" w:line="240" w:lineRule="auto"/>
               <w:jc w:val="left"/>
             </w:pPr>
             <w:r>
@@ -1778,11 +1878,14 @@
           </w:p>
         </w:tc>
         <w:tc>
-          <w:tcPr/>
+          <w:tcPr>
+            <w:tcW w:type="dxa" w:w="1417"/>
+          </w:tcPr>
           <w:p>
             <w:pPr>
               <w:pStyle w:val="Compact"/>
-              <w:jc w:val="center"/>
+              <w:spacing w:before="20" w:after="20" w:line="240" w:lineRule="auto"/>
+              <w:jc w:val="left"/>
             </w:pPr>
             <w:r>
               <w:t xml:space="preserve">O(n)</w:t>
@@ -1790,10 +1893,13 @@
           </w:p>
         </w:tc>
         <w:tc>
-          <w:tcPr/>
+          <w:tcPr>
+            <w:tcW w:type="dxa" w:w="5669"/>
+          </w:tcPr>
           <w:p>
             <w:pPr>
               <w:pStyle w:val="Compact"/>
+              <w:spacing w:before="20" w:after="20" w:line="240" w:lineRule="auto"/>
               <w:jc w:val="left"/>
             </w:pPr>
             <w:r>
@@ -1804,10 +1910,13 @@
       </w:tr>
       <w:tr>
         <w:tc>
-          <w:tcPr/>
+          <w:tcPr>
+            <w:tcW w:type="dxa" w:w="1984"/>
+          </w:tcPr>
           <w:p>
             <w:pPr>
               <w:pStyle w:val="Compact"/>
+              <w:spacing w:before="20" w:after="20" w:line="240" w:lineRule="auto"/>
               <w:jc w:val="left"/>
             </w:pPr>
             <w:r>
@@ -1816,11 +1925,14 @@
           </w:p>
         </w:tc>
         <w:tc>
-          <w:tcPr/>
+          <w:tcPr>
+            <w:tcW w:type="dxa" w:w="1417"/>
+          </w:tcPr>
           <w:p>
             <w:pPr>
               <w:pStyle w:val="Compact"/>
-              <w:jc w:val="center"/>
+              <w:spacing w:before="20" w:after="20" w:line="240" w:lineRule="auto"/>
+              <w:jc w:val="left"/>
             </w:pPr>
             <w:r>
               <w:t xml:space="preserve">O(log n)</w:t>
@@ -1828,10 +1940,13 @@
           </w:p>
         </w:tc>
         <w:tc>
-          <w:tcPr/>
+          <w:tcPr>
+            <w:tcW w:type="dxa" w:w="5669"/>
+          </w:tcPr>
           <w:p>
             <w:pPr>
               <w:pStyle w:val="Compact"/>
+              <w:spacing w:before="20" w:after="20" w:line="240" w:lineRule="auto"/>
               <w:jc w:val="left"/>
             </w:pPr>
             <w:r>
@@ -1844,6 +1959,7 @@
     <w:p xmlns:a="http://schemas.openxmlformats.org/drawingml/2006/main" xmlns:pic="http://schemas.openxmlformats.org/drawingml/2006/picture">
       <w:pPr>
         <w:pStyle w:val="BodyText"/>
+        <w:jc w:val="both"/>
       </w:pPr>
       <w:r>
         <w:rPr>
@@ -1887,6 +2003,7 @@
     <w:p xmlns:a="http://schemas.openxmlformats.org/drawingml/2006/main" xmlns:pic="http://schemas.openxmlformats.org/drawingml/2006/picture">
       <w:pPr>
         <w:pStyle w:val="FirstParagraph"/>
+        <w:jc w:val="both"/>
       </w:pPr>
       <w:r>
         <w:t xml:space="preserve">SQLite es un motor de base de datos embebido que no requiere servidor, ideal para aplicaciones de escritorio. El sistema utiliza:</w:t>
@@ -1899,6 +2016,7 @@
           <w:ilvl w:val="0"/>
           <w:numId w:val="1007"/>
         </w:numPr>
+        <w:jc w:val="both"/>
       </w:pPr>
       <w:r>
         <w:rPr>
@@ -1920,6 +2038,7 @@
           <w:ilvl w:val="0"/>
           <w:numId w:val="1007"/>
         </w:numPr>
+        <w:jc w:val="both"/>
       </w:pPr>
       <w:r>
         <w:rPr>
@@ -1956,6 +2075,7 @@
           <w:ilvl w:val="0"/>
           <w:numId w:val="1007"/>
         </w:numPr>
+        <w:jc w:val="both"/>
       </w:pPr>
       <w:r>
         <w:rPr>
@@ -1977,6 +2097,7 @@
           <w:ilvl w:val="0"/>
           <w:numId w:val="1007"/>
         </w:numPr>
+        <w:jc w:val="both"/>
       </w:pPr>
       <w:r>
         <w:t xml:space="preserve">Tablas relacionadas:</w:t>
@@ -2039,6 +2160,7 @@
     <w:p xmlns:a="http://schemas.openxmlformats.org/drawingml/2006/main" xmlns:pic="http://schemas.openxmlformats.org/drawingml/2006/picture">
       <w:pPr>
         <w:pStyle w:val="FirstParagraph"/>
+        <w:jc w:val="both"/>
       </w:pPr>
       <w:r>
         <w:rPr>
@@ -2079,6 +2201,7 @@
     <w:p xmlns:a="http://schemas.openxmlformats.org/drawingml/2006/main" xmlns:pic="http://schemas.openxmlformats.org/drawingml/2006/picture">
       <w:pPr>
         <w:pStyle w:val="FirstParagraph"/>
+        <w:jc w:val="both"/>
       </w:pPr>
       <w:r>
         <w:t xml:space="preserve">Tkinter es la biblioteca gráfica estándar de Python, incluida por defecto sin necesidad de instalación adicional. Se utiliza para construir la ventana principal, menús desplegables, formularios y cuadros de diálogo.</w:t>
@@ -2087,6 +2210,7 @@
     <w:p xmlns:a="http://schemas.openxmlformats.org/drawingml/2006/main" xmlns:pic="http://schemas.openxmlformats.org/drawingml/2006/picture">
       <w:pPr>
         <w:pStyle w:val="BodyText"/>
+        <w:jc w:val="both"/>
       </w:pPr>
       <w:r>
         <w:rPr>
@@ -2135,6 +2259,7 @@
     <w:p xmlns:a="http://schemas.openxmlformats.org/drawingml/2006/main" xmlns:pic="http://schemas.openxmlformats.org/drawingml/2006/picture">
       <w:pPr>
         <w:pStyle w:val="FirstParagraph"/>
+        <w:jc w:val="both"/>
       </w:pPr>
       <w:r>
         <w:t xml:space="preserve">Se utiliza el</w:t>
@@ -2160,6 +2285,7 @@
           <w:ilvl w:val="0"/>
           <w:numId w:val="1008"/>
         </w:numPr>
+        <w:jc w:val="both"/>
       </w:pPr>
       <w:r>
         <w:t xml:space="preserve">Entregar versiones funcionales tempranas</w:t>
@@ -2172,6 +2298,7 @@
           <w:ilvl w:val="0"/>
           <w:numId w:val="1008"/>
         </w:numPr>
+        <w:jc w:val="both"/>
       </w:pPr>
       <w:r>
         <w:t xml:space="preserve">Obtener retroalimentación continua</w:t>
@@ -2184,6 +2311,7 @@
           <w:ilvl w:val="0"/>
           <w:numId w:val="1008"/>
         </w:numPr>
+        <w:jc w:val="both"/>
       </w:pPr>
       <w:r>
         <w:t xml:space="preserve">Reducir riesgos de integración</w:t>
@@ -2196,6 +2324,7 @@
           <w:ilvl w:val="0"/>
           <w:numId w:val="1008"/>
         </w:numPr>
+        <w:jc w:val="both"/>
       </w:pPr>
       <w:r>
         <w:t xml:space="preserve">Adaptarse a cambios durante el desarrollo</w:t>
@@ -2218,21 +2347,24 @@
         <w:tblLook w:firstRow="1" w:lastRow="0" w:firstColumn="0" w:lastColumn="0" w:noHBand="0" w:noVBand="0" w:val="0020"/>
       </w:tblPr>
       <w:tblGrid>
-        <w:gridCol w:w="2511"/>
-        <w:gridCol w:w="1545"/>
-        <w:gridCol w:w="2318"/>
-        <w:gridCol w:w="1545"/>
+        <w:gridCol w:w="1134"/>
+        <w:gridCol w:w="1701"/>
+        <w:gridCol w:w="1134"/>
+        <w:gridCol w:w="5102"/>
       </w:tblGrid>
       <w:tr>
         <w:trPr>
           <w:tblHeader w:val="on"/>
         </w:trPr>
         <w:tc>
-          <w:tcPr/>
+          <w:tcPr>
+            <w:tcW w:type="dxa" w:w="1134"/>
+          </w:tcPr>
           <w:p>
             <w:pPr>
               <w:pStyle w:val="Compact"/>
-              <w:jc w:val="center"/>
+              <w:spacing w:before="20" w:after="20" w:line="240" w:lineRule="auto"/>
+              <w:jc w:val="left"/>
             </w:pPr>
             <w:r>
               <w:t xml:space="preserve">Incremento</w:t>
@@ -2240,11 +2372,14 @@
           </w:p>
         </w:tc>
         <w:tc>
-          <w:tcPr/>
+          <w:tcPr>
+            <w:tcW w:type="dxa" w:w="1701"/>
+          </w:tcPr>
           <w:p>
             <w:pPr>
               <w:pStyle w:val="Compact"/>
-              <w:jc w:val="center"/>
+              <w:spacing w:before="20" w:after="20" w:line="240" w:lineRule="auto"/>
+              <w:jc w:val="left"/>
             </w:pPr>
             <w:r>
               <w:t xml:space="preserve">Semana</w:t>
@@ -2252,10 +2387,13 @@
           </w:p>
         </w:tc>
         <w:tc>
-          <w:tcPr/>
+          <w:tcPr>
+            <w:tcW w:type="dxa" w:w="1134"/>
+          </w:tcPr>
           <w:p>
             <w:pPr>
               <w:pStyle w:val="Compact"/>
+              <w:spacing w:before="20" w:after="20" w:line="240" w:lineRule="auto"/>
               <w:jc w:val="left"/>
             </w:pPr>
             <w:r>
@@ -2264,11 +2402,14 @@
           </w:p>
         </w:tc>
         <w:tc>
-          <w:tcPr/>
+          <w:tcPr>
+            <w:tcW w:type="dxa" w:w="5102"/>
+          </w:tcPr>
           <w:p>
             <w:pPr>
               <w:pStyle w:val="Compact"/>
-              <w:jc w:val="center"/>
+              <w:spacing w:before="20" w:after="20" w:line="240" w:lineRule="auto"/>
+              <w:jc w:val="left"/>
             </w:pPr>
             <w:r>
               <w:t xml:space="preserve">Estado</w:t>
@@ -2278,11 +2419,14 @@
       </w:tr>
       <w:tr>
         <w:tc>
-          <w:tcPr/>
+          <w:tcPr>
+            <w:tcW w:type="dxa" w:w="1134"/>
+          </w:tcPr>
           <w:p>
             <w:pPr>
               <w:pStyle w:val="Compact"/>
-              <w:jc w:val="center"/>
+              <w:spacing w:before="20" w:after="20" w:line="240" w:lineRule="auto"/>
+              <w:jc w:val="left"/>
             </w:pPr>
             <w:r>
               <w:rPr>
@@ -2294,11 +2438,14 @@
           </w:p>
         </w:tc>
         <w:tc>
-          <w:tcPr/>
+          <w:tcPr>
+            <w:tcW w:type="dxa" w:w="1701"/>
+          </w:tcPr>
           <w:p>
             <w:pPr>
               <w:pStyle w:val="Compact"/>
-              <w:jc w:val="center"/>
+              <w:spacing w:before="20" w:after="20" w:line="240" w:lineRule="auto"/>
+              <w:jc w:val="left"/>
             </w:pPr>
             <w:r>
               <w:t xml:space="preserve">Semana 12 (7-10 jul)</w:t>
@@ -2306,10 +2453,13 @@
           </w:p>
         </w:tc>
         <w:tc>
-          <w:tcPr/>
+          <w:tcPr>
+            <w:tcW w:type="dxa" w:w="1134"/>
+          </w:tcPr>
           <w:p>
             <w:pPr>
               <w:pStyle w:val="Compact"/>
+              <w:spacing w:before="20" w:after="20" w:line="240" w:lineRule="auto"/>
               <w:jc w:val="left"/>
             </w:pPr>
             <w:r>
@@ -2318,11 +2468,14 @@
           </w:p>
         </w:tc>
         <w:tc>
-          <w:tcPr/>
+          <w:tcPr>
+            <w:tcW w:type="dxa" w:w="5102"/>
+          </w:tcPr>
           <w:p>
             <w:pPr>
               <w:pStyle w:val="Compact"/>
-              <w:jc w:val="center"/>
+              <w:spacing w:before="20" w:after="20" w:line="240" w:lineRule="auto"/>
+              <w:jc w:val="left"/>
             </w:pPr>
             <w:r>
               <w:t xml:space="preserve">✅ Completado</w:t>
@@ -2332,11 +2485,14 @@
       </w:tr>
       <w:tr>
         <w:tc>
-          <w:tcPr/>
+          <w:tcPr>
+            <w:tcW w:type="dxa" w:w="1134"/>
+          </w:tcPr>
           <w:p>
             <w:pPr>
               <w:pStyle w:val="Compact"/>
-              <w:jc w:val="center"/>
+              <w:spacing w:before="20" w:after="20" w:line="240" w:lineRule="auto"/>
+              <w:jc w:val="left"/>
             </w:pPr>
             <w:r>
               <w:rPr>
@@ -2348,11 +2504,14 @@
           </w:p>
         </w:tc>
         <w:tc>
-          <w:tcPr/>
+          <w:tcPr>
+            <w:tcW w:type="dxa" w:w="1701"/>
+          </w:tcPr>
           <w:p>
             <w:pPr>
               <w:pStyle w:val="Compact"/>
-              <w:jc w:val="center"/>
+              <w:spacing w:before="20" w:after="20" w:line="240" w:lineRule="auto"/>
+              <w:jc w:val="left"/>
             </w:pPr>
             <w:r>
               <w:t xml:space="preserve">Semana 13 (13-17 jul)</w:t>
@@ -2360,10 +2519,13 @@
           </w:p>
         </w:tc>
         <w:tc>
-          <w:tcPr/>
+          <w:tcPr>
+            <w:tcW w:type="dxa" w:w="1134"/>
+          </w:tcPr>
           <w:p>
             <w:pPr>
               <w:pStyle w:val="Compact"/>
+              <w:spacing w:before="20" w:after="20" w:line="240" w:lineRule="auto"/>
               <w:jc w:val="left"/>
             </w:pPr>
             <w:r>
@@ -2372,11 +2534,14 @@
           </w:p>
         </w:tc>
         <w:tc>
-          <w:tcPr/>
+          <w:tcPr>
+            <w:tcW w:type="dxa" w:w="5102"/>
+          </w:tcPr>
           <w:p>
             <w:pPr>
               <w:pStyle w:val="Compact"/>
-              <w:jc w:val="center"/>
+              <w:spacing w:before="20" w:after="20" w:line="240" w:lineRule="auto"/>
+              <w:jc w:val="left"/>
             </w:pPr>
             <w:r>
               <w:t xml:space="preserve">✅ Completado</w:t>
@@ -2386,11 +2551,14 @@
       </w:tr>
       <w:tr>
         <w:tc>
-          <w:tcPr/>
+          <w:tcPr>
+            <w:tcW w:type="dxa" w:w="1134"/>
+          </w:tcPr>
           <w:p>
             <w:pPr>
               <w:pStyle w:val="Compact"/>
-              <w:jc w:val="center"/>
+              <w:spacing w:before="20" w:after="20" w:line="240" w:lineRule="auto"/>
+              <w:jc w:val="left"/>
             </w:pPr>
             <w:r>
               <w:rPr>
@@ -2402,11 +2570,14 @@
           </w:p>
         </w:tc>
         <w:tc>
-          <w:tcPr/>
+          <w:tcPr>
+            <w:tcW w:type="dxa" w:w="1701"/>
+          </w:tcPr>
           <w:p>
             <w:pPr>
               <w:pStyle w:val="Compact"/>
-              <w:jc w:val="center"/>
+              <w:spacing w:before="20" w:after="20" w:line="240" w:lineRule="auto"/>
+              <w:jc w:val="left"/>
             </w:pPr>
             <w:r>
               <w:t xml:space="preserve">Semana 14 (20 jul)</w:t>
@@ -2414,10 +2585,13 @@
           </w:p>
         </w:tc>
         <w:tc>
-          <w:tcPr/>
+          <w:tcPr>
+            <w:tcW w:type="dxa" w:w="1134"/>
+          </w:tcPr>
           <w:p>
             <w:pPr>
               <w:pStyle w:val="Compact"/>
+              <w:spacing w:before="20" w:after="20" w:line="240" w:lineRule="auto"/>
               <w:jc w:val="left"/>
             </w:pPr>
             <w:r>
@@ -2426,11 +2600,14 @@
           </w:p>
         </w:tc>
         <w:tc>
-          <w:tcPr/>
+          <w:tcPr>
+            <w:tcW w:type="dxa" w:w="5102"/>
+          </w:tcPr>
           <w:p>
             <w:pPr>
               <w:pStyle w:val="Compact"/>
-              <w:jc w:val="center"/>
+              <w:spacing w:before="20" w:after="20" w:line="240" w:lineRule="auto"/>
+              <w:jc w:val="left"/>
             </w:pPr>
             <w:r>
               <w:t xml:space="preserve">✅ Completado</w:t>
@@ -2455,6 +2632,7 @@
           <w:ilvl w:val="0"/>
           <w:numId w:val="1009"/>
         </w:numPr>
+        <w:jc w:val="both"/>
       </w:pPr>
       <w:r>
         <w:rPr>
@@ -2474,6 +2652,7 @@
           <w:ilvl w:val="0"/>
           <w:numId w:val="1009"/>
         </w:numPr>
+        <w:jc w:val="both"/>
       </w:pPr>
       <w:r>
         <w:rPr>
@@ -2493,6 +2672,7 @@
           <w:ilvl w:val="0"/>
           <w:numId w:val="1009"/>
         </w:numPr>
+        <w:jc w:val="both"/>
       </w:pPr>
       <w:r>
         <w:rPr>
@@ -2512,6 +2692,7 @@
           <w:ilvl w:val="0"/>
           <w:numId w:val="1009"/>
         </w:numPr>
+        <w:jc w:val="both"/>
       </w:pPr>
       <w:r>
         <w:rPr>
@@ -2531,6 +2712,7 @@
           <w:ilvl w:val="0"/>
           <w:numId w:val="1009"/>
         </w:numPr>
+        <w:jc w:val="both"/>
       </w:pPr>
       <w:r>
         <w:rPr>
@@ -2550,6 +2732,7 @@
           <w:ilvl w:val="0"/>
           <w:numId w:val="1009"/>
         </w:numPr>
+        <w:jc w:val="both"/>
       </w:pPr>
       <w:r>
         <w:rPr>
@@ -2579,19 +2762,22 @@
         <w:tblLook w:firstRow="1" w:lastRow="0" w:firstColumn="0" w:lastColumn="0" w:noHBand="0" w:noVBand="0" w:val="0020"/>
       </w:tblPr>
       <w:tblGrid>
-        <w:gridCol w:w="2640"/>
-        <w:gridCol w:w="2640"/>
-        <w:gridCol w:w="2640"/>
+        <w:gridCol w:w="1984"/>
+        <w:gridCol w:w="1417"/>
+        <w:gridCol w:w="5669"/>
       </w:tblGrid>
       <w:tr>
         <w:trPr>
           <w:tblHeader w:val="on"/>
         </w:trPr>
         <w:tc>
-          <w:tcPr/>
+          <w:tcPr>
+            <w:tcW w:type="dxa" w:w="1984"/>
+          </w:tcPr>
           <w:p>
             <w:pPr>
               <w:pStyle w:val="Compact"/>
+              <w:spacing w:before="20" w:after="20" w:line="240" w:lineRule="auto"/>
               <w:jc w:val="left"/>
             </w:pPr>
             <w:r>
@@ -2600,11 +2786,14 @@
           </w:p>
         </w:tc>
         <w:tc>
-          <w:tcPr/>
+          <w:tcPr>
+            <w:tcW w:type="dxa" w:w="1417"/>
+          </w:tcPr>
           <w:p>
             <w:pPr>
               <w:pStyle w:val="Compact"/>
-              <w:jc w:val="center"/>
+              <w:spacing w:before="20" w:after="20" w:line="240" w:lineRule="auto"/>
+              <w:jc w:val="left"/>
             </w:pPr>
             <w:r>
               <w:t xml:space="preserve">Versión</w:t>
@@ -2612,10 +2801,13 @@
           </w:p>
         </w:tc>
         <w:tc>
-          <w:tcPr/>
+          <w:tcPr>
+            <w:tcW w:type="dxa" w:w="5669"/>
+          </w:tcPr>
           <w:p>
             <w:pPr>
               <w:pStyle w:val="Compact"/>
+              <w:spacing w:before="20" w:after="20" w:line="240" w:lineRule="auto"/>
               <w:jc w:val="left"/>
             </w:pPr>
             <w:r>
@@ -2626,10 +2818,13 @@
       </w:tr>
       <w:tr>
         <w:tc>
-          <w:tcPr/>
+          <w:tcPr>
+            <w:tcW w:type="dxa" w:w="1984"/>
+          </w:tcPr>
           <w:p>
             <w:pPr>
               <w:pStyle w:val="Compact"/>
+              <w:spacing w:before="20" w:after="20" w:line="240" w:lineRule="auto"/>
               <w:jc w:val="left"/>
             </w:pPr>
             <w:r>
@@ -2638,11 +2833,14 @@
           </w:p>
         </w:tc>
         <w:tc>
-          <w:tcPr/>
+          <w:tcPr>
+            <w:tcW w:type="dxa" w:w="1417"/>
+          </w:tcPr>
           <w:p>
             <w:pPr>
               <w:pStyle w:val="Compact"/>
-              <w:jc w:val="center"/>
+              <w:spacing w:before="20" w:after="20" w:line="240" w:lineRule="auto"/>
+              <w:jc w:val="left"/>
             </w:pPr>
             <w:r>
               <w:t xml:space="preserve">3.11+</w:t>
@@ -2650,10 +2848,13 @@
           </w:p>
         </w:tc>
         <w:tc>
-          <w:tcPr/>
+          <w:tcPr>
+            <w:tcW w:type="dxa" w:w="5669"/>
+          </w:tcPr>
           <w:p>
             <w:pPr>
               <w:pStyle w:val="Compact"/>
+              <w:spacing w:before="20" w:after="20" w:line="240" w:lineRule="auto"/>
               <w:jc w:val="left"/>
             </w:pPr>
             <w:r>
@@ -2664,10 +2865,13 @@
       </w:tr>
       <w:tr>
         <w:tc>
-          <w:tcPr/>
+          <w:tcPr>
+            <w:tcW w:type="dxa" w:w="1984"/>
+          </w:tcPr>
           <w:p>
             <w:pPr>
               <w:pStyle w:val="Compact"/>
+              <w:spacing w:before="20" w:after="20" w:line="240" w:lineRule="auto"/>
               <w:jc w:val="left"/>
             </w:pPr>
             <w:r>
@@ -2676,11 +2880,14 @@
           </w:p>
         </w:tc>
         <w:tc>
-          <w:tcPr/>
+          <w:tcPr>
+            <w:tcW w:type="dxa" w:w="1417"/>
+          </w:tcPr>
           <w:p>
             <w:pPr>
               <w:pStyle w:val="Compact"/>
-              <w:jc w:val="center"/>
+              <w:spacing w:before="20" w:after="20" w:line="240" w:lineRule="auto"/>
+              <w:jc w:val="left"/>
             </w:pPr>
             <w:r>
               <w:t xml:space="preserve">Última</w:t>
@@ -2688,10 +2895,13 @@
           </w:p>
         </w:tc>
         <w:tc>
-          <w:tcPr/>
+          <w:tcPr>
+            <w:tcW w:type="dxa" w:w="5669"/>
+          </w:tcPr>
           <w:p>
             <w:pPr>
               <w:pStyle w:val="Compact"/>
+              <w:spacing w:before="20" w:after="20" w:line="240" w:lineRule="auto"/>
               <w:jc w:val="left"/>
             </w:pPr>
             <w:r>
@@ -2702,10 +2912,13 @@
       </w:tr>
       <w:tr>
         <w:tc>
-          <w:tcPr/>
+          <w:tcPr>
+            <w:tcW w:type="dxa" w:w="1984"/>
+          </w:tcPr>
           <w:p>
             <w:pPr>
               <w:pStyle w:val="Compact"/>
+              <w:spacing w:before="20" w:after="20" w:line="240" w:lineRule="auto"/>
               <w:jc w:val="left"/>
             </w:pPr>
             <w:r>
@@ -2714,11 +2927,14 @@
           </w:p>
         </w:tc>
         <w:tc>
-          <w:tcPr/>
+          <w:tcPr>
+            <w:tcW w:type="dxa" w:w="1417"/>
+          </w:tcPr>
           <w:p>
             <w:pPr>
               <w:pStyle w:val="Compact"/>
-              <w:jc w:val="center"/>
+              <w:spacing w:before="20" w:after="20" w:line="240" w:lineRule="auto"/>
+              <w:jc w:val="left"/>
             </w:pPr>
             <w:r>
               <w:t xml:space="preserve">8.6</w:t>
@@ -2726,10 +2942,13 @@
           </w:p>
         </w:tc>
         <w:tc>
-          <w:tcPr/>
+          <w:tcPr>
+            <w:tcW w:type="dxa" w:w="5669"/>
+          </w:tcPr>
           <w:p>
             <w:pPr>
               <w:pStyle w:val="Compact"/>
+              <w:spacing w:before="20" w:after="20" w:line="240" w:lineRule="auto"/>
               <w:jc w:val="left"/>
             </w:pPr>
             <w:r>
@@ -2740,10 +2959,13 @@
       </w:tr>
       <w:tr>
         <w:tc>
-          <w:tcPr/>
+          <w:tcPr>
+            <w:tcW w:type="dxa" w:w="1984"/>
+          </w:tcPr>
           <w:p>
             <w:pPr>
               <w:pStyle w:val="Compact"/>
+              <w:spacing w:before="20" w:after="20" w:line="240" w:lineRule="auto"/>
               <w:jc w:val="left"/>
             </w:pPr>
             <w:r>
@@ -2752,11 +2974,14 @@
           </w:p>
         </w:tc>
         <w:tc>
-          <w:tcPr/>
+          <w:tcPr>
+            <w:tcW w:type="dxa" w:w="1417"/>
+          </w:tcPr>
           <w:p>
             <w:pPr>
               <w:pStyle w:val="Compact"/>
-              <w:jc w:val="center"/>
+              <w:spacing w:before="20" w:after="20" w:line="240" w:lineRule="auto"/>
+              <w:jc w:val="left"/>
             </w:pPr>
             <w:r>
               <w:t xml:space="preserve">3.x</w:t>
@@ -2764,10 +2989,13 @@
           </w:p>
         </w:tc>
         <w:tc>
-          <w:tcPr/>
+          <w:tcPr>
+            <w:tcW w:type="dxa" w:w="5669"/>
+          </w:tcPr>
           <w:p>
             <w:pPr>
               <w:pStyle w:val="Compact"/>
+              <w:spacing w:before="20" w:after="20" w:line="240" w:lineRule="auto"/>
               <w:jc w:val="left"/>
             </w:pPr>
             <w:r>
@@ -2778,10 +3006,13 @@
       </w:tr>
       <w:tr>
         <w:tc>
-          <w:tcPr/>
+          <w:tcPr>
+            <w:tcW w:type="dxa" w:w="1984"/>
+          </w:tcPr>
           <w:p>
             <w:pPr>
               <w:pStyle w:val="Compact"/>
+              <w:spacing w:before="20" w:after="20" w:line="240" w:lineRule="auto"/>
               <w:jc w:val="left"/>
             </w:pPr>
             <w:r>
@@ -2790,11 +3021,14 @@
           </w:p>
         </w:tc>
         <w:tc>
-          <w:tcPr/>
+          <w:tcPr>
+            <w:tcW w:type="dxa" w:w="1417"/>
+          </w:tcPr>
           <w:p>
             <w:pPr>
               <w:pStyle w:val="Compact"/>
-              <w:jc w:val="center"/>
+              <w:spacing w:before="20" w:after="20" w:line="240" w:lineRule="auto"/>
+              <w:jc w:val="left"/>
             </w:pPr>
             <w:r>
               <w:t xml:space="preserve">3.x</w:t>
@@ -2802,10 +3036,13 @@
           </w:p>
         </w:tc>
         <w:tc>
-          <w:tcPr/>
+          <w:tcPr>
+            <w:tcW w:type="dxa" w:w="5669"/>
+          </w:tcPr>
           <w:p>
             <w:pPr>
               <w:pStyle w:val="Compact"/>
+              <w:spacing w:before="20" w:after="20" w:line="240" w:lineRule="auto"/>
               <w:jc w:val="left"/>
             </w:pPr>
             <w:r>
@@ -2816,10 +3053,13 @@
       </w:tr>
       <w:tr>
         <w:tc>
-          <w:tcPr/>
+          <w:tcPr>
+            <w:tcW w:type="dxa" w:w="1984"/>
+          </w:tcPr>
           <w:p>
             <w:pPr>
               <w:pStyle w:val="Compact"/>
+              <w:spacing w:before="20" w:after="20" w:line="240" w:lineRule="auto"/>
               <w:jc w:val="left"/>
             </w:pPr>
             <w:r>
@@ -2828,11 +3068,14 @@
           </w:p>
         </w:tc>
         <w:tc>
-          <w:tcPr/>
+          <w:tcPr>
+            <w:tcW w:type="dxa" w:w="1417"/>
+          </w:tcPr>
           <w:p>
             <w:pPr>
               <w:pStyle w:val="Compact"/>
-              <w:jc w:val="center"/>
+              <w:spacing w:before="20" w:after="20" w:line="240" w:lineRule="auto"/>
+              <w:jc w:val="left"/>
             </w:pPr>
             <w:r>
               <w:t xml:space="preserve">2.47+</w:t>
@@ -2840,10 +3083,13 @@
           </w:p>
         </w:tc>
         <w:tc>
-          <w:tcPr/>
+          <w:tcPr>
+            <w:tcW w:type="dxa" w:w="5669"/>
+          </w:tcPr>
           <w:p>
             <w:pPr>
               <w:pStyle w:val="Compact"/>
+              <w:spacing w:before="20" w:after="20" w:line="240" w:lineRule="auto"/>
               <w:jc w:val="left"/>
             </w:pPr>
             <w:r>
@@ -2854,10 +3100,13 @@
       </w:tr>
       <w:tr>
         <w:tc>
-          <w:tcPr/>
+          <w:tcPr>
+            <w:tcW w:type="dxa" w:w="1984"/>
+          </w:tcPr>
           <w:p>
             <w:pPr>
               <w:pStyle w:val="Compact"/>
+              <w:spacing w:before="20" w:after="20" w:line="240" w:lineRule="auto"/>
               <w:jc w:val="left"/>
             </w:pPr>
             <w:r>
@@ -2866,11 +3115,14 @@
           </w:p>
         </w:tc>
         <w:tc>
-          <w:tcPr/>
+          <w:tcPr>
+            <w:tcW w:type="dxa" w:w="1417"/>
+          </w:tcPr>
           <w:p>
             <w:pPr>
               <w:pStyle w:val="Compact"/>
-              <w:jc w:val="center"/>
+              <w:spacing w:before="20" w:after="20" w:line="240" w:lineRule="auto"/>
+              <w:jc w:val="left"/>
             </w:pPr>
             <w:r>
               <w:t xml:space="preserve">—</w:t>
@@ -2878,10 +3130,13 @@
           </w:p>
         </w:tc>
         <w:tc>
-          <w:tcPr/>
+          <w:tcPr>
+            <w:tcW w:type="dxa" w:w="5669"/>
+          </w:tcPr>
           <w:p>
             <w:pPr>
               <w:pStyle w:val="Compact"/>
+              <w:spacing w:before="20" w:after="20" w:line="240" w:lineRule="auto"/>
               <w:jc w:val="left"/>
             </w:pPr>
             <w:r>
@@ -2919,6 +3174,7 @@
     <w:p xmlns:a="http://schemas.openxmlformats.org/drawingml/2006/main" xmlns:pic="http://schemas.openxmlformats.org/drawingml/2006/picture">
       <w:pPr>
         <w:pStyle w:val="SourceCode"/>
+        <w:jc w:val="both"/>
       </w:pPr>
       <w:r>
         <w:rPr>
@@ -3515,6 +3771,7 @@
     <w:p xmlns:a="http://schemas.openxmlformats.org/drawingml/2006/main" xmlns:pic="http://schemas.openxmlformats.org/drawingml/2006/picture">
       <w:pPr>
         <w:pStyle w:val="SourceCode"/>
+        <w:jc w:val="both"/>
       </w:pPr>
       <w:r>
         <w:rPr>
@@ -3803,20 +4060,23 @@
         <w:tblLook w:firstRow="1" w:lastRow="0" w:firstColumn="0" w:lastColumn="0" w:noHBand="0" w:noVBand="0" w:val="0020"/>
       </w:tblPr>
       <w:tblGrid>
-        <w:gridCol w:w="2715"/>
-        <w:gridCol w:w="1131"/>
-        <w:gridCol w:w="1810"/>
-        <w:gridCol w:w="2262"/>
+        <w:gridCol w:w="1134"/>
+        <w:gridCol w:w="1701"/>
+        <w:gridCol w:w="1134"/>
+        <w:gridCol w:w="5102"/>
       </w:tblGrid>
       <w:tr>
         <w:trPr>
           <w:tblHeader w:val="on"/>
         </w:trPr>
         <w:tc>
-          <w:tcPr/>
+          <w:tcPr>
+            <w:tcW w:type="dxa" w:w="1134"/>
+          </w:tcPr>
           <w:p>
             <w:pPr>
               <w:pStyle w:val="Compact"/>
+              <w:spacing w:before="20" w:after="20" w:line="240" w:lineRule="auto"/>
               <w:jc w:val="left"/>
             </w:pPr>
             <w:r>
@@ -3825,10 +4085,13 @@
           </w:p>
         </w:tc>
         <w:tc>
-          <w:tcPr/>
+          <w:tcPr>
+            <w:tcW w:type="dxa" w:w="1701"/>
+          </w:tcPr>
           <w:p>
             <w:pPr>
               <w:pStyle w:val="Compact"/>
+              <w:spacing w:before="20" w:after="20" w:line="240" w:lineRule="auto"/>
               <w:jc w:val="left"/>
             </w:pPr>
             <w:r>
@@ -3837,10 +4100,13 @@
           </w:p>
         </w:tc>
         <w:tc>
-          <w:tcPr/>
+          <w:tcPr>
+            <w:tcW w:type="dxa" w:w="1134"/>
+          </w:tcPr>
           <w:p>
             <w:pPr>
               <w:pStyle w:val="Compact"/>
+              <w:spacing w:before="20" w:after="20" w:line="240" w:lineRule="auto"/>
               <w:jc w:val="left"/>
             </w:pPr>
             <w:r>
@@ -3849,10 +4115,13 @@
           </w:p>
         </w:tc>
         <w:tc>
-          <w:tcPr/>
+          <w:tcPr>
+            <w:tcW w:type="dxa" w:w="5102"/>
+          </w:tcPr>
           <w:p>
             <w:pPr>
               <w:pStyle w:val="Compact"/>
+              <w:spacing w:before="20" w:after="20" w:line="240" w:lineRule="auto"/>
               <w:jc w:val="left"/>
             </w:pPr>
             <w:r>
@@ -3863,10 +4132,13 @@
       </w:tr>
       <w:tr>
         <w:tc>
-          <w:tcPr/>
+          <w:tcPr>
+            <w:tcW w:type="dxa" w:w="1134"/>
+          </w:tcPr>
           <w:p>
             <w:pPr>
               <w:pStyle w:val="Compact"/>
+              <w:spacing w:before="20" w:after="20" w:line="240" w:lineRule="auto"/>
               <w:jc w:val="left"/>
             </w:pPr>
             <w:r>
@@ -3879,10 +4151,13 @@
           </w:p>
         </w:tc>
         <w:tc>
-          <w:tcPr/>
+          <w:tcPr>
+            <w:tcW w:type="dxa" w:w="1701"/>
+          </w:tcPr>
           <w:p>
             <w:pPr>
               <w:pStyle w:val="Compact"/>
+              <w:spacing w:before="20" w:after="20" w:line="240" w:lineRule="auto"/>
               <w:jc w:val="left"/>
             </w:pPr>
             <w:r>
@@ -3891,10 +4166,13 @@
           </w:p>
         </w:tc>
         <w:tc>
-          <w:tcPr/>
+          <w:tcPr>
+            <w:tcW w:type="dxa" w:w="1134"/>
+          </w:tcPr>
           <w:p>
             <w:pPr>
               <w:pStyle w:val="Compact"/>
+              <w:spacing w:before="20" w:after="20" w:line="240" w:lineRule="auto"/>
               <w:jc w:val="left"/>
             </w:pPr>
             <w:r>
@@ -3903,10 +4181,13 @@
           </w:p>
         </w:tc>
         <w:tc>
-          <w:tcPr/>
+          <w:tcPr>
+            <w:tcW w:type="dxa" w:w="5102"/>
+          </w:tcPr>
           <w:p>
             <w:pPr>
               <w:pStyle w:val="Compact"/>
+              <w:spacing w:before="20" w:after="20" w:line="240" w:lineRule="auto"/>
               <w:jc w:val="left"/>
             </w:pPr>
             <w:r>
@@ -3935,10 +4216,13 @@
       </w:tr>
       <w:tr>
         <w:tc>
-          <w:tcPr/>
+          <w:tcPr>
+            <w:tcW w:type="dxa" w:w="1134"/>
+          </w:tcPr>
           <w:p>
             <w:pPr>
               <w:pStyle w:val="Compact"/>
+              <w:spacing w:before="20" w:after="20" w:line="240" w:lineRule="auto"/>
               <w:jc w:val="left"/>
             </w:pPr>
             <w:r>
@@ -3951,10 +4235,13 @@
           </w:p>
         </w:tc>
         <w:tc>
-          <w:tcPr/>
+          <w:tcPr>
+            <w:tcW w:type="dxa" w:w="1701"/>
+          </w:tcPr>
           <w:p>
             <w:pPr>
               <w:pStyle w:val="Compact"/>
+              <w:spacing w:before="20" w:after="20" w:line="240" w:lineRule="auto"/>
               <w:jc w:val="left"/>
             </w:pPr>
             <w:r>
@@ -3963,10 +4250,13 @@
           </w:p>
         </w:tc>
         <w:tc>
-          <w:tcPr/>
+          <w:tcPr>
+            <w:tcW w:type="dxa" w:w="1134"/>
+          </w:tcPr>
           <w:p>
             <w:pPr>
               <w:pStyle w:val="Compact"/>
+              <w:spacing w:before="20" w:after="20" w:line="240" w:lineRule="auto"/>
               <w:jc w:val="left"/>
             </w:pPr>
             <w:r>
@@ -3975,10 +4265,13 @@
           </w:p>
         </w:tc>
         <w:tc>
-          <w:tcPr/>
+          <w:tcPr>
+            <w:tcW w:type="dxa" w:w="5102"/>
+          </w:tcPr>
           <w:p>
             <w:pPr>
               <w:pStyle w:val="Compact"/>
+              <w:spacing w:before="20" w:after="20" w:line="240" w:lineRule="auto"/>
               <w:jc w:val="left"/>
             </w:pPr>
             <w:r>
@@ -3992,10 +4285,13 @@
       </w:tr>
       <w:tr>
         <w:tc>
-          <w:tcPr/>
+          <w:tcPr>
+            <w:tcW w:type="dxa" w:w="1134"/>
+          </w:tcPr>
           <w:p>
             <w:pPr>
               <w:pStyle w:val="Compact"/>
+              <w:spacing w:before="20" w:after="20" w:line="240" w:lineRule="auto"/>
               <w:jc w:val="left"/>
             </w:pPr>
             <w:r>
@@ -4008,10 +4304,13 @@
           </w:p>
         </w:tc>
         <w:tc>
-          <w:tcPr/>
+          <w:tcPr>
+            <w:tcW w:type="dxa" w:w="1701"/>
+          </w:tcPr>
           <w:p>
             <w:pPr>
               <w:pStyle w:val="Compact"/>
+              <w:spacing w:before="20" w:after="20" w:line="240" w:lineRule="auto"/>
               <w:jc w:val="left"/>
             </w:pPr>
             <w:r>
@@ -4020,10 +4319,13 @@
           </w:p>
         </w:tc>
         <w:tc>
-          <w:tcPr/>
+          <w:tcPr>
+            <w:tcW w:type="dxa" w:w="1134"/>
+          </w:tcPr>
           <w:p>
             <w:pPr>
               <w:pStyle w:val="Compact"/>
+              <w:spacing w:before="20" w:after="20" w:line="240" w:lineRule="auto"/>
               <w:jc w:val="left"/>
             </w:pPr>
             <w:r>
@@ -4032,10 +4334,13 @@
           </w:p>
         </w:tc>
         <w:tc>
-          <w:tcPr/>
+          <w:tcPr>
+            <w:tcW w:type="dxa" w:w="5102"/>
+          </w:tcPr>
           <w:p>
             <w:pPr>
               <w:pStyle w:val="Compact"/>
+              <w:spacing w:before="20" w:after="20" w:line="240" w:lineRule="auto"/>
               <w:jc w:val="left"/>
             </w:pPr>
             <w:r>
@@ -4049,10 +4354,13 @@
       </w:tr>
       <w:tr>
         <w:tc>
-          <w:tcPr/>
+          <w:tcPr>
+            <w:tcW w:type="dxa" w:w="1134"/>
+          </w:tcPr>
           <w:p>
             <w:pPr>
               <w:pStyle w:val="Compact"/>
+              <w:spacing w:before="20" w:after="20" w:line="240" w:lineRule="auto"/>
               <w:jc w:val="left"/>
             </w:pPr>
             <w:r>
@@ -4065,10 +4373,13 @@
           </w:p>
         </w:tc>
         <w:tc>
-          <w:tcPr/>
+          <w:tcPr>
+            <w:tcW w:type="dxa" w:w="1701"/>
+          </w:tcPr>
           <w:p>
             <w:pPr>
               <w:pStyle w:val="Compact"/>
+              <w:spacing w:before="20" w:after="20" w:line="240" w:lineRule="auto"/>
               <w:jc w:val="left"/>
             </w:pPr>
             <w:r>
@@ -4077,10 +4388,13 @@
           </w:p>
         </w:tc>
         <w:tc>
-          <w:tcPr/>
+          <w:tcPr>
+            <w:tcW w:type="dxa" w:w="1134"/>
+          </w:tcPr>
           <w:p>
             <w:pPr>
               <w:pStyle w:val="Compact"/>
+              <w:spacing w:before="20" w:after="20" w:line="240" w:lineRule="auto"/>
               <w:jc w:val="left"/>
             </w:pPr>
             <w:r>
@@ -4089,10 +4403,13 @@
           </w:p>
         </w:tc>
         <w:tc>
-          <w:tcPr/>
+          <w:tcPr>
+            <w:tcW w:type="dxa" w:w="5102"/>
+          </w:tcPr>
           <w:p>
             <w:pPr>
               <w:pStyle w:val="Compact"/>
+              <w:spacing w:before="20" w:after="20" w:line="240" w:lineRule="auto"/>
               <w:jc w:val="left"/>
             </w:pPr>
             <w:r>
@@ -4118,10 +4435,13 @@
       </w:tr>
       <w:tr>
         <w:tc>
-          <w:tcPr/>
+          <w:tcPr>
+            <w:tcW w:type="dxa" w:w="1134"/>
+          </w:tcPr>
           <w:p>
             <w:pPr>
               <w:pStyle w:val="Compact"/>
+              <w:spacing w:before="20" w:after="20" w:line="240" w:lineRule="auto"/>
               <w:jc w:val="left"/>
             </w:pPr>
             <w:r>
@@ -4134,10 +4454,13 @@
           </w:p>
         </w:tc>
         <w:tc>
-          <w:tcPr/>
+          <w:tcPr>
+            <w:tcW w:type="dxa" w:w="1701"/>
+          </w:tcPr>
           <w:p>
             <w:pPr>
               <w:pStyle w:val="Compact"/>
+              <w:spacing w:before="20" w:after="20" w:line="240" w:lineRule="auto"/>
               <w:jc w:val="left"/>
             </w:pPr>
             <w:r>
@@ -4146,10 +4469,13 @@
           </w:p>
         </w:tc>
         <w:tc>
-          <w:tcPr/>
+          <w:tcPr>
+            <w:tcW w:type="dxa" w:w="1134"/>
+          </w:tcPr>
           <w:p>
             <w:pPr>
               <w:pStyle w:val="Compact"/>
+              <w:spacing w:before="20" w:after="20" w:line="240" w:lineRule="auto"/>
               <w:jc w:val="left"/>
             </w:pPr>
             <w:r>
@@ -4158,10 +4484,13 @@
           </w:p>
         </w:tc>
         <w:tc>
-          <w:tcPr/>
+          <w:tcPr>
+            <w:tcW w:type="dxa" w:w="5102"/>
+          </w:tcPr>
           <w:p>
             <w:pPr>
               <w:pStyle w:val="Compact"/>
+              <w:spacing w:before="20" w:after="20" w:line="240" w:lineRule="auto"/>
               <w:jc w:val="left"/>
             </w:pPr>
             <w:r>
@@ -4204,19 +4533,22 @@
         <w:tblLook w:firstRow="1" w:lastRow="0" w:firstColumn="0" w:lastColumn="0" w:noHBand="0" w:noVBand="0" w:val="0020"/>
       </w:tblPr>
       <w:tblGrid>
-        <w:gridCol w:w="1508"/>
-        <w:gridCol w:w="2828"/>
-        <w:gridCol w:w="3582"/>
+        <w:gridCol w:w="1984"/>
+        <w:gridCol w:w="1417"/>
+        <w:gridCol w:w="5669"/>
       </w:tblGrid>
       <w:tr>
         <w:trPr>
           <w:tblHeader w:val="on"/>
         </w:trPr>
         <w:tc>
-          <w:tcPr/>
+          <w:tcPr>
+            <w:tcW w:type="dxa" w:w="1984"/>
+          </w:tcPr>
           <w:p>
             <w:pPr>
               <w:pStyle w:val="Compact"/>
+              <w:spacing w:before="20" w:after="20" w:line="240" w:lineRule="auto"/>
               <w:jc w:val="left"/>
             </w:pPr>
             <w:r>
@@ -4225,10 +4557,13 @@
           </w:p>
         </w:tc>
         <w:tc>
-          <w:tcPr/>
+          <w:tcPr>
+            <w:tcW w:type="dxa" w:w="1417"/>
+          </w:tcPr>
           <w:p>
             <w:pPr>
               <w:pStyle w:val="Compact"/>
+              <w:spacing w:before="20" w:after="20" w:line="240" w:lineRule="auto"/>
               <w:jc w:val="left"/>
             </w:pPr>
             <w:r>
@@ -4237,10 +4572,13 @@
           </w:p>
         </w:tc>
         <w:tc>
-          <w:tcPr/>
+          <w:tcPr>
+            <w:tcW w:type="dxa" w:w="5669"/>
+          </w:tcPr>
           <w:p>
             <w:pPr>
               <w:pStyle w:val="Compact"/>
+              <w:spacing w:before="20" w:after="20" w:line="240" w:lineRule="auto"/>
               <w:jc w:val="left"/>
             </w:pPr>
             <w:r>
@@ -4251,10 +4589,13 @@
       </w:tr>
       <w:tr>
         <w:tc>
-          <w:tcPr/>
+          <w:tcPr>
+            <w:tcW w:type="dxa" w:w="1984"/>
+          </w:tcPr>
           <w:p>
             <w:pPr>
               <w:pStyle w:val="Compact"/>
+              <w:spacing w:before="20" w:after="20" w:line="240" w:lineRule="auto"/>
               <w:jc w:val="left"/>
             </w:pPr>
             <w:r>
@@ -4263,10 +4604,13 @@
           </w:p>
         </w:tc>
         <w:tc>
-          <w:tcPr/>
+          <w:tcPr>
+            <w:tcW w:type="dxa" w:w="1417"/>
+          </w:tcPr>
           <w:p>
             <w:pPr>
               <w:pStyle w:val="Compact"/>
+              <w:spacing w:before="20" w:after="20" w:line="240" w:lineRule="auto"/>
               <w:jc w:val="left"/>
             </w:pPr>
             <w:r>
@@ -4275,10 +4619,13 @@
           </w:p>
         </w:tc>
         <w:tc>
-          <w:tcPr/>
+          <w:tcPr>
+            <w:tcW w:type="dxa" w:w="5669"/>
+          </w:tcPr>
           <w:p>
             <w:pPr>
               <w:pStyle w:val="Compact"/>
+              <w:spacing w:before="20" w:after="20" w:line="240" w:lineRule="auto"/>
               <w:jc w:val="left"/>
             </w:pPr>
             <w:r>
@@ -4289,10 +4636,13 @@
       </w:tr>
       <w:tr>
         <w:tc>
-          <w:tcPr/>
+          <w:tcPr>
+            <w:tcW w:type="dxa" w:w="1984"/>
+          </w:tcPr>
           <w:p>
             <w:pPr>
               <w:pStyle w:val="Compact"/>
+              <w:spacing w:before="20" w:after="20" w:line="240" w:lineRule="auto"/>
               <w:jc w:val="left"/>
             </w:pPr>
             <w:r>
@@ -4301,10 +4651,13 @@
           </w:p>
         </w:tc>
         <w:tc>
-          <w:tcPr/>
+          <w:tcPr>
+            <w:tcW w:type="dxa" w:w="1417"/>
+          </w:tcPr>
           <w:p>
             <w:pPr>
               <w:pStyle w:val="Compact"/>
+              <w:spacing w:before="20" w:after="20" w:line="240" w:lineRule="auto"/>
               <w:jc w:val="left"/>
             </w:pPr>
             <w:r>
@@ -4313,10 +4666,13 @@
           </w:p>
         </w:tc>
         <w:tc>
-          <w:tcPr/>
+          <w:tcPr>
+            <w:tcW w:type="dxa" w:w="5669"/>
+          </w:tcPr>
           <w:p>
             <w:pPr>
               <w:pStyle w:val="Compact"/>
+              <w:spacing w:before="20" w:after="20" w:line="240" w:lineRule="auto"/>
               <w:jc w:val="left"/>
             </w:pPr>
             <w:r>
@@ -4327,10 +4683,13 @@
       </w:tr>
       <w:tr>
         <w:tc>
-          <w:tcPr/>
+          <w:tcPr>
+            <w:tcW w:type="dxa" w:w="1984"/>
+          </w:tcPr>
           <w:p>
             <w:pPr>
               <w:pStyle w:val="Compact"/>
+              <w:spacing w:before="20" w:after="20" w:line="240" w:lineRule="auto"/>
               <w:jc w:val="left"/>
             </w:pPr>
             <w:r>
@@ -4339,10 +4698,13 @@
           </w:p>
         </w:tc>
         <w:tc>
-          <w:tcPr/>
+          <w:tcPr>
+            <w:tcW w:type="dxa" w:w="1417"/>
+          </w:tcPr>
           <w:p>
             <w:pPr>
               <w:pStyle w:val="Compact"/>
+              <w:spacing w:before="20" w:after="20" w:line="240" w:lineRule="auto"/>
               <w:jc w:val="left"/>
             </w:pPr>
             <w:r>
@@ -4351,10 +4713,13 @@
           </w:p>
         </w:tc>
         <w:tc>
-          <w:tcPr/>
+          <w:tcPr>
+            <w:tcW w:type="dxa" w:w="5669"/>
+          </w:tcPr>
           <w:p>
             <w:pPr>
               <w:pStyle w:val="Compact"/>
+              <w:spacing w:before="20" w:after="20" w:line="240" w:lineRule="auto"/>
               <w:jc w:val="left"/>
             </w:pPr>
             <w:r>
@@ -4375,10 +4740,13 @@
       </w:tr>
       <w:tr>
         <w:tc>
-          <w:tcPr/>
+          <w:tcPr>
+            <w:tcW w:type="dxa" w:w="1984"/>
+          </w:tcPr>
           <w:p>
             <w:pPr>
               <w:pStyle w:val="Compact"/>
+              <w:spacing w:before="20" w:after="20" w:line="240" w:lineRule="auto"/>
               <w:jc w:val="left"/>
             </w:pPr>
             <w:r>
@@ -4387,10 +4755,13 @@
           </w:p>
         </w:tc>
         <w:tc>
-          <w:tcPr/>
+          <w:tcPr>
+            <w:tcW w:type="dxa" w:w="1417"/>
+          </w:tcPr>
           <w:p>
             <w:pPr>
               <w:pStyle w:val="Compact"/>
+              <w:spacing w:before="20" w:after="20" w:line="240" w:lineRule="auto"/>
               <w:jc w:val="left"/>
             </w:pPr>
             <w:r>
@@ -4399,10 +4770,13 @@
           </w:p>
         </w:tc>
         <w:tc>
-          <w:tcPr/>
+          <w:tcPr>
+            <w:tcW w:type="dxa" w:w="5669"/>
+          </w:tcPr>
           <w:p>
             <w:pPr>
               <w:pStyle w:val="Compact"/>
+              <w:spacing w:before="20" w:after="20" w:line="240" w:lineRule="auto"/>
               <w:jc w:val="left"/>
             </w:pPr>
             <w:r>
@@ -4413,10 +4787,13 @@
       </w:tr>
       <w:tr>
         <w:tc>
-          <w:tcPr/>
+          <w:tcPr>
+            <w:tcW w:type="dxa" w:w="1984"/>
+          </w:tcPr>
           <w:p>
             <w:pPr>
               <w:pStyle w:val="Compact"/>
+              <w:spacing w:before="20" w:after="20" w:line="240" w:lineRule="auto"/>
               <w:jc w:val="left"/>
             </w:pPr>
             <w:r>
@@ -4425,10 +4802,13 @@
           </w:p>
         </w:tc>
         <w:tc>
-          <w:tcPr/>
+          <w:tcPr>
+            <w:tcW w:type="dxa" w:w="1417"/>
+          </w:tcPr>
           <w:p>
             <w:pPr>
               <w:pStyle w:val="Compact"/>
+              <w:spacing w:before="20" w:after="20" w:line="240" w:lineRule="auto"/>
               <w:jc w:val="left"/>
             </w:pPr>
             <w:r>
@@ -4437,10 +4817,13 @@
           </w:p>
         </w:tc>
         <w:tc>
-          <w:tcPr/>
+          <w:tcPr>
+            <w:tcW w:type="dxa" w:w="5669"/>
+          </w:tcPr>
           <w:p>
             <w:pPr>
               <w:pStyle w:val="Compact"/>
+              <w:spacing w:before="20" w:after="20" w:line="240" w:lineRule="auto"/>
               <w:jc w:val="left"/>
             </w:pPr>
             <w:r>
@@ -4478,6 +4861,7 @@
     <w:p xmlns:a="http://schemas.openxmlformats.org/drawingml/2006/main" xmlns:pic="http://schemas.openxmlformats.org/drawingml/2006/picture">
       <w:pPr>
         <w:pStyle w:val="FirstParagraph"/>
+        <w:jc w:val="both"/>
       </w:pPr>
       <w:r>
         <w:t xml:space="preserve">El proyecto se aloja en GitHub bajo el control de versiones Git.</w:t>
@@ -4490,6 +4874,7 @@
           <w:ilvl w:val="0"/>
           <w:numId w:val="1010"/>
         </w:numPr>
+        <w:jc w:val="both"/>
       </w:pPr>
       <w:r>
         <w:rPr>
@@ -4517,6 +4902,7 @@
           <w:ilvl w:val="0"/>
           <w:numId w:val="1010"/>
         </w:numPr>
+        <w:jc w:val="both"/>
       </w:pPr>
       <w:r>
         <w:rPr>
@@ -4542,6 +4928,7 @@
           <w:ilvl w:val="0"/>
           <w:numId w:val="1010"/>
         </w:numPr>
+        <w:jc w:val="both"/>
       </w:pPr>
       <w:r>
         <w:rPr>
@@ -4590,21 +4977,24 @@
         <w:tblLook w:firstRow="1" w:lastRow="0" w:firstColumn="0" w:lastColumn="0" w:noHBand="0" w:noVBand="0" w:val="0020"/>
       </w:tblPr>
       <w:tblGrid>
-        <w:gridCol w:w="950"/>
-        <w:gridCol w:w="2217"/>
-        <w:gridCol w:w="1900"/>
-        <w:gridCol w:w="2851"/>
+        <w:gridCol w:w="1134"/>
+        <w:gridCol w:w="1701"/>
+        <w:gridCol w:w="1134"/>
+        <w:gridCol w:w="5102"/>
       </w:tblGrid>
       <w:tr>
         <w:trPr>
           <w:tblHeader w:val="on"/>
         </w:trPr>
         <w:tc>
-          <w:tcPr/>
+          <w:tcPr>
+            <w:tcW w:type="dxa" w:w="1134"/>
+          </w:tcPr>
           <w:p>
             <w:pPr>
               <w:pStyle w:val="Compact"/>
-              <w:jc w:val="center"/>
+              <w:spacing w:before="20" w:after="20" w:line="240" w:lineRule="auto"/>
+              <w:jc w:val="left"/>
             </w:pPr>
             <w:r>
               <w:t xml:space="preserve">#</w:t>
@@ -4612,11 +5002,14 @@
           </w:p>
         </w:tc>
         <w:tc>
-          <w:tcPr/>
+          <w:tcPr>
+            <w:tcW w:type="dxa" w:w="1701"/>
+          </w:tcPr>
           <w:p>
             <w:pPr>
               <w:pStyle w:val="Compact"/>
-              <w:jc w:val="center"/>
+              <w:spacing w:before="20" w:after="20" w:line="240" w:lineRule="auto"/>
+              <w:jc w:val="left"/>
             </w:pPr>
             <w:r>
               <w:t xml:space="preserve">Fecha</w:t>
@@ -4624,11 +5017,14 @@
           </w:p>
         </w:tc>
         <w:tc>
-          <w:tcPr/>
+          <w:tcPr>
+            <w:tcW w:type="dxa" w:w="1134"/>
+          </w:tcPr>
           <w:p>
             <w:pPr>
               <w:pStyle w:val="Compact"/>
-              <w:jc w:val="center"/>
+              <w:spacing w:before="20" w:after="20" w:line="240" w:lineRule="auto"/>
+              <w:jc w:val="left"/>
             </w:pPr>
             <w:r>
               <w:t xml:space="preserve">Hash</w:t>
@@ -4636,10 +5032,13 @@
           </w:p>
         </w:tc>
         <w:tc>
-          <w:tcPr/>
+          <w:tcPr>
+            <w:tcW w:type="dxa" w:w="5102"/>
+          </w:tcPr>
           <w:p>
             <w:pPr>
               <w:pStyle w:val="Compact"/>
+              <w:spacing w:before="20" w:after="20" w:line="240" w:lineRule="auto"/>
               <w:jc w:val="left"/>
             </w:pPr>
             <w:r>
@@ -4650,11 +5049,14 @@
       </w:tr>
       <w:tr>
         <w:tc>
-          <w:tcPr/>
+          <w:tcPr>
+            <w:tcW w:type="dxa" w:w="1134"/>
+          </w:tcPr>
           <w:p>
             <w:pPr>
               <w:pStyle w:val="Compact"/>
-              <w:jc w:val="center"/>
+              <w:spacing w:before="20" w:after="20" w:line="240" w:lineRule="auto"/>
+              <w:jc w:val="left"/>
             </w:pPr>
             <w:r>
               <w:t xml:space="preserve">1</w:t>
@@ -4662,11 +5064,14 @@
           </w:p>
         </w:tc>
         <w:tc>
-          <w:tcPr/>
+          <w:tcPr>
+            <w:tcW w:type="dxa" w:w="1701"/>
+          </w:tcPr>
           <w:p>
             <w:pPr>
               <w:pStyle w:val="Compact"/>
-              <w:jc w:val="center"/>
+              <w:spacing w:before="20" w:after="20" w:line="240" w:lineRule="auto"/>
+              <w:jc w:val="left"/>
             </w:pPr>
             <w:r>
               <w:t xml:space="preserve">7 jul</w:t>
@@ -4674,11 +5079,14 @@
           </w:p>
         </w:tc>
         <w:tc>
-          <w:tcPr/>
+          <w:tcPr>
+            <w:tcW w:type="dxa" w:w="1134"/>
+          </w:tcPr>
           <w:p>
             <w:pPr>
               <w:pStyle w:val="Compact"/>
-              <w:jc w:val="center"/>
+              <w:spacing w:before="20" w:after="20" w:line="240" w:lineRule="auto"/>
+              <w:jc w:val="left"/>
             </w:pPr>
             <w:r>
               <w:rPr>
@@ -4689,10 +5097,13 @@
           </w:p>
         </w:tc>
         <w:tc>
-          <w:tcPr/>
+          <w:tcPr>
+            <w:tcW w:type="dxa" w:w="5102"/>
+          </w:tcPr>
           <w:p>
             <w:pPr>
               <w:pStyle w:val="Compact"/>
+              <w:spacing w:before="20" w:after="20" w:line="240" w:lineRule="auto"/>
               <w:jc w:val="left"/>
             </w:pPr>
             <w:r>
@@ -4706,11 +5117,14 @@
       </w:tr>
       <w:tr>
         <w:tc>
-          <w:tcPr/>
+          <w:tcPr>
+            <w:tcW w:type="dxa" w:w="1134"/>
+          </w:tcPr>
           <w:p>
             <w:pPr>
               <w:pStyle w:val="Compact"/>
-              <w:jc w:val="center"/>
+              <w:spacing w:before="20" w:after="20" w:line="240" w:lineRule="auto"/>
+              <w:jc w:val="left"/>
             </w:pPr>
             <w:r>
               <w:t xml:space="preserve">2</w:t>
@@ -4718,11 +5132,14 @@
           </w:p>
         </w:tc>
         <w:tc>
-          <w:tcPr/>
+          <w:tcPr>
+            <w:tcW w:type="dxa" w:w="1701"/>
+          </w:tcPr>
           <w:p>
             <w:pPr>
               <w:pStyle w:val="Compact"/>
-              <w:jc w:val="center"/>
+              <w:spacing w:before="20" w:after="20" w:line="240" w:lineRule="auto"/>
+              <w:jc w:val="left"/>
             </w:pPr>
             <w:r>
               <w:t xml:space="preserve">7 jul</w:t>
@@ -4730,11 +5147,14 @@
           </w:p>
         </w:tc>
         <w:tc>
-          <w:tcPr/>
+          <w:tcPr>
+            <w:tcW w:type="dxa" w:w="1134"/>
+          </w:tcPr>
           <w:p>
             <w:pPr>
               <w:pStyle w:val="Compact"/>
-              <w:jc w:val="center"/>
+              <w:spacing w:before="20" w:after="20" w:line="240" w:lineRule="auto"/>
+              <w:jc w:val="left"/>
             </w:pPr>
             <w:r>
               <w:rPr>
@@ -4745,10 +5165,13 @@
           </w:p>
         </w:tc>
         <w:tc>
-          <w:tcPr/>
+          <w:tcPr>
+            <w:tcW w:type="dxa" w:w="5102"/>
+          </w:tcPr>
           <w:p>
             <w:pPr>
               <w:pStyle w:val="Compact"/>
+              <w:spacing w:before="20" w:after="20" w:line="240" w:lineRule="auto"/>
               <w:jc w:val="left"/>
             </w:pPr>
             <w:r>
@@ -4762,11 +5185,14 @@
       </w:tr>
       <w:tr>
         <w:tc>
-          <w:tcPr/>
+          <w:tcPr>
+            <w:tcW w:type="dxa" w:w="1134"/>
+          </w:tcPr>
           <w:p>
             <w:pPr>
               <w:pStyle w:val="Compact"/>
-              <w:jc w:val="center"/>
+              <w:spacing w:before="20" w:after="20" w:line="240" w:lineRule="auto"/>
+              <w:jc w:val="left"/>
             </w:pPr>
             <w:r>
               <w:t xml:space="preserve">3</w:t>
@@ -4774,11 +5200,14 @@
           </w:p>
         </w:tc>
         <w:tc>
-          <w:tcPr/>
+          <w:tcPr>
+            <w:tcW w:type="dxa" w:w="1701"/>
+          </w:tcPr>
           <w:p>
             <w:pPr>
               <w:pStyle w:val="Compact"/>
-              <w:jc w:val="center"/>
+              <w:spacing w:before="20" w:after="20" w:line="240" w:lineRule="auto"/>
+              <w:jc w:val="left"/>
             </w:pPr>
             <w:r>
               <w:t xml:space="preserve">8 jul</w:t>
@@ -4786,11 +5215,14 @@
           </w:p>
         </w:tc>
         <w:tc>
-          <w:tcPr/>
+          <w:tcPr>
+            <w:tcW w:type="dxa" w:w="1134"/>
+          </w:tcPr>
           <w:p>
             <w:pPr>
               <w:pStyle w:val="Compact"/>
-              <w:jc w:val="center"/>
+              <w:spacing w:before="20" w:after="20" w:line="240" w:lineRule="auto"/>
+              <w:jc w:val="left"/>
             </w:pPr>
             <w:r>
               <w:rPr>
@@ -4801,10 +5233,13 @@
           </w:p>
         </w:tc>
         <w:tc>
-          <w:tcPr/>
+          <w:tcPr>
+            <w:tcW w:type="dxa" w:w="5102"/>
+          </w:tcPr>
           <w:p>
             <w:pPr>
               <w:pStyle w:val="Compact"/>
+              <w:spacing w:before="20" w:after="20" w:line="240" w:lineRule="auto"/>
               <w:jc w:val="left"/>
             </w:pPr>
             <w:r>
@@ -4818,11 +5253,14 @@
       </w:tr>
       <w:tr>
         <w:tc>
-          <w:tcPr/>
+          <w:tcPr>
+            <w:tcW w:type="dxa" w:w="1134"/>
+          </w:tcPr>
           <w:p>
             <w:pPr>
               <w:pStyle w:val="Compact"/>
-              <w:jc w:val="center"/>
+              <w:spacing w:before="20" w:after="20" w:line="240" w:lineRule="auto"/>
+              <w:jc w:val="left"/>
             </w:pPr>
             <w:r>
               <w:t xml:space="preserve">4</w:t>
@@ -4830,11 +5268,14 @@
           </w:p>
         </w:tc>
         <w:tc>
-          <w:tcPr/>
+          <w:tcPr>
+            <w:tcW w:type="dxa" w:w="1701"/>
+          </w:tcPr>
           <w:p>
             <w:pPr>
               <w:pStyle w:val="Compact"/>
-              <w:jc w:val="center"/>
+              <w:spacing w:before="20" w:after="20" w:line="240" w:lineRule="auto"/>
+              <w:jc w:val="left"/>
             </w:pPr>
             <w:r>
               <w:t xml:space="preserve">9 jul</w:t>
@@ -4842,11 +5283,14 @@
           </w:p>
         </w:tc>
         <w:tc>
-          <w:tcPr/>
+          <w:tcPr>
+            <w:tcW w:type="dxa" w:w="1134"/>
+          </w:tcPr>
           <w:p>
             <w:pPr>
               <w:pStyle w:val="Compact"/>
-              <w:jc w:val="center"/>
+              <w:spacing w:before="20" w:after="20" w:line="240" w:lineRule="auto"/>
+              <w:jc w:val="left"/>
             </w:pPr>
             <w:r>
               <w:rPr>
@@ -4857,10 +5301,13 @@
           </w:p>
         </w:tc>
         <w:tc>
-          <w:tcPr/>
+          <w:tcPr>
+            <w:tcW w:type="dxa" w:w="5102"/>
+          </w:tcPr>
           <w:p>
             <w:pPr>
               <w:pStyle w:val="Compact"/>
+              <w:spacing w:before="20" w:after="20" w:line="240" w:lineRule="auto"/>
               <w:jc w:val="left"/>
             </w:pPr>
             <w:r>
@@ -4874,11 +5321,14 @@
       </w:tr>
       <w:tr>
         <w:tc>
-          <w:tcPr/>
+          <w:tcPr>
+            <w:tcW w:type="dxa" w:w="1134"/>
+          </w:tcPr>
           <w:p>
             <w:pPr>
               <w:pStyle w:val="Compact"/>
-              <w:jc w:val="center"/>
+              <w:spacing w:before="20" w:after="20" w:line="240" w:lineRule="auto"/>
+              <w:jc w:val="left"/>
             </w:pPr>
             <w:r>
               <w:t xml:space="preserve">5</w:t>
@@ -4886,11 +5336,14 @@
           </w:p>
         </w:tc>
         <w:tc>
-          <w:tcPr/>
+          <w:tcPr>
+            <w:tcW w:type="dxa" w:w="1701"/>
+          </w:tcPr>
           <w:p>
             <w:pPr>
               <w:pStyle w:val="Compact"/>
-              <w:jc w:val="center"/>
+              <w:spacing w:before="20" w:after="20" w:line="240" w:lineRule="auto"/>
+              <w:jc w:val="left"/>
             </w:pPr>
             <w:r>
               <w:t xml:space="preserve">9 jul</w:t>
@@ -4898,11 +5351,14 @@
           </w:p>
         </w:tc>
         <w:tc>
-          <w:tcPr/>
+          <w:tcPr>
+            <w:tcW w:type="dxa" w:w="1134"/>
+          </w:tcPr>
           <w:p>
             <w:pPr>
               <w:pStyle w:val="Compact"/>
-              <w:jc w:val="center"/>
+              <w:spacing w:before="20" w:after="20" w:line="240" w:lineRule="auto"/>
+              <w:jc w:val="left"/>
             </w:pPr>
             <w:r>
               <w:rPr>
@@ -4913,10 +5369,13 @@
           </w:p>
         </w:tc>
         <w:tc>
-          <w:tcPr/>
+          <w:tcPr>
+            <w:tcW w:type="dxa" w:w="5102"/>
+          </w:tcPr>
           <w:p>
             <w:pPr>
               <w:pStyle w:val="Compact"/>
+              <w:spacing w:before="20" w:after="20" w:line="240" w:lineRule="auto"/>
               <w:jc w:val="left"/>
             </w:pPr>
             <w:r>
@@ -4930,7 +5389,9 @@
       </w:tr>
       <w:tr>
         <w:tc>
-          <w:tcPr/>
+          <w:tcPr>
+            <w:tcW w:type="dxa" w:w="1134"/>
+          </w:tcPr>
           <w:p>
             <w:pPr>
               <w:pStyle w:val="Compact"/>
@@ -4938,11 +5399,14 @@
           </w:p>
         </w:tc>
         <w:tc>
-          <w:tcPr/>
+          <w:tcPr>
+            <w:tcW w:type="dxa" w:w="1701"/>
+          </w:tcPr>
           <w:p>
             <w:pPr>
               <w:pStyle w:val="Compact"/>
-              <w:jc w:val="center"/>
+              <w:spacing w:before="20" w:after="20" w:line="240" w:lineRule="auto"/>
+              <w:jc w:val="left"/>
             </w:pPr>
             <w:r>
               <w:t xml:space="preserve">6</w:t>
@@ -4950,11 +5414,14 @@
           </w:p>
         </w:tc>
         <w:tc>
-          <w:tcPr/>
+          <w:tcPr>
+            <w:tcW w:type="dxa" w:w="1134"/>
+          </w:tcPr>
           <w:p>
             <w:pPr>
               <w:pStyle w:val="Compact"/>
-              <w:jc w:val="center"/>
+              <w:spacing w:before="20" w:after="20" w:line="240" w:lineRule="auto"/>
+              <w:jc w:val="left"/>
             </w:pPr>
             <w:r>
               <w:t xml:space="preserve">11 jul</w:t>
@@ -4962,10 +5429,13 @@
           </w:p>
         </w:tc>
         <w:tc>
-          <w:tcPr/>
+          <w:tcPr>
+            <w:tcW w:type="dxa" w:w="5102"/>
+          </w:tcPr>
           <w:p>
             <w:pPr>
               <w:pStyle w:val="Compact"/>
+              <w:spacing w:before="20" w:after="20" w:line="240" w:lineRule="auto"/>
               <w:jc w:val="left"/>
             </w:pPr>
             <w:r>
@@ -4979,7 +5449,9 @@
       </w:tr>
       <w:tr>
         <w:tc>
-          <w:tcPr/>
+          <w:tcPr>
+            <w:tcW w:type="dxa" w:w="1134"/>
+          </w:tcPr>
           <w:p>
             <w:pPr>
               <w:pStyle w:val="Compact"/>
@@ -4987,11 +5459,14 @@
           </w:p>
         </w:tc>
         <w:tc>
-          <w:tcPr/>
+          <w:tcPr>
+            <w:tcW w:type="dxa" w:w="1701"/>
+          </w:tcPr>
           <w:p>
             <w:pPr>
               <w:pStyle w:val="Compact"/>
-              <w:jc w:val="center"/>
+              <w:spacing w:before="20" w:after="20" w:line="240" w:lineRule="auto"/>
+              <w:jc w:val="left"/>
             </w:pPr>
             <w:r>
               <w:t xml:space="preserve">7</w:t>
@@ -4999,11 +5474,14 @@
           </w:p>
         </w:tc>
         <w:tc>
-          <w:tcPr/>
+          <w:tcPr>
+            <w:tcW w:type="dxa" w:w="1134"/>
+          </w:tcPr>
           <w:p>
             <w:pPr>
               <w:pStyle w:val="Compact"/>
-              <w:jc w:val="center"/>
+              <w:spacing w:before="20" w:after="20" w:line="240" w:lineRule="auto"/>
+              <w:jc w:val="left"/>
             </w:pPr>
             <w:r>
               <w:t xml:space="preserve">11 jul</w:t>
@@ -5011,10 +5489,13 @@
           </w:p>
         </w:tc>
         <w:tc>
-          <w:tcPr/>
+          <w:tcPr>
+            <w:tcW w:type="dxa" w:w="5102"/>
+          </w:tcPr>
           <w:p>
             <w:pPr>
               <w:pStyle w:val="Compact"/>
+              <w:spacing w:before="20" w:after="20" w:line="240" w:lineRule="auto"/>
               <w:jc w:val="left"/>
             </w:pPr>
             <w:r>
@@ -5028,7 +5509,9 @@
       </w:tr>
       <w:tr>
         <w:tc>
-          <w:tcPr/>
+          <w:tcPr>
+            <w:tcW w:type="dxa" w:w="1134"/>
+          </w:tcPr>
           <w:p>
             <w:pPr>
               <w:pStyle w:val="Compact"/>
@@ -5036,11 +5519,14 @@
           </w:p>
         </w:tc>
         <w:tc>
-          <w:tcPr/>
+          <w:tcPr>
+            <w:tcW w:type="dxa" w:w="1701"/>
+          </w:tcPr>
           <w:p>
             <w:pPr>
               <w:pStyle w:val="Compact"/>
-              <w:jc w:val="center"/>
+              <w:spacing w:before="20" w:after="20" w:line="240" w:lineRule="auto"/>
+              <w:jc w:val="left"/>
             </w:pPr>
             <w:r>
               <w:t xml:space="preserve">8</w:t>
@@ -5048,11 +5534,14 @@
           </w:p>
         </w:tc>
         <w:tc>
-          <w:tcPr/>
+          <w:tcPr>
+            <w:tcW w:type="dxa" w:w="1134"/>
+          </w:tcPr>
           <w:p>
             <w:pPr>
               <w:pStyle w:val="Compact"/>
-              <w:jc w:val="center"/>
+              <w:spacing w:before="20" w:after="20" w:line="240" w:lineRule="auto"/>
+              <w:jc w:val="left"/>
             </w:pPr>
             <w:r>
               <w:t xml:space="preserve">11 jul</w:t>
@@ -5060,10 +5549,13 @@
           </w:p>
         </w:tc>
         <w:tc>
-          <w:tcPr/>
+          <w:tcPr>
+            <w:tcW w:type="dxa" w:w="5102"/>
+          </w:tcPr>
           <w:p>
             <w:pPr>
               <w:pStyle w:val="Compact"/>
+              <w:spacing w:before="20" w:after="20" w:line="240" w:lineRule="auto"/>
               <w:jc w:val="left"/>
             </w:pPr>
             <w:r>
@@ -5077,7 +5569,9 @@
       </w:tr>
       <w:tr>
         <w:tc>
-          <w:tcPr/>
+          <w:tcPr>
+            <w:tcW w:type="dxa" w:w="1134"/>
+          </w:tcPr>
           <w:p>
             <w:pPr>
               <w:pStyle w:val="Compact"/>
@@ -5085,11 +5579,14 @@
           </w:p>
         </w:tc>
         <w:tc>
-          <w:tcPr/>
+          <w:tcPr>
+            <w:tcW w:type="dxa" w:w="1701"/>
+          </w:tcPr>
           <w:p>
             <w:pPr>
               <w:pStyle w:val="Compact"/>
-              <w:jc w:val="center"/>
+              <w:spacing w:before="20" w:after="20" w:line="240" w:lineRule="auto"/>
+              <w:jc w:val="left"/>
             </w:pPr>
             <w:r>
               <w:t xml:space="preserve">9</w:t>
@@ -5097,11 +5594,14 @@
           </w:p>
         </w:tc>
         <w:tc>
-          <w:tcPr/>
+          <w:tcPr>
+            <w:tcW w:type="dxa" w:w="1134"/>
+          </w:tcPr>
           <w:p>
             <w:pPr>
               <w:pStyle w:val="Compact"/>
-              <w:jc w:val="center"/>
+              <w:spacing w:before="20" w:after="20" w:line="240" w:lineRule="auto"/>
+              <w:jc w:val="left"/>
             </w:pPr>
             <w:r>
               <w:t xml:space="preserve">11 jul</w:t>
@@ -5109,10 +5609,13 @@
           </w:p>
         </w:tc>
         <w:tc>
-          <w:tcPr/>
+          <w:tcPr>
+            <w:tcW w:type="dxa" w:w="5102"/>
+          </w:tcPr>
           <w:p>
             <w:pPr>
               <w:pStyle w:val="Compact"/>
+              <w:spacing w:before="20" w:after="20" w:line="240" w:lineRule="auto"/>
               <w:jc w:val="left"/>
             </w:pPr>
             <w:r>
@@ -5126,7 +5629,9 @@
       </w:tr>
       <w:tr>
         <w:tc>
-          <w:tcPr/>
+          <w:tcPr>
+            <w:tcW w:type="dxa" w:w="1134"/>
+          </w:tcPr>
           <w:p>
             <w:pPr>
               <w:pStyle w:val="Compact"/>
@@ -5134,11 +5639,14 @@
           </w:p>
         </w:tc>
         <w:tc>
-          <w:tcPr/>
+          <w:tcPr>
+            <w:tcW w:type="dxa" w:w="1701"/>
+          </w:tcPr>
           <w:p>
             <w:pPr>
               <w:pStyle w:val="Compact"/>
-              <w:jc w:val="center"/>
+              <w:spacing w:before="20" w:after="20" w:line="240" w:lineRule="auto"/>
+              <w:jc w:val="left"/>
             </w:pPr>
             <w:r>
               <w:t xml:space="preserve">10</w:t>
@@ -5146,11 +5654,14 @@
           </w:p>
         </w:tc>
         <w:tc>
-          <w:tcPr/>
+          <w:tcPr>
+            <w:tcW w:type="dxa" w:w="1134"/>
+          </w:tcPr>
           <w:p>
             <w:pPr>
               <w:pStyle w:val="Compact"/>
-              <w:jc w:val="center"/>
+              <w:spacing w:before="20" w:after="20" w:line="240" w:lineRule="auto"/>
+              <w:jc w:val="left"/>
             </w:pPr>
             <w:r>
               <w:t xml:space="preserve">11 jul</w:t>
@@ -5158,10 +5669,13 @@
           </w:p>
         </w:tc>
         <w:tc>
-          <w:tcPr/>
+          <w:tcPr>
+            <w:tcW w:type="dxa" w:w="5102"/>
+          </w:tcPr>
           <w:p>
             <w:pPr>
               <w:pStyle w:val="Compact"/>
+              <w:spacing w:before="20" w:after="20" w:line="240" w:lineRule="auto"/>
               <w:jc w:val="left"/>
             </w:pPr>
             <w:r>
@@ -5175,7 +5689,9 @@
       </w:tr>
       <w:tr>
         <w:tc>
-          <w:tcPr/>
+          <w:tcPr>
+            <w:tcW w:type="dxa" w:w="1134"/>
+          </w:tcPr>
           <w:p>
             <w:pPr>
               <w:pStyle w:val="Compact"/>
@@ -5183,11 +5699,14 @@
           </w:p>
         </w:tc>
         <w:tc>
-          <w:tcPr/>
+          <w:tcPr>
+            <w:tcW w:type="dxa" w:w="1701"/>
+          </w:tcPr>
           <w:p>
             <w:pPr>
               <w:pStyle w:val="Compact"/>
-              <w:jc w:val="center"/>
+              <w:spacing w:before="20" w:after="20" w:line="240" w:lineRule="auto"/>
+              <w:jc w:val="left"/>
             </w:pPr>
             <w:r>
               <w:t xml:space="preserve">11</w:t>
@@ -5195,11 +5714,14 @@
           </w:p>
         </w:tc>
         <w:tc>
-          <w:tcPr/>
+          <w:tcPr>
+            <w:tcW w:type="dxa" w:w="1134"/>
+          </w:tcPr>
           <w:p>
             <w:pPr>
               <w:pStyle w:val="Compact"/>
-              <w:jc w:val="center"/>
+              <w:spacing w:before="20" w:after="20" w:line="240" w:lineRule="auto"/>
+              <w:jc w:val="left"/>
             </w:pPr>
             <w:r>
               <w:t xml:space="preserve">11 jul</w:t>
@@ -5207,10 +5729,13 @@
           </w:p>
         </w:tc>
         <w:tc>
-          <w:tcPr/>
+          <w:tcPr>
+            <w:tcW w:type="dxa" w:w="5102"/>
+          </w:tcPr>
           <w:p>
             <w:pPr>
               <w:pStyle w:val="Compact"/>
+              <w:spacing w:before="20" w:after="20" w:line="240" w:lineRule="auto"/>
               <w:jc w:val="left"/>
             </w:pPr>
             <w:r>
@@ -5224,7 +5749,9 @@
       </w:tr>
       <w:tr>
         <w:tc>
-          <w:tcPr/>
+          <w:tcPr>
+            <w:tcW w:type="dxa" w:w="1134"/>
+          </w:tcPr>
           <w:p>
             <w:pPr>
               <w:pStyle w:val="Compact"/>
@@ -5232,11 +5759,14 @@
           </w:p>
         </w:tc>
         <w:tc>
-          <w:tcPr/>
+          <w:tcPr>
+            <w:tcW w:type="dxa" w:w="1701"/>
+          </w:tcPr>
           <w:p>
             <w:pPr>
               <w:pStyle w:val="Compact"/>
-              <w:jc w:val="center"/>
+              <w:spacing w:before="20" w:after="20" w:line="240" w:lineRule="auto"/>
+              <w:jc w:val="left"/>
             </w:pPr>
             <w:r>
               <w:t xml:space="preserve">12</w:t>
@@ -5244,11 +5774,14 @@
           </w:p>
         </w:tc>
         <w:tc>
-          <w:tcPr/>
+          <w:tcPr>
+            <w:tcW w:type="dxa" w:w="1134"/>
+          </w:tcPr>
           <w:p>
             <w:pPr>
               <w:pStyle w:val="Compact"/>
-              <w:jc w:val="center"/>
+              <w:spacing w:before="20" w:after="20" w:line="240" w:lineRule="auto"/>
+              <w:jc w:val="left"/>
             </w:pPr>
             <w:r>
               <w:t xml:space="preserve">11 jul</w:t>
@@ -5256,10 +5789,13 @@
           </w:p>
         </w:tc>
         <w:tc>
-          <w:tcPr/>
+          <w:tcPr>
+            <w:tcW w:type="dxa" w:w="5102"/>
+          </w:tcPr>
           <w:p>
             <w:pPr>
               <w:pStyle w:val="Compact"/>
+              <w:spacing w:before="20" w:after="20" w:line="240" w:lineRule="auto"/>
               <w:jc w:val="left"/>
             </w:pPr>
             <w:r>
@@ -5273,7 +5809,9 @@
       </w:tr>
       <w:tr>
         <w:tc>
-          <w:tcPr/>
+          <w:tcPr>
+            <w:tcW w:type="dxa" w:w="1134"/>
+          </w:tcPr>
           <w:p>
             <w:pPr>
               <w:pStyle w:val="Compact"/>
@@ -5281,11 +5819,14 @@
           </w:p>
         </w:tc>
         <w:tc>
-          <w:tcPr/>
+          <w:tcPr>
+            <w:tcW w:type="dxa" w:w="1701"/>
+          </w:tcPr>
           <w:p>
             <w:pPr>
               <w:pStyle w:val="Compact"/>
-              <w:jc w:val="center"/>
+              <w:spacing w:before="20" w:after="20" w:line="240" w:lineRule="auto"/>
+              <w:jc w:val="left"/>
             </w:pPr>
             <w:r>
               <w:t xml:space="preserve">13</w:t>
@@ -5293,11 +5834,14 @@
           </w:p>
         </w:tc>
         <w:tc>
-          <w:tcPr/>
+          <w:tcPr>
+            <w:tcW w:type="dxa" w:w="1134"/>
+          </w:tcPr>
           <w:p>
             <w:pPr>
               <w:pStyle w:val="Compact"/>
-              <w:jc w:val="center"/>
+              <w:spacing w:before="20" w:after="20" w:line="240" w:lineRule="auto"/>
+              <w:jc w:val="left"/>
             </w:pPr>
             <w:r>
               <w:t xml:space="preserve">20 jul</w:t>
@@ -5305,10 +5849,13 @@
           </w:p>
         </w:tc>
         <w:tc>
-          <w:tcPr/>
+          <w:tcPr>
+            <w:tcW w:type="dxa" w:w="5102"/>
+          </w:tcPr>
           <w:p>
             <w:pPr>
               <w:pStyle w:val="Compact"/>
+              <w:spacing w:before="20" w:after="20" w:line="240" w:lineRule="auto"/>
               <w:jc w:val="left"/>
             </w:pPr>
             <w:r>
@@ -5322,7 +5869,9 @@
       </w:tr>
       <w:tr>
         <w:tc>
-          <w:tcPr/>
+          <w:tcPr>
+            <w:tcW w:type="dxa" w:w="1134"/>
+          </w:tcPr>
           <w:p>
             <w:pPr>
               <w:pStyle w:val="Compact"/>
@@ -5330,11 +5879,14 @@
           </w:p>
         </w:tc>
         <w:tc>
-          <w:tcPr/>
+          <w:tcPr>
+            <w:tcW w:type="dxa" w:w="1701"/>
+          </w:tcPr>
           <w:p>
             <w:pPr>
               <w:pStyle w:val="Compact"/>
-              <w:jc w:val="center"/>
+              <w:spacing w:before="20" w:after="20" w:line="240" w:lineRule="auto"/>
+              <w:jc w:val="left"/>
             </w:pPr>
             <w:r>
               <w:t xml:space="preserve">14</w:t>
@@ -5342,11 +5894,14 @@
           </w:p>
         </w:tc>
         <w:tc>
-          <w:tcPr/>
+          <w:tcPr>
+            <w:tcW w:type="dxa" w:w="1134"/>
+          </w:tcPr>
           <w:p>
             <w:pPr>
               <w:pStyle w:val="Compact"/>
-              <w:jc w:val="center"/>
+              <w:spacing w:before="20" w:after="20" w:line="240" w:lineRule="auto"/>
+              <w:jc w:val="left"/>
             </w:pPr>
             <w:r>
               <w:t xml:space="preserve">20 jul</w:t>
@@ -5354,10 +5909,13 @@
           </w:p>
         </w:tc>
         <w:tc>
-          <w:tcPr/>
+          <w:tcPr>
+            <w:tcW w:type="dxa" w:w="5102"/>
+          </w:tcPr>
           <w:p>
             <w:pPr>
               <w:pStyle w:val="Compact"/>
+              <w:spacing w:before="20" w:after="20" w:line="240" w:lineRule="auto"/>
               <w:jc w:val="left"/>
             </w:pPr>
             <w:r>
@@ -5371,7 +5929,9 @@
       </w:tr>
       <w:tr>
         <w:tc>
-          <w:tcPr/>
+          <w:tcPr>
+            <w:tcW w:type="dxa" w:w="1134"/>
+          </w:tcPr>
           <w:p>
             <w:pPr>
               <w:pStyle w:val="Compact"/>
@@ -5379,11 +5939,14 @@
           </w:p>
         </w:tc>
         <w:tc>
-          <w:tcPr/>
+          <w:tcPr>
+            <w:tcW w:type="dxa" w:w="1701"/>
+          </w:tcPr>
           <w:p>
             <w:pPr>
               <w:pStyle w:val="Compact"/>
-              <w:jc w:val="center"/>
+              <w:spacing w:before="20" w:after="20" w:line="240" w:lineRule="auto"/>
+              <w:jc w:val="left"/>
             </w:pPr>
             <w:r>
               <w:t xml:space="preserve">15</w:t>
@@ -5391,11 +5954,14 @@
           </w:p>
         </w:tc>
         <w:tc>
-          <w:tcPr/>
+          <w:tcPr>
+            <w:tcW w:type="dxa" w:w="1134"/>
+          </w:tcPr>
           <w:p>
             <w:pPr>
               <w:pStyle w:val="Compact"/>
-              <w:jc w:val="center"/>
+              <w:spacing w:before="20" w:after="20" w:line="240" w:lineRule="auto"/>
+              <w:jc w:val="left"/>
             </w:pPr>
             <w:r>
               <w:t xml:space="preserve">20 jul</w:t>
@@ -5403,10 +5969,13 @@
           </w:p>
         </w:tc>
         <w:tc>
-          <w:tcPr/>
+          <w:tcPr>
+            <w:tcW w:type="dxa" w:w="5102"/>
+          </w:tcPr>
           <w:p>
             <w:pPr>
               <w:pStyle w:val="Compact"/>
+              <w:spacing w:before="20" w:after="20" w:line="240" w:lineRule="auto"/>
               <w:jc w:val="left"/>
             </w:pPr>
             <w:r>
@@ -5420,7 +5989,9 @@
       </w:tr>
       <w:tr>
         <w:tc>
-          <w:tcPr/>
+          <w:tcPr>
+            <w:tcW w:type="dxa" w:w="1134"/>
+          </w:tcPr>
           <w:p>
             <w:pPr>
               <w:pStyle w:val="Compact"/>
@@ -5428,11 +5999,14 @@
           </w:p>
         </w:tc>
         <w:tc>
-          <w:tcPr/>
+          <w:tcPr>
+            <w:tcW w:type="dxa" w:w="1701"/>
+          </w:tcPr>
           <w:p>
             <w:pPr>
               <w:pStyle w:val="Compact"/>
-              <w:jc w:val="center"/>
+              <w:spacing w:before="20" w:after="20" w:line="240" w:lineRule="auto"/>
+              <w:jc w:val="left"/>
             </w:pPr>
             <w:r>
               <w:t xml:space="preserve">16</w:t>
@@ -5440,11 +6014,14 @@
           </w:p>
         </w:tc>
         <w:tc>
-          <w:tcPr/>
+          <w:tcPr>
+            <w:tcW w:type="dxa" w:w="1134"/>
+          </w:tcPr>
           <w:p>
             <w:pPr>
               <w:pStyle w:val="Compact"/>
-              <w:jc w:val="center"/>
+              <w:spacing w:before="20" w:after="20" w:line="240" w:lineRule="auto"/>
+              <w:jc w:val="left"/>
             </w:pPr>
             <w:r>
               <w:t xml:space="preserve">20 jul</w:t>
@@ -5452,10 +6029,13 @@
           </w:p>
         </w:tc>
         <w:tc>
-          <w:tcPr/>
+          <w:tcPr>
+            <w:tcW w:type="dxa" w:w="5102"/>
+          </w:tcPr>
           <w:p>
             <w:pPr>
               <w:pStyle w:val="Compact"/>
+              <w:spacing w:before="20" w:after="20" w:line="240" w:lineRule="auto"/>
               <w:jc w:val="left"/>
             </w:pPr>
             <w:r>
@@ -5469,7 +6049,9 @@
       </w:tr>
       <w:tr>
         <w:tc>
-          <w:tcPr/>
+          <w:tcPr>
+            <w:tcW w:type="dxa" w:w="1134"/>
+          </w:tcPr>
           <w:p>
             <w:pPr>
               <w:pStyle w:val="Compact"/>
@@ -5477,11 +6059,14 @@
           </w:p>
         </w:tc>
         <w:tc>
-          <w:tcPr/>
+          <w:tcPr>
+            <w:tcW w:type="dxa" w:w="1701"/>
+          </w:tcPr>
           <w:p>
             <w:pPr>
               <w:pStyle w:val="Compact"/>
-              <w:jc w:val="center"/>
+              <w:spacing w:before="20" w:after="20" w:line="240" w:lineRule="auto"/>
+              <w:jc w:val="left"/>
             </w:pPr>
             <w:r>
               <w:t xml:space="preserve">17</w:t>
@@ -5489,11 +6074,14 @@
           </w:p>
         </w:tc>
         <w:tc>
-          <w:tcPr/>
+          <w:tcPr>
+            <w:tcW w:type="dxa" w:w="1134"/>
+          </w:tcPr>
           <w:p>
             <w:pPr>
               <w:pStyle w:val="Compact"/>
-              <w:jc w:val="center"/>
+              <w:spacing w:before="20" w:after="20" w:line="240" w:lineRule="auto"/>
+              <w:jc w:val="left"/>
             </w:pPr>
             <w:r>
               <w:t xml:space="preserve">20 jul</w:t>
@@ -5501,10 +6089,13 @@
           </w:p>
         </w:tc>
         <w:tc>
-          <w:tcPr/>
+          <w:tcPr>
+            <w:tcW w:type="dxa" w:w="5102"/>
+          </w:tcPr>
           <w:p>
             <w:pPr>
               <w:pStyle w:val="Compact"/>
+              <w:spacing w:before="20" w:after="20" w:line="240" w:lineRule="auto"/>
               <w:jc w:val="left"/>
             </w:pPr>
             <w:r>
@@ -5518,7 +6109,9 @@
       </w:tr>
       <w:tr>
         <w:tc>
-          <w:tcPr/>
+          <w:tcPr>
+            <w:tcW w:type="dxa" w:w="1134"/>
+          </w:tcPr>
           <w:p>
             <w:pPr>
               <w:pStyle w:val="Compact"/>
@@ -5526,11 +6119,14 @@
           </w:p>
         </w:tc>
         <w:tc>
-          <w:tcPr/>
+          <w:tcPr>
+            <w:tcW w:type="dxa" w:w="1701"/>
+          </w:tcPr>
           <w:p>
             <w:pPr>
               <w:pStyle w:val="Compact"/>
-              <w:jc w:val="center"/>
+              <w:spacing w:before="20" w:after="20" w:line="240" w:lineRule="auto"/>
+              <w:jc w:val="left"/>
             </w:pPr>
             <w:r>
               <w:t xml:space="preserve">18</w:t>
@@ -5538,11 +6134,14 @@
           </w:p>
         </w:tc>
         <w:tc>
-          <w:tcPr/>
+          <w:tcPr>
+            <w:tcW w:type="dxa" w:w="1134"/>
+          </w:tcPr>
           <w:p>
             <w:pPr>
               <w:pStyle w:val="Compact"/>
-              <w:jc w:val="center"/>
+              <w:spacing w:before="20" w:after="20" w:line="240" w:lineRule="auto"/>
+              <w:jc w:val="left"/>
             </w:pPr>
             <w:r>
               <w:t xml:space="preserve">20 jul</w:t>
@@ -5550,10 +6149,13 @@
           </w:p>
         </w:tc>
         <w:tc>
-          <w:tcPr/>
+          <w:tcPr>
+            <w:tcW w:type="dxa" w:w="5102"/>
+          </w:tcPr>
           <w:p>
             <w:pPr>
               <w:pStyle w:val="Compact"/>
+              <w:spacing w:before="20" w:after="20" w:line="240" w:lineRule="auto"/>
               <w:jc w:val="left"/>
             </w:pPr>
             <w:r>
@@ -5567,7 +6169,9 @@
       </w:tr>
       <w:tr>
         <w:tc>
-          <w:tcPr/>
+          <w:tcPr>
+            <w:tcW w:type="dxa" w:w="1134"/>
+          </w:tcPr>
           <w:p>
             <w:pPr>
               <w:pStyle w:val="Compact"/>
@@ -5575,11 +6179,14 @@
           </w:p>
         </w:tc>
         <w:tc>
-          <w:tcPr/>
+          <w:tcPr>
+            <w:tcW w:type="dxa" w:w="1701"/>
+          </w:tcPr>
           <w:p>
             <w:pPr>
               <w:pStyle w:val="Compact"/>
-              <w:jc w:val="center"/>
+              <w:spacing w:before="20" w:after="20" w:line="240" w:lineRule="auto"/>
+              <w:jc w:val="left"/>
             </w:pPr>
             <w:r>
               <w:t xml:space="preserve">19</w:t>
@@ -5587,11 +6194,14 @@
           </w:p>
         </w:tc>
         <w:tc>
-          <w:tcPr/>
+          <w:tcPr>
+            <w:tcW w:type="dxa" w:w="1134"/>
+          </w:tcPr>
           <w:p>
             <w:pPr>
               <w:pStyle w:val="Compact"/>
-              <w:jc w:val="center"/>
+              <w:spacing w:before="20" w:after="20" w:line="240" w:lineRule="auto"/>
+              <w:jc w:val="left"/>
             </w:pPr>
             <w:r>
               <w:t xml:space="preserve">20 jul</w:t>
@@ -5599,10 +6209,13 @@
           </w:p>
         </w:tc>
         <w:tc>
-          <w:tcPr/>
+          <w:tcPr>
+            <w:tcW w:type="dxa" w:w="5102"/>
+          </w:tcPr>
           <w:p>
             <w:pPr>
               <w:pStyle w:val="Compact"/>
+              <w:spacing w:before="20" w:after="20" w:line="240" w:lineRule="auto"/>
               <w:jc w:val="left"/>
             </w:pPr>
             <w:r>
@@ -5616,7 +6229,9 @@
       </w:tr>
       <w:tr>
         <w:tc>
-          <w:tcPr/>
+          <w:tcPr>
+            <w:tcW w:type="dxa" w:w="1134"/>
+          </w:tcPr>
           <w:p>
             <w:pPr>
               <w:pStyle w:val="Compact"/>
@@ -5624,11 +6239,14 @@
           </w:p>
         </w:tc>
         <w:tc>
-          <w:tcPr/>
+          <w:tcPr>
+            <w:tcW w:type="dxa" w:w="1701"/>
+          </w:tcPr>
           <w:p>
             <w:pPr>
               <w:pStyle w:val="Compact"/>
-              <w:jc w:val="center"/>
+              <w:spacing w:before="20" w:after="20" w:line="240" w:lineRule="auto"/>
+              <w:jc w:val="left"/>
             </w:pPr>
             <w:r>
               <w:t xml:space="preserve">20</w:t>
@@ -5636,11 +6254,14 @@
           </w:p>
         </w:tc>
         <w:tc>
-          <w:tcPr/>
+          <w:tcPr>
+            <w:tcW w:type="dxa" w:w="1134"/>
+          </w:tcPr>
           <w:p>
             <w:pPr>
               <w:pStyle w:val="Compact"/>
-              <w:jc w:val="center"/>
+              <w:spacing w:before="20" w:after="20" w:line="240" w:lineRule="auto"/>
+              <w:jc w:val="left"/>
             </w:pPr>
             <w:r>
               <w:t xml:space="preserve">20 jul</w:t>
@@ -5648,10 +6269,13 @@
           </w:p>
         </w:tc>
         <w:tc>
-          <w:tcPr/>
+          <w:tcPr>
+            <w:tcW w:type="dxa" w:w="5102"/>
+          </w:tcPr>
           <w:p>
             <w:pPr>
               <w:pStyle w:val="Compact"/>
+              <w:spacing w:before="20" w:after="20" w:line="240" w:lineRule="auto"/>
               <w:jc w:val="left"/>
             </w:pPr>
             <w:r>
@@ -5680,6 +6304,7 @@
           <w:ilvl w:val="0"/>
           <w:numId w:val="1011"/>
         </w:numPr>
+        <w:jc w:val="both"/>
       </w:pPr>
       <w:r>
         <w:rPr>
@@ -5702,6 +6327,7 @@
           <w:ilvl w:val="0"/>
           <w:numId w:val="1011"/>
         </w:numPr>
+        <w:jc w:val="both"/>
       </w:pPr>
       <w:r>
         <w:rPr>
@@ -5724,6 +6350,7 @@
           <w:ilvl w:val="0"/>
           <w:numId w:val="1011"/>
         </w:numPr>
+        <w:jc w:val="both"/>
       </w:pPr>
       <w:r>
         <w:rPr>
@@ -5746,6 +6373,7 @@
           <w:ilvl w:val="0"/>
           <w:numId w:val="1011"/>
         </w:numPr>
+        <w:jc w:val="both"/>
       </w:pPr>
       <w:r>
         <w:rPr>
@@ -5768,6 +6396,7 @@
           <w:ilvl w:val="0"/>
           <w:numId w:val="1011"/>
         </w:numPr>
+        <w:jc w:val="both"/>
       </w:pPr>
       <w:r>
         <w:rPr>
@@ -5790,6 +6419,7 @@
           <w:ilvl w:val="0"/>
           <w:numId w:val="1011"/>
         </w:numPr>
+        <w:jc w:val="both"/>
       </w:pPr>
       <w:r>
         <w:rPr>
@@ -5833,6 +6463,7 @@
     <w:p xmlns:a="http://schemas.openxmlformats.org/drawingml/2006/main" xmlns:pic="http://schemas.openxmlformats.org/drawingml/2006/picture">
       <w:pPr>
         <w:pStyle w:val="SourceCode"/>
+        <w:jc w:val="both"/>
       </w:pPr>
       <w:r>
         <w:rPr>
@@ -6309,21 +6940,24 @@
         <w:tblLook w:firstRow="1" w:lastRow="0" w:firstColumn="0" w:lastColumn="0" w:noHBand="0" w:noVBand="0" w:val="0020"/>
       </w:tblPr>
       <w:tblGrid>
-        <w:gridCol w:w="1195"/>
-        <w:gridCol w:w="1195"/>
-        <w:gridCol w:w="3436"/>
-        <w:gridCol w:w="2092"/>
+        <w:gridCol w:w="1134"/>
+        <w:gridCol w:w="1701"/>
+        <w:gridCol w:w="1134"/>
+        <w:gridCol w:w="5102"/>
       </w:tblGrid>
       <w:tr>
         <w:trPr>
           <w:tblHeader w:val="on"/>
         </w:trPr>
         <w:tc>
-          <w:tcPr/>
+          <w:tcPr>
+            <w:tcW w:type="dxa" w:w="1134"/>
+          </w:tcPr>
           <w:p>
             <w:pPr>
               <w:pStyle w:val="Compact"/>
-              <w:jc w:val="center"/>
+              <w:spacing w:before="20" w:after="20" w:line="240" w:lineRule="auto"/>
+              <w:jc w:val="left"/>
             </w:pPr>
             <w:r>
               <w:t xml:space="preserve">Módulo</w:t>
@@ -6331,11 +6965,14 @@
           </w:p>
         </w:tc>
         <w:tc>
-          <w:tcPr/>
+          <w:tcPr>
+            <w:tcW w:type="dxa" w:w="1701"/>
+          </w:tcPr>
           <w:p>
             <w:pPr>
               <w:pStyle w:val="Compact"/>
-              <w:jc w:val="center"/>
+              <w:spacing w:before="20" w:after="20" w:line="240" w:lineRule="auto"/>
+              <w:jc w:val="left"/>
             </w:pPr>
             <w:r>
               <w:t xml:space="preserve">Estado</w:t>
@@ -6343,11 +6980,14 @@
           </w:p>
         </w:tc>
         <w:tc>
-          <w:tcPr/>
+          <w:tcPr>
+            <w:tcW w:type="dxa" w:w="1134"/>
+          </w:tcPr>
           <w:p>
             <w:pPr>
               <w:pStyle w:val="Compact"/>
-              <w:jc w:val="center"/>
+              <w:spacing w:before="20" w:after="20" w:line="240" w:lineRule="auto"/>
+              <w:jc w:val="left"/>
             </w:pPr>
             <w:r>
               <w:t xml:space="preserve">Fecha de finalización</w:t>
@@ -6355,10 +6995,13 @@
           </w:p>
         </w:tc>
         <w:tc>
-          <w:tcPr/>
+          <w:tcPr>
+            <w:tcW w:type="dxa" w:w="5102"/>
+          </w:tcPr>
           <w:p>
             <w:pPr>
               <w:pStyle w:val="Compact"/>
+              <w:spacing w:before="20" w:after="20" w:line="240" w:lineRule="auto"/>
               <w:jc w:val="left"/>
             </w:pPr>
             <w:r>
@@ -6369,11 +7012,14 @@
       </w:tr>
       <w:tr>
         <w:tc>
-          <w:tcPr/>
+          <w:tcPr>
+            <w:tcW w:type="dxa" w:w="1134"/>
+          </w:tcPr>
           <w:p>
             <w:pPr>
               <w:pStyle w:val="Compact"/>
-              <w:jc w:val="center"/>
+              <w:spacing w:before="20" w:after="20" w:line="240" w:lineRule="auto"/>
+              <w:jc w:val="left"/>
             </w:pPr>
             <w:r>
               <w:t xml:space="preserve">Modelos POO (7 clases)</w:t>
@@ -6381,11 +7027,14 @@
           </w:p>
         </w:tc>
         <w:tc>
-          <w:tcPr/>
+          <w:tcPr>
+            <w:tcW w:type="dxa" w:w="1701"/>
+          </w:tcPr>
           <w:p>
             <w:pPr>
               <w:pStyle w:val="Compact"/>
-              <w:jc w:val="center"/>
+              <w:spacing w:before="20" w:after="20" w:line="240" w:lineRule="auto"/>
+              <w:jc w:val="left"/>
             </w:pPr>
             <w:r>
               <w:t xml:space="preserve">✅ Completado</w:t>
@@ -6393,11 +7042,14 @@
           </w:p>
         </w:tc>
         <w:tc>
-          <w:tcPr/>
+          <w:tcPr>
+            <w:tcW w:type="dxa" w:w="1134"/>
+          </w:tcPr>
           <w:p>
             <w:pPr>
               <w:pStyle w:val="Compact"/>
-              <w:jc w:val="center"/>
+              <w:spacing w:before="20" w:after="20" w:line="240" w:lineRule="auto"/>
+              <w:jc w:val="left"/>
             </w:pPr>
             <w:r>
               <w:t xml:space="preserve">10-jul</w:t>
@@ -6405,10 +7057,13 @@
           </w:p>
         </w:tc>
         <w:tc>
-          <w:tcPr/>
+          <w:tcPr>
+            <w:tcW w:type="dxa" w:w="5102"/>
+          </w:tcPr>
           <w:p>
             <w:pPr>
               <w:pStyle w:val="Compact"/>
+              <w:spacing w:before="20" w:after="20" w:line="240" w:lineRule="auto"/>
               <w:jc w:val="left"/>
             </w:pPr>
             <w:r>
@@ -6419,11 +7074,14 @@
       </w:tr>
       <w:tr>
         <w:tc>
-          <w:tcPr/>
+          <w:tcPr>
+            <w:tcW w:type="dxa" w:w="1134"/>
+          </w:tcPr>
           <w:p>
             <w:pPr>
               <w:pStyle w:val="Compact"/>
-              <w:jc w:val="center"/>
+              <w:spacing w:before="20" w:after="20" w:line="240" w:lineRule="auto"/>
+              <w:jc w:val="left"/>
             </w:pPr>
             <w:r>
               <w:t xml:space="preserve">Estructuras de datos (3)</w:t>
@@ -6431,11 +7089,14 @@
           </w:p>
         </w:tc>
         <w:tc>
-          <w:tcPr/>
+          <w:tcPr>
+            <w:tcW w:type="dxa" w:w="1701"/>
+          </w:tcPr>
           <w:p>
             <w:pPr>
               <w:pStyle w:val="Compact"/>
-              <w:jc w:val="center"/>
+              <w:spacing w:before="20" w:after="20" w:line="240" w:lineRule="auto"/>
+              <w:jc w:val="left"/>
             </w:pPr>
             <w:r>
               <w:t xml:space="preserve">✅ Completado</w:t>
@@ -6443,11 +7104,14 @@
           </w:p>
         </w:tc>
         <w:tc>
-          <w:tcPr/>
+          <w:tcPr>
+            <w:tcW w:type="dxa" w:w="1134"/>
+          </w:tcPr>
           <w:p>
             <w:pPr>
               <w:pStyle w:val="Compact"/>
-              <w:jc w:val="center"/>
+              <w:spacing w:before="20" w:after="20" w:line="240" w:lineRule="auto"/>
+              <w:jc w:val="left"/>
             </w:pPr>
             <w:r>
               <w:t xml:space="preserve">10-jul</w:t>
@@ -6455,10 +7119,13 @@
           </w:p>
         </w:tc>
         <w:tc>
-          <w:tcPr/>
+          <w:tcPr>
+            <w:tcW w:type="dxa" w:w="5102"/>
+          </w:tcPr>
           <w:p>
             <w:pPr>
               <w:pStyle w:val="Compact"/>
+              <w:spacing w:before="20" w:after="20" w:line="240" w:lineRule="auto"/>
               <w:jc w:val="left"/>
             </w:pPr>
             <w:r>
@@ -6469,11 +7136,14 @@
       </w:tr>
       <w:tr>
         <w:tc>
-          <w:tcPr/>
+          <w:tcPr>
+            <w:tcW w:type="dxa" w:w="1134"/>
+          </w:tcPr>
           <w:p>
             <w:pPr>
               <w:pStyle w:val="Compact"/>
-              <w:jc w:val="center"/>
+              <w:spacing w:before="20" w:after="20" w:line="240" w:lineRule="auto"/>
+              <w:jc w:val="left"/>
             </w:pPr>
             <w:r>
               <w:t xml:space="preserve">Algoritmos (6)</w:t>
@@ -6481,11 +7151,14 @@
           </w:p>
         </w:tc>
         <w:tc>
-          <w:tcPr/>
+          <w:tcPr>
+            <w:tcW w:type="dxa" w:w="1701"/>
+          </w:tcPr>
           <w:p>
             <w:pPr>
               <w:pStyle w:val="Compact"/>
-              <w:jc w:val="center"/>
+              <w:spacing w:before="20" w:after="20" w:line="240" w:lineRule="auto"/>
+              <w:jc w:val="left"/>
             </w:pPr>
             <w:r>
               <w:t xml:space="preserve">✅ Completado</w:t>
@@ -6493,11 +7166,14 @@
           </w:p>
         </w:tc>
         <w:tc>
-          <w:tcPr/>
+          <w:tcPr>
+            <w:tcW w:type="dxa" w:w="1134"/>
+          </w:tcPr>
           <w:p>
             <w:pPr>
               <w:pStyle w:val="Compact"/>
-              <w:jc w:val="center"/>
+              <w:spacing w:before="20" w:after="20" w:line="240" w:lineRule="auto"/>
+              <w:jc w:val="left"/>
             </w:pPr>
             <w:r>
               <w:t xml:space="preserve">10-jul</w:t>
@@ -6505,10 +7181,13 @@
           </w:p>
         </w:tc>
         <w:tc>
-          <w:tcPr/>
+          <w:tcPr>
+            <w:tcW w:type="dxa" w:w="5102"/>
+          </w:tcPr>
           <w:p>
             <w:pPr>
               <w:pStyle w:val="Compact"/>
+              <w:spacing w:before="20" w:after="20" w:line="240" w:lineRule="auto"/>
               <w:jc w:val="left"/>
             </w:pPr>
             <w:r>
@@ -6519,11 +7198,14 @@
       </w:tr>
       <w:tr>
         <w:tc>
-          <w:tcPr/>
+          <w:tcPr>
+            <w:tcW w:type="dxa" w:w="1134"/>
+          </w:tcPr>
           <w:p>
             <w:pPr>
               <w:pStyle w:val="Compact"/>
-              <w:jc w:val="center"/>
+              <w:spacing w:before="20" w:after="20" w:line="240" w:lineRule="auto"/>
+              <w:jc w:val="left"/>
             </w:pPr>
             <w:r>
               <w:t xml:space="preserve">Base de datos SQLite (4 tablas)</w:t>
@@ -6531,11 +7213,14 @@
           </w:p>
         </w:tc>
         <w:tc>
-          <w:tcPr/>
+          <w:tcPr>
+            <w:tcW w:type="dxa" w:w="1701"/>
+          </w:tcPr>
           <w:p>
             <w:pPr>
               <w:pStyle w:val="Compact"/>
-              <w:jc w:val="center"/>
+              <w:spacing w:before="20" w:after="20" w:line="240" w:lineRule="auto"/>
+              <w:jc w:val="left"/>
             </w:pPr>
             <w:r>
               <w:t xml:space="preserve">✅ Completado</w:t>
@@ -6543,11 +7228,14 @@
           </w:p>
         </w:tc>
         <w:tc>
-          <w:tcPr/>
+          <w:tcPr>
+            <w:tcW w:type="dxa" w:w="1134"/>
+          </w:tcPr>
           <w:p>
             <w:pPr>
               <w:pStyle w:val="Compact"/>
-              <w:jc w:val="center"/>
+              <w:spacing w:before="20" w:after="20" w:line="240" w:lineRule="auto"/>
+              <w:jc w:val="left"/>
             </w:pPr>
             <w:r>
               <w:t xml:space="preserve">11-jul</w:t>
@@ -6555,10 +7243,13 @@
           </w:p>
         </w:tc>
         <w:tc>
-          <w:tcPr/>
+          <w:tcPr>
+            <w:tcW w:type="dxa" w:w="5102"/>
+          </w:tcPr>
           <w:p>
             <w:pPr>
               <w:pStyle w:val="Compact"/>
+              <w:spacing w:before="20" w:after="20" w:line="240" w:lineRule="auto"/>
               <w:jc w:val="left"/>
             </w:pPr>
             <w:r>
@@ -6569,11 +7260,14 @@
       </w:tr>
       <w:tr>
         <w:tc>
-          <w:tcPr/>
+          <w:tcPr>
+            <w:tcW w:type="dxa" w:w="1134"/>
+          </w:tcPr>
           <w:p>
             <w:pPr>
               <w:pStyle w:val="Compact"/>
-              <w:jc w:val="center"/>
+              <w:spacing w:before="20" w:after="20" w:line="240" w:lineRule="auto"/>
+              <w:jc w:val="left"/>
             </w:pPr>
             <w:r>
               <w:t xml:space="preserve">Repositorios CRUD (4)</w:t>
@@ -6581,11 +7275,14 @@
           </w:p>
         </w:tc>
         <w:tc>
-          <w:tcPr/>
+          <w:tcPr>
+            <w:tcW w:type="dxa" w:w="1701"/>
+          </w:tcPr>
           <w:p>
             <w:pPr>
               <w:pStyle w:val="Compact"/>
-              <w:jc w:val="center"/>
+              <w:spacing w:before="20" w:after="20" w:line="240" w:lineRule="auto"/>
+              <w:jc w:val="left"/>
             </w:pPr>
             <w:r>
               <w:t xml:space="preserve">✅ Completado</w:t>
@@ -6593,11 +7290,14 @@
           </w:p>
         </w:tc>
         <w:tc>
-          <w:tcPr/>
+          <w:tcPr>
+            <w:tcW w:type="dxa" w:w="1134"/>
+          </w:tcPr>
           <w:p>
             <w:pPr>
               <w:pStyle w:val="Compact"/>
-              <w:jc w:val="center"/>
+              <w:spacing w:before="20" w:after="20" w:line="240" w:lineRule="auto"/>
+              <w:jc w:val="left"/>
             </w:pPr>
             <w:r>
               <w:t xml:space="preserve">14-jul</w:t>
@@ -6605,10 +7305,13 @@
           </w:p>
         </w:tc>
         <w:tc>
-          <w:tcPr/>
+          <w:tcPr>
+            <w:tcW w:type="dxa" w:w="5102"/>
+          </w:tcPr>
           <w:p>
             <w:pPr>
               <w:pStyle w:val="Compact"/>
+              <w:spacing w:before="20" w:after="20" w:line="240" w:lineRule="auto"/>
               <w:jc w:val="left"/>
             </w:pPr>
             <w:r>
@@ -6619,11 +7322,14 @@
       </w:tr>
       <w:tr>
         <w:tc>
-          <w:tcPr/>
+          <w:tcPr>
+            <w:tcW w:type="dxa" w:w="1134"/>
+          </w:tcPr>
           <w:p>
             <w:pPr>
               <w:pStyle w:val="Compact"/>
-              <w:jc w:val="center"/>
+              <w:spacing w:before="20" w:after="20" w:line="240" w:lineRule="auto"/>
+              <w:jc w:val="left"/>
             </w:pPr>
             <w:r>
               <w:t xml:space="preserve">GUI Tkinter (19 funciones)</w:t>
@@ -6631,11 +7337,14 @@
           </w:p>
         </w:tc>
         <w:tc>
-          <w:tcPr/>
+          <w:tcPr>
+            <w:tcW w:type="dxa" w:w="1701"/>
+          </w:tcPr>
           <w:p>
             <w:pPr>
               <w:pStyle w:val="Compact"/>
-              <w:jc w:val="center"/>
+              <w:spacing w:before="20" w:after="20" w:line="240" w:lineRule="auto"/>
+              <w:jc w:val="left"/>
             </w:pPr>
             <w:r>
               <w:t xml:space="preserve">✅ Completado</w:t>
@@ -6643,11 +7352,14 @@
           </w:p>
         </w:tc>
         <w:tc>
-          <w:tcPr/>
+          <w:tcPr>
+            <w:tcW w:type="dxa" w:w="1134"/>
+          </w:tcPr>
           <w:p>
             <w:pPr>
               <w:pStyle w:val="Compact"/>
-              <w:jc w:val="center"/>
+              <w:spacing w:before="20" w:after="20" w:line="240" w:lineRule="auto"/>
+              <w:jc w:val="left"/>
             </w:pPr>
             <w:r>
               <w:t xml:space="preserve">17-jul</w:t>
@@ -6655,10 +7367,13 @@
           </w:p>
         </w:tc>
         <w:tc>
-          <w:tcPr/>
+          <w:tcPr>
+            <w:tcW w:type="dxa" w:w="5102"/>
+          </w:tcPr>
           <w:p>
             <w:pPr>
               <w:pStyle w:val="Compact"/>
+              <w:spacing w:before="20" w:after="20" w:line="240" w:lineRule="auto"/>
               <w:jc w:val="left"/>
             </w:pPr>
             <w:r>
@@ -6669,11 +7384,14 @@
       </w:tr>
       <w:tr>
         <w:tc>
-          <w:tcPr/>
+          <w:tcPr>
+            <w:tcW w:type="dxa" w:w="1134"/>
+          </w:tcPr>
           <w:p>
             <w:pPr>
               <w:pStyle w:val="Compact"/>
-              <w:jc w:val="center"/>
+              <w:spacing w:before="20" w:after="20" w:line="240" w:lineRule="auto"/>
+              <w:jc w:val="left"/>
             </w:pPr>
             <w:r>
               <w:t xml:space="preserve">Pruebas unitarias (11)</w:t>
@@ -6681,11 +7399,14 @@
           </w:p>
         </w:tc>
         <w:tc>
-          <w:tcPr/>
+          <w:tcPr>
+            <w:tcW w:type="dxa" w:w="1701"/>
+          </w:tcPr>
           <w:p>
             <w:pPr>
               <w:pStyle w:val="Compact"/>
-              <w:jc w:val="center"/>
+              <w:spacing w:before="20" w:after="20" w:line="240" w:lineRule="auto"/>
+              <w:jc w:val="left"/>
             </w:pPr>
             <w:r>
               <w:t xml:space="preserve">✅ Completado</w:t>
@@ -6693,11 +7414,14 @@
           </w:p>
         </w:tc>
         <w:tc>
-          <w:tcPr/>
+          <w:tcPr>
+            <w:tcW w:type="dxa" w:w="1134"/>
+          </w:tcPr>
           <w:p>
             <w:pPr>
               <w:pStyle w:val="Compact"/>
-              <w:jc w:val="center"/>
+              <w:spacing w:before="20" w:after="20" w:line="240" w:lineRule="auto"/>
+              <w:jc w:val="left"/>
             </w:pPr>
             <w:r>
               <w:t xml:space="preserve">18-jul</w:t>
@@ -6705,10 +7429,13 @@
           </w:p>
         </w:tc>
         <w:tc>
-          <w:tcPr/>
+          <w:tcPr>
+            <w:tcW w:type="dxa" w:w="5102"/>
+          </w:tcPr>
           <w:p>
             <w:pPr>
               <w:pStyle w:val="Compact"/>
+              <w:spacing w:before="20" w:after="20" w:line="240" w:lineRule="auto"/>
               <w:jc w:val="left"/>
             </w:pPr>
             <w:r>
@@ -6719,11 +7446,14 @@
       </w:tr>
       <w:tr>
         <w:tc>
-          <w:tcPr/>
+          <w:tcPr>
+            <w:tcW w:type="dxa" w:w="1134"/>
+          </w:tcPr>
           <w:p>
             <w:pPr>
               <w:pStyle w:val="Compact"/>
-              <w:jc w:val="center"/>
+              <w:spacing w:before="20" w:after="20" w:line="240" w:lineRule="auto"/>
+              <w:jc w:val="left"/>
             </w:pPr>
             <w:r>
               <w:t xml:space="preserve">Manual de usuario</w:t>
@@ -6731,11 +7461,14 @@
           </w:p>
         </w:tc>
         <w:tc>
-          <w:tcPr/>
+          <w:tcPr>
+            <w:tcW w:type="dxa" w:w="1701"/>
+          </w:tcPr>
           <w:p>
             <w:pPr>
               <w:pStyle w:val="Compact"/>
-              <w:jc w:val="center"/>
+              <w:spacing w:before="20" w:after="20" w:line="240" w:lineRule="auto"/>
+              <w:jc w:val="left"/>
             </w:pPr>
             <w:r>
               <w:t xml:space="preserve">✅ Completado</w:t>
@@ -6743,11 +7476,14 @@
           </w:p>
         </w:tc>
         <w:tc>
-          <w:tcPr/>
+          <w:tcPr>
+            <w:tcW w:type="dxa" w:w="1134"/>
+          </w:tcPr>
           <w:p>
             <w:pPr>
               <w:pStyle w:val="Compact"/>
-              <w:jc w:val="center"/>
+              <w:spacing w:before="20" w:after="20" w:line="240" w:lineRule="auto"/>
+              <w:jc w:val="left"/>
             </w:pPr>
             <w:r>
               <w:t xml:space="preserve">20-jul</w:t>
@@ -6755,10 +7491,13 @@
           </w:p>
         </w:tc>
         <w:tc>
-          <w:tcPr/>
+          <w:tcPr>
+            <w:tcW w:type="dxa" w:w="5102"/>
+          </w:tcPr>
           <w:p>
             <w:pPr>
               <w:pStyle w:val="Compact"/>
+              <w:spacing w:before="20" w:after="20" w:line="240" w:lineRule="auto"/>
               <w:jc w:val="left"/>
             </w:pPr>
             <w:r>
@@ -6769,11 +7508,14 @@
       </w:tr>
       <w:tr>
         <w:tc>
-          <w:tcPr/>
+          <w:tcPr>
+            <w:tcW w:type="dxa" w:w="1134"/>
+          </w:tcPr>
           <w:p>
             <w:pPr>
               <w:pStyle w:val="Compact"/>
-              <w:jc w:val="center"/>
+              <w:spacing w:before="20" w:after="20" w:line="240" w:lineRule="auto"/>
+              <w:jc w:val="left"/>
             </w:pPr>
             <w:r>
               <w:t xml:space="preserve">Formato PDF académico</w:t>
@@ -6781,11 +7523,14 @@
           </w:p>
         </w:tc>
         <w:tc>
-          <w:tcPr/>
+          <w:tcPr>
+            <w:tcW w:type="dxa" w:w="1701"/>
+          </w:tcPr>
           <w:p>
             <w:pPr>
               <w:pStyle w:val="Compact"/>
-              <w:jc w:val="center"/>
+              <w:spacing w:before="20" w:after="20" w:line="240" w:lineRule="auto"/>
+              <w:jc w:val="left"/>
             </w:pPr>
             <w:r>
               <w:t xml:space="preserve">✅ Completado</w:t>
@@ -6793,11 +7538,14 @@
           </w:p>
         </w:tc>
         <w:tc>
-          <w:tcPr/>
+          <w:tcPr>
+            <w:tcW w:type="dxa" w:w="1134"/>
+          </w:tcPr>
           <w:p>
             <w:pPr>
               <w:pStyle w:val="Compact"/>
-              <w:jc w:val="center"/>
+              <w:spacing w:before="20" w:after="20" w:line="240" w:lineRule="auto"/>
+              <w:jc w:val="left"/>
             </w:pPr>
             <w:r>
               <w:t xml:space="preserve">20-jul</w:t>
@@ -6805,10 +7553,13 @@
           </w:p>
         </w:tc>
         <w:tc>
-          <w:tcPr/>
+          <w:tcPr>
+            <w:tcW w:type="dxa" w:w="5102"/>
+          </w:tcPr>
           <w:p>
             <w:pPr>
               <w:pStyle w:val="Compact"/>
+              <w:spacing w:before="20" w:after="20" w:line="240" w:lineRule="auto"/>
               <w:jc w:val="left"/>
             </w:pPr>
             <w:r>
@@ -6819,11 +7570,14 @@
       </w:tr>
       <w:tr>
         <w:tc>
-          <w:tcPr/>
+          <w:tcPr>
+            <w:tcW w:type="dxa" w:w="1134"/>
+          </w:tcPr>
           <w:p>
             <w:pPr>
               <w:pStyle w:val="Compact"/>
-              <w:jc w:val="center"/>
+              <w:spacing w:before="20" w:after="20" w:line="240" w:lineRule="auto"/>
+              <w:jc w:val="left"/>
             </w:pPr>
             <w:r>
               <w:rPr>
@@ -6835,11 +7589,14 @@
           </w:p>
         </w:tc>
         <w:tc>
-          <w:tcPr/>
+          <w:tcPr>
+            <w:tcW w:type="dxa" w:w="1701"/>
+          </w:tcPr>
           <w:p>
             <w:pPr>
               <w:pStyle w:val="Compact"/>
-              <w:jc w:val="center"/>
+              <w:spacing w:before="20" w:after="20" w:line="240" w:lineRule="auto"/>
+              <w:jc w:val="left"/>
             </w:pPr>
             <w:r>
               <w:t xml:space="preserve">⏳</w:t>
@@ -6857,11 +7614,14 @@
           </w:p>
         </w:tc>
         <w:tc>
-          <w:tcPr/>
+          <w:tcPr>
+            <w:tcW w:type="dxa" w:w="1134"/>
+          </w:tcPr>
           <w:p>
             <w:pPr>
               <w:pStyle w:val="Compact"/>
-              <w:jc w:val="center"/>
+              <w:spacing w:before="20" w:after="20" w:line="240" w:lineRule="auto"/>
+              <w:jc w:val="left"/>
             </w:pPr>
             <w:r>
               <w:rPr>
@@ -6873,10 +7633,13 @@
           </w:p>
         </w:tc>
         <w:tc>
-          <w:tcPr/>
+          <w:tcPr>
+            <w:tcW w:type="dxa" w:w="5102"/>
+          </w:tcPr>
           <w:p>
             <w:pPr>
               <w:pStyle w:val="Compact"/>
+              <w:spacing w:before="20" w:after="20" w:line="240" w:lineRule="auto"/>
               <w:jc w:val="left"/>
             </w:pPr>
             <w:r>
@@ -6900,6 +7663,7 @@
     <w:p xmlns:a="http://schemas.openxmlformats.org/drawingml/2006/main" xmlns:pic="http://schemas.openxmlformats.org/drawingml/2006/picture">
       <w:pPr>
         <w:pStyle w:val="FirstParagraph"/>
+        <w:jc w:val="both"/>
       </w:pPr>
       <w:r>
         <w:t xml:space="preserve">|&gt;</w:t>
@@ -6975,6 +7739,7 @@
     <w:p xmlns:a="http://schemas.openxmlformats.org/drawingml/2006/main" xmlns:pic="http://schemas.openxmlformats.org/drawingml/2006/picture">
       <w:pPr>
         <w:pStyle w:val="SourceCode"/>
+        <w:jc w:val="both"/>
       </w:pPr>
       <w:r>
         <w:rPr>
@@ -7355,6 +8120,7 @@
     <w:p xmlns:a="http://schemas.openxmlformats.org/drawingml/2006/main" xmlns:pic="http://schemas.openxmlformats.org/drawingml/2006/picture">
       <w:pPr>
         <w:pStyle w:val="FirstParagraph"/>
+        <w:jc w:val="both"/>
       </w:pPr>
       <w:r>
         <w:rPr>
@@ -7367,6 +8133,7 @@
     <w:p xmlns:a="http://schemas.openxmlformats.org/drawingml/2006/main" xmlns:pic="http://schemas.openxmlformats.org/drawingml/2006/picture">
       <w:pPr>
         <w:pStyle w:val="SourceCode"/>
+        <w:jc w:val="both"/>
       </w:pPr>
       <w:r>
         <w:rPr>
@@ -7957,6 +8724,7 @@
     <w:p xmlns:a="http://schemas.openxmlformats.org/drawingml/2006/main" xmlns:pic="http://schemas.openxmlformats.org/drawingml/2006/picture">
       <w:pPr>
         <w:pStyle w:val="FirstParagraph"/>
+        <w:jc w:val="both"/>
       </w:pPr>
       <w:r>
         <w:rPr>
@@ -7969,6 +8737,7 @@
     <w:p xmlns:a="http://schemas.openxmlformats.org/drawingml/2006/main" xmlns:pic="http://schemas.openxmlformats.org/drawingml/2006/picture">
       <w:pPr>
         <w:pStyle w:val="SourceCode"/>
+        <w:jc w:val="both"/>
       </w:pPr>
       <w:r>
         <w:rPr>
@@ -8370,6 +9139,7 @@
     <w:p xmlns:a="http://schemas.openxmlformats.org/drawingml/2006/main" xmlns:pic="http://schemas.openxmlformats.org/drawingml/2006/picture">
       <w:pPr>
         <w:pStyle w:val="FirstParagraph"/>
+        <w:jc w:val="both"/>
       </w:pPr>
       <w:r>
         <w:rPr>
@@ -8382,6 +9152,7 @@
     <w:p xmlns:a="http://schemas.openxmlformats.org/drawingml/2006/main" xmlns:pic="http://schemas.openxmlformats.org/drawingml/2006/picture">
       <w:pPr>
         <w:pStyle w:val="SourceCode"/>
+        <w:jc w:val="both"/>
       </w:pPr>
       <w:r>
         <w:rPr>
@@ -8666,6 +9437,7 @@
     <w:p xmlns:a="http://schemas.openxmlformats.org/drawingml/2006/main" xmlns:pic="http://schemas.openxmlformats.org/drawingml/2006/picture">
       <w:pPr>
         <w:pStyle w:val="FirstParagraph"/>
+        <w:jc w:val="both"/>
       </w:pPr>
       <w:r>
         <w:rPr>
@@ -8678,6 +9450,7 @@
     <w:p xmlns:a="http://schemas.openxmlformats.org/drawingml/2006/main" xmlns:pic="http://schemas.openxmlformats.org/drawingml/2006/picture">
       <w:pPr>
         <w:pStyle w:val="SourceCode"/>
+        <w:jc w:val="both"/>
       </w:pPr>
       <w:r>
         <w:rPr>
@@ -9128,21 +9901,24 @@
         <w:tblLook w:firstRow="1" w:lastRow="0" w:firstColumn="0" w:lastColumn="0" w:noHBand="0" w:noVBand="0" w:val="0020"/>
       </w:tblPr>
       <w:tblGrid>
-        <w:gridCol w:w="1584"/>
-        <w:gridCol w:w="1584"/>
-        <w:gridCol w:w="1584"/>
-        <w:gridCol w:w="1584"/>
-        <w:gridCol w:w="1584"/>
+        <w:gridCol w:w="850"/>
+        <w:gridCol w:w="1984"/>
+        <w:gridCol w:w="1701"/>
+        <w:gridCol w:w="1701"/>
+        <w:gridCol w:w="2835"/>
       </w:tblGrid>
       <w:tr>
         <w:trPr>
           <w:tblHeader w:val="on"/>
         </w:trPr>
         <w:tc>
-          <w:tcPr/>
+          <w:tcPr>
+            <w:tcW w:type="dxa" w:w="850"/>
+          </w:tcPr>
           <w:p>
             <w:pPr>
               <w:pStyle w:val="Compact"/>
+              <w:spacing w:before="20" w:after="20" w:line="240" w:lineRule="auto"/>
               <w:jc w:val="left"/>
             </w:pPr>
             <w:r>
@@ -9151,11 +9927,14 @@
           </w:p>
         </w:tc>
         <w:tc>
-          <w:tcPr/>
+          <w:tcPr>
+            <w:tcW w:type="dxa" w:w="1984"/>
+          </w:tcPr>
           <w:p>
             <w:pPr>
               <w:pStyle w:val="Compact"/>
-              <w:jc w:val="center"/>
+              <w:spacing w:before="20" w:after="20" w:line="240" w:lineRule="auto"/>
+              <w:jc w:val="left"/>
             </w:pPr>
             <w:r>
               <w:t xml:space="preserve">Mejor caso</w:t>
@@ -9163,11 +9942,14 @@
           </w:p>
         </w:tc>
         <w:tc>
-          <w:tcPr/>
+          <w:tcPr>
+            <w:tcW w:type="dxa" w:w="1701"/>
+          </w:tcPr>
           <w:p>
             <w:pPr>
               <w:pStyle w:val="Compact"/>
-              <w:jc w:val="center"/>
+              <w:spacing w:before="20" w:after="20" w:line="240" w:lineRule="auto"/>
+              <w:jc w:val="left"/>
             </w:pPr>
             <w:r>
               <w:t xml:space="preserve">Caso promedio</w:t>
@@ -9175,11 +9957,14 @@
           </w:p>
         </w:tc>
         <w:tc>
-          <w:tcPr/>
+          <w:tcPr>
+            <w:tcW w:type="dxa" w:w="1701"/>
+          </w:tcPr>
           <w:p>
             <w:pPr>
               <w:pStyle w:val="Compact"/>
-              <w:jc w:val="center"/>
+              <w:spacing w:before="20" w:after="20" w:line="240" w:lineRule="auto"/>
+              <w:jc w:val="left"/>
             </w:pPr>
             <w:r>
               <w:t xml:space="preserve">Peor caso</w:t>
@@ -9187,11 +9972,14 @@
           </w:p>
         </w:tc>
         <w:tc>
-          <w:tcPr/>
+          <w:tcPr>
+            <w:tcW w:type="dxa" w:w="2835"/>
+          </w:tcPr>
           <w:p>
             <w:pPr>
               <w:pStyle w:val="Compact"/>
-              <w:jc w:val="center"/>
+              <w:spacing w:before="20" w:after="20" w:line="240" w:lineRule="auto"/>
+              <w:jc w:val="left"/>
             </w:pPr>
             <w:r>
               <w:t xml:space="preserve">Espacio</w:t>
@@ -9201,10 +9989,13 @@
       </w:tr>
       <w:tr>
         <w:tc>
-          <w:tcPr/>
+          <w:tcPr>
+            <w:tcW w:type="dxa" w:w="850"/>
+          </w:tcPr>
           <w:p>
             <w:pPr>
               <w:pStyle w:val="Compact"/>
+              <w:spacing w:before="20" w:after="20" w:line="240" w:lineRule="auto"/>
               <w:jc w:val="left"/>
             </w:pPr>
             <w:r>
@@ -9217,11 +10008,14 @@
           </w:p>
         </w:tc>
         <w:tc>
-          <w:tcPr/>
+          <w:tcPr>
+            <w:tcW w:type="dxa" w:w="1984"/>
+          </w:tcPr>
           <w:p>
             <w:pPr>
               <w:pStyle w:val="Compact"/>
-              <w:jc w:val="center"/>
+              <w:spacing w:before="20" w:after="20" w:line="240" w:lineRule="auto"/>
+              <w:jc w:val="left"/>
             </w:pPr>
             <w:r>
               <w:t xml:space="preserve">O(n)</w:t>
@@ -9229,11 +10023,14 @@
           </w:p>
         </w:tc>
         <w:tc>
-          <w:tcPr/>
+          <w:tcPr>
+            <w:tcW w:type="dxa" w:w="1701"/>
+          </w:tcPr>
           <w:p>
             <w:pPr>
               <w:pStyle w:val="Compact"/>
-              <w:jc w:val="center"/>
+              <w:spacing w:before="20" w:after="20" w:line="240" w:lineRule="auto"/>
+              <w:jc w:val="left"/>
             </w:pPr>
             <w:r>
               <w:t xml:space="preserve">O(n²)</w:t>
@@ -9241,11 +10038,14 @@
           </w:p>
         </w:tc>
         <w:tc>
-          <w:tcPr/>
+          <w:tcPr>
+            <w:tcW w:type="dxa" w:w="1701"/>
+          </w:tcPr>
           <w:p>
             <w:pPr>
               <w:pStyle w:val="Compact"/>
-              <w:jc w:val="center"/>
+              <w:spacing w:before="20" w:after="20" w:line="240" w:lineRule="auto"/>
+              <w:jc w:val="left"/>
             </w:pPr>
             <w:r>
               <w:t xml:space="preserve">O(n²)</w:t>
@@ -9253,11 +10053,14 @@
           </w:p>
         </w:tc>
         <w:tc>
-          <w:tcPr/>
+          <w:tcPr>
+            <w:tcW w:type="dxa" w:w="2835"/>
+          </w:tcPr>
           <w:p>
             <w:pPr>
               <w:pStyle w:val="Compact"/>
-              <w:jc w:val="center"/>
+              <w:spacing w:before="20" w:after="20" w:line="240" w:lineRule="auto"/>
+              <w:jc w:val="left"/>
             </w:pPr>
             <w:r>
               <w:t xml:space="preserve">O(1)</w:t>
@@ -9267,10 +10070,13 @@
       </w:tr>
       <w:tr>
         <w:tc>
-          <w:tcPr/>
+          <w:tcPr>
+            <w:tcW w:type="dxa" w:w="850"/>
+          </w:tcPr>
           <w:p>
             <w:pPr>
               <w:pStyle w:val="Compact"/>
+              <w:spacing w:before="20" w:after="20" w:line="240" w:lineRule="auto"/>
               <w:jc w:val="left"/>
             </w:pPr>
             <w:r>
@@ -9283,11 +10089,14 @@
           </w:p>
         </w:tc>
         <w:tc>
-          <w:tcPr/>
+          <w:tcPr>
+            <w:tcW w:type="dxa" w:w="1984"/>
+          </w:tcPr>
           <w:p>
             <w:pPr>
               <w:pStyle w:val="Compact"/>
-              <w:jc w:val="center"/>
+              <w:spacing w:before="20" w:after="20" w:line="240" w:lineRule="auto"/>
+              <w:jc w:val="left"/>
             </w:pPr>
             <w:r>
               <w:t xml:space="preserve">O(n)</w:t>
@@ -9295,11 +10104,14 @@
           </w:p>
         </w:tc>
         <w:tc>
-          <w:tcPr/>
+          <w:tcPr>
+            <w:tcW w:type="dxa" w:w="1701"/>
+          </w:tcPr>
           <w:p>
             <w:pPr>
               <w:pStyle w:val="Compact"/>
-              <w:jc w:val="center"/>
+              <w:spacing w:before="20" w:after="20" w:line="240" w:lineRule="auto"/>
+              <w:jc w:val="left"/>
             </w:pPr>
             <w:r>
               <w:t xml:space="preserve">O(n²)</w:t>
@@ -9307,11 +10119,14 @@
           </w:p>
         </w:tc>
         <w:tc>
-          <w:tcPr/>
+          <w:tcPr>
+            <w:tcW w:type="dxa" w:w="1701"/>
+          </w:tcPr>
           <w:p>
             <w:pPr>
               <w:pStyle w:val="Compact"/>
-              <w:jc w:val="center"/>
+              <w:spacing w:before="20" w:after="20" w:line="240" w:lineRule="auto"/>
+              <w:jc w:val="left"/>
             </w:pPr>
             <w:r>
               <w:t xml:space="preserve">O(n²)</w:t>
@@ -9319,11 +10134,14 @@
           </w:p>
         </w:tc>
         <w:tc>
-          <w:tcPr/>
+          <w:tcPr>
+            <w:tcW w:type="dxa" w:w="2835"/>
+          </w:tcPr>
           <w:p>
             <w:pPr>
               <w:pStyle w:val="Compact"/>
-              <w:jc w:val="center"/>
+              <w:spacing w:before="20" w:after="20" w:line="240" w:lineRule="auto"/>
+              <w:jc w:val="left"/>
             </w:pPr>
             <w:r>
               <w:t xml:space="preserve">O(1)</w:t>
@@ -9333,10 +10151,13 @@
       </w:tr>
       <w:tr>
         <w:tc>
-          <w:tcPr/>
+          <w:tcPr>
+            <w:tcW w:type="dxa" w:w="850"/>
+          </w:tcPr>
           <w:p>
             <w:pPr>
               <w:pStyle w:val="Compact"/>
+              <w:spacing w:before="20" w:after="20" w:line="240" w:lineRule="auto"/>
               <w:jc w:val="left"/>
             </w:pPr>
             <w:r>
@@ -9345,11 +10166,14 @@
           </w:p>
         </w:tc>
         <w:tc>
-          <w:tcPr/>
+          <w:tcPr>
+            <w:tcW w:type="dxa" w:w="1984"/>
+          </w:tcPr>
           <w:p>
             <w:pPr>
               <w:pStyle w:val="Compact"/>
-              <w:jc w:val="center"/>
+              <w:spacing w:before="20" w:after="20" w:line="240" w:lineRule="auto"/>
+              <w:jc w:val="left"/>
             </w:pPr>
             <w:r>
               <w:t xml:space="preserve">O(n log n)</w:t>
@@ -9357,11 +10181,14 @@
           </w:p>
         </w:tc>
         <w:tc>
-          <w:tcPr/>
+          <w:tcPr>
+            <w:tcW w:type="dxa" w:w="1701"/>
+          </w:tcPr>
           <w:p>
             <w:pPr>
               <w:pStyle w:val="Compact"/>
-              <w:jc w:val="center"/>
+              <w:spacing w:before="20" w:after="20" w:line="240" w:lineRule="auto"/>
+              <w:jc w:val="left"/>
             </w:pPr>
             <w:r>
               <w:t xml:space="preserve">O(n log n)</w:t>
@@ -9369,11 +10196,14 @@
           </w:p>
         </w:tc>
         <w:tc>
-          <w:tcPr/>
+          <w:tcPr>
+            <w:tcW w:type="dxa" w:w="1701"/>
+          </w:tcPr>
           <w:p>
             <w:pPr>
               <w:pStyle w:val="Compact"/>
-              <w:jc w:val="center"/>
+              <w:spacing w:before="20" w:after="20" w:line="240" w:lineRule="auto"/>
+              <w:jc w:val="left"/>
             </w:pPr>
             <w:r>
               <w:t xml:space="preserve">O(n log n)</w:t>
@@ -9381,11 +10211,14 @@
           </w:p>
         </w:tc>
         <w:tc>
-          <w:tcPr/>
+          <w:tcPr>
+            <w:tcW w:type="dxa" w:w="2835"/>
+          </w:tcPr>
           <w:p>
             <w:pPr>
               <w:pStyle w:val="Compact"/>
-              <w:jc w:val="center"/>
+              <w:spacing w:before="20" w:after="20" w:line="240" w:lineRule="auto"/>
+              <w:jc w:val="left"/>
             </w:pPr>
             <w:r>
               <w:t xml:space="preserve">O(n)</w:t>
@@ -9395,10 +10228,13 @@
       </w:tr>
       <w:tr>
         <w:tc>
-          <w:tcPr/>
+          <w:tcPr>
+            <w:tcW w:type="dxa" w:w="850"/>
+          </w:tcPr>
           <w:p>
             <w:pPr>
               <w:pStyle w:val="Compact"/>
+              <w:spacing w:before="20" w:after="20" w:line="240" w:lineRule="auto"/>
               <w:jc w:val="left"/>
             </w:pPr>
             <w:r>
@@ -9407,11 +10243,14 @@
           </w:p>
         </w:tc>
         <w:tc>
-          <w:tcPr/>
+          <w:tcPr>
+            <w:tcW w:type="dxa" w:w="1984"/>
+          </w:tcPr>
           <w:p>
             <w:pPr>
               <w:pStyle w:val="Compact"/>
-              <w:jc w:val="center"/>
+              <w:spacing w:before="20" w:after="20" w:line="240" w:lineRule="auto"/>
+              <w:jc w:val="left"/>
             </w:pPr>
             <w:r>
               <w:t xml:space="preserve">O(n log n)</w:t>
@@ -9419,11 +10258,14 @@
           </w:p>
         </w:tc>
         <w:tc>
-          <w:tcPr/>
+          <w:tcPr>
+            <w:tcW w:type="dxa" w:w="1701"/>
+          </w:tcPr>
           <w:p>
             <w:pPr>
               <w:pStyle w:val="Compact"/>
-              <w:jc w:val="center"/>
+              <w:spacing w:before="20" w:after="20" w:line="240" w:lineRule="auto"/>
+              <w:jc w:val="left"/>
             </w:pPr>
             <w:r>
               <w:t xml:space="preserve">O(n log n)</w:t>
@@ -9431,11 +10273,14 @@
           </w:p>
         </w:tc>
         <w:tc>
-          <w:tcPr/>
+          <w:tcPr>
+            <w:tcW w:type="dxa" w:w="1701"/>
+          </w:tcPr>
           <w:p>
             <w:pPr>
               <w:pStyle w:val="Compact"/>
-              <w:jc w:val="center"/>
+              <w:spacing w:before="20" w:after="20" w:line="240" w:lineRule="auto"/>
+              <w:jc w:val="left"/>
             </w:pPr>
             <w:r>
               <w:t xml:space="preserve">O(n²)</w:t>
@@ -9443,11 +10288,14 @@
           </w:p>
         </w:tc>
         <w:tc>
-          <w:tcPr/>
+          <w:tcPr>
+            <w:tcW w:type="dxa" w:w="2835"/>
+          </w:tcPr>
           <w:p>
             <w:pPr>
               <w:pStyle w:val="Compact"/>
-              <w:jc w:val="center"/>
+              <w:spacing w:before="20" w:after="20" w:line="240" w:lineRule="auto"/>
+              <w:jc w:val="left"/>
             </w:pPr>
             <w:r>
               <w:t xml:space="preserve">O(log n)</w:t>
@@ -9457,10 +10305,13 @@
       </w:tr>
       <w:tr>
         <w:tc>
-          <w:tcPr/>
+          <w:tcPr>
+            <w:tcW w:type="dxa" w:w="850"/>
+          </w:tcPr>
           <w:p>
             <w:pPr>
               <w:pStyle w:val="Compact"/>
+              <w:spacing w:before="20" w:after="20" w:line="240" w:lineRule="auto"/>
               <w:jc w:val="left"/>
             </w:pPr>
             <w:r>
@@ -9469,11 +10320,14 @@
           </w:p>
         </w:tc>
         <w:tc>
-          <w:tcPr/>
+          <w:tcPr>
+            <w:tcW w:type="dxa" w:w="1984"/>
+          </w:tcPr>
           <w:p>
             <w:pPr>
               <w:pStyle w:val="Compact"/>
-              <w:jc w:val="center"/>
+              <w:spacing w:before="20" w:after="20" w:line="240" w:lineRule="auto"/>
+              <w:jc w:val="left"/>
             </w:pPr>
             <w:r>
               <w:t xml:space="preserve">O(1)</w:t>
@@ -9481,11 +10335,14 @@
           </w:p>
         </w:tc>
         <w:tc>
-          <w:tcPr/>
+          <w:tcPr>
+            <w:tcW w:type="dxa" w:w="1701"/>
+          </w:tcPr>
           <w:p>
             <w:pPr>
               <w:pStyle w:val="Compact"/>
-              <w:jc w:val="center"/>
+              <w:spacing w:before="20" w:after="20" w:line="240" w:lineRule="auto"/>
+              <w:jc w:val="left"/>
             </w:pPr>
             <w:r>
               <w:t xml:space="preserve">O(n)</w:t>
@@ -9493,11 +10350,14 @@
           </w:p>
         </w:tc>
         <w:tc>
-          <w:tcPr/>
+          <w:tcPr>
+            <w:tcW w:type="dxa" w:w="1701"/>
+          </w:tcPr>
           <w:p>
             <w:pPr>
               <w:pStyle w:val="Compact"/>
-              <w:jc w:val="center"/>
+              <w:spacing w:before="20" w:after="20" w:line="240" w:lineRule="auto"/>
+              <w:jc w:val="left"/>
             </w:pPr>
             <w:r>
               <w:t xml:space="preserve">O(n)</w:t>
@@ -9505,11 +10365,14 @@
           </w:p>
         </w:tc>
         <w:tc>
-          <w:tcPr/>
+          <w:tcPr>
+            <w:tcW w:type="dxa" w:w="2835"/>
+          </w:tcPr>
           <w:p>
             <w:pPr>
               <w:pStyle w:val="Compact"/>
-              <w:jc w:val="center"/>
+              <w:spacing w:before="20" w:after="20" w:line="240" w:lineRule="auto"/>
+              <w:jc w:val="left"/>
             </w:pPr>
             <w:r>
               <w:t xml:space="preserve">O(1)</w:t>
@@ -9519,10 +10382,13 @@
       </w:tr>
       <w:tr>
         <w:tc>
-          <w:tcPr/>
+          <w:tcPr>
+            <w:tcW w:type="dxa" w:w="850"/>
+          </w:tcPr>
           <w:p>
             <w:pPr>
               <w:pStyle w:val="Compact"/>
+              <w:spacing w:before="20" w:after="20" w:line="240" w:lineRule="auto"/>
               <w:jc w:val="left"/>
             </w:pPr>
             <w:r>
@@ -9531,11 +10397,14 @@
           </w:p>
         </w:tc>
         <w:tc>
-          <w:tcPr/>
+          <w:tcPr>
+            <w:tcW w:type="dxa" w:w="1984"/>
+          </w:tcPr>
           <w:p>
             <w:pPr>
               <w:pStyle w:val="Compact"/>
-              <w:jc w:val="center"/>
+              <w:spacing w:before="20" w:after="20" w:line="240" w:lineRule="auto"/>
+              <w:jc w:val="left"/>
             </w:pPr>
             <w:r>
               <w:t xml:space="preserve">O(1)</w:t>
@@ -9543,11 +10412,14 @@
           </w:p>
         </w:tc>
         <w:tc>
-          <w:tcPr/>
+          <w:tcPr>
+            <w:tcW w:type="dxa" w:w="1701"/>
+          </w:tcPr>
           <w:p>
             <w:pPr>
               <w:pStyle w:val="Compact"/>
-              <w:jc w:val="center"/>
+              <w:spacing w:before="20" w:after="20" w:line="240" w:lineRule="auto"/>
+              <w:jc w:val="left"/>
             </w:pPr>
             <w:r>
               <w:t xml:space="preserve">O(log n)</w:t>
@@ -9555,11 +10427,14 @@
           </w:p>
         </w:tc>
         <w:tc>
-          <w:tcPr/>
+          <w:tcPr>
+            <w:tcW w:type="dxa" w:w="1701"/>
+          </w:tcPr>
           <w:p>
             <w:pPr>
               <w:pStyle w:val="Compact"/>
-              <w:jc w:val="center"/>
+              <w:spacing w:before="20" w:after="20" w:line="240" w:lineRule="auto"/>
+              <w:jc w:val="left"/>
             </w:pPr>
             <w:r>
               <w:t xml:space="preserve">O(log n)</w:t>
@@ -9567,11 +10442,14 @@
           </w:p>
         </w:tc>
         <w:tc>
-          <w:tcPr/>
+          <w:tcPr>
+            <w:tcW w:type="dxa" w:w="2835"/>
+          </w:tcPr>
           <w:p>
             <w:pPr>
               <w:pStyle w:val="Compact"/>
-              <w:jc w:val="center"/>
+              <w:spacing w:before="20" w:after="20" w:line="240" w:lineRule="auto"/>
+              <w:jc w:val="left"/>
             </w:pPr>
             <w:r>
               <w:t xml:space="preserve">O(1)</w:t>
@@ -9583,6 +10461,7 @@
     <w:p xmlns:a="http://schemas.openxmlformats.org/drawingml/2006/main" xmlns:pic="http://schemas.openxmlformats.org/drawingml/2006/picture">
       <w:pPr>
         <w:pStyle w:val="BodyText"/>
+        <w:jc w:val="both"/>
       </w:pPr>
       <w:r>
         <w:rPr>
@@ -9625,6 +10504,7 @@
     <w:p xmlns:a="http://schemas.openxmlformats.org/drawingml/2006/main" xmlns:pic="http://schemas.openxmlformats.org/drawingml/2006/picture">
       <w:pPr>
         <w:pStyle w:val="SourceCode"/>
+        <w:jc w:val="both"/>
       </w:pPr>
       <w:r>
         <w:rPr>
@@ -9945,6 +10825,7 @@
     <w:p xmlns:a="http://schemas.openxmlformats.org/drawingml/2006/main" xmlns:pic="http://schemas.openxmlformats.org/drawingml/2006/picture">
       <w:pPr>
         <w:pStyle w:val="FirstParagraph"/>
+        <w:jc w:val="both"/>
       </w:pPr>
       <w:r>
         <w:rPr>
@@ -9980,6 +10861,7 @@
     <w:p xmlns:a="http://schemas.openxmlformats.org/drawingml/2006/main" xmlns:pic="http://schemas.openxmlformats.org/drawingml/2006/picture">
       <w:pPr>
         <w:pStyle w:val="SourceCode"/>
+        <w:jc w:val="both"/>
       </w:pPr>
       <w:r>
         <w:rPr>
@@ -11266,6 +12148,7 @@
     <w:p xmlns:a="http://schemas.openxmlformats.org/drawingml/2006/main" xmlns:pic="http://schemas.openxmlformats.org/drawingml/2006/picture">
       <w:pPr>
         <w:pStyle w:val="FirstParagraph"/>
+        <w:jc w:val="both"/>
       </w:pPr>
       <w:r>
         <w:t xml:space="preserve">El archivo</w:t>
@@ -11305,6 +12188,7 @@
           <w:ilvl w:val="0"/>
           <w:numId w:val="1012"/>
         </w:numPr>
+        <w:jc w:val="both"/>
       </w:pPr>
       <w:r>
         <w:t xml:space="preserve">Descargar e instalar</w:t>
@@ -11328,6 +12212,7 @@
           <w:ilvl w:val="0"/>
           <w:numId w:val="1012"/>
         </w:numPr>
+        <w:jc w:val="both"/>
       </w:pPr>
       <w:r>
         <w:t xml:space="preserve">Abrir el programa y hacer clic en</w:t>
@@ -11364,6 +12249,7 @@
           <w:ilvl w:val="0"/>
           <w:numId w:val="1012"/>
         </w:numPr>
+        <w:jc w:val="both"/>
       </w:pPr>
       <w:r>
         <w:t xml:space="preserve">Seleccionar</w:t>
@@ -11391,6 +12277,7 @@
           <w:ilvl w:val="0"/>
           <w:numId w:val="1012"/>
         </w:numPr>
+        <w:jc w:val="both"/>
       </w:pPr>
       <w:r>
         <w:t xml:space="preserve">Navegar por las pestañas:</w:t>
@@ -11403,6 +12290,7 @@
           <w:ilvl w:val="1"/>
           <w:numId w:val="1013"/>
         </w:numPr>
+        <w:jc w:val="both"/>
       </w:pPr>
       <w:r>
         <w:rPr>
@@ -11439,6 +12327,7 @@
           <w:ilvl w:val="1"/>
           <w:numId w:val="1013"/>
         </w:numPr>
+        <w:jc w:val="both"/>
       </w:pPr>
       <w:r>
         <w:rPr>
@@ -11475,6 +12364,7 @@
           <w:ilvl w:val="1"/>
           <w:numId w:val="1013"/>
         </w:numPr>
+        <w:jc w:val="both"/>
       </w:pPr>
       <w:r>
         <w:rPr>
@@ -11507,6 +12397,7 @@
     <w:p xmlns:a="http://schemas.openxmlformats.org/drawingml/2006/main" xmlns:pic="http://schemas.openxmlformats.org/drawingml/2006/picture">
       <w:pPr>
         <w:pStyle w:val="BlockText"/>
+        <w:jc w:val="both"/>
       </w:pPr>
       <w:r>
         <w:rPr>
@@ -11534,6 +12425,7 @@
     <w:p xmlns:a="http://schemas.openxmlformats.org/drawingml/2006/main" xmlns:pic="http://schemas.openxmlformats.org/drawingml/2006/picture">
       <w:pPr>
         <w:pStyle w:val="SourceCode"/>
+        <w:jc w:val="both"/>
       </w:pPr>
       <w:r>
         <w:rPr>
@@ -12180,6 +13072,7 @@
     <w:p xmlns:a="http://schemas.openxmlformats.org/drawingml/2006/main" xmlns:pic="http://schemas.openxmlformats.org/drawingml/2006/picture">
       <w:pPr>
         <w:pStyle w:val="FirstParagraph"/>
+        <w:jc w:val="both"/>
       </w:pPr>
       <w:r>
         <w:t xml:space="preserve">Todas las pruebas se ejecutan con</w:t>
@@ -12209,19 +13102,22 @@
         <w:tblLook w:firstRow="1" w:lastRow="0" w:firstColumn="0" w:lastColumn="0" w:noHBand="0" w:noVBand="0" w:val="0020"/>
       </w:tblPr>
       <w:tblGrid>
-        <w:gridCol w:w="2346"/>
-        <w:gridCol w:w="2346"/>
-        <w:gridCol w:w="3226"/>
+        <w:gridCol w:w="1984"/>
+        <w:gridCol w:w="1417"/>
+        <w:gridCol w:w="5669"/>
       </w:tblGrid>
       <w:tr>
         <w:trPr>
           <w:tblHeader w:val="on"/>
         </w:trPr>
         <w:tc>
-          <w:tcPr/>
+          <w:tcPr>
+            <w:tcW w:type="dxa" w:w="1984"/>
+          </w:tcPr>
           <w:p>
             <w:pPr>
               <w:pStyle w:val="Compact"/>
+              <w:spacing w:before="20" w:after="20" w:line="240" w:lineRule="auto"/>
               <w:jc w:val="left"/>
             </w:pPr>
             <w:r>
@@ -12230,10 +13126,13 @@
           </w:p>
         </w:tc>
         <w:tc>
-          <w:tcPr/>
+          <w:tcPr>
+            <w:tcW w:type="dxa" w:w="1417"/>
+          </w:tcPr>
           <w:p>
             <w:pPr>
               <w:pStyle w:val="Compact"/>
+              <w:spacing w:before="20" w:after="20" w:line="240" w:lineRule="auto"/>
               <w:jc w:val="left"/>
             </w:pPr>
             <w:r>
@@ -12242,11 +13141,14 @@
           </w:p>
         </w:tc>
         <w:tc>
-          <w:tcPr/>
+          <w:tcPr>
+            <w:tcW w:type="dxa" w:w="5669"/>
+          </w:tcPr>
           <w:p>
             <w:pPr>
               <w:pStyle w:val="Compact"/>
-              <w:jc w:val="center"/>
+              <w:spacing w:before="20" w:after="20" w:line="240" w:lineRule="auto"/>
+              <w:jc w:val="left"/>
             </w:pPr>
             <w:r>
               <w:t xml:space="preserve">Resultado</w:t>
@@ -12256,10 +13158,13 @@
       </w:tr>
       <w:tr>
         <w:tc>
-          <w:tcPr/>
+          <w:tcPr>
+            <w:tcW w:type="dxa" w:w="1984"/>
+          </w:tcPr>
           <w:p>
             <w:pPr>
               <w:pStyle w:val="Compact"/>
+              <w:spacing w:before="20" w:after="20" w:line="240" w:lineRule="auto"/>
               <w:jc w:val="left"/>
             </w:pPr>
             <w:r>
@@ -12268,10 +13173,13 @@
           </w:p>
         </w:tc>
         <w:tc>
-          <w:tcPr/>
+          <w:tcPr>
+            <w:tcW w:type="dxa" w:w="1417"/>
+          </w:tcPr>
           <w:p>
             <w:pPr>
               <w:pStyle w:val="Compact"/>
+              <w:spacing w:before="20" w:after="20" w:line="240" w:lineRule="auto"/>
               <w:jc w:val="left"/>
             </w:pPr>
             <w:r>
@@ -12280,11 +13188,14 @@
           </w:p>
         </w:tc>
         <w:tc>
-          <w:tcPr/>
+          <w:tcPr>
+            <w:tcW w:type="dxa" w:w="5669"/>
+          </w:tcPr>
           <w:p>
             <w:pPr>
               <w:pStyle w:val="Compact"/>
-              <w:jc w:val="center"/>
+              <w:spacing w:before="20" w:after="20" w:line="240" w:lineRule="auto"/>
+              <w:jc w:val="left"/>
             </w:pPr>
             <w:r>
               <w:t xml:space="preserve">✅ Pasa</w:t>
@@ -12294,10 +13205,13 @@
       </w:tr>
       <w:tr>
         <w:tc>
-          <w:tcPr/>
+          <w:tcPr>
+            <w:tcW w:type="dxa" w:w="1984"/>
+          </w:tcPr>
           <w:p>
             <w:pPr>
               <w:pStyle w:val="Compact"/>
+              <w:spacing w:before="20" w:after="20" w:line="240" w:lineRule="auto"/>
               <w:jc w:val="left"/>
             </w:pPr>
             <w:r>
@@ -12306,10 +13220,13 @@
           </w:p>
         </w:tc>
         <w:tc>
-          <w:tcPr/>
+          <w:tcPr>
+            <w:tcW w:type="dxa" w:w="1417"/>
+          </w:tcPr>
           <w:p>
             <w:pPr>
               <w:pStyle w:val="Compact"/>
+              <w:spacing w:before="20" w:after="20" w:line="240" w:lineRule="auto"/>
               <w:jc w:val="left"/>
             </w:pPr>
             <w:r>
@@ -12318,11 +13235,14 @@
           </w:p>
         </w:tc>
         <w:tc>
-          <w:tcPr/>
+          <w:tcPr>
+            <w:tcW w:type="dxa" w:w="5669"/>
+          </w:tcPr>
           <w:p>
             <w:pPr>
               <w:pStyle w:val="Compact"/>
-              <w:jc w:val="center"/>
+              <w:spacing w:before="20" w:after="20" w:line="240" w:lineRule="auto"/>
+              <w:jc w:val="left"/>
             </w:pPr>
             <w:r>
               <w:t xml:space="preserve">✅ Pasa</w:t>
@@ -12332,10 +13252,13 @@
       </w:tr>
       <w:tr>
         <w:tc>
-          <w:tcPr/>
+          <w:tcPr>
+            <w:tcW w:type="dxa" w:w="1984"/>
+          </w:tcPr>
           <w:p>
             <w:pPr>
               <w:pStyle w:val="Compact"/>
+              <w:spacing w:before="20" w:after="20" w:line="240" w:lineRule="auto"/>
               <w:jc w:val="left"/>
             </w:pPr>
             <w:r>
@@ -12344,10 +13267,13 @@
           </w:p>
         </w:tc>
         <w:tc>
-          <w:tcPr/>
+          <w:tcPr>
+            <w:tcW w:type="dxa" w:w="1417"/>
+          </w:tcPr>
           <w:p>
             <w:pPr>
               <w:pStyle w:val="Compact"/>
+              <w:spacing w:before="20" w:after="20" w:line="240" w:lineRule="auto"/>
               <w:jc w:val="left"/>
             </w:pPr>
             <w:r>
@@ -12356,11 +13282,14 @@
           </w:p>
         </w:tc>
         <w:tc>
-          <w:tcPr/>
+          <w:tcPr>
+            <w:tcW w:type="dxa" w:w="5669"/>
+          </w:tcPr>
           <w:p>
             <w:pPr>
               <w:pStyle w:val="Compact"/>
-              <w:jc w:val="center"/>
+              <w:spacing w:before="20" w:after="20" w:line="240" w:lineRule="auto"/>
+              <w:jc w:val="left"/>
             </w:pPr>
             <w:r>
               <w:t xml:space="preserve">✅ Pasa</w:t>
@@ -12370,10 +13299,13 @@
       </w:tr>
       <w:tr>
         <w:tc>
-          <w:tcPr/>
+          <w:tcPr>
+            <w:tcW w:type="dxa" w:w="1984"/>
+          </w:tcPr>
           <w:p>
             <w:pPr>
               <w:pStyle w:val="Compact"/>
+              <w:spacing w:before="20" w:after="20" w:line="240" w:lineRule="auto"/>
               <w:jc w:val="left"/>
             </w:pPr>
             <w:r>
@@ -12382,10 +13314,13 @@
           </w:p>
         </w:tc>
         <w:tc>
-          <w:tcPr/>
+          <w:tcPr>
+            <w:tcW w:type="dxa" w:w="1417"/>
+          </w:tcPr>
           <w:p>
             <w:pPr>
               <w:pStyle w:val="Compact"/>
+              <w:spacing w:before="20" w:after="20" w:line="240" w:lineRule="auto"/>
               <w:jc w:val="left"/>
             </w:pPr>
             <w:r>
@@ -12394,11 +13329,14 @@
           </w:p>
         </w:tc>
         <w:tc>
-          <w:tcPr/>
+          <w:tcPr>
+            <w:tcW w:type="dxa" w:w="5669"/>
+          </w:tcPr>
           <w:p>
             <w:pPr>
               <w:pStyle w:val="Compact"/>
-              <w:jc w:val="center"/>
+              <w:spacing w:before="20" w:after="20" w:line="240" w:lineRule="auto"/>
+              <w:jc w:val="left"/>
             </w:pPr>
             <w:r>
               <w:t xml:space="preserve">✅ Pasan</w:t>
@@ -12408,10 +13346,13 @@
       </w:tr>
       <w:tr>
         <w:tc>
-          <w:tcPr/>
+          <w:tcPr>
+            <w:tcW w:type="dxa" w:w="1984"/>
+          </w:tcPr>
           <w:p>
             <w:pPr>
               <w:pStyle w:val="Compact"/>
+              <w:spacing w:before="20" w:after="20" w:line="240" w:lineRule="auto"/>
               <w:jc w:val="left"/>
             </w:pPr>
             <w:r>
@@ -12420,10 +13361,13 @@
           </w:p>
         </w:tc>
         <w:tc>
-          <w:tcPr/>
+          <w:tcPr>
+            <w:tcW w:type="dxa" w:w="1417"/>
+          </w:tcPr>
           <w:p>
             <w:pPr>
               <w:pStyle w:val="Compact"/>
+              <w:spacing w:before="20" w:after="20" w:line="240" w:lineRule="auto"/>
               <w:jc w:val="left"/>
             </w:pPr>
             <w:r>
@@ -12432,11 +13376,14 @@
           </w:p>
         </w:tc>
         <w:tc>
-          <w:tcPr/>
+          <w:tcPr>
+            <w:tcW w:type="dxa" w:w="5669"/>
+          </w:tcPr>
           <w:p>
             <w:pPr>
               <w:pStyle w:val="Compact"/>
-              <w:jc w:val="center"/>
+              <w:spacing w:before="20" w:after="20" w:line="240" w:lineRule="auto"/>
+              <w:jc w:val="left"/>
             </w:pPr>
             <w:r>
               <w:t xml:space="preserve">✅ Pasan</w:t>
@@ -12446,10 +13393,13 @@
       </w:tr>
       <w:tr>
         <w:tc>
-          <w:tcPr/>
+          <w:tcPr>
+            <w:tcW w:type="dxa" w:w="1984"/>
+          </w:tcPr>
           <w:p>
             <w:pPr>
               <w:pStyle w:val="Compact"/>
+              <w:spacing w:before="20" w:after="20" w:line="240" w:lineRule="auto"/>
               <w:jc w:val="left"/>
             </w:pPr>
             <w:r>
@@ -12458,10 +13408,13 @@
           </w:p>
         </w:tc>
         <w:tc>
-          <w:tcPr/>
+          <w:tcPr>
+            <w:tcW w:type="dxa" w:w="1417"/>
+          </w:tcPr>
           <w:p>
             <w:pPr>
               <w:pStyle w:val="Compact"/>
+              <w:spacing w:before="20" w:after="20" w:line="240" w:lineRule="auto"/>
               <w:jc w:val="left"/>
             </w:pPr>
             <w:r>
@@ -12470,11 +13423,14 @@
           </w:p>
         </w:tc>
         <w:tc>
-          <w:tcPr/>
+          <w:tcPr>
+            <w:tcW w:type="dxa" w:w="5669"/>
+          </w:tcPr>
           <w:p>
             <w:pPr>
               <w:pStyle w:val="Compact"/>
-              <w:jc w:val="center"/>
+              <w:spacing w:before="20" w:after="20" w:line="240" w:lineRule="auto"/>
+              <w:jc w:val="left"/>
             </w:pPr>
             <w:r>
               <w:t xml:space="preserve">✅ Pasa</w:t>
@@ -12484,10 +13440,13 @@
       </w:tr>
       <w:tr>
         <w:tc>
-          <w:tcPr/>
+          <w:tcPr>
+            <w:tcW w:type="dxa" w:w="1984"/>
+          </w:tcPr>
           <w:p>
             <w:pPr>
               <w:pStyle w:val="Compact"/>
+              <w:spacing w:before="20" w:after="20" w:line="240" w:lineRule="auto"/>
               <w:jc w:val="left"/>
             </w:pPr>
             <w:r>
@@ -12496,10 +13455,13 @@
           </w:p>
         </w:tc>
         <w:tc>
-          <w:tcPr/>
+          <w:tcPr>
+            <w:tcW w:type="dxa" w:w="1417"/>
+          </w:tcPr>
           <w:p>
             <w:pPr>
               <w:pStyle w:val="Compact"/>
+              <w:spacing w:before="20" w:after="20" w:line="240" w:lineRule="auto"/>
               <w:jc w:val="left"/>
             </w:pPr>
             <w:r>
@@ -12508,11 +13470,14 @@
           </w:p>
         </w:tc>
         <w:tc>
-          <w:tcPr/>
+          <w:tcPr>
+            <w:tcW w:type="dxa" w:w="5669"/>
+          </w:tcPr>
           <w:p>
             <w:pPr>
               <w:pStyle w:val="Compact"/>
-              <w:jc w:val="center"/>
+              <w:spacing w:before="20" w:after="20" w:line="240" w:lineRule="auto"/>
+              <w:jc w:val="left"/>
             </w:pPr>
             <w:r>
               <w:t xml:space="preserve">✅ Pasa</w:t>
@@ -12522,10 +13487,13 @@
       </w:tr>
       <w:tr>
         <w:tc>
-          <w:tcPr/>
+          <w:tcPr>
+            <w:tcW w:type="dxa" w:w="1984"/>
+          </w:tcPr>
           <w:p>
             <w:pPr>
               <w:pStyle w:val="Compact"/>
+              <w:spacing w:before="20" w:after="20" w:line="240" w:lineRule="auto"/>
               <w:jc w:val="left"/>
             </w:pPr>
             <w:r>
@@ -12534,10 +13502,13 @@
           </w:p>
         </w:tc>
         <w:tc>
-          <w:tcPr/>
+          <w:tcPr>
+            <w:tcW w:type="dxa" w:w="1417"/>
+          </w:tcPr>
           <w:p>
             <w:pPr>
               <w:pStyle w:val="Compact"/>
+              <w:spacing w:before="20" w:after="20" w:line="240" w:lineRule="auto"/>
               <w:jc w:val="left"/>
             </w:pPr>
             <w:r>
@@ -12546,11 +13517,14 @@
           </w:p>
         </w:tc>
         <w:tc>
-          <w:tcPr/>
+          <w:tcPr>
+            <w:tcW w:type="dxa" w:w="5669"/>
+          </w:tcPr>
           <w:p>
             <w:pPr>
               <w:pStyle w:val="Compact"/>
-              <w:jc w:val="center"/>
+              <w:spacing w:before="20" w:after="20" w:line="240" w:lineRule="auto"/>
+              <w:jc w:val="left"/>
             </w:pPr>
             <w:r>
               <w:t xml:space="preserve">✅ Pasa</w:t>
@@ -12560,10 +13534,13 @@
       </w:tr>
       <w:tr>
         <w:tc>
-          <w:tcPr/>
+          <w:tcPr>
+            <w:tcW w:type="dxa" w:w="1984"/>
+          </w:tcPr>
           <w:p>
             <w:pPr>
               <w:pStyle w:val="Compact"/>
+              <w:spacing w:before="20" w:after="20" w:line="240" w:lineRule="auto"/>
               <w:jc w:val="left"/>
             </w:pPr>
             <w:r>
@@ -12572,10 +13549,13 @@
           </w:p>
         </w:tc>
         <w:tc>
-          <w:tcPr/>
+          <w:tcPr>
+            <w:tcW w:type="dxa" w:w="1417"/>
+          </w:tcPr>
           <w:p>
             <w:pPr>
               <w:pStyle w:val="Compact"/>
+              <w:spacing w:before="20" w:after="20" w:line="240" w:lineRule="auto"/>
               <w:jc w:val="left"/>
             </w:pPr>
             <w:r>
@@ -12584,11 +13564,14 @@
           </w:p>
         </w:tc>
         <w:tc>
-          <w:tcPr/>
+          <w:tcPr>
+            <w:tcW w:type="dxa" w:w="5669"/>
+          </w:tcPr>
           <w:p>
             <w:pPr>
               <w:pStyle w:val="Compact"/>
-              <w:jc w:val="center"/>
+              <w:spacing w:before="20" w:after="20" w:line="240" w:lineRule="auto"/>
+              <w:jc w:val="left"/>
             </w:pPr>
             <w:r>
               <w:t xml:space="preserve">✅ Pasa</w:t>
@@ -12598,10 +13581,13 @@
       </w:tr>
       <w:tr>
         <w:tc>
-          <w:tcPr/>
+          <w:tcPr>
+            <w:tcW w:type="dxa" w:w="1984"/>
+          </w:tcPr>
           <w:p>
             <w:pPr>
               <w:pStyle w:val="Compact"/>
+              <w:spacing w:before="20" w:after="20" w:line="240" w:lineRule="auto"/>
               <w:jc w:val="left"/>
             </w:pPr>
             <w:r>
@@ -12610,10 +13596,13 @@
           </w:p>
         </w:tc>
         <w:tc>
-          <w:tcPr/>
+          <w:tcPr>
+            <w:tcW w:type="dxa" w:w="1417"/>
+          </w:tcPr>
           <w:p>
             <w:pPr>
               <w:pStyle w:val="Compact"/>
+              <w:spacing w:before="20" w:after="20" w:line="240" w:lineRule="auto"/>
               <w:jc w:val="left"/>
             </w:pPr>
             <w:r>
@@ -12622,11 +13611,14 @@
           </w:p>
         </w:tc>
         <w:tc>
-          <w:tcPr/>
+          <w:tcPr>
+            <w:tcW w:type="dxa" w:w="5669"/>
+          </w:tcPr>
           <w:p>
             <w:pPr>
               <w:pStyle w:val="Compact"/>
-              <w:jc w:val="center"/>
+              <w:spacing w:before="20" w:after="20" w:line="240" w:lineRule="auto"/>
+              <w:jc w:val="left"/>
             </w:pPr>
             <w:r>
               <w:t xml:space="preserve">✅ Pasa</w:t>
@@ -12636,10 +13628,13 @@
       </w:tr>
       <w:tr>
         <w:tc>
-          <w:tcPr/>
+          <w:tcPr>
+            <w:tcW w:type="dxa" w:w="1984"/>
+          </w:tcPr>
           <w:p>
             <w:pPr>
               <w:pStyle w:val="Compact"/>
+              <w:spacing w:before="20" w:after="20" w:line="240" w:lineRule="auto"/>
               <w:jc w:val="left"/>
             </w:pPr>
             <w:r>
@@ -12648,10 +13643,13 @@
           </w:p>
         </w:tc>
         <w:tc>
-          <w:tcPr/>
+          <w:tcPr>
+            <w:tcW w:type="dxa" w:w="1417"/>
+          </w:tcPr>
           <w:p>
             <w:pPr>
               <w:pStyle w:val="Compact"/>
+              <w:spacing w:before="20" w:after="20" w:line="240" w:lineRule="auto"/>
               <w:jc w:val="left"/>
             </w:pPr>
             <w:r>
@@ -12660,11 +13658,14 @@
           </w:p>
         </w:tc>
         <w:tc>
-          <w:tcPr/>
+          <w:tcPr>
+            <w:tcW w:type="dxa" w:w="5669"/>
+          </w:tcPr>
           <w:p>
             <w:pPr>
               <w:pStyle w:val="Compact"/>
-              <w:jc w:val="center"/>
+              <w:spacing w:before="20" w:after="20" w:line="240" w:lineRule="auto"/>
+              <w:jc w:val="left"/>
             </w:pPr>
             <w:r>
               <w:t xml:space="preserve">✅ Pasa</w:t>
@@ -12704,6 +13705,7 @@
           <w:ilvl w:val="0"/>
           <w:numId w:val="1014"/>
         </w:numPr>
+        <w:jc w:val="both"/>
       </w:pPr>
       <w:r>
         <w:t xml:space="preserve">Se implementó un sistema de gestión bibliotecaria funcional que cumple con todos los requisitos de la rúbrica de evaluación.</w:t>
@@ -12716,6 +13718,7 @@
           <w:ilvl w:val="0"/>
           <w:numId w:val="1014"/>
         </w:numPr>
+        <w:jc w:val="both"/>
       </w:pPr>
       <w:r>
         <w:t xml:space="preserve">La programación orientada a objetos permitió modelar el dominio (Persona → Estudiante, Docente) con herencia, encapsulamiento y polimorfismo.</w:t>
@@ -12728,6 +13731,7 @@
           <w:ilvl w:val="0"/>
           <w:numId w:val="1014"/>
         </w:numPr>
+        <w:jc w:val="both"/>
       </w:pPr>
       <w:r>
         <w:t xml:space="preserve">Las estructuras de datos (LinkedList, Queue, Stack) se implementaron manualmente, demostrando comprensión de su funcionamiento interno.</w:t>
@@ -12740,6 +13744,7 @@
           <w:ilvl w:val="0"/>
           <w:numId w:val="1014"/>
         </w:numPr>
+        <w:jc w:val="both"/>
       </w:pPr>
       <w:r>
         <w:t xml:space="preserve">Los algoritmos de ordenamiento y búsqueda se implementaron desde cero, con análisis de complejidad Big-O.</w:t>
@@ -12752,6 +13757,7 @@
           <w:ilvl w:val="0"/>
           <w:numId w:val="1014"/>
         </w:numPr>
+        <w:jc w:val="both"/>
       </w:pPr>
       <w:r>
         <w:t xml:space="preserve">SQLite proporcionó una base de datos ligera y embebida con 4 tablas relacionadas mediante claves foráneas.</w:t>
@@ -12764,6 +13770,7 @@
           <w:ilvl w:val="0"/>
           <w:numId w:val="1014"/>
         </w:numPr>
+        <w:jc w:val="both"/>
       </w:pPr>
       <w:r>
         <w:t xml:space="preserve">Tkinter permitió construir una interfaz gráfica funcional conectada a la base de datos con formularios CRUD completos.</w:t>
@@ -12776,6 +13783,7 @@
           <w:ilvl w:val="0"/>
           <w:numId w:val="1014"/>
         </w:numPr>
+        <w:jc w:val="both"/>
       </w:pPr>
       <w:r>
         <w:t xml:space="preserve">El modelo incremental permitió entregar un avance del 50% en la Semana 12 y completar el sistema en la Semana 14.</w:t>
@@ -12797,6 +13805,7 @@
           <w:ilvl w:val="0"/>
           <w:numId w:val="1015"/>
         </w:numPr>
+        <w:jc w:val="both"/>
       </w:pPr>
       <w:r>
         <w:t xml:space="preserve">Migrar a una base de datos cliente-servidor (MySQL/PostgreSQL) si la biblioteca crece.</w:t>
@@ -12809,6 +13818,7 @@
           <w:ilvl w:val="0"/>
           <w:numId w:val="1015"/>
         </w:numPr>
+        <w:jc w:val="both"/>
       </w:pPr>
       <w:r>
         <w:t xml:space="preserve">Agregar autenticación de usuarios (bibliotecario/admin) para seguridad.</w:t>
@@ -12821,6 +13831,7 @@
           <w:ilvl w:val="0"/>
           <w:numId w:val="1015"/>
         </w:numPr>
+        <w:jc w:val="both"/>
       </w:pPr>
       <w:r>
         <w:t xml:space="preserve">Implementar búsqueda avanzada con múltiples filtros simultáneos.</w:t>
@@ -12833,6 +13844,7 @@
           <w:ilvl w:val="0"/>
           <w:numId w:val="1015"/>
         </w:numPr>
+        <w:jc w:val="both"/>
       </w:pPr>
       <w:r>
         <w:t xml:space="preserve">Generar reportes estadísticos (libros más prestados, multas, etc.).</w:t>
@@ -12845,6 +13857,7 @@
           <w:ilvl w:val="0"/>
           <w:numId w:val="1015"/>
         </w:numPr>
+        <w:jc w:val="both"/>
       </w:pPr>
       <w:r>
         <w:t xml:space="preserve">Agregar una interfaz web para consultas desde dispositivos móviles.</w:t>
@@ -12873,6 +13886,7 @@
           <w:ilvl w:val="0"/>
           <w:numId w:val="1016"/>
         </w:numPr>
+        <w:jc w:val="both"/>
       </w:pPr>
       <w:r>
         <w:t xml:space="preserve">Grayson, J. E. (2000).</w:t>
@@ -12897,6 +13911,7 @@
           <w:ilvl w:val="0"/>
           <w:numId w:val="1016"/>
         </w:numPr>
+        <w:jc w:val="both"/>
       </w:pPr>
       <w:r>
         <w:t xml:space="preserve">Lutz, M. (2013).</w:t>
@@ -12924,6 +13939,7 @@
           <w:ilvl w:val="0"/>
           <w:numId w:val="1016"/>
         </w:numPr>
+        <w:jc w:val="both"/>
       </w:pPr>
       <w:r>
         <w:t xml:space="preserve">Owens, M. y Allen, G. (2010).</w:t>
@@ -12951,6 +13967,7 @@
           <w:ilvl w:val="0"/>
           <w:numId w:val="1016"/>
         </w:numPr>
+        <w:jc w:val="both"/>
       </w:pPr>
       <w:r>
         <w:t xml:space="preserve">Cormen, T. H., Leiserson, C. E., Rivest, R. L. y Stein, C. (2009).</w:t>
@@ -12978,6 +13995,7 @@
           <w:ilvl w:val="0"/>
           <w:numId w:val="1016"/>
         </w:numPr>
+        <w:jc w:val="both"/>
       </w:pPr>
       <w:r>
         <w:t xml:space="preserve">Sedgewick, R. y Wayne, K. (2011).</w:t>
@@ -13026,6 +14044,7 @@
     <w:p xmlns:a="http://schemas.openxmlformats.org/drawingml/2006/main" xmlns:pic="http://schemas.openxmlformats.org/drawingml/2006/picture">
       <w:pPr>
         <w:pStyle w:val="FirstParagraph"/>
+        <w:jc w:val="both"/>
       </w:pPr>
       <w:r>
         <w:rPr>
@@ -13038,6 +14057,7 @@
     <w:p xmlns:a="http://schemas.openxmlformats.org/drawingml/2006/main" xmlns:pic="http://schemas.openxmlformats.org/drawingml/2006/picture">
       <w:pPr>
         <w:pStyle w:val="SourceCode"/>
+        <w:jc w:val="both"/>
       </w:pPr>
       <w:r>
         <w:rPr>
@@ -14171,6 +15191,7 @@
     <w:p xmlns:a="http://schemas.openxmlformats.org/drawingml/2006/main" xmlns:pic="http://schemas.openxmlformats.org/drawingml/2006/picture">
       <w:pPr>
         <w:pStyle w:val="FirstParagraph"/>
+        <w:jc w:val="both"/>
       </w:pPr>
       <w:r>
         <w:rPr>
@@ -14183,6 +15204,7 @@
     <w:p xmlns:a="http://schemas.openxmlformats.org/drawingml/2006/main" xmlns:pic="http://schemas.openxmlformats.org/drawingml/2006/picture">
       <w:pPr>
         <w:pStyle w:val="BodyText"/>
+        <w:jc w:val="both"/>
       </w:pPr>
       <w:r>
         <w:rPr>
@@ -14249,6 +15271,7 @@
     <w:p xmlns:a="http://schemas.openxmlformats.org/drawingml/2006/main" xmlns:pic="http://schemas.openxmlformats.org/drawingml/2006/picture">
       <w:pPr>
         <w:pStyle w:val="BodyText"/>
+        <w:jc w:val="both"/>
       </w:pPr>
       <w:r>
         <w:rPr>
@@ -14336,18 +15359,21 @@
         <w:tblLook w:firstRow="1" w:lastRow="0" w:firstColumn="0" w:lastColumn="0" w:noHBand="0" w:noVBand="0" w:val="0020"/>
       </w:tblPr>
       <w:tblGrid>
-        <w:gridCol w:w="5091"/>
-        <w:gridCol w:w="2828"/>
+        <w:gridCol w:w="2835"/>
+        <w:gridCol w:w="6236"/>
       </w:tblGrid>
       <w:tr>
         <w:trPr>
           <w:tblHeader w:val="on"/>
         </w:trPr>
         <w:tc>
-          <w:tcPr/>
+          <w:tcPr>
+            <w:tcW w:type="dxa" w:w="2835"/>
+          </w:tcPr>
           <w:p>
             <w:pPr>
               <w:pStyle w:val="Compact"/>
+              <w:spacing w:before="20" w:after="20" w:line="240" w:lineRule="auto"/>
               <w:jc w:val="left"/>
             </w:pPr>
             <w:r>
@@ -14356,10 +15382,13 @@
           </w:p>
         </w:tc>
         <w:tc>
-          <w:tcPr/>
+          <w:tcPr>
+            <w:tcW w:type="dxa" w:w="6236"/>
+          </w:tcPr>
           <w:p>
             <w:pPr>
               <w:pStyle w:val="Compact"/>
+              <w:spacing w:before="20" w:after="20" w:line="240" w:lineRule="auto"/>
               <w:jc w:val="left"/>
             </w:pPr>
             <w:r>
@@ -14370,10 +15399,13 @@
       </w:tr>
       <w:tr>
         <w:tc>
-          <w:tcPr/>
+          <w:tcPr>
+            <w:tcW w:type="dxa" w:w="2835"/>
+          </w:tcPr>
           <w:p>
             <w:pPr>
               <w:pStyle w:val="Compact"/>
+              <w:spacing w:before="20" w:after="20" w:line="240" w:lineRule="auto"/>
               <w:jc w:val="left"/>
             </w:pPr>
             <w:r>
@@ -14382,10 +15414,13 @@
           </w:p>
         </w:tc>
         <w:tc>
-          <w:tcPr/>
+          <w:tcPr>
+            <w:tcW w:type="dxa" w:w="6236"/>
+          </w:tcPr>
           <w:p>
             <w:pPr>
               <w:pStyle w:val="Compact"/>
+              <w:spacing w:before="20" w:after="20" w:line="240" w:lineRule="auto"/>
               <w:jc w:val="left"/>
             </w:pPr>
             <w:r>
@@ -14396,10 +15431,13 @@
       </w:tr>
       <w:tr>
         <w:tc>
-          <w:tcPr/>
+          <w:tcPr>
+            <w:tcW w:type="dxa" w:w="2835"/>
+          </w:tcPr>
           <w:p>
             <w:pPr>
               <w:pStyle w:val="Compact"/>
+              <w:spacing w:before="20" w:after="20" w:line="240" w:lineRule="auto"/>
               <w:jc w:val="left"/>
             </w:pPr>
             <w:r>
@@ -14408,10 +15446,13 @@
           </w:p>
         </w:tc>
         <w:tc>
-          <w:tcPr/>
+          <w:tcPr>
+            <w:tcW w:type="dxa" w:w="6236"/>
+          </w:tcPr>
           <w:p>
             <w:pPr>
               <w:pStyle w:val="Compact"/>
+              <w:spacing w:before="20" w:after="20" w:line="240" w:lineRule="auto"/>
               <w:jc w:val="left"/>
             </w:pPr>
             <w:r>
@@ -14425,10 +15466,13 @@
       </w:tr>
       <w:tr>
         <w:tc>
-          <w:tcPr/>
+          <w:tcPr>
+            <w:tcW w:type="dxa" w:w="2835"/>
+          </w:tcPr>
           <w:p>
             <w:pPr>
               <w:pStyle w:val="Compact"/>
+              <w:spacing w:before="20" w:after="20" w:line="240" w:lineRule="auto"/>
               <w:jc w:val="left"/>
             </w:pPr>
             <w:r>
@@ -14437,10 +15481,13 @@
           </w:p>
         </w:tc>
         <w:tc>
-          <w:tcPr/>
+          <w:tcPr>
+            <w:tcW w:type="dxa" w:w="6236"/>
+          </w:tcPr>
           <w:p>
             <w:pPr>
               <w:pStyle w:val="Compact"/>
+              <w:spacing w:before="20" w:after="20" w:line="240" w:lineRule="auto"/>
               <w:jc w:val="left"/>
             </w:pPr>
             <w:r>
@@ -14454,10 +15501,13 @@
       </w:tr>
       <w:tr>
         <w:tc>
-          <w:tcPr/>
+          <w:tcPr>
+            <w:tcW w:type="dxa" w:w="2835"/>
+          </w:tcPr>
           <w:p>
             <w:pPr>
               <w:pStyle w:val="Compact"/>
+              <w:spacing w:before="20" w:after="20" w:line="240" w:lineRule="auto"/>
               <w:jc w:val="left"/>
             </w:pPr>
             <w:r>
@@ -14466,10 +15516,13 @@
           </w:p>
         </w:tc>
         <w:tc>
-          <w:tcPr/>
+          <w:tcPr>
+            <w:tcW w:type="dxa" w:w="6236"/>
+          </w:tcPr>
           <w:p>
             <w:pPr>
               <w:pStyle w:val="Compact"/>
+              <w:spacing w:before="20" w:after="20" w:line="240" w:lineRule="auto"/>
               <w:jc w:val="left"/>
             </w:pPr>
             <w:r>
@@ -14499,19 +15552,22 @@
         <w:tblLook w:firstRow="1" w:lastRow="0" w:firstColumn="0" w:lastColumn="0" w:noHBand="0" w:noVBand="0" w:val="0020"/>
       </w:tblPr>
       <w:tblGrid>
-        <w:gridCol w:w="2640"/>
-        <w:gridCol w:w="2640"/>
-        <w:gridCol w:w="2640"/>
+        <w:gridCol w:w="1984"/>
+        <w:gridCol w:w="1417"/>
+        <w:gridCol w:w="5669"/>
       </w:tblGrid>
       <w:tr>
         <w:trPr>
           <w:tblHeader w:val="on"/>
         </w:trPr>
         <w:tc>
-          <w:tcPr/>
+          <w:tcPr>
+            <w:tcW w:type="dxa" w:w="1984"/>
+          </w:tcPr>
           <w:p>
             <w:pPr>
               <w:pStyle w:val="Compact"/>
+              <w:spacing w:before="20" w:after="20" w:line="240" w:lineRule="auto"/>
               <w:jc w:val="left"/>
             </w:pPr>
             <w:r>
@@ -14520,11 +15576,14 @@
           </w:p>
         </w:tc>
         <w:tc>
-          <w:tcPr/>
+          <w:tcPr>
+            <w:tcW w:type="dxa" w:w="1417"/>
+          </w:tcPr>
           <w:p>
             <w:pPr>
               <w:pStyle w:val="Compact"/>
-              <w:jc w:val="center"/>
+              <w:spacing w:before="20" w:after="20" w:line="240" w:lineRule="auto"/>
+              <w:jc w:val="left"/>
             </w:pPr>
             <w:r>
               <w:t xml:space="preserve">Versión</w:t>
@@ -14532,10 +15591,13 @@
           </w:p>
         </w:tc>
         <w:tc>
-          <w:tcPr/>
+          <w:tcPr>
+            <w:tcW w:type="dxa" w:w="5669"/>
+          </w:tcPr>
           <w:p>
             <w:pPr>
               <w:pStyle w:val="Compact"/>
+              <w:spacing w:before="20" w:after="20" w:line="240" w:lineRule="auto"/>
               <w:jc w:val="left"/>
             </w:pPr>
             <w:r>
@@ -14546,10 +15608,13 @@
       </w:tr>
       <w:tr>
         <w:tc>
-          <w:tcPr/>
+          <w:tcPr>
+            <w:tcW w:type="dxa" w:w="1984"/>
+          </w:tcPr>
           <w:p>
             <w:pPr>
               <w:pStyle w:val="Compact"/>
+              <w:spacing w:before="20" w:after="20" w:line="240" w:lineRule="auto"/>
               <w:jc w:val="left"/>
             </w:pPr>
             <w:r>
@@ -14558,11 +15623,14 @@
           </w:p>
         </w:tc>
         <w:tc>
-          <w:tcPr/>
+          <w:tcPr>
+            <w:tcW w:type="dxa" w:w="1417"/>
+          </w:tcPr>
           <w:p>
             <w:pPr>
               <w:pStyle w:val="Compact"/>
-              <w:jc w:val="center"/>
+              <w:spacing w:before="20" w:after="20" w:line="240" w:lineRule="auto"/>
+              <w:jc w:val="left"/>
             </w:pPr>
             <w:r>
               <w:t xml:space="preserve">3.11+</w:t>
@@ -14570,10 +15638,13 @@
           </w:p>
         </w:tc>
         <w:tc>
-          <w:tcPr/>
+          <w:tcPr>
+            <w:tcW w:type="dxa" w:w="5669"/>
+          </w:tcPr>
           <w:p>
             <w:pPr>
               <w:pStyle w:val="Compact"/>
+              <w:spacing w:before="20" w:after="20" w:line="240" w:lineRule="auto"/>
               <w:jc w:val="left"/>
             </w:pPr>
             <w:r>
@@ -14584,10 +15655,13 @@
       </w:tr>
       <w:tr>
         <w:tc>
-          <w:tcPr/>
+          <w:tcPr>
+            <w:tcW w:type="dxa" w:w="1984"/>
+          </w:tcPr>
           <w:p>
             <w:pPr>
               <w:pStyle w:val="Compact"/>
+              <w:spacing w:before="20" w:after="20" w:line="240" w:lineRule="auto"/>
               <w:jc w:val="left"/>
             </w:pPr>
             <w:r>
@@ -14596,11 +15670,14 @@
           </w:p>
         </w:tc>
         <w:tc>
-          <w:tcPr/>
+          <w:tcPr>
+            <w:tcW w:type="dxa" w:w="1417"/>
+          </w:tcPr>
           <w:p>
             <w:pPr>
               <w:pStyle w:val="Compact"/>
-              <w:jc w:val="center"/>
+              <w:spacing w:before="20" w:after="20" w:line="240" w:lineRule="auto"/>
+              <w:jc w:val="left"/>
             </w:pPr>
             <w:r>
               <w:t xml:space="preserve">Última</w:t>
@@ -14608,10 +15685,13 @@
           </w:p>
         </w:tc>
         <w:tc>
-          <w:tcPr/>
+          <w:tcPr>
+            <w:tcW w:type="dxa" w:w="5669"/>
+          </w:tcPr>
           <w:p>
             <w:pPr>
               <w:pStyle w:val="Compact"/>
+              <w:spacing w:before="20" w:after="20" w:line="240" w:lineRule="auto"/>
               <w:jc w:val="left"/>
             </w:pPr>
             <w:r>
@@ -14622,10 +15702,13 @@
       </w:tr>
       <w:tr>
         <w:tc>
-          <w:tcPr/>
+          <w:tcPr>
+            <w:tcW w:type="dxa" w:w="1984"/>
+          </w:tcPr>
           <w:p>
             <w:pPr>
               <w:pStyle w:val="Compact"/>
+              <w:spacing w:before="20" w:after="20" w:line="240" w:lineRule="auto"/>
               <w:jc w:val="left"/>
             </w:pPr>
             <w:r>
@@ -14634,11 +15717,14 @@
           </w:p>
         </w:tc>
         <w:tc>
-          <w:tcPr/>
+          <w:tcPr>
+            <w:tcW w:type="dxa" w:w="1417"/>
+          </w:tcPr>
           <w:p>
             <w:pPr>
               <w:pStyle w:val="Compact"/>
-              <w:jc w:val="center"/>
+              <w:spacing w:before="20" w:after="20" w:line="240" w:lineRule="auto"/>
+              <w:jc w:val="left"/>
             </w:pPr>
             <w:r>
               <w:t xml:space="preserve">8.6</w:t>
@@ -14646,10 +15732,13 @@
           </w:p>
         </w:tc>
         <w:tc>
-          <w:tcPr/>
+          <w:tcPr>
+            <w:tcW w:type="dxa" w:w="5669"/>
+          </w:tcPr>
           <w:p>
             <w:pPr>
               <w:pStyle w:val="Compact"/>
+              <w:spacing w:before="20" w:after="20" w:line="240" w:lineRule="auto"/>
               <w:jc w:val="left"/>
             </w:pPr>
             <w:r>
@@ -14660,10 +15749,13 @@
       </w:tr>
       <w:tr>
         <w:tc>
-          <w:tcPr/>
+          <w:tcPr>
+            <w:tcW w:type="dxa" w:w="1984"/>
+          </w:tcPr>
           <w:p>
             <w:pPr>
               <w:pStyle w:val="Compact"/>
+              <w:spacing w:before="20" w:after="20" w:line="240" w:lineRule="auto"/>
               <w:jc w:val="left"/>
             </w:pPr>
             <w:r>
@@ -14672,11 +15764,14 @@
           </w:p>
         </w:tc>
         <w:tc>
-          <w:tcPr/>
+          <w:tcPr>
+            <w:tcW w:type="dxa" w:w="1417"/>
+          </w:tcPr>
           <w:p>
             <w:pPr>
               <w:pStyle w:val="Compact"/>
-              <w:jc w:val="center"/>
+              <w:spacing w:before="20" w:after="20" w:line="240" w:lineRule="auto"/>
+              <w:jc w:val="left"/>
             </w:pPr>
             <w:r>
               <w:t xml:space="preserve">3.x</w:t>
@@ -14684,10 +15779,13 @@
           </w:p>
         </w:tc>
         <w:tc>
-          <w:tcPr/>
+          <w:tcPr>
+            <w:tcW w:type="dxa" w:w="5669"/>
+          </w:tcPr>
           <w:p>
             <w:pPr>
               <w:pStyle w:val="Compact"/>
+              <w:spacing w:before="20" w:after="20" w:line="240" w:lineRule="auto"/>
               <w:jc w:val="left"/>
             </w:pPr>
             <w:r>
@@ -14698,10 +15796,13 @@
       </w:tr>
       <w:tr>
         <w:tc>
-          <w:tcPr/>
+          <w:tcPr>
+            <w:tcW w:type="dxa" w:w="1984"/>
+          </w:tcPr>
           <w:p>
             <w:pPr>
               <w:pStyle w:val="Compact"/>
+              <w:spacing w:before="20" w:after="20" w:line="240" w:lineRule="auto"/>
               <w:jc w:val="left"/>
             </w:pPr>
             <w:r>
@@ -14710,11 +15811,14 @@
           </w:p>
         </w:tc>
         <w:tc>
-          <w:tcPr/>
+          <w:tcPr>
+            <w:tcW w:type="dxa" w:w="1417"/>
+          </w:tcPr>
           <w:p>
             <w:pPr>
               <w:pStyle w:val="Compact"/>
-              <w:jc w:val="center"/>
+              <w:spacing w:before="20" w:after="20" w:line="240" w:lineRule="auto"/>
+              <w:jc w:val="left"/>
             </w:pPr>
             <w:r>
               <w:t xml:space="preserve">3.x</w:t>
@@ -14722,10 +15826,13 @@
           </w:p>
         </w:tc>
         <w:tc>
-          <w:tcPr/>
+          <w:tcPr>
+            <w:tcW w:type="dxa" w:w="5669"/>
+          </w:tcPr>
           <w:p>
             <w:pPr>
               <w:pStyle w:val="Compact"/>
+              <w:spacing w:before="20" w:after="20" w:line="240" w:lineRule="auto"/>
               <w:jc w:val="left"/>
             </w:pPr>
             <w:r>
@@ -14736,10 +15843,13 @@
       </w:tr>
       <w:tr>
         <w:tc>
-          <w:tcPr/>
+          <w:tcPr>
+            <w:tcW w:type="dxa" w:w="1984"/>
+          </w:tcPr>
           <w:p>
             <w:pPr>
               <w:pStyle w:val="Compact"/>
+              <w:spacing w:before="20" w:after="20" w:line="240" w:lineRule="auto"/>
               <w:jc w:val="left"/>
             </w:pPr>
             <w:r>
@@ -14748,11 +15858,14 @@
           </w:p>
         </w:tc>
         <w:tc>
-          <w:tcPr/>
+          <w:tcPr>
+            <w:tcW w:type="dxa" w:w="1417"/>
+          </w:tcPr>
           <w:p>
             <w:pPr>
               <w:pStyle w:val="Compact"/>
-              <w:jc w:val="center"/>
+              <w:spacing w:before="20" w:after="20" w:line="240" w:lineRule="auto"/>
+              <w:jc w:val="left"/>
             </w:pPr>
             <w:r>
               <w:t xml:space="preserve">2.47+</w:t>
@@ -14760,10 +15873,13 @@
           </w:p>
         </w:tc>
         <w:tc>
-          <w:tcPr/>
+          <w:tcPr>
+            <w:tcW w:type="dxa" w:w="5669"/>
+          </w:tcPr>
           <w:p>
             <w:pPr>
               <w:pStyle w:val="Compact"/>
+              <w:spacing w:before="20" w:after="20" w:line="240" w:lineRule="auto"/>
               <w:jc w:val="left"/>
             </w:pPr>
             <w:r>
@@ -14774,10 +15890,13 @@
       </w:tr>
       <w:tr>
         <w:tc>
-          <w:tcPr/>
+          <w:tcPr>
+            <w:tcW w:type="dxa" w:w="1984"/>
+          </w:tcPr>
           <w:p>
             <w:pPr>
               <w:pStyle w:val="Compact"/>
+              <w:spacing w:before="20" w:after="20" w:line="240" w:lineRule="auto"/>
               <w:jc w:val="left"/>
             </w:pPr>
             <w:r>
@@ -14786,11 +15905,14 @@
           </w:p>
         </w:tc>
         <w:tc>
-          <w:tcPr/>
+          <w:tcPr>
+            <w:tcW w:type="dxa" w:w="1417"/>
+          </w:tcPr>
           <w:p>
             <w:pPr>
               <w:pStyle w:val="Compact"/>
-              <w:jc w:val="center"/>
+              <w:spacing w:before="20" w:after="20" w:line="240" w:lineRule="auto"/>
+              <w:jc w:val="left"/>
             </w:pPr>
             <w:r>
               <w:t xml:space="preserve">—</w:t>
@@ -14798,10 +15920,13 @@
           </w:p>
         </w:tc>
         <w:tc>
-          <w:tcPr/>
+          <w:tcPr>
+            <w:tcW w:type="dxa" w:w="5669"/>
+          </w:tcPr>
           <w:p>
             <w:pPr>
               <w:pStyle w:val="Compact"/>
+              <w:spacing w:before="20" w:after="20" w:line="240" w:lineRule="auto"/>
               <w:jc w:val="left"/>
             </w:pPr>
             <w:r>
@@ -14821,6 +15946,7 @@
     <w:p xmlns:a="http://schemas.openxmlformats.org/drawingml/2006/main" xmlns:pic="http://schemas.openxmlformats.org/drawingml/2006/picture">
       <w:pPr>
         <w:pStyle w:val="BlockText"/>
+        <w:jc w:val="both"/>
       </w:pPr>
       <w:r>
         <w:rPr>

--- a/docs/especificacion-proyecto.docx
+++ b/docs/especificacion-proyecto.docx
@@ -3273,7 +3273,7 @@
               <a:graphicData uri="http://schemas.openxmlformats.org/drawingml/2006/picture">
                 <pic:pic>
                   <pic:nvPicPr>
-                    <pic:cNvPr descr="file:///home/usitee/.hermes/workspace/sistema-biblioteca-prog2/docs/diagramas/diagrama-clases-uml.png" id="41" name="Picture"/>
+                    <pic:cNvPr descr="diagramas/diagrama-clases-uml.png" id="41" name="Picture"/>
                     <pic:cNvPicPr>
                       <a:picLocks noChangeArrowheads="1" noChangeAspect="1"/>
                     </pic:cNvPicPr>
@@ -3368,7 +3368,7 @@
               <a:graphicData uri="http://schemas.openxmlformats.org/drawingml/2006/picture">
                 <pic:pic>
                   <pic:nvPicPr>
-                    <pic:cNvPr descr="file:///home/usitee/.hermes/workspace/sistema-biblioteca-prog2/docs/diagramas/diagrama-er-bd.png" id="45" name="Picture"/>
+                    <pic:cNvPr descr="diagramas/diagrama-er-bd.png" id="45" name="Picture"/>
                     <pic:cNvPicPr>
                       <a:picLocks noChangeArrowheads="1" noChangeAspect="1"/>
                     </pic:cNvPicPr>
@@ -3431,7 +3431,109 @@
     </w:p>
     <w:p>
       <w:pPr>
-        <w:pStyle w:val="BodyText"/>
+        <w:pStyle w:val="BlockText"/>
+        <w:spacing w:line="360" w:lineRule="auto"/>
+        <w:jc w:val="both"/>
+      </w:pPr>
+      <w:r>
+        <w:rPr>
+          <w:rFonts w:ascii="Cambria" w:hAnsi="Cambria"/>
+          <w:b/>
+          <w:bCs/>
+        </w:rPr>
+        <w:t xml:space="preserve">Nota de diseño:</w:t>
+      </w:r>
+      <w:r>
+        <w:rPr>
+          <w:rFonts w:ascii="Cambria" w:hAnsi="Cambria"/>
+        </w:rPr>
+        <w:t xml:space="preserve"> </w:t>
+      </w:r>
+      <w:r>
+        <w:rPr>
+          <w:rFonts w:ascii="Cambria" w:hAnsi="Cambria"/>
+        </w:rPr>
+        <w:t xml:space="preserve">El modelo presentado es una versión simplificada para fines académicos. En un entorno productivo,</w:t>
+      </w:r>
+      <w:r>
+        <w:rPr>
+          <w:rFonts w:ascii="Cambria" w:hAnsi="Cambria"/>
+        </w:rPr>
+        <w:t xml:space="preserve"> </w:t>
+      </w:r>
+      <w:r>
+        <w:rPr>
+          <w:rStyle w:val="VerbatimChar"/>
+          <w:rFonts w:ascii="Cambria" w:hAnsi="Cambria"/>
+        </w:rPr>
+        <w:t xml:space="preserve">carrera_departamento</w:t>
+      </w:r>
+      <w:r>
+        <w:rPr>
+          <w:rFonts w:ascii="Cambria" w:hAnsi="Cambria"/>
+        </w:rPr>
+        <w:t xml:space="preserve"> </w:t>
+      </w:r>
+      <w:r>
+        <w:rPr>
+          <w:rFonts w:ascii="Cambria" w:hAnsi="Cambria"/>
+        </w:rPr>
+        <w:t xml:space="preserve">y</w:t>
+      </w:r>
+      <w:r>
+        <w:rPr>
+          <w:rFonts w:ascii="Cambria" w:hAnsi="Cambria"/>
+        </w:rPr>
+        <w:t xml:space="preserve"> </w:t>
+      </w:r>
+      <w:r>
+        <w:rPr>
+          <w:rStyle w:val="VerbatimChar"/>
+          <w:rFonts w:ascii="Cambria" w:hAnsi="Cambria"/>
+        </w:rPr>
+        <w:t xml:space="preserve">tipo</w:t>
+      </w:r>
+      <w:r>
+        <w:rPr>
+          <w:rFonts w:ascii="Cambria" w:hAnsi="Cambria"/>
+        </w:rPr>
+        <w:t xml:space="preserve"> </w:t>
+      </w:r>
+      <w:r>
+        <w:rPr>
+          <w:rFonts w:ascii="Cambria" w:hAnsi="Cambria"/>
+        </w:rPr>
+        <w:t xml:space="preserve">en socios, así como</w:t>
+      </w:r>
+      <w:r>
+        <w:rPr>
+          <w:rFonts w:ascii="Cambria" w:hAnsi="Cambria"/>
+        </w:rPr>
+        <w:t xml:space="preserve"> </w:t>
+      </w:r>
+      <w:r>
+        <w:rPr>
+          <w:rStyle w:val="VerbatimChar"/>
+          <w:rFonts w:ascii="Cambria" w:hAnsi="Cambria"/>
+        </w:rPr>
+        <w:t xml:space="preserve">autor</w:t>
+      </w:r>
+      <w:r>
+        <w:rPr>
+          <w:rFonts w:ascii="Cambria" w:hAnsi="Cambria"/>
+        </w:rPr>
+        <w:t xml:space="preserve"> </w:t>
+      </w:r>
+      <w:r>
+        <w:rPr>
+          <w:rFonts w:ascii="Cambria" w:hAnsi="Cambria"/>
+        </w:rPr>
+        <w:t xml:space="preserve">en libros, se normalizarían en tablas separadas (carreras, tipos_socio, autores) para evitar redundancia.</w:t>
+      </w:r>
+    </w:p>
+    <w:p>
+      <w:pPr>
+        <w:pStyle w:val="FirstParagraph"/>
         <w:spacing w:line="360" w:lineRule="auto"/>
         <w:jc w:val="both"/>
       </w:pPr>
@@ -4775,6 +4877,19 @@
         <w:t xml:space="preserve">9.2 Historial de Commits</w:t>
       </w:r>
     </w:p>
+    <w:p>
+      <w:pPr>
+        <w:pStyle w:val="FirstParagraph"/>
+        <w:spacing w:line="360" w:lineRule="auto"/>
+        <w:jc w:val="both"/>
+      </w:pPr>
+      <w:r>
+        <w:rPr>
+          <w:rFonts w:ascii="Cambria" w:hAnsi="Cambria"/>
+        </w:rPr>
+        <w:t xml:space="preserve">El historial refleja la evolucion del proyecto desde la estructura inicial (commit #2) hasta la entrega final (#20). Los primeros commits establecieron el modelo POO y la declaratoria de uso de IA. A partir del commit #6 se agrego la documentacion completa del proyecto. Los commits #10-#14 documentan el trabajo de base de datos de Cindy y las capturas del manual de Mayra. Los commits #15-#20 corresponden a correcciones de formato y la generacion final de PDF con estandar academico.</w:t>
+      </w:r>
+    </w:p>
     <w:tbl>
       <w:tblPr>
         <w:tblStyle w:val="Table"/>
@@ -5180,14 +5295,6 @@
           <w:p>
             <w:pPr>
               <w:pStyle w:val="Compact"/>
-            </w:pPr>
-          </w:p>
-        </w:tc>
-        <w:tc>
-          <w:tcPr/>
-          <w:p>
-            <w:pPr>
-              <w:pStyle w:val="Compact"/>
               <w:jc w:val="center"/>
             </w:pPr>
             <w:r>
@@ -5218,6 +5325,22 @@
           <w:p>
             <w:pPr>
               <w:pStyle w:val="Compact"/>
+              <w:jc w:val="center"/>
+            </w:pPr>
+            <w:r>
+              <w:rPr>
+                <w:rStyle w:val="VerbatimChar"/>
+                <w:rFonts w:ascii="Cambria" w:hAnsi="Cambria"/>
+              </w:rPr>
+              <w:t xml:space="preserve">ac193dd</w:t>
+            </w:r>
+          </w:p>
+        </w:tc>
+        <w:tc>
+          <w:tcPr/>
+          <w:p>
+            <w:pPr>
+              <w:pStyle w:val="Compact"/>
               <w:jc w:val="left"/>
             </w:pPr>
             <w:r>
@@ -5225,7 +5348,7 @@
                 <w:rStyle w:val="VerbatimChar"/>
                 <w:rFonts w:ascii="Cambria" w:hAnsi="Cambria"/>
               </w:rPr>
-              <w:t xml:space="preserve">ac193dd</w:t>
+              <w:t xml:space="preserve">docs: agregar documentacion del proyecto (especificacion, manual, Gantt, README con roles)</w:t>
             </w:r>
           </w:p>
         </w:tc>
@@ -5236,14 +5359,6 @@
           <w:p>
             <w:pPr>
               <w:pStyle w:val="Compact"/>
-            </w:pPr>
-          </w:p>
-        </w:tc>
-        <w:tc>
-          <w:tcPr/>
-          <w:p>
-            <w:pPr>
-              <w:pStyle w:val="Compact"/>
               <w:jc w:val="center"/>
             </w:pPr>
             <w:r>
@@ -5274,6 +5389,22 @@
           <w:p>
             <w:pPr>
               <w:pStyle w:val="Compact"/>
+              <w:jc w:val="center"/>
+            </w:pPr>
+            <w:r>
+              <w:rPr>
+                <w:rStyle w:val="VerbatimChar"/>
+                <w:rFonts w:ascii="Cambria" w:hAnsi="Cambria"/>
+              </w:rPr>
+              <w:t xml:space="preserve">6cf6167</w:t>
+            </w:r>
+          </w:p>
+        </w:tc>
+        <w:tc>
+          <w:tcPr/>
+          <w:p>
+            <w:pPr>
+              <w:pStyle w:val="Compact"/>
               <w:jc w:val="left"/>
             </w:pPr>
             <w:r>
@@ -5281,7 +5412,7 @@
                 <w:rStyle w:val="VerbatimChar"/>
                 <w:rFonts w:ascii="Cambria" w:hAnsi="Cambria"/>
               </w:rPr>
-              <w:t xml:space="preserve">6cf6167</w:t>
+              <w:t xml:space="preserve">docs: especificacion visible en markdown + creditos de autoría por integrante en cada archivo</w:t>
             </w:r>
           </w:p>
         </w:tc>
@@ -5292,14 +5423,6 @@
           <w:p>
             <w:pPr>
               <w:pStyle w:val="Compact"/>
-            </w:pPr>
-          </w:p>
-        </w:tc>
-        <w:tc>
-          <w:tcPr/>
-          <w:p>
-            <w:pPr>
-              <w:pStyle w:val="Compact"/>
               <w:jc w:val="center"/>
             </w:pPr>
             <w:r>
@@ -5330,6 +5453,22 @@
           <w:p>
             <w:pPr>
               <w:pStyle w:val="Compact"/>
+              <w:jc w:val="center"/>
+            </w:pPr>
+            <w:r>
+              <w:rPr>
+                <w:rStyle w:val="VerbatimChar"/>
+                <w:rFonts w:ascii="Cambria" w:hAnsi="Cambria"/>
+              </w:rPr>
+              <w:t xml:space="preserve">2d1e028</w:t>
+            </w:r>
+          </w:p>
+        </w:tc>
+        <w:tc>
+          <w:tcPr/>
+          <w:p>
+            <w:pPr>
+              <w:pStyle w:val="Compact"/>
               <w:jc w:val="left"/>
             </w:pPr>
             <w:r>
@@ -5337,7 +5476,7 @@
                 <w:rStyle w:val="VerbatimChar"/>
                 <w:rFonts w:ascii="Cambria" w:hAnsi="Cambria"/>
               </w:rPr>
-              <w:t xml:space="preserve">2d1e028</w:t>
+              <w:t xml:space="preserve">fix: formato limpio del credito de Mayra en manual-usuario.md</w:t>
             </w:r>
           </w:p>
         </w:tc>
@@ -5348,14 +5487,6 @@
           <w:p>
             <w:pPr>
               <w:pStyle w:val="Compact"/>
-            </w:pPr>
-          </w:p>
-        </w:tc>
-        <w:tc>
-          <w:tcPr/>
-          <w:p>
-            <w:pPr>
-              <w:pStyle w:val="Compact"/>
               <w:jc w:val="center"/>
             </w:pPr>
             <w:r>
@@ -5386,6 +5517,22 @@
           <w:p>
             <w:pPr>
               <w:pStyle w:val="Compact"/>
+              <w:jc w:val="center"/>
+            </w:pPr>
+            <w:r>
+              <w:rPr>
+                <w:rStyle w:val="VerbatimChar"/>
+                <w:rFonts w:ascii="Cambria" w:hAnsi="Cambria"/>
+              </w:rPr>
+              <w:t xml:space="preserve">e8ce1b1</w:t>
+            </w:r>
+          </w:p>
+        </w:tc>
+        <w:tc>
+          <w:tcPr/>
+          <w:p>
+            <w:pPr>
+              <w:pStyle w:val="Compact"/>
               <w:jc w:val="left"/>
             </w:pPr>
             <w:r>
@@ -5393,7 +5540,7 @@
                 <w:rStyle w:val="VerbatimChar"/>
                 <w:rFonts w:ascii="Cambria" w:hAnsi="Cambria"/>
               </w:rPr>
-              <w:t xml:space="preserve">e8ce1b1</w:t>
+              <w:t xml:space="preserve">fix: actualizar historial de commits y DECLARATORIA (Tkinter + incremental)</w:t>
             </w:r>
           </w:p>
         </w:tc>
@@ -5404,14 +5551,6 @@
           <w:p>
             <w:pPr>
               <w:pStyle w:val="Compact"/>
-            </w:pPr>
-          </w:p>
-        </w:tc>
-        <w:tc>
-          <w:tcPr/>
-          <w:p>
-            <w:pPr>
-              <w:pStyle w:val="Compact"/>
               <w:jc w:val="center"/>
             </w:pPr>
             <w:r>
@@ -5442,6 +5581,22 @@
           <w:p>
             <w:pPr>
               <w:pStyle w:val="Compact"/>
+              <w:jc w:val="center"/>
+            </w:pPr>
+            <w:r>
+              <w:rPr>
+                <w:rStyle w:val="VerbatimChar"/>
+                <w:rFonts w:ascii="Cambria" w:hAnsi="Cambria"/>
+              </w:rPr>
+              <w:t xml:space="preserve">165d556</w:t>
+            </w:r>
+          </w:p>
+        </w:tc>
+        <w:tc>
+          <w:tcPr/>
+          <w:p>
+            <w:pPr>
+              <w:pStyle w:val="Compact"/>
               <w:jc w:val="left"/>
             </w:pPr>
             <w:r>
@@ -5449,7 +5604,7 @@
                 <w:rStyle w:val="VerbatimChar"/>
                 <w:rFonts w:ascii="Cambria" w:hAnsi="Cambria"/>
               </w:rPr>
-              <w:t xml:space="preserve">165d556</w:t>
+              <w:t xml:space="preserve">docs: restaurar formato original con logo UAE + commits hasta #10</w:t>
             </w:r>
           </w:p>
         </w:tc>
@@ -5460,14 +5615,6 @@
           <w:p>
             <w:pPr>
               <w:pStyle w:val="Compact"/>
-            </w:pPr>
-          </w:p>
-        </w:tc>
-        <w:tc>
-          <w:tcPr/>
-          <w:p>
-            <w:pPr>
-              <w:pStyle w:val="Compact"/>
               <w:jc w:val="center"/>
             </w:pPr>
             <w:r>
@@ -5498,6 +5645,22 @@
           <w:p>
             <w:pPr>
               <w:pStyle w:val="Compact"/>
+              <w:jc w:val="center"/>
+            </w:pPr>
+            <w:r>
+              <w:rPr>
+                <w:rStyle w:val="VerbatimChar"/>
+                <w:rFonts w:ascii="Cambria" w:hAnsi="Cambria"/>
+              </w:rPr>
+              <w:t xml:space="preserve">8b01d20</w:t>
+            </w:r>
+          </w:p>
+        </w:tc>
+        <w:tc>
+          <w:tcPr/>
+          <w:p>
+            <w:pPr>
+              <w:pStyle w:val="Compact"/>
               <w:jc w:val="left"/>
             </w:pPr>
             <w:r>
@@ -5505,7 +5668,7 @@
                 <w:rStyle w:val="VerbatimChar"/>
                 <w:rFonts w:ascii="Cambria" w:hAnsi="Cambria"/>
               </w:rPr>
-              <w:t xml:space="preserve">8b01d20</w:t>
+              <w:t xml:space="preserve">docs: sincronizar historial de commits en markdown hasta #10</w:t>
             </w:r>
           </w:p>
         </w:tc>
@@ -5516,14 +5679,6 @@
           <w:p>
             <w:pPr>
               <w:pStyle w:val="Compact"/>
-            </w:pPr>
-          </w:p>
-        </w:tc>
-        <w:tc>
-          <w:tcPr/>
-          <w:p>
-            <w:pPr>
-              <w:pStyle w:val="Compact"/>
               <w:jc w:val="center"/>
             </w:pPr>
             <w:r>
@@ -5554,6 +5709,22 @@
           <w:p>
             <w:pPr>
               <w:pStyle w:val="Compact"/>
+              <w:jc w:val="center"/>
+            </w:pPr>
+            <w:r>
+              <w:rPr>
+                <w:rStyle w:val="VerbatimChar"/>
+                <w:rFonts w:ascii="Cambria" w:hAnsi="Cambria"/>
+              </w:rPr>
+              <w:t xml:space="preserve">ee37e02</w:t>
+            </w:r>
+          </w:p>
+        </w:tc>
+        <w:tc>
+          <w:tcPr/>
+          <w:p>
+            <w:pPr>
+              <w:pStyle w:val="Compact"/>
               <w:jc w:val="left"/>
             </w:pPr>
             <w:r>
@@ -5561,7 +5732,7 @@
                 <w:rStyle w:val="VerbatimChar"/>
                 <w:rFonts w:ascii="Cambria" w:hAnsi="Cambria"/>
               </w:rPr>
-              <w:t xml:space="preserve">ee37e02</w:t>
+              <w:t xml:space="preserve">feat: seed de base de datos con datos de prueba (Cindy Ayoví - BD)</w:t>
             </w:r>
           </w:p>
         </w:tc>
@@ -5572,14 +5743,6 @@
           <w:p>
             <w:pPr>
               <w:pStyle w:val="Compact"/>
-            </w:pPr>
-          </w:p>
-        </w:tc>
-        <w:tc>
-          <w:tcPr/>
-          <w:p>
-            <w:pPr>
-              <w:pStyle w:val="Compact"/>
               <w:jc w:val="center"/>
             </w:pPr>
             <w:r>
@@ -5610,6 +5773,22 @@
           <w:p>
             <w:pPr>
               <w:pStyle w:val="Compact"/>
+              <w:jc w:val="center"/>
+            </w:pPr>
+            <w:r>
+              <w:rPr>
+                <w:rStyle w:val="VerbatimChar"/>
+                <w:rFonts w:ascii="Cambria" w:hAnsi="Cambria"/>
+              </w:rPr>
+              <w:t xml:space="preserve">11cf096</w:t>
+            </w:r>
+          </w:p>
+        </w:tc>
+        <w:tc>
+          <w:tcPr/>
+          <w:p>
+            <w:pPr>
+              <w:pStyle w:val="Compact"/>
               <w:jc w:val="left"/>
             </w:pPr>
             <w:r>
@@ -5617,7 +5796,7 @@
                 <w:rStyle w:val="VerbatimChar"/>
                 <w:rFonts w:ascii="Cambria" w:hAnsi="Cambria"/>
               </w:rPr>
-              <w:t xml:space="preserve">11cf096</w:t>
+              <w:t xml:space="preserve">docs: completar manual de usuario (instalacion, solucion problemas, FAQ)</w:t>
             </w:r>
           </w:p>
         </w:tc>
@@ -5628,14 +5807,6 @@
           <w:p>
             <w:pPr>
               <w:pStyle w:val="Compact"/>
-            </w:pPr>
-          </w:p>
-        </w:tc>
-        <w:tc>
-          <w:tcPr/>
-          <w:p>
-            <w:pPr>
-              <w:pStyle w:val="Compact"/>
               <w:jc w:val="center"/>
             </w:pPr>
             <w:r>
@@ -5666,6 +5837,22 @@
           <w:p>
             <w:pPr>
               <w:pStyle w:val="Compact"/>
+              <w:jc w:val="center"/>
+            </w:pPr>
+            <w:r>
+              <w:rPr>
+                <w:rStyle w:val="VerbatimChar"/>
+                <w:rFonts w:ascii="Cambria" w:hAnsi="Cambria"/>
+              </w:rPr>
+              <w:t xml:space="preserve">f5ee021</w:t>
+            </w:r>
+          </w:p>
+        </w:tc>
+        <w:tc>
+          <w:tcPr/>
+          <w:p>
+            <w:pPr>
+              <w:pStyle w:val="Compact"/>
               <w:jc w:val="left"/>
             </w:pPr>
             <w:r>
@@ -5673,7 +5860,7 @@
                 <w:rStyle w:val="VerbatimChar"/>
                 <w:rFonts w:ascii="Cambria" w:hAnsi="Cambria"/>
               </w:rPr>
-              <w:t xml:space="preserve">f5ee021</w:t>
+              <w:t xml:space="preserve">docs: agregar capturas de pantalla (8) al manual</w:t>
             </w:r>
           </w:p>
         </w:tc>
@@ -5684,14 +5871,6 @@
           <w:p>
             <w:pPr>
               <w:pStyle w:val="Compact"/>
-            </w:pPr>
-          </w:p>
-        </w:tc>
-        <w:tc>
-          <w:tcPr/>
-          <w:p>
-            <w:pPr>
-              <w:pStyle w:val="Compact"/>
               <w:jc w:val="center"/>
             </w:pPr>
             <w:r>
@@ -5722,6 +5901,22 @@
           <w:p>
             <w:pPr>
               <w:pStyle w:val="Compact"/>
+              <w:jc w:val="center"/>
+            </w:pPr>
+            <w:r>
+              <w:rPr>
+                <w:rStyle w:val="VerbatimChar"/>
+                <w:rFonts w:ascii="Cambria" w:hAnsi="Cambria"/>
+              </w:rPr>
+              <w:t xml:space="preserve">bdbca88</w:t>
+            </w:r>
+          </w:p>
+        </w:tc>
+        <w:tc>
+          <w:tcPr/>
+          <w:p>
+            <w:pPr>
+              <w:pStyle w:val="Compact"/>
               <w:jc w:val="left"/>
             </w:pPr>
             <w:r>
@@ -5729,7 +5924,7 @@
                 <w:rStyle w:val="VerbatimChar"/>
                 <w:rFonts w:ascii="Cambria" w:hAnsi="Cambria"/>
               </w:rPr>
-              <w:t xml:space="preserve">bdbca88</w:t>
+              <w:t xml:space="preserve">fix: corregir duplicados y numeracion en manual y especificacion</w:t>
             </w:r>
           </w:p>
         </w:tc>
@@ -5740,14 +5935,6 @@
           <w:p>
             <w:pPr>
               <w:pStyle w:val="Compact"/>
-            </w:pPr>
-          </w:p>
-        </w:tc>
-        <w:tc>
-          <w:tcPr/>
-          <w:p>
-            <w:pPr>
-              <w:pStyle w:val="Compact"/>
               <w:jc w:val="center"/>
             </w:pPr>
             <w:r>
@@ -5778,6 +5965,22 @@
           <w:p>
             <w:pPr>
               <w:pStyle w:val="Compact"/>
+              <w:jc w:val="center"/>
+            </w:pPr>
+            <w:r>
+              <w:rPr>
+                <w:rStyle w:val="VerbatimChar"/>
+                <w:rFonts w:ascii="Cambria" w:hAnsi="Cambria"/>
+              </w:rPr>
+              <w:t xml:space="preserve">5b31576</w:t>
+            </w:r>
+          </w:p>
+        </w:tc>
+        <w:tc>
+          <w:tcPr/>
+          <w:p>
+            <w:pPr>
+              <w:pStyle w:val="Compact"/>
               <w:jc w:val="left"/>
             </w:pPr>
             <w:r>
@@ -5785,7 +5988,7 @@
                 <w:rStyle w:val="VerbatimChar"/>
                 <w:rFonts w:ascii="Cambria" w:hAnsi="Cambria"/>
               </w:rPr>
-              <w:t xml:space="preserve">5b31576</w:t>
+              <w:t xml:space="preserve">docs: agregar ER diagrama, DDL SQL, consultas SQL, DB Browser guia, Anexos BD</w:t>
             </w:r>
           </w:p>
         </w:tc>
@@ -5796,14 +5999,6 @@
           <w:p>
             <w:pPr>
               <w:pStyle w:val="Compact"/>
-            </w:pPr>
-          </w:p>
-        </w:tc>
-        <w:tc>
-          <w:tcPr/>
-          <w:p>
-            <w:pPr>
-              <w:pStyle w:val="Compact"/>
               <w:jc w:val="center"/>
             </w:pPr>
             <w:r>
@@ -5834,6 +6029,22 @@
           <w:p>
             <w:pPr>
               <w:pStyle w:val="Compact"/>
+              <w:jc w:val="center"/>
+            </w:pPr>
+            <w:r>
+              <w:rPr>
+                <w:rStyle w:val="VerbatimChar"/>
+                <w:rFonts w:ascii="Cambria" w:hAnsi="Cambria"/>
+              </w:rPr>
+              <w:t xml:space="preserve">cd3f461</w:t>
+            </w:r>
+          </w:p>
+        </w:tc>
+        <w:tc>
+          <w:tcPr/>
+          <w:p>
+            <w:pPr>
+              <w:pStyle w:val="Compact"/>
               <w:jc w:val="left"/>
             </w:pPr>
             <w:r>
@@ -5841,7 +6052,7 @@
                 <w:rStyle w:val="VerbatimChar"/>
                 <w:rFonts w:ascii="Cambria" w:hAnsi="Cambria"/>
               </w:rPr>
-              <w:t xml:space="preserve">cd3f461</w:t>
+              <w:t xml:space="preserve">docs: ajustar formato DOCX y PDF con estilos academicos (margenes, header, footer)</w:t>
             </w:r>
           </w:p>
         </w:tc>
@@ -5852,14 +6063,6 @@
           <w:p>
             <w:pPr>
               <w:pStyle w:val="Compact"/>
-            </w:pPr>
-          </w:p>
-        </w:tc>
-        <w:tc>
-          <w:tcPr/>
-          <w:p>
-            <w:pPr>
-              <w:pStyle w:val="Compact"/>
               <w:jc w:val="center"/>
             </w:pPr>
             <w:r>
@@ -5890,6 +6093,22 @@
           <w:p>
             <w:pPr>
               <w:pStyle w:val="Compact"/>
+              <w:jc w:val="center"/>
+            </w:pPr>
+            <w:r>
+              <w:rPr>
+                <w:rStyle w:val="VerbatimChar"/>
+                <w:rFonts w:ascii="Cambria" w:hAnsi="Cambria"/>
+              </w:rPr>
+              <w:t xml:space="preserve">b9799eb</w:t>
+            </w:r>
+          </w:p>
+        </w:tc>
+        <w:tc>
+          <w:tcPr/>
+          <w:p>
+            <w:pPr>
+              <w:pStyle w:val="Compact"/>
               <w:jc w:val="left"/>
             </w:pPr>
             <w:r>
@@ -5897,7 +6116,7 @@
                 <w:rStyle w:val="VerbatimChar"/>
                 <w:rFonts w:ascii="Cambria" w:hAnsi="Cambria"/>
               </w:rPr>
-              <w:t xml:space="preserve">b9799eb</w:t>
+              <w:t xml:space="preserve">docs: portada con logo UAE, header/footer Grupo #1</w:t>
             </w:r>
           </w:p>
         </w:tc>
@@ -5908,14 +6127,6 @@
           <w:p>
             <w:pPr>
               <w:pStyle w:val="Compact"/>
-            </w:pPr>
-          </w:p>
-        </w:tc>
-        <w:tc>
-          <w:tcPr/>
-          <w:p>
-            <w:pPr>
-              <w:pStyle w:val="Compact"/>
               <w:jc w:val="center"/>
             </w:pPr>
             <w:r>
@@ -5946,6 +6157,22 @@
           <w:p>
             <w:pPr>
               <w:pStyle w:val="Compact"/>
+              <w:jc w:val="center"/>
+            </w:pPr>
+            <w:r>
+              <w:rPr>
+                <w:rStyle w:val="VerbatimChar"/>
+                <w:rFonts w:ascii="Cambria" w:hAnsi="Cambria"/>
+              </w:rPr>
+              <w:t xml:space="preserve">782f1a5</w:t>
+            </w:r>
+          </w:p>
+        </w:tc>
+        <w:tc>
+          <w:tcPr/>
+          <w:p>
+            <w:pPr>
+              <w:pStyle w:val="Compact"/>
               <w:jc w:val="left"/>
             </w:pPr>
             <w:r>
@@ -5953,7 +6180,7 @@
                 <w:rStyle w:val="VerbatimChar"/>
                 <w:rFonts w:ascii="Cambria" w:hAnsi="Cambria"/>
               </w:rPr>
-              <w:t xml:space="preserve">782f1a5</w:t>
+              <w:t xml:space="preserve">docs: arreglar formato PDF - portada compacta, tabla elegante, sin duplicados</w:t>
             </w:r>
           </w:p>
         </w:tc>
@@ -5964,14 +6191,6 @@
           <w:p>
             <w:pPr>
               <w:pStyle w:val="Compact"/>
-            </w:pPr>
-          </w:p>
-        </w:tc>
-        <w:tc>
-          <w:tcPr/>
-          <w:p>
-            <w:pPr>
-              <w:pStyle w:val="Compact"/>
               <w:jc w:val="center"/>
             </w:pPr>
             <w:r>
@@ -6002,6 +6221,22 @@
           <w:p>
             <w:pPr>
               <w:pStyle w:val="Compact"/>
+              <w:jc w:val="center"/>
+            </w:pPr>
+            <w:r>
+              <w:rPr>
+                <w:rStyle w:val="VerbatimChar"/>
+                <w:rFonts w:ascii="Cambria" w:hAnsi="Cambria"/>
+              </w:rPr>
+              <w:t xml:space="preserve">782f1a5</w:t>
+            </w:r>
+          </w:p>
+        </w:tc>
+        <w:tc>
+          <w:tcPr/>
+          <w:p>
+            <w:pPr>
+              <w:pStyle w:val="Compact"/>
               <w:jc w:val="left"/>
             </w:pPr>
             <w:r>
@@ -6009,7 +6244,7 @@
                 <w:rStyle w:val="VerbatimChar"/>
                 <w:rFonts w:ascii="Cambria" w:hAnsi="Cambria"/>
               </w:rPr>
-              <w:t xml:space="preserve">782f1a5</w:t>
+              <w:t xml:space="preserve">docs: actualizar Gantt + estado final del proyecto (entrega completa)</w:t>
             </w:r>
           </w:p>
         </w:tc>
@@ -6265,7 +6500,7 @@
               <a:graphicData uri="http://schemas.openxmlformats.org/drawingml/2006/picture">
                 <pic:pic>
                   <pic:nvPicPr>
-                    <pic:cNvPr descr="file:///home/usitee/.hermes/workspace/sistema-biblioteca-prog2/docs/diagramas/gantt-proyecto.png" id="58" name="Picture"/>
+                    <pic:cNvPr descr="diagramas/gantt-proyecto.png" id="58" name="Picture"/>
                     <pic:cNvPicPr>
                       <a:picLocks noChangeArrowheads="1" noChangeAspect="1"/>
                     </pic:cNvPicPr>
@@ -10553,7 +10788,7 @@
       </w:r>
     </w:p>
     <w:bookmarkEnd w:id="65"/>
-    <w:bookmarkStart w:id="71" w:name="diseño-de-la-base-de-datos"/>
+    <w:bookmarkStart w:id="73" w:name="diseño-de-la-base-de-datos"/>
     <w:p>
       <w:pPr>
         <w:pStyle w:val="Heading2"/>
@@ -10567,7 +10802,7 @@
         <w:t xml:space="preserve">12. Diseño de la Base de Datos</w:t>
       </w:r>
     </w:p>
-    <w:bookmarkStart w:id="66" w:name="modelo-entidad-relación"/>
+    <w:bookmarkStart w:id="68" w:name="modelo-entidad-relación"/>
     <w:p>
       <w:pPr>
         <w:pStyle w:val="Heading3"/>
@@ -10579,6 +10814,132 @@
           <w:rFonts w:ascii="Cambria" w:hAnsi="Cambria"/>
         </w:rPr>
         <w:t xml:space="preserve">12.1 Modelo Entidad-Relación</w:t>
+      </w:r>
+    </w:p>
+    <w:p>
+      <w:pPr>
+        <w:pStyle w:val="CaptionedFigure"/>
+        <w:spacing w:line="360" w:lineRule="auto"/>
+        <w:jc w:val="both"/>
+      </w:pPr>
+      <w:r>
+        <w:rPr>
+          <w:rFonts w:ascii="Cambria" w:hAnsi="Cambria"/>
+        </w:rPr>
+        <w:drawing>
+          <wp:inline>
+            <wp:extent cx="3759200" cy="5041900"/>
+            <wp:effectExtent b="0" l="0" r="0" t="0"/>
+            <wp:docPr descr="Diagrama Entidad-Relacion" title="" id="66" name="Picture"/>
+            <a:graphic>
+              <a:graphicData uri="http://schemas.openxmlformats.org/drawingml/2006/picture">
+                <pic:pic>
+                  <pic:nvPicPr>
+                    <pic:cNvPr descr="diagramas/diagrama-er-bd.png" id="67" name="Picture"/>
+                    <pic:cNvPicPr>
+                      <a:picLocks noChangeArrowheads="1" noChangeAspect="1"/>
+                    </pic:cNvPicPr>
+                  </pic:nvPicPr>
+                  <pic:blipFill>
+                    <a:blip r:embed="rId43"/>
+                    <a:stretch>
+                      <a:fillRect/>
+                    </a:stretch>
+                  </pic:blipFill>
+                  <pic:spPr bwMode="auto">
+                    <a:xfrm>
+                      <a:off x="0" y="0"/>
+                      <a:ext cx="3759200" cy="5041900"/>
+                    </a:xfrm>
+                    <a:prstGeom prst="rect">
+                      <a:avLst/>
+                    </a:prstGeom>
+                    <a:noFill/>
+                    <a:ln w="9525">
+                      <a:noFill/>
+                      <a:headEnd/>
+                      <a:tailEnd/>
+                    </a:ln>
+                  </pic:spPr>
+                </pic:pic>
+              </a:graphicData>
+            </a:graphic>
+          </wp:inline>
+        </w:drawing>
+      </w:r>
+    </w:p>
+    <w:p>
+      <w:pPr>
+        <w:pStyle w:val="ImageCaption"/>
+        <w:spacing w:line="360" w:lineRule="auto"/>
+        <w:jc w:val="both"/>
+      </w:pPr>
+      <w:r>
+        <w:rPr>
+          <w:rFonts w:ascii="Cambria" w:hAnsi="Cambria"/>
+        </w:rPr>
+        <w:t xml:space="preserve">Diagrama Entidad-Relacion</w:t>
+      </w:r>
+    </w:p>
+    <w:p>
+      <w:pPr>
+        <w:pStyle w:val="BodyText"/>
+        <w:spacing w:line="360" w:lineRule="auto"/>
+        <w:jc w:val="both"/>
+      </w:pPr>
+      <w:r>
+        <w:rPr>
+          <w:rFonts w:ascii="Cambria" w:hAnsi="Cambria"/>
+          <w:i/>
+          <w:iCs/>
+        </w:rPr>
+        <w:t xml:space="preserve">Diagrama 5: Modelo Entidad-Relacion del sistema con las tablas socios, libros, prestamos y reservas.</w:t>
+      </w:r>
+    </w:p>
+    <w:p>
+      <w:pPr>
+        <w:pStyle w:val="BodyText"/>
+        <w:spacing w:line="360" w:lineRule="auto"/>
+        <w:jc w:val="both"/>
+      </w:pPr>
+      <w:r>
+        <w:rPr>
+          <w:rFonts w:ascii="Cambria" w:hAnsi="Cambria"/>
+          <w:i/>
+          <w:iCs/>
+        </w:rPr>
+        <w:t xml:space="preserve">Nota: Cada socio puede tener 0 o muchos préstamos y 0 o muchas reservas.</w:t>
+      </w:r>
+      <w:r>
+        <w:rPr>
+          <w:rFonts w:ascii="Cambria" w:hAnsi="Cambria"/>
+          <w:i/>
+          <w:iCs/>
+        </w:rPr>
+        <w:t xml:space="preserve"> </w:t>
+      </w:r>
+      <w:r>
+        <w:rPr>
+          <w:rFonts w:ascii="Cambria" w:hAnsi="Cambria"/>
+          <w:i/>
+          <w:iCs/>
+        </w:rPr>
+        <w:t xml:space="preserve">Cada libro puede estar en 0 o muchos préstamos y 0 o muchas reservas.</w:t>
+      </w:r>
+    </w:p>
+    <w:bookmarkEnd w:id="68"/>
+    <w:bookmarkStart w:id="69" w:name="esquema-sql-ddl"/>
+    <w:p>
+      <w:pPr>
+        <w:pStyle w:val="Heading3"/>
+        <w:spacing w:line="360" w:lineRule="auto"/>
+        <w:jc w:val="both"/>
+      </w:pPr>
+      <w:r>
+        <w:rPr>
+          <w:rFonts w:ascii="Cambria" w:hAnsi="Cambria"/>
+        </w:rPr>
+        <w:t xml:space="preserve">12.2 Esquema SQL (DDL)</w:t>
       </w:r>
     </w:p>
     <w:p>
@@ -10589,10 +10950,73 @@
       </w:pPr>
       <w:r>
         <w:rPr>
-          <w:rStyle w:val="VerbatimChar"/>
-          <w:rFonts w:ascii="Cambria" w:hAnsi="Cambria"/>
-        </w:rPr>
-        <w:t xml:space="preserve">┌──────────────────┐         ┌──────────────────┐</w:t>
+          <w:rStyle w:val="KeywordTok"/>
+          <w:rFonts w:ascii="Cambria" w:hAnsi="Cambria"/>
+        </w:rPr>
+        <w:t xml:space="preserve">CREATE</w:t>
+      </w:r>
+      <w:r>
+        <w:rPr>
+          <w:rStyle w:val="NormalTok"/>
+          <w:rFonts w:ascii="Cambria" w:hAnsi="Cambria"/>
+        </w:rPr>
+        <w:t xml:space="preserve"> </w:t>
+      </w:r>
+      <w:r>
+        <w:rPr>
+          <w:rStyle w:val="KeywordTok"/>
+          <w:rFonts w:ascii="Cambria" w:hAnsi="Cambria"/>
+        </w:rPr>
+        <w:t xml:space="preserve">TABLE</w:t>
+      </w:r>
+      <w:r>
+        <w:rPr>
+          <w:rStyle w:val="NormalTok"/>
+          <w:rFonts w:ascii="Cambria" w:hAnsi="Cambria"/>
+        </w:rPr>
+        <w:t xml:space="preserve"> </w:t>
+      </w:r>
+      <w:r>
+        <w:rPr>
+          <w:rStyle w:val="ControlFlowTok"/>
+          <w:rFonts w:ascii="Cambria" w:hAnsi="Cambria"/>
+        </w:rPr>
+        <w:t xml:space="preserve">IF</w:t>
+      </w:r>
+      <w:r>
+        <w:rPr>
+          <w:rStyle w:val="NormalTok"/>
+          <w:rFonts w:ascii="Cambria" w:hAnsi="Cambria"/>
+        </w:rPr>
+        <w:t xml:space="preserve"> </w:t>
+      </w:r>
+      <w:r>
+        <w:rPr>
+          <w:rStyle w:val="KeywordTok"/>
+          <w:rFonts w:ascii="Cambria" w:hAnsi="Cambria"/>
+        </w:rPr>
+        <w:t xml:space="preserve">NOT</w:t>
+      </w:r>
+      <w:r>
+        <w:rPr>
+          <w:rStyle w:val="NormalTok"/>
+          <w:rFonts w:ascii="Cambria" w:hAnsi="Cambria"/>
+        </w:rPr>
+        <w:t xml:space="preserve"> </w:t>
+      </w:r>
+      <w:r>
+        <w:rPr>
+          <w:rStyle w:val="KeywordTok"/>
+          <w:rFonts w:ascii="Cambria" w:hAnsi="Cambria"/>
+        </w:rPr>
+        <w:t xml:space="preserve">EXISTS</w:t>
+      </w:r>
+      <w:r>
+        <w:rPr>
+          <w:rStyle w:val="NormalTok"/>
+          <w:rFonts w:ascii="Cambria" w:hAnsi="Cambria"/>
+        </w:rPr>
+        <w:t xml:space="preserve"> socios (</w:t>
       </w:r>
       <w:r>
         <w:rPr>
@@ -10602,10 +11026,38 @@
       </w:r>
       <w:r>
         <w:rPr>
-          <w:rStyle w:val="VerbatimChar"/>
-          <w:rFonts w:ascii="Cambria" w:hAnsi="Cambria"/>
-        </w:rPr>
-        <w:t xml:space="preserve">│     socios       │         │     libros       │</w:t>
+          <w:rStyle w:val="NormalTok"/>
+          <w:rFonts w:ascii="Cambria" w:hAnsi="Cambria"/>
+        </w:rPr>
+        <w:t xml:space="preserve">    cedula TEXT </w:t>
+      </w:r>
+      <w:r>
+        <w:rPr>
+          <w:rStyle w:val="KeywordTok"/>
+          <w:rFonts w:ascii="Cambria" w:hAnsi="Cambria"/>
+        </w:rPr>
+        <w:t xml:space="preserve">PRIMARY</w:t>
+      </w:r>
+      <w:r>
+        <w:rPr>
+          <w:rStyle w:val="NormalTok"/>
+          <w:rFonts w:ascii="Cambria" w:hAnsi="Cambria"/>
+        </w:rPr>
+        <w:t xml:space="preserve"> </w:t>
+      </w:r>
+      <w:r>
+        <w:rPr>
+          <w:rStyle w:val="KeywordTok"/>
+          <w:rFonts w:ascii="Cambria" w:hAnsi="Cambria"/>
+        </w:rPr>
+        <w:t xml:space="preserve">KEY</w:t>
+      </w:r>
+      <w:r>
+        <w:rPr>
+          <w:rStyle w:val="NormalTok"/>
+          <w:rFonts w:ascii="Cambria" w:hAnsi="Cambria"/>
+        </w:rPr>
+        <w:t xml:space="preserve">,</w:t>
       </w:r>
       <w:r>
         <w:rPr>
@@ -10615,10 +11067,38 @@
       </w:r>
       <w:r>
         <w:rPr>
-          <w:rStyle w:val="VerbatimChar"/>
-          <w:rFonts w:ascii="Cambria" w:hAnsi="Cambria"/>
-        </w:rPr>
-        <w:t xml:space="preserve">├──────────────────┤         ├──────────────────┤</w:t>
+          <w:rStyle w:val="NormalTok"/>
+          <w:rFonts w:ascii="Cambria" w:hAnsi="Cambria"/>
+        </w:rPr>
+        <w:t xml:space="preserve">    nombre TEXT </w:t>
+      </w:r>
+      <w:r>
+        <w:rPr>
+          <w:rStyle w:val="KeywordTok"/>
+          <w:rFonts w:ascii="Cambria" w:hAnsi="Cambria"/>
+        </w:rPr>
+        <w:t xml:space="preserve">NOT</w:t>
+      </w:r>
+      <w:r>
+        <w:rPr>
+          <w:rStyle w:val="NormalTok"/>
+          <w:rFonts w:ascii="Cambria" w:hAnsi="Cambria"/>
+        </w:rPr>
+        <w:t xml:space="preserve"> </w:t>
+      </w:r>
+      <w:r>
+        <w:rPr>
+          <w:rStyle w:val="KeywordTok"/>
+          <w:rFonts w:ascii="Cambria" w:hAnsi="Cambria"/>
+        </w:rPr>
+        <w:t xml:space="preserve">NULL</w:t>
+      </w:r>
+      <w:r>
+        <w:rPr>
+          <w:rStyle w:val="NormalTok"/>
+          <w:rFonts w:ascii="Cambria" w:hAnsi="Cambria"/>
+        </w:rPr>
+        <w:t xml:space="preserve">,</w:t>
       </w:r>
       <w:r>
         <w:rPr>
@@ -10628,10 +11108,38 @@
       </w:r>
       <w:r>
         <w:rPr>
-          <w:rStyle w:val="VerbatimChar"/>
-          <w:rFonts w:ascii="Cambria" w:hAnsi="Cambria"/>
-        </w:rPr>
-        <w:t xml:space="preserve">│PK cedula: TEXT   │         │PK isbn: TEXT     │</w:t>
+          <w:rStyle w:val="NormalTok"/>
+          <w:rFonts w:ascii="Cambria" w:hAnsi="Cambria"/>
+        </w:rPr>
+        <w:t xml:space="preserve">    apellido TEXT </w:t>
+      </w:r>
+      <w:r>
+        <w:rPr>
+          <w:rStyle w:val="KeywordTok"/>
+          <w:rFonts w:ascii="Cambria" w:hAnsi="Cambria"/>
+        </w:rPr>
+        <w:t xml:space="preserve">NOT</w:t>
+      </w:r>
+      <w:r>
+        <w:rPr>
+          <w:rStyle w:val="NormalTok"/>
+          <w:rFonts w:ascii="Cambria" w:hAnsi="Cambria"/>
+        </w:rPr>
+        <w:t xml:space="preserve"> </w:t>
+      </w:r>
+      <w:r>
+        <w:rPr>
+          <w:rStyle w:val="KeywordTok"/>
+          <w:rFonts w:ascii="Cambria" w:hAnsi="Cambria"/>
+        </w:rPr>
+        <w:t xml:space="preserve">NULL</w:t>
+      </w:r>
+      <w:r>
+        <w:rPr>
+          <w:rStyle w:val="NormalTok"/>
+          <w:rFonts w:ascii="Cambria" w:hAnsi="Cambria"/>
+        </w:rPr>
+        <w:t xml:space="preserve">,</w:t>
       </w:r>
       <w:r>
         <w:rPr>
@@ -10641,10 +11149,94 @@
       </w:r>
       <w:r>
         <w:rPr>
-          <w:rStyle w:val="VerbatimChar"/>
-          <w:rFonts w:ascii="Cambria" w:hAnsi="Cambria"/>
-        </w:rPr>
-        <w:t xml:space="preserve">│ nombre: TEXT     │         │ titulo: TEXT     │</w:t>
+          <w:rStyle w:val="NormalTok"/>
+          <w:rFonts w:ascii="Cambria" w:hAnsi="Cambria"/>
+        </w:rPr>
+        <w:t xml:space="preserve">    tipo TEXT </w:t>
+      </w:r>
+      <w:r>
+        <w:rPr>
+          <w:rStyle w:val="KeywordTok"/>
+          <w:rFonts w:ascii="Cambria" w:hAnsi="Cambria"/>
+        </w:rPr>
+        <w:t xml:space="preserve">NOT</w:t>
+      </w:r>
+      <w:r>
+        <w:rPr>
+          <w:rStyle w:val="NormalTok"/>
+          <w:rFonts w:ascii="Cambria" w:hAnsi="Cambria"/>
+        </w:rPr>
+        <w:t xml:space="preserve"> </w:t>
+      </w:r>
+      <w:r>
+        <w:rPr>
+          <w:rStyle w:val="KeywordTok"/>
+          <w:rFonts w:ascii="Cambria" w:hAnsi="Cambria"/>
+        </w:rPr>
+        <w:t xml:space="preserve">NULL</w:t>
+      </w:r>
+      <w:r>
+        <w:rPr>
+          <w:rStyle w:val="NormalTok"/>
+          <w:rFonts w:ascii="Cambria" w:hAnsi="Cambria"/>
+        </w:rPr>
+        <w:t xml:space="preserve"> </w:t>
+      </w:r>
+      <w:r>
+        <w:rPr>
+          <w:rStyle w:val="KeywordTok"/>
+          <w:rFonts w:ascii="Cambria" w:hAnsi="Cambria"/>
+        </w:rPr>
+        <w:t xml:space="preserve">CHECK</w:t>
+      </w:r>
+      <w:r>
+        <w:rPr>
+          <w:rStyle w:val="NormalTok"/>
+          <w:rFonts w:ascii="Cambria" w:hAnsi="Cambria"/>
+        </w:rPr>
+        <w:t xml:space="preserve">(tipo </w:t>
+      </w:r>
+      <w:r>
+        <w:rPr>
+          <w:rStyle w:val="KeywordTok"/>
+          <w:rFonts w:ascii="Cambria" w:hAnsi="Cambria"/>
+        </w:rPr>
+        <w:t xml:space="preserve">IN</w:t>
+      </w:r>
+      <w:r>
+        <w:rPr>
+          <w:rStyle w:val="NormalTok"/>
+          <w:rFonts w:ascii="Cambria" w:hAnsi="Cambria"/>
+        </w:rPr>
+        <w:t xml:space="preserve"> (</w:t>
+      </w:r>
+      <w:r>
+        <w:rPr>
+          <w:rStyle w:val="StringTok"/>
+          <w:rFonts w:ascii="Cambria" w:hAnsi="Cambria"/>
+        </w:rPr>
+        <w:t xml:space="preserve">'Estudiante'</w:t>
+      </w:r>
+      <w:r>
+        <w:rPr>
+          <w:rStyle w:val="NormalTok"/>
+          <w:rFonts w:ascii="Cambria" w:hAnsi="Cambria"/>
+        </w:rPr>
+        <w:t xml:space="preserve">, </w:t>
+      </w:r>
+      <w:r>
+        <w:rPr>
+          <w:rStyle w:val="StringTok"/>
+          <w:rFonts w:ascii="Cambria" w:hAnsi="Cambria"/>
+        </w:rPr>
+        <w:t xml:space="preserve">'Docente'</w:t>
+      </w:r>
+      <w:r>
+        <w:rPr>
+          <w:rStyle w:val="NormalTok"/>
+          <w:rFonts w:ascii="Cambria" w:hAnsi="Cambria"/>
+        </w:rPr>
+        <w:t xml:space="preserve">)),</w:t>
       </w:r>
       <w:r>
         <w:rPr>
@@ -10654,10 +11246,10 @@
       </w:r>
       <w:r>
         <w:rPr>
-          <w:rStyle w:val="VerbatimChar"/>
-          <w:rFonts w:ascii="Cambria" w:hAnsi="Cambria"/>
-        </w:rPr>
-        <w:t xml:space="preserve">│ apellido: TEXT   │         │ autor: TEXT      │</w:t>
+          <w:rStyle w:val="NormalTok"/>
+          <w:rFonts w:ascii="Cambria" w:hAnsi="Cambria"/>
+        </w:rPr>
+        <w:t xml:space="preserve">    carrera_departamento TEXT,</w:t>
       </w:r>
       <w:r>
         <w:rPr>
@@ -10667,10 +11259,24 @@
       </w:r>
       <w:r>
         <w:rPr>
-          <w:rStyle w:val="VerbatimChar"/>
-          <w:rFonts w:ascii="Cambria" w:hAnsi="Cambria"/>
-        </w:rPr>
-        <w:t xml:space="preserve">│ tipo: TEXT       │         │ editorial: TEXT  │</w:t>
+          <w:rStyle w:val="NormalTok"/>
+          <w:rFonts w:ascii="Cambria" w:hAnsi="Cambria"/>
+        </w:rPr>
+        <w:t xml:space="preserve">    semestre </w:t>
+      </w:r>
+      <w:r>
+        <w:rPr>
+          <w:rStyle w:val="DataTypeTok"/>
+          <w:rFonts w:ascii="Cambria" w:hAnsi="Cambria"/>
+        </w:rPr>
+        <w:t xml:space="preserve">INTEGER</w:t>
+      </w:r>
+      <w:r>
+        <w:rPr>
+          <w:rStyle w:val="NormalTok"/>
+          <w:rFonts w:ascii="Cambria" w:hAnsi="Cambria"/>
+        </w:rPr>
+        <w:t xml:space="preserve">,</w:t>
       </w:r>
       <w:r>
         <w:rPr>
@@ -10680,10 +11286,10 @@
       </w:r>
       <w:r>
         <w:rPr>
-          <w:rStyle w:val="VerbatimChar"/>
-          <w:rFonts w:ascii="Cambria" w:hAnsi="Cambria"/>
-        </w:rPr>
-        <w:t xml:space="preserve">│ carrera_depto:  │         │ anio: INTEGER    │</w:t>
+          <w:rStyle w:val="NormalTok"/>
+          <w:rFonts w:ascii="Cambria" w:hAnsi="Cambria"/>
+        </w:rPr>
+        <w:t xml:space="preserve">    telefono TEXT</w:t>
       </w:r>
       <w:r>
         <w:rPr>
@@ -10693,10 +11299,10 @@
       </w:r>
       <w:r>
         <w:rPr>
-          <w:rStyle w:val="VerbatimChar"/>
-          <w:rFonts w:ascii="Cambria" w:hAnsi="Cambria"/>
-        </w:rPr>
-        <w:t xml:space="preserve">│   TEXT           │         │ ejemplares: INT  │</w:t>
+          <w:rStyle w:val="NormalTok"/>
+          <w:rFonts w:ascii="Cambria" w:hAnsi="Cambria"/>
+        </w:rPr>
+        <w:t xml:space="preserve">);</w:t>
       </w:r>
       <w:r>
         <w:rPr>
@@ -10706,23 +11312,79 @@
       </w:r>
       <w:r>
         <w:rPr>
-          <w:rStyle w:val="VerbatimChar"/>
-          <w:rFonts w:ascii="Cambria" w:hAnsi="Cambria"/>
-        </w:rPr>
-        <w:t xml:space="preserve">│ semestre: INT    │         │ disponibles: INT │</w:t>
-      </w:r>
-      <w:r>
-        <w:rPr>
           <w:rFonts w:ascii="Cambria" w:hAnsi="Cambria"/>
         </w:rPr>
         <w:br/>
       </w:r>
       <w:r>
         <w:rPr>
-          <w:rStyle w:val="VerbatimChar"/>
-          <w:rFonts w:ascii="Cambria" w:hAnsi="Cambria"/>
-        </w:rPr>
-        <w:t xml:space="preserve">│ telefono: TEXT   │         └────────┬─────────┘</w:t>
+          <w:rStyle w:val="KeywordTok"/>
+          <w:rFonts w:ascii="Cambria" w:hAnsi="Cambria"/>
+        </w:rPr>
+        <w:t xml:space="preserve">CREATE</w:t>
+      </w:r>
+      <w:r>
+        <w:rPr>
+          <w:rStyle w:val="NormalTok"/>
+          <w:rFonts w:ascii="Cambria" w:hAnsi="Cambria"/>
+        </w:rPr>
+        <w:t xml:space="preserve"> </w:t>
+      </w:r>
+      <w:r>
+        <w:rPr>
+          <w:rStyle w:val="KeywordTok"/>
+          <w:rFonts w:ascii="Cambria" w:hAnsi="Cambria"/>
+        </w:rPr>
+        <w:t xml:space="preserve">TABLE</w:t>
+      </w:r>
+      <w:r>
+        <w:rPr>
+          <w:rStyle w:val="NormalTok"/>
+          <w:rFonts w:ascii="Cambria" w:hAnsi="Cambria"/>
+        </w:rPr>
+        <w:t xml:space="preserve"> </w:t>
+      </w:r>
+      <w:r>
+        <w:rPr>
+          <w:rStyle w:val="ControlFlowTok"/>
+          <w:rFonts w:ascii="Cambria" w:hAnsi="Cambria"/>
+        </w:rPr>
+        <w:t xml:space="preserve">IF</w:t>
+      </w:r>
+      <w:r>
+        <w:rPr>
+          <w:rStyle w:val="NormalTok"/>
+          <w:rFonts w:ascii="Cambria" w:hAnsi="Cambria"/>
+        </w:rPr>
+        <w:t xml:space="preserve"> </w:t>
+      </w:r>
+      <w:r>
+        <w:rPr>
+          <w:rStyle w:val="KeywordTok"/>
+          <w:rFonts w:ascii="Cambria" w:hAnsi="Cambria"/>
+        </w:rPr>
+        <w:t xml:space="preserve">NOT</w:t>
+      </w:r>
+      <w:r>
+        <w:rPr>
+          <w:rStyle w:val="NormalTok"/>
+          <w:rFonts w:ascii="Cambria" w:hAnsi="Cambria"/>
+        </w:rPr>
+        <w:t xml:space="preserve"> </w:t>
+      </w:r>
+      <w:r>
+        <w:rPr>
+          <w:rStyle w:val="KeywordTok"/>
+          <w:rFonts w:ascii="Cambria" w:hAnsi="Cambria"/>
+        </w:rPr>
+        <w:t xml:space="preserve">EXISTS</w:t>
+      </w:r>
+      <w:r>
+        <w:rPr>
+          <w:rStyle w:val="NormalTok"/>
+          <w:rFonts w:ascii="Cambria" w:hAnsi="Cambria"/>
+        </w:rPr>
+        <w:t xml:space="preserve"> libros (</w:t>
       </w:r>
       <w:r>
         <w:rPr>
@@ -10732,10 +11394,38 @@
       </w:r>
       <w:r>
         <w:rPr>
-          <w:rStyle w:val="VerbatimChar"/>
-          <w:rFonts w:ascii="Cambria" w:hAnsi="Cambria"/>
-        </w:rPr>
-        <w:t xml:space="preserve">└────────┬─────────┘                   │</w:t>
+          <w:rStyle w:val="NormalTok"/>
+          <w:rFonts w:ascii="Cambria" w:hAnsi="Cambria"/>
+        </w:rPr>
+        <w:t xml:space="preserve">    isbn TEXT </w:t>
+      </w:r>
+      <w:r>
+        <w:rPr>
+          <w:rStyle w:val="KeywordTok"/>
+          <w:rFonts w:ascii="Cambria" w:hAnsi="Cambria"/>
+        </w:rPr>
+        <w:t xml:space="preserve">PRIMARY</w:t>
+      </w:r>
+      <w:r>
+        <w:rPr>
+          <w:rStyle w:val="NormalTok"/>
+          <w:rFonts w:ascii="Cambria" w:hAnsi="Cambria"/>
+        </w:rPr>
+        <w:t xml:space="preserve"> </w:t>
+      </w:r>
+      <w:r>
+        <w:rPr>
+          <w:rStyle w:val="KeywordTok"/>
+          <w:rFonts w:ascii="Cambria" w:hAnsi="Cambria"/>
+        </w:rPr>
+        <w:t xml:space="preserve">KEY</w:t>
+      </w:r>
+      <w:r>
+        <w:rPr>
+          <w:rStyle w:val="NormalTok"/>
+          <w:rFonts w:ascii="Cambria" w:hAnsi="Cambria"/>
+        </w:rPr>
+        <w:t xml:space="preserve">,</w:t>
       </w:r>
       <w:r>
         <w:rPr>
@@ -10745,10 +11435,38 @@
       </w:r>
       <w:r>
         <w:rPr>
-          <w:rStyle w:val="VerbatimChar"/>
-          <w:rFonts w:ascii="Cambria" w:hAnsi="Cambria"/>
-        </w:rPr>
-        <w:t xml:space="preserve">         │                            │</w:t>
+          <w:rStyle w:val="NormalTok"/>
+          <w:rFonts w:ascii="Cambria" w:hAnsi="Cambria"/>
+        </w:rPr>
+        <w:t xml:space="preserve">    titulo TEXT </w:t>
+      </w:r>
+      <w:r>
+        <w:rPr>
+          <w:rStyle w:val="KeywordTok"/>
+          <w:rFonts w:ascii="Cambria" w:hAnsi="Cambria"/>
+        </w:rPr>
+        <w:t xml:space="preserve">NOT</w:t>
+      </w:r>
+      <w:r>
+        <w:rPr>
+          <w:rStyle w:val="NormalTok"/>
+          <w:rFonts w:ascii="Cambria" w:hAnsi="Cambria"/>
+        </w:rPr>
+        <w:t xml:space="preserve"> </w:t>
+      </w:r>
+      <w:r>
+        <w:rPr>
+          <w:rStyle w:val="KeywordTok"/>
+          <w:rFonts w:ascii="Cambria" w:hAnsi="Cambria"/>
+        </w:rPr>
+        <w:t xml:space="preserve">NULL</w:t>
+      </w:r>
+      <w:r>
+        <w:rPr>
+          <w:rStyle w:val="NormalTok"/>
+          <w:rFonts w:ascii="Cambria" w:hAnsi="Cambria"/>
+        </w:rPr>
+        <w:t xml:space="preserve">,</w:t>
       </w:r>
       <w:r>
         <w:rPr>
@@ -10758,10 +11476,38 @@
       </w:r>
       <w:r>
         <w:rPr>
-          <w:rStyle w:val="VerbatimChar"/>
-          <w:rFonts w:ascii="Cambria" w:hAnsi="Cambria"/>
-        </w:rPr>
-        <w:t xml:space="preserve">         │ 1                          │ 1</w:t>
+          <w:rStyle w:val="NormalTok"/>
+          <w:rFonts w:ascii="Cambria" w:hAnsi="Cambria"/>
+        </w:rPr>
+        <w:t xml:space="preserve">    autor TEXT </w:t>
+      </w:r>
+      <w:r>
+        <w:rPr>
+          <w:rStyle w:val="KeywordTok"/>
+          <w:rFonts w:ascii="Cambria" w:hAnsi="Cambria"/>
+        </w:rPr>
+        <w:t xml:space="preserve">NOT</w:t>
+      </w:r>
+      <w:r>
+        <w:rPr>
+          <w:rStyle w:val="NormalTok"/>
+          <w:rFonts w:ascii="Cambria" w:hAnsi="Cambria"/>
+        </w:rPr>
+        <w:t xml:space="preserve"> </w:t>
+      </w:r>
+      <w:r>
+        <w:rPr>
+          <w:rStyle w:val="KeywordTok"/>
+          <w:rFonts w:ascii="Cambria" w:hAnsi="Cambria"/>
+        </w:rPr>
+        <w:t xml:space="preserve">NULL</w:t>
+      </w:r>
+      <w:r>
+        <w:rPr>
+          <w:rStyle w:val="NormalTok"/>
+          <w:rFonts w:ascii="Cambria" w:hAnsi="Cambria"/>
+        </w:rPr>
+        <w:t xml:space="preserve">,</w:t>
       </w:r>
       <w:r>
         <w:rPr>
@@ -10771,10 +11517,10 @@
       </w:r>
       <w:r>
         <w:rPr>
-          <w:rStyle w:val="VerbatimChar"/>
-          <w:rFonts w:ascii="Cambria" w:hAnsi="Cambria"/>
-        </w:rPr>
-        <w:t xml:space="preserve">         │                            │</w:t>
+          <w:rStyle w:val="NormalTok"/>
+          <w:rFonts w:ascii="Cambria" w:hAnsi="Cambria"/>
+        </w:rPr>
+        <w:t xml:space="preserve">    editorial TEXT,</w:t>
       </w:r>
       <w:r>
         <w:rPr>
@@ -10784,10 +11530,24 @@
       </w:r>
       <w:r>
         <w:rPr>
-          <w:rStyle w:val="VerbatimChar"/>
-          <w:rFonts w:ascii="Cambria" w:hAnsi="Cambria"/>
-        </w:rPr>
-        <w:t xml:space="preserve">         │ FK                         │ FK</w:t>
+          <w:rStyle w:val="NormalTok"/>
+          <w:rFonts w:ascii="Cambria" w:hAnsi="Cambria"/>
+        </w:rPr>
+        <w:t xml:space="preserve">    anio </w:t>
+      </w:r>
+      <w:r>
+        <w:rPr>
+          <w:rStyle w:val="DataTypeTok"/>
+          <w:rFonts w:ascii="Cambria" w:hAnsi="Cambria"/>
+        </w:rPr>
+        <w:t xml:space="preserve">INTEGER</w:t>
+      </w:r>
+      <w:r>
+        <w:rPr>
+          <w:rStyle w:val="NormalTok"/>
+          <w:rFonts w:ascii="Cambria" w:hAnsi="Cambria"/>
+        </w:rPr>
+        <w:t xml:space="preserve">,</w:t>
       </w:r>
       <w:r>
         <w:rPr>
@@ -10797,10 +11557,52 @@
       </w:r>
       <w:r>
         <w:rPr>
-          <w:rStyle w:val="VerbatimChar"/>
-          <w:rFonts w:ascii="Cambria" w:hAnsi="Cambria"/>
-        </w:rPr>
-        <w:t xml:space="preserve">         ▼                            ▼</w:t>
+          <w:rStyle w:val="NormalTok"/>
+          <w:rFonts w:ascii="Cambria" w:hAnsi="Cambria"/>
+        </w:rPr>
+        <w:t xml:space="preserve">    ejemplares </w:t>
+      </w:r>
+      <w:r>
+        <w:rPr>
+          <w:rStyle w:val="DataTypeTok"/>
+          <w:rFonts w:ascii="Cambria" w:hAnsi="Cambria"/>
+        </w:rPr>
+        <w:t xml:space="preserve">INTEGER</w:t>
+      </w:r>
+      <w:r>
+        <w:rPr>
+          <w:rStyle w:val="NormalTok"/>
+          <w:rFonts w:ascii="Cambria" w:hAnsi="Cambria"/>
+        </w:rPr>
+        <w:t xml:space="preserve"> </w:t>
+      </w:r>
+      <w:r>
+        <w:rPr>
+          <w:rStyle w:val="KeywordTok"/>
+          <w:rFonts w:ascii="Cambria" w:hAnsi="Cambria"/>
+        </w:rPr>
+        <w:t xml:space="preserve">DEFAULT</w:t>
+      </w:r>
+      <w:r>
+        <w:rPr>
+          <w:rStyle w:val="NormalTok"/>
+          <w:rFonts w:ascii="Cambria" w:hAnsi="Cambria"/>
+        </w:rPr>
+        <w:t xml:space="preserve"> </w:t>
+      </w:r>
+      <w:r>
+        <w:rPr>
+          <w:rStyle w:val="DecValTok"/>
+          <w:rFonts w:ascii="Cambria" w:hAnsi="Cambria"/>
+        </w:rPr>
+        <w:t xml:space="preserve">1</w:t>
+      </w:r>
+      <w:r>
+        <w:rPr>
+          <w:rStyle w:val="NormalTok"/>
+          <w:rFonts w:ascii="Cambria" w:hAnsi="Cambria"/>
+        </w:rPr>
+        <w:t xml:space="preserve">,</w:t>
       </w:r>
       <w:r>
         <w:rPr>
@@ -10810,10 +11612,45 @@
       </w:r>
       <w:r>
         <w:rPr>
-          <w:rStyle w:val="VerbatimChar"/>
-          <w:rFonts w:ascii="Cambria" w:hAnsi="Cambria"/>
-        </w:rPr>
-        <w:t xml:space="preserve">┌──────────────────────────────────────────────┐</w:t>
+          <w:rStyle w:val="NormalTok"/>
+          <w:rFonts w:ascii="Cambria" w:hAnsi="Cambria"/>
+        </w:rPr>
+        <w:t xml:space="preserve">    disponibles </w:t>
+      </w:r>
+      <w:r>
+        <w:rPr>
+          <w:rStyle w:val="DataTypeTok"/>
+          <w:rFonts w:ascii="Cambria" w:hAnsi="Cambria"/>
+        </w:rPr>
+        <w:t xml:space="preserve">INTEGER</w:t>
+      </w:r>
+      <w:r>
+        <w:rPr>
+          <w:rStyle w:val="NormalTok"/>
+          <w:rFonts w:ascii="Cambria" w:hAnsi="Cambria"/>
+        </w:rPr>
+        <w:t xml:space="preserve"> </w:t>
+      </w:r>
+      <w:r>
+        <w:rPr>
+          <w:rStyle w:val="KeywordTok"/>
+          <w:rFonts w:ascii="Cambria" w:hAnsi="Cambria"/>
+        </w:rPr>
+        <w:t xml:space="preserve">DEFAULT</w:t>
+      </w:r>
+      <w:r>
+        <w:rPr>
+          <w:rStyle w:val="NormalTok"/>
+          <w:rFonts w:ascii="Cambria" w:hAnsi="Cambria"/>
+        </w:rPr>
+        <w:t xml:space="preserve"> </w:t>
+      </w:r>
+      <w:r>
+        <w:rPr>
+          <w:rStyle w:val="DecValTok"/>
+          <w:rFonts w:ascii="Cambria" w:hAnsi="Cambria"/>
+        </w:rPr>
+        <w:t xml:space="preserve">1</w:t>
       </w:r>
       <w:r>
         <w:rPr>
@@ -10823,10 +11660,10 @@
       </w:r>
       <w:r>
         <w:rPr>
-          <w:rStyle w:val="VerbatimChar"/>
-          <w:rFonts w:ascii="Cambria" w:hAnsi="Cambria"/>
-        </w:rPr>
-        <w:t xml:space="preserve">│               prestamos                       │</w:t>
+          <w:rStyle w:val="NormalTok"/>
+          <w:rFonts w:ascii="Cambria" w:hAnsi="Cambria"/>
+        </w:rPr>
+        <w:t xml:space="preserve">);</w:t>
       </w:r>
       <w:r>
         <w:rPr>
@@ -10836,23 +11673,79 @@
       </w:r>
       <w:r>
         <w:rPr>
-          <w:rStyle w:val="VerbatimChar"/>
-          <w:rFonts w:ascii="Cambria" w:hAnsi="Cambria"/>
-        </w:rPr>
-        <w:t xml:space="preserve">├──────────────────────────────────────────────┤</w:t>
-      </w:r>
-      <w:r>
-        <w:rPr>
           <w:rFonts w:ascii="Cambria" w:hAnsi="Cambria"/>
         </w:rPr>
         <w:br/>
       </w:r>
       <w:r>
         <w:rPr>
-          <w:rStyle w:val="VerbatimChar"/>
-          <w:rFonts w:ascii="Cambria" w:hAnsi="Cambria"/>
-        </w:rPr>
-        <w:t xml:space="preserve">│PK id: INTEGER AUTOINCREMENT                  │</w:t>
+          <w:rStyle w:val="KeywordTok"/>
+          <w:rFonts w:ascii="Cambria" w:hAnsi="Cambria"/>
+        </w:rPr>
+        <w:t xml:space="preserve">CREATE</w:t>
+      </w:r>
+      <w:r>
+        <w:rPr>
+          <w:rStyle w:val="NormalTok"/>
+          <w:rFonts w:ascii="Cambria" w:hAnsi="Cambria"/>
+        </w:rPr>
+        <w:t xml:space="preserve"> </w:t>
+      </w:r>
+      <w:r>
+        <w:rPr>
+          <w:rStyle w:val="KeywordTok"/>
+          <w:rFonts w:ascii="Cambria" w:hAnsi="Cambria"/>
+        </w:rPr>
+        <w:t xml:space="preserve">TABLE</w:t>
+      </w:r>
+      <w:r>
+        <w:rPr>
+          <w:rStyle w:val="NormalTok"/>
+          <w:rFonts w:ascii="Cambria" w:hAnsi="Cambria"/>
+        </w:rPr>
+        <w:t xml:space="preserve"> </w:t>
+      </w:r>
+      <w:r>
+        <w:rPr>
+          <w:rStyle w:val="ControlFlowTok"/>
+          <w:rFonts w:ascii="Cambria" w:hAnsi="Cambria"/>
+        </w:rPr>
+        <w:t xml:space="preserve">IF</w:t>
+      </w:r>
+      <w:r>
+        <w:rPr>
+          <w:rStyle w:val="NormalTok"/>
+          <w:rFonts w:ascii="Cambria" w:hAnsi="Cambria"/>
+        </w:rPr>
+        <w:t xml:space="preserve"> </w:t>
+      </w:r>
+      <w:r>
+        <w:rPr>
+          <w:rStyle w:val="KeywordTok"/>
+          <w:rFonts w:ascii="Cambria" w:hAnsi="Cambria"/>
+        </w:rPr>
+        <w:t xml:space="preserve">NOT</w:t>
+      </w:r>
+      <w:r>
+        <w:rPr>
+          <w:rStyle w:val="NormalTok"/>
+          <w:rFonts w:ascii="Cambria" w:hAnsi="Cambria"/>
+        </w:rPr>
+        <w:t xml:space="preserve"> </w:t>
+      </w:r>
+      <w:r>
+        <w:rPr>
+          <w:rStyle w:val="KeywordTok"/>
+          <w:rFonts w:ascii="Cambria" w:hAnsi="Cambria"/>
+        </w:rPr>
+        <w:t xml:space="preserve">EXISTS</w:t>
+      </w:r>
+      <w:r>
+        <w:rPr>
+          <w:rStyle w:val="NormalTok"/>
+          <w:rFonts w:ascii="Cambria" w:hAnsi="Cambria"/>
+        </w:rPr>
+        <w:t xml:space="preserve"> prestamos (</w:t>
       </w:r>
       <w:r>
         <w:rPr>
@@ -10862,10 +11755,66 @@
       </w:r>
       <w:r>
         <w:rPr>
-          <w:rStyle w:val="VerbatimChar"/>
-          <w:rFonts w:ascii="Cambria" w:hAnsi="Cambria"/>
-        </w:rPr>
-        <w:t xml:space="preserve">│FK cedula_socio → socios(cedula)              │</w:t>
+          <w:rStyle w:val="NormalTok"/>
+          <w:rFonts w:ascii="Cambria" w:hAnsi="Cambria"/>
+        </w:rPr>
+        <w:t xml:space="preserve">    </w:t>
+      </w:r>
+      <w:r>
+        <w:rPr>
+          <w:rStyle w:val="KeywordTok"/>
+          <w:rFonts w:ascii="Cambria" w:hAnsi="Cambria"/>
+        </w:rPr>
+        <w:t xml:space="preserve">id</w:t>
+      </w:r>
+      <w:r>
+        <w:rPr>
+          <w:rStyle w:val="NormalTok"/>
+          <w:rFonts w:ascii="Cambria" w:hAnsi="Cambria"/>
+        </w:rPr>
+        <w:t xml:space="preserve"> </w:t>
+      </w:r>
+      <w:r>
+        <w:rPr>
+          <w:rStyle w:val="DataTypeTok"/>
+          <w:rFonts w:ascii="Cambria" w:hAnsi="Cambria"/>
+        </w:rPr>
+        <w:t xml:space="preserve">INTEGER</w:t>
+      </w:r>
+      <w:r>
+        <w:rPr>
+          <w:rStyle w:val="NormalTok"/>
+          <w:rFonts w:ascii="Cambria" w:hAnsi="Cambria"/>
+        </w:rPr>
+        <w:t xml:space="preserve"> </w:t>
+      </w:r>
+      <w:r>
+        <w:rPr>
+          <w:rStyle w:val="KeywordTok"/>
+          <w:rFonts w:ascii="Cambria" w:hAnsi="Cambria"/>
+        </w:rPr>
+        <w:t xml:space="preserve">PRIMARY</w:t>
+      </w:r>
+      <w:r>
+        <w:rPr>
+          <w:rStyle w:val="NormalTok"/>
+          <w:rFonts w:ascii="Cambria" w:hAnsi="Cambria"/>
+        </w:rPr>
+        <w:t xml:space="preserve"> </w:t>
+      </w:r>
+      <w:r>
+        <w:rPr>
+          <w:rStyle w:val="KeywordTok"/>
+          <w:rFonts w:ascii="Cambria" w:hAnsi="Cambria"/>
+        </w:rPr>
+        <w:t xml:space="preserve">KEY</w:t>
+      </w:r>
+      <w:r>
+        <w:rPr>
+          <w:rStyle w:val="NormalTok"/>
+          <w:rFonts w:ascii="Cambria" w:hAnsi="Cambria"/>
+        </w:rPr>
+        <w:t xml:space="preserve"> AUTOINCREMENT,</w:t>
       </w:r>
       <w:r>
         <w:rPr>
@@ -10875,10 +11824,38 @@
       </w:r>
       <w:r>
         <w:rPr>
-          <w:rStyle w:val="VerbatimChar"/>
-          <w:rFonts w:ascii="Cambria" w:hAnsi="Cambria"/>
-        </w:rPr>
-        <w:t xml:space="preserve">│FK isbn_libro → libros(isbn)                  │</w:t>
+          <w:rStyle w:val="NormalTok"/>
+          <w:rFonts w:ascii="Cambria" w:hAnsi="Cambria"/>
+        </w:rPr>
+        <w:t xml:space="preserve">    cedula_socio TEXT </w:t>
+      </w:r>
+      <w:r>
+        <w:rPr>
+          <w:rStyle w:val="KeywordTok"/>
+          <w:rFonts w:ascii="Cambria" w:hAnsi="Cambria"/>
+        </w:rPr>
+        <w:t xml:space="preserve">NOT</w:t>
+      </w:r>
+      <w:r>
+        <w:rPr>
+          <w:rStyle w:val="NormalTok"/>
+          <w:rFonts w:ascii="Cambria" w:hAnsi="Cambria"/>
+        </w:rPr>
+        <w:t xml:space="preserve"> </w:t>
+      </w:r>
+      <w:r>
+        <w:rPr>
+          <w:rStyle w:val="KeywordTok"/>
+          <w:rFonts w:ascii="Cambria" w:hAnsi="Cambria"/>
+        </w:rPr>
+        <w:t xml:space="preserve">NULL</w:t>
+      </w:r>
+      <w:r>
+        <w:rPr>
+          <w:rStyle w:val="NormalTok"/>
+          <w:rFonts w:ascii="Cambria" w:hAnsi="Cambria"/>
+        </w:rPr>
+        <w:t xml:space="preserve">,</w:t>
       </w:r>
       <w:r>
         <w:rPr>
@@ -10888,10 +11865,38 @@
       </w:r>
       <w:r>
         <w:rPr>
-          <w:rStyle w:val="VerbatimChar"/>
-          <w:rFonts w:ascii="Cambria" w:hAnsi="Cambria"/>
-        </w:rPr>
-        <w:t xml:space="preserve">│ fecha_prestamo: TEXT NOT NULL                 │</w:t>
+          <w:rStyle w:val="NormalTok"/>
+          <w:rFonts w:ascii="Cambria" w:hAnsi="Cambria"/>
+        </w:rPr>
+        <w:t xml:space="preserve">    isbn_libro TEXT </w:t>
+      </w:r>
+      <w:r>
+        <w:rPr>
+          <w:rStyle w:val="KeywordTok"/>
+          <w:rFonts w:ascii="Cambria" w:hAnsi="Cambria"/>
+        </w:rPr>
+        <w:t xml:space="preserve">NOT</w:t>
+      </w:r>
+      <w:r>
+        <w:rPr>
+          <w:rStyle w:val="NormalTok"/>
+          <w:rFonts w:ascii="Cambria" w:hAnsi="Cambria"/>
+        </w:rPr>
+        <w:t xml:space="preserve"> </w:t>
+      </w:r>
+      <w:r>
+        <w:rPr>
+          <w:rStyle w:val="KeywordTok"/>
+          <w:rFonts w:ascii="Cambria" w:hAnsi="Cambria"/>
+        </w:rPr>
+        <w:t xml:space="preserve">NULL</w:t>
+      </w:r>
+      <w:r>
+        <w:rPr>
+          <w:rStyle w:val="NormalTok"/>
+          <w:rFonts w:ascii="Cambria" w:hAnsi="Cambria"/>
+        </w:rPr>
+        <w:t xml:space="preserve">,</w:t>
       </w:r>
       <w:r>
         <w:rPr>
@@ -10901,10 +11906,38 @@
       </w:r>
       <w:r>
         <w:rPr>
-          <w:rStyle w:val="VerbatimChar"/>
-          <w:rFonts w:ascii="Cambria" w:hAnsi="Cambria"/>
-        </w:rPr>
-        <w:t xml:space="preserve">│ fecha_devolucion: TEXT (NULL = pendiente)     │</w:t>
+          <w:rStyle w:val="NormalTok"/>
+          <w:rFonts w:ascii="Cambria" w:hAnsi="Cambria"/>
+        </w:rPr>
+        <w:t xml:space="preserve">    fecha_prestamo TEXT </w:t>
+      </w:r>
+      <w:r>
+        <w:rPr>
+          <w:rStyle w:val="KeywordTok"/>
+          <w:rFonts w:ascii="Cambria" w:hAnsi="Cambria"/>
+        </w:rPr>
+        <w:t xml:space="preserve">NOT</w:t>
+      </w:r>
+      <w:r>
+        <w:rPr>
+          <w:rStyle w:val="NormalTok"/>
+          <w:rFonts w:ascii="Cambria" w:hAnsi="Cambria"/>
+        </w:rPr>
+        <w:t xml:space="preserve"> </w:t>
+      </w:r>
+      <w:r>
+        <w:rPr>
+          <w:rStyle w:val="KeywordTok"/>
+          <w:rFonts w:ascii="Cambria" w:hAnsi="Cambria"/>
+        </w:rPr>
+        <w:t xml:space="preserve">NULL</w:t>
+      </w:r>
+      <w:r>
+        <w:rPr>
+          <w:rStyle w:val="NormalTok"/>
+          <w:rFonts w:ascii="Cambria" w:hAnsi="Cambria"/>
+        </w:rPr>
+        <w:t xml:space="preserve">,</w:t>
       </w:r>
       <w:r>
         <w:rPr>
@@ -10914,10 +11947,10 @@
       </w:r>
       <w:r>
         <w:rPr>
-          <w:rStyle w:val="VerbatimChar"/>
-          <w:rFonts w:ascii="Cambria" w:hAnsi="Cambria"/>
-        </w:rPr>
-        <w:t xml:space="preserve">└──────────────────────────────────────────────┘</w:t>
+          <w:rStyle w:val="NormalTok"/>
+          <w:rFonts w:ascii="Cambria" w:hAnsi="Cambria"/>
+        </w:rPr>
+        <w:t xml:space="preserve">    fecha_devolucion TEXT,</w:t>
       </w:r>
       <w:r>
         <w:rPr>
@@ -10927,16 +11960,107 @@
       </w:r>
       <w:r>
         <w:rPr>
+          <w:rStyle w:val="NormalTok"/>
+          <w:rFonts w:ascii="Cambria" w:hAnsi="Cambria"/>
+        </w:rPr>
+        <w:t xml:space="preserve">    </w:t>
+      </w:r>
+      <w:r>
+        <w:rPr>
+          <w:rStyle w:val="KeywordTok"/>
+          <w:rFonts w:ascii="Cambria" w:hAnsi="Cambria"/>
+        </w:rPr>
+        <w:t xml:space="preserve">FOREIGN</w:t>
+      </w:r>
+      <w:r>
+        <w:rPr>
+          <w:rStyle w:val="NormalTok"/>
+          <w:rFonts w:ascii="Cambria" w:hAnsi="Cambria"/>
+        </w:rPr>
+        <w:t xml:space="preserve"> </w:t>
+      </w:r>
+      <w:r>
+        <w:rPr>
+          <w:rStyle w:val="KeywordTok"/>
+          <w:rFonts w:ascii="Cambria" w:hAnsi="Cambria"/>
+        </w:rPr>
+        <w:t xml:space="preserve">KEY</w:t>
+      </w:r>
+      <w:r>
+        <w:rPr>
+          <w:rStyle w:val="NormalTok"/>
+          <w:rFonts w:ascii="Cambria" w:hAnsi="Cambria"/>
+        </w:rPr>
+        <w:t xml:space="preserve"> (cedula_socio) </w:t>
+      </w:r>
+      <w:r>
+        <w:rPr>
+          <w:rStyle w:val="KeywordTok"/>
+          <w:rFonts w:ascii="Cambria" w:hAnsi="Cambria"/>
+        </w:rPr>
+        <w:t xml:space="preserve">REFERENCES</w:t>
+      </w:r>
+      <w:r>
+        <w:rPr>
+          <w:rStyle w:val="NormalTok"/>
+          <w:rFonts w:ascii="Cambria" w:hAnsi="Cambria"/>
+        </w:rPr>
+        <w:t xml:space="preserve"> socios(cedula),</w:t>
+      </w:r>
+      <w:r>
+        <w:rPr>
           <w:rFonts w:ascii="Cambria" w:hAnsi="Cambria"/>
         </w:rPr>
         <w:br/>
       </w:r>
       <w:r>
         <w:rPr>
-          <w:rStyle w:val="VerbatimChar"/>
-          <w:rFonts w:ascii="Cambria" w:hAnsi="Cambria"/>
-        </w:rPr>
-        <w:t xml:space="preserve">┌──────────────────────────────────────────────┐</w:t>
+          <w:rStyle w:val="NormalTok"/>
+          <w:rFonts w:ascii="Cambria" w:hAnsi="Cambria"/>
+        </w:rPr>
+        <w:t xml:space="preserve">    </w:t>
+      </w:r>
+      <w:r>
+        <w:rPr>
+          <w:rStyle w:val="KeywordTok"/>
+          <w:rFonts w:ascii="Cambria" w:hAnsi="Cambria"/>
+        </w:rPr>
+        <w:t xml:space="preserve">FOREIGN</w:t>
+      </w:r>
+      <w:r>
+        <w:rPr>
+          <w:rStyle w:val="NormalTok"/>
+          <w:rFonts w:ascii="Cambria" w:hAnsi="Cambria"/>
+        </w:rPr>
+        <w:t xml:space="preserve"> </w:t>
+      </w:r>
+      <w:r>
+        <w:rPr>
+          <w:rStyle w:val="KeywordTok"/>
+          <w:rFonts w:ascii="Cambria" w:hAnsi="Cambria"/>
+        </w:rPr>
+        <w:t xml:space="preserve">KEY</w:t>
+      </w:r>
+      <w:r>
+        <w:rPr>
+          <w:rStyle w:val="NormalTok"/>
+          <w:rFonts w:ascii="Cambria" w:hAnsi="Cambria"/>
+        </w:rPr>
+        <w:t xml:space="preserve"> (isbn_libro) </w:t>
+      </w:r>
+      <w:r>
+        <w:rPr>
+          <w:rStyle w:val="KeywordTok"/>
+          <w:rFonts w:ascii="Cambria" w:hAnsi="Cambria"/>
+        </w:rPr>
+        <w:t xml:space="preserve">REFERENCES</w:t>
+      </w:r>
+      <w:r>
+        <w:rPr>
+          <w:rStyle w:val="NormalTok"/>
+          <w:rFonts w:ascii="Cambria" w:hAnsi="Cambria"/>
+        </w:rPr>
+        <w:t xml:space="preserve"> libros(isbn)</w:t>
       </w:r>
       <w:r>
         <w:rPr>
@@ -10946,10 +12070,10 @@
       </w:r>
       <w:r>
         <w:rPr>
-          <w:rStyle w:val="VerbatimChar"/>
-          <w:rFonts w:ascii="Cambria" w:hAnsi="Cambria"/>
-        </w:rPr>
-        <w:t xml:space="preserve">│               reservas                        │</w:t>
+          <w:rStyle w:val="NormalTok"/>
+          <w:rFonts w:ascii="Cambria" w:hAnsi="Cambria"/>
+        </w:rPr>
+        <w:t xml:space="preserve">);</w:t>
       </w:r>
       <w:r>
         <w:rPr>
@@ -10959,23 +12083,79 @@
       </w:r>
       <w:r>
         <w:rPr>
-          <w:rStyle w:val="VerbatimChar"/>
-          <w:rFonts w:ascii="Cambria" w:hAnsi="Cambria"/>
-        </w:rPr>
-        <w:t xml:space="preserve">├──────────────────────────────────────────────┤</w:t>
-      </w:r>
-      <w:r>
-        <w:rPr>
           <w:rFonts w:ascii="Cambria" w:hAnsi="Cambria"/>
         </w:rPr>
         <w:br/>
       </w:r>
       <w:r>
         <w:rPr>
-          <w:rStyle w:val="VerbatimChar"/>
-          <w:rFonts w:ascii="Cambria" w:hAnsi="Cambria"/>
-        </w:rPr>
-        <w:t xml:space="preserve">│PK id: INTEGER AUTOINCREMENT                  │</w:t>
+          <w:rStyle w:val="KeywordTok"/>
+          <w:rFonts w:ascii="Cambria" w:hAnsi="Cambria"/>
+        </w:rPr>
+        <w:t xml:space="preserve">CREATE</w:t>
+      </w:r>
+      <w:r>
+        <w:rPr>
+          <w:rStyle w:val="NormalTok"/>
+          <w:rFonts w:ascii="Cambria" w:hAnsi="Cambria"/>
+        </w:rPr>
+        <w:t xml:space="preserve"> </w:t>
+      </w:r>
+      <w:r>
+        <w:rPr>
+          <w:rStyle w:val="KeywordTok"/>
+          <w:rFonts w:ascii="Cambria" w:hAnsi="Cambria"/>
+        </w:rPr>
+        <w:t xml:space="preserve">TABLE</w:t>
+      </w:r>
+      <w:r>
+        <w:rPr>
+          <w:rStyle w:val="NormalTok"/>
+          <w:rFonts w:ascii="Cambria" w:hAnsi="Cambria"/>
+        </w:rPr>
+        <w:t xml:space="preserve"> </w:t>
+      </w:r>
+      <w:r>
+        <w:rPr>
+          <w:rStyle w:val="ControlFlowTok"/>
+          <w:rFonts w:ascii="Cambria" w:hAnsi="Cambria"/>
+        </w:rPr>
+        <w:t xml:space="preserve">IF</w:t>
+      </w:r>
+      <w:r>
+        <w:rPr>
+          <w:rStyle w:val="NormalTok"/>
+          <w:rFonts w:ascii="Cambria" w:hAnsi="Cambria"/>
+        </w:rPr>
+        <w:t xml:space="preserve"> </w:t>
+      </w:r>
+      <w:r>
+        <w:rPr>
+          <w:rStyle w:val="KeywordTok"/>
+          <w:rFonts w:ascii="Cambria" w:hAnsi="Cambria"/>
+        </w:rPr>
+        <w:t xml:space="preserve">NOT</w:t>
+      </w:r>
+      <w:r>
+        <w:rPr>
+          <w:rStyle w:val="NormalTok"/>
+          <w:rFonts w:ascii="Cambria" w:hAnsi="Cambria"/>
+        </w:rPr>
+        <w:t xml:space="preserve"> </w:t>
+      </w:r>
+      <w:r>
+        <w:rPr>
+          <w:rStyle w:val="KeywordTok"/>
+          <w:rFonts w:ascii="Cambria" w:hAnsi="Cambria"/>
+        </w:rPr>
+        <w:t xml:space="preserve">EXISTS</w:t>
+      </w:r>
+      <w:r>
+        <w:rPr>
+          <w:rStyle w:val="NormalTok"/>
+          <w:rFonts w:ascii="Cambria" w:hAnsi="Cambria"/>
+        </w:rPr>
+        <w:t xml:space="preserve"> reservas (</w:t>
       </w:r>
       <w:r>
         <w:rPr>
@@ -10985,10 +12165,66 @@
       </w:r>
       <w:r>
         <w:rPr>
-          <w:rStyle w:val="VerbatimChar"/>
-          <w:rFonts w:ascii="Cambria" w:hAnsi="Cambria"/>
-        </w:rPr>
-        <w:t xml:space="preserve">│FK cedula_socio → socios(cedula)              │</w:t>
+          <w:rStyle w:val="NormalTok"/>
+          <w:rFonts w:ascii="Cambria" w:hAnsi="Cambria"/>
+        </w:rPr>
+        <w:t xml:space="preserve">    </w:t>
+      </w:r>
+      <w:r>
+        <w:rPr>
+          <w:rStyle w:val="KeywordTok"/>
+          <w:rFonts w:ascii="Cambria" w:hAnsi="Cambria"/>
+        </w:rPr>
+        <w:t xml:space="preserve">id</w:t>
+      </w:r>
+      <w:r>
+        <w:rPr>
+          <w:rStyle w:val="NormalTok"/>
+          <w:rFonts w:ascii="Cambria" w:hAnsi="Cambria"/>
+        </w:rPr>
+        <w:t xml:space="preserve"> </w:t>
+      </w:r>
+      <w:r>
+        <w:rPr>
+          <w:rStyle w:val="DataTypeTok"/>
+          <w:rFonts w:ascii="Cambria" w:hAnsi="Cambria"/>
+        </w:rPr>
+        <w:t xml:space="preserve">INTEGER</w:t>
+      </w:r>
+      <w:r>
+        <w:rPr>
+          <w:rStyle w:val="NormalTok"/>
+          <w:rFonts w:ascii="Cambria" w:hAnsi="Cambria"/>
+        </w:rPr>
+        <w:t xml:space="preserve"> </w:t>
+      </w:r>
+      <w:r>
+        <w:rPr>
+          <w:rStyle w:val="KeywordTok"/>
+          <w:rFonts w:ascii="Cambria" w:hAnsi="Cambria"/>
+        </w:rPr>
+        <w:t xml:space="preserve">PRIMARY</w:t>
+      </w:r>
+      <w:r>
+        <w:rPr>
+          <w:rStyle w:val="NormalTok"/>
+          <w:rFonts w:ascii="Cambria" w:hAnsi="Cambria"/>
+        </w:rPr>
+        <w:t xml:space="preserve"> </w:t>
+      </w:r>
+      <w:r>
+        <w:rPr>
+          <w:rStyle w:val="KeywordTok"/>
+          <w:rFonts w:ascii="Cambria" w:hAnsi="Cambria"/>
+        </w:rPr>
+        <w:t xml:space="preserve">KEY</w:t>
+      </w:r>
+      <w:r>
+        <w:rPr>
+          <w:rStyle w:val="NormalTok"/>
+          <w:rFonts w:ascii="Cambria" w:hAnsi="Cambria"/>
+        </w:rPr>
+        <w:t xml:space="preserve"> AUTOINCREMENT,</w:t>
       </w:r>
       <w:r>
         <w:rPr>
@@ -10998,10 +12234,38 @@
       </w:r>
       <w:r>
         <w:rPr>
-          <w:rStyle w:val="VerbatimChar"/>
-          <w:rFonts w:ascii="Cambria" w:hAnsi="Cambria"/>
-        </w:rPr>
-        <w:t xml:space="preserve">│FK isbn_libro → libros(isbn)                  │</w:t>
+          <w:rStyle w:val="NormalTok"/>
+          <w:rFonts w:ascii="Cambria" w:hAnsi="Cambria"/>
+        </w:rPr>
+        <w:t xml:space="preserve">    cedula_socio TEXT </w:t>
+      </w:r>
+      <w:r>
+        <w:rPr>
+          <w:rStyle w:val="KeywordTok"/>
+          <w:rFonts w:ascii="Cambria" w:hAnsi="Cambria"/>
+        </w:rPr>
+        <w:t xml:space="preserve">NOT</w:t>
+      </w:r>
+      <w:r>
+        <w:rPr>
+          <w:rStyle w:val="NormalTok"/>
+          <w:rFonts w:ascii="Cambria" w:hAnsi="Cambria"/>
+        </w:rPr>
+        <w:t xml:space="preserve"> </w:t>
+      </w:r>
+      <w:r>
+        <w:rPr>
+          <w:rStyle w:val="KeywordTok"/>
+          <w:rFonts w:ascii="Cambria" w:hAnsi="Cambria"/>
+        </w:rPr>
+        <w:t xml:space="preserve">NULL</w:t>
+      </w:r>
+      <w:r>
+        <w:rPr>
+          <w:rStyle w:val="NormalTok"/>
+          <w:rFonts w:ascii="Cambria" w:hAnsi="Cambria"/>
+        </w:rPr>
+        <w:t xml:space="preserve">,</w:t>
       </w:r>
       <w:r>
         <w:rPr>
@@ -11011,10 +12275,38 @@
       </w:r>
       <w:r>
         <w:rPr>
-          <w:rStyle w:val="VerbatimChar"/>
-          <w:rFonts w:ascii="Cambria" w:hAnsi="Cambria"/>
-        </w:rPr>
-        <w:t xml:space="preserve">│ fecha_reserva: TEXT NOT NULL                  │</w:t>
+          <w:rStyle w:val="NormalTok"/>
+          <w:rFonts w:ascii="Cambria" w:hAnsi="Cambria"/>
+        </w:rPr>
+        <w:t xml:space="preserve">    isbn_libro TEXT </w:t>
+      </w:r>
+      <w:r>
+        <w:rPr>
+          <w:rStyle w:val="KeywordTok"/>
+          <w:rFonts w:ascii="Cambria" w:hAnsi="Cambria"/>
+        </w:rPr>
+        <w:t xml:space="preserve">NOT</w:t>
+      </w:r>
+      <w:r>
+        <w:rPr>
+          <w:rStyle w:val="NormalTok"/>
+          <w:rFonts w:ascii="Cambria" w:hAnsi="Cambria"/>
+        </w:rPr>
+        <w:t xml:space="preserve"> </w:t>
+      </w:r>
+      <w:r>
+        <w:rPr>
+          <w:rStyle w:val="KeywordTok"/>
+          <w:rFonts w:ascii="Cambria" w:hAnsi="Cambria"/>
+        </w:rPr>
+        <w:t xml:space="preserve">NULL</w:t>
+      </w:r>
+      <w:r>
+        <w:rPr>
+          <w:rStyle w:val="NormalTok"/>
+          <w:rFonts w:ascii="Cambria" w:hAnsi="Cambria"/>
+        </w:rPr>
+        <w:t xml:space="preserve">,</w:t>
       </w:r>
       <w:r>
         <w:rPr>
@@ -11024,10 +12316,38 @@
       </w:r>
       <w:r>
         <w:rPr>
-          <w:rStyle w:val="VerbatimChar"/>
-          <w:rFonts w:ascii="Cambria" w:hAnsi="Cambria"/>
-        </w:rPr>
-        <w:t xml:space="preserve">│ activa: INTEGER DEFAULT 1                     │</w:t>
+          <w:rStyle w:val="NormalTok"/>
+          <w:rFonts w:ascii="Cambria" w:hAnsi="Cambria"/>
+        </w:rPr>
+        <w:t xml:space="preserve">    fecha_reserva TEXT </w:t>
+      </w:r>
+      <w:r>
+        <w:rPr>
+          <w:rStyle w:val="KeywordTok"/>
+          <w:rFonts w:ascii="Cambria" w:hAnsi="Cambria"/>
+        </w:rPr>
+        <w:t xml:space="preserve">NOT</w:t>
+      </w:r>
+      <w:r>
+        <w:rPr>
+          <w:rStyle w:val="NormalTok"/>
+          <w:rFonts w:ascii="Cambria" w:hAnsi="Cambria"/>
+        </w:rPr>
+        <w:t xml:space="preserve"> </w:t>
+      </w:r>
+      <w:r>
+        <w:rPr>
+          <w:rStyle w:val="KeywordTok"/>
+          <w:rFonts w:ascii="Cambria" w:hAnsi="Cambria"/>
+        </w:rPr>
+        <w:t xml:space="preserve">NULL</w:t>
+      </w:r>
+      <w:r>
+        <w:rPr>
+          <w:rStyle w:val="NormalTok"/>
+          <w:rFonts w:ascii="Cambria" w:hAnsi="Cambria"/>
+        </w:rPr>
+        <w:t xml:space="preserve">,</w:t>
       </w:r>
       <w:r>
         <w:rPr>
@@ -11037,1646 +12357,179 @@
       </w:r>
       <w:r>
         <w:rPr>
-          <w:rStyle w:val="VerbatimChar"/>
-          <w:rFonts w:ascii="Cambria" w:hAnsi="Cambria"/>
-        </w:rPr>
-        <w:t xml:space="preserve">└──────────────────────────────────────────────┘</w:t>
+          <w:rStyle w:val="NormalTok"/>
+          <w:rFonts w:ascii="Cambria" w:hAnsi="Cambria"/>
+        </w:rPr>
+        <w:t xml:space="preserve">    activa </w:t>
+      </w:r>
+      <w:r>
+        <w:rPr>
+          <w:rStyle w:val="DataTypeTok"/>
+          <w:rFonts w:ascii="Cambria" w:hAnsi="Cambria"/>
+        </w:rPr>
+        <w:t xml:space="preserve">INTEGER</w:t>
+      </w:r>
+      <w:r>
+        <w:rPr>
+          <w:rStyle w:val="NormalTok"/>
+          <w:rFonts w:ascii="Cambria" w:hAnsi="Cambria"/>
+        </w:rPr>
+        <w:t xml:space="preserve"> </w:t>
+      </w:r>
+      <w:r>
+        <w:rPr>
+          <w:rStyle w:val="KeywordTok"/>
+          <w:rFonts w:ascii="Cambria" w:hAnsi="Cambria"/>
+        </w:rPr>
+        <w:t xml:space="preserve">DEFAULT</w:t>
+      </w:r>
+      <w:r>
+        <w:rPr>
+          <w:rStyle w:val="NormalTok"/>
+          <w:rFonts w:ascii="Cambria" w:hAnsi="Cambria"/>
+        </w:rPr>
+        <w:t xml:space="preserve"> </w:t>
+      </w:r>
+      <w:r>
+        <w:rPr>
+          <w:rStyle w:val="DecValTok"/>
+          <w:rFonts w:ascii="Cambria" w:hAnsi="Cambria"/>
+        </w:rPr>
+        <w:t xml:space="preserve">1</w:t>
+      </w:r>
+      <w:r>
+        <w:rPr>
+          <w:rStyle w:val="NormalTok"/>
+          <w:rFonts w:ascii="Cambria" w:hAnsi="Cambria"/>
+        </w:rPr>
+        <w:t xml:space="preserve">,</w:t>
+      </w:r>
+      <w:r>
+        <w:rPr>
+          <w:rFonts w:ascii="Cambria" w:hAnsi="Cambria"/>
+        </w:rPr>
+        <w:br/>
+      </w:r>
+      <w:r>
+        <w:rPr>
+          <w:rStyle w:val="NormalTok"/>
+          <w:rFonts w:ascii="Cambria" w:hAnsi="Cambria"/>
+        </w:rPr>
+        <w:t xml:space="preserve">    </w:t>
+      </w:r>
+      <w:r>
+        <w:rPr>
+          <w:rStyle w:val="KeywordTok"/>
+          <w:rFonts w:ascii="Cambria" w:hAnsi="Cambria"/>
+        </w:rPr>
+        <w:t xml:space="preserve">FOREIGN</w:t>
+      </w:r>
+      <w:r>
+        <w:rPr>
+          <w:rStyle w:val="NormalTok"/>
+          <w:rFonts w:ascii="Cambria" w:hAnsi="Cambria"/>
+        </w:rPr>
+        <w:t xml:space="preserve"> </w:t>
+      </w:r>
+      <w:r>
+        <w:rPr>
+          <w:rStyle w:val="KeywordTok"/>
+          <w:rFonts w:ascii="Cambria" w:hAnsi="Cambria"/>
+        </w:rPr>
+        <w:t xml:space="preserve">KEY</w:t>
+      </w:r>
+      <w:r>
+        <w:rPr>
+          <w:rStyle w:val="NormalTok"/>
+          <w:rFonts w:ascii="Cambria" w:hAnsi="Cambria"/>
+        </w:rPr>
+        <w:t xml:space="preserve"> (cedula_socio) </w:t>
+      </w:r>
+      <w:r>
+        <w:rPr>
+          <w:rStyle w:val="KeywordTok"/>
+          <w:rFonts w:ascii="Cambria" w:hAnsi="Cambria"/>
+        </w:rPr>
+        <w:t xml:space="preserve">REFERENCES</w:t>
+      </w:r>
+      <w:r>
+        <w:rPr>
+          <w:rStyle w:val="NormalTok"/>
+          <w:rFonts w:ascii="Cambria" w:hAnsi="Cambria"/>
+        </w:rPr>
+        <w:t xml:space="preserve"> socios(cedula),</w:t>
+      </w:r>
+      <w:r>
+        <w:rPr>
+          <w:rFonts w:ascii="Cambria" w:hAnsi="Cambria"/>
+        </w:rPr>
+        <w:br/>
+      </w:r>
+      <w:r>
+        <w:rPr>
+          <w:rStyle w:val="NormalTok"/>
+          <w:rFonts w:ascii="Cambria" w:hAnsi="Cambria"/>
+        </w:rPr>
+        <w:t xml:space="preserve">    </w:t>
+      </w:r>
+      <w:r>
+        <w:rPr>
+          <w:rStyle w:val="KeywordTok"/>
+          <w:rFonts w:ascii="Cambria" w:hAnsi="Cambria"/>
+        </w:rPr>
+        <w:t xml:space="preserve">FOREIGN</w:t>
+      </w:r>
+      <w:r>
+        <w:rPr>
+          <w:rStyle w:val="NormalTok"/>
+          <w:rFonts w:ascii="Cambria" w:hAnsi="Cambria"/>
+        </w:rPr>
+        <w:t xml:space="preserve"> </w:t>
+      </w:r>
+      <w:r>
+        <w:rPr>
+          <w:rStyle w:val="KeywordTok"/>
+          <w:rFonts w:ascii="Cambria" w:hAnsi="Cambria"/>
+        </w:rPr>
+        <w:t xml:space="preserve">KEY</w:t>
+      </w:r>
+      <w:r>
+        <w:rPr>
+          <w:rStyle w:val="NormalTok"/>
+          <w:rFonts w:ascii="Cambria" w:hAnsi="Cambria"/>
+        </w:rPr>
+        <w:t xml:space="preserve"> (isbn_libro) </w:t>
+      </w:r>
+      <w:r>
+        <w:rPr>
+          <w:rStyle w:val="KeywordTok"/>
+          <w:rFonts w:ascii="Cambria" w:hAnsi="Cambria"/>
+        </w:rPr>
+        <w:t xml:space="preserve">REFERENCES</w:t>
+      </w:r>
+      <w:r>
+        <w:rPr>
+          <w:rStyle w:val="NormalTok"/>
+          <w:rFonts w:ascii="Cambria" w:hAnsi="Cambria"/>
+        </w:rPr>
+        <w:t xml:space="preserve"> libros(isbn)</w:t>
+      </w:r>
+      <w:r>
+        <w:rPr>
+          <w:rFonts w:ascii="Cambria" w:hAnsi="Cambria"/>
+        </w:rPr>
+        <w:br/>
+      </w:r>
+      <w:r>
+        <w:rPr>
+          <w:rStyle w:val="NormalTok"/>
+          <w:rFonts w:ascii="Cambria" w:hAnsi="Cambria"/>
+        </w:rPr>
+        <w:t xml:space="preserve">);</w:t>
       </w:r>
     </w:p>
-    <w:p>
-      <w:pPr>
-        <w:pStyle w:val="FirstParagraph"/>
-        <w:spacing w:line="360" w:lineRule="auto"/>
-        <w:jc w:val="both"/>
-      </w:pPr>
-      <w:r>
-        <w:rPr>
-          <w:rFonts w:ascii="Cambria" w:hAnsi="Cambria"/>
-          <w:i/>
-          <w:iCs/>
-        </w:rPr>
-        <w:t xml:space="preserve">Nota: Cada socio puede tener 0 o muchos préstamos y 0 o muchas reservas.</w:t>
-      </w:r>
-      <w:r>
-        <w:rPr>
-          <w:rFonts w:ascii="Cambria" w:hAnsi="Cambria"/>
-          <w:i/>
-          <w:iCs/>
-        </w:rPr>
-        <w:t xml:space="preserve"> </w:t>
-      </w:r>
-      <w:r>
-        <w:rPr>
-          <w:rFonts w:ascii="Cambria" w:hAnsi="Cambria"/>
-          <w:i/>
-          <w:iCs/>
-        </w:rPr>
-        <w:t xml:space="preserve">Cada libro puede estar en 0 o muchos préstamos y 0 o muchas reservas.</w:t>
-      </w:r>
-    </w:p>
-    <w:bookmarkEnd w:id="66"/>
-    <w:bookmarkStart w:id="67" w:name="esquema-sql-ddl"/>
-    <w:p>
-      <w:pPr>
-        <w:pStyle w:val="Heading3"/>
-        <w:spacing w:line="360" w:lineRule="auto"/>
-        <w:jc w:val="both"/>
-      </w:pPr>
-      <w:r>
-        <w:rPr>
-          <w:rFonts w:ascii="Cambria" w:hAnsi="Cambria"/>
-        </w:rPr>
-        <w:t xml:space="preserve">12.2 Esquema SQL (DDL)</w:t>
-      </w:r>
-    </w:p>
-    <w:p>
-      <w:pPr>
-        <w:pStyle w:val="SourceCode"/>
-        <w:spacing w:line="360" w:lineRule="auto"/>
-        <w:jc w:val="both"/>
-      </w:pPr>
-      <w:r>
-        <w:rPr>
-          <w:rStyle w:val="KeywordTok"/>
-          <w:rFonts w:ascii="Cambria" w:hAnsi="Cambria"/>
-        </w:rPr>
-        <w:t xml:space="preserve">CREATE</w:t>
-      </w:r>
-      <w:r>
-        <w:rPr>
-          <w:rStyle w:val="NormalTok"/>
-          <w:rFonts w:ascii="Cambria" w:hAnsi="Cambria"/>
-        </w:rPr>
-        <w:t xml:space="preserve"> </w:t>
-      </w:r>
-      <w:r>
-        <w:rPr>
-          <w:rStyle w:val="KeywordTok"/>
-          <w:rFonts w:ascii="Cambria" w:hAnsi="Cambria"/>
-        </w:rPr>
-        <w:t xml:space="preserve">TABLE</w:t>
-      </w:r>
-      <w:r>
-        <w:rPr>
-          <w:rStyle w:val="NormalTok"/>
-          <w:rFonts w:ascii="Cambria" w:hAnsi="Cambria"/>
-        </w:rPr>
-        <w:t xml:space="preserve"> </w:t>
-      </w:r>
-      <w:r>
-        <w:rPr>
-          <w:rStyle w:val="ControlFlowTok"/>
-          <w:rFonts w:ascii="Cambria" w:hAnsi="Cambria"/>
-        </w:rPr>
-        <w:t xml:space="preserve">IF</w:t>
-      </w:r>
-      <w:r>
-        <w:rPr>
-          <w:rStyle w:val="NormalTok"/>
-          <w:rFonts w:ascii="Cambria" w:hAnsi="Cambria"/>
-        </w:rPr>
-        <w:t xml:space="preserve"> </w:t>
-      </w:r>
-      <w:r>
-        <w:rPr>
-          <w:rStyle w:val="KeywordTok"/>
-          <w:rFonts w:ascii="Cambria" w:hAnsi="Cambria"/>
-        </w:rPr>
-        <w:t xml:space="preserve">NOT</w:t>
-      </w:r>
-      <w:r>
-        <w:rPr>
-          <w:rStyle w:val="NormalTok"/>
-          <w:rFonts w:ascii="Cambria" w:hAnsi="Cambria"/>
-        </w:rPr>
-        <w:t xml:space="preserve"> </w:t>
-      </w:r>
-      <w:r>
-        <w:rPr>
-          <w:rStyle w:val="KeywordTok"/>
-          <w:rFonts w:ascii="Cambria" w:hAnsi="Cambria"/>
-        </w:rPr>
-        <w:t xml:space="preserve">EXISTS</w:t>
-      </w:r>
-      <w:r>
-        <w:rPr>
-          <w:rStyle w:val="NormalTok"/>
-          <w:rFonts w:ascii="Cambria" w:hAnsi="Cambria"/>
-        </w:rPr>
-        <w:t xml:space="preserve"> socios (</w:t>
-      </w:r>
-      <w:r>
-        <w:rPr>
-          <w:rFonts w:ascii="Cambria" w:hAnsi="Cambria"/>
-        </w:rPr>
-        <w:br/>
-      </w:r>
-      <w:r>
-        <w:rPr>
-          <w:rStyle w:val="NormalTok"/>
-          <w:rFonts w:ascii="Cambria" w:hAnsi="Cambria"/>
-        </w:rPr>
-        <w:t xml:space="preserve">    cedula TEXT </w:t>
-      </w:r>
-      <w:r>
-        <w:rPr>
-          <w:rStyle w:val="KeywordTok"/>
-          <w:rFonts w:ascii="Cambria" w:hAnsi="Cambria"/>
-        </w:rPr>
-        <w:t xml:space="preserve">PRIMARY</w:t>
-      </w:r>
-      <w:r>
-        <w:rPr>
-          <w:rStyle w:val="NormalTok"/>
-          <w:rFonts w:ascii="Cambria" w:hAnsi="Cambria"/>
-        </w:rPr>
-        <w:t xml:space="preserve"> </w:t>
-      </w:r>
-      <w:r>
-        <w:rPr>
-          <w:rStyle w:val="KeywordTok"/>
-          <w:rFonts w:ascii="Cambria" w:hAnsi="Cambria"/>
-        </w:rPr>
-        <w:t xml:space="preserve">KEY</w:t>
-      </w:r>
-      <w:r>
-        <w:rPr>
-          <w:rStyle w:val="NormalTok"/>
-          <w:rFonts w:ascii="Cambria" w:hAnsi="Cambria"/>
-        </w:rPr>
-        <w:t xml:space="preserve">,</w:t>
-      </w:r>
-      <w:r>
-        <w:rPr>
-          <w:rFonts w:ascii="Cambria" w:hAnsi="Cambria"/>
-        </w:rPr>
-        <w:br/>
-      </w:r>
-      <w:r>
-        <w:rPr>
-          <w:rStyle w:val="NormalTok"/>
-          <w:rFonts w:ascii="Cambria" w:hAnsi="Cambria"/>
-        </w:rPr>
-        <w:t xml:space="preserve">    nombre TEXT </w:t>
-      </w:r>
-      <w:r>
-        <w:rPr>
-          <w:rStyle w:val="KeywordTok"/>
-          <w:rFonts w:ascii="Cambria" w:hAnsi="Cambria"/>
-        </w:rPr>
-        <w:t xml:space="preserve">NOT</w:t>
-      </w:r>
-      <w:r>
-        <w:rPr>
-          <w:rStyle w:val="NormalTok"/>
-          <w:rFonts w:ascii="Cambria" w:hAnsi="Cambria"/>
-        </w:rPr>
-        <w:t xml:space="preserve"> </w:t>
-      </w:r>
-      <w:r>
-        <w:rPr>
-          <w:rStyle w:val="KeywordTok"/>
-          <w:rFonts w:ascii="Cambria" w:hAnsi="Cambria"/>
-        </w:rPr>
-        <w:t xml:space="preserve">NULL</w:t>
-      </w:r>
-      <w:r>
-        <w:rPr>
-          <w:rStyle w:val="NormalTok"/>
-          <w:rFonts w:ascii="Cambria" w:hAnsi="Cambria"/>
-        </w:rPr>
-        <w:t xml:space="preserve">,</w:t>
-      </w:r>
-      <w:r>
-        <w:rPr>
-          <w:rFonts w:ascii="Cambria" w:hAnsi="Cambria"/>
-        </w:rPr>
-        <w:br/>
-      </w:r>
-      <w:r>
-        <w:rPr>
-          <w:rStyle w:val="NormalTok"/>
-          <w:rFonts w:ascii="Cambria" w:hAnsi="Cambria"/>
-        </w:rPr>
-        <w:t xml:space="preserve">    apellido TEXT </w:t>
-      </w:r>
-      <w:r>
-        <w:rPr>
-          <w:rStyle w:val="KeywordTok"/>
-          <w:rFonts w:ascii="Cambria" w:hAnsi="Cambria"/>
-        </w:rPr>
-        <w:t xml:space="preserve">NOT</w:t>
-      </w:r>
-      <w:r>
-        <w:rPr>
-          <w:rStyle w:val="NormalTok"/>
-          <w:rFonts w:ascii="Cambria" w:hAnsi="Cambria"/>
-        </w:rPr>
-        <w:t xml:space="preserve"> </w:t>
-      </w:r>
-      <w:r>
-        <w:rPr>
-          <w:rStyle w:val="KeywordTok"/>
-          <w:rFonts w:ascii="Cambria" w:hAnsi="Cambria"/>
-        </w:rPr>
-        <w:t xml:space="preserve">NULL</w:t>
-      </w:r>
-      <w:r>
-        <w:rPr>
-          <w:rStyle w:val="NormalTok"/>
-          <w:rFonts w:ascii="Cambria" w:hAnsi="Cambria"/>
-        </w:rPr>
-        <w:t xml:space="preserve">,</w:t>
-      </w:r>
-      <w:r>
-        <w:rPr>
-          <w:rFonts w:ascii="Cambria" w:hAnsi="Cambria"/>
-        </w:rPr>
-        <w:br/>
-      </w:r>
-      <w:r>
-        <w:rPr>
-          <w:rStyle w:val="NormalTok"/>
-          <w:rFonts w:ascii="Cambria" w:hAnsi="Cambria"/>
-        </w:rPr>
-        <w:t xml:space="preserve">    tipo TEXT </w:t>
-      </w:r>
-      <w:r>
-        <w:rPr>
-          <w:rStyle w:val="KeywordTok"/>
-          <w:rFonts w:ascii="Cambria" w:hAnsi="Cambria"/>
-        </w:rPr>
-        <w:t xml:space="preserve">NOT</w:t>
-      </w:r>
-      <w:r>
-        <w:rPr>
-          <w:rStyle w:val="NormalTok"/>
-          <w:rFonts w:ascii="Cambria" w:hAnsi="Cambria"/>
-        </w:rPr>
-        <w:t xml:space="preserve"> </w:t>
-      </w:r>
-      <w:r>
-        <w:rPr>
-          <w:rStyle w:val="KeywordTok"/>
-          <w:rFonts w:ascii="Cambria" w:hAnsi="Cambria"/>
-        </w:rPr>
-        <w:t xml:space="preserve">NULL</w:t>
-      </w:r>
-      <w:r>
-        <w:rPr>
-          <w:rStyle w:val="NormalTok"/>
-          <w:rFonts w:ascii="Cambria" w:hAnsi="Cambria"/>
-        </w:rPr>
-        <w:t xml:space="preserve"> </w:t>
-      </w:r>
-      <w:r>
-        <w:rPr>
-          <w:rStyle w:val="KeywordTok"/>
-          <w:rFonts w:ascii="Cambria" w:hAnsi="Cambria"/>
-        </w:rPr>
-        <w:t xml:space="preserve">CHECK</w:t>
-      </w:r>
-      <w:r>
-        <w:rPr>
-          <w:rStyle w:val="NormalTok"/>
-          <w:rFonts w:ascii="Cambria" w:hAnsi="Cambria"/>
-        </w:rPr>
-        <w:t xml:space="preserve">(tipo </w:t>
-      </w:r>
-      <w:r>
-        <w:rPr>
-          <w:rStyle w:val="KeywordTok"/>
-          <w:rFonts w:ascii="Cambria" w:hAnsi="Cambria"/>
-        </w:rPr>
-        <w:t xml:space="preserve">IN</w:t>
-      </w:r>
-      <w:r>
-        <w:rPr>
-          <w:rStyle w:val="NormalTok"/>
-          <w:rFonts w:ascii="Cambria" w:hAnsi="Cambria"/>
-        </w:rPr>
-        <w:t xml:space="preserve"> (</w:t>
-      </w:r>
-      <w:r>
-        <w:rPr>
-          <w:rStyle w:val="StringTok"/>
-          <w:rFonts w:ascii="Cambria" w:hAnsi="Cambria"/>
-        </w:rPr>
-        <w:t xml:space="preserve">'Estudiante'</w:t>
-      </w:r>
-      <w:r>
-        <w:rPr>
-          <w:rStyle w:val="NormalTok"/>
-          <w:rFonts w:ascii="Cambria" w:hAnsi="Cambria"/>
-        </w:rPr>
-        <w:t xml:space="preserve">, </w:t>
-      </w:r>
-      <w:r>
-        <w:rPr>
-          <w:rStyle w:val="StringTok"/>
-          <w:rFonts w:ascii="Cambria" w:hAnsi="Cambria"/>
-        </w:rPr>
-        <w:t xml:space="preserve">'Docente'</w:t>
-      </w:r>
-      <w:r>
-        <w:rPr>
-          <w:rStyle w:val="NormalTok"/>
-          <w:rFonts w:ascii="Cambria" w:hAnsi="Cambria"/>
-        </w:rPr>
-        <w:t xml:space="preserve">)),</w:t>
-      </w:r>
-      <w:r>
-        <w:rPr>
-          <w:rFonts w:ascii="Cambria" w:hAnsi="Cambria"/>
-        </w:rPr>
-        <w:br/>
-      </w:r>
-      <w:r>
-        <w:rPr>
-          <w:rStyle w:val="NormalTok"/>
-          <w:rFonts w:ascii="Cambria" w:hAnsi="Cambria"/>
-        </w:rPr>
-        <w:t xml:space="preserve">    carrera_departamento TEXT,</w:t>
-      </w:r>
-      <w:r>
-        <w:rPr>
-          <w:rFonts w:ascii="Cambria" w:hAnsi="Cambria"/>
-        </w:rPr>
-        <w:br/>
-      </w:r>
-      <w:r>
-        <w:rPr>
-          <w:rStyle w:val="NormalTok"/>
-          <w:rFonts w:ascii="Cambria" w:hAnsi="Cambria"/>
-        </w:rPr>
-        <w:t xml:space="preserve">    semestre </w:t>
-      </w:r>
-      <w:r>
-        <w:rPr>
-          <w:rStyle w:val="DataTypeTok"/>
-          <w:rFonts w:ascii="Cambria" w:hAnsi="Cambria"/>
-        </w:rPr>
-        <w:t xml:space="preserve">INTEGER</w:t>
-      </w:r>
-      <w:r>
-        <w:rPr>
-          <w:rStyle w:val="NormalTok"/>
-          <w:rFonts w:ascii="Cambria" w:hAnsi="Cambria"/>
-        </w:rPr>
-        <w:t xml:space="preserve">,</w:t>
-      </w:r>
-      <w:r>
-        <w:rPr>
-          <w:rFonts w:ascii="Cambria" w:hAnsi="Cambria"/>
-        </w:rPr>
-        <w:br/>
-      </w:r>
-      <w:r>
-        <w:rPr>
-          <w:rStyle w:val="NormalTok"/>
-          <w:rFonts w:ascii="Cambria" w:hAnsi="Cambria"/>
-        </w:rPr>
-        <w:t xml:space="preserve">    telefono TEXT</w:t>
-      </w:r>
-      <w:r>
-        <w:rPr>
-          <w:rFonts w:ascii="Cambria" w:hAnsi="Cambria"/>
-        </w:rPr>
-        <w:br/>
-      </w:r>
-      <w:r>
-        <w:rPr>
-          <w:rStyle w:val="NormalTok"/>
-          <w:rFonts w:ascii="Cambria" w:hAnsi="Cambria"/>
-        </w:rPr>
-        <w:t xml:space="preserve">);</w:t>
-      </w:r>
-      <w:r>
-        <w:rPr>
-          <w:rFonts w:ascii="Cambria" w:hAnsi="Cambria"/>
-        </w:rPr>
-        <w:br/>
-      </w:r>
-      <w:r>
-        <w:rPr>
-          <w:rFonts w:ascii="Cambria" w:hAnsi="Cambria"/>
-        </w:rPr>
-        <w:br/>
-      </w:r>
-      <w:r>
-        <w:rPr>
-          <w:rStyle w:val="KeywordTok"/>
-          <w:rFonts w:ascii="Cambria" w:hAnsi="Cambria"/>
-        </w:rPr>
-        <w:t xml:space="preserve">CREATE</w:t>
-      </w:r>
-      <w:r>
-        <w:rPr>
-          <w:rStyle w:val="NormalTok"/>
-          <w:rFonts w:ascii="Cambria" w:hAnsi="Cambria"/>
-        </w:rPr>
-        <w:t xml:space="preserve"> </w:t>
-      </w:r>
-      <w:r>
-        <w:rPr>
-          <w:rStyle w:val="KeywordTok"/>
-          <w:rFonts w:ascii="Cambria" w:hAnsi="Cambria"/>
-        </w:rPr>
-        <w:t xml:space="preserve">TABLE</w:t>
-      </w:r>
-      <w:r>
-        <w:rPr>
-          <w:rStyle w:val="NormalTok"/>
-          <w:rFonts w:ascii="Cambria" w:hAnsi="Cambria"/>
-        </w:rPr>
-        <w:t xml:space="preserve"> </w:t>
-      </w:r>
-      <w:r>
-        <w:rPr>
-          <w:rStyle w:val="ControlFlowTok"/>
-          <w:rFonts w:ascii="Cambria" w:hAnsi="Cambria"/>
-        </w:rPr>
-        <w:t xml:space="preserve">IF</w:t>
-      </w:r>
-      <w:r>
-        <w:rPr>
-          <w:rStyle w:val="NormalTok"/>
-          <w:rFonts w:ascii="Cambria" w:hAnsi="Cambria"/>
-        </w:rPr>
-        <w:t xml:space="preserve"> </w:t>
-      </w:r>
-      <w:r>
-        <w:rPr>
-          <w:rStyle w:val="KeywordTok"/>
-          <w:rFonts w:ascii="Cambria" w:hAnsi="Cambria"/>
-        </w:rPr>
-        <w:t xml:space="preserve">NOT</w:t>
-      </w:r>
-      <w:r>
-        <w:rPr>
-          <w:rStyle w:val="NormalTok"/>
-          <w:rFonts w:ascii="Cambria" w:hAnsi="Cambria"/>
-        </w:rPr>
-        <w:t xml:space="preserve"> </w:t>
-      </w:r>
-      <w:r>
-        <w:rPr>
-          <w:rStyle w:val="KeywordTok"/>
-          <w:rFonts w:ascii="Cambria" w:hAnsi="Cambria"/>
-        </w:rPr>
-        <w:t xml:space="preserve">EXISTS</w:t>
-      </w:r>
-      <w:r>
-        <w:rPr>
-          <w:rStyle w:val="NormalTok"/>
-          <w:rFonts w:ascii="Cambria" w:hAnsi="Cambria"/>
-        </w:rPr>
-        <w:t xml:space="preserve"> libros (</w:t>
-      </w:r>
-      <w:r>
-        <w:rPr>
-          <w:rFonts w:ascii="Cambria" w:hAnsi="Cambria"/>
-        </w:rPr>
-        <w:br/>
-      </w:r>
-      <w:r>
-        <w:rPr>
-          <w:rStyle w:val="NormalTok"/>
-          <w:rFonts w:ascii="Cambria" w:hAnsi="Cambria"/>
-        </w:rPr>
-        <w:t xml:space="preserve">    isbn TEXT </w:t>
-      </w:r>
-      <w:r>
-        <w:rPr>
-          <w:rStyle w:val="KeywordTok"/>
-          <w:rFonts w:ascii="Cambria" w:hAnsi="Cambria"/>
-        </w:rPr>
-        <w:t xml:space="preserve">PRIMARY</w:t>
-      </w:r>
-      <w:r>
-        <w:rPr>
-          <w:rStyle w:val="NormalTok"/>
-          <w:rFonts w:ascii="Cambria" w:hAnsi="Cambria"/>
-        </w:rPr>
-        <w:t xml:space="preserve"> </w:t>
-      </w:r>
-      <w:r>
-        <w:rPr>
-          <w:rStyle w:val="KeywordTok"/>
-          <w:rFonts w:ascii="Cambria" w:hAnsi="Cambria"/>
-        </w:rPr>
-        <w:t xml:space="preserve">KEY</w:t>
-      </w:r>
-      <w:r>
-        <w:rPr>
-          <w:rStyle w:val="NormalTok"/>
-          <w:rFonts w:ascii="Cambria" w:hAnsi="Cambria"/>
-        </w:rPr>
-        <w:t xml:space="preserve">,</w:t>
-      </w:r>
-      <w:r>
-        <w:rPr>
-          <w:rFonts w:ascii="Cambria" w:hAnsi="Cambria"/>
-        </w:rPr>
-        <w:br/>
-      </w:r>
-      <w:r>
-        <w:rPr>
-          <w:rStyle w:val="NormalTok"/>
-          <w:rFonts w:ascii="Cambria" w:hAnsi="Cambria"/>
-        </w:rPr>
-        <w:t xml:space="preserve">    titulo TEXT </w:t>
-      </w:r>
-      <w:r>
-        <w:rPr>
-          <w:rStyle w:val="KeywordTok"/>
-          <w:rFonts w:ascii="Cambria" w:hAnsi="Cambria"/>
-        </w:rPr>
-        <w:t xml:space="preserve">NOT</w:t>
-      </w:r>
-      <w:r>
-        <w:rPr>
-          <w:rStyle w:val="NormalTok"/>
-          <w:rFonts w:ascii="Cambria" w:hAnsi="Cambria"/>
-        </w:rPr>
-        <w:t xml:space="preserve"> </w:t>
-      </w:r>
-      <w:r>
-        <w:rPr>
-          <w:rStyle w:val="KeywordTok"/>
-          <w:rFonts w:ascii="Cambria" w:hAnsi="Cambria"/>
-        </w:rPr>
-        <w:t xml:space="preserve">NULL</w:t>
-      </w:r>
-      <w:r>
-        <w:rPr>
-          <w:rStyle w:val="NormalTok"/>
-          <w:rFonts w:ascii="Cambria" w:hAnsi="Cambria"/>
-        </w:rPr>
-        <w:t xml:space="preserve">,</w:t>
-      </w:r>
-      <w:r>
-        <w:rPr>
-          <w:rFonts w:ascii="Cambria" w:hAnsi="Cambria"/>
-        </w:rPr>
-        <w:br/>
-      </w:r>
-      <w:r>
-        <w:rPr>
-          <w:rStyle w:val="NormalTok"/>
-          <w:rFonts w:ascii="Cambria" w:hAnsi="Cambria"/>
-        </w:rPr>
-        <w:t xml:space="preserve">    autor TEXT </w:t>
-      </w:r>
-      <w:r>
-        <w:rPr>
-          <w:rStyle w:val="KeywordTok"/>
-          <w:rFonts w:ascii="Cambria" w:hAnsi="Cambria"/>
-        </w:rPr>
-        <w:t xml:space="preserve">NOT</w:t>
-      </w:r>
-      <w:r>
-        <w:rPr>
-          <w:rStyle w:val="NormalTok"/>
-          <w:rFonts w:ascii="Cambria" w:hAnsi="Cambria"/>
-        </w:rPr>
-        <w:t xml:space="preserve"> </w:t>
-      </w:r>
-      <w:r>
-        <w:rPr>
-          <w:rStyle w:val="KeywordTok"/>
-          <w:rFonts w:ascii="Cambria" w:hAnsi="Cambria"/>
-        </w:rPr>
-        <w:t xml:space="preserve">NULL</w:t>
-      </w:r>
-      <w:r>
-        <w:rPr>
-          <w:rStyle w:val="NormalTok"/>
-          <w:rFonts w:ascii="Cambria" w:hAnsi="Cambria"/>
-        </w:rPr>
-        <w:t xml:space="preserve">,</w:t>
-      </w:r>
-      <w:r>
-        <w:rPr>
-          <w:rFonts w:ascii="Cambria" w:hAnsi="Cambria"/>
-        </w:rPr>
-        <w:br/>
-      </w:r>
-      <w:r>
-        <w:rPr>
-          <w:rStyle w:val="NormalTok"/>
-          <w:rFonts w:ascii="Cambria" w:hAnsi="Cambria"/>
-        </w:rPr>
-        <w:t xml:space="preserve">    editorial TEXT,</w:t>
-      </w:r>
-      <w:r>
-        <w:rPr>
-          <w:rFonts w:ascii="Cambria" w:hAnsi="Cambria"/>
-        </w:rPr>
-        <w:br/>
-      </w:r>
-      <w:r>
-        <w:rPr>
-          <w:rStyle w:val="NormalTok"/>
-          <w:rFonts w:ascii="Cambria" w:hAnsi="Cambria"/>
-        </w:rPr>
-        <w:t xml:space="preserve">    anio </w:t>
-      </w:r>
-      <w:r>
-        <w:rPr>
-          <w:rStyle w:val="DataTypeTok"/>
-          <w:rFonts w:ascii="Cambria" w:hAnsi="Cambria"/>
-        </w:rPr>
-        <w:t xml:space="preserve">INTEGER</w:t>
-      </w:r>
-      <w:r>
-        <w:rPr>
-          <w:rStyle w:val="NormalTok"/>
-          <w:rFonts w:ascii="Cambria" w:hAnsi="Cambria"/>
-        </w:rPr>
-        <w:t xml:space="preserve">,</w:t>
-      </w:r>
-      <w:r>
-        <w:rPr>
-          <w:rFonts w:ascii="Cambria" w:hAnsi="Cambria"/>
-        </w:rPr>
-        <w:br/>
-      </w:r>
-      <w:r>
-        <w:rPr>
-          <w:rStyle w:val="NormalTok"/>
-          <w:rFonts w:ascii="Cambria" w:hAnsi="Cambria"/>
-        </w:rPr>
-        <w:t xml:space="preserve">    ejemplares </w:t>
-      </w:r>
-      <w:r>
-        <w:rPr>
-          <w:rStyle w:val="DataTypeTok"/>
-          <w:rFonts w:ascii="Cambria" w:hAnsi="Cambria"/>
-        </w:rPr>
-        <w:t xml:space="preserve">INTEGER</w:t>
-      </w:r>
-      <w:r>
-        <w:rPr>
-          <w:rStyle w:val="NormalTok"/>
-          <w:rFonts w:ascii="Cambria" w:hAnsi="Cambria"/>
-        </w:rPr>
-        <w:t xml:space="preserve"> </w:t>
-      </w:r>
-      <w:r>
-        <w:rPr>
-          <w:rStyle w:val="KeywordTok"/>
-          <w:rFonts w:ascii="Cambria" w:hAnsi="Cambria"/>
-        </w:rPr>
-        <w:t xml:space="preserve">DEFAULT</w:t>
-      </w:r>
-      <w:r>
-        <w:rPr>
-          <w:rStyle w:val="NormalTok"/>
-          <w:rFonts w:ascii="Cambria" w:hAnsi="Cambria"/>
-        </w:rPr>
-        <w:t xml:space="preserve"> </w:t>
-      </w:r>
-      <w:r>
-        <w:rPr>
-          <w:rStyle w:val="DecValTok"/>
-          <w:rFonts w:ascii="Cambria" w:hAnsi="Cambria"/>
-        </w:rPr>
-        <w:t xml:space="preserve">1</w:t>
-      </w:r>
-      <w:r>
-        <w:rPr>
-          <w:rStyle w:val="NormalTok"/>
-          <w:rFonts w:ascii="Cambria" w:hAnsi="Cambria"/>
-        </w:rPr>
-        <w:t xml:space="preserve">,</w:t>
-      </w:r>
-      <w:r>
-        <w:rPr>
-          <w:rFonts w:ascii="Cambria" w:hAnsi="Cambria"/>
-        </w:rPr>
-        <w:br/>
-      </w:r>
-      <w:r>
-        <w:rPr>
-          <w:rStyle w:val="NormalTok"/>
-          <w:rFonts w:ascii="Cambria" w:hAnsi="Cambria"/>
-        </w:rPr>
-        <w:t xml:space="preserve">    disponibles </w:t>
-      </w:r>
-      <w:r>
-        <w:rPr>
-          <w:rStyle w:val="DataTypeTok"/>
-          <w:rFonts w:ascii="Cambria" w:hAnsi="Cambria"/>
-        </w:rPr>
-        <w:t xml:space="preserve">INTEGER</w:t>
-      </w:r>
-      <w:r>
-        <w:rPr>
-          <w:rStyle w:val="NormalTok"/>
-          <w:rFonts w:ascii="Cambria" w:hAnsi="Cambria"/>
-        </w:rPr>
-        <w:t xml:space="preserve"> </w:t>
-      </w:r>
-      <w:r>
-        <w:rPr>
-          <w:rStyle w:val="KeywordTok"/>
-          <w:rFonts w:ascii="Cambria" w:hAnsi="Cambria"/>
-        </w:rPr>
-        <w:t xml:space="preserve">DEFAULT</w:t>
-      </w:r>
-      <w:r>
-        <w:rPr>
-          <w:rStyle w:val="NormalTok"/>
-          <w:rFonts w:ascii="Cambria" w:hAnsi="Cambria"/>
-        </w:rPr>
-        <w:t xml:space="preserve"> </w:t>
-      </w:r>
-      <w:r>
-        <w:rPr>
-          <w:rStyle w:val="DecValTok"/>
-          <w:rFonts w:ascii="Cambria" w:hAnsi="Cambria"/>
-        </w:rPr>
-        <w:t xml:space="preserve">1</w:t>
-      </w:r>
-      <w:r>
-        <w:rPr>
-          <w:rFonts w:ascii="Cambria" w:hAnsi="Cambria"/>
-        </w:rPr>
-        <w:br/>
-      </w:r>
-      <w:r>
-        <w:rPr>
-          <w:rStyle w:val="NormalTok"/>
-          <w:rFonts w:ascii="Cambria" w:hAnsi="Cambria"/>
-        </w:rPr>
-        <w:t xml:space="preserve">);</w:t>
-      </w:r>
-      <w:r>
-        <w:rPr>
-          <w:rFonts w:ascii="Cambria" w:hAnsi="Cambria"/>
-        </w:rPr>
-        <w:br/>
-      </w:r>
-      <w:r>
-        <w:rPr>
-          <w:rFonts w:ascii="Cambria" w:hAnsi="Cambria"/>
-        </w:rPr>
-        <w:br/>
-      </w:r>
-      <w:r>
-        <w:rPr>
-          <w:rStyle w:val="KeywordTok"/>
-          <w:rFonts w:ascii="Cambria" w:hAnsi="Cambria"/>
-        </w:rPr>
-        <w:t xml:space="preserve">CREATE</w:t>
-      </w:r>
-      <w:r>
-        <w:rPr>
-          <w:rStyle w:val="NormalTok"/>
-          <w:rFonts w:ascii="Cambria" w:hAnsi="Cambria"/>
-        </w:rPr>
-        <w:t xml:space="preserve"> </w:t>
-      </w:r>
-      <w:r>
-        <w:rPr>
-          <w:rStyle w:val="KeywordTok"/>
-          <w:rFonts w:ascii="Cambria" w:hAnsi="Cambria"/>
-        </w:rPr>
-        <w:t xml:space="preserve">TABLE</w:t>
-      </w:r>
-      <w:r>
-        <w:rPr>
-          <w:rStyle w:val="NormalTok"/>
-          <w:rFonts w:ascii="Cambria" w:hAnsi="Cambria"/>
-        </w:rPr>
-        <w:t xml:space="preserve"> </w:t>
-      </w:r>
-      <w:r>
-        <w:rPr>
-          <w:rStyle w:val="ControlFlowTok"/>
-          <w:rFonts w:ascii="Cambria" w:hAnsi="Cambria"/>
-        </w:rPr>
-        <w:t xml:space="preserve">IF</w:t>
-      </w:r>
-      <w:r>
-        <w:rPr>
-          <w:rStyle w:val="NormalTok"/>
-          <w:rFonts w:ascii="Cambria" w:hAnsi="Cambria"/>
-        </w:rPr>
-        <w:t xml:space="preserve"> </w:t>
-      </w:r>
-      <w:r>
-        <w:rPr>
-          <w:rStyle w:val="KeywordTok"/>
-          <w:rFonts w:ascii="Cambria" w:hAnsi="Cambria"/>
-        </w:rPr>
-        <w:t xml:space="preserve">NOT</w:t>
-      </w:r>
-      <w:r>
-        <w:rPr>
-          <w:rStyle w:val="NormalTok"/>
-          <w:rFonts w:ascii="Cambria" w:hAnsi="Cambria"/>
-        </w:rPr>
-        <w:t xml:space="preserve"> </w:t>
-      </w:r>
-      <w:r>
-        <w:rPr>
-          <w:rStyle w:val="KeywordTok"/>
-          <w:rFonts w:ascii="Cambria" w:hAnsi="Cambria"/>
-        </w:rPr>
-        <w:t xml:space="preserve">EXISTS</w:t>
-      </w:r>
-      <w:r>
-        <w:rPr>
-          <w:rStyle w:val="NormalTok"/>
-          <w:rFonts w:ascii="Cambria" w:hAnsi="Cambria"/>
-        </w:rPr>
-        <w:t xml:space="preserve"> prestamos (</w:t>
-      </w:r>
-      <w:r>
-        <w:rPr>
-          <w:rFonts w:ascii="Cambria" w:hAnsi="Cambria"/>
-        </w:rPr>
-        <w:br/>
-      </w:r>
-      <w:r>
-        <w:rPr>
-          <w:rStyle w:val="NormalTok"/>
-          <w:rFonts w:ascii="Cambria" w:hAnsi="Cambria"/>
-        </w:rPr>
-        <w:t xml:space="preserve">    </w:t>
-      </w:r>
-      <w:r>
-        <w:rPr>
-          <w:rStyle w:val="KeywordTok"/>
-          <w:rFonts w:ascii="Cambria" w:hAnsi="Cambria"/>
-        </w:rPr>
-        <w:t xml:space="preserve">id</w:t>
-      </w:r>
-      <w:r>
-        <w:rPr>
-          <w:rStyle w:val="NormalTok"/>
-          <w:rFonts w:ascii="Cambria" w:hAnsi="Cambria"/>
-        </w:rPr>
-        <w:t xml:space="preserve"> </w:t>
-      </w:r>
-      <w:r>
-        <w:rPr>
-          <w:rStyle w:val="DataTypeTok"/>
-          <w:rFonts w:ascii="Cambria" w:hAnsi="Cambria"/>
-        </w:rPr>
-        <w:t xml:space="preserve">INTEGER</w:t>
-      </w:r>
-      <w:r>
-        <w:rPr>
-          <w:rStyle w:val="NormalTok"/>
-          <w:rFonts w:ascii="Cambria" w:hAnsi="Cambria"/>
-        </w:rPr>
-        <w:t xml:space="preserve"> </w:t>
-      </w:r>
-      <w:r>
-        <w:rPr>
-          <w:rStyle w:val="KeywordTok"/>
-          <w:rFonts w:ascii="Cambria" w:hAnsi="Cambria"/>
-        </w:rPr>
-        <w:t xml:space="preserve">PRIMARY</w:t>
-      </w:r>
-      <w:r>
-        <w:rPr>
-          <w:rStyle w:val="NormalTok"/>
-          <w:rFonts w:ascii="Cambria" w:hAnsi="Cambria"/>
-        </w:rPr>
-        <w:t xml:space="preserve"> </w:t>
-      </w:r>
-      <w:r>
-        <w:rPr>
-          <w:rStyle w:val="KeywordTok"/>
-          <w:rFonts w:ascii="Cambria" w:hAnsi="Cambria"/>
-        </w:rPr>
-        <w:t xml:space="preserve">KEY</w:t>
-      </w:r>
-      <w:r>
-        <w:rPr>
-          <w:rStyle w:val="NormalTok"/>
-          <w:rFonts w:ascii="Cambria" w:hAnsi="Cambria"/>
-        </w:rPr>
-        <w:t xml:space="preserve"> AUTOINCREMENT,</w:t>
-      </w:r>
-      <w:r>
-        <w:rPr>
-          <w:rFonts w:ascii="Cambria" w:hAnsi="Cambria"/>
-        </w:rPr>
-        <w:br/>
-      </w:r>
-      <w:r>
-        <w:rPr>
-          <w:rStyle w:val="NormalTok"/>
-          <w:rFonts w:ascii="Cambria" w:hAnsi="Cambria"/>
-        </w:rPr>
-        <w:t xml:space="preserve">    cedula_socio TEXT </w:t>
-      </w:r>
-      <w:r>
-        <w:rPr>
-          <w:rStyle w:val="KeywordTok"/>
-          <w:rFonts w:ascii="Cambria" w:hAnsi="Cambria"/>
-        </w:rPr>
-        <w:t xml:space="preserve">NOT</w:t>
-      </w:r>
-      <w:r>
-        <w:rPr>
-          <w:rStyle w:val="NormalTok"/>
-          <w:rFonts w:ascii="Cambria" w:hAnsi="Cambria"/>
-        </w:rPr>
-        <w:t xml:space="preserve"> </w:t>
-      </w:r>
-      <w:r>
-        <w:rPr>
-          <w:rStyle w:val="KeywordTok"/>
-          <w:rFonts w:ascii="Cambria" w:hAnsi="Cambria"/>
-        </w:rPr>
-        <w:t xml:space="preserve">NULL</w:t>
-      </w:r>
-      <w:r>
-        <w:rPr>
-          <w:rStyle w:val="NormalTok"/>
-          <w:rFonts w:ascii="Cambria" w:hAnsi="Cambria"/>
-        </w:rPr>
-        <w:t xml:space="preserve">,</w:t>
-      </w:r>
-      <w:r>
-        <w:rPr>
-          <w:rFonts w:ascii="Cambria" w:hAnsi="Cambria"/>
-        </w:rPr>
-        <w:br/>
-      </w:r>
-      <w:r>
-        <w:rPr>
-          <w:rStyle w:val="NormalTok"/>
-          <w:rFonts w:ascii="Cambria" w:hAnsi="Cambria"/>
-        </w:rPr>
-        <w:t xml:space="preserve">    isbn_libro TEXT </w:t>
-      </w:r>
-      <w:r>
-        <w:rPr>
-          <w:rStyle w:val="KeywordTok"/>
-          <w:rFonts w:ascii="Cambria" w:hAnsi="Cambria"/>
-        </w:rPr>
-        <w:t xml:space="preserve">NOT</w:t>
-      </w:r>
-      <w:r>
-        <w:rPr>
-          <w:rStyle w:val="NormalTok"/>
-          <w:rFonts w:ascii="Cambria" w:hAnsi="Cambria"/>
-        </w:rPr>
-        <w:t xml:space="preserve"> </w:t>
-      </w:r>
-      <w:r>
-        <w:rPr>
-          <w:rStyle w:val="KeywordTok"/>
-          <w:rFonts w:ascii="Cambria" w:hAnsi="Cambria"/>
-        </w:rPr>
-        <w:t xml:space="preserve">NULL</w:t>
-      </w:r>
-      <w:r>
-        <w:rPr>
-          <w:rStyle w:val="NormalTok"/>
-          <w:rFonts w:ascii="Cambria" w:hAnsi="Cambria"/>
-        </w:rPr>
-        <w:t xml:space="preserve">,</w:t>
-      </w:r>
-      <w:r>
-        <w:rPr>
-          <w:rFonts w:ascii="Cambria" w:hAnsi="Cambria"/>
-        </w:rPr>
-        <w:br/>
-      </w:r>
-      <w:r>
-        <w:rPr>
-          <w:rStyle w:val="NormalTok"/>
-          <w:rFonts w:ascii="Cambria" w:hAnsi="Cambria"/>
-        </w:rPr>
-        <w:t xml:space="preserve">    fecha_prestamo TEXT </w:t>
-      </w:r>
-      <w:r>
-        <w:rPr>
-          <w:rStyle w:val="KeywordTok"/>
-          <w:rFonts w:ascii="Cambria" w:hAnsi="Cambria"/>
-        </w:rPr>
-        <w:t xml:space="preserve">NOT</w:t>
-      </w:r>
-      <w:r>
-        <w:rPr>
-          <w:rStyle w:val="NormalTok"/>
-          <w:rFonts w:ascii="Cambria" w:hAnsi="Cambria"/>
-        </w:rPr>
-        <w:t xml:space="preserve"> </w:t>
-      </w:r>
-      <w:r>
-        <w:rPr>
-          <w:rStyle w:val="KeywordTok"/>
-          <w:rFonts w:ascii="Cambria" w:hAnsi="Cambria"/>
-        </w:rPr>
-        <w:t xml:space="preserve">NULL</w:t>
-      </w:r>
-      <w:r>
-        <w:rPr>
-          <w:rStyle w:val="NormalTok"/>
-          <w:rFonts w:ascii="Cambria" w:hAnsi="Cambria"/>
-        </w:rPr>
-        <w:t xml:space="preserve">,</w:t>
-      </w:r>
-      <w:r>
-        <w:rPr>
-          <w:rFonts w:ascii="Cambria" w:hAnsi="Cambria"/>
-        </w:rPr>
-        <w:br/>
-      </w:r>
-      <w:r>
-        <w:rPr>
-          <w:rStyle w:val="NormalTok"/>
-          <w:rFonts w:ascii="Cambria" w:hAnsi="Cambria"/>
-        </w:rPr>
-        <w:t xml:space="preserve">    fecha_devolucion TEXT,</w:t>
-      </w:r>
-      <w:r>
-        <w:rPr>
-          <w:rFonts w:ascii="Cambria" w:hAnsi="Cambria"/>
-        </w:rPr>
-        <w:br/>
-      </w:r>
-      <w:r>
-        <w:rPr>
-          <w:rStyle w:val="NormalTok"/>
-          <w:rFonts w:ascii="Cambria" w:hAnsi="Cambria"/>
-        </w:rPr>
-        <w:t xml:space="preserve">    </w:t>
-      </w:r>
-      <w:r>
-        <w:rPr>
-          <w:rStyle w:val="KeywordTok"/>
-          <w:rFonts w:ascii="Cambria" w:hAnsi="Cambria"/>
-        </w:rPr>
-        <w:t xml:space="preserve">FOREIGN</w:t>
-      </w:r>
-      <w:r>
-        <w:rPr>
-          <w:rStyle w:val="NormalTok"/>
-          <w:rFonts w:ascii="Cambria" w:hAnsi="Cambria"/>
-        </w:rPr>
-        <w:t xml:space="preserve"> </w:t>
-      </w:r>
-      <w:r>
-        <w:rPr>
-          <w:rStyle w:val="KeywordTok"/>
-          <w:rFonts w:ascii="Cambria" w:hAnsi="Cambria"/>
-        </w:rPr>
-        <w:t xml:space="preserve">KEY</w:t>
-      </w:r>
-      <w:r>
-        <w:rPr>
-          <w:rStyle w:val="NormalTok"/>
-          <w:rFonts w:ascii="Cambria" w:hAnsi="Cambria"/>
-        </w:rPr>
-        <w:t xml:space="preserve"> (cedula_socio) </w:t>
-      </w:r>
-      <w:r>
-        <w:rPr>
-          <w:rStyle w:val="KeywordTok"/>
-          <w:rFonts w:ascii="Cambria" w:hAnsi="Cambria"/>
-        </w:rPr>
-        <w:t xml:space="preserve">REFERENCES</w:t>
-      </w:r>
-      <w:r>
-        <w:rPr>
-          <w:rStyle w:val="NormalTok"/>
-          <w:rFonts w:ascii="Cambria" w:hAnsi="Cambria"/>
-        </w:rPr>
-        <w:t xml:space="preserve"> socios(cedula),</w:t>
-      </w:r>
-      <w:r>
-        <w:rPr>
-          <w:rFonts w:ascii="Cambria" w:hAnsi="Cambria"/>
-        </w:rPr>
-        <w:br/>
-      </w:r>
-      <w:r>
-        <w:rPr>
-          <w:rStyle w:val="NormalTok"/>
-          <w:rFonts w:ascii="Cambria" w:hAnsi="Cambria"/>
-        </w:rPr>
-        <w:t xml:space="preserve">    </w:t>
-      </w:r>
-      <w:r>
-        <w:rPr>
-          <w:rStyle w:val="KeywordTok"/>
-          <w:rFonts w:ascii="Cambria" w:hAnsi="Cambria"/>
-        </w:rPr>
-        <w:t xml:space="preserve">FOREIGN</w:t>
-      </w:r>
-      <w:r>
-        <w:rPr>
-          <w:rStyle w:val="NormalTok"/>
-          <w:rFonts w:ascii="Cambria" w:hAnsi="Cambria"/>
-        </w:rPr>
-        <w:t xml:space="preserve"> </w:t>
-      </w:r>
-      <w:r>
-        <w:rPr>
-          <w:rStyle w:val="KeywordTok"/>
-          <w:rFonts w:ascii="Cambria" w:hAnsi="Cambria"/>
-        </w:rPr>
-        <w:t xml:space="preserve">KEY</w:t>
-      </w:r>
-      <w:r>
-        <w:rPr>
-          <w:rStyle w:val="NormalTok"/>
-          <w:rFonts w:ascii="Cambria" w:hAnsi="Cambria"/>
-        </w:rPr>
-        <w:t xml:space="preserve"> (isbn_libro) </w:t>
-      </w:r>
-      <w:r>
-        <w:rPr>
-          <w:rStyle w:val="KeywordTok"/>
-          <w:rFonts w:ascii="Cambria" w:hAnsi="Cambria"/>
-        </w:rPr>
-        <w:t xml:space="preserve">REFERENCES</w:t>
-      </w:r>
-      <w:r>
-        <w:rPr>
-          <w:rStyle w:val="NormalTok"/>
-          <w:rFonts w:ascii="Cambria" w:hAnsi="Cambria"/>
-        </w:rPr>
-        <w:t xml:space="preserve"> libros(isbn)</w:t>
-      </w:r>
-      <w:r>
-        <w:rPr>
-          <w:rFonts w:ascii="Cambria" w:hAnsi="Cambria"/>
-        </w:rPr>
-        <w:br/>
-      </w:r>
-      <w:r>
-        <w:rPr>
-          <w:rStyle w:val="NormalTok"/>
-          <w:rFonts w:ascii="Cambria" w:hAnsi="Cambria"/>
-        </w:rPr>
-        <w:t xml:space="preserve">);</w:t>
-      </w:r>
-      <w:r>
-        <w:rPr>
-          <w:rFonts w:ascii="Cambria" w:hAnsi="Cambria"/>
-        </w:rPr>
-        <w:br/>
-      </w:r>
-      <w:r>
-        <w:rPr>
-          <w:rFonts w:ascii="Cambria" w:hAnsi="Cambria"/>
-        </w:rPr>
-        <w:br/>
-      </w:r>
-      <w:r>
-        <w:rPr>
-          <w:rStyle w:val="KeywordTok"/>
-          <w:rFonts w:ascii="Cambria" w:hAnsi="Cambria"/>
-        </w:rPr>
-        <w:t xml:space="preserve">CREATE</w:t>
-      </w:r>
-      <w:r>
-        <w:rPr>
-          <w:rStyle w:val="NormalTok"/>
-          <w:rFonts w:ascii="Cambria" w:hAnsi="Cambria"/>
-        </w:rPr>
-        <w:t xml:space="preserve"> </w:t>
-      </w:r>
-      <w:r>
-        <w:rPr>
-          <w:rStyle w:val="KeywordTok"/>
-          <w:rFonts w:ascii="Cambria" w:hAnsi="Cambria"/>
-        </w:rPr>
-        <w:t xml:space="preserve">TABLE</w:t>
-      </w:r>
-      <w:r>
-        <w:rPr>
-          <w:rStyle w:val="NormalTok"/>
-          <w:rFonts w:ascii="Cambria" w:hAnsi="Cambria"/>
-        </w:rPr>
-        <w:t xml:space="preserve"> </w:t>
-      </w:r>
-      <w:r>
-        <w:rPr>
-          <w:rStyle w:val="ControlFlowTok"/>
-          <w:rFonts w:ascii="Cambria" w:hAnsi="Cambria"/>
-        </w:rPr>
-        <w:t xml:space="preserve">IF</w:t>
-      </w:r>
-      <w:r>
-        <w:rPr>
-          <w:rStyle w:val="NormalTok"/>
-          <w:rFonts w:ascii="Cambria" w:hAnsi="Cambria"/>
-        </w:rPr>
-        <w:t xml:space="preserve"> </w:t>
-      </w:r>
-      <w:r>
-        <w:rPr>
-          <w:rStyle w:val="KeywordTok"/>
-          <w:rFonts w:ascii="Cambria" w:hAnsi="Cambria"/>
-        </w:rPr>
-        <w:t xml:space="preserve">NOT</w:t>
-      </w:r>
-      <w:r>
-        <w:rPr>
-          <w:rStyle w:val="NormalTok"/>
-          <w:rFonts w:ascii="Cambria" w:hAnsi="Cambria"/>
-        </w:rPr>
-        <w:t xml:space="preserve"> </w:t>
-      </w:r>
-      <w:r>
-        <w:rPr>
-          <w:rStyle w:val="KeywordTok"/>
-          <w:rFonts w:ascii="Cambria" w:hAnsi="Cambria"/>
-        </w:rPr>
-        <w:t xml:space="preserve">EXISTS</w:t>
-      </w:r>
-      <w:r>
-        <w:rPr>
-          <w:rStyle w:val="NormalTok"/>
-          <w:rFonts w:ascii="Cambria" w:hAnsi="Cambria"/>
-        </w:rPr>
-        <w:t xml:space="preserve"> reservas (</w:t>
-      </w:r>
-      <w:r>
-        <w:rPr>
-          <w:rFonts w:ascii="Cambria" w:hAnsi="Cambria"/>
-        </w:rPr>
-        <w:br/>
-      </w:r>
-      <w:r>
-        <w:rPr>
-          <w:rStyle w:val="NormalTok"/>
-          <w:rFonts w:ascii="Cambria" w:hAnsi="Cambria"/>
-        </w:rPr>
-        <w:t xml:space="preserve">    </w:t>
-      </w:r>
-      <w:r>
-        <w:rPr>
-          <w:rStyle w:val="KeywordTok"/>
-          <w:rFonts w:ascii="Cambria" w:hAnsi="Cambria"/>
-        </w:rPr>
-        <w:t xml:space="preserve">id</w:t>
-      </w:r>
-      <w:r>
-        <w:rPr>
-          <w:rStyle w:val="NormalTok"/>
-          <w:rFonts w:ascii="Cambria" w:hAnsi="Cambria"/>
-        </w:rPr>
-        <w:t xml:space="preserve"> </w:t>
-      </w:r>
-      <w:r>
-        <w:rPr>
-          <w:rStyle w:val="DataTypeTok"/>
-          <w:rFonts w:ascii="Cambria" w:hAnsi="Cambria"/>
-        </w:rPr>
-        <w:t xml:space="preserve">INTEGER</w:t>
-      </w:r>
-      <w:r>
-        <w:rPr>
-          <w:rStyle w:val="NormalTok"/>
-          <w:rFonts w:ascii="Cambria" w:hAnsi="Cambria"/>
-        </w:rPr>
-        <w:t xml:space="preserve"> </w:t>
-      </w:r>
-      <w:r>
-        <w:rPr>
-          <w:rStyle w:val="KeywordTok"/>
-          <w:rFonts w:ascii="Cambria" w:hAnsi="Cambria"/>
-        </w:rPr>
-        <w:t xml:space="preserve">PRIMARY</w:t>
-      </w:r>
-      <w:r>
-        <w:rPr>
-          <w:rStyle w:val="NormalTok"/>
-          <w:rFonts w:ascii="Cambria" w:hAnsi="Cambria"/>
-        </w:rPr>
-        <w:t xml:space="preserve"> </w:t>
-      </w:r>
-      <w:r>
-        <w:rPr>
-          <w:rStyle w:val="KeywordTok"/>
-          <w:rFonts w:ascii="Cambria" w:hAnsi="Cambria"/>
-        </w:rPr>
-        <w:t xml:space="preserve">KEY</w:t>
-      </w:r>
-      <w:r>
-        <w:rPr>
-          <w:rStyle w:val="NormalTok"/>
-          <w:rFonts w:ascii="Cambria" w:hAnsi="Cambria"/>
-        </w:rPr>
-        <w:t xml:space="preserve"> AUTOINCREMENT,</w:t>
-      </w:r>
-      <w:r>
-        <w:rPr>
-          <w:rFonts w:ascii="Cambria" w:hAnsi="Cambria"/>
-        </w:rPr>
-        <w:br/>
-      </w:r>
-      <w:r>
-        <w:rPr>
-          <w:rStyle w:val="NormalTok"/>
-          <w:rFonts w:ascii="Cambria" w:hAnsi="Cambria"/>
-        </w:rPr>
-        <w:t xml:space="preserve">    cedula_socio TEXT </w:t>
-      </w:r>
-      <w:r>
-        <w:rPr>
-          <w:rStyle w:val="KeywordTok"/>
-          <w:rFonts w:ascii="Cambria" w:hAnsi="Cambria"/>
-        </w:rPr>
-        <w:t xml:space="preserve">NOT</w:t>
-      </w:r>
-      <w:r>
-        <w:rPr>
-          <w:rStyle w:val="NormalTok"/>
-          <w:rFonts w:ascii="Cambria" w:hAnsi="Cambria"/>
-        </w:rPr>
-        <w:t xml:space="preserve"> </w:t>
-      </w:r>
-      <w:r>
-        <w:rPr>
-          <w:rStyle w:val="KeywordTok"/>
-          <w:rFonts w:ascii="Cambria" w:hAnsi="Cambria"/>
-        </w:rPr>
-        <w:t xml:space="preserve">NULL</w:t>
-      </w:r>
-      <w:r>
-        <w:rPr>
-          <w:rStyle w:val="NormalTok"/>
-          <w:rFonts w:ascii="Cambria" w:hAnsi="Cambria"/>
-        </w:rPr>
-        <w:t xml:space="preserve">,</w:t>
-      </w:r>
-      <w:r>
-        <w:rPr>
-          <w:rFonts w:ascii="Cambria" w:hAnsi="Cambria"/>
-        </w:rPr>
-        <w:br/>
-      </w:r>
-      <w:r>
-        <w:rPr>
-          <w:rStyle w:val="NormalTok"/>
-          <w:rFonts w:ascii="Cambria" w:hAnsi="Cambria"/>
-        </w:rPr>
-        <w:t xml:space="preserve">    isbn_libro TEXT </w:t>
-      </w:r>
-      <w:r>
-        <w:rPr>
-          <w:rStyle w:val="KeywordTok"/>
-          <w:rFonts w:ascii="Cambria" w:hAnsi="Cambria"/>
-        </w:rPr>
-        <w:t xml:space="preserve">NOT</w:t>
-      </w:r>
-      <w:r>
-        <w:rPr>
-          <w:rStyle w:val="NormalTok"/>
-          <w:rFonts w:ascii="Cambria" w:hAnsi="Cambria"/>
-        </w:rPr>
-        <w:t xml:space="preserve"> </w:t>
-      </w:r>
-      <w:r>
-        <w:rPr>
-          <w:rStyle w:val="KeywordTok"/>
-          <w:rFonts w:ascii="Cambria" w:hAnsi="Cambria"/>
-        </w:rPr>
-        <w:t xml:space="preserve">NULL</w:t>
-      </w:r>
-      <w:r>
-        <w:rPr>
-          <w:rStyle w:val="NormalTok"/>
-          <w:rFonts w:ascii="Cambria" w:hAnsi="Cambria"/>
-        </w:rPr>
-        <w:t xml:space="preserve">,</w:t>
-      </w:r>
-      <w:r>
-        <w:rPr>
-          <w:rFonts w:ascii="Cambria" w:hAnsi="Cambria"/>
-        </w:rPr>
-        <w:br/>
-      </w:r>
-      <w:r>
-        <w:rPr>
-          <w:rStyle w:val="NormalTok"/>
-          <w:rFonts w:ascii="Cambria" w:hAnsi="Cambria"/>
-        </w:rPr>
-        <w:t xml:space="preserve">    fecha_reserva TEXT </w:t>
-      </w:r>
-      <w:r>
-        <w:rPr>
-          <w:rStyle w:val="KeywordTok"/>
-          <w:rFonts w:ascii="Cambria" w:hAnsi="Cambria"/>
-        </w:rPr>
-        <w:t xml:space="preserve">NOT</w:t>
-      </w:r>
-      <w:r>
-        <w:rPr>
-          <w:rStyle w:val="NormalTok"/>
-          <w:rFonts w:ascii="Cambria" w:hAnsi="Cambria"/>
-        </w:rPr>
-        <w:t xml:space="preserve"> </w:t>
-      </w:r>
-      <w:r>
-        <w:rPr>
-          <w:rStyle w:val="KeywordTok"/>
-          <w:rFonts w:ascii="Cambria" w:hAnsi="Cambria"/>
-        </w:rPr>
-        <w:t xml:space="preserve">NULL</w:t>
-      </w:r>
-      <w:r>
-        <w:rPr>
-          <w:rStyle w:val="NormalTok"/>
-          <w:rFonts w:ascii="Cambria" w:hAnsi="Cambria"/>
-        </w:rPr>
-        <w:t xml:space="preserve">,</w:t>
-      </w:r>
-      <w:r>
-        <w:rPr>
-          <w:rFonts w:ascii="Cambria" w:hAnsi="Cambria"/>
-        </w:rPr>
-        <w:br/>
-      </w:r>
-      <w:r>
-        <w:rPr>
-          <w:rStyle w:val="NormalTok"/>
-          <w:rFonts w:ascii="Cambria" w:hAnsi="Cambria"/>
-        </w:rPr>
-        <w:t xml:space="preserve">    activa </w:t>
-      </w:r>
-      <w:r>
-        <w:rPr>
-          <w:rStyle w:val="DataTypeTok"/>
-          <w:rFonts w:ascii="Cambria" w:hAnsi="Cambria"/>
-        </w:rPr>
-        <w:t xml:space="preserve">INTEGER</w:t>
-      </w:r>
-      <w:r>
-        <w:rPr>
-          <w:rStyle w:val="NormalTok"/>
-          <w:rFonts w:ascii="Cambria" w:hAnsi="Cambria"/>
-        </w:rPr>
-        <w:t xml:space="preserve"> </w:t>
-      </w:r>
-      <w:r>
-        <w:rPr>
-          <w:rStyle w:val="KeywordTok"/>
-          <w:rFonts w:ascii="Cambria" w:hAnsi="Cambria"/>
-        </w:rPr>
-        <w:t xml:space="preserve">DEFAULT</w:t>
-      </w:r>
-      <w:r>
-        <w:rPr>
-          <w:rStyle w:val="NormalTok"/>
-          <w:rFonts w:ascii="Cambria" w:hAnsi="Cambria"/>
-        </w:rPr>
-        <w:t xml:space="preserve"> </w:t>
-      </w:r>
-      <w:r>
-        <w:rPr>
-          <w:rStyle w:val="DecValTok"/>
-          <w:rFonts w:ascii="Cambria" w:hAnsi="Cambria"/>
-        </w:rPr>
-        <w:t xml:space="preserve">1</w:t>
-      </w:r>
-      <w:r>
-        <w:rPr>
-          <w:rStyle w:val="NormalTok"/>
-          <w:rFonts w:ascii="Cambria" w:hAnsi="Cambria"/>
-        </w:rPr>
-        <w:t xml:space="preserve">,</w:t>
-      </w:r>
-      <w:r>
-        <w:rPr>
-          <w:rFonts w:ascii="Cambria" w:hAnsi="Cambria"/>
-        </w:rPr>
-        <w:br/>
-      </w:r>
-      <w:r>
-        <w:rPr>
-          <w:rStyle w:val="NormalTok"/>
-          <w:rFonts w:ascii="Cambria" w:hAnsi="Cambria"/>
-        </w:rPr>
-        <w:t xml:space="preserve">    </w:t>
-      </w:r>
-      <w:r>
-        <w:rPr>
-          <w:rStyle w:val="KeywordTok"/>
-          <w:rFonts w:ascii="Cambria" w:hAnsi="Cambria"/>
-        </w:rPr>
-        <w:t xml:space="preserve">FOREIGN</w:t>
-      </w:r>
-      <w:r>
-        <w:rPr>
-          <w:rStyle w:val="NormalTok"/>
-          <w:rFonts w:ascii="Cambria" w:hAnsi="Cambria"/>
-        </w:rPr>
-        <w:t xml:space="preserve"> </w:t>
-      </w:r>
-      <w:r>
-        <w:rPr>
-          <w:rStyle w:val="KeywordTok"/>
-          <w:rFonts w:ascii="Cambria" w:hAnsi="Cambria"/>
-        </w:rPr>
-        <w:t xml:space="preserve">KEY</w:t>
-      </w:r>
-      <w:r>
-        <w:rPr>
-          <w:rStyle w:val="NormalTok"/>
-          <w:rFonts w:ascii="Cambria" w:hAnsi="Cambria"/>
-        </w:rPr>
-        <w:t xml:space="preserve"> (cedula_socio) </w:t>
-      </w:r>
-      <w:r>
-        <w:rPr>
-          <w:rStyle w:val="KeywordTok"/>
-          <w:rFonts w:ascii="Cambria" w:hAnsi="Cambria"/>
-        </w:rPr>
-        <w:t xml:space="preserve">REFERENCES</w:t>
-      </w:r>
-      <w:r>
-        <w:rPr>
-          <w:rStyle w:val="NormalTok"/>
-          <w:rFonts w:ascii="Cambria" w:hAnsi="Cambria"/>
-        </w:rPr>
-        <w:t xml:space="preserve"> socios(cedula),</w:t>
-      </w:r>
-      <w:r>
-        <w:rPr>
-          <w:rFonts w:ascii="Cambria" w:hAnsi="Cambria"/>
-        </w:rPr>
-        <w:br/>
-      </w:r>
-      <w:r>
-        <w:rPr>
-          <w:rStyle w:val="NormalTok"/>
-          <w:rFonts w:ascii="Cambria" w:hAnsi="Cambria"/>
-        </w:rPr>
-        <w:t xml:space="preserve">    </w:t>
-      </w:r>
-      <w:r>
-        <w:rPr>
-          <w:rStyle w:val="KeywordTok"/>
-          <w:rFonts w:ascii="Cambria" w:hAnsi="Cambria"/>
-        </w:rPr>
-        <w:t xml:space="preserve">FOREIGN</w:t>
-      </w:r>
-      <w:r>
-        <w:rPr>
-          <w:rStyle w:val="NormalTok"/>
-          <w:rFonts w:ascii="Cambria" w:hAnsi="Cambria"/>
-        </w:rPr>
-        <w:t xml:space="preserve"> </w:t>
-      </w:r>
-      <w:r>
-        <w:rPr>
-          <w:rStyle w:val="KeywordTok"/>
-          <w:rFonts w:ascii="Cambria" w:hAnsi="Cambria"/>
-        </w:rPr>
-        <w:t xml:space="preserve">KEY</w:t>
-      </w:r>
-      <w:r>
-        <w:rPr>
-          <w:rStyle w:val="NormalTok"/>
-          <w:rFonts w:ascii="Cambria" w:hAnsi="Cambria"/>
-        </w:rPr>
-        <w:t xml:space="preserve"> (isbn_libro) </w:t>
-      </w:r>
-      <w:r>
-        <w:rPr>
-          <w:rStyle w:val="KeywordTok"/>
-          <w:rFonts w:ascii="Cambria" w:hAnsi="Cambria"/>
-        </w:rPr>
-        <w:t xml:space="preserve">REFERENCES</w:t>
-      </w:r>
-      <w:r>
-        <w:rPr>
-          <w:rStyle w:val="NormalTok"/>
-          <w:rFonts w:ascii="Cambria" w:hAnsi="Cambria"/>
-        </w:rPr>
-        <w:t xml:space="preserve"> libros(isbn)</w:t>
-      </w:r>
-      <w:r>
-        <w:rPr>
-          <w:rFonts w:ascii="Cambria" w:hAnsi="Cambria"/>
-        </w:rPr>
-        <w:br/>
-      </w:r>
-      <w:r>
-        <w:rPr>
-          <w:rStyle w:val="NormalTok"/>
-          <w:rFonts w:ascii="Cambria" w:hAnsi="Cambria"/>
-        </w:rPr>
-        <w:t xml:space="preserve">);</w:t>
-      </w:r>
-    </w:p>
-    <w:bookmarkEnd w:id="67"/>
-    <w:bookmarkStart w:id="69" w:name="administración-con-db-browser-for-sqlite"/>
+    <w:bookmarkEnd w:id="69"/>
+    <w:bookmarkStart w:id="71" w:name="administración-con-db-browser-for-sqlite"/>
     <w:p>
       <w:pPr>
         <w:pStyle w:val="Heading3"/>
@@ -12769,7 +12622,7 @@
         </w:rPr>
         <w:t xml:space="preserve"> </w:t>
       </w:r>
-      <w:hyperlink r:id="rId68">
+      <w:hyperlink r:id="rId70">
         <w:r>
           <w:rPr>
             <w:rStyle w:val="Hyperlink"/>
@@ -13052,8 +12905,8 @@
         <w:t xml:space="preserve">Durante la defensa, el docente puede pedir que se muestre la base de datos en DB Browser. Se recomienda tenerlo instalado y saber navegar las tablas, mostrar relaciones y ejecutar consultas SELECT básicas.</w:t>
       </w:r>
     </w:p>
-    <w:bookmarkEnd w:id="69"/>
-    <w:bookmarkStart w:id="70" w:name="consultas-sql-de-ejemplo"/>
+    <w:bookmarkEnd w:id="71"/>
+    <w:bookmarkStart w:id="72" w:name="consultas-sql-de-ejemplo"/>
     <w:p>
       <w:pPr>
         <w:pStyle w:val="Heading3"/>
@@ -13852,9 +13705,9 @@
         <w:t xml:space="preserve">;</w:t>
       </w:r>
     </w:p>
-    <w:bookmarkEnd w:id="70"/>
-    <w:bookmarkEnd w:id="71"/>
-    <w:bookmarkStart w:id="72" w:name="pruebas-realizadas"/>
+    <w:bookmarkEnd w:id="72"/>
+    <w:bookmarkEnd w:id="73"/>
+    <w:bookmarkStart w:id="74" w:name="pruebas-realizadas"/>
     <w:p>
       <w:pPr>
         <w:pStyle w:val="Heading2"/>
@@ -14487,8 +14340,8 @@
         </w:tc>
       </w:tr>
     </w:tbl>
-    <w:bookmarkEnd w:id="72"/>
-    <w:bookmarkStart w:id="75" w:name="conclusiones-y-recomendaciones"/>
+    <w:bookmarkEnd w:id="74"/>
+    <w:bookmarkStart w:id="77" w:name="conclusiones-y-recomendaciones"/>
     <w:p>
       <w:pPr>
         <w:pStyle w:val="Heading2"/>
@@ -14502,7 +14355,7 @@
         <w:t xml:space="preserve">14. Conclusiones y Recomendaciones</w:t>
       </w:r>
     </w:p>
-    <w:bookmarkStart w:id="73" w:name="conclusiones"/>
+    <w:bookmarkStart w:id="75" w:name="conclusiones"/>
     <w:p>
       <w:pPr>
         <w:pStyle w:val="Heading3"/>
@@ -14635,8 +14488,8 @@
         <w:t xml:space="preserve">El modelo incremental permitió entregar un avance del 50% en la Semana 12 y completar el sistema en la Semana 14.</w:t>
       </w:r>
     </w:p>
-    <w:bookmarkEnd w:id="73"/>
-    <w:bookmarkStart w:id="74" w:name="recomendaciones"/>
+    <w:bookmarkEnd w:id="75"/>
+    <w:bookmarkStart w:id="76" w:name="recomendaciones"/>
     <w:p>
       <w:pPr>
         <w:pStyle w:val="Heading3"/>
@@ -14735,9 +14588,9 @@
         <w:t xml:space="preserve">Agregar una interfaz web para consultas desde dispositivos móviles.</w:t>
       </w:r>
     </w:p>
-    <w:bookmarkEnd w:id="74"/>
-    <w:bookmarkEnd w:id="75"/>
-    <w:bookmarkStart w:id="76" w:name="bibliografía-apa-7ª-ed."/>
+    <w:bookmarkEnd w:id="76"/>
+    <w:bookmarkEnd w:id="77"/>
+    <w:bookmarkStart w:id="78" w:name="bibliografía-apa-7ª-ed."/>
     <w:p>
       <w:pPr>
         <w:pStyle w:val="Heading2"/>
@@ -14955,8 +14808,8 @@
         <w:t xml:space="preserve">(4.ª ed.). Addison-Wesley. ISBN: 978-0321573513</w:t>
       </w:r>
     </w:p>
-    <w:bookmarkEnd w:id="76"/>
-    <w:bookmarkStart w:id="80" w:name="anexos"/>
+    <w:bookmarkEnd w:id="78"/>
+    <w:bookmarkStart w:id="82" w:name="anexos"/>
     <w:p>
       <w:pPr>
         <w:pStyle w:val="Heading2"/>
@@ -14970,7 +14823,7 @@
         <w:t xml:space="preserve">16. Anexos</w:t>
       </w:r>
     </w:p>
-    <w:bookmarkStart w:id="77" w:name="Xc22658f7e090a59fdd6438b26777eb94d49c453"/>
+    <w:bookmarkStart w:id="79" w:name="Xc22658f7e090a59fdd6438b26777eb94d49c453"/>
     <w:p>
       <w:pPr>
         <w:pStyle w:val="Heading3"/>
@@ -16446,115 +16299,762 @@
         </w:rPr>
         <w:t xml:space="preserve">socios:</w:t>
       </w:r>
-      <w:r>
-        <w:rPr>
-          <w:rFonts w:ascii="Cambria" w:hAnsi="Cambria"/>
-        </w:rPr>
-        <w:t xml:space="preserve"> </w:t>
-      </w:r>
-      <w:r>
-        <w:rPr>
-          <w:rFonts w:ascii="Cambria" w:hAnsi="Cambria"/>
-        </w:rPr>
-        <w:t xml:space="preserve">| cedula | nombre | apellido | tipo | carrera_departamento | semestre |</w:t>
-      </w:r>
-      <w:r>
-        <w:rPr>
-          <w:rFonts w:ascii="Cambria" w:hAnsi="Cambria"/>
-        </w:rPr>
-        <w:t xml:space="preserve"> </w:t>
-      </w:r>
-      <w:r>
-        <w:rPr>
-          <w:rFonts w:ascii="Cambria" w:hAnsi="Cambria"/>
-        </w:rPr>
-        <w:t xml:space="preserve">|——–|——–|———-|——|———————|:——–:|</w:t>
-      </w:r>
-      <w:r>
-        <w:rPr>
-          <w:rFonts w:ascii="Cambria" w:hAnsi="Cambria"/>
-        </w:rPr>
-        <w:t xml:space="preserve"> </w:t>
-      </w:r>
-      <w:r>
-        <w:rPr>
-          <w:rFonts w:ascii="Cambria" w:hAnsi="Cambria"/>
-        </w:rPr>
-        <w:t xml:space="preserve">| 0956789012 | Henry | Pazmino | Estudiante | Computacion | 3 |</w:t>
-      </w:r>
-      <w:r>
-        <w:rPr>
-          <w:rFonts w:ascii="Cambria" w:hAnsi="Cambria"/>
-        </w:rPr>
-        <w:t xml:space="preserve"> </w:t>
-      </w:r>
-      <w:r>
-        <w:rPr>
-          <w:rFonts w:ascii="Cambria" w:hAnsi="Cambria"/>
-        </w:rPr>
-        <w:t xml:space="preserve">| 0956789013 | Jodie | Parrales | Estudiante | Computacion | 3 |</w:t>
-      </w:r>
-      <w:r>
-        <w:rPr>
-          <w:rFonts w:ascii="Cambria" w:hAnsi="Cambria"/>
-        </w:rPr>
-        <w:t xml:space="preserve"> </w:t>
-      </w:r>
-      <w:r>
-        <w:rPr>
-          <w:rFonts w:ascii="Cambria" w:hAnsi="Cambria"/>
-        </w:rPr>
-        <w:t xml:space="preserve">| 0956789014 | Cindy | Ayovi | Estudiante | Computacion | 3 |</w:t>
-      </w:r>
-      <w:r>
-        <w:rPr>
-          <w:rFonts w:ascii="Cambria" w:hAnsi="Cambria"/>
-        </w:rPr>
-        <w:t xml:space="preserve"> </w:t>
-      </w:r>
-      <w:r>
-        <w:rPr>
-          <w:rFonts w:ascii="Cambria" w:hAnsi="Cambria"/>
-        </w:rPr>
-        <w:t xml:space="preserve">| 0956789015 | Cesar | Gonzales | Estudiante | Computacion | 3 |</w:t>
-      </w:r>
-      <w:r>
-        <w:rPr>
-          <w:rFonts w:ascii="Cambria" w:hAnsi="Cambria"/>
-        </w:rPr>
-        <w:t xml:space="preserve"> </w:t>
-      </w:r>
-      <w:r>
-        <w:rPr>
-          <w:rFonts w:ascii="Cambria" w:hAnsi="Cambria"/>
-        </w:rPr>
-        <w:t xml:space="preserve">| 0956789016 | Mayra | Vera | Estudiante | Computacion | 3 |</w:t>
-      </w:r>
-      <w:r>
-        <w:rPr>
-          <w:rFonts w:ascii="Cambria" w:hAnsi="Cambria"/>
-        </w:rPr>
-        <w:t xml:space="preserve"> </w:t>
-      </w:r>
-      <w:r>
-        <w:rPr>
-          <w:rFonts w:ascii="Cambria" w:hAnsi="Cambria"/>
-        </w:rPr>
-        <w:t xml:space="preserve">| 0912345678 | Miguel | Velez | Docente | Sistemas | — |</w:t>
-      </w:r>
-      <w:r>
-        <w:rPr>
-          <w:rFonts w:ascii="Cambria" w:hAnsi="Cambria"/>
-        </w:rPr>
-        <w:t xml:space="preserve"> </w:t>
-      </w:r>
-      <w:r>
-        <w:rPr>
-          <w:rFonts w:ascii="Cambria" w:hAnsi="Cambria"/>
-        </w:rPr>
-        <w:t xml:space="preserve">| 0912345679 | Bryan | Velez | Docente | Computacion | — |</w:t>
-      </w:r>
     </w:p>
+    <w:tbl>
+      <w:tblPr>
+        <w:tblStyle w:val="Table"/>
+        <w:tblW w:type="auto" w:w="0"/>
+        <w:jc w:val="left"/>
+        <w:tblLook w:firstRow="1" w:lastRow="0" w:firstColumn="0" w:lastColumn="0" w:noHBand="0" w:noVBand="0" w:val="0020"/>
+      </w:tblPr>
+      <w:tblGrid>
+        <w:gridCol w:w="1320"/>
+        <w:gridCol w:w="1320"/>
+        <w:gridCol w:w="1320"/>
+        <w:gridCol w:w="1320"/>
+        <w:gridCol w:w="1320"/>
+        <w:gridCol w:w="1320"/>
+      </w:tblGrid>
+      <w:tr>
+        <w:trPr>
+          <w:tblHeader w:val="on"/>
+        </w:trPr>
+        <w:tc>
+          <w:tcPr/>
+          <w:p>
+            <w:pPr>
+              <w:pStyle w:val="Compact"/>
+              <w:jc w:val="left"/>
+            </w:pPr>
+            <w:r>
+              <w:rPr>
+                <w:rFonts w:ascii="Cambria" w:hAnsi="Cambria"/>
+              </w:rPr>
+              <w:t xml:space="preserve">cedula</w:t>
+            </w:r>
+          </w:p>
+        </w:tc>
+        <w:tc>
+          <w:tcPr/>
+          <w:p>
+            <w:pPr>
+              <w:pStyle w:val="Compact"/>
+              <w:jc w:val="left"/>
+            </w:pPr>
+            <w:r>
+              <w:rPr>
+                <w:rFonts w:ascii="Cambria" w:hAnsi="Cambria"/>
+              </w:rPr>
+              <w:t xml:space="preserve">nombre</w:t>
+            </w:r>
+          </w:p>
+        </w:tc>
+        <w:tc>
+          <w:tcPr/>
+          <w:p>
+            <w:pPr>
+              <w:pStyle w:val="Compact"/>
+              <w:jc w:val="left"/>
+            </w:pPr>
+            <w:r>
+              <w:rPr>
+                <w:rFonts w:ascii="Cambria" w:hAnsi="Cambria"/>
+              </w:rPr>
+              <w:t xml:space="preserve">apellido</w:t>
+            </w:r>
+          </w:p>
+        </w:tc>
+        <w:tc>
+          <w:tcPr/>
+          <w:p>
+            <w:pPr>
+              <w:pStyle w:val="Compact"/>
+              <w:jc w:val="left"/>
+            </w:pPr>
+            <w:r>
+              <w:rPr>
+                <w:rFonts w:ascii="Cambria" w:hAnsi="Cambria"/>
+              </w:rPr>
+              <w:t xml:space="preserve">tipo</w:t>
+            </w:r>
+          </w:p>
+        </w:tc>
+        <w:tc>
+          <w:tcPr/>
+          <w:p>
+            <w:pPr>
+              <w:pStyle w:val="Compact"/>
+              <w:jc w:val="left"/>
+            </w:pPr>
+            <w:r>
+              <w:rPr>
+                <w:rFonts w:ascii="Cambria" w:hAnsi="Cambria"/>
+              </w:rPr>
+              <w:t xml:space="preserve">carrera_departamento</w:t>
+            </w:r>
+          </w:p>
+        </w:tc>
+        <w:tc>
+          <w:tcPr/>
+          <w:p>
+            <w:pPr>
+              <w:pStyle w:val="Compact"/>
+              <w:jc w:val="center"/>
+            </w:pPr>
+            <w:r>
+              <w:rPr>
+                <w:rFonts w:ascii="Cambria" w:hAnsi="Cambria"/>
+              </w:rPr>
+              <w:t xml:space="preserve">semestre</w:t>
+            </w:r>
+          </w:p>
+        </w:tc>
+      </w:tr>
+      <w:tr>
+        <w:tc>
+          <w:tcPr/>
+          <w:p>
+            <w:pPr>
+              <w:pStyle w:val="Compact"/>
+              <w:jc w:val="left"/>
+            </w:pPr>
+            <w:r>
+              <w:rPr>
+                <w:rFonts w:ascii="Cambria" w:hAnsi="Cambria"/>
+              </w:rPr>
+              <w:t xml:space="preserve">0956789012</w:t>
+            </w:r>
+          </w:p>
+        </w:tc>
+        <w:tc>
+          <w:tcPr/>
+          <w:p>
+            <w:pPr>
+              <w:pStyle w:val="Compact"/>
+              <w:jc w:val="left"/>
+            </w:pPr>
+            <w:r>
+              <w:rPr>
+                <w:rFonts w:ascii="Cambria" w:hAnsi="Cambria"/>
+              </w:rPr>
+              <w:t xml:space="preserve">Henry</w:t>
+            </w:r>
+          </w:p>
+        </w:tc>
+        <w:tc>
+          <w:tcPr/>
+          <w:p>
+            <w:pPr>
+              <w:pStyle w:val="Compact"/>
+              <w:jc w:val="left"/>
+            </w:pPr>
+            <w:r>
+              <w:rPr>
+                <w:rFonts w:ascii="Cambria" w:hAnsi="Cambria"/>
+              </w:rPr>
+              <w:t xml:space="preserve">Pazmino</w:t>
+            </w:r>
+          </w:p>
+        </w:tc>
+        <w:tc>
+          <w:tcPr/>
+          <w:p>
+            <w:pPr>
+              <w:pStyle w:val="Compact"/>
+              <w:jc w:val="left"/>
+            </w:pPr>
+            <w:r>
+              <w:rPr>
+                <w:rFonts w:ascii="Cambria" w:hAnsi="Cambria"/>
+              </w:rPr>
+              <w:t xml:space="preserve">Estudiante</w:t>
+            </w:r>
+          </w:p>
+        </w:tc>
+        <w:tc>
+          <w:tcPr/>
+          <w:p>
+            <w:pPr>
+              <w:pStyle w:val="Compact"/>
+              <w:jc w:val="left"/>
+            </w:pPr>
+            <w:r>
+              <w:rPr>
+                <w:rFonts w:ascii="Cambria" w:hAnsi="Cambria"/>
+              </w:rPr>
+              <w:t xml:space="preserve">Computacion</w:t>
+            </w:r>
+          </w:p>
+        </w:tc>
+        <w:tc>
+          <w:tcPr/>
+          <w:p>
+            <w:pPr>
+              <w:pStyle w:val="Compact"/>
+              <w:jc w:val="center"/>
+            </w:pPr>
+            <w:r>
+              <w:rPr>
+                <w:rFonts w:ascii="Cambria" w:hAnsi="Cambria"/>
+              </w:rPr>
+              <w:t xml:space="preserve">3</w:t>
+            </w:r>
+          </w:p>
+        </w:tc>
+      </w:tr>
+      <w:tr>
+        <w:tc>
+          <w:tcPr/>
+          <w:p>
+            <w:pPr>
+              <w:pStyle w:val="Compact"/>
+              <w:jc w:val="left"/>
+            </w:pPr>
+            <w:r>
+              <w:rPr>
+                <w:rFonts w:ascii="Cambria" w:hAnsi="Cambria"/>
+              </w:rPr>
+              <w:t xml:space="preserve">0956789013</w:t>
+            </w:r>
+          </w:p>
+        </w:tc>
+        <w:tc>
+          <w:tcPr/>
+          <w:p>
+            <w:pPr>
+              <w:pStyle w:val="Compact"/>
+              <w:jc w:val="left"/>
+            </w:pPr>
+            <w:r>
+              <w:rPr>
+                <w:rFonts w:ascii="Cambria" w:hAnsi="Cambria"/>
+              </w:rPr>
+              <w:t xml:space="preserve">Jodie</w:t>
+            </w:r>
+          </w:p>
+        </w:tc>
+        <w:tc>
+          <w:tcPr/>
+          <w:p>
+            <w:pPr>
+              <w:pStyle w:val="Compact"/>
+              <w:jc w:val="left"/>
+            </w:pPr>
+            <w:r>
+              <w:rPr>
+                <w:rFonts w:ascii="Cambria" w:hAnsi="Cambria"/>
+              </w:rPr>
+              <w:t xml:space="preserve">Parrales</w:t>
+            </w:r>
+          </w:p>
+        </w:tc>
+        <w:tc>
+          <w:tcPr/>
+          <w:p>
+            <w:pPr>
+              <w:pStyle w:val="Compact"/>
+              <w:jc w:val="left"/>
+            </w:pPr>
+            <w:r>
+              <w:rPr>
+                <w:rFonts w:ascii="Cambria" w:hAnsi="Cambria"/>
+              </w:rPr>
+              <w:t xml:space="preserve">Estudiante</w:t>
+            </w:r>
+          </w:p>
+        </w:tc>
+        <w:tc>
+          <w:tcPr/>
+          <w:p>
+            <w:pPr>
+              <w:pStyle w:val="Compact"/>
+              <w:jc w:val="left"/>
+            </w:pPr>
+            <w:r>
+              <w:rPr>
+                <w:rFonts w:ascii="Cambria" w:hAnsi="Cambria"/>
+              </w:rPr>
+              <w:t xml:space="preserve">Computacion</w:t>
+            </w:r>
+          </w:p>
+        </w:tc>
+        <w:tc>
+          <w:tcPr/>
+          <w:p>
+            <w:pPr>
+              <w:pStyle w:val="Compact"/>
+              <w:jc w:val="center"/>
+            </w:pPr>
+            <w:r>
+              <w:rPr>
+                <w:rFonts w:ascii="Cambria" w:hAnsi="Cambria"/>
+              </w:rPr>
+              <w:t xml:space="preserve">3</w:t>
+            </w:r>
+          </w:p>
+        </w:tc>
+      </w:tr>
+      <w:tr>
+        <w:tc>
+          <w:tcPr/>
+          <w:p>
+            <w:pPr>
+              <w:pStyle w:val="Compact"/>
+              <w:jc w:val="left"/>
+            </w:pPr>
+            <w:r>
+              <w:rPr>
+                <w:rFonts w:ascii="Cambria" w:hAnsi="Cambria"/>
+              </w:rPr>
+              <w:t xml:space="preserve">0956789014</w:t>
+            </w:r>
+          </w:p>
+        </w:tc>
+        <w:tc>
+          <w:tcPr/>
+          <w:p>
+            <w:pPr>
+              <w:pStyle w:val="Compact"/>
+              <w:jc w:val="left"/>
+            </w:pPr>
+            <w:r>
+              <w:rPr>
+                <w:rFonts w:ascii="Cambria" w:hAnsi="Cambria"/>
+              </w:rPr>
+              <w:t xml:space="preserve">Cindy</w:t>
+            </w:r>
+          </w:p>
+        </w:tc>
+        <w:tc>
+          <w:tcPr/>
+          <w:p>
+            <w:pPr>
+              <w:pStyle w:val="Compact"/>
+              <w:jc w:val="left"/>
+            </w:pPr>
+            <w:r>
+              <w:rPr>
+                <w:rFonts w:ascii="Cambria" w:hAnsi="Cambria"/>
+              </w:rPr>
+              <w:t xml:space="preserve">Ayovi</w:t>
+            </w:r>
+          </w:p>
+        </w:tc>
+        <w:tc>
+          <w:tcPr/>
+          <w:p>
+            <w:pPr>
+              <w:pStyle w:val="Compact"/>
+              <w:jc w:val="left"/>
+            </w:pPr>
+            <w:r>
+              <w:rPr>
+                <w:rFonts w:ascii="Cambria" w:hAnsi="Cambria"/>
+              </w:rPr>
+              <w:t xml:space="preserve">Estudiante</w:t>
+            </w:r>
+          </w:p>
+        </w:tc>
+        <w:tc>
+          <w:tcPr/>
+          <w:p>
+            <w:pPr>
+              <w:pStyle w:val="Compact"/>
+              <w:jc w:val="left"/>
+            </w:pPr>
+            <w:r>
+              <w:rPr>
+                <w:rFonts w:ascii="Cambria" w:hAnsi="Cambria"/>
+              </w:rPr>
+              <w:t xml:space="preserve">Computacion</w:t>
+            </w:r>
+          </w:p>
+        </w:tc>
+        <w:tc>
+          <w:tcPr/>
+          <w:p>
+            <w:pPr>
+              <w:pStyle w:val="Compact"/>
+              <w:jc w:val="center"/>
+            </w:pPr>
+            <w:r>
+              <w:rPr>
+                <w:rFonts w:ascii="Cambria" w:hAnsi="Cambria"/>
+              </w:rPr>
+              <w:t xml:space="preserve">3</w:t>
+            </w:r>
+          </w:p>
+        </w:tc>
+      </w:tr>
+      <w:tr>
+        <w:tc>
+          <w:tcPr/>
+          <w:p>
+            <w:pPr>
+              <w:pStyle w:val="Compact"/>
+              <w:jc w:val="left"/>
+            </w:pPr>
+            <w:r>
+              <w:rPr>
+                <w:rFonts w:ascii="Cambria" w:hAnsi="Cambria"/>
+              </w:rPr>
+              <w:t xml:space="preserve">0956789015</w:t>
+            </w:r>
+          </w:p>
+        </w:tc>
+        <w:tc>
+          <w:tcPr/>
+          <w:p>
+            <w:pPr>
+              <w:pStyle w:val="Compact"/>
+              <w:jc w:val="left"/>
+            </w:pPr>
+            <w:r>
+              <w:rPr>
+                <w:rFonts w:ascii="Cambria" w:hAnsi="Cambria"/>
+              </w:rPr>
+              <w:t xml:space="preserve">Cesar</w:t>
+            </w:r>
+          </w:p>
+        </w:tc>
+        <w:tc>
+          <w:tcPr/>
+          <w:p>
+            <w:pPr>
+              <w:pStyle w:val="Compact"/>
+              <w:jc w:val="left"/>
+            </w:pPr>
+            <w:r>
+              <w:rPr>
+                <w:rFonts w:ascii="Cambria" w:hAnsi="Cambria"/>
+              </w:rPr>
+              <w:t xml:space="preserve">Gonzales</w:t>
+            </w:r>
+          </w:p>
+        </w:tc>
+        <w:tc>
+          <w:tcPr/>
+          <w:p>
+            <w:pPr>
+              <w:pStyle w:val="Compact"/>
+              <w:jc w:val="left"/>
+            </w:pPr>
+            <w:r>
+              <w:rPr>
+                <w:rFonts w:ascii="Cambria" w:hAnsi="Cambria"/>
+              </w:rPr>
+              <w:t xml:space="preserve">Estudiante</w:t>
+            </w:r>
+          </w:p>
+        </w:tc>
+        <w:tc>
+          <w:tcPr/>
+          <w:p>
+            <w:pPr>
+              <w:pStyle w:val="Compact"/>
+              <w:jc w:val="left"/>
+            </w:pPr>
+            <w:r>
+              <w:rPr>
+                <w:rFonts w:ascii="Cambria" w:hAnsi="Cambria"/>
+              </w:rPr>
+              <w:t xml:space="preserve">Computacion</w:t>
+            </w:r>
+          </w:p>
+        </w:tc>
+        <w:tc>
+          <w:tcPr/>
+          <w:p>
+            <w:pPr>
+              <w:pStyle w:val="Compact"/>
+              <w:jc w:val="center"/>
+            </w:pPr>
+            <w:r>
+              <w:rPr>
+                <w:rFonts w:ascii="Cambria" w:hAnsi="Cambria"/>
+              </w:rPr>
+              <w:t xml:space="preserve">3</w:t>
+            </w:r>
+          </w:p>
+        </w:tc>
+      </w:tr>
+      <w:tr>
+        <w:tc>
+          <w:tcPr/>
+          <w:p>
+            <w:pPr>
+              <w:pStyle w:val="Compact"/>
+              <w:jc w:val="left"/>
+            </w:pPr>
+            <w:r>
+              <w:rPr>
+                <w:rFonts w:ascii="Cambria" w:hAnsi="Cambria"/>
+              </w:rPr>
+              <w:t xml:space="preserve">0956789016</w:t>
+            </w:r>
+          </w:p>
+        </w:tc>
+        <w:tc>
+          <w:tcPr/>
+          <w:p>
+            <w:pPr>
+              <w:pStyle w:val="Compact"/>
+              <w:jc w:val="left"/>
+            </w:pPr>
+            <w:r>
+              <w:rPr>
+                <w:rFonts w:ascii="Cambria" w:hAnsi="Cambria"/>
+              </w:rPr>
+              <w:t xml:space="preserve">Mayra</w:t>
+            </w:r>
+          </w:p>
+        </w:tc>
+        <w:tc>
+          <w:tcPr/>
+          <w:p>
+            <w:pPr>
+              <w:pStyle w:val="Compact"/>
+              <w:jc w:val="left"/>
+            </w:pPr>
+            <w:r>
+              <w:rPr>
+                <w:rFonts w:ascii="Cambria" w:hAnsi="Cambria"/>
+              </w:rPr>
+              <w:t xml:space="preserve">Vera</w:t>
+            </w:r>
+          </w:p>
+        </w:tc>
+        <w:tc>
+          <w:tcPr/>
+          <w:p>
+            <w:pPr>
+              <w:pStyle w:val="Compact"/>
+              <w:jc w:val="left"/>
+            </w:pPr>
+            <w:r>
+              <w:rPr>
+                <w:rFonts w:ascii="Cambria" w:hAnsi="Cambria"/>
+              </w:rPr>
+              <w:t xml:space="preserve">Estudiante</w:t>
+            </w:r>
+          </w:p>
+        </w:tc>
+        <w:tc>
+          <w:tcPr/>
+          <w:p>
+            <w:pPr>
+              <w:pStyle w:val="Compact"/>
+              <w:jc w:val="left"/>
+            </w:pPr>
+            <w:r>
+              <w:rPr>
+                <w:rFonts w:ascii="Cambria" w:hAnsi="Cambria"/>
+              </w:rPr>
+              <w:t xml:space="preserve">Computacion</w:t>
+            </w:r>
+          </w:p>
+        </w:tc>
+        <w:tc>
+          <w:tcPr/>
+          <w:p>
+            <w:pPr>
+              <w:pStyle w:val="Compact"/>
+              <w:jc w:val="center"/>
+            </w:pPr>
+            <w:r>
+              <w:rPr>
+                <w:rFonts w:ascii="Cambria" w:hAnsi="Cambria"/>
+              </w:rPr>
+              <w:t xml:space="preserve">3</w:t>
+            </w:r>
+          </w:p>
+        </w:tc>
+      </w:tr>
+      <w:tr>
+        <w:tc>
+          <w:tcPr/>
+          <w:p>
+            <w:pPr>
+              <w:pStyle w:val="Compact"/>
+              <w:jc w:val="left"/>
+            </w:pPr>
+            <w:r>
+              <w:rPr>
+                <w:rFonts w:ascii="Cambria" w:hAnsi="Cambria"/>
+              </w:rPr>
+              <w:t xml:space="preserve">0912345678</w:t>
+            </w:r>
+          </w:p>
+        </w:tc>
+        <w:tc>
+          <w:tcPr/>
+          <w:p>
+            <w:pPr>
+              <w:pStyle w:val="Compact"/>
+              <w:jc w:val="left"/>
+            </w:pPr>
+            <w:r>
+              <w:rPr>
+                <w:rFonts w:ascii="Cambria" w:hAnsi="Cambria"/>
+              </w:rPr>
+              <w:t xml:space="preserve">Miguel</w:t>
+            </w:r>
+          </w:p>
+        </w:tc>
+        <w:tc>
+          <w:tcPr/>
+          <w:p>
+            <w:pPr>
+              <w:pStyle w:val="Compact"/>
+              <w:jc w:val="left"/>
+            </w:pPr>
+            <w:r>
+              <w:rPr>
+                <w:rFonts w:ascii="Cambria" w:hAnsi="Cambria"/>
+              </w:rPr>
+              <w:t xml:space="preserve">Velez</w:t>
+            </w:r>
+          </w:p>
+        </w:tc>
+        <w:tc>
+          <w:tcPr/>
+          <w:p>
+            <w:pPr>
+              <w:pStyle w:val="Compact"/>
+              <w:jc w:val="left"/>
+            </w:pPr>
+            <w:r>
+              <w:rPr>
+                <w:rFonts w:ascii="Cambria" w:hAnsi="Cambria"/>
+              </w:rPr>
+              <w:t xml:space="preserve">Docente</w:t>
+            </w:r>
+          </w:p>
+        </w:tc>
+        <w:tc>
+          <w:tcPr/>
+          <w:p>
+            <w:pPr>
+              <w:pStyle w:val="Compact"/>
+              <w:jc w:val="left"/>
+            </w:pPr>
+            <w:r>
+              <w:rPr>
+                <w:rFonts w:ascii="Cambria" w:hAnsi="Cambria"/>
+              </w:rPr>
+              <w:t xml:space="preserve">Sistemas</w:t>
+            </w:r>
+          </w:p>
+        </w:tc>
+        <w:tc>
+          <w:tcPr/>
+          <w:p>
+            <w:pPr>
+              <w:pStyle w:val="Compact"/>
+              <w:jc w:val="center"/>
+            </w:pPr>
+            <w:r>
+              <w:rPr>
+                <w:rFonts w:ascii="Cambria" w:hAnsi="Cambria"/>
+              </w:rPr>
+              <w:t xml:space="preserve">—</w:t>
+            </w:r>
+          </w:p>
+        </w:tc>
+      </w:tr>
+      <w:tr>
+        <w:tc>
+          <w:tcPr/>
+          <w:p>
+            <w:pPr>
+              <w:pStyle w:val="Compact"/>
+              <w:jc w:val="left"/>
+            </w:pPr>
+            <w:r>
+              <w:rPr>
+                <w:rFonts w:ascii="Cambria" w:hAnsi="Cambria"/>
+              </w:rPr>
+              <w:t xml:space="preserve">0912345679</w:t>
+            </w:r>
+          </w:p>
+        </w:tc>
+        <w:tc>
+          <w:tcPr/>
+          <w:p>
+            <w:pPr>
+              <w:pStyle w:val="Compact"/>
+              <w:jc w:val="left"/>
+            </w:pPr>
+            <w:r>
+              <w:rPr>
+                <w:rFonts w:ascii="Cambria" w:hAnsi="Cambria"/>
+              </w:rPr>
+              <w:t xml:space="preserve">Bryan</w:t>
+            </w:r>
+          </w:p>
+        </w:tc>
+        <w:tc>
+          <w:tcPr/>
+          <w:p>
+            <w:pPr>
+              <w:pStyle w:val="Compact"/>
+              <w:jc w:val="left"/>
+            </w:pPr>
+            <w:r>
+              <w:rPr>
+                <w:rFonts w:ascii="Cambria" w:hAnsi="Cambria"/>
+              </w:rPr>
+              <w:t xml:space="preserve">Velez</w:t>
+            </w:r>
+          </w:p>
+        </w:tc>
+        <w:tc>
+          <w:tcPr/>
+          <w:p>
+            <w:pPr>
+              <w:pStyle w:val="Compact"/>
+              <w:jc w:val="left"/>
+            </w:pPr>
+            <w:r>
+              <w:rPr>
+                <w:rFonts w:ascii="Cambria" w:hAnsi="Cambria"/>
+              </w:rPr>
+              <w:t xml:space="preserve">Docente</w:t>
+            </w:r>
+          </w:p>
+        </w:tc>
+        <w:tc>
+          <w:tcPr/>
+          <w:p>
+            <w:pPr>
+              <w:pStyle w:val="Compact"/>
+              <w:jc w:val="left"/>
+            </w:pPr>
+            <w:r>
+              <w:rPr>
+                <w:rFonts w:ascii="Cambria" w:hAnsi="Cambria"/>
+              </w:rPr>
+              <w:t xml:space="preserve">Computacion</w:t>
+            </w:r>
+          </w:p>
+        </w:tc>
+        <w:tc>
+          <w:tcPr/>
+          <w:p>
+            <w:pPr>
+              <w:pStyle w:val="Compact"/>
+              <w:jc w:val="center"/>
+            </w:pPr>
+            <w:r>
+              <w:rPr>
+                <w:rFonts w:ascii="Cambria" w:hAnsi="Cambria"/>
+              </w:rPr>
+              <w:t xml:space="preserve">—</w:t>
+            </w:r>
+          </w:p>
+        </w:tc>
+      </w:tr>
+    </w:tbl>
     <w:p>
       <w:pPr>
         <w:pStyle w:val="BodyText"/>
@@ -16569,129 +17069,721 @@
         </w:rPr>
         <w:t xml:space="preserve">libros:</w:t>
       </w:r>
-      <w:r>
-        <w:rPr>
-          <w:rFonts w:ascii="Cambria" w:hAnsi="Cambria"/>
-        </w:rPr>
-        <w:t xml:space="preserve"> </w:t>
-      </w:r>
-      <w:r>
-        <w:rPr>
-          <w:rFonts w:ascii="Cambria" w:hAnsi="Cambria"/>
-        </w:rPr>
-        <w:t xml:space="preserve">| isbn | titulo | autor | ejemplares | disponibles |</w:t>
-      </w:r>
-      <w:r>
-        <w:rPr>
-          <w:rFonts w:ascii="Cambria" w:hAnsi="Cambria"/>
-        </w:rPr>
-        <w:t xml:space="preserve"> </w:t>
-      </w:r>
-      <w:r>
-        <w:rPr>
-          <w:rFonts w:ascii="Cambria" w:hAnsi="Cambria"/>
-        </w:rPr>
-        <w:t xml:space="preserve">|——|——–|——-|:———-:|:———–:|</w:t>
-      </w:r>
-      <w:r>
-        <w:rPr>
-          <w:rFonts w:ascii="Cambria" w:hAnsi="Cambria"/>
-        </w:rPr>
-        <w:t xml:space="preserve"> </w:t>
-      </w:r>
-      <w:r>
-        <w:rPr>
-          <w:rFonts w:ascii="Cambria" w:hAnsi="Cambria"/>
-        </w:rPr>
-        <w:t xml:space="preserve">| 978-0307474728 | Cien Años de Soledad | G. García Márquez | 3 | 3 |</w:t>
-      </w:r>
-      <w:r>
-        <w:rPr>
-          <w:rFonts w:ascii="Cambria" w:hAnsi="Cambria"/>
-        </w:rPr>
-        <w:t xml:space="preserve"> </w:t>
-      </w:r>
-      <w:r>
-        <w:rPr>
-          <w:rFonts w:ascii="Cambria" w:hAnsi="Cambria"/>
-        </w:rPr>
-        <w:t xml:space="preserve">| 978-0156012195 | El Principito | A. de Saint-Exupéry | 5 | 5 |</w:t>
-      </w:r>
-      <w:r>
-        <w:rPr>
-          <w:rFonts w:ascii="Cambria" w:hAnsi="Cambria"/>
-        </w:rPr>
-        <w:t xml:space="preserve"> </w:t>
-      </w:r>
-      <w:r>
-        <w:rPr>
-          <w:rFonts w:ascii="Cambria" w:hAnsi="Cambria"/>
-        </w:rPr>
-        <w:t xml:space="preserve">| 978-8420412146 | Don Quijote de la Mancha | M. de Cervantes | 2 | 2 |</w:t>
-      </w:r>
-      <w:r>
-        <w:rPr>
-          <w:rFonts w:ascii="Cambria" w:hAnsi="Cambria"/>
-        </w:rPr>
-        <w:t xml:space="preserve"> </w:t>
-      </w:r>
-      <w:r>
-        <w:rPr>
-          <w:rFonts w:ascii="Cambria" w:hAnsi="Cambria"/>
-        </w:rPr>
-        <w:t xml:space="preserve">| 978-8415552024 | Introducción a la Programación con Python | L. Joyanes | 4 | 4 |</w:t>
-      </w:r>
-      <w:r>
-        <w:rPr>
-          <w:rFonts w:ascii="Cambria" w:hAnsi="Cambria"/>
-        </w:rPr>
-        <w:t xml:space="preserve"> </w:t>
-      </w:r>
-      <w:r>
-        <w:rPr>
-          <w:rFonts w:ascii="Cambria" w:hAnsi="Cambria"/>
-        </w:rPr>
-        <w:t xml:space="preserve">| 978-0201000238 | Estructuras de Datos y Algoritmos | A. V. Aho | 2 | 2 |</w:t>
-      </w:r>
-      <w:r>
-        <w:rPr>
-          <w:rFonts w:ascii="Cambria" w:hAnsi="Cambria"/>
-        </w:rPr>
-        <w:t xml:space="preserve"> </w:t>
-      </w:r>
-      <w:r>
-        <w:rPr>
-          <w:rFonts w:ascii="Cambria" w:hAnsi="Cambria"/>
-        </w:rPr>
-        <w:t xml:space="preserve">| 978-8478290855 | Base de Datos SQL | C. J. Date | 3 | 3 |</w:t>
-      </w:r>
-      <w:r>
-        <w:rPr>
-          <w:rFonts w:ascii="Cambria" w:hAnsi="Cambria"/>
-        </w:rPr>
-        <w:t xml:space="preserve"> </w:t>
-      </w:r>
-      <w:r>
-        <w:rPr>
-          <w:rFonts w:ascii="Cambria" w:hAnsi="Cambria"/>
-        </w:rPr>
-        <w:t xml:space="preserve">| 978-6073205337 | Redes de Computadoras | A. S. Tanenbaum | 2 | 2 |</w:t>
-      </w:r>
-      <w:r>
-        <w:rPr>
-          <w:rFonts w:ascii="Cambria" w:hAnsi="Cambria"/>
-        </w:rPr>
-        <w:t xml:space="preserve"> </w:t>
-      </w:r>
-      <w:r>
-        <w:rPr>
-          <w:rFonts w:ascii="Cambria" w:hAnsi="Cambria"/>
-        </w:rPr>
-        <w:t xml:space="preserve">| 978-6073206037 | Ingeniería del Software | I. Sommerville | 2 | 2 |</w:t>
-      </w:r>
     </w:p>
-    <w:bookmarkEnd w:id="77"/>
-    <w:bookmarkStart w:id="78" w:name="anexo-b-enlaces-del-proyecto"/>
+    <w:tbl>
+      <w:tblPr>
+        <w:tblStyle w:val="Table"/>
+        <w:tblW w:type="pct" w:w="5000"/>
+        <w:jc w:val="left"/>
+        <w:tblLayout w:type="fixed"/>
+        <w:tblLook w:firstRow="1" w:lastRow="0" w:firstColumn="0" w:lastColumn="0" w:noHBand="0" w:noVBand="0" w:val="0020"/>
+      </w:tblPr>
+      <w:tblGrid>
+        <w:gridCol w:w="1033"/>
+        <w:gridCol w:w="1377"/>
+        <w:gridCol w:w="1205"/>
+        <w:gridCol w:w="2066"/>
+        <w:gridCol w:w="2238"/>
+      </w:tblGrid>
+      <w:tr>
+        <w:trPr>
+          <w:tblHeader w:val="on"/>
+        </w:trPr>
+        <w:tc>
+          <w:tcPr/>
+          <w:p>
+            <w:pPr>
+              <w:pStyle w:val="Compact"/>
+              <w:jc w:val="left"/>
+            </w:pPr>
+            <w:r>
+              <w:rPr>
+                <w:rFonts w:ascii="Cambria" w:hAnsi="Cambria"/>
+              </w:rPr>
+              <w:t xml:space="preserve">isbn</w:t>
+            </w:r>
+          </w:p>
+        </w:tc>
+        <w:tc>
+          <w:tcPr/>
+          <w:p>
+            <w:pPr>
+              <w:pStyle w:val="Compact"/>
+              <w:jc w:val="left"/>
+            </w:pPr>
+            <w:r>
+              <w:rPr>
+                <w:rFonts w:ascii="Cambria" w:hAnsi="Cambria"/>
+              </w:rPr>
+              <w:t xml:space="preserve">titulo</w:t>
+            </w:r>
+          </w:p>
+        </w:tc>
+        <w:tc>
+          <w:tcPr/>
+          <w:p>
+            <w:pPr>
+              <w:pStyle w:val="Compact"/>
+              <w:jc w:val="left"/>
+            </w:pPr>
+            <w:r>
+              <w:rPr>
+                <w:rFonts w:ascii="Cambria" w:hAnsi="Cambria"/>
+              </w:rPr>
+              <w:t xml:space="preserve">autor</w:t>
+            </w:r>
+          </w:p>
+        </w:tc>
+        <w:tc>
+          <w:tcPr/>
+          <w:p>
+            <w:pPr>
+              <w:pStyle w:val="Compact"/>
+              <w:jc w:val="center"/>
+            </w:pPr>
+            <w:r>
+              <w:rPr>
+                <w:rFonts w:ascii="Cambria" w:hAnsi="Cambria"/>
+              </w:rPr>
+              <w:t xml:space="preserve">ejemplares</w:t>
+            </w:r>
+          </w:p>
+        </w:tc>
+        <w:tc>
+          <w:tcPr/>
+          <w:p>
+            <w:pPr>
+              <w:pStyle w:val="Compact"/>
+              <w:jc w:val="center"/>
+            </w:pPr>
+            <w:r>
+              <w:rPr>
+                <w:rFonts w:ascii="Cambria" w:hAnsi="Cambria"/>
+              </w:rPr>
+              <w:t xml:space="preserve">disponibles</w:t>
+            </w:r>
+          </w:p>
+        </w:tc>
+      </w:tr>
+      <w:tr>
+        <w:tc>
+          <w:tcPr/>
+          <w:p>
+            <w:pPr>
+              <w:pStyle w:val="Compact"/>
+              <w:jc w:val="left"/>
+            </w:pPr>
+            <w:r>
+              <w:rPr>
+                <w:rFonts w:ascii="Cambria" w:hAnsi="Cambria"/>
+              </w:rPr>
+              <w:t xml:space="preserve">978-0307474728</w:t>
+            </w:r>
+          </w:p>
+        </w:tc>
+        <w:tc>
+          <w:tcPr/>
+          <w:p>
+            <w:pPr>
+              <w:pStyle w:val="Compact"/>
+              <w:jc w:val="left"/>
+            </w:pPr>
+            <w:r>
+              <w:rPr>
+                <w:rFonts w:ascii="Cambria" w:hAnsi="Cambria"/>
+              </w:rPr>
+              <w:t xml:space="preserve">Cien Años de Soledad</w:t>
+            </w:r>
+          </w:p>
+        </w:tc>
+        <w:tc>
+          <w:tcPr/>
+          <w:p>
+            <w:pPr>
+              <w:pStyle w:val="Compact"/>
+              <w:jc w:val="left"/>
+            </w:pPr>
+            <w:r>
+              <w:rPr>
+                <w:rFonts w:ascii="Cambria" w:hAnsi="Cambria"/>
+              </w:rPr>
+              <w:t xml:space="preserve">G. García Márquez</w:t>
+            </w:r>
+          </w:p>
+        </w:tc>
+        <w:tc>
+          <w:tcPr/>
+          <w:p>
+            <w:pPr>
+              <w:pStyle w:val="Compact"/>
+              <w:jc w:val="center"/>
+            </w:pPr>
+            <w:r>
+              <w:rPr>
+                <w:rFonts w:ascii="Cambria" w:hAnsi="Cambria"/>
+              </w:rPr>
+              <w:t xml:space="preserve">3</w:t>
+            </w:r>
+          </w:p>
+        </w:tc>
+        <w:tc>
+          <w:tcPr/>
+          <w:p>
+            <w:pPr>
+              <w:pStyle w:val="Compact"/>
+              <w:jc w:val="center"/>
+            </w:pPr>
+            <w:r>
+              <w:rPr>
+                <w:rFonts w:ascii="Cambria" w:hAnsi="Cambria"/>
+              </w:rPr>
+              <w:t xml:space="preserve">3</w:t>
+            </w:r>
+          </w:p>
+        </w:tc>
+      </w:tr>
+      <w:tr>
+        <w:tc>
+          <w:tcPr/>
+          <w:p>
+            <w:pPr>
+              <w:pStyle w:val="Compact"/>
+              <w:jc w:val="left"/>
+            </w:pPr>
+            <w:r>
+              <w:rPr>
+                <w:rFonts w:ascii="Cambria" w:hAnsi="Cambria"/>
+              </w:rPr>
+              <w:t xml:space="preserve">978-0156012195</w:t>
+            </w:r>
+          </w:p>
+        </w:tc>
+        <w:tc>
+          <w:tcPr/>
+          <w:p>
+            <w:pPr>
+              <w:pStyle w:val="Compact"/>
+              <w:jc w:val="left"/>
+            </w:pPr>
+            <w:r>
+              <w:rPr>
+                <w:rFonts w:ascii="Cambria" w:hAnsi="Cambria"/>
+              </w:rPr>
+              <w:t xml:space="preserve">El Principito</w:t>
+            </w:r>
+          </w:p>
+        </w:tc>
+        <w:tc>
+          <w:tcPr/>
+          <w:p>
+            <w:pPr>
+              <w:pStyle w:val="Compact"/>
+              <w:jc w:val="left"/>
+            </w:pPr>
+            <w:r>
+              <w:rPr>
+                <w:rFonts w:ascii="Cambria" w:hAnsi="Cambria"/>
+              </w:rPr>
+              <w:t xml:space="preserve">A. de Saint-Exupéry</w:t>
+            </w:r>
+          </w:p>
+        </w:tc>
+        <w:tc>
+          <w:tcPr/>
+          <w:p>
+            <w:pPr>
+              <w:pStyle w:val="Compact"/>
+              <w:jc w:val="center"/>
+            </w:pPr>
+            <w:r>
+              <w:rPr>
+                <w:rFonts w:ascii="Cambria" w:hAnsi="Cambria"/>
+              </w:rPr>
+              <w:t xml:space="preserve">5</w:t>
+            </w:r>
+          </w:p>
+        </w:tc>
+        <w:tc>
+          <w:tcPr/>
+          <w:p>
+            <w:pPr>
+              <w:pStyle w:val="Compact"/>
+              <w:jc w:val="center"/>
+            </w:pPr>
+            <w:r>
+              <w:rPr>
+                <w:rFonts w:ascii="Cambria" w:hAnsi="Cambria"/>
+              </w:rPr>
+              <w:t xml:space="preserve">5</w:t>
+            </w:r>
+          </w:p>
+        </w:tc>
+      </w:tr>
+      <w:tr>
+        <w:tc>
+          <w:tcPr/>
+          <w:p>
+            <w:pPr>
+              <w:pStyle w:val="Compact"/>
+              <w:jc w:val="left"/>
+            </w:pPr>
+            <w:r>
+              <w:rPr>
+                <w:rFonts w:ascii="Cambria" w:hAnsi="Cambria"/>
+              </w:rPr>
+              <w:t xml:space="preserve">978-8420412146</w:t>
+            </w:r>
+          </w:p>
+        </w:tc>
+        <w:tc>
+          <w:tcPr/>
+          <w:p>
+            <w:pPr>
+              <w:pStyle w:val="Compact"/>
+              <w:jc w:val="left"/>
+            </w:pPr>
+            <w:r>
+              <w:rPr>
+                <w:rFonts w:ascii="Cambria" w:hAnsi="Cambria"/>
+              </w:rPr>
+              <w:t xml:space="preserve">Don Quijote de la Mancha</w:t>
+            </w:r>
+          </w:p>
+        </w:tc>
+        <w:tc>
+          <w:tcPr/>
+          <w:p>
+            <w:pPr>
+              <w:pStyle w:val="Compact"/>
+              <w:jc w:val="left"/>
+            </w:pPr>
+            <w:r>
+              <w:rPr>
+                <w:rFonts w:ascii="Cambria" w:hAnsi="Cambria"/>
+              </w:rPr>
+              <w:t xml:space="preserve">M. de Cervantes</w:t>
+            </w:r>
+          </w:p>
+        </w:tc>
+        <w:tc>
+          <w:tcPr/>
+          <w:p>
+            <w:pPr>
+              <w:pStyle w:val="Compact"/>
+              <w:jc w:val="center"/>
+            </w:pPr>
+            <w:r>
+              <w:rPr>
+                <w:rFonts w:ascii="Cambria" w:hAnsi="Cambria"/>
+              </w:rPr>
+              <w:t xml:space="preserve">2</w:t>
+            </w:r>
+          </w:p>
+        </w:tc>
+        <w:tc>
+          <w:tcPr/>
+          <w:p>
+            <w:pPr>
+              <w:pStyle w:val="Compact"/>
+              <w:jc w:val="center"/>
+            </w:pPr>
+            <w:r>
+              <w:rPr>
+                <w:rFonts w:ascii="Cambria" w:hAnsi="Cambria"/>
+              </w:rPr>
+              <w:t xml:space="preserve">2</w:t>
+            </w:r>
+          </w:p>
+        </w:tc>
+      </w:tr>
+      <w:tr>
+        <w:tc>
+          <w:tcPr/>
+          <w:p>
+            <w:pPr>
+              <w:pStyle w:val="Compact"/>
+              <w:jc w:val="left"/>
+            </w:pPr>
+            <w:r>
+              <w:rPr>
+                <w:rFonts w:ascii="Cambria" w:hAnsi="Cambria"/>
+              </w:rPr>
+              <w:t xml:space="preserve">978-8415552024</w:t>
+            </w:r>
+          </w:p>
+        </w:tc>
+        <w:tc>
+          <w:tcPr/>
+          <w:p>
+            <w:pPr>
+              <w:pStyle w:val="Compact"/>
+              <w:jc w:val="left"/>
+            </w:pPr>
+            <w:r>
+              <w:rPr>
+                <w:rFonts w:ascii="Cambria" w:hAnsi="Cambria"/>
+              </w:rPr>
+              <w:t xml:space="preserve">Introducción a la Programación con Python</w:t>
+            </w:r>
+          </w:p>
+        </w:tc>
+        <w:tc>
+          <w:tcPr/>
+          <w:p>
+            <w:pPr>
+              <w:pStyle w:val="Compact"/>
+              <w:jc w:val="left"/>
+            </w:pPr>
+            <w:r>
+              <w:rPr>
+                <w:rFonts w:ascii="Cambria" w:hAnsi="Cambria"/>
+              </w:rPr>
+              <w:t xml:space="preserve">L. Joyanes</w:t>
+            </w:r>
+          </w:p>
+        </w:tc>
+        <w:tc>
+          <w:tcPr/>
+          <w:p>
+            <w:pPr>
+              <w:pStyle w:val="Compact"/>
+              <w:jc w:val="center"/>
+            </w:pPr>
+            <w:r>
+              <w:rPr>
+                <w:rFonts w:ascii="Cambria" w:hAnsi="Cambria"/>
+              </w:rPr>
+              <w:t xml:space="preserve">4</w:t>
+            </w:r>
+          </w:p>
+        </w:tc>
+        <w:tc>
+          <w:tcPr/>
+          <w:p>
+            <w:pPr>
+              <w:pStyle w:val="Compact"/>
+              <w:jc w:val="center"/>
+            </w:pPr>
+            <w:r>
+              <w:rPr>
+                <w:rFonts w:ascii="Cambria" w:hAnsi="Cambria"/>
+              </w:rPr>
+              <w:t xml:space="preserve">4</w:t>
+            </w:r>
+          </w:p>
+        </w:tc>
+      </w:tr>
+      <w:tr>
+        <w:tc>
+          <w:tcPr/>
+          <w:p>
+            <w:pPr>
+              <w:pStyle w:val="Compact"/>
+              <w:jc w:val="left"/>
+            </w:pPr>
+            <w:r>
+              <w:rPr>
+                <w:rFonts w:ascii="Cambria" w:hAnsi="Cambria"/>
+              </w:rPr>
+              <w:t xml:space="preserve">978-0201000238</w:t>
+            </w:r>
+          </w:p>
+        </w:tc>
+        <w:tc>
+          <w:tcPr/>
+          <w:p>
+            <w:pPr>
+              <w:pStyle w:val="Compact"/>
+              <w:jc w:val="left"/>
+            </w:pPr>
+            <w:r>
+              <w:rPr>
+                <w:rFonts w:ascii="Cambria" w:hAnsi="Cambria"/>
+              </w:rPr>
+              <w:t xml:space="preserve">Estructuras de Datos y Algoritmos</w:t>
+            </w:r>
+          </w:p>
+        </w:tc>
+        <w:tc>
+          <w:tcPr/>
+          <w:p>
+            <w:pPr>
+              <w:pStyle w:val="Compact"/>
+              <w:jc w:val="left"/>
+            </w:pPr>
+            <w:r>
+              <w:rPr>
+                <w:rFonts w:ascii="Cambria" w:hAnsi="Cambria"/>
+              </w:rPr>
+              <w:t xml:space="preserve">A. V. Aho</w:t>
+            </w:r>
+          </w:p>
+        </w:tc>
+        <w:tc>
+          <w:tcPr/>
+          <w:p>
+            <w:pPr>
+              <w:pStyle w:val="Compact"/>
+              <w:jc w:val="center"/>
+            </w:pPr>
+            <w:r>
+              <w:rPr>
+                <w:rFonts w:ascii="Cambria" w:hAnsi="Cambria"/>
+              </w:rPr>
+              <w:t xml:space="preserve">2</w:t>
+            </w:r>
+          </w:p>
+        </w:tc>
+        <w:tc>
+          <w:tcPr/>
+          <w:p>
+            <w:pPr>
+              <w:pStyle w:val="Compact"/>
+              <w:jc w:val="center"/>
+            </w:pPr>
+            <w:r>
+              <w:rPr>
+                <w:rFonts w:ascii="Cambria" w:hAnsi="Cambria"/>
+              </w:rPr>
+              <w:t xml:space="preserve">2</w:t>
+            </w:r>
+          </w:p>
+        </w:tc>
+      </w:tr>
+      <w:tr>
+        <w:tc>
+          <w:tcPr/>
+          <w:p>
+            <w:pPr>
+              <w:pStyle w:val="Compact"/>
+              <w:jc w:val="left"/>
+            </w:pPr>
+            <w:r>
+              <w:rPr>
+                <w:rFonts w:ascii="Cambria" w:hAnsi="Cambria"/>
+              </w:rPr>
+              <w:t xml:space="preserve">978-8478290855</w:t>
+            </w:r>
+          </w:p>
+        </w:tc>
+        <w:tc>
+          <w:tcPr/>
+          <w:p>
+            <w:pPr>
+              <w:pStyle w:val="Compact"/>
+              <w:jc w:val="left"/>
+            </w:pPr>
+            <w:r>
+              <w:rPr>
+                <w:rFonts w:ascii="Cambria" w:hAnsi="Cambria"/>
+              </w:rPr>
+              <w:t xml:space="preserve">Base de Datos SQL</w:t>
+            </w:r>
+          </w:p>
+        </w:tc>
+        <w:tc>
+          <w:tcPr/>
+          <w:p>
+            <w:pPr>
+              <w:pStyle w:val="Compact"/>
+              <w:jc w:val="left"/>
+            </w:pPr>
+            <w:r>
+              <w:rPr>
+                <w:rFonts w:ascii="Cambria" w:hAnsi="Cambria"/>
+              </w:rPr>
+              <w:t xml:space="preserve">C. J. Date</w:t>
+            </w:r>
+          </w:p>
+        </w:tc>
+        <w:tc>
+          <w:tcPr/>
+          <w:p>
+            <w:pPr>
+              <w:pStyle w:val="Compact"/>
+              <w:jc w:val="center"/>
+            </w:pPr>
+            <w:r>
+              <w:rPr>
+                <w:rFonts w:ascii="Cambria" w:hAnsi="Cambria"/>
+              </w:rPr>
+              <w:t xml:space="preserve">3</w:t>
+            </w:r>
+          </w:p>
+        </w:tc>
+        <w:tc>
+          <w:tcPr/>
+          <w:p>
+            <w:pPr>
+              <w:pStyle w:val="Compact"/>
+              <w:jc w:val="center"/>
+            </w:pPr>
+            <w:r>
+              <w:rPr>
+                <w:rFonts w:ascii="Cambria" w:hAnsi="Cambria"/>
+              </w:rPr>
+              <w:t xml:space="preserve">3</w:t>
+            </w:r>
+          </w:p>
+        </w:tc>
+      </w:tr>
+      <w:tr>
+        <w:tc>
+          <w:tcPr/>
+          <w:p>
+            <w:pPr>
+              <w:pStyle w:val="Compact"/>
+              <w:jc w:val="left"/>
+            </w:pPr>
+            <w:r>
+              <w:rPr>
+                <w:rFonts w:ascii="Cambria" w:hAnsi="Cambria"/>
+              </w:rPr>
+              <w:t xml:space="preserve">978-6073205337</w:t>
+            </w:r>
+          </w:p>
+        </w:tc>
+        <w:tc>
+          <w:tcPr/>
+          <w:p>
+            <w:pPr>
+              <w:pStyle w:val="Compact"/>
+              <w:jc w:val="left"/>
+            </w:pPr>
+            <w:r>
+              <w:rPr>
+                <w:rFonts w:ascii="Cambria" w:hAnsi="Cambria"/>
+              </w:rPr>
+              <w:t xml:space="preserve">Redes de Computadoras</w:t>
+            </w:r>
+          </w:p>
+        </w:tc>
+        <w:tc>
+          <w:tcPr/>
+          <w:p>
+            <w:pPr>
+              <w:pStyle w:val="Compact"/>
+              <w:jc w:val="left"/>
+            </w:pPr>
+            <w:r>
+              <w:rPr>
+                <w:rFonts w:ascii="Cambria" w:hAnsi="Cambria"/>
+              </w:rPr>
+              <w:t xml:space="preserve">A. S. Tanenbaum</w:t>
+            </w:r>
+          </w:p>
+        </w:tc>
+        <w:tc>
+          <w:tcPr/>
+          <w:p>
+            <w:pPr>
+              <w:pStyle w:val="Compact"/>
+              <w:jc w:val="center"/>
+            </w:pPr>
+            <w:r>
+              <w:rPr>
+                <w:rFonts w:ascii="Cambria" w:hAnsi="Cambria"/>
+              </w:rPr>
+              <w:t xml:space="preserve">2</w:t>
+            </w:r>
+          </w:p>
+        </w:tc>
+        <w:tc>
+          <w:tcPr/>
+          <w:p>
+            <w:pPr>
+              <w:pStyle w:val="Compact"/>
+              <w:jc w:val="center"/>
+            </w:pPr>
+            <w:r>
+              <w:rPr>
+                <w:rFonts w:ascii="Cambria" w:hAnsi="Cambria"/>
+              </w:rPr>
+              <w:t xml:space="preserve">2</w:t>
+            </w:r>
+          </w:p>
+        </w:tc>
+      </w:tr>
+      <w:tr>
+        <w:tc>
+          <w:tcPr/>
+          <w:p>
+            <w:pPr>
+              <w:pStyle w:val="Compact"/>
+              <w:jc w:val="left"/>
+            </w:pPr>
+            <w:r>
+              <w:rPr>
+                <w:rFonts w:ascii="Cambria" w:hAnsi="Cambria"/>
+              </w:rPr>
+              <w:t xml:space="preserve">978-6073206037</w:t>
+            </w:r>
+          </w:p>
+        </w:tc>
+        <w:tc>
+          <w:tcPr/>
+          <w:p>
+            <w:pPr>
+              <w:pStyle w:val="Compact"/>
+              <w:jc w:val="left"/>
+            </w:pPr>
+            <w:r>
+              <w:rPr>
+                <w:rFonts w:ascii="Cambria" w:hAnsi="Cambria"/>
+              </w:rPr>
+              <w:t xml:space="preserve">Ingeniería del Software</w:t>
+            </w:r>
+          </w:p>
+        </w:tc>
+        <w:tc>
+          <w:tcPr/>
+          <w:p>
+            <w:pPr>
+              <w:pStyle w:val="Compact"/>
+              <w:jc w:val="left"/>
+            </w:pPr>
+            <w:r>
+              <w:rPr>
+                <w:rFonts w:ascii="Cambria" w:hAnsi="Cambria"/>
+              </w:rPr>
+              <w:t xml:space="preserve">I. Sommerville</w:t>
+            </w:r>
+          </w:p>
+        </w:tc>
+        <w:tc>
+          <w:tcPr/>
+          <w:p>
+            <w:pPr>
+              <w:pStyle w:val="Compact"/>
+              <w:jc w:val="center"/>
+            </w:pPr>
+            <w:r>
+              <w:rPr>
+                <w:rFonts w:ascii="Cambria" w:hAnsi="Cambria"/>
+              </w:rPr>
+              <w:t xml:space="preserve">2</w:t>
+            </w:r>
+          </w:p>
+        </w:tc>
+        <w:tc>
+          <w:tcPr/>
+          <w:p>
+            <w:pPr>
+              <w:pStyle w:val="Compact"/>
+              <w:jc w:val="center"/>
+            </w:pPr>
+            <w:r>
+              <w:rPr>
+                <w:rFonts w:ascii="Cambria" w:hAnsi="Cambria"/>
+              </w:rPr>
+              <w:t xml:space="preserve">2</w:t>
+            </w:r>
+          </w:p>
+        </w:tc>
+      </w:tr>
+    </w:tbl>
+    <w:bookmarkEnd w:id="79"/>
+    <w:bookmarkStart w:id="80" w:name="anexo-b-enlaces-del-proyecto"/>
     <w:p>
       <w:pPr>
         <w:pStyle w:val="Heading3"/>
@@ -16884,8 +17976,8 @@
         </w:tc>
       </w:tr>
     </w:tbl>
-    <w:bookmarkEnd w:id="78"/>
-    <w:bookmarkStart w:id="79" w:name="anexo-c-stack-tecnológico"/>
+    <w:bookmarkEnd w:id="80"/>
+    <w:bookmarkStart w:id="81" w:name="anexo-c-stack-tecnológico"/>
     <w:p>
       <w:pPr>
         <w:pStyle w:val="Heading3"/>
@@ -17334,8 +18426,8 @@
         <w:t xml:space="preserve">20 de julio de 2026</w:t>
       </w:r>
     </w:p>
-    <w:bookmarkEnd w:id="79"/>
-    <w:bookmarkEnd w:id="80"/>
+    <w:bookmarkEnd w:id="81"/>
+    <w:bookmarkEnd w:id="82"/>
     <w:sectPr>
       <w:headerReference r:id="rId9" w:type="default"/>
       <w:footerReference r:id="rId10" w:type="default"/>
